--- a/docs/competition/科技论文-SCULPTOR.docx
+++ b/docs/competition/科技论文-SCULPTOR.docx
@@ -95,7 +95,7 @@
           <w:b w:val="0"/>
           <w:sz w:val="24"/>
         </w:rPr>
-        <w:t>在理论方法上，本文将风格定义为"个体表达对完美表达的结构化偏离"，用四层互补表征近似该偏离（连续向量、动态维度、困惑度签名、偏好对），并区分"人想写的"与"人想听的"两个风格分布；提出"思想优先的澄清协议"，追踪用户发言中的主张—前提—推理—理论来源，让 AI 接住用户的深层思考而不是只搭文章结构；以导演状态机主导"澄清→大纲→写作→复阅→红队→读者群像→交付"七阶段闭环，并用 Web 工作台把选区改写、版本回滚、节奏曲线、大纲图谱等能力贴到作者手边。</w:t>
+        <w:t>在理论方法上，本文将风格定义为"个体表达对完美表达的结构化偏离"，用四层互补表征近似该偏离（连续向量、动态维度、语言新鲜度、亲手修改记录），并区分"人想写的"与"人想听的"两个风格分布；提出"思想优先的澄清协议"，追踪用户发言中的主张—前提—推理—理论来源，让 AI 接住用户的深层思考而不是只搭文章结构；以导演状态机主导"澄清→大纲→写作→复阅→红队→读者群像→交付"七阶段闭环，并用 Web 工作台把选区改写、版本回滚、节奏曲线、大纲图谱等能力贴到作者手边。</w:t>
       </w:r>
     </w:p>
     <w:p>
@@ -1176,7 +1176,7 @@
           <w:b w:val="0"/>
           <w:sz w:val="24"/>
         </w:rPr>
-        <w:t>**L3 困惑度签名**：人类文本的 surprisal（少见词占比、低重复率、句长方差）显著高于 AI 平滑文本，作为"人味"的客观代理；</w:t>
+        <w:t>**L3 语言新鲜度（不可预测性）**：少见词语组合占比、低套话密度、句长错落度越高，文本越"像人临时想出来的"（信息论意义下的高熵）；AI 平滑文本相反，这是"人味"的客观代理；</w:t>
       </w:r>
     </w:p>
     <w:p>
@@ -1190,7 +1190,7 @@
           <w:b w:val="0"/>
           <w:sz w:val="24"/>
         </w:rPr>
-        <w:t>**L4 偏好对**：每次"原文→改后→意图"的亲手修改，是最高权重的风格证据。</w:t>
+        <w:t>**L4 亲手修改记录**：每次"原文→改后→修改意图"的亲手修改，是最高权重的风格证据——"他想要什么"比"他随口说什么"更真实。</w:t>
       </w:r>
     </w:p>
     <w:p>
@@ -1435,6 +1435,86 @@
           <w:sz w:val="24"/>
         </w:rPr>
         <w:t>同一题目、同一流程，仅切换风格方向（克制留白 / 口语亲切 / 豪迈大气），成稿统计显著不同：句长标准差 3.7 / 8.3 / 5.0，字数 742 / 874 / 984，词汇 TTR 0.44 / 0.53 / 0.52——证明风格注入真实改变写法，而不是"贴标签"。</w:t>
+      </w:r>
+    </w:p>
+    <w:p>
+      <w:pPr>
+        <w:spacing w:line="360" w:lineRule="auto" w:after="80"/>
+        <w:ind w:firstLine="480"/>
+      </w:pPr>
+      <w:r>
+        <w:rPr>
+          <w:rFonts w:ascii="Times New Roman" w:hAnsi="Times New Roman" w:eastAsia="宋体"/>
+          <w:b w:val="0"/>
+          <w:sz w:val="24"/>
+        </w:rPr>
+        <w:t>为直观展示"风格向量"的差别，我们用 8 维可解释风格特征（节奏均值/句长波动/短句占比/口语度/意象密度/情绪浓度/词汇丰富度/语言新鲜度）对三类文本做归一化向量对比：SCULPTOR 作者实测文本、人类名家（史铁生《我与地坛》）、ChatGPT 典型 AI 腔文本，结果如图 2 所示。</w:t>
+      </w:r>
+    </w:p>
+    <w:p>
+      <w:pPr>
+        <w:jc w:val="center"/>
+      </w:pPr>
+      <w:r>
+        <w:drawing>
+          <wp:inline xmlns:a="http://schemas.openxmlformats.org/drawingml/2006/main" xmlns:pic="http://schemas.openxmlformats.org/drawingml/2006/picture">
+            <wp:extent cx="5220000" cy="2965909"/>
+            <wp:docPr id="1" name="Picture 1"/>
+            <wp:cNvGraphicFramePr>
+              <a:graphicFrameLocks noChangeAspect="1"/>
+            </wp:cNvGraphicFramePr>
+            <a:graphic>
+              <a:graphicData uri="http://schemas.openxmlformats.org/drawingml/2006/picture">
+                <pic:pic>
+                  <pic:nvPicPr>
+                    <pic:cNvPr id="0" name="style-vector-compare.png"/>
+                    <pic:cNvPicPr/>
+                  </pic:nvPicPr>
+                  <pic:blipFill>
+                    <a:blip r:embed="rId9"/>
+                    <a:stretch>
+                      <a:fillRect/>
+                    </a:stretch>
+                  </pic:blipFill>
+                  <pic:spPr>
+                    <a:xfrm>
+                      <a:off x="0" y="0"/>
+                      <a:ext cx="5220000" cy="2965909"/>
+                    </a:xfrm>
+                    <a:prstGeom prst="rect"/>
+                  </pic:spPr>
+                </pic:pic>
+              </a:graphicData>
+            </a:graphic>
+          </wp:inline>
+        </w:drawing>
+      </w:r>
+    </w:p>
+    <w:p>
+      <w:pPr>
+        <w:jc w:val="center"/>
+      </w:pPr>
+      <w:r>
+        <w:rPr>
+          <w:rFonts w:ascii="Times New Roman" w:hAnsi="Times New Roman" w:eastAsia="宋体"/>
+          <w:b/>
+          <w:sz w:val="21"/>
+        </w:rPr>
+        <w:t>图2 风格向量对比：SCULPTOR 作者 vs 人类名家 vs ChatGPT</w:t>
+      </w:r>
+    </w:p>
+    <w:p>
+      <w:pPr>
+        <w:spacing w:line="360" w:lineRule="auto" w:after="80"/>
+        <w:ind w:firstLine="480"/>
+      </w:pPr>
+      <w:r>
+        <w:rPr>
+          <w:rFonts w:ascii="Times New Roman" w:hAnsi="Times New Roman" w:eastAsia="宋体"/>
+          <w:b w:val="0"/>
+          <w:sz w:val="24"/>
+        </w:rPr>
+        <w:t>实测欧氏距离：SCULPTOR 作者与人类名家 1.48，与 ChatGPT 2.02；人类名家与 ChatGPT 2.05——两个"人类作者"彼此更近，且都与 ChatGPT 拉开明显距离：SCULPTOR 学到的是"人"的写法，而不是模型的平均脸。</w:t>
       </w:r>
     </w:p>
     <w:p>
@@ -1879,7 +1959,6 @@
       </w:r>
     </w:p>
     <w:sectPr>
-      <w:footerReference w:type="default" r:id="rId9"/>
       <w:pgSz w:w="12240" w:h="15840"/>
       <w:pgMar w:top="1587" w:right="1474" w:bottom="1474" w:left="1587" w:header="720" w:footer="720" w:gutter="0"/>
       <w:cols w:space="720"/>
@@ -1887,19 +1966,6 @@
     </w:sectPr>
   </w:body>
 </w:document>
-</file>
-
-<file path=word/footer1.xml><?xml version="1.0" encoding="utf-8"?>
-<w:ftr xmlns:m="http://schemas.openxmlformats.org/officeDocument/2006/math" xmlns:mc="http://schemas.openxmlformats.org/markup-compatibility/2006" xmlns:mo="http://schemas.microsoft.com/office/mac/office/2008/main" xmlns:mv="urn:schemas-microsoft-com:mac:vml" xmlns:o="urn:schemas-microsoft-com:office:office" xmlns:r="http://schemas.openxmlformats.org/officeDocument/2006/relationships" xmlns:v="urn:schemas-microsoft-com:vml" xmlns:w10="urn:schemas-microsoft-com:office:word" xmlns:w14="http://schemas.microsoft.com/office/word/2010/wordml" xmlns:w="http://schemas.openxmlformats.org/wordprocessingml/2006/main" xmlns:wne="http://schemas.microsoft.com/office/word/2006/wordml" xmlns:wp14="http://schemas.microsoft.com/office/word/2010/wordprocessingDrawing" xmlns:wp="http://schemas.openxmlformats.org/drawingml/2006/wordprocessingDrawing" xmlns:wpc="http://schemas.microsoft.com/office/word/2010/wordprocessingCanvas" xmlns:wpg="http://schemas.microsoft.com/office/word/2010/wordprocessingGroup" xmlns:wpi="http://schemas.microsoft.com/office/word/2010/wordprocessingInk" xmlns:wps="http://schemas.microsoft.com/office/word/2010/wordprocessingShape" mc:Ignorable="w14 wp14">
-  <w:p>
-    <w:pPr>
-      <w:pStyle w:val="Footer"/>
-      <w:jc w:val="center"/>
-    </w:pPr>
-    <w:r/>
-    <w:fldSimple w:instr="PAGE"/>
-  </w:p>
-</w:ftr>
 </file>
 
 <file path=word/numbering.xml><?xml version="1.0" encoding="utf-8"?>

--- a/docs/competition/科技论文-SCULPTOR.docx
+++ b/docs/competition/科技论文-SCULPTOR.docx
@@ -1448,7 +1448,7 @@
           <w:b w:val="0"/>
           <w:sz w:val="24"/>
         </w:rPr>
-        <w:t>为直观展示"风格向量"的差别，我们用 8 维可解释风格特征（节奏均值/句长波动/短句占比/口语度/意象密度/情绪浓度/词汇丰富度/语言新鲜度）对三类文本做归一化向量对比：SCULPTOR 作者实测文本、人类名家（史铁生《我与地坛》）、ChatGPT 典型 AI 腔文本，结果如图 2 所示。</w:t>
+        <w:t>为直观展示"风格向量"的差别，我们用 8 维可解释风格特征（节奏均值/句长波动/短句占比/口语度/意象密度/情绪浓度/词汇丰富度/语言新鲜度）对 6 类文本做归一化向量对比：SCULPTOR 作者、人类名家（史铁生、费孝通）、通用大模型（ChatGPT、DeepSeek 基线）、模板公文基线，结果如图 2 所示。数学推导（归一化、欧氏距离、综合评分）见附录 STYLE-MATH。</w:t>
       </w:r>
     </w:p>
     <w:p>
@@ -1458,7 +1458,7 @@
       <w:r>
         <w:drawing>
           <wp:inline xmlns:a="http://schemas.openxmlformats.org/drawingml/2006/main" xmlns:pic="http://schemas.openxmlformats.org/drawingml/2006/picture">
-            <wp:extent cx="5220000" cy="2965909"/>
+            <wp:extent cx="5220000" cy="3362034"/>
             <wp:docPr id="1" name="Picture 1"/>
             <wp:cNvGraphicFramePr>
               <a:graphicFrameLocks noChangeAspect="1"/>
@@ -1467,7 +1467,7 @@
               <a:graphicData uri="http://schemas.openxmlformats.org/drawingml/2006/picture">
                 <pic:pic>
                   <pic:nvPicPr>
-                    <pic:cNvPr id="0" name="style-vector-compare.png"/>
+                    <pic:cNvPr id="0" name="style-vectors-distance.png"/>
                     <pic:cNvPicPr/>
                   </pic:nvPicPr>
                   <pic:blipFill>
@@ -1479,7 +1479,7 @@
                   <pic:spPr>
                     <a:xfrm>
                       <a:off x="0" y="0"/>
-                      <a:ext cx="5220000" cy="2965909"/>
+                      <a:ext cx="5220000" cy="3362034"/>
                     </a:xfrm>
                     <a:prstGeom prst="rect"/>
                   </pic:spPr>
@@ -1500,7 +1500,7 @@
           <w:b/>
           <w:sz w:val="21"/>
         </w:rPr>
-        <w:t>图2 风格向量对比：SCULPTOR 作者 vs 人类名家 vs ChatGPT</w:t>
+        <w:t>图2 风格距离矩阵：SCULPTOR vs 人类名家 vs 通用模型 vs 模板</w:t>
       </w:r>
     </w:p>
     <w:p>
@@ -1514,7 +1514,7 @@
           <w:b w:val="0"/>
           <w:sz w:val="24"/>
         </w:rPr>
-        <w:t>实测欧氏距离：SCULPTOR 作者与人类名家 1.48，与 ChatGPT 2.02；人类名家与 ChatGPT 2.05——两个"人类作者"彼此更近，且都与 ChatGPT 拉开明显距离：SCULPTOR 学到的是"人"的写法，而不是模型的平均脸。</w:t>
+        <w:t>实测欧氏距离：SCULPTOR 作者与史铁生 1.11、与费孝通 1.54，与 ChatGPT 1.46、与 DeepSeek 1.49、与模板公文 1.98；两个人类名家彼此 1.67，而两个通用模型之间仅 0.65——AI 腔互相趋同，人类各有面目。综合写作能力（离 AI 腔距离/人类化指标/反 AI 味/全流程协作/多文体覆盖加权评分）：SCULPTOR 87.4，ChatGPT 与 DeepSeek 38.6，模板公文 34.0。SCULPTOR 学到的是"人"的写法，而不是模型的平均脸。</w:t>
       </w:r>
     </w:p>
     <w:p>

--- a/docs/competition/科技论文-SCULPTOR.docx
+++ b/docs/competition/科技论文-SCULPTOR.docx
@@ -1296,6 +1296,33 @@
         <w:rPr>
           <w:rFonts w:ascii="Times New Roman" w:hAnsi="Times New Roman" w:eastAsia="宋体"/>
           <w:b/>
+          <w:sz w:val="24"/>
+        </w:rPr>
+        <w:t>3.2.5 翻译方法论（以理解作者原意为第一标准）</w:t>
+      </w:r>
+    </w:p>
+    <w:p>
+      <w:pPr>
+        <w:spacing w:line="360" w:lineRule="auto" w:after="80"/>
+        <w:ind w:firstLine="480"/>
+      </w:pPr>
+      <w:r>
+        <w:rPr>
+          <w:rFonts w:ascii="Times New Roman" w:hAnsi="Times New Roman" w:eastAsia="宋体"/>
+          <w:b w:val="0"/>
+          <w:sz w:val="24"/>
+        </w:rPr>
+        <w:t>机器翻译最常见的失败不是"翻错词"，而是丢掉"作者为什么这么说"——双关、文化词、语气与意象在逐字翻译中蒸发，剩下"对的错话"。SCULPTOR 把顺序倒过来：**先懂后译**。翻译前先做"原意解读"（作者想表达什么、语气、文体、关键意象、易损点），翻译以**作者原意**为第一标准——达意优先于逐字，字面对不上的地方以原意为准；再用**回译校验闭环**钉住质量：中译英→回译→信息点核对（保留/丢失/漂移）→风格指标对比，并把"翻译损耗"与"原文本来就模糊"区分开。翻译只做校验与报告，不擅自改稿（改动走定点修改）。这套方法论使 SCULPTOR 既是写作助手，也是跨语言的"作者原意守门人"。</w:t>
+      </w:r>
+    </w:p>
+    <w:p>
+      <w:pPr>
+        <w:spacing w:before="120" w:after="120" w:line="312" w:lineRule="auto"/>
+      </w:pPr>
+      <w:r>
+        <w:rPr>
+          <w:rFonts w:ascii="Times New Roman" w:hAnsi="Times New Roman" w:eastAsia="宋体"/>
+          <w:b/>
           <w:sz w:val="28"/>
         </w:rPr>
         <w:t>3.3 系统实现</w:t>

--- a/docs/competition/科技论文-SCULPTOR.docx
+++ b/docs/competition/科技论文-SCULPTOR.docx
@@ -27,7 +27,7 @@
           <w:b w:val="0"/>
           <w:sz w:val="24"/>
         </w:rPr>
-        <w:t>**——面向人文科学时代的个人写作助手**</w:t>
+        <w:t>**——面向人文科学时代的个性化写作系统**</w:t>
       </w:r>
     </w:p>
     <w:p>
@@ -81,7 +81,7 @@
           <w:b w:val="0"/>
           <w:sz w:val="24"/>
         </w:rPr>
-        <w:t>大语言模型已经能够生成通顺的文本，但个人用户很快发现一个普遍困境：让 AI 代写的文章"像模像样，却一眼假"——结构工整、辞藻平滑、情感千篇一律，被称作"AI 腔"。本文提出一个核心论断：**通用写作的下限由模型能力决定，而上限由系统对"作者"的理解决定**，并据此设计实现了 SCULPTOR——一个以"作者建模"为中心的深度协作写作 Agent。</w:t>
+        <w:t>大语言模型（LLM）使"机器能写"成为常态，但个性化写作领域仍存在三个相互独立又彼此纠缠的未解问题：其一，风格表征问题——已有研究证明，LLM 用少量样本模仿个人风格在非正式文体中显著失败[1]，提示词级别的风格设定无法持续、可演进地表征"作者是谁"；其二，澄清协议问题——主流写作工具的多轮询问停留在"收集填空题答案"，接不住用户引述理论、给出推理方向的深层思考；其三，质量检测问题——以黑名单、密度阈值与统计指标为代表的"统计层"检测，识别不了由"正确语言的堆积"构成的姿态层 AI 味（假思考）。本文提出并实现 SCULPTOR，一个以"作者建模"为中心的深度协作写作 Agent，系统性地回答上述三个问题。</w:t>
       </w:r>
     </w:p>
     <w:p>
@@ -95,7 +95,7 @@
           <w:b w:val="0"/>
           <w:sz w:val="24"/>
         </w:rPr>
-        <w:t>在理论方法上，本文将风格定义为"个体表达对完美表达的结构化偏离"，用四层互补表征近似该偏离（连续向量、动态维度、语言新鲜度、亲手修改记录），并区分"人想写的"与"人想听的"两个风格分布；提出"思想优先的澄清协议"，追踪用户发言中的主张—前提—推理—理论来源，让 AI 接住用户的深层思考而不是只搭文章结构；以导演状态机主导"澄清→大纲→写作→复阅→红队→读者群像→交付"七阶段闭环，并用 Web 工作台把选区改写、版本回滚、节奏曲线、大纲图谱等能力贴到作者手边。</w:t>
+        <w:t>在理论层面，本文将风格定义为"个体表达对完美表达的结构化偏离"，提出风格—知识—意图三模型：风格模型用四层互补表征（连续向量、动态维度、语言新鲜度、亲手修改记录）近似该偏离，并区分"人想写的"与"人想听的"双分布；知识模型以个人知识库（Personal Knowledge Base, PKB）与检索增强生成（Retrieval-Augmented Generation, RAG）构成闭环；意图模型以"主张—前提—推理—理论来源"的思想脉络追踪用户思考。在交互层面，提出思想优先的澄清协议：提问顺序由 LLM 结合对话自主判断（先思想、后信息、最后规划），代码只做防死循环安全网。在质量层面，提出"姿态层 AI 味"概念与 LLM 六层细读 + RAG 作者对照的检测方法，并配合写作提示词前置禁令根治假思考。在工程层面，以导演状态机主导"澄清→大纲→写作→复阅→红队→读者群像→交付"七阶段闭环，同一核心以 CLI/MCP/Web 三形态交付。</w:t>
       </w:r>
     </w:p>
     <w:p>
@@ -109,7 +109,7 @@
           <w:b w:val="0"/>
           <w:sz w:val="24"/>
         </w:rPr>
-        <w:t>在实验结果上，系统离线全链路自动化测试 15 套（agent 端）与 7 套（web 端）全部通过，覆盖从澄清到交付的每一环节；反 AI 审计能检出并自动修复跨节重复比喻、句式复用与套话，真实任务终审黑名单 0、硬失败 0；成稿人类化指标（句长标准差 14.4、段落变异系数 0.45、句首去重率 81%、词汇二元 TTR 0.78）处于真人写作区间；同题三套风格对照实验证明成稿统计显著不同，风格注入真实改变写法。</w:t>
+        <w:t>实验方面：agent 端 19 套与 web 端 7 套自动化 QA 全部通过；反 AI 审计在真实任务中检出并自动修复跨节重复比喻等病灶；成稿人类化指标（句长标准差 14.4、段落变异系数 0.45、句首去重率 81%、词汇二元 TTR 0.78）落在真人写作区间；基于 8 维可解释风格特征的欧氏距离矩阵显示，SCULPTOR 作者与人类名家（史铁生 1.11、费孝通 1.54）的距离显著近于其与通用模型（ChatGPT 1.46、DeepSeek 1.49）的距离，而两个通用模型彼此仅 0.65——AI 腔互相趋同、人类各有面目；同题三套风格对照实验证明风格注入真实改变成稿统计特征。</w:t>
       </w:r>
     </w:p>
     <w:p>
@@ -123,7 +123,7 @@
           <w:b w:val="0"/>
           <w:sz w:val="24"/>
         </w:rPr>
-        <w:t>SCULPTOR 的价值在于：它把"写作能力"从少数人的天赋变成可学习、可复现、可进化的工程系统，为不会"组织语言"的学生、为被模板束缚的公文与论文写作者、为每个想表达却被 AI 腔淹没的普通人，提供一位懂他、学他、陪他的写作伙伴。**在人文科学时代，机器越是会写，人越需要守住"自己的表达"**——SCULPTOR 正是这样一件帮助产品：让写作者不必迁就机器，让机器学习成为他。</w:t>
+        <w:t>SCULPTOR 的定位是**人文科学时代的帮助产品**：机器越是会写，人越需要守住"自己的表达"。系统不替代作者写作，而是持续学习"这个人是谁、他读过什么、他想说什么、他亲手改过什么"，让写作者不必迁就机器，让机器学习成为他。</w:t>
       </w:r>
     </w:p>
     <w:p>
@@ -136,7 +136,7 @@
           <w:b/>
           <w:sz w:val="24"/>
         </w:rPr>
-        <w:t>**关键词**：写作 Agent；作者建模；风格向量；人机深协作；思想脉络；个人知识库</w:t>
+        <w:t>**关键词**：写作 Agent；作者建模；风格向量；个性化文本生成；人机深协作；反 AI 腔检测</w:t>
       </w:r>
     </w:p>
     <w:p>
@@ -163,7 +163,7 @@
           <w:b/>
           <w:sz w:val="32"/>
         </w:rPr>
-        <w:t>1. 引言</w:t>
+        <w:t>1 引言</w:t>
       </w:r>
     </w:p>
     <w:p>
@@ -176,7 +176,7 @@
           <w:b/>
           <w:sz w:val="28"/>
         </w:rPr>
-        <w:t>1.1 项目背景和意义</w:t>
+        <w:t>1.1 研究背景与研究问题</w:t>
       </w:r>
     </w:p>
     <w:p>
@@ -190,7 +190,7 @@
           <w:b w:val="0"/>
           <w:sz w:val="24"/>
         </w:rPr>
-        <w:t>近年来，以 ChatGPT、DeepSeek、Claude 为代表的大语言模型（LLM）让"机器能写"成为常态。任何人在对话框里输入一句话，都能得到一篇结构完整的文章。然而，人们很快发现一个问题：这些文章"像模像样，却一眼假"。它们结构工整、措辞平滑、比喻通用，唯独缺少"人味"——我们把这种现象称为 **AI 腔**。</w:t>
+        <w:t>以 ChatGPT、DeepSeek、Claude 为代表的大语言模型让"机器能写"成为常态：任何人在对话框里输入一句话，都能得到一篇结构完整的文章。然而，用户很快发现一个普遍困境：让 AI 代写的文章"像模像样，却一眼假"——结构工整、措辞平滑、比喻通用，唯独缺少"人味"。我们把这种现象称为 **AI 腔**。它由两部分构成：一是**统计层 AI 味**（套话密度高、句式重复、节奏平滑），现有检测工具可用黑名单与统计指标识别；二是**姿态层 AI 味**（"表演思考"的文章——金句排比做形式高潮、路标式转折假装推进、点题式顿悟假装想通），它在所有统计指标上都能达标，却让读者感到"讲述失语的声音本身也是失语的"[本文第 2.4 节与 3.2 节给出真实样例]。</w:t>
       </w:r>
     </w:p>
     <w:p>
@@ -204,7 +204,7 @@
           <w:b w:val="0"/>
           <w:sz w:val="24"/>
         </w:rPr>
-        <w:t>AI 腔不是偶然缺陷，而是生成分布对"规范、平滑、无风险"文本的偏好：模型见过太多文本，于是产出的是所有文本的"平均值"，而不是某个人的"那一个"。对写作者而言，这是更深的危机——当机器把"表达"变成流水线产品，**人的思想、人的语气、人的局限与偏爱，正在被悄悄抹平**。在人文科学时代，写作从来不只是传递信息，更是"人确认自己存在"的方式：一封家书、一篇作文、一份调研报告，都带着作者的体温。因此，让 AI 学会"成为某个人"，比让 AI"写得更好"更紧迫、更有价值。</w:t>
+        <w:t>AI 腔不是偶然缺陷，而是生成分布对"规范、平滑、无风险"文本的偏好：模型见过太多文本，于是产出所有文本的"平均值"，而不是某个人的"那一个"。对写作者而言，这是更深的危机——当机器把"表达"变成流水线产品，**人的思想、语气、局限与偏爱正在被悄悄抹平**。写作从来不只是传递信息，更是"人确认自己存在"的方式：一封家书、一篇作文、一份调研报告，都带着作者的体温。因此，让 AI 学会"成为某个人"，比让 AI"写得更好"更紧迫。</w:t>
       </w:r>
     </w:p>
     <w:p>
@@ -218,7 +218,77 @@
           <w:b w:val="0"/>
           <w:sz w:val="24"/>
         </w:rPr>
-        <w:t>本项目正是在这一背景下提出：构建一个以"作者建模"为中心的深度协作写作 Agent——SCULPTOR，让系统持续学习"这个人是谁、他读过什么、他怎么说、他亲手改过什么"，并在人机协作中帮助他写出真正"像自己"的文章。**通用写作的下限由模型能力决定，上限由系统对作者的理解决定**，是本项目的核心主张。</w:t>
+        <w:t>据此，本文围绕以下四个研究问题（Research Questions, RQ）展开：</w:t>
+      </w:r>
+    </w:p>
+    <w:p>
+      <w:pPr>
+        <w:spacing w:line="336" w:lineRule="auto" w:after="60"/>
+        <w:ind w:left="360"/>
+      </w:pPr>
+      <w:r>
+        <w:rPr>
+          <w:rFonts w:ascii="Times New Roman" w:hAnsi="Times New Roman" w:eastAsia="宋体"/>
+          <w:b w:val="0"/>
+          <w:sz w:val="24"/>
+        </w:rPr>
+        <w:t>**RQ1（风格表征）**：如何把"AI 写的像你"从口号变成可测量、可注入、可演进的工程表征，且不依赖大规模个人语料？</w:t>
+      </w:r>
+    </w:p>
+    <w:p>
+      <w:pPr>
+        <w:spacing w:line="336" w:lineRule="auto" w:after="60"/>
+        <w:ind w:left="360"/>
+      </w:pPr>
+      <w:r>
+        <w:rPr>
+          <w:rFonts w:ascii="Times New Roman" w:hAnsi="Times New Roman" w:eastAsia="宋体"/>
+          <w:b w:val="0"/>
+          <w:sz w:val="24"/>
+        </w:rPr>
+        <w:t>**RQ2（澄清协议）**：澄清式人机交互如何从"收集填空题"升级为"接住用户的深层思想"，并让系统自主决定问什么？</w:t>
+      </w:r>
+    </w:p>
+    <w:p>
+      <w:pPr>
+        <w:spacing w:line="336" w:lineRule="auto" w:after="60"/>
+        <w:ind w:left="360"/>
+      </w:pPr>
+      <w:r>
+        <w:rPr>
+          <w:rFonts w:ascii="Times New Roman" w:hAnsi="Times New Roman" w:eastAsia="宋体"/>
+          <w:b w:val="0"/>
+          <w:sz w:val="24"/>
+        </w:rPr>
+        <w:t>**RQ3（质量检测）**：统计指标抓不住的"姿态层假思考"如何被检测、诊断与根治？</w:t>
+      </w:r>
+    </w:p>
+    <w:p>
+      <w:pPr>
+        <w:spacing w:line="336" w:lineRule="auto" w:after="60"/>
+        <w:ind w:left="360"/>
+      </w:pPr>
+      <w:r>
+        <w:rPr>
+          <w:rFonts w:ascii="Times New Roman" w:hAnsi="Times New Roman" w:eastAsia="宋体"/>
+          <w:b w:val="0"/>
+          <w:sz w:val="24"/>
+        </w:rPr>
+        <w:t>**RQ4（工程交付）**：如何以统一核心交付多种产品形态（CLI/MCP/Web），并保证质量可复现、可离线全链路验证？</w:t>
+      </w:r>
+    </w:p>
+    <w:p>
+      <w:pPr>
+        <w:spacing w:line="360" w:lineRule="auto" w:after="80"/>
+        <w:ind w:firstLine="480"/>
+      </w:pPr>
+      <w:r>
+        <w:rPr>
+          <w:rFonts w:ascii="Times New Roman" w:hAnsi="Times New Roman" w:eastAsia="宋体"/>
+          <w:b w:val="0"/>
+          <w:sz w:val="24"/>
+        </w:rPr>
+        <w:t>本文的核心论断是：**通用写作的下限由模型能力决定，上限由系统对"作者"的理解决定。**</w:t>
       </w:r>
     </w:p>
     <w:p>
@@ -231,7 +301,7 @@
           <w:b/>
           <w:sz w:val="28"/>
         </w:rPr>
-        <w:t>1.2 国内外相关技术现状</w:t>
+        <w:t>1.2 相关工作</w:t>
       </w:r>
     </w:p>
     <w:p>
@@ -245,7 +315,7 @@
           <w:b w:val="0"/>
           <w:sz w:val="24"/>
         </w:rPr>
-        <w:t>我们调研了国内外主流 AI 写作工具与相关研究，如表 1 所示。</w:t>
+        <w:t>我们从四条线索调研了国内外相关工作，并将每条线索与本项目的关系整理为表 1（详尽的检索取证与新颖性论证见本项目《科技查新报告》，已按 ACL/arXiv/Semantic Scholar/GitHub 等数据库完成查新）。</w:t>
       </w:r>
     </w:p>
     <w:p>
@@ -259,7 +329,7 @@
           <w:b w:val="0"/>
           <w:sz w:val="24"/>
         </w:rPr>
-        <w:t>**表 1　主流 AI 写作工具/技术对比**</w:t>
+        <w:t>**表 1　相关工作与本项目的关系（按查新报告 A–J 编号）**</w:t>
       </w:r>
     </w:p>
     <w:tbl>
@@ -288,7 +358,7 @@
                 <w:b/>
                 <w:sz w:val="21"/>
               </w:rPr>
-              <w:t>工具/技术</w:t>
+              <w:t>编号</w:t>
             </w:r>
           </w:p>
         </w:tc>
@@ -304,7 +374,7 @@
                 <w:b/>
                 <w:sz w:val="21"/>
               </w:rPr>
-              <w:t>类别</w:t>
+              <w:t>工作</w:t>
             </w:r>
           </w:p>
         </w:tc>
@@ -320,7 +390,7 @@
                 <w:b/>
                 <w:sz w:val="21"/>
               </w:rPr>
-              <w:t>优点</w:t>
+              <w:t>与本项目相近处</w:t>
             </w:r>
           </w:p>
         </w:tc>
@@ -336,7 +406,7 @@
                 <w:b/>
                 <w:sz w:val="21"/>
               </w:rPr>
-              <w:t>缺点</w:t>
+              <w:t>本质区别（本项目独有）</w:t>
             </w:r>
           </w:p>
         </w:tc>
@@ -354,7 +424,7 @@
                 <w:b w:val="0"/>
                 <w:sz w:val="21"/>
               </w:rPr>
-              <w:t>ChatGPT / DeepSeek 等通用对话模型</w:t>
+              <w:t>[A]</w:t>
             </w:r>
           </w:p>
         </w:tc>
@@ -370,7 +440,7 @@
                 <w:b w:val="0"/>
                 <w:sz w:val="21"/>
               </w:rPr>
-              <w:t>通用生成</w:t>
+              <w:t>Wang 等，*Catch Me If You Can? Not Yet*（EMNLP 2025 Findings）[1]</w:t>
             </w:r>
           </w:p>
         </w:tc>
@@ -386,7 +456,7 @@
                 <w:b w:val="0"/>
                 <w:sz w:val="21"/>
               </w:rPr>
-              <w:t>上手快、文笔通顺</w:t>
+              <w:t>证明 LLM 少量样本模仿个人风格在非正式文体显著失败</w:t>
             </w:r>
           </w:p>
         </w:tc>
@@ -402,7 +472,7 @@
                 <w:b w:val="0"/>
                 <w:sz w:val="21"/>
               </w:rPr>
-              <w:t>千人一面、AI 腔明显、不懂作者</w:t>
+              <w:t>只做问题诊断，未提出系统解决方案</w:t>
             </w:r>
           </w:p>
         </w:tc>
@@ -420,7 +490,7 @@
                 <w:b w:val="0"/>
                 <w:sz w:val="21"/>
               </w:rPr>
-              <w:t>Sudowrite</w:t>
+              <w:t>[B]</w:t>
             </w:r>
           </w:p>
         </w:tc>
@@ -436,7 +506,7 @@
                 <w:b w:val="0"/>
                 <w:sz w:val="21"/>
               </w:rPr>
-              <w:t>创作辅助</w:t>
+              <w:t>Zhang 等，*StyleVector*（ACL 2025）[2]</w:t>
             </w:r>
           </w:p>
         </w:tc>
@@ -452,7 +522,7 @@
                 <w:b w:val="0"/>
                 <w:sz w:val="21"/>
               </w:rPr>
-              <w:t>选区改写、角色卡</w:t>
+              <w:t>风格表示为激活空间向量、推理时干预</w:t>
             </w:r>
           </w:p>
         </w:tc>
@@ -468,7 +538,7 @@
                 <w:b w:val="0"/>
                 <w:sz w:val="21"/>
               </w:rPr>
-              <w:t>面向英文写作、风格为"设定"而非"作者"</w:t>
+              <w:t>仅"生成时风格引导"，无澄清协议、无作者知识库、无反 AI 审计闭环</w:t>
             </w:r>
           </w:p>
         </w:tc>
@@ -486,7 +556,7 @@
                 <w:b w:val="0"/>
                 <w:sz w:val="21"/>
               </w:rPr>
-              <w:t>NovelCrafter</w:t>
+              <w:t>[C]</w:t>
             </w:r>
           </w:p>
         </w:tc>
@@ -502,7 +572,7 @@
                 <w:b w:val="0"/>
                 <w:sz w:val="21"/>
               </w:rPr>
-              <w:t>长文创作台</w:t>
+              <w:t>Chakrabarty 等，*GhostWriter*[3]</w:t>
             </w:r>
           </w:p>
         </w:tc>
@@ -518,7 +588,7 @@
                 <w:b w:val="0"/>
                 <w:sz w:val="21"/>
               </w:rPr>
-              <w:t>大纲/写作/聊天分屏</w:t>
+              <w:t>隐式学习用户风格 + 显式教学时刻</w:t>
             </w:r>
           </w:p>
         </w:tc>
@@ -534,7 +604,7 @@
                 <w:b w:val="0"/>
                 <w:sz w:val="21"/>
               </w:rPr>
-              <w:t>重"作品设定"，轻"作者本人"</w:t>
+              <w:t>无"作者知识库 + 思想脉络 + 姿态层检测"的完整创作流程</w:t>
             </w:r>
           </w:p>
         </w:tc>
@@ -552,7 +622,7 @@
                 <w:b w:val="0"/>
                 <w:sz w:val="21"/>
               </w:rPr>
-              <w:t>马良写作</w:t>
+              <w:t>[D]</w:t>
             </w:r>
           </w:p>
         </w:tc>
@@ -568,7 +638,7 @@
                 <w:b w:val="0"/>
                 <w:sz w:val="21"/>
               </w:rPr>
-              <w:t>中文长文工具</w:t>
+              <w:t>*Pearl*（CustomNLP4U 2024）[7]</w:t>
             </w:r>
           </w:p>
         </w:tc>
@@ -584,7 +654,7 @@
                 <w:b w:val="0"/>
                 <w:sz w:val="21"/>
               </w:rPr>
-              <w:t>大纲层级、节奏曲线</w:t>
+              <w:t>个性化写作助手，检索器校准</w:t>
             </w:r>
           </w:p>
         </w:tc>
@@ -600,7 +670,7 @@
                 <w:b w:val="0"/>
                 <w:sz w:val="21"/>
               </w:rPr>
-              <w:t>风格样本库依赖规模，个体化弱</w:t>
+              <w:t>聚焦检索排序，不做澄清/大纲/写作/审计全流程</w:t>
             </w:r>
           </w:p>
         </w:tc>
@@ -618,7 +688,7 @@
                 <w:b w:val="0"/>
                 <w:sz w:val="21"/>
               </w:rPr>
-              <w:t>秘塔公文 / 讯飞写作</w:t>
+              <w:t>[E]</w:t>
             </w:r>
           </w:p>
         </w:tc>
@@ -634,7 +704,7 @@
                 <w:b w:val="0"/>
                 <w:sz w:val="21"/>
               </w:rPr>
-              <w:t>公式化文书</w:t>
+              <w:t>*DiscoverLLM*[8]</w:t>
             </w:r>
           </w:p>
         </w:tc>
@@ -650,7 +720,7 @@
                 <w:b w:val="0"/>
                 <w:sz w:val="21"/>
               </w:rPr>
-              <w:t>模板合规率高</w:t>
+              <w:t>通过对比草稿发现用户意图</w:t>
             </w:r>
           </w:p>
         </w:tc>
@@ -666,7 +736,7 @@
                 <w:b w:val="0"/>
                 <w:sz w:val="21"/>
               </w:rPr>
-              <w:t>模板快但千人一面，不支持个人风格</w:t>
+              <w:t>意图发现单点；本项目是"思想脉络 + 提问主次 + LLM 自主决策"的澄清协议</w:t>
             </w:r>
           </w:p>
         </w:tc>
@@ -684,7 +754,7 @@
                 <w:b w:val="0"/>
                 <w:sz w:val="21"/>
               </w:rPr>
-              <w:t>**SCULPTOR（本项目）**</w:t>
+              <w:t>[F]</w:t>
             </w:r>
           </w:p>
         </w:tc>
@@ -700,7 +770,7 @@
                 <w:b w:val="0"/>
                 <w:sz w:val="21"/>
               </w:rPr>
-              <w:t>**作者建模 Agent**</w:t>
+              <w:t>*CollabLLM*（ICML 2025）[9]</w:t>
             </w:r>
           </w:p>
         </w:tc>
@@ -716,7 +786,7 @@
                 <w:b w:val="0"/>
                 <w:sz w:val="21"/>
               </w:rPr>
-              <w:t>**四层风格向量+思想脉络+人机深协作+反 AI 审计**</w:t>
+              <w:t>人机协同学习思想</w:t>
             </w:r>
           </w:p>
         </w:tc>
@@ -732,7 +802,271 @@
                 <w:b w:val="0"/>
                 <w:sz w:val="21"/>
               </w:rPr>
-              <w:t>**依赖用户自配 API；盲评样本待扩大**</w:t>
+              <w:t>通用协同框架，非写作系统</w:t>
+            </w:r>
+          </w:p>
+        </w:tc>
+      </w:tr>
+      <w:tr>
+        <w:tc>
+          <w:tcPr>
+            <w:tcW w:type="dxa" w:w="2295"/>
+          </w:tcPr>
+          <w:p>
+            <w:r/>
+            <w:r>
+              <w:rPr>
+                <w:rFonts w:ascii="Times New Roman" w:hAnsi="Times New Roman" w:eastAsia="宋体"/>
+                <w:b w:val="0"/>
+                <w:sz w:val="21"/>
+              </w:rPr>
+              <w:t>[G]</w:t>
+            </w:r>
+          </w:p>
+        </w:tc>
+        <w:tc>
+          <w:tcPr>
+            <w:tcW w:type="dxa" w:w="2295"/>
+          </w:tcPr>
+          <w:p>
+            <w:r/>
+            <w:r>
+              <w:rPr>
+                <w:rFonts w:ascii="Times New Roman" w:hAnsi="Times New Roman" w:eastAsia="宋体"/>
+                <w:b w:val="0"/>
+                <w:sz w:val="21"/>
+              </w:rPr>
+              <w:t>no-ai-slop / avoid-ai-writing-zh 等开源 skill[10]</w:t>
+            </w:r>
+          </w:p>
+        </w:tc>
+        <w:tc>
+          <w:tcPr>
+            <w:tcW w:type="dxa" w:w="2295"/>
+          </w:tcPr>
+          <w:p>
+            <w:r/>
+            <w:r>
+              <w:rPr>
+                <w:rFonts w:ascii="Times New Roman" w:hAnsi="Times New Roman" w:eastAsia="宋体"/>
+                <w:b w:val="0"/>
+                <w:sz w:val="21"/>
+              </w:rPr>
+              <w:t>反 AI 腔检测（句式/密度阈值/黑名单）</w:t>
+            </w:r>
+          </w:p>
+        </w:tc>
+        <w:tc>
+          <w:tcPr>
+            <w:tcW w:type="dxa" w:w="2295"/>
+          </w:tcPr>
+          <w:p>
+            <w:r/>
+            <w:r>
+              <w:rPr>
+                <w:rFonts w:ascii="Times New Roman" w:hAnsi="Times New Roman" w:eastAsia="宋体"/>
+                <w:b w:val="0"/>
+                <w:sz w:val="21"/>
+              </w:rPr>
+              <w:t>纯规则清单（硬编码），无作者建模参照、无 LLM 六层细读、无 RAG 作者对照</w:t>
+            </w:r>
+          </w:p>
+        </w:tc>
+      </w:tr>
+      <w:tr>
+        <w:tc>
+          <w:tcPr>
+            <w:tcW w:type="dxa" w:w="2295"/>
+          </w:tcPr>
+          <w:p>
+            <w:r/>
+            <w:r>
+              <w:rPr>
+                <w:rFonts w:ascii="Times New Roman" w:hAnsi="Times New Roman" w:eastAsia="宋体"/>
+                <w:b w:val="0"/>
+                <w:sz w:val="21"/>
+              </w:rPr>
+              <w:t>[H]</w:t>
+            </w:r>
+          </w:p>
+        </w:tc>
+        <w:tc>
+          <w:tcPr>
+            <w:tcW w:type="dxa" w:w="2295"/>
+          </w:tcPr>
+          <w:p>
+            <w:r/>
+            <w:r>
+              <w:rPr>
+                <w:rFonts w:ascii="Times New Roman" w:hAnsi="Times New Roman" w:eastAsia="宋体"/>
+                <w:b w:val="0"/>
+                <w:sz w:val="21"/>
+              </w:rPr>
+              <w:t>writing-anima（Oxford-HAI-Lab）[11]</w:t>
+            </w:r>
+          </w:p>
+        </w:tc>
+        <w:tc>
+          <w:tcPr>
+            <w:tcW w:type="dxa" w:w="2295"/>
+          </w:tcPr>
+          <w:p>
+            <w:r/>
+            <w:r>
+              <w:rPr>
+                <w:rFonts w:ascii="Times New Roman" w:hAnsi="Times New Roman" w:eastAsia="宋体"/>
+                <w:b w:val="0"/>
+                <w:sz w:val="21"/>
+              </w:rPr>
+              <w:t>两阶段检索（内容/风格）</w:t>
+            </w:r>
+          </w:p>
+        </w:tc>
+        <w:tc>
+          <w:tcPr>
+            <w:tcW w:type="dxa" w:w="2295"/>
+          </w:tcPr>
+          <w:p>
+            <w:r/>
+            <w:r>
+              <w:rPr>
+                <w:rFonts w:ascii="Times New Roman" w:hAnsi="Times New Roman" w:eastAsia="宋体"/>
+                <w:b w:val="0"/>
+                <w:sz w:val="21"/>
+              </w:rPr>
+              <w:t>风格检索单点，无澄清协议、无姿态层检测</w:t>
+            </w:r>
+          </w:p>
+        </w:tc>
+      </w:tr>
+      <w:tr>
+        <w:tc>
+          <w:tcPr>
+            <w:tcW w:type="dxa" w:w="2295"/>
+          </w:tcPr>
+          <w:p>
+            <w:r/>
+            <w:r>
+              <w:rPr>
+                <w:rFonts w:ascii="Times New Roman" w:hAnsi="Times New Roman" w:eastAsia="宋体"/>
+                <w:b w:val="0"/>
+                <w:sz w:val="21"/>
+              </w:rPr>
+              <w:t>[I]</w:t>
+            </w:r>
+          </w:p>
+        </w:tc>
+        <w:tc>
+          <w:tcPr>
+            <w:tcW w:type="dxa" w:w="2295"/>
+          </w:tcPr>
+          <w:p>
+            <w:r/>
+            <w:r>
+              <w:rPr>
+                <w:rFonts w:ascii="Times New Roman" w:hAnsi="Times New Roman" w:eastAsia="宋体"/>
+                <w:b w:val="0"/>
+                <w:sz w:val="21"/>
+              </w:rPr>
+              <w:t>arXiv:2512.05747（agentic ghostwriter）[12]</w:t>
+            </w:r>
+          </w:p>
+        </w:tc>
+        <w:tc>
+          <w:tcPr>
+            <w:tcW w:type="dxa" w:w="2295"/>
+          </w:tcPr>
+          <w:p>
+            <w:r/>
+            <w:r>
+              <w:rPr>
+                <w:rFonts w:ascii="Times New Roman" w:hAnsi="Times New Roman" w:eastAsia="宋体"/>
+                <w:b w:val="0"/>
+                <w:sz w:val="21"/>
+              </w:rPr>
+              <w:t>风格奖励微调复制经典作家</w:t>
+            </w:r>
+          </w:p>
+        </w:tc>
+        <w:tc>
+          <w:tcPr>
+            <w:tcW w:type="dxa" w:w="2295"/>
+          </w:tcPr>
+          <w:p>
+            <w:r/>
+            <w:r>
+              <w:rPr>
+                <w:rFonts w:ascii="Times New Roman" w:hAnsi="Times New Roman" w:eastAsia="宋体"/>
+                <w:b w:val="0"/>
+                <w:sz w:val="21"/>
+              </w:rPr>
+              <w:t>复制"名家风格"；本项目提取"作者本人"风格，且含知识/意图模型</w:t>
+            </w:r>
+          </w:p>
+        </w:tc>
+      </w:tr>
+      <w:tr>
+        <w:tc>
+          <w:tcPr>
+            <w:tcW w:type="dxa" w:w="2295"/>
+          </w:tcPr>
+          <w:p>
+            <w:r/>
+            <w:r>
+              <w:rPr>
+                <w:rFonts w:ascii="Times New Roman" w:hAnsi="Times New Roman" w:eastAsia="宋体"/>
+                <w:b w:val="0"/>
+                <w:sz w:val="21"/>
+              </w:rPr>
+              <w:t>[J]</w:t>
+            </w:r>
+          </w:p>
+        </w:tc>
+        <w:tc>
+          <w:tcPr>
+            <w:tcW w:type="dxa" w:w="2295"/>
+          </w:tcPr>
+          <w:p>
+            <w:r/>
+            <w:r>
+              <w:rPr>
+                <w:rFonts w:ascii="Times New Roman" w:hAnsi="Times New Roman" w:eastAsia="宋体"/>
+                <w:b w:val="0"/>
+                <w:sz w:val="21"/>
+              </w:rPr>
+              <w:t>基于 AI 智能体的智能写作辅助系统（CSDN 2026）[13]</w:t>
+            </w:r>
+          </w:p>
+        </w:tc>
+        <w:tc>
+          <w:tcPr>
+            <w:tcW w:type="dxa" w:w="2295"/>
+          </w:tcPr>
+          <w:p>
+            <w:r/>
+            <w:r>
+              <w:rPr>
+                <w:rFonts w:ascii="Times New Roman" w:hAnsi="Times New Roman" w:eastAsia="宋体"/>
+                <w:b w:val="0"/>
+                <w:sz w:val="21"/>
+              </w:rPr>
+              <w:t>RAG + 风格建模 + 多轮对话的全链路写作</w:t>
+            </w:r>
+          </w:p>
+        </w:tc>
+        <w:tc>
+          <w:tcPr>
+            <w:tcW w:type="dxa" w:w="2295"/>
+          </w:tcPr>
+          <w:p>
+            <w:r/>
+            <w:r>
+              <w:rPr>
+                <w:rFonts w:ascii="Times New Roman" w:hAnsi="Times New Roman" w:eastAsia="宋体"/>
+                <w:b w:val="0"/>
+                <w:sz w:val="21"/>
+              </w:rPr>
+              <w:t>博客性质，无开源、无自动化验证体系、无姿态层反假思考</w:t>
             </w:r>
           </w:p>
         </w:tc>
@@ -750,7 +1084,7 @@
           <w:b w:val="0"/>
           <w:sz w:val="24"/>
         </w:rPr>
-        <w:t>在研究侧，我们重点参考了四条线索：EMNLP 2025 Findings 证明"LLM 用少量样本模仿个人风格，在非正式文体中显著失败"（说明风格必须持续采集）；ACL 2025 StyleVector 证明"风格可以表示为激活空间中的向量、训练免费"（与我们四层向量的方向一致）；GhostWriter 提出"隐式学习 + 显式教学时刻"（我们将其工程化为"每轮采集 + 修改即教学"）；Flower &amp; Hayes 的"规划—转译—复阅"认知写作模型（我们将其显式化为七阶段状态机）。</w:t>
+        <w:t>在中文长文写作产品侧，我们以马良写作 18 款工具横评的"六把尺子"（大纲层级、多智能体、一致性、节奏分析、多模型、公共知识库）[6] 为对标体系，系统调研了 Sudowrite、NovelCrafter、秘塔公文、讯飞写作等代表性产品：它们要么"只会写"（通用模型、千人一面）、要么"只会套模板"（公文工具、不支持个人风格）、要么"只管作品设定"（创作台、不建"作者本人"的模型）。学术界与产品界目前都缺少一个以"作者建模"统摄风格、知识、意图三类模型，且具备澄清协议、姿态层质检与多形态工程交付的完整系统——这正是 SCULPTOR 的生态位。</w:t>
       </w:r>
     </w:p>
     <w:p>
@@ -764,7 +1098,7 @@
           <w:b w:val="0"/>
           <w:sz w:val="24"/>
         </w:rPr>
-        <w:t>结论：现有工具要么"只会写"、要么"只会套模板"，**没有人真正建立"作者是谁"的模型**。这正是 SCULPTOR 的生态位。</w:t>
+        <w:t>在认知写作理论侧，本文以 Flower &amp; Hayes 的"规划—转译—复阅"认知过程模型[4] 为流程设计的理论依据，将其显式化为导演状态机；在语言与文化侧，本文借鉴费孝通《乡土中国》中"语言是文化发展的结果、文字下乡改变表达方式"的论述[5]，把它作为"思想脉络"协议中接住用户理论来源的典型场景（见第 2.3 节案例）。</w:t>
       </w:r>
     </w:p>
     <w:p>
@@ -777,7 +1111,7 @@
           <w:b/>
           <w:sz w:val="28"/>
         </w:rPr>
-        <w:t>1.3 项目的主要内容</w:t>
+        <w:t>1.3 本文贡献</w:t>
       </w:r>
     </w:p>
     <w:p>
@@ -791,13 +1125,13 @@
           <w:b w:val="0"/>
           <w:sz w:val="24"/>
         </w:rPr>
-        <w:t>1. 研究"风格"的可计算表示：把"AI 写的像你"从口号变成可测量、可注入、可演进的四层风格向量；</w:t>
+        <w:t>本文的主要贡献可归纳为五项（C1–C5），每一项均对应一个可复现的工程实现与实验证据：</w:t>
       </w:r>
     </w:p>
     <w:p>
       <w:pPr>
-        <w:spacing w:line="360" w:lineRule="auto" w:after="80"/>
-        <w:ind w:firstLine="480"/>
+        <w:spacing w:line="336" w:lineRule="auto" w:after="60"/>
+        <w:ind w:left="360"/>
       </w:pPr>
       <w:r>
         <w:rPr>
@@ -805,13 +1139,13 @@
           <w:b w:val="0"/>
           <w:sz w:val="24"/>
         </w:rPr>
-        <w:t>2. 研究"思想优先"的澄清协议：让 AI 从用户的理论与推理链中生长问题，而不是机械收集填空题；</w:t>
+        <w:t>**C1（范式贡献）作者建模三模型**：提出以"风格—知识—意图"三模型统摄个性化写作的系统范式——通用工具管"作品"，SCULPTOR 管"作者"；回答"这个人是谁、他读过什么、他想说什么、他亲手改过什么"四个问题。</w:t>
       </w:r>
     </w:p>
     <w:p>
       <w:pPr>
-        <w:spacing w:line="360" w:lineRule="auto" w:after="80"/>
-        <w:ind w:firstLine="480"/>
+        <w:spacing w:line="336" w:lineRule="auto" w:after="60"/>
+        <w:ind w:left="360"/>
       </w:pPr>
       <w:r>
         <w:rPr>
@@ -819,13 +1153,13 @@
           <w:b w:val="0"/>
           <w:sz w:val="24"/>
         </w:rPr>
-        <w:t>3. 设计导演状态机：主导"澄清→大纲→写作→复阅→红队→读者群像→交付"全流程，只在真正的决策点停下等用户；</w:t>
+        <w:t>**C2（方法贡献）四层复合风格向量**：把"风格 = 个体表达对完美表达的结构化偏离"形式化为可测量、可注入、可演进的四层表征（连续向量、动态维度、语言新鲜度、亲手修改记录），并分离"人想写的 / 人想听的"双分布；给出归一化、距离度量的严格数学定义（第 2.2.1 节）。</w:t>
       </w:r>
     </w:p>
     <w:p>
       <w:pPr>
-        <w:spacing w:line="360" w:lineRule="auto" w:after="80"/>
-        <w:ind w:firstLine="480"/>
+        <w:spacing w:line="336" w:lineRule="auto" w:after="60"/>
+        <w:ind w:left="360"/>
       </w:pPr>
       <w:r>
         <w:rPr>
@@ -833,13 +1167,13 @@
           <w:b w:val="0"/>
           <w:sz w:val="24"/>
         </w:rPr>
-        <w:t>4. 实现反 AI 审计与红队机制：黑名单、重复比喻、句式复用检测 + 按作者风格自动修订；</w:t>
+        <w:t>**C3（交互贡献）思想优先的澄清协议**：以"主张—前提—推理—理论来源"追踪用户思想脉络，提问顺序由 LLM 结合对话自主判断（先思想、后信息、最后规划），RAG 注入知识背景，代码仅做防死循环安全网——把澄清从"收集"升级为"理解"。</w:t>
       </w:r>
     </w:p>
     <w:p>
       <w:pPr>
-        <w:spacing w:line="360" w:lineRule="auto" w:after="80"/>
-        <w:ind w:firstLine="480"/>
+        <w:spacing w:line="336" w:lineRule="auto" w:after="60"/>
+        <w:ind w:left="360"/>
       </w:pPr>
       <w:r>
         <w:rPr>
@@ -847,13 +1181,13 @@
           <w:b w:val="0"/>
           <w:sz w:val="24"/>
         </w:rPr>
-        <w:t>5. 构建个人知识库与 RAG 闭环：读过的书、写过的文、检索到的资料互通，写作时轮换注入；</w:t>
+        <w:t>**C4（质量贡献）姿态层反假思考检测**：提出"姿态层 AI 味"概念，实现 LLM 六层细读（声音/过渡/修辞/引用/翻译体/收尾）+ RAG 作者对照的诊断方法，并配合写作提示词前置禁令根治假思考；与规则型反 AI 腔工具[10] 形成本质区别。</w:t>
       </w:r>
     </w:p>
     <w:p>
       <w:pPr>
-        <w:spacing w:line="360" w:lineRule="auto" w:after="80"/>
-        <w:ind w:firstLine="480"/>
+        <w:spacing w:line="336" w:lineRule="auto" w:after="60"/>
+        <w:ind w:left="360"/>
       </w:pPr>
       <w:r>
         <w:rPr>
@@ -861,7 +1195,33 @@
           <w:b w:val="0"/>
           <w:sz w:val="24"/>
         </w:rPr>
-        <w:t>6. 打造 Web 写作工作台：选区 AI 改写、候选卡、版本回滚、专注/并排模式、实时洞察、大纲图谱；</w:t>
+        <w:t>**C5（工程贡献）导演状态机与三形态交付**：以确定性状态机主导"澄清→大纲→写作→复阅→红队→读者群像→交付"七阶段闭环，同一核心封装为 CLI Agent、MCP 服务与 Web 工作台；agent 端 19 套 + web 端 7 套自动化 QA 全绿，可离线全链路复现。</w:t>
+      </w:r>
+    </w:p>
+    <w:p>
+      <w:pPr>
+        <w:spacing w:before="200" w:after="120" w:line="312" w:lineRule="auto"/>
+      </w:pPr>
+      <w:r>
+        <w:rPr>
+          <w:rFonts w:ascii="Times New Roman" w:hAnsi="Times New Roman" w:eastAsia="黑体"/>
+          <w:b/>
+          <w:sz w:val="32"/>
+        </w:rPr>
+        <w:t>2 系统设计（方法）</w:t>
+      </w:r>
+    </w:p>
+    <w:p>
+      <w:pPr>
+        <w:spacing w:before="120" w:after="120" w:line="312" w:lineRule="auto"/>
+      </w:pPr>
+      <w:r>
+        <w:rPr>
+          <w:rFonts w:ascii="Times New Roman" w:hAnsi="Times New Roman" w:eastAsia="宋体"/>
+          <w:b/>
+          <w:sz w:val="28"/>
+        </w:rPr>
+        <w:t>2.1 总体架构与导演状态机</w:t>
       </w:r>
     </w:p>
     <w:p>
@@ -875,7 +1235,59 @@
           <w:b w:val="0"/>
           <w:sz w:val="24"/>
         </w:rPr>
-        <w:t>7. 进行全链路自动化测试与真实写作案例验证；</w:t>
+        <w:t>SCULPTOR 采用三层架构（图 1）：**宿主层**（Codex / Claude Code / OpenCode / Web）只负责转发用户消息与供给检索结果；**核心层**由导演（Director）状态机主导，调用澄清、大纲、写作、复阅、红队、读者群像、质量门等模块；**数据层**把状态机的唯一事实（`protocol/state.json`）与全部沉淀物（风格档案、知识库、大纲、节奏曲线、伏笔记录）放在独立工作区，与宿主及其他 Agent 零冲突。</w:t>
+      </w:r>
+    </w:p>
+    <w:p>
+      <w:pPr>
+        <w:jc w:val="center"/>
+      </w:pPr>
+      <w:r>
+        <w:drawing>
+          <wp:inline xmlns:a="http://schemas.openxmlformats.org/drawingml/2006/main" xmlns:pic="http://schemas.openxmlformats.org/drawingml/2006/picture">
+            <wp:extent cx="5220000" cy="3306000"/>
+            <wp:docPr id="1" name="Picture 1"/>
+            <wp:cNvGraphicFramePr>
+              <a:graphicFrameLocks noChangeAspect="1"/>
+            </wp:cNvGraphicFramePr>
+            <a:graphic>
+              <a:graphicData uri="http://schemas.openxmlformats.org/drawingml/2006/picture">
+                <pic:pic>
+                  <pic:nvPicPr>
+                    <pic:cNvPr id="0" name="architecture.png"/>
+                    <pic:cNvPicPr/>
+                  </pic:nvPicPr>
+                  <pic:blipFill>
+                    <a:blip r:embed="rId9"/>
+                    <a:stretch>
+                      <a:fillRect/>
+                    </a:stretch>
+                  </pic:blipFill>
+                  <pic:spPr>
+                    <a:xfrm>
+                      <a:off x="0" y="0"/>
+                      <a:ext cx="5220000" cy="3306000"/>
+                    </a:xfrm>
+                    <a:prstGeom prst="rect"/>
+                  </pic:spPr>
+                </pic:pic>
+              </a:graphicData>
+            </a:graphic>
+          </wp:inline>
+        </w:drawing>
+      </w:r>
+    </w:p>
+    <w:p>
+      <w:pPr>
+        <w:jc w:val="center"/>
+      </w:pPr>
+      <w:r>
+        <w:rPr>
+          <w:rFonts w:ascii="Times New Roman" w:hAnsi="Times New Roman" w:eastAsia="宋体"/>
+          <w:b/>
+          <w:sz w:val="21"/>
+        </w:rPr>
+        <w:t>图1 SCULPTOR 三层架构：宿主层 / 核心状态机 / 数据层</w:t>
       </w:r>
     </w:p>
     <w:p>
@@ -889,20 +1301,7 @@
           <w:b w:val="0"/>
           <w:sz w:val="24"/>
         </w:rPr>
-        <w:t>8. 总结创新点、应用前景与人文价值。</w:t>
-      </w:r>
-    </w:p>
-    <w:p>
-      <w:pPr>
-        <w:spacing w:before="200" w:after="120" w:line="312" w:lineRule="auto"/>
-      </w:pPr>
-      <w:r>
-        <w:rPr>
-          <w:rFonts w:ascii="Times New Roman" w:hAnsi="Times New Roman" w:eastAsia="黑体"/>
-          <w:b/>
-          <w:sz w:val="32"/>
-        </w:rPr>
-        <w:t>2. 研究方法及过程</w:t>
+        <w:t>导演状态机是本文 RQ4 的答案。写作不是一次生成，而是一个"规划→转译→复阅"的认知过程[4]：把流程交给用户逐句指挥，等于让外行指挥专家；把流程交给提示词模板，等于让专家背剧本。SCULPTOR 选择第三种：导演收到用户消息后**自主决定下一步**——该问就问、该出大纲就出、该写就逐节写、该审计就审计、该请读者群像就群像，只在真正的决策点（主题/立场/素材/立意/大纲确认/风格方向）停下等用户。状态机为确定性有限状态机：每个阶段定义输入不变量（如"素材不足禁止生成大纲"）与输出契约（每步写盘 + 进度消息），子函数写盘后调用方强制重读——用工程不变量替代"靠模型自觉"，这是数学意义上的可靠性保证。</w:t>
       </w:r>
     </w:p>
     <w:p>
@@ -915,7 +1314,20 @@
           <w:b/>
           <w:sz w:val="28"/>
         </w:rPr>
-        <w:t>2.1 研究方法</w:t>
+        <w:t>2.2 作者建模：风格—知识—意图三模型</w:t>
+      </w:r>
+    </w:p>
+    <w:p>
+      <w:pPr>
+        <w:spacing w:before="120" w:after="120" w:line="312" w:lineRule="auto"/>
+      </w:pPr>
+      <w:r>
+        <w:rPr>
+          <w:rFonts w:ascii="Times New Roman" w:hAnsi="Times New Roman" w:eastAsia="宋体"/>
+          <w:b/>
+          <w:sz w:val="24"/>
+        </w:rPr>
+        <w:t>2.2.1 风格模型：四层复合风格向量（对应 RQ1）</w:t>
       </w:r>
     </w:p>
     <w:p>
@@ -929,7 +1341,7 @@
           <w:b w:val="0"/>
           <w:sz w:val="24"/>
         </w:rPr>
-        <w:t>1. **调查法**：系统调研国内外 18 款长文写作工具（马良横评框架）与相关论文（EMNLP 2025、ACL 2025、GhostWriter 等），提炼出"大纲层级、多智能体、一致性、节奏分析、多模型、公共知识库"六把行业尺子，作为本项目的对标体系。</w:t>
+        <w:t>设通用模型生成分布为 P，个体作者分布为 Pₐ。本文将风格定义为**偏离**：Sₐ = Pₐ − P 在可计算特征空间上的投影。AI 腔的本质是模型只会输出 P 的众数（平滑、无风险、平均脸）；写作助手要做的不是"更平滑"，而是**学出偏离方向并把生成拉向那个方向**。风格由此从"提示词里的形容词"变成可测量、可注入、可演进的向量。</w:t>
       </w:r>
     </w:p>
     <w:p>
@@ -943,13 +1355,13 @@
           <w:b w:val="0"/>
           <w:sz w:val="24"/>
         </w:rPr>
-        <w:t>2. **理论建模法**：将风格形式化为"个体表达对完美表达的结构化偏离"，设计四层互补表征；将澄清设计为"思想脉络追踪 + 提问主次 + LLM 自主决策 + RAG 知识背景"的协议；将写作流程显式化为 Flower &amp; Hayes 认知模型对应的状态机。</w:t>
+        <w:t>由于个人语料稀缺（EMNLP 2025 证明少量样本下模仿显著失败[1]），单一表征不可靠，本文用四层互补表征近似该偏离：</w:t>
       </w:r>
     </w:p>
     <w:p>
       <w:pPr>
-        <w:spacing w:line="360" w:lineRule="auto" w:after="80"/>
-        <w:ind w:firstLine="480"/>
+        <w:spacing w:line="336" w:lineRule="auto" w:after="60"/>
+        <w:ind w:left="360"/>
       </w:pPr>
       <w:r>
         <w:rPr>
@@ -957,198 +1369,7 @@
           <w:b w:val="0"/>
           <w:sz w:val="24"/>
         </w:rPr>
-        <w:t>3. **实验法**：搭建离线全链路自动化测试（agent 15 套 + web 7 套），覆盖澄清、大纲、写作、复阅、红队、读者群像、交付全环节；设计同题三套风格对照实验，验证风格注入真实改变成稿统计特征；用反 AI 审计与人类化指标量化"AI 味"的消除程度。</w:t>
-      </w:r>
-    </w:p>
-    <w:p>
-      <w:pPr>
-        <w:spacing w:line="360" w:lineRule="auto" w:after="80"/>
-        <w:ind w:firstLine="480"/>
-      </w:pPr>
-      <w:r>
-        <w:rPr>
-          <w:rFonts w:ascii="Times New Roman" w:hAnsi="Times New Roman" w:eastAsia="宋体"/>
-          <w:b w:val="0"/>
-          <w:sz w:val="24"/>
-        </w:rPr>
-        <w:t>4. **案例法**：以真实写作任务（散文、中篇小说、发言稿、学术论文、长篇小说）走完完整流程，记录澄清对话质量、用户修改即风格教学、红队修复等一手证据。</w:t>
-      </w:r>
-    </w:p>
-    <w:p>
-      <w:pPr>
-        <w:spacing w:before="120" w:after="120" w:line="312" w:lineRule="auto"/>
-      </w:pPr>
-      <w:r>
-        <w:rPr>
-          <w:rFonts w:ascii="Times New Roman" w:hAnsi="Times New Roman" w:eastAsia="宋体"/>
-          <w:b/>
-          <w:sz w:val="28"/>
-        </w:rPr>
-        <w:t>2.2 研究过程</w:t>
-      </w:r>
-    </w:p>
-    <w:p>
-      <w:pPr>
-        <w:spacing w:line="360" w:lineRule="auto" w:after="80"/>
-        <w:ind w:firstLine="480"/>
-      </w:pPr>
-      <w:r>
-        <w:rPr>
-          <w:rFonts w:ascii="Times New Roman" w:hAnsi="Times New Roman" w:eastAsia="宋体"/>
-          <w:b w:val="0"/>
-          <w:sz w:val="24"/>
-        </w:rPr>
-        <w:t>第一阶段（发现问题）：在真实写作协作中观察到四大现象——风格错配（用散文指纹生成议论文）、素材伪门槛（澄清说的信息没传给写作）、交互死板（模板化追问无法引出思想）、数据孤岛（读过的书、写过的文、检索资料互不相通）。这四个现象指向同一个根因：**系统从未建立"作者是谁"的模型**。</w:t>
-      </w:r>
-    </w:p>
-    <w:p>
-      <w:pPr>
-        <w:spacing w:line="360" w:lineRule="auto" w:after="80"/>
-        <w:ind w:firstLine="480"/>
-      </w:pPr>
-      <w:r>
-        <w:rPr>
-          <w:rFonts w:ascii="Times New Roman" w:hAnsi="Times New Roman" w:eastAsia="宋体"/>
-          <w:b w:val="0"/>
-          <w:sz w:val="24"/>
-        </w:rPr>
-        <w:t>第二阶段（理论建构）：提出"作者建模"三模型——风格模型（四层向量 + 双风格 + 修改即教学）、知识模型（个人知识库 PKB + RAG 闭环）、意图模型（思想脉络 + 理解对齐）。</w:t>
-      </w:r>
-    </w:p>
-    <w:p>
-      <w:pPr>
-        <w:spacing w:line="360" w:lineRule="auto" w:after="80"/>
-        <w:ind w:firstLine="480"/>
-      </w:pPr>
-      <w:r>
-        <w:rPr>
-          <w:rFonts w:ascii="Times New Roman" w:hAnsi="Times New Roman" w:eastAsia="宋体"/>
-          <w:b w:val="0"/>
-          <w:sz w:val="24"/>
-        </w:rPr>
-        <w:t>第三阶段（工程实现）：实现导演状态机、澄清协议、写作引擎、反 AI 审计、读者群像、多模态输入输出、个人写作库；随后将同一核心封装为 CLI Agent（Codex/Claude Code/OpenCode 可装）与 Web 工作台。</w:t>
-      </w:r>
-    </w:p>
-    <w:p>
-      <w:pPr>
-        <w:spacing w:line="360" w:lineRule="auto" w:after="80"/>
-        <w:ind w:firstLine="480"/>
-      </w:pPr>
-      <w:r>
-        <w:rPr>
-          <w:rFonts w:ascii="Times New Roman" w:hAnsi="Times New Roman" w:eastAsia="宋体"/>
-          <w:b w:val="0"/>
-          <w:sz w:val="24"/>
-        </w:rPr>
-        <w:t>第四阶段（验证打磨）：经历多轮红队压测与用户实测，修复逐节写回分节粘连、大纲 token 截断等真实问题；最终形成 15 + 7 套自动化 QA 全绿的稳定版本。</w:t>
-      </w:r>
-    </w:p>
-    <w:p>
-      <w:pPr>
-        <w:spacing w:before="200" w:after="120" w:line="312" w:lineRule="auto"/>
-      </w:pPr>
-      <w:r>
-        <w:rPr>
-          <w:rFonts w:ascii="Times New Roman" w:hAnsi="Times New Roman" w:eastAsia="黑体"/>
-          <w:b/>
-          <w:sz w:val="32"/>
-        </w:rPr>
-        <w:t>3. 方案设计与实验结果</w:t>
-      </w:r>
-    </w:p>
-    <w:p>
-      <w:pPr>
-        <w:spacing w:before="120" w:after="120" w:line="312" w:lineRule="auto"/>
-      </w:pPr>
-      <w:r>
-        <w:rPr>
-          <w:rFonts w:ascii="Times New Roman" w:hAnsi="Times New Roman" w:eastAsia="宋体"/>
-          <w:b/>
-          <w:sz w:val="28"/>
-        </w:rPr>
-        <w:t>3.1 总体方案</w:t>
-      </w:r>
-    </w:p>
-    <w:p>
-      <w:pPr>
-        <w:spacing w:line="360" w:lineRule="auto" w:after="80"/>
-        <w:ind w:firstLine="480"/>
-      </w:pPr>
-      <w:r>
-        <w:rPr>
-          <w:rFonts w:ascii="Times New Roman" w:hAnsi="Times New Roman" w:eastAsia="宋体"/>
-          <w:b w:val="0"/>
-          <w:sz w:val="24"/>
-        </w:rPr>
-        <w:t>SCULPTOR 采用三层架构：**宿主层**（Codex / Claude Code / OpenCode / Web）只负责转发用户消息与供给检索结果；**核心层**由导演状态机主导，调用澄清、大纲、写作、复阅、红队、读者群像等模块；**数据层**把状态机的唯一事实（protocol/state.json）与全部沉淀物（风格档案、知识库、大纲、节奏曲线、伏笔记录）放在独立工作区，与其他 Agent 零冲突。系统架构如图 1 所示。</w:t>
-      </w:r>
-    </w:p>
-    <w:p>
-      <w:pPr>
-        <w:spacing w:line="360" w:lineRule="auto" w:after="80"/>
-        <w:ind w:firstLine="480"/>
-      </w:pPr>
-      <w:r>
-        <w:rPr>
-          <w:rFonts w:ascii="Times New Roman" w:hAnsi="Times New Roman" w:eastAsia="宋体"/>
-          <w:b w:val="0"/>
-          <w:sz w:val="24"/>
-        </w:rPr>
-        <w:t>图 1　SCULPTOR 三层架构（宿主层 / 核心状态机 / 数据层）</w:t>
-      </w:r>
-    </w:p>
-    <w:p>
-      <w:pPr>
-        <w:spacing w:before="120" w:after="120" w:line="312" w:lineRule="auto"/>
-      </w:pPr>
-      <w:r>
-        <w:rPr>
-          <w:rFonts w:ascii="Times New Roman" w:hAnsi="Times New Roman" w:eastAsia="宋体"/>
-          <w:b/>
-          <w:sz w:val="28"/>
-        </w:rPr>
-        <w:t>3.2 核心设计</w:t>
-      </w:r>
-    </w:p>
-    <w:p>
-      <w:pPr>
-        <w:spacing w:before="120" w:after="120" w:line="312" w:lineRule="auto"/>
-      </w:pPr>
-      <w:r>
-        <w:rPr>
-          <w:rFonts w:ascii="Times New Roman" w:hAnsi="Times New Roman" w:eastAsia="宋体"/>
-          <w:b/>
-          <w:sz w:val="24"/>
-        </w:rPr>
-        <w:t>3.2.1 四层复合风格向量</w:t>
-      </w:r>
-    </w:p>
-    <w:p>
-      <w:pPr>
-        <w:spacing w:line="360" w:lineRule="auto" w:after="80"/>
-        <w:ind w:firstLine="480"/>
-      </w:pPr>
-      <w:r>
-        <w:rPr>
-          <w:rFonts w:ascii="Times New Roman" w:hAnsi="Times New Roman" w:eastAsia="宋体"/>
-          <w:b w:val="0"/>
-          <w:sz w:val="24"/>
-        </w:rPr>
-        <w:t>风格不是一句提示词能装下的，我们用四层互补表征近似"作者对完美表达的结构化偏离"：</w:t>
-      </w:r>
-    </w:p>
-    <w:p>
-      <w:pPr>
-        <w:spacing w:line="336" w:lineRule="auto" w:after="60"/>
-        <w:ind w:left="360"/>
-      </w:pPr>
-      <w:r>
-        <w:rPr>
-          <w:rFonts w:ascii="Times New Roman" w:hAnsi="Times New Roman" w:eastAsia="宋体"/>
-          <w:b w:val="0"/>
-          <w:sz w:val="24"/>
-        </w:rPr>
-        <w:t>**L1 连续向量**：作者语料相对通用基线的方向差，EMA 增量更新（呼应 ACL 2025 StyleVector 的激活向量思想，我们落地为可解释的稀疏向量，可升级真实 embedding）；</w:t>
+        <w:t>**L1 连续向量**：作者语料相对通用基线的方向差，EMA 增量更新（v_new = α·v_old + (1−α)·Δ），呼应 StyleVector 的激活向量思想[2]，但落地为可解释的稀疏特征向量，零依赖、可审计，且可升级为真实 embedding；</w:t>
       </w:r>
     </w:p>
     <w:p>
@@ -1176,7 +1397,7 @@
           <w:b w:val="0"/>
           <w:sz w:val="24"/>
         </w:rPr>
-        <w:t>**L3 语言新鲜度（不可预测性）**：少见词语组合占比、低套话密度、句长错落度越高，文本越"像人临时想出来的"（信息论意义下的高熵）；AI 平滑文本相反，这是"人味"的客观代理；</w:t>
+        <w:t>**L3 语言新鲜度（不可预测性）**：少见词语组合占比、低套话密度、句长错落度越高，文本越"像人临时想出来的"——这是信息论意义下的高熵，是"人味"的客观代理；</w:t>
       </w:r>
     </w:p>
     <w:p>
@@ -1190,7 +1411,7 @@
           <w:b w:val="0"/>
           <w:sz w:val="24"/>
         </w:rPr>
-        <w:t>**L4 亲手修改记录**：每次"原文→改后→修改意图"的亲手修改，是最高权重的风格证据——"他想要什么"比"他随口说什么"更真实。</w:t>
+        <w:t>**L4 亲手修改记录**：每次"原文→改后→修改意图"的三元组是最高权重风格证据——"他想要什么"永远比"他随口说什么"更真实（GhostWriter 的"教学时刻"[3] 在此被量化为可入库数据）。</w:t>
       </w:r>
     </w:p>
     <w:p>
@@ -1204,7 +1425,261 @@
           <w:b w:val="0"/>
           <w:sz w:val="24"/>
         </w:rPr>
-        <w:t>同时区分"人想写的"（write-style）与"人想听的"（read-style）两个分布：写作者要克制留白，读者却需要一处光的余味——双风格分离让系统既尊重作者又照顾读者。每轮对话被动采集风格信号、每次修改即风格教学，从第一句话起就累积"作者是谁"。</w:t>
+        <w:t>配套两条纪律：**双风格分离**——区分"人想写的"（write-style）与"人想听的"（read-style）两个分布，写作者要克制留白，读者需要一处光的余味；**修改即风格教学**——每次选区点改/候选改写全部吸收进档案与向量，用户亲手改过的句子成为最强风格信号。</w:t>
+      </w:r>
+    </w:p>
+    <w:p>
+      <w:pPr>
+        <w:spacing w:line="360" w:lineRule="auto" w:after="80"/>
+        <w:ind w:firstLine="480"/>
+      </w:pPr>
+      <w:r>
+        <w:rPr>
+          <w:rFonts w:ascii="Times New Roman" w:hAnsi="Times New Roman" w:eastAsia="宋体"/>
+          <w:b w:val="0"/>
+          <w:sz w:val="24"/>
+        </w:rPr>
+        <w:t>为让"差别明显"可检验，本文对每篇文本计算 8 维可解释风格特征（句长均值、句长波动、短句占比、口语度、意象密度、情绪浓度、词汇丰富度、语言新鲜度），构成特征向量（式 1）：</w:t>
+      </w:r>
+    </w:p>
+    <w:p>
+      <w:pPr>
+        <w:spacing w:line="360" w:lineRule="auto" w:after="80"/>
+        <w:ind w:firstLine="480"/>
+      </w:pPr>
+      <w:r>
+        <w:rPr>
+          <w:rFonts w:ascii="Times New Roman" w:hAnsi="Times New Roman" w:eastAsia="宋体"/>
+          <w:b w:val="0"/>
+          <w:sz w:val="24"/>
+        </w:rPr>
+        <w:t>$$\hat{v} = (\text{句长均值},\ \text{句长波动},\ \text{短句占比},\ \text{口语度},\ \text{意象密度},\ \text{情绪浓度},\ \text{词汇丰富度},\ \text{语言新鲜度}) \in \mathbb{R}^{8}$$</w:t>
+      </w:r>
+    </w:p>
+    <w:p>
+      <w:pPr>
+        <w:jc w:val="center"/>
+      </w:pPr>
+      <w:r>
+        <w:drawing>
+          <wp:inline xmlns:a="http://schemas.openxmlformats.org/drawingml/2006/main" xmlns:pic="http://schemas.openxmlformats.org/drawingml/2006/picture">
+            <wp:extent cx="5220000" cy="495570"/>
+            <wp:docPr id="2" name="Picture 2"/>
+            <wp:cNvGraphicFramePr>
+              <a:graphicFrameLocks noChangeAspect="1"/>
+            </wp:cNvGraphicFramePr>
+            <a:graphic>
+              <a:graphicData uri="http://schemas.openxmlformats.org/drawingml/2006/picture">
+                <pic:pic>
+                  <pic:nvPicPr>
+                    <pic:cNvPr id="0" name="formula-vector.png"/>
+                    <pic:cNvPicPr/>
+                  </pic:nvPicPr>
+                  <pic:blipFill>
+                    <a:blip r:embed="rId10"/>
+                    <a:stretch>
+                      <a:fillRect/>
+                    </a:stretch>
+                  </pic:blipFill>
+                  <pic:spPr>
+                    <a:xfrm>
+                      <a:off x="0" y="0"/>
+                      <a:ext cx="5220000" cy="495570"/>
+                    </a:xfrm>
+                    <a:prstGeom prst="rect"/>
+                  </pic:spPr>
+                </pic:pic>
+              </a:graphicData>
+            </a:graphic>
+          </wp:inline>
+        </w:drawing>
+      </w:r>
+    </w:p>
+    <w:p>
+      <w:pPr>
+        <w:jc w:val="center"/>
+      </w:pPr>
+      <w:r>
+        <w:rPr>
+          <w:rFonts w:ascii="Times New Roman" w:hAnsi="Times New Roman" w:eastAsia="宋体"/>
+          <w:b/>
+          <w:sz w:val="21"/>
+        </w:rPr>
+        <w:t>公式1 8维风格特征向量</w:t>
+      </w:r>
+    </w:p>
+    <w:p>
+      <w:pPr>
+        <w:spacing w:line="360" w:lineRule="auto" w:after="80"/>
+        <w:ind w:firstLine="480"/>
+      </w:pPr>
+      <w:r>
+        <w:rPr>
+          <w:rFonts w:ascii="Times New Roman" w:hAnsi="Times New Roman" w:eastAsia="宋体"/>
+          <w:b w:val="0"/>
+          <w:sz w:val="24"/>
+        </w:rPr>
+        <w:t>对每个维度在全部对象上做 min-max 归一化（式 2），消除量纲影响：</w:t>
+      </w:r>
+    </w:p>
+    <w:p>
+      <w:pPr>
+        <w:spacing w:line="360" w:lineRule="auto" w:after="80"/>
+        <w:ind w:firstLine="480"/>
+      </w:pPr>
+      <w:r>
+        <w:rPr>
+          <w:rFonts w:ascii="Times New Roman" w:hAnsi="Times New Roman" w:eastAsia="宋体"/>
+          <w:b w:val="0"/>
+          <w:sz w:val="24"/>
+        </w:rPr>
+        <w:t>$$\hat{v}_{j}^{(A)} = \frac{v_j^{(A)} - \min_i v_j^{(i)}}{\max_i v_j^{(i)} - \min_i v_j^{(i)}} \in [0,1]$$</w:t>
+      </w:r>
+    </w:p>
+    <w:p>
+      <w:pPr>
+        <w:jc w:val="center"/>
+      </w:pPr>
+      <w:r>
+        <w:drawing>
+          <wp:inline xmlns:a="http://schemas.openxmlformats.org/drawingml/2006/main" xmlns:pic="http://schemas.openxmlformats.org/drawingml/2006/picture">
+            <wp:extent cx="5220000" cy="453913"/>
+            <wp:docPr id="3" name="Picture 3"/>
+            <wp:cNvGraphicFramePr>
+              <a:graphicFrameLocks noChangeAspect="1"/>
+            </wp:cNvGraphicFramePr>
+            <a:graphic>
+              <a:graphicData uri="http://schemas.openxmlformats.org/drawingml/2006/picture">
+                <pic:pic>
+                  <pic:nvPicPr>
+                    <pic:cNvPr id="0" name="formula-norm.png"/>
+                    <pic:cNvPicPr/>
+                  </pic:nvPicPr>
+                  <pic:blipFill>
+                    <a:blip r:embed="rId11"/>
+                    <a:stretch>
+                      <a:fillRect/>
+                    </a:stretch>
+                  </pic:blipFill>
+                  <pic:spPr>
+                    <a:xfrm>
+                      <a:off x="0" y="0"/>
+                      <a:ext cx="5220000" cy="453913"/>
+                    </a:xfrm>
+                    <a:prstGeom prst="rect"/>
+                  </pic:spPr>
+                </pic:pic>
+              </a:graphicData>
+            </a:graphic>
+          </wp:inline>
+        </w:drawing>
+      </w:r>
+    </w:p>
+    <w:p>
+      <w:pPr>
+        <w:jc w:val="center"/>
+      </w:pPr>
+      <w:r>
+        <w:rPr>
+          <w:rFonts w:ascii="Times New Roman" w:hAnsi="Times New Roman" w:eastAsia="宋体"/>
+          <w:b/>
+          <w:sz w:val="21"/>
+        </w:rPr>
+        <w:t>公式2 逐维 min-max 归一化</w:t>
+      </w:r>
+    </w:p>
+    <w:p>
+      <w:pPr>
+        <w:spacing w:line="360" w:lineRule="auto" w:after="80"/>
+        <w:ind w:firstLine="480"/>
+      </w:pPr>
+      <w:r>
+        <w:rPr>
+          <w:rFonts w:ascii="Times New Roman" w:hAnsi="Times New Roman" w:eastAsia="宋体"/>
+          <w:b w:val="0"/>
+          <w:sz w:val="24"/>
+        </w:rPr>
+        <w:t>两个作者 A、B 的风格距离用欧氏距离度量（式 3）：</w:t>
+      </w:r>
+    </w:p>
+    <w:p>
+      <w:pPr>
+        <w:spacing w:line="360" w:lineRule="auto" w:after="80"/>
+        <w:ind w:firstLine="480"/>
+      </w:pPr>
+      <w:r>
+        <w:rPr>
+          <w:rFonts w:ascii="Times New Roman" w:hAnsi="Times New Roman" w:eastAsia="宋体"/>
+          <w:b w:val="0"/>
+          <w:sz w:val="24"/>
+        </w:rPr>
+        <w:t>$$d(A,B) = \sqrt{\sum_{j=1}^{8} \left(\hat{v}_j^{(A)} - \hat{v}_j^{(B)}\right)^2}$$</w:t>
+      </w:r>
+    </w:p>
+    <w:p>
+      <w:pPr>
+        <w:jc w:val="center"/>
+      </w:pPr>
+      <w:r>
+        <w:drawing>
+          <wp:inline xmlns:a="http://schemas.openxmlformats.org/drawingml/2006/main" xmlns:pic="http://schemas.openxmlformats.org/drawingml/2006/picture">
+            <wp:extent cx="5220000" cy="881757"/>
+            <wp:docPr id="4" name="Picture 4"/>
+            <wp:cNvGraphicFramePr>
+              <a:graphicFrameLocks noChangeAspect="1"/>
+            </wp:cNvGraphicFramePr>
+            <a:graphic>
+              <a:graphicData uri="http://schemas.openxmlformats.org/drawingml/2006/picture">
+                <pic:pic>
+                  <pic:nvPicPr>
+                    <pic:cNvPr id="0" name="formula-distance.png"/>
+                    <pic:cNvPicPr/>
+                  </pic:nvPicPr>
+                  <pic:blipFill>
+                    <a:blip r:embed="rId12"/>
+                    <a:stretch>
+                      <a:fillRect/>
+                    </a:stretch>
+                  </pic:blipFill>
+                  <pic:spPr>
+                    <a:xfrm>
+                      <a:off x="0" y="0"/>
+                      <a:ext cx="5220000" cy="881757"/>
+                    </a:xfrm>
+                    <a:prstGeom prst="rect"/>
+                  </pic:spPr>
+                </pic:pic>
+              </a:graphicData>
+            </a:graphic>
+          </wp:inline>
+        </w:drawing>
+      </w:r>
+    </w:p>
+    <w:p>
+      <w:pPr>
+        <w:jc w:val="center"/>
+      </w:pPr>
+      <w:r>
+        <w:rPr>
+          <w:rFonts w:ascii="Times New Roman" w:hAnsi="Times New Roman" w:eastAsia="宋体"/>
+          <w:b/>
+          <w:sz w:val="21"/>
+        </w:rPr>
+        <w:t>公式3 风格距离：欧氏距离</w:t>
+      </w:r>
+    </w:p>
+    <w:p>
+      <w:pPr>
+        <w:spacing w:line="360" w:lineRule="auto" w:after="80"/>
+        <w:ind w:firstLine="480"/>
+      </w:pPr>
+      <w:r>
+        <w:rPr>
+          <w:rFonts w:ascii="Times New Roman" w:hAnsi="Times New Roman" w:eastAsia="宋体"/>
+          <w:b w:val="0"/>
+          <w:sz w:val="24"/>
+        </w:rPr>
+        <w:t>该度量体系与 StyleVector 在"训练免费、推理时干预"上数学同族[2]，但本文在特征层落地，维度可解释、无需 GPU 即可复现（第 3.3 节给出 6 类文本的实测距离矩阵）。</w:t>
       </w:r>
     </w:p>
     <w:p>
@@ -1217,7 +1692,7 @@
           <w:b/>
           <w:sz w:val="24"/>
         </w:rPr>
-        <w:t>3.2.2 思想优先的澄清协议</w:t>
+        <w:t>2.2.2 知识模型：个人知识库与检索增强（对应 RQ2 的知识背景）</w:t>
       </w:r>
     </w:p>
     <w:p>
@@ -1231,7 +1706,21 @@
           <w:b w:val="0"/>
           <w:sz w:val="24"/>
         </w:rPr>
-        <w:t>普通 AI 只知道"1+1"，不知道"为什么 1+1"。SCULPTOR 的澄清协议让 AI 接住用户的深层思考：追踪用户发言中的**主张—前提—推理—理论来源**（如用户引用《乡土中国·文字下乡》推出"烂梗阻碍交流的根源"时，AI 先复述主张、做一步概括推理、再追问根源，与用户达成思想共识后才继续）；提问顺序采用"先思想、后信息、最后规划"的软主次——先问为什么现在想写、心里憋着的那句话、怎么展开，再问素材与论点，字数等规划参数最后从内容反推；蓝图状态只是清单而非命令，问什么由 LLM 结合对话自主判断，代码只做防死循环的兜底，并注入 RAG 知识背景让问题更贴用户。</w:t>
+        <w:t>个人知识库解决"AI 自身智库庞大、却不知道作者读过什么"的问题。系统以**归纳式确认采集**构建 PKB：用户说出自己的哲学理论或艺术构想时，AI 先做一步归纳（"你似乎在表达……"），再主动介绍与用户思考相似的书籍/理论并简明说明其核心与可用之处（如用户思考语言匮乏时，AI 引荐《乡土中国·文字下乡》的论述[5]），用户确认后入库。采集**必须灵活归纳、不能硬编码、不能反复追问**：库项作为辅助上下文轮换注入，而非强制约束。</w:t>
+      </w:r>
+    </w:p>
+    <w:p>
+      <w:pPr>
+        <w:spacing w:line="360" w:lineRule="auto" w:after="80"/>
+        <w:ind w:firstLine="480"/>
+      </w:pPr>
+      <w:r>
+        <w:rPr>
+          <w:rFonts w:ascii="Times New Roman" w:hAnsi="Times New Roman" w:eastAsia="宋体"/>
+          <w:b w:val="0"/>
+          <w:sz w:val="24"/>
+        </w:rPr>
+        <w:t>写作时，RAG 以"去重排队 → 宿主/学术/数据分析 agent 检索 → 回灌 → 缺口节自动重写（≤2 轮）"的供给闭环工作：导演决定要什么、何时要、怎么用；检索结果回灌后，素材不足的节会被自动重写并重新审计。知识库、作品库（个人写作 skill）、检索资料三者数据互通、共同使用，解决"数据孤岛"。</w:t>
       </w:r>
     </w:p>
     <w:p>
@@ -1244,7 +1733,7 @@
           <w:b/>
           <w:sz w:val="24"/>
         </w:rPr>
-        <w:t>3.2.3 导演状态机与人机深协作</w:t>
+        <w:t>2.2.3 意图模型：思想脉络与理解对齐（对应 RQ2 的核心）</w:t>
       </w:r>
     </w:p>
     <w:p>
@@ -1258,20 +1747,7 @@
           <w:b w:val="0"/>
           <w:sz w:val="24"/>
         </w:rPr>
-        <w:t>导演（Director）是自主决策的核心：收到用户消息后自己决定下一步——该问就问、该生成大纲就生成、该写就逐节写、该审计就审计、该请读者群像就群像，只在真正的决策点（主题/立场/素材/立意/大纲确认/风格方向）停下等用户。写作阶段实时反馈每节风格脉搏；初稿完成后执行复阅-修订（Flower &amp; Hayes 的"复阅"环节）、反 AI 审计、静默质量门（风格保真/原创性/校对/事实核查/回译校验）、读者群像与交锋，最后交付。用户说"更克制一点"等风格方向，系统会吸收进档案并全文重写、再走一轮审计。</w:t>
-      </w:r>
-    </w:p>
-    <w:p>
-      <w:pPr>
-        <w:spacing w:before="120" w:after="120" w:line="312" w:lineRule="auto"/>
-      </w:pPr>
-      <w:r>
-        <w:rPr>
-          <w:rFonts w:ascii="Times New Roman" w:hAnsi="Times New Roman" w:eastAsia="宋体"/>
-          <w:b/>
-          <w:sz w:val="24"/>
-        </w:rPr>
-        <w:t>3.2.4 反 AI 审计与红队</w:t>
+        <w:t>模板式澄清在收集"填空题答案"；好的澄清在**接住用户的推理**。用户说"我看过《乡土中国·文字下乡》，语言简化是文化发展的结果，可以顺着推理"——这不是一条素材，而是**半条推理链**：主张（烂梗有根源）、前提（某本书的论述）、推理方向（简化→切断共同意义）都有了，只差系统把它显影出来并请用户确认。AI 只知道 1+1，用户知道为什么 1+1；意图模型的任务就是把"为什么"问出来。</w:t>
       </w:r>
     </w:p>
     <w:p>
@@ -1285,7 +1761,7 @@
           <w:b w:val="0"/>
           <w:sz w:val="24"/>
         </w:rPr>
-        <w:t>反 AI 审计用确定性检测（黑名单套话、跨节重复比喻、句式复用、统计指标）找出"AI 味"，再由 LLM 按作者风格修订，最多三轮；配合回译校验（中译英→回译→信息点核对）、原创性检查与事实核查分级，保证成稿"像人"且"不丢内容"。真实案例：初稿比喻"像有人跟在后面"跨节出现两次，审计检出后自动改为"像旧朝宫人踏过回廊"，终审黑名单 0、硬失败 0。</w:t>
+        <w:t>实现上，`thinking.js` 追踪"主张—前提—推理—理论来源"，由 LLM 做一步概括（"你的意思是：烂梗不是没素质，而是简化走到极端后切断了共同意义——对吗？"），确定性规则只做信号识别；概括得到用户确认后，进入风格档案与素材库，并与用户达成**思想层面的共识**——先共识再写作，避免"用户没提出需求、AI 乱写"。</w:t>
       </w:r>
     </w:p>
     <w:p>
@@ -1296,9 +1772,9 @@
         <w:rPr>
           <w:rFonts w:ascii="Times New Roman" w:hAnsi="Times New Roman" w:eastAsia="宋体"/>
           <w:b/>
-          <w:sz w:val="24"/>
+          <w:sz w:val="28"/>
         </w:rPr>
-        <w:t>3.2.5 翻译方法论（以理解作者原意为第一标准）</w:t>
+        <w:t>2.3 思想优先的澄清协议（对应 RQ2）</w:t>
       </w:r>
     </w:p>
     <w:p>
@@ -1312,7 +1788,77 @@
           <w:b w:val="0"/>
           <w:sz w:val="24"/>
         </w:rPr>
-        <w:t>机器翻译最常见的失败不是"翻错词"，而是丢掉"作者为什么这么说"——双关、文化词、语气与意象在逐字翻译中蒸发，剩下"对的错话"。SCULPTOR 把顺序倒过来：**先懂后译**。翻译前先做"原意解读"（作者想表达什么、语气、文体、关键意象、易损点），翻译以**作者原意**为第一标准——达意优先于逐字，字面对不上的地方以原意为准；再用**回译校验闭环**钉住质量：中译英→回译→信息点核对（保留/丢失/漂移）→风格指标对比，并把"翻译损耗"与"原文本来就模糊"区分开。翻译只做校验与报告，不擅自改稿（改动走定点修改）。这套方法论使 SCULPTOR 既是写作助手，也是跨语言的"作者原意守门人"。</w:t>
+        <w:t>澄清协议由三条软规则与一条确定性护栏构成：</w:t>
+      </w:r>
+    </w:p>
+    <w:p>
+      <w:pPr>
+        <w:spacing w:line="360" w:lineRule="auto" w:after="80"/>
+        <w:ind w:firstLine="480"/>
+      </w:pPr>
+      <w:r>
+        <w:rPr>
+          <w:rFonts w:ascii="Times New Roman" w:hAnsi="Times New Roman" w:eastAsia="宋体"/>
+          <w:b w:val="0"/>
+          <w:sz w:val="24"/>
+        </w:rPr>
+        <w:t>1. **先思想、后信息、最后规划**：先问"为什么现在想写、心里憋着的那句话、怎么展开"，再问素材与论点，字数等规划参数最后从内容反推——避免"先问基础信息、错过行文思路"的主次颠倒；</w:t>
+      </w:r>
+    </w:p>
+    <w:p>
+      <w:pPr>
+        <w:spacing w:line="360" w:lineRule="auto" w:after="80"/>
+        <w:ind w:firstLine="480"/>
+      </w:pPr>
+      <w:r>
+        <w:rPr>
+          <w:rFonts w:ascii="Times New Roman" w:hAnsi="Times New Roman" w:eastAsia="宋体"/>
+          <w:b w:val="0"/>
+          <w:sz w:val="24"/>
+        </w:rPr>
+        <w:t>2. **蓝图状态只是清单而非命令**：问什么由 LLM 结合对话自主判断，动态规划随文体变化（欧亨利式剧情架构、留白散文、公文、论文不共用一套死板模板）；代码只做防死循环的兜底；</w:t>
+      </w:r>
+    </w:p>
+    <w:p>
+      <w:pPr>
+        <w:spacing w:line="360" w:lineRule="auto" w:after="80"/>
+        <w:ind w:firstLine="480"/>
+      </w:pPr>
+      <w:r>
+        <w:rPr>
+          <w:rFonts w:ascii="Times New Roman" w:hAnsi="Times New Roman" w:eastAsia="宋体"/>
+          <w:b w:val="0"/>
+          <w:sz w:val="24"/>
+        </w:rPr>
+        <w:t>3. **RAG 知识背景注入**：提问前检索 PKB/阅读记录，让问题更贴用户；</w:t>
+      </w:r>
+    </w:p>
+    <w:p>
+      <w:pPr>
+        <w:spacing w:line="360" w:lineRule="auto" w:after="80"/>
+        <w:ind w:firstLine="480"/>
+      </w:pPr>
+      <w:r>
+        <w:rPr>
+          <w:rFonts w:ascii="Times New Roman" w:hAnsi="Times New Roman" w:eastAsia="宋体"/>
+          <w:b w:val="0"/>
+          <w:sz w:val="24"/>
+        </w:rPr>
+        <w:t>4. **确定性收尾护栏**：蓝图字段全齐后，若 LLM 仍追问 ≥2 轮，导演强制放行进大纲——真实模型不遵守 stop 规则也不会死循环。</w:t>
+      </w:r>
+    </w:p>
+    <w:p>
+      <w:pPr>
+        <w:spacing w:line="360" w:lineRule="auto" w:after="80"/>
+        <w:ind w:firstLine="480"/>
+      </w:pPr>
+      <w:r>
+        <w:rPr>
+          <w:rFonts w:ascii="Times New Roman" w:hAnsi="Times New Roman" w:eastAsia="宋体"/>
+          <w:b w:val="0"/>
+          <w:sz w:val="24"/>
+        </w:rPr>
+        <w:t>交互上采用"一次一问 + 我的建议 + A/B/C"的引导模式，并把用户回答按价值分级（L0 空答 → L5 精准指令）："可以/挺好"是推进信号，"不不不"是最珍贵的修正信号——从否定中提炼真需求，而不是回退到模板。每轮附确认清单（✓/…、进度 x/n），让用户看见"自己被认真记录"。</w:t>
       </w:r>
     </w:p>
     <w:p>
@@ -1325,13 +1871,13 @@
           <w:b/>
           <w:sz w:val="28"/>
         </w:rPr>
-        <w:t>3.3 系统实现</w:t>
+        <w:t>2.4 姿态层反假思考检测（对应 RQ3）</w:t>
       </w:r>
     </w:p>
     <w:p>
       <w:pPr>
-        <w:spacing w:line="336" w:lineRule="auto" w:after="60"/>
-        <w:ind w:left="360"/>
+        <w:spacing w:line="360" w:lineRule="auto" w:after="80"/>
+        <w:ind w:firstLine="480"/>
       </w:pPr>
       <w:r>
         <w:rPr>
@@ -1339,7 +1885,7 @@
           <w:b w:val="0"/>
           <w:sz w:val="24"/>
         </w:rPr>
-        <w:t>**Agent 形态**：零依赖 Node CLI + MCP stdio 服务，可装入 Codex / Claude Code / OpenCode，生态位外完全让位、不与其他 Agent 冲突；支持凭据自动发现、目录级安装。</w:t>
+        <w:t>本文在真实文本细读中发现，统计指标抓不住一种更高级的 AI 味：**表演思考**。一篇"正确语言的堆积"可以在黑名单、句长标准差、词汇丰富度等全部统计指标上达标（真实样例《语言匮乏》：黑名单 0、句长σ 17.1、TTR 0.59），却让读者感到"这个正在讲述失语的声音，本身也是失语的"。根因有六类，全部位于"姿态层"：</w:t>
       </w:r>
     </w:p>
     <w:p>
@@ -1353,7 +1899,7 @@
           <w:b w:val="0"/>
           <w:sz w:val="24"/>
         </w:rPr>
-        <w:t>**Web 工作台**：对话、实时大纲（列表/图谱双视图，卷级分组、点击定位草稿）、写作手写区（选区 AI 工具栏、3 候选改写卡、版本回滚、专注/并排模式、实时洞察：字数进度、风格脉搏、节奏曲线）、上下文面板（我的理解、素材、思想脉络、风格进度、RAG）、审计页（人类化指标、节奏曲线、伏笔回收时间线、回译）、作品库（按文体分类 + 蒸馏个人写作 skill + 多作品指标对比）。</w:t>
+        <w:t>**voice（声音分裂）**：叙述者被设定的语言能力与成稿实际语言能力矛盾（如失语少年使用学术编辑式复合句）；</w:t>
       </w:r>
     </w:p>
     <w:p>
@@ -1367,7 +1913,77 @@
           <w:b w:val="0"/>
           <w:sz w:val="24"/>
         </w:rPr>
-        <w:t>**多模态与导出**：docx/xlsx/图片/语音口述输入；md/docx（含公文 GB/T 9704、学术排版）/PPT/PDF/SRT/HTML 导出。</w:t>
+        <w:t>**transition（过渡公式化）**：路标式转折（"后来我想""但这里头有个悖论"）假装推进，甚至站到文本外做元叙述；</w:t>
+      </w:r>
+    </w:p>
+    <w:p>
+      <w:pPr>
+        <w:spacing w:line="336" w:lineRule="auto" w:after="60"/>
+        <w:ind w:left="360"/>
+      </w:pPr>
+      <w:r>
+        <w:rPr>
+          <w:rFonts w:ascii="Times New Roman" w:hAnsi="Times New Roman" w:eastAsia="宋体"/>
+          <w:b w:val="0"/>
+          <w:sz w:val="24"/>
+        </w:rPr>
+        <w:t>**rhetoric（修辞空转）**：排比、对仗、重复制造表面节奏，拆开看语义空洞，修辞在代替论证运行；</w:t>
+      </w:r>
+    </w:p>
+    <w:p>
+      <w:pPr>
+        <w:spacing w:line="336" w:lineRule="auto" w:after="60"/>
+        <w:ind w:left="360"/>
+      </w:pPr>
+      <w:r>
+        <w:rPr>
+          <w:rFonts w:ascii="Times New Roman" w:hAnsi="Times New Roman" w:eastAsia="宋体"/>
+          <w:b w:val="0"/>
+          <w:sz w:val="24"/>
+        </w:rPr>
+        <w:t>**citation（引用挂靠）**：每个理论被精确放在"最应该出现"的位置，暴露检索式写作痕迹，而非真实阅读记忆；</w:t>
+      </w:r>
+    </w:p>
+    <w:p>
+      <w:pPr>
+        <w:spacing w:line="336" w:lineRule="auto" w:after="60"/>
+        <w:ind w:left="360"/>
+      </w:pPr>
+      <w:r>
+        <w:rPr>
+          <w:rFonts w:ascii="Times New Roman" w:hAnsi="Times New Roman" w:eastAsia="宋体"/>
+          <w:b w:val="0"/>
+          <w:sz w:val="24"/>
+        </w:rPr>
+        <w:t>**translate（解释代替呈现）**：反复"翻译过来就是""说白了就是"的低配版解释，预设读者不认真读；</w:t>
+      </w:r>
+    </w:p>
+    <w:p>
+      <w:pPr>
+        <w:spacing w:line="336" w:lineRule="auto" w:after="60"/>
+        <w:ind w:left="360"/>
+      </w:pPr>
+      <w:r>
+        <w:rPr>
+          <w:rFonts w:ascii="Times New Roman" w:hAnsi="Times New Roman" w:eastAsia="宋体"/>
+          <w:b w:val="0"/>
+          <w:sz w:val="24"/>
+        </w:rPr>
+        <w:t>**ending（金句收尾空转）**：形式高潮 + 语义同义反复（"话还在，嘴还在"只是"话到嘴边"的字面拆解）。</w:t>
+      </w:r>
+    </w:p>
+    <w:p>
+      <w:pPr>
+        <w:spacing w:line="360" w:lineRule="auto" w:after="80"/>
+        <w:ind w:firstLine="480"/>
+      </w:pPr>
+      <w:r>
+        <w:rPr>
+          <w:rFonts w:ascii="Times New Roman" w:hAnsi="Times New Roman" w:eastAsia="宋体"/>
+          <w:b w:val="0"/>
+          <w:sz w:val="24"/>
+        </w:rPr>
+        <w:t>检测方法分两层：**主路径为 LLM 六层细读 + RAG 作者对照**——诊断前检索作者的 persona 侧写、个人写作 skill 与知识库作为"声音参照物"，先懂作者、再判断像不像作者；六层逐句诊断输出病灶与修法。**确定性正则降级为离线兜底**（v0.53 完成去硬编码：检测任务交给 LLM，代码只做安全网）。配套治理：写作/扩写/修复三层提示词**前置禁令**（反金句收束、允许冗余与模糊、不替人物开口、反过度释义），修复遵守"绝不用新金句替换旧金句"；用《差生》的克制式结尾（"他叫我同学。我没有纠正他。"）做回归样例，验证不误伤真实写作。</w:t>
       </w:r>
     </w:p>
     <w:p>
@@ -1380,20 +1996,7 @@
           <w:b/>
           <w:sz w:val="28"/>
         </w:rPr>
-        <w:t>3.4 实验及结果</w:t>
-      </w:r>
-    </w:p>
-    <w:p>
-      <w:pPr>
-        <w:spacing w:before="120" w:after="120" w:line="312" w:lineRule="auto"/>
-      </w:pPr>
-      <w:r>
-        <w:rPr>
-          <w:rFonts w:ascii="Times New Roman" w:hAnsi="Times New Roman" w:eastAsia="宋体"/>
-          <w:b/>
-          <w:sz w:val="24"/>
-        </w:rPr>
-        <w:t>3.4.1 自动化测试规模</w:t>
+        <w:t>2.5 原意优先的翻译方法论</w:t>
       </w:r>
     </w:p>
     <w:p>
@@ -1407,7 +2010,20 @@
           <w:b w:val="0"/>
           <w:sz w:val="24"/>
         </w:rPr>
-        <w:t>系统离线全链路自动化测试 agent 端 15 套、web 端 7 套全部通过，覆盖：澄清一次一问与低意愿逃生、实时大纲、逐节写作字数达标、红队 8 类文体 × 6 类对抗输入、十种用户说法、风格差异对照、长文端到端（12000 字小说）、回译校验、导出全格式等。</w:t>
+        <w:t>机器翻译最常见的失败不是"翻错词"，而是丢掉"作者为什么这么说"——双关、文化词、语气与意象在逐字翻译中蒸发，剩下"对的错话"。SCULPTOR 把顺序倒过来：**先懂后译**。翻译前先做"原意解读"（作者想表达什么、什么语气、什么文体、哪些意象/双关是易损点），翻译以**作者原意**为第一标准——达意优先于逐字，字面对不上的地方以原意为准；再用**回译校验闭环**钉住质量：中译英→回译→信息点核对（保留/丢失/漂移）→风格指标对比，并把"翻译损耗"与"原文本来就模糊"区分开。翻译只做校验与报告，不擅自改稿（改动走定点修改）。这套方法论使系统既是写作助手，也是跨语言的"作者原意守门人"。</w:t>
+      </w:r>
+    </w:p>
+    <w:p>
+      <w:pPr>
+        <w:spacing w:before="200" w:after="120" w:line="312" w:lineRule="auto"/>
+      </w:pPr>
+      <w:r>
+        <w:rPr>
+          <w:rFonts w:ascii="Times New Roman" w:hAnsi="Times New Roman" w:eastAsia="黑体"/>
+          <w:b/>
+          <w:sz w:val="32"/>
+        </w:rPr>
+        <w:t>3 实验与评估</w:t>
       </w:r>
     </w:p>
     <w:p>
@@ -1418,9 +2034,9 @@
         <w:rPr>
           <w:rFonts w:ascii="Times New Roman" w:hAnsi="Times New Roman" w:eastAsia="宋体"/>
           <w:b/>
-          <w:sz w:val="24"/>
+          <w:sz w:val="28"/>
         </w:rPr>
-        <w:t>3.4.2 反 AI 审计与人类化指标</w:t>
+        <w:t>3.1 全链路自动化测试（对应 RQ4）</w:t>
       </w:r>
     </w:p>
     <w:p>
@@ -1434,7 +2050,7 @@
           <w:b w:val="0"/>
           <w:sz w:val="24"/>
         </w:rPr>
-        <w:t>真实任务中，反 AI 审计检出并自动修复跨节重复比喻、句式复用与套话；成稿人类化指标处于真人写作区间：句长标准差 14.4、段落变异系数 0.45、句首去重率 81%、词汇二元 TTR 0.78。</w:t>
+        <w:t>系统以可复现的离线测试为质量基线：**agent 端 19 套 + web 端 7 套自动化 QA 全部通过**，覆盖：澄清一次一问与低意愿逃生、实时大纲（生成/编辑/完成度结算）、逐节写作字数达标（85% 阈值 + 扩写两轮）、红队 8 类文体 × 6 类对抗输入、十种用户说法全链路、风格差异对照、12000 字长文端到端（结构不变量断言）、翻译/回译校验、假思考六层细读、全格式导出、前端接线静态检查（所有 `$()` 引用有对应 id、30 个前端调用零断链）。CI 另含密钥扫描与引擎一致性检查。测试不仅验证"产出非空"，还验证"结构不变量"——长文逐节写回时节标题被粘进正文的真实 bug，正是被结构断言捕获并修复的（v0.42.1）。</w:t>
       </w:r>
     </w:p>
     <w:p>
@@ -1445,9 +2061,9 @@
         <w:rPr>
           <w:rFonts w:ascii="Times New Roman" w:hAnsi="Times New Roman" w:eastAsia="宋体"/>
           <w:b/>
-          <w:sz w:val="24"/>
+          <w:sz w:val="28"/>
         </w:rPr>
-        <w:t>3.4.3 风格差异对照实验</w:t>
+        <w:t>3.2 反 AI 审计与人类化指标（对应 RQ3 的实证）</w:t>
       </w:r>
     </w:p>
     <w:p>
@@ -1461,7 +2077,7 @@
           <w:b w:val="0"/>
           <w:sz w:val="24"/>
         </w:rPr>
-        <w:t>同一题目、同一流程，仅切换风格方向（克制留白 / 口语亲切 / 豪迈大气），成稿统计显著不同：句长标准差 3.7 / 8.3 / 5.0，字数 742 / 874 / 984，词汇 TTR 0.44 / 0.53 / 0.52——证明风格注入真实改变写法，而不是"贴标签"。</w:t>
+        <w:t>真实任务中，反 AI 审计检出并自动修复了跨节重复比喻（初稿"像有人跟在后面"跨节出现两次，自动改为"像旧朝宫人踏过回廊"）、句式复用与套话；终审黑名单 0、硬失败 0。成稿人类化指标四量纲全部落在真人写作区间：句长标准差 14.4、段落变异系数 0.45、句首去重率 81%、词汇二元 TTR 0.78。</w:t>
       </w:r>
     </w:p>
     <w:p>
@@ -1475,7 +2091,86 @@
           <w:b w:val="0"/>
           <w:sz w:val="24"/>
         </w:rPr>
-        <w:t>为直观展示"风格向量"的差别，我们用 8 维可解释风格特征（节奏均值/句长波动/短句占比/口语度/意象密度/情绪浓度/词汇丰富度/语言新鲜度）对 6 类文本做归一化向量对比：SCULPTOR 作者、人类名家（史铁生、费孝通）、通用大模型（ChatGPT、DeepSeek 基线）、模板公文基线，结果如图 2 所示。数学推导（归一化、欧氏距离、综合评分）见附录 STYLE-MATH。</w:t>
+        <w:t>需要诚实指出：统计层指标抓不住姿态层假思考（见 2.4 节）；v0.53 以 LLM 六层细读 + RAG 作者对照补上后，对《语言匮乏》类文本能逐层命中病灶，对《差生》类真实写作不误伤——这正是"先懂作者、再判断像不像作者"的自洽证明。</w:t>
+      </w:r>
+    </w:p>
+    <w:p>
+      <w:pPr>
+        <w:spacing w:before="120" w:after="120" w:line="312" w:lineRule="auto"/>
+      </w:pPr>
+      <w:r>
+        <w:rPr>
+          <w:rFonts w:ascii="Times New Roman" w:hAnsi="Times New Roman" w:eastAsia="宋体"/>
+          <w:b/>
+          <w:sz w:val="28"/>
+        </w:rPr>
+        <w:t>3.3 风格向量对比实验（对应 RQ1 的实证）</w:t>
+      </w:r>
+    </w:p>
+    <w:p>
+      <w:pPr>
+        <w:spacing w:line="360" w:lineRule="auto" w:after="80"/>
+        <w:ind w:firstLine="480"/>
+      </w:pPr>
+      <w:r>
+        <w:rPr>
+          <w:rFonts w:ascii="Times New Roman" w:hAnsi="Times New Roman" w:eastAsia="宋体"/>
+          <w:b w:val="0"/>
+          <w:sz w:val="24"/>
+        </w:rPr>
+        <w:t>按第 2.2.1 节的定义，我们用 8 维可解释风格特征对 6 类文本（SCULPTOR 作者、人类名家史铁生与费孝通、ChatGPT 与 DeepSeek 通用基线、模板公文基线）计算归一化向量与欧氏距离，全部由 `scripts/style-vectors.py` 确定性复现（特征函数固定、无随机）。三张可视化见图 2–4，实测距离矩阵与综合评分见表 2–3。</w:t>
+      </w:r>
+    </w:p>
+    <w:p>
+      <w:pPr>
+        <w:jc w:val="center"/>
+      </w:pPr>
+      <w:r>
+        <w:drawing>
+          <wp:inline xmlns:a="http://schemas.openxmlformats.org/drawingml/2006/main" xmlns:pic="http://schemas.openxmlformats.org/drawingml/2006/picture">
+            <wp:extent cx="5220000" cy="3185085"/>
+            <wp:docPr id="5" name="Picture 5"/>
+            <wp:cNvGraphicFramePr>
+              <a:graphicFrameLocks noChangeAspect="1"/>
+            </wp:cNvGraphicFramePr>
+            <a:graphic>
+              <a:graphicData uri="http://schemas.openxmlformats.org/drawingml/2006/picture">
+                <pic:pic>
+                  <pic:nvPicPr>
+                    <pic:cNvPr id="0" name="style-vectors-heatmap.png"/>
+                    <pic:cNvPicPr/>
+                  </pic:nvPicPr>
+                  <pic:blipFill>
+                    <a:blip r:embed="rId13"/>
+                    <a:stretch>
+                      <a:fillRect/>
+                    </a:stretch>
+                  </pic:blipFill>
+                  <pic:spPr>
+                    <a:xfrm>
+                      <a:off x="0" y="0"/>
+                      <a:ext cx="5220000" cy="3185085"/>
+                    </a:xfrm>
+                    <a:prstGeom prst="rect"/>
+                  </pic:spPr>
+                </pic:pic>
+              </a:graphicData>
+            </a:graphic>
+          </wp:inline>
+        </w:drawing>
+      </w:r>
+    </w:p>
+    <w:p>
+      <w:pPr>
+        <w:jc w:val="center"/>
+      </w:pPr>
+      <w:r>
+        <w:rPr>
+          <w:rFonts w:ascii="Times New Roman" w:hAnsi="Times New Roman" w:eastAsia="宋体"/>
+          <w:b/>
+          <w:sz w:val="21"/>
+        </w:rPr>
+        <w:t>图2 多维风格向量热力网格：SCULPTOR vs 名家 vs 通用模型 vs 模板</w:t>
       </w:r>
     </w:p>
     <w:p>
@@ -1486,7 +2181,7 @@
         <w:drawing>
           <wp:inline xmlns:a="http://schemas.openxmlformats.org/drawingml/2006/main" xmlns:pic="http://schemas.openxmlformats.org/drawingml/2006/picture">
             <wp:extent cx="5220000" cy="3362034"/>
-            <wp:docPr id="1" name="Picture 1"/>
+            <wp:docPr id="6" name="Picture 6"/>
             <wp:cNvGraphicFramePr>
               <a:graphicFrameLocks noChangeAspect="1"/>
             </wp:cNvGraphicFramePr>
@@ -1498,7 +2193,7 @@
                     <pic:cNvPicPr/>
                   </pic:nvPicPr>
                   <pic:blipFill>
-                    <a:blip r:embed="rId9"/>
+                    <a:blip r:embed="rId14"/>
                     <a:stretch>
                       <a:fillRect/>
                     </a:stretch>
@@ -1527,7 +2222,7 @@
           <w:b/>
           <w:sz w:val="21"/>
         </w:rPr>
-        <w:t>图2 风格距离矩阵：SCULPTOR vs 人类名家 vs 通用模型 vs 模板</w:t>
+        <w:t>图3 风格距离矩阵：SCULPTOR 与人类名家同侧、与 AI 腔异侧</w:t>
       </w:r>
     </w:p>
     <w:p>
@@ -1541,22 +2236,825 @@
           <w:b w:val="0"/>
           <w:sz w:val="24"/>
         </w:rPr>
-        <w:t>实测欧氏距离：SCULPTOR 作者与史铁生 1.11、与费孝通 1.54，与 ChatGPT 1.46、与 DeepSeek 1.49、与模板公文 1.98；两个人类名家彼此 1.67，而两个通用模型之间仅 0.65——AI 腔互相趋同，人类各有面目。综合写作能力（离 AI 腔距离/人类化指标/反 AI 味/全流程协作/多文体覆盖加权评分）：SCULPTOR 87.4，ChatGPT 与 DeepSeek 38.6，模板公文 34.0。SCULPTOR 学到的是"人"的写法，而不是模型的平均脸。</w:t>
+        <w:t>**表 2　实测风格距离矩阵（欧氏距离，越小越像）**</w:t>
       </w:r>
     </w:p>
-    <w:p>
-      <w:pPr>
-        <w:spacing w:before="120" w:after="120" w:line="312" w:lineRule="auto"/>
-      </w:pPr>
-      <w:r>
-        <w:rPr>
-          <w:rFonts w:ascii="Times New Roman" w:hAnsi="Times New Roman" w:eastAsia="宋体"/>
-          <w:b/>
-          <w:sz w:val="24"/>
-        </w:rPr>
-        <w:t>3.4.4 真实写作案例</w:t>
-      </w:r>
-    </w:p>
+    <w:tbl>
+      <w:tblPr>
+        <w:tblStyle w:val="TableGrid"/>
+        <w:tblW w:type="auto" w:w="0"/>
+        <w:jc w:val="center"/>
+        <w:tblLook w:firstColumn="1" w:firstRow="1" w:lastColumn="0" w:lastRow="0" w:noHBand="0" w:noVBand="1" w:val="04A0"/>
+      </w:tblPr>
+      <w:tblGrid>
+        <w:gridCol w:w="1311"/>
+        <w:gridCol w:w="1311"/>
+        <w:gridCol w:w="1311"/>
+        <w:gridCol w:w="1311"/>
+        <w:gridCol w:w="1311"/>
+        <w:gridCol w:w="1311"/>
+        <w:gridCol w:w="1311"/>
+      </w:tblGrid>
+      <w:tr>
+        <w:tc>
+          <w:tcPr>
+            <w:tcW w:type="dxa" w:w="1311"/>
+          </w:tcPr>
+          <w:p>
+            <w:r/>
+            <w:r>
+              <w:rPr>
+                <w:rFonts w:ascii="Times New Roman" w:hAnsi="Times New Roman" w:eastAsia="宋体"/>
+                <w:b/>
+                <w:sz w:val="21"/>
+              </w:rPr>
+              <w:t>对象</w:t>
+            </w:r>
+          </w:p>
+        </w:tc>
+        <w:tc>
+          <w:tcPr>
+            <w:tcW w:type="dxa" w:w="1311"/>
+          </w:tcPr>
+          <w:p>
+            <w:r/>
+            <w:r>
+              <w:rPr>
+                <w:rFonts w:ascii="Times New Roman" w:hAnsi="Times New Roman" w:eastAsia="宋体"/>
+                <w:b/>
+                <w:sz w:val="21"/>
+              </w:rPr>
+              <w:t>SCULPTOR</w:t>
+            </w:r>
+          </w:p>
+        </w:tc>
+        <w:tc>
+          <w:tcPr>
+            <w:tcW w:type="dxa" w:w="1311"/>
+          </w:tcPr>
+          <w:p>
+            <w:r/>
+            <w:r>
+              <w:rPr>
+                <w:rFonts w:ascii="Times New Roman" w:hAnsi="Times New Roman" w:eastAsia="宋体"/>
+                <w:b/>
+                <w:sz w:val="21"/>
+              </w:rPr>
+              <w:t>史铁生</w:t>
+            </w:r>
+          </w:p>
+        </w:tc>
+        <w:tc>
+          <w:tcPr>
+            <w:tcW w:type="dxa" w:w="1311"/>
+          </w:tcPr>
+          <w:p>
+            <w:r/>
+            <w:r>
+              <w:rPr>
+                <w:rFonts w:ascii="Times New Roman" w:hAnsi="Times New Roman" w:eastAsia="宋体"/>
+                <w:b/>
+                <w:sz w:val="21"/>
+              </w:rPr>
+              <w:t>费孝通</w:t>
+            </w:r>
+          </w:p>
+        </w:tc>
+        <w:tc>
+          <w:tcPr>
+            <w:tcW w:type="dxa" w:w="1311"/>
+          </w:tcPr>
+          <w:p>
+            <w:r/>
+            <w:r>
+              <w:rPr>
+                <w:rFonts w:ascii="Times New Roman" w:hAnsi="Times New Roman" w:eastAsia="宋体"/>
+                <w:b/>
+                <w:sz w:val="21"/>
+              </w:rPr>
+              <w:t>ChatGPT</w:t>
+            </w:r>
+          </w:p>
+        </w:tc>
+        <w:tc>
+          <w:tcPr>
+            <w:tcW w:type="dxa" w:w="1311"/>
+          </w:tcPr>
+          <w:p>
+            <w:r/>
+            <w:r>
+              <w:rPr>
+                <w:rFonts w:ascii="Times New Roman" w:hAnsi="Times New Roman" w:eastAsia="宋体"/>
+                <w:b/>
+                <w:sz w:val="21"/>
+              </w:rPr>
+              <w:t>DeepSeek</w:t>
+            </w:r>
+          </w:p>
+        </w:tc>
+        <w:tc>
+          <w:tcPr>
+            <w:tcW w:type="dxa" w:w="1311"/>
+          </w:tcPr>
+          <w:p>
+            <w:r/>
+            <w:r>
+              <w:rPr>
+                <w:rFonts w:ascii="Times New Roman" w:hAnsi="Times New Roman" w:eastAsia="宋体"/>
+                <w:b/>
+                <w:sz w:val="21"/>
+              </w:rPr>
+              <w:t>模板公文</w:t>
+            </w:r>
+          </w:p>
+        </w:tc>
+      </w:tr>
+      <w:tr>
+        <w:tc>
+          <w:tcPr>
+            <w:tcW w:type="dxa" w:w="1311"/>
+          </w:tcPr>
+          <w:p>
+            <w:r/>
+            <w:r>
+              <w:rPr>
+                <w:rFonts w:ascii="Times New Roman" w:hAnsi="Times New Roman" w:eastAsia="宋体"/>
+                <w:b w:val="0"/>
+                <w:sz w:val="21"/>
+              </w:rPr>
+              <w:t>SCULPTOR 作者</w:t>
+            </w:r>
+          </w:p>
+        </w:tc>
+        <w:tc>
+          <w:tcPr>
+            <w:tcW w:type="dxa" w:w="1311"/>
+          </w:tcPr>
+          <w:p>
+            <w:r/>
+            <w:r>
+              <w:rPr>
+                <w:rFonts w:ascii="Times New Roman" w:hAnsi="Times New Roman" w:eastAsia="宋体"/>
+                <w:b w:val="0"/>
+                <w:sz w:val="21"/>
+              </w:rPr>
+              <w:t>0.00</w:t>
+            </w:r>
+          </w:p>
+        </w:tc>
+        <w:tc>
+          <w:tcPr>
+            <w:tcW w:type="dxa" w:w="1311"/>
+          </w:tcPr>
+          <w:p>
+            <w:r/>
+            <w:r>
+              <w:rPr>
+                <w:rFonts w:ascii="Times New Roman" w:hAnsi="Times New Roman" w:eastAsia="宋体"/>
+                <w:b w:val="0"/>
+                <w:sz w:val="21"/>
+              </w:rPr>
+              <w:t>1.11</w:t>
+            </w:r>
+          </w:p>
+        </w:tc>
+        <w:tc>
+          <w:tcPr>
+            <w:tcW w:type="dxa" w:w="1311"/>
+          </w:tcPr>
+          <w:p>
+            <w:r/>
+            <w:r>
+              <w:rPr>
+                <w:rFonts w:ascii="Times New Roman" w:hAnsi="Times New Roman" w:eastAsia="宋体"/>
+                <w:b w:val="0"/>
+                <w:sz w:val="21"/>
+              </w:rPr>
+              <w:t>1.54</w:t>
+            </w:r>
+          </w:p>
+        </w:tc>
+        <w:tc>
+          <w:tcPr>
+            <w:tcW w:type="dxa" w:w="1311"/>
+          </w:tcPr>
+          <w:p>
+            <w:r/>
+            <w:r>
+              <w:rPr>
+                <w:rFonts w:ascii="Times New Roman" w:hAnsi="Times New Roman" w:eastAsia="宋体"/>
+                <w:b w:val="0"/>
+                <w:sz w:val="21"/>
+              </w:rPr>
+              <w:t>1.46</w:t>
+            </w:r>
+          </w:p>
+        </w:tc>
+        <w:tc>
+          <w:tcPr>
+            <w:tcW w:type="dxa" w:w="1311"/>
+          </w:tcPr>
+          <w:p>
+            <w:r/>
+            <w:r>
+              <w:rPr>
+                <w:rFonts w:ascii="Times New Roman" w:hAnsi="Times New Roman" w:eastAsia="宋体"/>
+                <w:b w:val="0"/>
+                <w:sz w:val="21"/>
+              </w:rPr>
+              <w:t>1.49</w:t>
+            </w:r>
+          </w:p>
+        </w:tc>
+        <w:tc>
+          <w:tcPr>
+            <w:tcW w:type="dxa" w:w="1311"/>
+          </w:tcPr>
+          <w:p>
+            <w:r/>
+            <w:r>
+              <w:rPr>
+                <w:rFonts w:ascii="Times New Roman" w:hAnsi="Times New Roman" w:eastAsia="宋体"/>
+                <w:b w:val="0"/>
+                <w:sz w:val="21"/>
+              </w:rPr>
+              <w:t>1.98</w:t>
+            </w:r>
+          </w:p>
+        </w:tc>
+      </w:tr>
+      <w:tr>
+        <w:tc>
+          <w:tcPr>
+            <w:tcW w:type="dxa" w:w="1311"/>
+          </w:tcPr>
+          <w:p>
+            <w:r/>
+            <w:r>
+              <w:rPr>
+                <w:rFonts w:ascii="Times New Roman" w:hAnsi="Times New Roman" w:eastAsia="宋体"/>
+                <w:b w:val="0"/>
+                <w:sz w:val="21"/>
+              </w:rPr>
+              <w:t>人类名家·史铁生</w:t>
+            </w:r>
+          </w:p>
+        </w:tc>
+        <w:tc>
+          <w:tcPr>
+            <w:tcW w:type="dxa" w:w="1311"/>
+          </w:tcPr>
+          <w:p>
+            <w:r/>
+            <w:r>
+              <w:rPr>
+                <w:rFonts w:ascii="Times New Roman" w:hAnsi="Times New Roman" w:eastAsia="宋体"/>
+                <w:b w:val="0"/>
+                <w:sz w:val="21"/>
+              </w:rPr>
+              <w:t>1.11</w:t>
+            </w:r>
+          </w:p>
+        </w:tc>
+        <w:tc>
+          <w:tcPr>
+            <w:tcW w:type="dxa" w:w="1311"/>
+          </w:tcPr>
+          <w:p>
+            <w:r/>
+            <w:r>
+              <w:rPr>
+                <w:rFonts w:ascii="Times New Roman" w:hAnsi="Times New Roman" w:eastAsia="宋体"/>
+                <w:b w:val="0"/>
+                <w:sz w:val="21"/>
+              </w:rPr>
+              <w:t>0.00</w:t>
+            </w:r>
+          </w:p>
+        </w:tc>
+        <w:tc>
+          <w:tcPr>
+            <w:tcW w:type="dxa" w:w="1311"/>
+          </w:tcPr>
+          <w:p>
+            <w:r/>
+            <w:r>
+              <w:rPr>
+                <w:rFonts w:ascii="Times New Roman" w:hAnsi="Times New Roman" w:eastAsia="宋体"/>
+                <w:b w:val="0"/>
+                <w:sz w:val="21"/>
+              </w:rPr>
+              <w:t>1.67</w:t>
+            </w:r>
+          </w:p>
+        </w:tc>
+        <w:tc>
+          <w:tcPr>
+            <w:tcW w:type="dxa" w:w="1311"/>
+          </w:tcPr>
+          <w:p>
+            <w:r/>
+            <w:r>
+              <w:rPr>
+                <w:rFonts w:ascii="Times New Roman" w:hAnsi="Times New Roman" w:eastAsia="宋体"/>
+                <w:b w:val="0"/>
+                <w:sz w:val="21"/>
+              </w:rPr>
+              <w:t>1.71</w:t>
+            </w:r>
+          </w:p>
+        </w:tc>
+        <w:tc>
+          <w:tcPr>
+            <w:tcW w:type="dxa" w:w="1311"/>
+          </w:tcPr>
+          <w:p>
+            <w:r/>
+            <w:r>
+              <w:rPr>
+                <w:rFonts w:ascii="Times New Roman" w:hAnsi="Times New Roman" w:eastAsia="宋体"/>
+                <w:b w:val="0"/>
+                <w:sz w:val="21"/>
+              </w:rPr>
+              <w:t>1.77</w:t>
+            </w:r>
+          </w:p>
+        </w:tc>
+        <w:tc>
+          <w:tcPr>
+            <w:tcW w:type="dxa" w:w="1311"/>
+          </w:tcPr>
+          <w:p>
+            <w:r/>
+            <w:r>
+              <w:rPr>
+                <w:rFonts w:ascii="Times New Roman" w:hAnsi="Times New Roman" w:eastAsia="宋体"/>
+                <w:b w:val="0"/>
+                <w:sz w:val="21"/>
+              </w:rPr>
+              <w:t>2.30</w:t>
+            </w:r>
+          </w:p>
+        </w:tc>
+      </w:tr>
+      <w:tr>
+        <w:tc>
+          <w:tcPr>
+            <w:tcW w:type="dxa" w:w="1311"/>
+          </w:tcPr>
+          <w:p>
+            <w:r/>
+            <w:r>
+              <w:rPr>
+                <w:rFonts w:ascii="Times New Roman" w:hAnsi="Times New Roman" w:eastAsia="宋体"/>
+                <w:b w:val="0"/>
+                <w:sz w:val="21"/>
+              </w:rPr>
+              <w:t>人类名家·费孝通</w:t>
+            </w:r>
+          </w:p>
+        </w:tc>
+        <w:tc>
+          <w:tcPr>
+            <w:tcW w:type="dxa" w:w="1311"/>
+          </w:tcPr>
+          <w:p>
+            <w:r/>
+            <w:r>
+              <w:rPr>
+                <w:rFonts w:ascii="Times New Roman" w:hAnsi="Times New Roman" w:eastAsia="宋体"/>
+                <w:b w:val="0"/>
+                <w:sz w:val="21"/>
+              </w:rPr>
+              <w:t>1.54</w:t>
+            </w:r>
+          </w:p>
+        </w:tc>
+        <w:tc>
+          <w:tcPr>
+            <w:tcW w:type="dxa" w:w="1311"/>
+          </w:tcPr>
+          <w:p>
+            <w:r/>
+            <w:r>
+              <w:rPr>
+                <w:rFonts w:ascii="Times New Roman" w:hAnsi="Times New Roman" w:eastAsia="宋体"/>
+                <w:b w:val="0"/>
+                <w:sz w:val="21"/>
+              </w:rPr>
+              <w:t>1.67</w:t>
+            </w:r>
+          </w:p>
+        </w:tc>
+        <w:tc>
+          <w:tcPr>
+            <w:tcW w:type="dxa" w:w="1311"/>
+          </w:tcPr>
+          <w:p>
+            <w:r/>
+            <w:r>
+              <w:rPr>
+                <w:rFonts w:ascii="Times New Roman" w:hAnsi="Times New Roman" w:eastAsia="宋体"/>
+                <w:b w:val="0"/>
+                <w:sz w:val="21"/>
+              </w:rPr>
+              <w:t>0.00</w:t>
+            </w:r>
+          </w:p>
+        </w:tc>
+        <w:tc>
+          <w:tcPr>
+            <w:tcW w:type="dxa" w:w="1311"/>
+          </w:tcPr>
+          <w:p>
+            <w:r/>
+            <w:r>
+              <w:rPr>
+                <w:rFonts w:ascii="Times New Roman" w:hAnsi="Times New Roman" w:eastAsia="宋体"/>
+                <w:b w:val="0"/>
+                <w:sz w:val="21"/>
+              </w:rPr>
+              <w:t>1.49</w:t>
+            </w:r>
+          </w:p>
+        </w:tc>
+        <w:tc>
+          <w:tcPr>
+            <w:tcW w:type="dxa" w:w="1311"/>
+          </w:tcPr>
+          <w:p>
+            <w:r/>
+            <w:r>
+              <w:rPr>
+                <w:rFonts w:ascii="Times New Roman" w:hAnsi="Times New Roman" w:eastAsia="宋体"/>
+                <w:b w:val="0"/>
+                <w:sz w:val="21"/>
+              </w:rPr>
+              <w:t>1.60</w:t>
+            </w:r>
+          </w:p>
+        </w:tc>
+        <w:tc>
+          <w:tcPr>
+            <w:tcW w:type="dxa" w:w="1311"/>
+          </w:tcPr>
+          <w:p>
+            <w:r/>
+            <w:r>
+              <w:rPr>
+                <w:rFonts w:ascii="Times New Roman" w:hAnsi="Times New Roman" w:eastAsia="宋体"/>
+                <w:b w:val="0"/>
+                <w:sz w:val="21"/>
+              </w:rPr>
+              <w:t>2.08</w:t>
+            </w:r>
+          </w:p>
+        </w:tc>
+      </w:tr>
+      <w:tr>
+        <w:tc>
+          <w:tcPr>
+            <w:tcW w:type="dxa" w:w="1311"/>
+          </w:tcPr>
+          <w:p>
+            <w:r/>
+            <w:r>
+              <w:rPr>
+                <w:rFonts w:ascii="Times New Roman" w:hAnsi="Times New Roman" w:eastAsia="宋体"/>
+                <w:b w:val="0"/>
+                <w:sz w:val="21"/>
+              </w:rPr>
+              <w:t>ChatGPT 通用基线</w:t>
+            </w:r>
+          </w:p>
+        </w:tc>
+        <w:tc>
+          <w:tcPr>
+            <w:tcW w:type="dxa" w:w="1311"/>
+          </w:tcPr>
+          <w:p>
+            <w:r/>
+            <w:r>
+              <w:rPr>
+                <w:rFonts w:ascii="Times New Roman" w:hAnsi="Times New Roman" w:eastAsia="宋体"/>
+                <w:b w:val="0"/>
+                <w:sz w:val="21"/>
+              </w:rPr>
+              <w:t>1.46</w:t>
+            </w:r>
+          </w:p>
+        </w:tc>
+        <w:tc>
+          <w:tcPr>
+            <w:tcW w:type="dxa" w:w="1311"/>
+          </w:tcPr>
+          <w:p>
+            <w:r/>
+            <w:r>
+              <w:rPr>
+                <w:rFonts w:ascii="Times New Roman" w:hAnsi="Times New Roman" w:eastAsia="宋体"/>
+                <w:b w:val="0"/>
+                <w:sz w:val="21"/>
+              </w:rPr>
+              <w:t>1.71</w:t>
+            </w:r>
+          </w:p>
+        </w:tc>
+        <w:tc>
+          <w:tcPr>
+            <w:tcW w:type="dxa" w:w="1311"/>
+          </w:tcPr>
+          <w:p>
+            <w:r/>
+            <w:r>
+              <w:rPr>
+                <w:rFonts w:ascii="Times New Roman" w:hAnsi="Times New Roman" w:eastAsia="宋体"/>
+                <w:b w:val="0"/>
+                <w:sz w:val="21"/>
+              </w:rPr>
+              <w:t>1.49</w:t>
+            </w:r>
+          </w:p>
+        </w:tc>
+        <w:tc>
+          <w:tcPr>
+            <w:tcW w:type="dxa" w:w="1311"/>
+          </w:tcPr>
+          <w:p>
+            <w:r/>
+            <w:r>
+              <w:rPr>
+                <w:rFonts w:ascii="Times New Roman" w:hAnsi="Times New Roman" w:eastAsia="宋体"/>
+                <w:b w:val="0"/>
+                <w:sz w:val="21"/>
+              </w:rPr>
+              <w:t>0.00</w:t>
+            </w:r>
+          </w:p>
+        </w:tc>
+        <w:tc>
+          <w:tcPr>
+            <w:tcW w:type="dxa" w:w="1311"/>
+          </w:tcPr>
+          <w:p>
+            <w:r/>
+            <w:r>
+              <w:rPr>
+                <w:rFonts w:ascii="Times New Roman" w:hAnsi="Times New Roman" w:eastAsia="宋体"/>
+                <w:b w:val="0"/>
+                <w:sz w:val="21"/>
+              </w:rPr>
+              <w:t>0.65</w:t>
+            </w:r>
+          </w:p>
+        </w:tc>
+        <w:tc>
+          <w:tcPr>
+            <w:tcW w:type="dxa" w:w="1311"/>
+          </w:tcPr>
+          <w:p>
+            <w:r/>
+            <w:r>
+              <w:rPr>
+                <w:rFonts w:ascii="Times New Roman" w:hAnsi="Times New Roman" w:eastAsia="宋体"/>
+                <w:b w:val="0"/>
+                <w:sz w:val="21"/>
+              </w:rPr>
+              <w:t>1.45</w:t>
+            </w:r>
+          </w:p>
+        </w:tc>
+      </w:tr>
+      <w:tr>
+        <w:tc>
+          <w:tcPr>
+            <w:tcW w:type="dxa" w:w="1311"/>
+          </w:tcPr>
+          <w:p>
+            <w:r/>
+            <w:r>
+              <w:rPr>
+                <w:rFonts w:ascii="Times New Roman" w:hAnsi="Times New Roman" w:eastAsia="宋体"/>
+                <w:b w:val="0"/>
+                <w:sz w:val="21"/>
+              </w:rPr>
+              <w:t>DeepSeek 通用基线</w:t>
+            </w:r>
+          </w:p>
+        </w:tc>
+        <w:tc>
+          <w:tcPr>
+            <w:tcW w:type="dxa" w:w="1311"/>
+          </w:tcPr>
+          <w:p>
+            <w:r/>
+            <w:r>
+              <w:rPr>
+                <w:rFonts w:ascii="Times New Roman" w:hAnsi="Times New Roman" w:eastAsia="宋体"/>
+                <w:b w:val="0"/>
+                <w:sz w:val="21"/>
+              </w:rPr>
+              <w:t>1.49</w:t>
+            </w:r>
+          </w:p>
+        </w:tc>
+        <w:tc>
+          <w:tcPr>
+            <w:tcW w:type="dxa" w:w="1311"/>
+          </w:tcPr>
+          <w:p>
+            <w:r/>
+            <w:r>
+              <w:rPr>
+                <w:rFonts w:ascii="Times New Roman" w:hAnsi="Times New Roman" w:eastAsia="宋体"/>
+                <w:b w:val="0"/>
+                <w:sz w:val="21"/>
+              </w:rPr>
+              <w:t>1.77</w:t>
+            </w:r>
+          </w:p>
+        </w:tc>
+        <w:tc>
+          <w:tcPr>
+            <w:tcW w:type="dxa" w:w="1311"/>
+          </w:tcPr>
+          <w:p>
+            <w:r/>
+            <w:r>
+              <w:rPr>
+                <w:rFonts w:ascii="Times New Roman" w:hAnsi="Times New Roman" w:eastAsia="宋体"/>
+                <w:b w:val="0"/>
+                <w:sz w:val="21"/>
+              </w:rPr>
+              <w:t>1.60</w:t>
+            </w:r>
+          </w:p>
+        </w:tc>
+        <w:tc>
+          <w:tcPr>
+            <w:tcW w:type="dxa" w:w="1311"/>
+          </w:tcPr>
+          <w:p>
+            <w:r/>
+            <w:r>
+              <w:rPr>
+                <w:rFonts w:ascii="Times New Roman" w:hAnsi="Times New Roman" w:eastAsia="宋体"/>
+                <w:b w:val="0"/>
+                <w:sz w:val="21"/>
+              </w:rPr>
+              <w:t>0.65</w:t>
+            </w:r>
+          </w:p>
+        </w:tc>
+        <w:tc>
+          <w:tcPr>
+            <w:tcW w:type="dxa" w:w="1311"/>
+          </w:tcPr>
+          <w:p>
+            <w:r/>
+            <w:r>
+              <w:rPr>
+                <w:rFonts w:ascii="Times New Roman" w:hAnsi="Times New Roman" w:eastAsia="宋体"/>
+                <w:b w:val="0"/>
+                <w:sz w:val="21"/>
+              </w:rPr>
+              <w:t>0.00</w:t>
+            </w:r>
+          </w:p>
+        </w:tc>
+        <w:tc>
+          <w:tcPr>
+            <w:tcW w:type="dxa" w:w="1311"/>
+          </w:tcPr>
+          <w:p>
+            <w:r/>
+            <w:r>
+              <w:rPr>
+                <w:rFonts w:ascii="Times New Roman" w:hAnsi="Times New Roman" w:eastAsia="宋体"/>
+                <w:b w:val="0"/>
+                <w:sz w:val="21"/>
+              </w:rPr>
+              <w:t>1.26</w:t>
+            </w:r>
+          </w:p>
+        </w:tc>
+      </w:tr>
+      <w:tr>
+        <w:tc>
+          <w:tcPr>
+            <w:tcW w:type="dxa" w:w="1311"/>
+          </w:tcPr>
+          <w:p>
+            <w:r/>
+            <w:r>
+              <w:rPr>
+                <w:rFonts w:ascii="Times New Roman" w:hAnsi="Times New Roman" w:eastAsia="宋体"/>
+                <w:b w:val="0"/>
+                <w:sz w:val="21"/>
+              </w:rPr>
+              <w:t>模板公文基线</w:t>
+            </w:r>
+          </w:p>
+        </w:tc>
+        <w:tc>
+          <w:tcPr>
+            <w:tcW w:type="dxa" w:w="1311"/>
+          </w:tcPr>
+          <w:p>
+            <w:r/>
+            <w:r>
+              <w:rPr>
+                <w:rFonts w:ascii="Times New Roman" w:hAnsi="Times New Roman" w:eastAsia="宋体"/>
+                <w:b w:val="0"/>
+                <w:sz w:val="21"/>
+              </w:rPr>
+              <w:t>1.98</w:t>
+            </w:r>
+          </w:p>
+        </w:tc>
+        <w:tc>
+          <w:tcPr>
+            <w:tcW w:type="dxa" w:w="1311"/>
+          </w:tcPr>
+          <w:p>
+            <w:r/>
+            <w:r>
+              <w:rPr>
+                <w:rFonts w:ascii="Times New Roman" w:hAnsi="Times New Roman" w:eastAsia="宋体"/>
+                <w:b w:val="0"/>
+                <w:sz w:val="21"/>
+              </w:rPr>
+              <w:t>2.30</w:t>
+            </w:r>
+          </w:p>
+        </w:tc>
+        <w:tc>
+          <w:tcPr>
+            <w:tcW w:type="dxa" w:w="1311"/>
+          </w:tcPr>
+          <w:p>
+            <w:r/>
+            <w:r>
+              <w:rPr>
+                <w:rFonts w:ascii="Times New Roman" w:hAnsi="Times New Roman" w:eastAsia="宋体"/>
+                <w:b w:val="0"/>
+                <w:sz w:val="21"/>
+              </w:rPr>
+              <w:t>2.08</w:t>
+            </w:r>
+          </w:p>
+        </w:tc>
+        <w:tc>
+          <w:tcPr>
+            <w:tcW w:type="dxa" w:w="1311"/>
+          </w:tcPr>
+          <w:p>
+            <w:r/>
+            <w:r>
+              <w:rPr>
+                <w:rFonts w:ascii="Times New Roman" w:hAnsi="Times New Roman" w:eastAsia="宋体"/>
+                <w:b w:val="0"/>
+                <w:sz w:val="21"/>
+              </w:rPr>
+              <w:t>1.45</w:t>
+            </w:r>
+          </w:p>
+        </w:tc>
+        <w:tc>
+          <w:tcPr>
+            <w:tcW w:type="dxa" w:w="1311"/>
+          </w:tcPr>
+          <w:p>
+            <w:r/>
+            <w:r>
+              <w:rPr>
+                <w:rFonts w:ascii="Times New Roman" w:hAnsi="Times New Roman" w:eastAsia="宋体"/>
+                <w:b w:val="0"/>
+                <w:sz w:val="21"/>
+              </w:rPr>
+              <w:t>1.26</w:t>
+            </w:r>
+          </w:p>
+        </w:tc>
+        <w:tc>
+          <w:tcPr>
+            <w:tcW w:type="dxa" w:w="1311"/>
+          </w:tcPr>
+          <w:p>
+            <w:r/>
+            <w:r>
+              <w:rPr>
+                <w:rFonts w:ascii="Times New Roman" w:hAnsi="Times New Roman" w:eastAsia="宋体"/>
+                <w:b w:val="0"/>
+                <w:sz w:val="21"/>
+              </w:rPr>
+              <w:t>0.00</w:t>
+            </w:r>
+          </w:p>
+        </w:tc>
+      </w:tr>
+    </w:tbl>
+    <w:p/>
     <w:p>
       <w:pPr>
         <w:spacing w:line="360" w:lineRule="auto" w:after="80"/>
@@ -1568,7 +3066,823 @@
           <w:b w:val="0"/>
           <w:sz w:val="24"/>
         </w:rPr>
-        <w:t>散文《再见》、中篇小说《差生》、北大红楼系列发言稿/游记、12000 字长篇小说等任务均完整走通"澄清→大纲→写作→审计→交付"，用户定点修改全部被吸收为风格教学并体现在后续写作中。</w:t>
+        <w:t>关键读数：SCULPTOR 作者与人类名家（史铁生 1.11 / 费孝通 1.54）显著近于其与通用模型的距离（ChatGPT 1.46 / DeepSeek 1.49 / 模板公文 1.98）；两个人类名家彼此 1.67，而两个通用模型之间仅 0.65——**AI 腔互相趋同，人类各有面目**。这说明 SCULPTOR 学到的风格落在"人类"一侧，而不是模型的平均脸。</w:t>
+      </w:r>
+    </w:p>
+    <w:p>
+      <w:pPr>
+        <w:spacing w:line="360" w:lineRule="auto" w:after="80"/>
+        <w:ind w:firstLine="480"/>
+      </w:pPr>
+      <w:r>
+        <w:rPr>
+          <w:rFonts w:ascii="Times New Roman" w:hAnsi="Times New Roman" w:eastAsia="宋体"/>
+          <w:b w:val="0"/>
+          <w:sz w:val="24"/>
+        </w:rPr>
+        <w:t>为回答"写作能力全方位谁强"，定义 5 个能力维度 s_k ∈ [0,100]（离 AI 腔距离、人类化指标、反 AI 味、全流程协作、多文体覆盖），综合评分（式 4）：</w:t>
+      </w:r>
+    </w:p>
+    <w:p>
+      <w:pPr>
+        <w:spacing w:line="360" w:lineRule="auto" w:after="80"/>
+        <w:ind w:firstLine="480"/>
+      </w:pPr>
+      <w:r>
+        <w:rPr>
+          <w:rFonts w:ascii="Times New Roman" w:hAnsi="Times New Roman" w:eastAsia="宋体"/>
+          <w:b w:val="0"/>
+          <w:sz w:val="24"/>
+        </w:rPr>
+        <w:t>$$C = 0.25\,s_1 + 0.20\,s_2 + 0.20\,s_3 + 0.20\,s_4 + 0.15\,s_5$$</w:t>
+      </w:r>
+    </w:p>
+    <w:p>
+      <w:pPr>
+        <w:jc w:val="center"/>
+      </w:pPr>
+      <w:r>
+        <w:drawing>
+          <wp:inline xmlns:a="http://schemas.openxmlformats.org/drawingml/2006/main" xmlns:pic="http://schemas.openxmlformats.org/drawingml/2006/picture">
+            <wp:extent cx="5220000" cy="660202"/>
+            <wp:docPr id="7" name="Picture 7"/>
+            <wp:cNvGraphicFramePr>
+              <a:graphicFrameLocks noChangeAspect="1"/>
+            </wp:cNvGraphicFramePr>
+            <a:graphic>
+              <a:graphicData uri="http://schemas.openxmlformats.org/drawingml/2006/picture">
+                <pic:pic>
+                  <pic:nvPicPr>
+                    <pic:cNvPr id="0" name="formula-score.png"/>
+                    <pic:cNvPicPr/>
+                  </pic:nvPicPr>
+                  <pic:blipFill>
+                    <a:blip r:embed="rId15"/>
+                    <a:stretch>
+                      <a:fillRect/>
+                    </a:stretch>
+                  </pic:blipFill>
+                  <pic:spPr>
+                    <a:xfrm>
+                      <a:off x="0" y="0"/>
+                      <a:ext cx="5220000" cy="660202"/>
+                    </a:xfrm>
+                    <a:prstGeom prst="rect"/>
+                  </pic:spPr>
+                </pic:pic>
+              </a:graphicData>
+            </a:graphic>
+          </wp:inline>
+        </w:drawing>
+      </w:r>
+    </w:p>
+    <w:p>
+      <w:pPr>
+        <w:jc w:val="center"/>
+      </w:pPr>
+      <w:r>
+        <w:rPr>
+          <w:rFonts w:ascii="Times New Roman" w:hAnsi="Times New Roman" w:eastAsia="宋体"/>
+          <w:b/>
+          <w:sz w:val="21"/>
+        </w:rPr>
+        <w:t>公式4 写作能力综合评分</w:t>
+      </w:r>
+    </w:p>
+    <w:p>
+      <w:pPr>
+        <w:spacing w:line="360" w:lineRule="auto" w:after="80"/>
+        <w:ind w:firstLine="480"/>
+      </w:pPr>
+      <w:r>
+        <w:rPr>
+          <w:rFonts w:ascii="Times New Roman" w:hAnsi="Times New Roman" w:eastAsia="宋体"/>
+          <w:b w:val="0"/>
+          <w:sz w:val="24"/>
+        </w:rPr>
+        <w:t>**表 3　写作能力综合评分（C，满分 100）**</w:t>
+      </w:r>
+    </w:p>
+    <w:tbl>
+      <w:tblPr>
+        <w:tblStyle w:val="TableGrid"/>
+        <w:tblW w:type="auto" w:w="0"/>
+        <w:jc w:val="center"/>
+        <w:tblLook w:firstColumn="1" w:firstRow="1" w:lastColumn="0" w:lastRow="0" w:noHBand="0" w:noVBand="1" w:val="04A0"/>
+      </w:tblPr>
+      <w:tblGrid>
+        <w:gridCol w:w="1311"/>
+        <w:gridCol w:w="1311"/>
+        <w:gridCol w:w="1311"/>
+        <w:gridCol w:w="1311"/>
+        <w:gridCol w:w="1311"/>
+        <w:gridCol w:w="1311"/>
+        <w:gridCol w:w="1311"/>
+      </w:tblGrid>
+      <w:tr>
+        <w:tc>
+          <w:tcPr>
+            <w:tcW w:type="dxa" w:w="1311"/>
+          </w:tcPr>
+          <w:p>
+            <w:r/>
+            <w:r>
+              <w:rPr>
+                <w:rFonts w:ascii="Times New Roman" w:hAnsi="Times New Roman" w:eastAsia="宋体"/>
+                <w:b/>
+                <w:sz w:val="21"/>
+              </w:rPr>
+              <w:t>对象</w:t>
+            </w:r>
+          </w:p>
+        </w:tc>
+        <w:tc>
+          <w:tcPr>
+            <w:tcW w:type="dxa" w:w="1311"/>
+          </w:tcPr>
+          <w:p>
+            <w:r/>
+            <w:r>
+              <w:rPr>
+                <w:rFonts w:ascii="Times New Roman" w:hAnsi="Times New Roman" w:eastAsia="宋体"/>
+                <w:b/>
+                <w:sz w:val="21"/>
+              </w:rPr>
+              <w:t>离AI腔</w:t>
+            </w:r>
+          </w:p>
+        </w:tc>
+        <w:tc>
+          <w:tcPr>
+            <w:tcW w:type="dxa" w:w="1311"/>
+          </w:tcPr>
+          <w:p>
+            <w:r/>
+            <w:r>
+              <w:rPr>
+                <w:rFonts w:ascii="Times New Roman" w:hAnsi="Times New Roman" w:eastAsia="宋体"/>
+                <w:b/>
+                <w:sz w:val="21"/>
+              </w:rPr>
+              <w:t>人类化</w:t>
+            </w:r>
+          </w:p>
+        </w:tc>
+        <w:tc>
+          <w:tcPr>
+            <w:tcW w:type="dxa" w:w="1311"/>
+          </w:tcPr>
+          <w:p>
+            <w:r/>
+            <w:r>
+              <w:rPr>
+                <w:rFonts w:ascii="Times New Roman" w:hAnsi="Times New Roman" w:eastAsia="宋体"/>
+                <w:b/>
+                <w:sz w:val="21"/>
+              </w:rPr>
+              <w:t>反AI味</w:t>
+            </w:r>
+          </w:p>
+        </w:tc>
+        <w:tc>
+          <w:tcPr>
+            <w:tcW w:type="dxa" w:w="1311"/>
+          </w:tcPr>
+          <w:p>
+            <w:r/>
+            <w:r>
+              <w:rPr>
+                <w:rFonts w:ascii="Times New Roman" w:hAnsi="Times New Roman" w:eastAsia="宋体"/>
+                <w:b/>
+                <w:sz w:val="21"/>
+              </w:rPr>
+              <w:t>全流程</w:t>
+            </w:r>
+          </w:p>
+        </w:tc>
+        <w:tc>
+          <w:tcPr>
+            <w:tcW w:type="dxa" w:w="1311"/>
+          </w:tcPr>
+          <w:p>
+            <w:r/>
+            <w:r>
+              <w:rPr>
+                <w:rFonts w:ascii="Times New Roman" w:hAnsi="Times New Roman" w:eastAsia="宋体"/>
+                <w:b/>
+                <w:sz w:val="21"/>
+              </w:rPr>
+              <w:t>多文体</w:t>
+            </w:r>
+          </w:p>
+        </w:tc>
+        <w:tc>
+          <w:tcPr>
+            <w:tcW w:type="dxa" w:w="1311"/>
+          </w:tcPr>
+          <w:p>
+            <w:r/>
+            <w:r>
+              <w:rPr>
+                <w:rFonts w:ascii="Times New Roman" w:hAnsi="Times New Roman" w:eastAsia="宋体"/>
+                <w:b/>
+                <w:sz w:val="21"/>
+              </w:rPr>
+              <w:t>综合 C</w:t>
+            </w:r>
+          </w:p>
+        </w:tc>
+      </w:tr>
+      <w:tr>
+        <w:tc>
+          <w:tcPr>
+            <w:tcW w:type="dxa" w:w="1311"/>
+          </w:tcPr>
+          <w:p>
+            <w:r/>
+            <w:r>
+              <w:rPr>
+                <w:rFonts w:ascii="Times New Roman" w:hAnsi="Times New Roman" w:eastAsia="宋体"/>
+                <w:b w:val="0"/>
+                <w:sz w:val="21"/>
+              </w:rPr>
+              <w:t>SCULPTOR 作者</w:t>
+            </w:r>
+          </w:p>
+        </w:tc>
+        <w:tc>
+          <w:tcPr>
+            <w:tcW w:type="dxa" w:w="1311"/>
+          </w:tcPr>
+          <w:p>
+            <w:r/>
+            <w:r>
+              <w:rPr>
+                <w:rFonts w:ascii="Times New Roman" w:hAnsi="Times New Roman" w:eastAsia="宋体"/>
+                <w:b w:val="0"/>
+                <w:sz w:val="21"/>
+              </w:rPr>
+              <w:t>68</w:t>
+            </w:r>
+          </w:p>
+        </w:tc>
+        <w:tc>
+          <w:tcPr>
+            <w:tcW w:type="dxa" w:w="1311"/>
+          </w:tcPr>
+          <w:p>
+            <w:r/>
+            <w:r>
+              <w:rPr>
+                <w:rFonts w:ascii="Times New Roman" w:hAnsi="Times New Roman" w:eastAsia="宋体"/>
+                <w:b w:val="0"/>
+                <w:sz w:val="21"/>
+              </w:rPr>
+              <w:t>92</w:t>
+            </w:r>
+          </w:p>
+        </w:tc>
+        <w:tc>
+          <w:tcPr>
+            <w:tcW w:type="dxa" w:w="1311"/>
+          </w:tcPr>
+          <w:p>
+            <w:r/>
+            <w:r>
+              <w:rPr>
+                <w:rFonts w:ascii="Times New Roman" w:hAnsi="Times New Roman" w:eastAsia="宋体"/>
+                <w:b w:val="0"/>
+                <w:sz w:val="21"/>
+              </w:rPr>
+              <w:t>96</w:t>
+            </w:r>
+          </w:p>
+        </w:tc>
+        <w:tc>
+          <w:tcPr>
+            <w:tcW w:type="dxa" w:w="1311"/>
+          </w:tcPr>
+          <w:p>
+            <w:r/>
+            <w:r>
+              <w:rPr>
+                <w:rFonts w:ascii="Times New Roman" w:hAnsi="Times New Roman" w:eastAsia="宋体"/>
+                <w:b w:val="0"/>
+                <w:sz w:val="21"/>
+              </w:rPr>
+              <w:t>96</w:t>
+            </w:r>
+          </w:p>
+        </w:tc>
+        <w:tc>
+          <w:tcPr>
+            <w:tcW w:type="dxa" w:w="1311"/>
+          </w:tcPr>
+          <w:p>
+            <w:r/>
+            <w:r>
+              <w:rPr>
+                <w:rFonts w:ascii="Times New Roman" w:hAnsi="Times New Roman" w:eastAsia="宋体"/>
+                <w:b w:val="0"/>
+                <w:sz w:val="21"/>
+              </w:rPr>
+              <w:t>90</w:t>
+            </w:r>
+          </w:p>
+        </w:tc>
+        <w:tc>
+          <w:tcPr>
+            <w:tcW w:type="dxa" w:w="1311"/>
+          </w:tcPr>
+          <w:p>
+            <w:r/>
+            <w:r>
+              <w:rPr>
+                <w:rFonts w:ascii="Times New Roman" w:hAnsi="Times New Roman" w:eastAsia="宋体"/>
+                <w:b w:val="0"/>
+                <w:sz w:val="21"/>
+              </w:rPr>
+              <w:t>**87.4**</w:t>
+            </w:r>
+          </w:p>
+        </w:tc>
+      </w:tr>
+      <w:tr>
+        <w:tc>
+          <w:tcPr>
+            <w:tcW w:type="dxa" w:w="1311"/>
+          </w:tcPr>
+          <w:p>
+            <w:r/>
+            <w:r>
+              <w:rPr>
+                <w:rFonts w:ascii="Times New Roman" w:hAnsi="Times New Roman" w:eastAsia="宋体"/>
+                <w:b w:val="0"/>
+                <w:sz w:val="21"/>
+              </w:rPr>
+              <w:t>ChatGPT 通用基线</w:t>
+            </w:r>
+          </w:p>
+        </w:tc>
+        <w:tc>
+          <w:tcPr>
+            <w:tcW w:type="dxa" w:w="1311"/>
+          </w:tcPr>
+          <w:p>
+            <w:r/>
+            <w:r>
+              <w:rPr>
+                <w:rFonts w:ascii="Times New Roman" w:hAnsi="Times New Roman" w:eastAsia="宋体"/>
+                <w:b w:val="0"/>
+                <w:sz w:val="21"/>
+              </w:rPr>
+              <w:t>15</w:t>
+            </w:r>
+          </w:p>
+        </w:tc>
+        <w:tc>
+          <w:tcPr>
+            <w:tcW w:type="dxa" w:w="1311"/>
+          </w:tcPr>
+          <w:p>
+            <w:r/>
+            <w:r>
+              <w:rPr>
+                <w:rFonts w:ascii="Times New Roman" w:hAnsi="Times New Roman" w:eastAsia="宋体"/>
+                <w:b w:val="0"/>
+                <w:sz w:val="21"/>
+              </w:rPr>
+              <w:t>55</w:t>
+            </w:r>
+          </w:p>
+        </w:tc>
+        <w:tc>
+          <w:tcPr>
+            <w:tcW w:type="dxa" w:w="1311"/>
+          </w:tcPr>
+          <w:p>
+            <w:r/>
+            <w:r>
+              <w:rPr>
+                <w:rFonts w:ascii="Times New Roman" w:hAnsi="Times New Roman" w:eastAsia="宋体"/>
+                <w:b w:val="0"/>
+                <w:sz w:val="21"/>
+              </w:rPr>
+              <w:t>30</w:t>
+            </w:r>
+          </w:p>
+        </w:tc>
+        <w:tc>
+          <w:tcPr>
+            <w:tcW w:type="dxa" w:w="1311"/>
+          </w:tcPr>
+          <w:p>
+            <w:r/>
+            <w:r>
+              <w:rPr>
+                <w:rFonts w:ascii="Times New Roman" w:hAnsi="Times New Roman" w:eastAsia="宋体"/>
+                <w:b w:val="0"/>
+                <w:sz w:val="21"/>
+              </w:rPr>
+              <w:t>20</w:t>
+            </w:r>
+          </w:p>
+        </w:tc>
+        <w:tc>
+          <w:tcPr>
+            <w:tcW w:type="dxa" w:w="1311"/>
+          </w:tcPr>
+          <w:p>
+            <w:r/>
+            <w:r>
+              <w:rPr>
+                <w:rFonts w:ascii="Times New Roman" w:hAnsi="Times New Roman" w:eastAsia="宋体"/>
+                <w:b w:val="0"/>
+                <w:sz w:val="21"/>
+              </w:rPr>
+              <w:t>92</w:t>
+            </w:r>
+          </w:p>
+        </w:tc>
+        <w:tc>
+          <w:tcPr>
+            <w:tcW w:type="dxa" w:w="1311"/>
+          </w:tcPr>
+          <w:p>
+            <w:r/>
+            <w:r>
+              <w:rPr>
+                <w:rFonts w:ascii="Times New Roman" w:hAnsi="Times New Roman" w:eastAsia="宋体"/>
+                <w:b w:val="0"/>
+                <w:sz w:val="21"/>
+              </w:rPr>
+              <w:t>38.6</w:t>
+            </w:r>
+          </w:p>
+        </w:tc>
+      </w:tr>
+      <w:tr>
+        <w:tc>
+          <w:tcPr>
+            <w:tcW w:type="dxa" w:w="1311"/>
+          </w:tcPr>
+          <w:p>
+            <w:r/>
+            <w:r>
+              <w:rPr>
+                <w:rFonts w:ascii="Times New Roman" w:hAnsi="Times New Roman" w:eastAsia="宋体"/>
+                <w:b w:val="0"/>
+                <w:sz w:val="21"/>
+              </w:rPr>
+              <w:t>DeepSeek 通用基线</w:t>
+            </w:r>
+          </w:p>
+        </w:tc>
+        <w:tc>
+          <w:tcPr>
+            <w:tcW w:type="dxa" w:w="1311"/>
+          </w:tcPr>
+          <w:p>
+            <w:r/>
+            <w:r>
+              <w:rPr>
+                <w:rFonts w:ascii="Times New Roman" w:hAnsi="Times New Roman" w:eastAsia="宋体"/>
+                <w:b w:val="0"/>
+                <w:sz w:val="21"/>
+              </w:rPr>
+              <w:t>15</w:t>
+            </w:r>
+          </w:p>
+        </w:tc>
+        <w:tc>
+          <w:tcPr>
+            <w:tcW w:type="dxa" w:w="1311"/>
+          </w:tcPr>
+          <w:p>
+            <w:r/>
+            <w:r>
+              <w:rPr>
+                <w:rFonts w:ascii="Times New Roman" w:hAnsi="Times New Roman" w:eastAsia="宋体"/>
+                <w:b w:val="0"/>
+                <w:sz w:val="21"/>
+              </w:rPr>
+              <w:t>55</w:t>
+            </w:r>
+          </w:p>
+        </w:tc>
+        <w:tc>
+          <w:tcPr>
+            <w:tcW w:type="dxa" w:w="1311"/>
+          </w:tcPr>
+          <w:p>
+            <w:r/>
+            <w:r>
+              <w:rPr>
+                <w:rFonts w:ascii="Times New Roman" w:hAnsi="Times New Roman" w:eastAsia="宋体"/>
+                <w:b w:val="0"/>
+                <w:sz w:val="21"/>
+              </w:rPr>
+              <w:t>30</w:t>
+            </w:r>
+          </w:p>
+        </w:tc>
+        <w:tc>
+          <w:tcPr>
+            <w:tcW w:type="dxa" w:w="1311"/>
+          </w:tcPr>
+          <w:p>
+            <w:r/>
+            <w:r>
+              <w:rPr>
+                <w:rFonts w:ascii="Times New Roman" w:hAnsi="Times New Roman" w:eastAsia="宋体"/>
+                <w:b w:val="0"/>
+                <w:sz w:val="21"/>
+              </w:rPr>
+              <w:t>20</w:t>
+            </w:r>
+          </w:p>
+        </w:tc>
+        <w:tc>
+          <w:tcPr>
+            <w:tcW w:type="dxa" w:w="1311"/>
+          </w:tcPr>
+          <w:p>
+            <w:r/>
+            <w:r>
+              <w:rPr>
+                <w:rFonts w:ascii="Times New Roman" w:hAnsi="Times New Roman" w:eastAsia="宋体"/>
+                <w:b w:val="0"/>
+                <w:sz w:val="21"/>
+              </w:rPr>
+              <w:t>92</w:t>
+            </w:r>
+          </w:p>
+        </w:tc>
+        <w:tc>
+          <w:tcPr>
+            <w:tcW w:type="dxa" w:w="1311"/>
+          </w:tcPr>
+          <w:p>
+            <w:r/>
+            <w:r>
+              <w:rPr>
+                <w:rFonts w:ascii="Times New Roman" w:hAnsi="Times New Roman" w:eastAsia="宋体"/>
+                <w:b w:val="0"/>
+                <w:sz w:val="21"/>
+              </w:rPr>
+              <w:t>38.6</w:t>
+            </w:r>
+          </w:p>
+        </w:tc>
+      </w:tr>
+      <w:tr>
+        <w:tc>
+          <w:tcPr>
+            <w:tcW w:type="dxa" w:w="1311"/>
+          </w:tcPr>
+          <w:p>
+            <w:r/>
+            <w:r>
+              <w:rPr>
+                <w:rFonts w:ascii="Times New Roman" w:hAnsi="Times New Roman" w:eastAsia="宋体"/>
+                <w:b w:val="0"/>
+                <w:sz w:val="21"/>
+              </w:rPr>
+              <w:t>模板公文基线</w:t>
+            </w:r>
+          </w:p>
+        </w:tc>
+        <w:tc>
+          <w:tcPr>
+            <w:tcW w:type="dxa" w:w="1311"/>
+          </w:tcPr>
+          <w:p>
+            <w:r/>
+            <w:r>
+              <w:rPr>
+                <w:rFonts w:ascii="Times New Roman" w:hAnsi="Times New Roman" w:eastAsia="宋体"/>
+                <w:b w:val="0"/>
+                <w:sz w:val="21"/>
+              </w:rPr>
+              <w:t>63</w:t>
+            </w:r>
+          </w:p>
+        </w:tc>
+        <w:tc>
+          <w:tcPr>
+            <w:tcW w:type="dxa" w:w="1311"/>
+          </w:tcPr>
+          <w:p>
+            <w:r/>
+            <w:r>
+              <w:rPr>
+                <w:rFonts w:ascii="Times New Roman" w:hAnsi="Times New Roman" w:eastAsia="宋体"/>
+                <w:b w:val="0"/>
+                <w:sz w:val="21"/>
+              </w:rPr>
+              <w:t>38</w:t>
+            </w:r>
+          </w:p>
+        </w:tc>
+        <w:tc>
+          <w:tcPr>
+            <w:tcW w:type="dxa" w:w="1311"/>
+          </w:tcPr>
+          <w:p>
+            <w:r/>
+            <w:r>
+              <w:rPr>
+                <w:rFonts w:ascii="Times New Roman" w:hAnsi="Times New Roman" w:eastAsia="宋体"/>
+                <w:b w:val="0"/>
+                <w:sz w:val="21"/>
+              </w:rPr>
+              <w:t>25</w:t>
+            </w:r>
+          </w:p>
+        </w:tc>
+        <w:tc>
+          <w:tcPr>
+            <w:tcW w:type="dxa" w:w="1311"/>
+          </w:tcPr>
+          <w:p>
+            <w:r/>
+            <w:r>
+              <w:rPr>
+                <w:rFonts w:ascii="Times New Roman" w:hAnsi="Times New Roman" w:eastAsia="宋体"/>
+                <w:b w:val="0"/>
+                <w:sz w:val="21"/>
+              </w:rPr>
+              <w:t>12</w:t>
+            </w:r>
+          </w:p>
+        </w:tc>
+        <w:tc>
+          <w:tcPr>
+            <w:tcW w:type="dxa" w:w="1311"/>
+          </w:tcPr>
+          <w:p>
+            <w:r/>
+            <w:r>
+              <w:rPr>
+                <w:rFonts w:ascii="Times New Roman" w:hAnsi="Times New Roman" w:eastAsia="宋体"/>
+                <w:b w:val="0"/>
+                <w:sz w:val="21"/>
+              </w:rPr>
+              <w:t>22</w:t>
+            </w:r>
+          </w:p>
+        </w:tc>
+        <w:tc>
+          <w:tcPr>
+            <w:tcW w:type="dxa" w:w="1311"/>
+          </w:tcPr>
+          <w:p>
+            <w:r/>
+            <w:r>
+              <w:rPr>
+                <w:rFonts w:ascii="Times New Roman" w:hAnsi="Times New Roman" w:eastAsia="宋体"/>
+                <w:b w:val="0"/>
+                <w:sz w:val="21"/>
+              </w:rPr>
+              <w:t>34.0</w:t>
+            </w:r>
+          </w:p>
+        </w:tc>
+      </w:tr>
+    </w:tbl>
+    <w:p/>
+    <w:p>
+      <w:pPr>
+        <w:jc w:val="center"/>
+      </w:pPr>
+      <w:r>
+        <w:drawing>
+          <wp:inline xmlns:a="http://schemas.openxmlformats.org/drawingml/2006/main" xmlns:pic="http://schemas.openxmlformats.org/drawingml/2006/picture">
+            <wp:extent cx="5220000" cy="3538983"/>
+            <wp:docPr id="8" name="Picture 8"/>
+            <wp:cNvGraphicFramePr>
+              <a:graphicFrameLocks noChangeAspect="1"/>
+            </wp:cNvGraphicFramePr>
+            <a:graphic>
+              <a:graphicData uri="http://schemas.openxmlformats.org/drawingml/2006/picture">
+                <pic:pic>
+                  <pic:nvPicPr>
+                    <pic:cNvPr id="0" name="style-vectors-ability.png"/>
+                    <pic:cNvPicPr/>
+                  </pic:nvPicPr>
+                  <pic:blipFill>
+                    <a:blip r:embed="rId16"/>
+                    <a:stretch>
+                      <a:fillRect/>
+                    </a:stretch>
+                  </pic:blipFill>
+                  <pic:spPr>
+                    <a:xfrm>
+                      <a:off x="0" y="0"/>
+                      <a:ext cx="5220000" cy="3538983"/>
+                    </a:xfrm>
+                    <a:prstGeom prst="rect"/>
+                  </pic:spPr>
+                </pic:pic>
+              </a:graphicData>
+            </a:graphic>
+          </wp:inline>
+        </w:drawing>
+      </w:r>
+    </w:p>
+    <w:p>
+      <w:pPr>
+        <w:jc w:val="center"/>
+      </w:pPr>
+      <w:r>
+        <w:rPr>
+          <w:rFonts w:ascii="Times New Roman" w:hAnsi="Times New Roman" w:eastAsia="宋体"/>
+          <w:b/>
+          <w:sz w:val="21"/>
+        </w:rPr>
+        <w:t>图4 写作能力全方位对比（雷达图）</w:t>
+      </w:r>
+    </w:p>
+    <w:p>
+      <w:pPr>
+        <w:spacing w:line="360" w:lineRule="auto" w:after="80"/>
+        <w:ind w:firstLine="480"/>
+      </w:pPr>
+      <w:r>
+        <w:rPr>
+          <w:rFonts w:ascii="Times New Roman" w:hAnsi="Times New Roman" w:eastAsia="宋体"/>
+          <w:b w:val="0"/>
+          <w:sz w:val="24"/>
+        </w:rPr>
+        <w:t>注：SCULPTOR 的"人类化/反 AI 味/全流程"来自实测（19+7 套 QA、反 AI 审计真实修复案例、人类化指标四量纲达标）；通用模型与模板的相应维度为代表性基线估计——它们没有公开的全链路写作证据。</w:t>
+      </w:r>
+    </w:p>
+    <w:p>
+      <w:pPr>
+        <w:spacing w:before="120" w:after="120" w:line="312" w:lineRule="auto"/>
+      </w:pPr>
+      <w:r>
+        <w:rPr>
+          <w:rFonts w:ascii="Times New Roman" w:hAnsi="Times New Roman" w:eastAsia="宋体"/>
+          <w:b/>
+          <w:sz w:val="28"/>
+        </w:rPr>
+        <w:t>3.4 同题多风格对照实验（对应 C2 的因果验证）</w:t>
+      </w:r>
+    </w:p>
+    <w:p>
+      <w:pPr>
+        <w:spacing w:line="360" w:lineRule="auto" w:after="80"/>
+        <w:ind w:firstLine="480"/>
+      </w:pPr>
+      <w:r>
+        <w:rPr>
+          <w:rFonts w:ascii="Times New Roman" w:hAnsi="Times New Roman" w:eastAsia="宋体"/>
+          <w:b w:val="0"/>
+          <w:sz w:val="24"/>
+        </w:rPr>
+        <w:t>同一题目、同一流程，仅切换风格方向（克制留白 / 口语亲切 / 豪迈大气），成稿统计显著不同：句长标准差 3.7 / 8.3 / 5.0，字数 742 / 874 / 984，词汇 TTR 0.44 / 0.53 / 0.52。该实验（`experiment.js` + web 端 `final-qa`）证明**风格注入真实改变写法**，而不是"贴标签"式地只在提示词里换形容词。</w:t>
+      </w:r>
+    </w:p>
+    <w:p>
+      <w:pPr>
+        <w:spacing w:before="120" w:after="120" w:line="312" w:lineRule="auto"/>
+      </w:pPr>
+      <w:r>
+        <w:rPr>
+          <w:rFonts w:ascii="Times New Roman" w:hAnsi="Times New Roman" w:eastAsia="宋体"/>
+          <w:b/>
+          <w:sz w:val="28"/>
+        </w:rPr>
+        <w:t>3.5 真实案例与局限性</w:t>
+      </w:r>
+    </w:p>
+    <w:p>
+      <w:pPr>
+        <w:spacing w:line="360" w:lineRule="auto" w:after="80"/>
+        <w:ind w:firstLine="480"/>
+      </w:pPr>
+      <w:r>
+        <w:rPr>
+          <w:rFonts w:ascii="Times New Roman" w:hAnsi="Times New Roman" w:eastAsia="宋体"/>
+          <w:b w:val="0"/>
+          <w:sz w:val="24"/>
+        </w:rPr>
+        <w:t>散文《再见》、中篇小说《差生》（v0.17 作者建模早期版本）、北大红楼系列发言稿/游记、12000 字长篇小说等任务均完整走通"澄清→大纲→写作→审计→交付"，用户定点修改全部被吸收为风格教学并体现在后续写作中；《差生》证明"少即是多"——简洁提示词 + 反假大空 + 具体细节优于堆满注入块的版本，这一认知直接导向 2.4 节的前置禁令。</w:t>
+      </w:r>
+    </w:p>
+    <w:p>
+      <w:pPr>
+        <w:spacing w:line="360" w:lineRule="auto" w:after="80"/>
+        <w:ind w:firstLine="480"/>
+      </w:pPr>
+      <w:r>
+        <w:rPr>
+          <w:rFonts w:ascii="Times New Roman" w:hAnsi="Times New Roman" w:eastAsia="宋体"/>
+          <w:b w:val="0"/>
+          <w:sz w:val="24"/>
+        </w:rPr>
+        <w:t>**诚实标注的局限性**：① 真人盲评样本量尚小，"像你"的统计显著性有待扩大样本后用二项检验给出；② 风格向量目前在可解释特征层实现，StyleVector 式激活层 steering[2] 与 LoRA 微调管线仅预留接口，尚未接入主路径；③ 风格验证以中文语料为主，跨语言（英文等）验证待做；④ 公文/合同类文体的合规率需要更多实测样本背书。这些局限均已列入第 5 节未来工作。</w:t>
       </w:r>
     </w:p>
     <w:p>
@@ -1581,7 +3895,7 @@
           <w:b/>
           <w:sz w:val="32"/>
         </w:rPr>
-        <w:t>4. 应用前景</w:t>
+        <w:t>4 应用前景与人文价值</w:t>
       </w:r>
     </w:p>
     <w:p>
@@ -1595,7 +3909,7 @@
           <w:b w:val="0"/>
           <w:sz w:val="24"/>
         </w:rPr>
-        <w:t>**功能性**：SCULPTOR 能完成从一句话到完整成稿的全流程写作，覆盖散文、小说、议论文、学术论文、公文、合同、发言稿、视频脚本等文体，并能按作者风格持续进化。</w:t>
+        <w:t>**功能性**：SCULPTOR 能完成从一句话到完整成稿的全流程写作，覆盖散文、小说、议论文、学术论文、公文、合同、发言稿、视频脚本等文体，并能按作者风格持续进化；支持 docx/xlsx/图片/语音口述输入与 md/docx（含公文 GB/T 9704、学术排版）/PPT/PDF/SRT/HTML 导出。</w:t>
       </w:r>
     </w:p>
     <w:p>
@@ -1609,7 +3923,7 @@
           <w:b w:val="0"/>
           <w:sz w:val="24"/>
         </w:rPr>
-        <w:t>**准确性**：自动化 QA 覆盖全链路，反 AI 审计与回译校验保证成稿"像人"且信息不丢；事实核查将数字/年代/引文分级，提示人工核对。</w:t>
+        <w:t>**准确性**：自动化 QA 覆盖全链路，反 AI 审计（统计层 + 姿态层）与回译校验保证成稿"像人"且信息不丢；事实核查将数字/年代/引文分级，提示人工核对。</w:t>
       </w:r>
     </w:p>
     <w:p>
@@ -1623,7 +3937,7 @@
           <w:b w:val="0"/>
           <w:sz w:val="24"/>
         </w:rPr>
-        <w:t>**易用性**：安装即用（目录级、不碰全局），Web 工作台"选中即用、实时可见、可回滚"，不懂代码的普通人也能使用。</w:t>
+        <w:t>**易用性**：安装即用（目录级、不碰全局），Web 工作台"选中即用、实时可见、可回滚"；伴随式写作：对话与实时大纲同屏，大纲由 LLM 从对话总结、可手动编辑，写作者可手写与 AI 并排协作。</w:t>
       </w:r>
     </w:p>
     <w:p>
@@ -1637,7 +3951,7 @@
           <w:b w:val="0"/>
           <w:sz w:val="24"/>
         </w:rPr>
-        <w:t>**安全性**：所有写入限定在工作区与用户指定文件，写前重读校验、冲突即让位，绝不覆盖他人改动；凭据自动发现且密钥脱敏。</w:t>
+        <w:t>**安全性**：所有写入限定在工作区与用户指定文件，写前重读校验、冲突即让位，绝不覆盖他人改动；凭据自动发现且密钥脱敏，密钥扫描进 CI。</w:t>
       </w:r>
     </w:p>
     <w:p>
@@ -1651,7 +3965,20 @@
           <w:b w:val="0"/>
           <w:sz w:val="24"/>
         </w:rPr>
-        <w:t>**稳定性**：15 + 7 套 QA 全绿、长文端到端压测通过，LLM 不可用时确定性兜底不崩溃。</w:t>
+        <w:t>**应用场景**：学生作文与参赛论文、机关公文与合同、学术写作、新媒体文案、小说创作、视频脚本——尤其适合"想表达但被 AI 腔淹没"的普通写作者。在人文科学时代，本项目回答的不是"机器能不能写得更好"，而是"**人能不能守住自己的表达**"：系统让每个普通人被认真对待——机器负责把"他想说的"写出来，而不是替他说。</w:t>
+      </w:r>
+    </w:p>
+    <w:p>
+      <w:pPr>
+        <w:spacing w:before="200" w:after="120" w:line="312" w:lineRule="auto"/>
+      </w:pPr>
+      <w:r>
+        <w:rPr>
+          <w:rFonts w:ascii="Times New Roman" w:hAnsi="Times New Roman" w:eastAsia="黑体"/>
+          <w:b/>
+          <w:sz w:val="32"/>
+        </w:rPr>
+        <w:t>5 结论与展望</w:t>
       </w:r>
     </w:p>
     <w:p>
@@ -1665,7 +3992,63 @@
           <w:b w:val="0"/>
           <w:sz w:val="24"/>
         </w:rPr>
-        <w:t>**应用场景**：学生作文与参赛论文、机关公文与合同、学术写作、新媒体文案、小说创作、视频脚本——尤其适合"想表达但被 AI 腔淹没"的普通写作者。**在人文科学时代，SCULPTOR 帮助每个人守住自己的表达**：机器负责把"他想说的"写出来，而不是替他说。</w:t>
+        <w:t>本文完成了以"作者建模"为中心的深度协作写作 Agent SCULPTOR 的设计、实现与实证：</w:t>
+      </w:r>
+    </w:p>
+    <w:p>
+      <w:pPr>
+        <w:spacing w:line="360" w:lineRule="auto" w:after="80"/>
+        <w:ind w:firstLine="480"/>
+      </w:pPr>
+      <w:r>
+        <w:rPr>
+          <w:rFonts w:ascii="Times New Roman" w:hAnsi="Times New Roman" w:eastAsia="宋体"/>
+          <w:b w:val="0"/>
+          <w:sz w:val="24"/>
+        </w:rPr>
+        <w:t>（1）**理论上**，把"风格 = 个体表达对完美表达的结构化偏离"形式化为四层可测量表征，提出风格—知识—意图三模型与思想优先的澄清协议，提出姿态层反假思考概念与检测方法（第 2 节）；</w:t>
+      </w:r>
+    </w:p>
+    <w:p>
+      <w:pPr>
+        <w:spacing w:line="360" w:lineRule="auto" w:after="80"/>
+        <w:ind w:firstLine="480"/>
+      </w:pPr>
+      <w:r>
+        <w:rPr>
+          <w:rFonts w:ascii="Times New Roman" w:hAnsi="Times New Roman" w:eastAsia="宋体"/>
+          <w:b w:val="0"/>
+          <w:sz w:val="24"/>
+        </w:rPr>
+        <w:t>（2）**工程上**，实现导演状态机主导的七阶段闭环，同一核心以 CLI/MCP/Web 三形态交付，多模态输入输出、RAG 闭环、反 AI 审计、个人知识库与写作库全部可用（第 2–3 节）；</w:t>
+      </w:r>
+    </w:p>
+    <w:p>
+      <w:pPr>
+        <w:spacing w:line="360" w:lineRule="auto" w:after="80"/>
+        <w:ind w:firstLine="480"/>
+      </w:pPr>
+      <w:r>
+        <w:rPr>
+          <w:rFonts w:ascii="Times New Roman" w:hAnsi="Times New Roman" w:eastAsia="宋体"/>
+          <w:b w:val="0"/>
+          <w:sz w:val="24"/>
+        </w:rPr>
+        <w:t>（3）**验证上**，19+7 套自动化 QA 全绿，风格距离矩阵证明"与人类同侧、与 AI 腔异侧"，同题三风格对照证明风格注入真实改变写法，反 AI 审计在真实任务中完成"检出—修复—归零"闭环（第 3 节）。</w:t>
+      </w:r>
+    </w:p>
+    <w:p>
+      <w:pPr>
+        <w:spacing w:line="360" w:lineRule="auto" w:after="80"/>
+        <w:ind w:firstLine="480"/>
+      </w:pPr>
+      <w:r>
+        <w:rPr>
+          <w:rFonts w:ascii="Times New Roman" w:hAnsi="Times New Roman" w:eastAsia="宋体"/>
+          <w:b w:val="0"/>
+          <w:sz w:val="24"/>
+        </w:rPr>
+        <w:t>**未来工作**：① 扩大真人盲评样本量，用二项检验给出"像你"的统计显著性；② 实现 StyleVector 式激活层干预与轻量 LoRA 微调，让风格向量直接引导生成，从"特征层近似"走向"参数层注入"；③ 构建大规模结构化仿写样本库并开放公共知识库互通；④ 跨语言（英文等）语料验证；⑤ Web 端一键部署，让非技术用户开箱即用。</w:t>
       </w:r>
     </w:p>
     <w:p>
@@ -1678,7 +4061,7 @@
           <w:b/>
           <w:sz w:val="32"/>
         </w:rPr>
-        <w:t>5. 创新性</w:t>
+        <w:t>致谢</w:t>
       </w:r>
     </w:p>
     <w:p>
@@ -1692,200 +4075,7 @@
           <w:b w:val="0"/>
           <w:sz w:val="24"/>
         </w:rPr>
-        <w:t>（1）提出"作者建模"为中心的写作系统范式：风格、知识、意图三模型持续演进，通用工具管"作品"，SCULPTOR 管"作者"；</w:t>
-      </w:r>
-    </w:p>
-    <w:p>
-      <w:pPr>
-        <w:spacing w:line="360" w:lineRule="auto" w:after="80"/>
-        <w:ind w:firstLine="480"/>
-      </w:pPr>
-      <w:r>
-        <w:rPr>
-          <w:rFonts w:ascii="Times New Roman" w:hAnsi="Times New Roman" w:eastAsia="宋体"/>
-          <w:b w:val="0"/>
-          <w:sz w:val="24"/>
-        </w:rPr>
-        <w:t>（2）设计四层复合风格向量 + 双风格分离 + "修改即风格教学"：把"AI 写的像你"变成可测量、可注入、可演进的工程指标；</w:t>
-      </w:r>
-    </w:p>
-    <w:p>
-      <w:pPr>
-        <w:spacing w:line="360" w:lineRule="auto" w:after="80"/>
-        <w:ind w:firstLine="480"/>
-      </w:pPr>
-      <w:r>
-        <w:rPr>
-          <w:rFonts w:ascii="Times New Roman" w:hAnsi="Times New Roman" w:eastAsia="宋体"/>
-          <w:b w:val="0"/>
-          <w:sz w:val="24"/>
-        </w:rPr>
-        <w:t>（3）提出"思想优先的澄清协议"：思想脉络追踪 + 提问主次 + LLM 自主决策 + RAG 知识背景，解决"AI 只搭结构、不挖思想"；</w:t>
-      </w:r>
-    </w:p>
-    <w:p>
-      <w:pPr>
-        <w:spacing w:line="360" w:lineRule="auto" w:after="80"/>
-        <w:ind w:firstLine="480"/>
-      </w:pPr>
-      <w:r>
-        <w:rPr>
-          <w:rFonts w:ascii="Times New Roman" w:hAnsi="Times New Roman" w:eastAsia="宋体"/>
-          <w:b w:val="0"/>
-          <w:sz w:val="24"/>
-        </w:rPr>
-        <w:t>（4）实现导演状态机主导的人机深协作与 Web 选区式交互（候选卡/回滚/并排/图谱），把 AI 能力贴到作者手边；</w:t>
-      </w:r>
-    </w:p>
-    <w:p>
-      <w:pPr>
-        <w:spacing w:line="360" w:lineRule="auto" w:after="80"/>
-        <w:ind w:firstLine="480"/>
-      </w:pPr>
-      <w:r>
-        <w:rPr>
-          <w:rFonts w:ascii="Times New Roman" w:hAnsi="Times New Roman" w:eastAsia="宋体"/>
-          <w:b w:val="0"/>
-          <w:sz w:val="24"/>
-        </w:rPr>
-        <w:t>（5）人文价值创新：本项目明确把自己定位为**人文科学时代的帮助产品**——不替代人写作，而是让每个普通人被认真对待、让"人的表达"在机器时代得以保存。</w:t>
-      </w:r>
-    </w:p>
-    <w:p>
-      <w:pPr>
-        <w:spacing w:before="200" w:after="120" w:line="312" w:lineRule="auto"/>
-      </w:pPr>
-      <w:r>
-        <w:rPr>
-          <w:rFonts w:ascii="Times New Roman" w:hAnsi="Times New Roman" w:eastAsia="黑体"/>
-          <w:b/>
-          <w:sz w:val="32"/>
-        </w:rPr>
-        <w:t>6. 结论与展望</w:t>
-      </w:r>
-    </w:p>
-    <w:p>
-      <w:pPr>
-        <w:spacing w:line="360" w:lineRule="auto" w:after="80"/>
-        <w:ind w:firstLine="480"/>
-      </w:pPr>
-      <w:r>
-        <w:rPr>
-          <w:rFonts w:ascii="Times New Roman" w:hAnsi="Times New Roman" w:eastAsia="宋体"/>
-          <w:b w:val="0"/>
-          <w:sz w:val="24"/>
-        </w:rPr>
-        <w:t>本文完成了以"作者建模"为中心的深度协作写作 Agent SCULPTOR 的设计与实现，主要工作如下：</w:t>
-      </w:r>
-    </w:p>
-    <w:p>
-      <w:pPr>
-        <w:spacing w:line="360" w:lineRule="auto" w:after="80"/>
-        <w:ind w:firstLine="480"/>
-      </w:pPr>
-      <w:r>
-        <w:rPr>
-          <w:rFonts w:ascii="Times New Roman" w:hAnsi="Times New Roman" w:eastAsia="宋体"/>
-          <w:b w:val="0"/>
-          <w:sz w:val="24"/>
-        </w:rPr>
-        <w:t>（1）理论上，将风格形式化为结构化偏离并用四层表征近似，提出思想优先的澄清协议与导演状态机（算法与流程）；</w:t>
-      </w:r>
-    </w:p>
-    <w:p>
-      <w:pPr>
-        <w:spacing w:line="360" w:lineRule="auto" w:after="80"/>
-        <w:ind w:firstLine="480"/>
-      </w:pPr>
-      <w:r>
-        <w:rPr>
-          <w:rFonts w:ascii="Times New Roman" w:hAnsi="Times New Roman" w:eastAsia="宋体"/>
-          <w:b w:val="0"/>
-          <w:sz w:val="24"/>
-        </w:rPr>
-        <w:t>（2）工程上，实现 Agent（CLI/MCP）与 Web 工作台双形态，多模态输入输出、RAG 闭环、反 AI 审计、个人知识库与写作库（系统）；</w:t>
-      </w:r>
-    </w:p>
-    <w:p>
-      <w:pPr>
-        <w:spacing w:line="360" w:lineRule="auto" w:after="80"/>
-        <w:ind w:firstLine="480"/>
-      </w:pPr>
-      <w:r>
-        <w:rPr>
-          <w:rFonts w:ascii="Times New Roman" w:hAnsi="Times New Roman" w:eastAsia="宋体"/>
-          <w:b w:val="0"/>
-          <w:sz w:val="24"/>
-        </w:rPr>
-        <w:t>（3）验证上，15 + 7 套自动化 QA 全绿，反 AI 审计真实修复案例、人类化指标与风格差异对照实验证明"像人"与"像你"均可量化（实验）。</w:t>
-      </w:r>
-    </w:p>
-    <w:p>
-      <w:pPr>
-        <w:spacing w:line="360" w:lineRule="auto" w:after="80"/>
-        <w:ind w:firstLine="480"/>
-      </w:pPr>
-      <w:r>
-        <w:rPr>
-          <w:rFonts w:ascii="Times New Roman" w:hAnsi="Times New Roman" w:eastAsia="宋体"/>
-          <w:b w:val="0"/>
-          <w:sz w:val="24"/>
-        </w:rPr>
-        <w:t>未来工作：1）扩大真人盲评样本量，用二项检验给出"像你"的统计显著性；2）实现 StyleVector 式激活层干预，让风格向量直接引导生成；3）构建大规模结构化仿写样本库，公共知识库互通；4）跨语言（英文等）语料验证；5）Web 端一键部署，让非技术用户开箱即用。</w:t>
-      </w:r>
-    </w:p>
-    <w:p>
-      <w:pPr>
-        <w:spacing w:before="200" w:after="120" w:line="312" w:lineRule="auto"/>
-      </w:pPr>
-      <w:r>
-        <w:rPr>
-          <w:rFonts w:ascii="Times New Roman" w:hAnsi="Times New Roman" w:eastAsia="黑体"/>
-          <w:b/>
-          <w:sz w:val="32"/>
-        </w:rPr>
-        <w:t>7. 研究感悟</w:t>
-      </w:r>
-    </w:p>
-    <w:p>
-      <w:pPr>
-        <w:spacing w:line="360" w:lineRule="auto" w:after="80"/>
-        <w:ind w:firstLine="480"/>
-      </w:pPr>
-      <w:r>
-        <w:rPr>
-          <w:rFonts w:ascii="Times New Roman" w:hAnsi="Times New Roman" w:eastAsia="宋体"/>
-          <w:b w:val="0"/>
-          <w:sz w:val="24"/>
-        </w:rPr>
-        <w:t>本次研究让我收获颇丰。知识上，我系统学习了风格计算、检索增强、状态机设计与人机交互；工程上，我经历了从理论到 15 + 7 套自动化测试全绿的全过程，也亲历了"测试抓出真 bug"的教训——比如长文逐节写回时节标题被粘进正文，正是端到端测试暴露并修复的。更深的感悟是：技术真正难的不是"让机器更聪明"，而是**理解人**。AI 腔的本质是机器用平均值覆盖了个体；而 SCULPTOR 想做的，是让每个普通写作者在被 AI 包围的时代，仍然能说出"这是我的话、我的想法、我的风格"。这大概就是人文科学时代里，技术最值得做的事。</w:t>
-      </w:r>
-    </w:p>
-    <w:p>
-      <w:pPr>
-        <w:spacing w:before="200" w:after="120" w:line="312" w:lineRule="auto"/>
-      </w:pPr>
-      <w:r>
-        <w:rPr>
-          <w:rFonts w:ascii="Times New Roman" w:hAnsi="Times New Roman" w:eastAsia="黑体"/>
-          <w:b/>
-          <w:sz w:val="32"/>
-        </w:rPr>
-        <w:t>8. 致谢</w:t>
-      </w:r>
-    </w:p>
-    <w:p>
-      <w:pPr>
-        <w:spacing w:line="360" w:lineRule="auto" w:after="80"/>
-        <w:ind w:firstLine="480"/>
-      </w:pPr>
-      <w:r>
-        <w:rPr>
-          <w:rFonts w:ascii="Times New Roman" w:hAnsi="Times New Roman" w:eastAsia="宋体"/>
-          <w:b w:val="0"/>
-          <w:sz w:val="24"/>
-        </w:rPr>
-        <w:t>首先，我要衷心感谢指导教师在整个项目中的耐心指导——从选题、理论梳理到实验设计与论文撰写，都离不开老师的帮助。其次，我要感谢项目组成员与参与测试的同学，你们的每一次修改建议都是系统最珍贵的风格教学数据。最后，感谢开源社区与相关研究者：StyleVector、GhostWriter、EMNLP 2025 与 Flower &amp; Hayes 等成果，为本项目提供了坚实的理论基础。</w:t>
+        <w:t>首先衷心感谢指导教师在整个项目中的耐心指导——从选题、理论梳理到实验设计与论文撰写，都离不开老师的帮助。其次感谢项目组成员与参与测试的同学：你们的每一次修改建议都是系统最珍贵的风格教学数据。最后感谢开源社区与相关研究者：StyleVector[2]、GhostWriter[3]、EMNLP 2025[1] 与 Flower &amp; Hayes[4] 等成果，为本项目提供了坚实的理论基础。</w:t>
       </w:r>
     </w:p>
     <w:p>
@@ -1912,7 +4102,7 @@
           <w:b w:val="0"/>
           <w:sz w:val="24"/>
         </w:rPr>
-        <w:t>[1] Wang Y, Tripto N, et al. Catch Me If You Can? Not Yet: LLMs Still Struggle to Imitate the Implicit Writing Styles of Everyday Authors[C]//Findings of EMNLP 2025.</w:t>
+        <w:t>[1] WANG Y, TRIPTO N, et al. Catch Me If You Can? Not Yet: LLMs Still Struggle to Imitate the Implicit Writing Styles of Everyday Authors[C]//Findings of the Association for Computational Linguistics: EMNLP 2025. Stroudsburg: ACL, 2025.</w:t>
       </w:r>
     </w:p>
     <w:p>
@@ -1926,7 +4116,7 @@
           <w:b w:val="0"/>
           <w:sz w:val="24"/>
         </w:rPr>
-        <w:t>[2] Zhang H, Liu Y, et al. Personalized Text Generation with Contrastive Activation Steering (StyleVector)[C]//ACL 2025.</w:t>
+        <w:t>[2] ZHANG H, LIU Y, et al. Personalized Text Generation with Contrastive Activation Steering (StyleVector)[C]//Proceedings of the 63rd Annual Meeting of the Association for Computational Linguistics. Stroudsburg: ACL, 2025.</w:t>
       </w:r>
     </w:p>
     <w:p>
@@ -1940,7 +4130,7 @@
           <w:b w:val="0"/>
           <w:sz w:val="24"/>
         </w:rPr>
-        <w:t>[3] Chakrabarty T, et al. GhostWriter: Augmenting Collaborative Human-AI Writing Experiences Through Personalization and Agency[J/OL]. arXiv:2402.08855.</w:t>
+        <w:t>[3] CHAKRABARTY T, et al. GhostWriter: Augmenting Collaborative Human-AI Writing Experiences Through Personalization and Agency[J/OL]. arXiv preprint arXiv:2402.08855, 2024.</w:t>
       </w:r>
     </w:p>
     <w:p>
@@ -1954,7 +4144,7 @@
           <w:b w:val="0"/>
           <w:sz w:val="24"/>
         </w:rPr>
-        <w:t>[4] Flower L, Hayes J R. A Cognitive Process Theory of Writing[J]. College Composition and Communication, 1981, 32(4): 365-387.</w:t>
+        <w:t>[4] FLOWER L, HAYES J R. A Cognitive Process Theory of Writing[J]. College Composition and Communication, 1981, 32(4): 365-387.</w:t>
       </w:r>
     </w:p>
     <w:p>
@@ -1983,6 +4173,104 @@
           <w:sz w:val="24"/>
         </w:rPr>
         <w:t>[6] 马良写作. 中文长篇 AI 写作 18 款工具横评[EB/OL]. https://maliangwriter.com/compare/.</w:t>
+      </w:r>
+    </w:p>
+    <w:p>
+      <w:pPr>
+        <w:spacing w:line="360" w:lineRule="auto" w:after="80"/>
+        <w:ind w:firstLine="480"/>
+      </w:pPr>
+      <w:r>
+        <w:rPr>
+          <w:rFonts w:ascii="Times New Roman" w:hAnsi="Times New Roman" w:eastAsia="宋体"/>
+          <w:b w:val="0"/>
+          <w:sz w:val="24"/>
+        </w:rPr>
+        <w:t>[7] CustomNLP4U. Pearl: A Personalized Writing Assistant with Retriever Calibration[EB/OL]. 2024.</w:t>
+      </w:r>
+    </w:p>
+    <w:p>
+      <w:pPr>
+        <w:spacing w:line="360" w:lineRule="auto" w:after="80"/>
+        <w:ind w:firstLine="480"/>
+      </w:pPr>
+      <w:r>
+        <w:rPr>
+          <w:rFonts w:ascii="Times New Roman" w:hAnsi="Times New Roman" w:eastAsia="宋体"/>
+          <w:b w:val="0"/>
+          <w:sz w:val="24"/>
+        </w:rPr>
+        <w:t>[8] DiscoverLLM: Discovering User Intent Through Draft Contrasting[EB/OL]. 2026.</w:t>
+      </w:r>
+    </w:p>
+    <w:p>
+      <w:pPr>
+        <w:spacing w:line="360" w:lineRule="auto" w:after="80"/>
+        <w:ind w:firstLine="480"/>
+      </w:pPr>
+      <w:r>
+        <w:rPr>
+          <w:rFonts w:ascii="Times New Roman" w:hAnsi="Times New Roman" w:eastAsia="宋体"/>
+          <w:b w:val="0"/>
+          <w:sz w:val="24"/>
+        </w:rPr>
+        <w:t>[9] COLLABLLM: Human-AI Collaborative Learning[C]//Proceedings of the 42nd International Conference on Machine Learning (ICML). 2025.</w:t>
+      </w:r>
+    </w:p>
+    <w:p>
+      <w:pPr>
+        <w:spacing w:line="360" w:lineRule="auto" w:after="80"/>
+        <w:ind w:firstLine="480"/>
+      </w:pPr>
+      <w:r>
+        <w:rPr>
+          <w:rFonts w:ascii="Times New Roman" w:hAnsi="Times New Roman" w:eastAsia="宋体"/>
+          <w:b w:val="0"/>
+          <w:sz w:val="24"/>
+        </w:rPr>
+        <w:t>[10] no-ai-slop / avoid-ai-writing-zh / de-aigc-ch 等开源反 AI 腔检测项目[EB/OL]. GitHub, 2024-2026.</w:t>
+      </w:r>
+    </w:p>
+    <w:p>
+      <w:pPr>
+        <w:spacing w:line="360" w:lineRule="auto" w:after="80"/>
+        <w:ind w:firstLine="480"/>
+      </w:pPr>
+      <w:r>
+        <w:rPr>
+          <w:rFonts w:ascii="Times New Roman" w:hAnsi="Times New Roman" w:eastAsia="宋体"/>
+          <w:b w:val="0"/>
+          <w:sz w:val="24"/>
+        </w:rPr>
+        <w:t>[11] Oxford HAI Lab. Writing-Anima: Two-Stage Style-Aware Retrieval for Personalized Writing[EB/OL]. 2025.</w:t>
+      </w:r>
+    </w:p>
+    <w:p>
+      <w:pPr>
+        <w:spacing w:line="360" w:lineRule="auto" w:after="80"/>
+        <w:ind w:firstLine="480"/>
+      </w:pPr>
+      <w:r>
+        <w:rPr>
+          <w:rFonts w:ascii="Times New Roman" w:hAnsi="Times New Roman" w:eastAsia="宋体"/>
+          <w:b w:val="0"/>
+          <w:sz w:val="24"/>
+        </w:rPr>
+        <w:t>[12] Agentic Ghostwriter: Style-Reward Fine-Tuning for Writing Assistance[J/OL]. arXiv preprint arXiv:2512.05747, 2025.</w:t>
+      </w:r>
+    </w:p>
+    <w:p>
+      <w:pPr>
+        <w:spacing w:line="360" w:lineRule="auto" w:after="80"/>
+        <w:ind w:firstLine="480"/>
+      </w:pPr>
+      <w:r>
+        <w:rPr>
+          <w:rFonts w:ascii="Times New Roman" w:hAnsi="Times New Roman" w:eastAsia="宋体"/>
+          <w:b w:val="0"/>
+          <w:sz w:val="24"/>
+        </w:rPr>
+        <w:t>[13] 基于 AI 智能体的智能写作辅助系统[EB/OL]. CSDN, 2026.</w:t>
       </w:r>
     </w:p>
     <w:sectPr>

--- a/docs/competition/科技论文-SCULPTOR.docx
+++ b/docs/competition/科技论文-SCULPTOR.docx
@@ -1453,72 +1453,6 @@
           <w:b w:val="0"/>
           <w:sz w:val="24"/>
         </w:rPr>
-        <w:t>$$\hat{v} = (\text{句长均值},\ \text{句长波动},\ \text{短句占比},\ \text{口语度},\ \text{意象密度},\ \text{情绪浓度},\ \text{词汇丰富度},\ \text{语言新鲜度}) \in \mathbb{R}^{8}$$</w:t>
-      </w:r>
-    </w:p>
-    <w:p>
-      <w:pPr>
-        <w:jc w:val="center"/>
-      </w:pPr>
-      <w:r>
-        <w:drawing>
-          <wp:inline xmlns:a="http://schemas.openxmlformats.org/drawingml/2006/main" xmlns:pic="http://schemas.openxmlformats.org/drawingml/2006/picture">
-            <wp:extent cx="5220000" cy="495570"/>
-            <wp:docPr id="2" name="Picture 2"/>
-            <wp:cNvGraphicFramePr>
-              <a:graphicFrameLocks noChangeAspect="1"/>
-            </wp:cNvGraphicFramePr>
-            <a:graphic>
-              <a:graphicData uri="http://schemas.openxmlformats.org/drawingml/2006/picture">
-                <pic:pic>
-                  <pic:nvPicPr>
-                    <pic:cNvPr id="0" name="formula-vector.png"/>
-                    <pic:cNvPicPr/>
-                  </pic:nvPicPr>
-                  <pic:blipFill>
-                    <a:blip r:embed="rId10"/>
-                    <a:stretch>
-                      <a:fillRect/>
-                    </a:stretch>
-                  </pic:blipFill>
-                  <pic:spPr>
-                    <a:xfrm>
-                      <a:off x="0" y="0"/>
-                      <a:ext cx="5220000" cy="495570"/>
-                    </a:xfrm>
-                    <a:prstGeom prst="rect"/>
-                  </pic:spPr>
-                </pic:pic>
-              </a:graphicData>
-            </a:graphic>
-          </wp:inline>
-        </w:drawing>
-      </w:r>
-    </w:p>
-    <w:p>
-      <w:pPr>
-        <w:jc w:val="center"/>
-      </w:pPr>
-      <w:r>
-        <w:rPr>
-          <w:rFonts w:ascii="Times New Roman" w:hAnsi="Times New Roman" w:eastAsia="宋体"/>
-          <w:b/>
-          <w:sz w:val="21"/>
-        </w:rPr>
-        <w:t>公式1 8维风格特征向量</w:t>
-      </w:r>
-    </w:p>
-    <w:p>
-      <w:pPr>
-        <w:spacing w:line="360" w:lineRule="auto" w:after="80"/>
-        <w:ind w:firstLine="480"/>
-      </w:pPr>
-      <w:r>
-        <w:rPr>
-          <w:rFonts w:ascii="Times New Roman" w:hAnsi="Times New Roman" w:eastAsia="宋体"/>
-          <w:b w:val="0"/>
-          <w:sz w:val="24"/>
-        </w:rPr>
         <w:t>对每个维度在全部对象上做 min-max 归一化（式 2），消除量纲影响：</w:t>
       </w:r>
     </w:p>
@@ -1533,139 +1467,7 @@
           <w:b w:val="0"/>
           <w:sz w:val="24"/>
         </w:rPr>
-        <w:t>$$\hat{v}_{j}^{(A)} = \frac{v_j^{(A)} - \min_i v_j^{(i)}}{\max_i v_j^{(i)} - \min_i v_j^{(i)}} \in [0,1]$$</w:t>
-      </w:r>
-    </w:p>
-    <w:p>
-      <w:pPr>
-        <w:jc w:val="center"/>
-      </w:pPr>
-      <w:r>
-        <w:drawing>
-          <wp:inline xmlns:a="http://schemas.openxmlformats.org/drawingml/2006/main" xmlns:pic="http://schemas.openxmlformats.org/drawingml/2006/picture">
-            <wp:extent cx="5220000" cy="453913"/>
-            <wp:docPr id="3" name="Picture 3"/>
-            <wp:cNvGraphicFramePr>
-              <a:graphicFrameLocks noChangeAspect="1"/>
-            </wp:cNvGraphicFramePr>
-            <a:graphic>
-              <a:graphicData uri="http://schemas.openxmlformats.org/drawingml/2006/picture">
-                <pic:pic>
-                  <pic:nvPicPr>
-                    <pic:cNvPr id="0" name="formula-norm.png"/>
-                    <pic:cNvPicPr/>
-                  </pic:nvPicPr>
-                  <pic:blipFill>
-                    <a:blip r:embed="rId11"/>
-                    <a:stretch>
-                      <a:fillRect/>
-                    </a:stretch>
-                  </pic:blipFill>
-                  <pic:spPr>
-                    <a:xfrm>
-                      <a:off x="0" y="0"/>
-                      <a:ext cx="5220000" cy="453913"/>
-                    </a:xfrm>
-                    <a:prstGeom prst="rect"/>
-                  </pic:spPr>
-                </pic:pic>
-              </a:graphicData>
-            </a:graphic>
-          </wp:inline>
-        </w:drawing>
-      </w:r>
-    </w:p>
-    <w:p>
-      <w:pPr>
-        <w:jc w:val="center"/>
-      </w:pPr>
-      <w:r>
-        <w:rPr>
-          <w:rFonts w:ascii="Times New Roman" w:hAnsi="Times New Roman" w:eastAsia="宋体"/>
-          <w:b/>
-          <w:sz w:val="21"/>
-        </w:rPr>
-        <w:t>公式2 逐维 min-max 归一化</w:t>
-      </w:r>
-    </w:p>
-    <w:p>
-      <w:pPr>
-        <w:spacing w:line="360" w:lineRule="auto" w:after="80"/>
-        <w:ind w:firstLine="480"/>
-      </w:pPr>
-      <w:r>
-        <w:rPr>
-          <w:rFonts w:ascii="Times New Roman" w:hAnsi="Times New Roman" w:eastAsia="宋体"/>
-          <w:b w:val="0"/>
-          <w:sz w:val="24"/>
-        </w:rPr>
         <w:t>两个作者 A、B 的风格距离用欧氏距离度量（式 3）：</w:t>
-      </w:r>
-    </w:p>
-    <w:p>
-      <w:pPr>
-        <w:spacing w:line="360" w:lineRule="auto" w:after="80"/>
-        <w:ind w:firstLine="480"/>
-      </w:pPr>
-      <w:r>
-        <w:rPr>
-          <w:rFonts w:ascii="Times New Roman" w:hAnsi="Times New Roman" w:eastAsia="宋体"/>
-          <w:b w:val="0"/>
-          <w:sz w:val="24"/>
-        </w:rPr>
-        <w:t>$$d(A,B) = \sqrt{\sum_{j=1}^{8} \left(\hat{v}_j^{(A)} - \hat{v}_j^{(B)}\right)^2}$$</w:t>
-      </w:r>
-    </w:p>
-    <w:p>
-      <w:pPr>
-        <w:jc w:val="center"/>
-      </w:pPr>
-      <w:r>
-        <w:drawing>
-          <wp:inline xmlns:a="http://schemas.openxmlformats.org/drawingml/2006/main" xmlns:pic="http://schemas.openxmlformats.org/drawingml/2006/picture">
-            <wp:extent cx="5220000" cy="881757"/>
-            <wp:docPr id="4" name="Picture 4"/>
-            <wp:cNvGraphicFramePr>
-              <a:graphicFrameLocks noChangeAspect="1"/>
-            </wp:cNvGraphicFramePr>
-            <a:graphic>
-              <a:graphicData uri="http://schemas.openxmlformats.org/drawingml/2006/picture">
-                <pic:pic>
-                  <pic:nvPicPr>
-                    <pic:cNvPr id="0" name="formula-distance.png"/>
-                    <pic:cNvPicPr/>
-                  </pic:nvPicPr>
-                  <pic:blipFill>
-                    <a:blip r:embed="rId12"/>
-                    <a:stretch>
-                      <a:fillRect/>
-                    </a:stretch>
-                  </pic:blipFill>
-                  <pic:spPr>
-                    <a:xfrm>
-                      <a:off x="0" y="0"/>
-                      <a:ext cx="5220000" cy="881757"/>
-                    </a:xfrm>
-                    <a:prstGeom prst="rect"/>
-                  </pic:spPr>
-                </pic:pic>
-              </a:graphicData>
-            </a:graphic>
-          </wp:inline>
-        </w:drawing>
-      </w:r>
-    </w:p>
-    <w:p>
-      <w:pPr>
-        <w:jc w:val="center"/>
-      </w:pPr>
-      <w:r>
-        <w:rPr>
-          <w:rFonts w:ascii="Times New Roman" w:hAnsi="Times New Roman" w:eastAsia="宋体"/>
-          <w:b/>
-          <w:sz w:val="21"/>
-        </w:rPr>
-        <w:t>公式3 风格距离：欧氏距离</w:t>
       </w:r>
     </w:p>
     <w:p>
@@ -2129,7 +1931,7 @@
         <w:drawing>
           <wp:inline xmlns:a="http://schemas.openxmlformats.org/drawingml/2006/main" xmlns:pic="http://schemas.openxmlformats.org/drawingml/2006/picture">
             <wp:extent cx="5220000" cy="3185085"/>
-            <wp:docPr id="5" name="Picture 5"/>
+            <wp:docPr id="2" name="Picture 2"/>
             <wp:cNvGraphicFramePr>
               <a:graphicFrameLocks noChangeAspect="1"/>
             </wp:cNvGraphicFramePr>
@@ -2141,7 +1943,7 @@
                     <pic:cNvPicPr/>
                   </pic:nvPicPr>
                   <pic:blipFill>
-                    <a:blip r:embed="rId13"/>
+                    <a:blip r:embed="rId10"/>
                     <a:stretch>
                       <a:fillRect/>
                     </a:stretch>
@@ -2181,7 +1983,7 @@
         <w:drawing>
           <wp:inline xmlns:a="http://schemas.openxmlformats.org/drawingml/2006/main" xmlns:pic="http://schemas.openxmlformats.org/drawingml/2006/picture">
             <wp:extent cx="5220000" cy="3362034"/>
-            <wp:docPr id="6" name="Picture 6"/>
+            <wp:docPr id="3" name="Picture 3"/>
             <wp:cNvGraphicFramePr>
               <a:graphicFrameLocks noChangeAspect="1"/>
             </wp:cNvGraphicFramePr>
@@ -2193,7 +1995,7 @@
                     <pic:cNvPicPr/>
                   </pic:nvPicPr>
                   <pic:blipFill>
-                    <a:blip r:embed="rId14"/>
+                    <a:blip r:embed="rId11"/>
                     <a:stretch>
                       <a:fillRect/>
                     </a:stretch>
@@ -3094,72 +2896,6 @@
           <w:b w:val="0"/>
           <w:sz w:val="24"/>
         </w:rPr>
-        <w:t>$$C = 0.25\,s_1 + 0.20\,s_2 + 0.20\,s_3 + 0.20\,s_4 + 0.15\,s_5$$</w:t>
-      </w:r>
-    </w:p>
-    <w:p>
-      <w:pPr>
-        <w:jc w:val="center"/>
-      </w:pPr>
-      <w:r>
-        <w:drawing>
-          <wp:inline xmlns:a="http://schemas.openxmlformats.org/drawingml/2006/main" xmlns:pic="http://schemas.openxmlformats.org/drawingml/2006/picture">
-            <wp:extent cx="5220000" cy="660202"/>
-            <wp:docPr id="7" name="Picture 7"/>
-            <wp:cNvGraphicFramePr>
-              <a:graphicFrameLocks noChangeAspect="1"/>
-            </wp:cNvGraphicFramePr>
-            <a:graphic>
-              <a:graphicData uri="http://schemas.openxmlformats.org/drawingml/2006/picture">
-                <pic:pic>
-                  <pic:nvPicPr>
-                    <pic:cNvPr id="0" name="formula-score.png"/>
-                    <pic:cNvPicPr/>
-                  </pic:nvPicPr>
-                  <pic:blipFill>
-                    <a:blip r:embed="rId15"/>
-                    <a:stretch>
-                      <a:fillRect/>
-                    </a:stretch>
-                  </pic:blipFill>
-                  <pic:spPr>
-                    <a:xfrm>
-                      <a:off x="0" y="0"/>
-                      <a:ext cx="5220000" cy="660202"/>
-                    </a:xfrm>
-                    <a:prstGeom prst="rect"/>
-                  </pic:spPr>
-                </pic:pic>
-              </a:graphicData>
-            </a:graphic>
-          </wp:inline>
-        </w:drawing>
-      </w:r>
-    </w:p>
-    <w:p>
-      <w:pPr>
-        <w:jc w:val="center"/>
-      </w:pPr>
-      <w:r>
-        <w:rPr>
-          <w:rFonts w:ascii="Times New Roman" w:hAnsi="Times New Roman" w:eastAsia="宋体"/>
-          <w:b/>
-          <w:sz w:val="21"/>
-        </w:rPr>
-        <w:t>公式4 写作能力综合评分</w:t>
-      </w:r>
-    </w:p>
-    <w:p>
-      <w:pPr>
-        <w:spacing w:line="360" w:lineRule="auto" w:after="80"/>
-        <w:ind w:firstLine="480"/>
-      </w:pPr>
-      <w:r>
-        <w:rPr>
-          <w:rFonts w:ascii="Times New Roman" w:hAnsi="Times New Roman" w:eastAsia="宋体"/>
-          <w:b w:val="0"/>
-          <w:sz w:val="24"/>
-        </w:rPr>
         <w:t>**表 3　写作能力综合评分（C，满分 100）**</w:t>
       </w:r>
     </w:p>
@@ -3759,7 +3495,7 @@
         <w:drawing>
           <wp:inline xmlns:a="http://schemas.openxmlformats.org/drawingml/2006/main" xmlns:pic="http://schemas.openxmlformats.org/drawingml/2006/picture">
             <wp:extent cx="5220000" cy="3538983"/>
-            <wp:docPr id="8" name="Picture 8"/>
+            <wp:docPr id="4" name="Picture 4"/>
             <wp:cNvGraphicFramePr>
               <a:graphicFrameLocks noChangeAspect="1"/>
             </wp:cNvGraphicFramePr>
@@ -3771,7 +3507,7 @@
                     <pic:cNvPicPr/>
                   </pic:nvPicPr>
                   <pic:blipFill>
-                    <a:blip r:embed="rId16"/>
+                    <a:blip r:embed="rId12"/>
                     <a:stretch>
                       <a:fillRect/>
                     </a:stretch>
@@ -4279,6 +4015,500 @@
       <w:cols w:space="720"/>
       <w:docGrid w:linePitch="360"/>
     </w:sectPr>
+    <m:oMathPara>
+      <m:oMathParaPr>
+        <m:jc m:val="center"/>
+      </m:oMathParaPr>
+      <m:oMath>
+        <m:acc>
+          <m:accPr>
+            <m:chr m:val="̂"/>
+          </m:accPr>
+          <m:e>
+            <m:r>
+              <m:t xml:space="preserve">v</m:t>
+            </m:r>
+          </m:e>
+        </m:acc>
+        <m:r>
+          <m:t xml:space="preserve"> = </m:t>
+        </m:r>
+        <m:d>
+          <m:dPr>
+            <m:begChr m:val="("/>
+            <m:endChr m:val=")"/>
+          </m:dPr>
+          <m:e>
+            <m:r>
+              <m:t xml:space="preserve">句长均值</m:t>
+            </m:r>
+            <m:r>
+              <m:t xml:space="preserve">，</m:t>
+            </m:r>
+            <m:r>
+              <m:t xml:space="preserve">句长波动</m:t>
+            </m:r>
+            <m:r>
+              <m:t xml:space="preserve">，</m:t>
+            </m:r>
+            <m:r>
+              <m:t xml:space="preserve">短句占比</m:t>
+            </m:r>
+            <m:r>
+              <m:t xml:space="preserve">，</m:t>
+            </m:r>
+            <m:r>
+              <m:t xml:space="preserve">口语度</m:t>
+            </m:r>
+            <m:r>
+              <m:t xml:space="preserve">，</m:t>
+            </m:r>
+            <m:r>
+              <m:t xml:space="preserve">意象密度</m:t>
+            </m:r>
+            <m:r>
+              <m:t xml:space="preserve">，</m:t>
+            </m:r>
+            <m:r>
+              <m:t xml:space="preserve">情绪浓度</m:t>
+            </m:r>
+            <m:r>
+              <m:t xml:space="preserve">，</m:t>
+            </m:r>
+            <m:r>
+              <m:t xml:space="preserve">词汇丰富度</m:t>
+            </m:r>
+            <m:r>
+              <m:t xml:space="preserve">，</m:t>
+            </m:r>
+            <m:r>
+              <m:t xml:space="preserve">语言新鲜度</m:t>
+            </m:r>
+          </m:e>
+        </m:d>
+        <m:r>
+          <m:t xml:space="preserve"> ∈ </m:t>
+        </m:r>
+        <m:sSup>
+          <m:e>
+            <m:r>
+              <m:t xml:space="preserve">ℝ</m:t>
+            </m:r>
+          </m:e>
+          <m:sup>
+            <m:r>
+              <m:t xml:space="preserve">8</m:t>
+            </m:r>
+          </m:sup>
+        </m:sSup>
+        <m:r>
+          <m:t xml:space="preserve">　(1)</m:t>
+        </m:r>
+      </m:oMath>
+    </m:oMathPara>
+    <m:oMathPara>
+      <m:oMathParaPr>
+        <m:jc m:val="center"/>
+      </m:oMathParaPr>
+      <m:oMath>
+        <m:sSubSup>
+          <m:e>
+            <m:acc>
+              <m:accPr>
+                <m:chr m:val="̂"/>
+              </m:accPr>
+              <m:e>
+                <m:r>
+                  <m:t xml:space="preserve">v</m:t>
+                </m:r>
+              </m:e>
+            </m:acc>
+          </m:e>
+          <m:sub>
+            <m:r>
+              <m:t xml:space="preserve">j</m:t>
+            </m:r>
+          </m:sub>
+          <m:sup>
+            <m:r>
+              <m:t xml:space="preserve">(A)</m:t>
+            </m:r>
+          </m:sup>
+        </m:sSubSup>
+        <m:r>
+          <m:t xml:space="preserve"> = </m:t>
+        </m:r>
+        <m:f>
+          <m:num>
+            <m:d>
+              <m:dPr>
+                <m:begChr m:val="("/>
+                <m:endChr m:val=")"/>
+              </m:dPr>
+              <m:e>
+                <m:sSubSup>
+                  <m:e>
+                    <m:acc>
+                      <m:accPr>
+                        <m:chr m:val="̂"/>
+                      </m:accPr>
+                      <m:e>
+                        <m:r>
+                          <m:t xml:space="preserve">v</m:t>
+                        </m:r>
+                      </m:e>
+                    </m:acc>
+                  </m:e>
+                  <m:sub>
+                    <m:r>
+                      <m:t xml:space="preserve">j</m:t>
+                    </m:r>
+                  </m:sub>
+                  <m:sup>
+                    <m:r>
+                      <m:t xml:space="preserve">(A)</m:t>
+                    </m:r>
+                  </m:sup>
+                </m:sSubSup>
+                <m:r>
+                  <m:t xml:space="preserve"> − </m:t>
+                </m:r>
+                <m:sSub>
+                  <m:e>
+                    <m:r>
+                      <m:t xml:space="preserve">min</m:t>
+                    </m:r>
+                  </m:e>
+                  <m:sub>
+                    <m:r>
+                      <m:t xml:space="preserve">i</m:t>
+                    </m:r>
+                  </m:sub>
+                </m:sSub>
+                <m:sSubSup>
+                  <m:e>
+                    <m:r>
+                      <m:t xml:space="preserve">v</m:t>
+                    </m:r>
+                  </m:e>
+                  <m:sub>
+                    <m:r>
+                      <m:t xml:space="preserve">j</m:t>
+                    </m:r>
+                  </m:sub>
+                  <m:sup>
+                    <m:r>
+                      <m:t xml:space="preserve">(i)</m:t>
+                    </m:r>
+                  </m:sup>
+                </m:sSubSup>
+              </m:e>
+            </m:d>
+          </m:num>
+          <m:den>
+            <m:d>
+              <m:dPr>
+                <m:begChr m:val="("/>
+                <m:endChr m:val=")"/>
+              </m:dPr>
+              <m:e>
+                <m:sSub>
+                  <m:e>
+                    <m:r>
+                      <m:t xml:space="preserve">max</m:t>
+                    </m:r>
+                  </m:e>
+                  <m:sub>
+                    <m:r>
+                      <m:t xml:space="preserve">i</m:t>
+                    </m:r>
+                  </m:sub>
+                </m:sSub>
+                <m:sSubSup>
+                  <m:e>
+                    <m:r>
+                      <m:t xml:space="preserve">v</m:t>
+                    </m:r>
+                  </m:e>
+                  <m:sub>
+                    <m:r>
+                      <m:t xml:space="preserve">j</m:t>
+                    </m:r>
+                  </m:sub>
+                  <m:sup>
+                    <m:r>
+                      <m:t xml:space="preserve">(i)</m:t>
+                    </m:r>
+                  </m:sup>
+                </m:sSubSup>
+              </m:e>
+            </m:d>
+          </m:den>
+        </m:f>
+        <m:r>
+          <m:t xml:space="preserve"> ∈ </m:t>
+        </m:r>
+        <m:d>
+          <m:dPr>
+            <m:begChr m:val="["/>
+            <m:endChr m:val="]"/>
+          </m:dPr>
+          <m:e>
+            <m:r>
+              <m:t xml:space="preserve">0</m:t>
+            </m:r>
+            <m:r>
+              <m:t xml:space="preserve">,</m:t>
+            </m:r>
+            <m:r>
+              <m:t xml:space="preserve">1</m:t>
+            </m:r>
+          </m:e>
+        </m:d>
+        <m:r>
+          <m:t xml:space="preserve">　(2)</m:t>
+        </m:r>
+      </m:oMath>
+    </m:oMathPara>
+    <m:oMathPara>
+      <m:oMathParaPr>
+        <m:jc m:val="center"/>
+      </m:oMathParaPr>
+      <m:oMath>
+        <m:r>
+          <m:t xml:space="preserve">d</m:t>
+        </m:r>
+        <m:d>
+          <m:dPr>
+            <m:begChr m:val="("/>
+            <m:endChr m:val=")"/>
+          </m:dPr>
+          <m:e>
+            <m:r>
+              <m:t xml:space="preserve">A,B</m:t>
+            </m:r>
+          </m:e>
+        </m:d>
+        <m:r>
+          <m:t xml:space="preserve"> = </m:t>
+        </m:r>
+        <m:rad>
+          <m:radPr>
+            <m:degHide m:val="1"/>
+          </m:radPr>
+          <m:deg/>
+          <m:e>
+            <m:nary>
+              <m:naryPr>
+                <m:chr m:val="∑"/>
+                <m:limLoc m:val="undOvr"/>
+              </m:naryPr>
+              <m:sub>
+                <m:r>
+                  <m:t xml:space="preserve">j=1</m:t>
+                </m:r>
+              </m:sub>
+              <m:sup>
+                <m:r>
+                  <m:t xml:space="preserve">8</m:t>
+                </m:r>
+              </m:sup>
+              <m:e>
+                <m:sSup>
+                  <m:e>
+                    <m:d>
+                      <m:dPr>
+                        <m:begChr m:val="("/>
+                        <m:endChr m:val=")"/>
+                      </m:dPr>
+                      <m:e>
+                        <m:sSubSup>
+                          <m:e>
+                            <m:acc>
+                              <m:accPr>
+                                <m:chr m:val="̂"/>
+                              </m:accPr>
+                              <m:e>
+                                <m:r>
+                                  <m:t xml:space="preserve">v</m:t>
+                                </m:r>
+                              </m:e>
+                            </m:acc>
+                          </m:e>
+                          <m:sub>
+                            <m:r>
+                              <m:t xml:space="preserve">j</m:t>
+                            </m:r>
+                          </m:sub>
+                          <m:sup>
+                            <m:r>
+                              <m:t xml:space="preserve">(A)</m:t>
+                            </m:r>
+                          </m:sup>
+                        </m:sSubSup>
+                        <m:r>
+                          <m:t xml:space="preserve"> − </m:t>
+                        </m:r>
+                        <m:sSubSup>
+                          <m:e>
+                            <m:acc>
+                              <m:accPr>
+                                <m:chr m:val="̂"/>
+                              </m:accPr>
+                              <m:e>
+                                <m:r>
+                                  <m:t xml:space="preserve">v</m:t>
+                                </m:r>
+                              </m:e>
+                            </m:acc>
+                          </m:e>
+                          <m:sub>
+                            <m:r>
+                              <m:t xml:space="preserve">j</m:t>
+                            </m:r>
+                          </m:sub>
+                          <m:sup>
+                            <m:r>
+                              <m:t xml:space="preserve">(B)</m:t>
+                            </m:r>
+                          </m:sup>
+                        </m:sSubSup>
+                      </m:e>
+                    </m:d>
+                  </m:e>
+                  <m:sup>
+                    <m:r>
+                      <m:t xml:space="preserve">2</m:t>
+                    </m:r>
+                  </m:sup>
+                </m:sSup>
+              </m:e>
+            </m:nary>
+          </m:e>
+        </m:rad>
+        <m:r>
+          <m:t xml:space="preserve">　(3)</m:t>
+        </m:r>
+      </m:oMath>
+    </m:oMathPara>
+    <m:oMathPara>
+      <m:oMathParaPr>
+        <m:jc m:val="center"/>
+      </m:oMathParaPr>
+      <m:oMath>
+        <m:r>
+          <m:t xml:space="preserve">C</m:t>
+        </m:r>
+        <m:r>
+          <m:t xml:space="preserve"> = </m:t>
+        </m:r>
+        <m:r>
+          <m:t xml:space="preserve">0.25</m:t>
+        </m:r>
+        <m:r>
+          <m:t xml:space="preserve"> </m:t>
+        </m:r>
+        <m:sSub>
+          <m:e>
+            <m:r>
+              <m:t xml:space="preserve">s</m:t>
+            </m:r>
+          </m:e>
+          <m:sub>
+            <m:r>
+              <m:t xml:space="preserve">1</m:t>
+            </m:r>
+          </m:sub>
+        </m:sSub>
+        <m:r>
+          <m:t xml:space="preserve"> + </m:t>
+        </m:r>
+        <m:r>
+          <m:t xml:space="preserve">0.20</m:t>
+        </m:r>
+        <m:r>
+          <m:t xml:space="preserve"> </m:t>
+        </m:r>
+        <m:sSub>
+          <m:e>
+            <m:r>
+              <m:t xml:space="preserve">s</m:t>
+            </m:r>
+          </m:e>
+          <m:sub>
+            <m:r>
+              <m:t xml:space="preserve">2</m:t>
+            </m:r>
+          </m:sub>
+        </m:sSub>
+        <m:r>
+          <m:t xml:space="preserve"> + </m:t>
+        </m:r>
+        <m:r>
+          <m:t xml:space="preserve">0.20</m:t>
+        </m:r>
+        <m:r>
+          <m:t xml:space="preserve"> </m:t>
+        </m:r>
+        <m:sSub>
+          <m:e>
+            <m:r>
+              <m:t xml:space="preserve">s</m:t>
+            </m:r>
+          </m:e>
+          <m:sub>
+            <m:r>
+              <m:t xml:space="preserve">3</m:t>
+            </m:r>
+          </m:sub>
+        </m:sSub>
+        <m:r>
+          <m:t xml:space="preserve"> + </m:t>
+        </m:r>
+        <m:r>
+          <m:t xml:space="preserve">0.20</m:t>
+        </m:r>
+        <m:r>
+          <m:t xml:space="preserve"> </m:t>
+        </m:r>
+        <m:sSub>
+          <m:e>
+            <m:r>
+              <m:t xml:space="preserve">s</m:t>
+            </m:r>
+          </m:e>
+          <m:sub>
+            <m:r>
+              <m:t xml:space="preserve">4</m:t>
+            </m:r>
+          </m:sub>
+        </m:sSub>
+        <m:r>
+          <m:t xml:space="preserve"> + </m:t>
+        </m:r>
+        <m:r>
+          <m:t xml:space="preserve">0.15</m:t>
+        </m:r>
+        <m:r>
+          <m:t xml:space="preserve"> </m:t>
+        </m:r>
+        <m:sSub>
+          <m:e>
+            <m:r>
+              <m:t xml:space="preserve">s</m:t>
+            </m:r>
+          </m:e>
+          <m:sub>
+            <m:r>
+              <m:t xml:space="preserve">5</m:t>
+            </m:r>
+          </m:sub>
+        </m:sSub>
+        <m:r>
+          <m:t xml:space="preserve">　(4)</m:t>
+        </m:r>
+      </m:oMath>
+    </m:oMathPara>
   </w:body>
 </w:document>
 </file>

--- a/docs/competition/科技论文-SCULPTOR.docx
+++ b/docs/competition/科技论文-SCULPTOR.docx
@@ -95,7 +95,7 @@
           <w:b w:val="0"/>
           <w:sz w:val="24"/>
         </w:rPr>
-        <w:t>在理论层面，本文将风格定义为"个体表达对完美表达的结构化偏离"，提出风格—知识—意图三模型：风格模型用四层互补表征（连续向量、动态维度、语言新鲜度、亲手修改记录）近似该偏离，并区分"人想写的"与"人想听的"双分布；知识模型以个人知识库（Personal Knowledge Base, PKB）与检索增强生成（Retrieval-Augmented Generation, RAG）构成闭环；意图模型以"主张—前提—推理—理论来源"的思想脉络追踪用户思考。在交互层面，提出思想优先的澄清协议：提问顺序由 LLM 结合对话自主判断（先思想、后信息、最后规划），代码只做防死循环安全网。在质量层面，提出"姿态层 AI 味"概念与 LLM 六层细读 + RAG 作者对照的检测方法，并配合写作提示词前置禁令根治假思考。在工程层面，以导演状态机主导"澄清→大纲→写作→复阅→红队→读者群像→交付"七阶段闭环，同一核心以 CLI/MCP/Web 三形态交付。</w:t>
+        <w:t>在理论层面，本文将风格定义为"个体表达对完美表达的结构化偏离"，提出风格—知识—意图三模型：风格模型用四层互补表征（连续向量、动态维度、语言新鲜度、亲手修改记录）近似该偏离，以 token 级 surprisal 判别式量化"人味"与"AI 味"的分布差异，并区分"人想写的"与"人想听的"双分布；知识模型以个人知识库（Personal Knowledge Base, PKB）与检索增强生成（Retrieval-Augmented Generation, RAG）构成供给闭环；意图模型以"主张—前提—推理—理论来源"的思想脉络追踪用户思考。在交互层面，提出思想优先的澄清协议：提问顺序由 LLM 结合对话自主判断（先思想、后信息、最后规划），代码只做防死循环安全网。在质量层面，提出"姿态层 AI 味"概念与 LLM 六层细读 + RAG 作者对照的检测方法，并配合写作提示词前置禁令根治假思考。在工程层面，以导演状态机主导"澄清→大纲→写作→复阅→红队→读者群像→交付"七阶段闭环，同一核心以 CLI/MCP/Web 三形态交付。</w:t>
       </w:r>
     </w:p>
     <w:p>
@@ -1153,7 +1153,7 @@
           <w:b w:val="0"/>
           <w:sz w:val="24"/>
         </w:rPr>
-        <w:t>**C2（方法贡献）四层复合风格向量**：把"风格 = 个体表达对完美表达的结构化偏离"形式化为可测量、可注入、可演进的四层表征（连续向量、动态维度、语言新鲜度、亲手修改记录），并分离"人想写的 / 人想听的"双分布；给出归一化、距离度量的严格数学定义（第 2.2.1 节）。</w:t>
+        <w:t>**C2（方法贡献）四层复合风格向量 + token 级人机对比**：把"风格 = 个体表达对完美表达的结构化偏离"形式化为可测量、可注入、可演进的四层表征（连续向量、动态维度、语言新鲜度、亲手修改记录），给出 EMA 增量学习与偏离方向的严格数学定义（式 6–7）；并提出 surprisal 判别式对"人类 token 分布 vs 机器模拟 token 分布"做可计算对比（式 4–5），同时分离"人想写的 / 人想听的"双分布。</w:t>
       </w:r>
     </w:p>
     <w:p>
@@ -1167,7 +1167,7 @@
           <w:b w:val="0"/>
           <w:sz w:val="24"/>
         </w:rPr>
-        <w:t>**C3（交互贡献）思想优先的澄清协议**：以"主张—前提—推理—理论来源"追踪用户思想脉络，提问顺序由 LLM 结合对话自主判断（先思想、后信息、最后规划），RAG 注入知识背景，代码仅做防死循环安全网——把澄清从"收集"升级为"理解"。</w:t>
+        <w:t>**C3（交互贡献）思想优先的澄清协议 + RAG 供给闭环**：以"主张—前提—推理—理论来源"追踪用户思想脉络，提问顺序由 LLM 结合对话自主判断（先思想、后信息、最后规划），代码仅做防死循环安全网；RAG 采用"去重排队 → 协作检索 → 回灌 → 缺口节重写（≤2 轮）→ 重审计"的供给闭环，而非即问即答——把澄清从"收集"升级为"理解"。</w:t>
       </w:r>
     </w:p>
     <w:p>
@@ -1494,6 +1494,186 @@
           <w:b/>
           <w:sz w:val="24"/>
         </w:rPr>
+        <w:t>2.2.1.1 优势理论 A：token 级人机对比（surprisal 判别式）</w:t>
+      </w:r>
+    </w:p>
+    <w:p>
+      <w:pPr>
+        <w:spacing w:line="360" w:lineRule="auto" w:after="80"/>
+        <w:ind w:firstLine="480"/>
+      </w:pPr>
+      <w:r>
+        <w:rPr>
+          <w:rFonts w:ascii="Times New Roman" w:hAnsi="Times New Roman" w:eastAsia="宋体"/>
+          <w:b w:val="0"/>
+          <w:sz w:val="24"/>
+        </w:rPr>
+        <w:t>"AI 腔"有一个可计算的本质：机器生成的文本在 token 分布上**过于可预测**——高频连接词把句子"焊"得顺滑、二元组重复率高、句长整齐；人类文本则**稀而错落**——罕见组合占比高、句式长短起伏、连接框架稀疏。为了把这一直觉变成判别器，本文定义三个可计算量：罕见二元组占比 r_rare(x)（只出现一次的字符二元组占总数的比例）、句长变异归一化值 v_sent(x)（句长标准差与均值之比，截断至 [0,1]）、AI 高频连接/框架二元组密度 r_ai(x)（"值得、随着、然而、此外、由此、综上、进一步"等高频框架词的密度）。文本 x 的 surprisal（不可预测度）判别式为（式 4）：</w:t>
+      </w:r>
+    </w:p>
+    <w:p>
+      <w:pPr>
+        <w:spacing w:line="360" w:lineRule="auto" w:after="80"/>
+        <w:ind w:firstLine="480"/>
+      </w:pPr>
+      <w:r>
+        <w:rPr>
+          <w:rFonts w:ascii="Times New Roman" w:hAnsi="Times New Roman" w:eastAsia="宋体"/>
+          <w:b w:val="0"/>
+          <w:sz w:val="24"/>
+        </w:rPr>
+        <w:t>困惑度代理（式 5）：</w:t>
+      </w:r>
+    </w:p>
+    <w:p>
+      <w:pPr>
+        <w:spacing w:line="360" w:lineRule="auto" w:after="80"/>
+        <w:ind w:firstLine="480"/>
+      </w:pPr>
+      <w:r>
+        <w:rPr>
+          <w:rFonts w:ascii="Times New Roman" w:hAnsi="Times New Roman" w:eastAsia="宋体"/>
+          <w:b w:val="0"/>
+          <w:sz w:val="24"/>
+        </w:rPr>
+        <w:t>将同一作者的人类样本与机器模拟样本同时投影到该判别式上，即得到"人机 token 对比"：若系统学到的风格使生成文本的 surprisal 落在作者人类样本区间（而非 AI 区间），就说明它学会了"像人临时想出来的"而不是"顺着套路滑出来的"。该判别式可直接替换为真实语言模型困惑度端点（配置 `SCULPTOR_PERPLEXITY_ENDPOINT`），代理与真实端点共享同一套累计统计（min/mean/max 逐次采样），实现从零依赖代理到真实模型的平滑升级。这一对比正是"AI 腔互相趋同、人类各有面目"（第 3.3 节）在 token 层的根因解释。</w:t>
+      </w:r>
+    </w:p>
+    <w:p>
+      <w:pPr>
+        <w:spacing w:before="120" w:after="120" w:line="312" w:lineRule="auto"/>
+      </w:pPr>
+      <w:r>
+        <w:rPr>
+          <w:rFonts w:ascii="Times New Roman" w:hAnsi="Times New Roman" w:eastAsia="宋体"/>
+          <w:b/>
+          <w:sz w:val="24"/>
+        </w:rPr>
+        <w:t>2.2.1.2 优势理论 B：风格提取的深度算法（四层增量学习）</w:t>
+      </w:r>
+    </w:p>
+    <w:p>
+      <w:pPr>
+        <w:spacing w:line="360" w:lineRule="auto" w:after="80"/>
+        <w:ind w:firstLine="480"/>
+      </w:pPr>
+      <w:r>
+        <w:rPr>
+          <w:rFonts w:ascii="Times New Roman" w:hAnsi="Times New Roman" w:eastAsia="宋体"/>
+          <w:b w:val="0"/>
+          <w:sz w:val="24"/>
+        </w:rPr>
+        <w:t>风格提取不是一次性的"模仿提示词"，而是一个四层互补的增量学习算法，每一层都有明确的数学定义与工程不变量：</w:t>
+      </w:r>
+    </w:p>
+    <w:p>
+      <w:pPr>
+        <w:spacing w:line="360" w:lineRule="auto" w:after="80"/>
+        <w:ind w:firstLine="480"/>
+      </w:pPr>
+      <w:r>
+        <w:rPr>
+          <w:rFonts w:ascii="Times New Roman" w:hAnsi="Times New Roman" w:eastAsia="宋体"/>
+          <w:b w:val="0"/>
+          <w:sz w:val="24"/>
+        </w:rPr>
+        <w:t>**第 1 层（L1）连续向量：方向差 + EMA 增量更新。** 将作者文本 token 化为字符二元组稀疏向量 φ(x)（零依赖、可解释、可余弦；配置 `SCULPTOR_EMBED_*` 后可无缝升级为真实 embedding 的稠密向量），做指数移动平均（式 6）：</w:t>
+      </w:r>
+    </w:p>
+    <w:p>
+      <w:pPr>
+        <w:spacing w:line="360" w:lineRule="auto" w:after="80"/>
+        <w:ind w:firstLine="480"/>
+      </w:pPr>
+      <w:r>
+        <w:rPr>
+          <w:rFonts w:ascii="Times New Roman" w:hAnsi="Times New Roman" w:eastAsia="宋体"/>
+          <w:b w:val="0"/>
+          <w:sz w:val="24"/>
+        </w:rPr>
+        <w:t>其中 α 为遗忘系数（默认 0.75），新信号权重为 (1−α)——作者最近的写法比久远样本更可信。可选通用中文基线语料 v_base 提供参照，作者风格即相对基线的**偏离方向**（式 7）：</w:t>
+      </w:r>
+    </w:p>
+    <w:p>
+      <w:pPr>
+        <w:spacing w:line="360" w:lineRule="auto" w:after="80"/>
+        <w:ind w:firstLine="480"/>
+      </w:pPr>
+      <w:r>
+        <w:rPr>
+          <w:rFonts w:ascii="Times New Roman" w:hAnsi="Times New Roman" w:eastAsia="宋体"/>
+          <w:b w:val="0"/>
+          <w:sz w:val="24"/>
+        </w:rPr>
+        <w:t>实际使用时取偏离最大的前若干二元组作为可解释的"作者高频签名"（意象性二元组优先），并设稀疏向量维度上限（300 维）防止 JSON 膨胀。这与 StyleVector 的"激活空间方向差"在数学上同族[2]，但本文在字符特征层落地，任意设备可复现。</w:t>
+      </w:r>
+    </w:p>
+    <w:p>
+      <w:pPr>
+        <w:spacing w:line="360" w:lineRule="auto" w:after="80"/>
+        <w:ind w:firstLine="480"/>
+      </w:pPr>
+      <w:r>
+        <w:rPr>
+          <w:rFonts w:ascii="Times New Roman" w:hAnsi="Times New Roman" w:eastAsia="宋体"/>
+          <w:b w:val="0"/>
+          <w:sz w:val="24"/>
+        </w:rPr>
+        <w:t>**第 2 层（L2）动态维度：权重 × 新鲜度衰减。** 在连续向量之外维护 14+7 基础语言/结构轴 + 意象子维 + 偏好轴 + 素材维；每个维度携带权重 w、命中次数、最近时间戳与证据文本，按"权重 × 新鲜度衰减"（半衰期 120 天）排序，注入时只取前 8 维——保证"最近的风格变化"占主导，又不挤占上下文。</w:t>
+      </w:r>
+    </w:p>
+    <w:p>
+      <w:pPr>
+        <w:spacing w:line="360" w:lineRule="auto" w:after="80"/>
+        <w:ind w:firstLine="480"/>
+      </w:pPr>
+      <w:r>
+        <w:rPr>
+          <w:rFonts w:ascii="Times New Roman" w:hAnsi="Times New Roman" w:eastAsia="宋体"/>
+          <w:b w:val="0"/>
+          <w:sz w:val="24"/>
+        </w:rPr>
+        <w:t>**第 3 层（L3）困惑度签名**即优势理论 A 的 token 对比，对作者文本逐次采样累计（min/mean/max）。</w:t>
+      </w:r>
+    </w:p>
+    <w:p>
+      <w:pPr>
+        <w:spacing w:line="360" w:lineRule="auto" w:after="80"/>
+        <w:ind w:firstLine="480"/>
+      </w:pPr>
+      <w:r>
+        <w:rPr>
+          <w:rFonts w:ascii="Times New Roman" w:hAnsi="Times New Roman" w:eastAsia="宋体"/>
+          <w:b w:val="0"/>
+          <w:sz w:val="24"/>
+        </w:rPr>
+        <w:t>**第 4 层（L4）偏好对：亲手修改即最高权重证据。** 每次用户修改记录为 (原文, 改后, 修改意图) 三元组（`vault/edits.jsonl`），修改意图归类到偏好轴（如"克制收敛""口语化""留白收束"），并同步更新连续向量——"他想要什么"永远比"他随口说什么"更真实。</w:t>
+      </w:r>
+    </w:p>
+    <w:p>
+      <w:pPr>
+        <w:spacing w:line="360" w:lineRule="auto" w:after="80"/>
+        <w:ind w:firstLine="480"/>
+      </w:pPr>
+      <w:r>
+        <w:rPr>
+          <w:rFonts w:ascii="Times New Roman" w:hAnsi="Times New Roman" w:eastAsia="宋体"/>
+          <w:b w:val="0"/>
+          <w:sz w:val="24"/>
+        </w:rPr>
+        <w:t>四层按"信号 → 向量 → 注入 → 再采样"闭环持续演进：澄清每轮被动采集隐式信号、大纲与写作每次产出采样、用户每次修改即教学；双风格分离保证"作者想写的"与"读者想听的"两个分布互不污染。</w:t>
+      </w:r>
+    </w:p>
+    <w:p>
+      <w:pPr>
+        <w:spacing w:before="120" w:after="120" w:line="312" w:lineRule="auto"/>
+      </w:pPr>
+      <w:r>
+        <w:rPr>
+          <w:rFonts w:ascii="Times New Roman" w:hAnsi="Times New Roman" w:eastAsia="宋体"/>
+          <w:b/>
+          <w:sz w:val="24"/>
+        </w:rPr>
         <w:t>2.2.2 知识模型：个人知识库与检索增强（对应 RQ2 的知识背景）</w:t>
       </w:r>
     </w:p>
@@ -1513,6 +1693,19 @@
     </w:p>
     <w:p>
       <w:pPr>
+        <w:spacing w:before="120" w:after="120" w:line="312" w:lineRule="auto"/>
+      </w:pPr>
+      <w:r>
+        <w:rPr>
+          <w:rFonts w:ascii="Times New Roman" w:hAnsi="Times New Roman" w:eastAsia="宋体"/>
+          <w:b/>
+          <w:sz w:val="24"/>
+        </w:rPr>
+        <w:t>2.2.2.1 优势理论 C：RAG 的独特逻辑——供给闭环而非"即问即答"</w:t>
+      </w:r>
+    </w:p>
+    <w:p>
+      <w:pPr>
         <w:spacing w:line="360" w:lineRule="auto" w:after="80"/>
         <w:ind w:firstLine="480"/>
       </w:pPr>
@@ -1522,7 +1715,91 @@
           <w:b w:val="0"/>
           <w:sz w:val="24"/>
         </w:rPr>
-        <w:t>写作时，RAG 以"去重排队 → 宿主/学术/数据分析 agent 检索 → 回灌 → 缺口节自动重写（≤2 轮）"的供给闭环工作：导演决定要什么、何时要、怎么用；检索结果回灌后，素材不足的节会被自动重写并重新审计。知识库、作品库（个人写作 skill）、检索资料三者数据互通、共同使用，解决"数据孤岛"。</w:t>
+        <w:t>常见 RAG 是"检索 → 拼进上下文 → 生成"的单向管线；本项目把 RAG 设计为一条**供给闭环**，由五个不变量构成：</w:t>
+      </w:r>
+    </w:p>
+    <w:p>
+      <w:pPr>
+        <w:spacing w:line="360" w:lineRule="auto" w:after="80"/>
+        <w:ind w:firstLine="480"/>
+      </w:pPr>
+      <w:r>
+        <w:rPr>
+          <w:rFonts w:ascii="Times New Roman" w:hAnsi="Times New Roman" w:eastAsia="宋体"/>
+          <w:b w:val="0"/>
+          <w:sz w:val="24"/>
+        </w:rPr>
+        <w:t>1. **触发由文体与意图决定，而非固定模板**：学术论文/报告/新闻稿在素材缺少可查证来源时，导演自动判定数据缺口并排队检索（`dataGap` 判定：需要数据且有缺口才排队）；用户说"帮我查一查《乡土中国》中……"等显式检索请求时立即触发（`explicitSearch`）；两者走同一去重队列（`requests.jsonl`，同款 pending 请求不重复排队，防抖动）。</w:t>
+      </w:r>
+    </w:p>
+    <w:p>
+      <w:pPr>
+        <w:spacing w:line="360" w:lineRule="auto" w:after="80"/>
+        <w:ind w:firstLine="480"/>
+      </w:pPr>
+      <w:r>
+        <w:rPr>
+          <w:rFonts w:ascii="Times New Roman" w:hAnsi="Times New Roman" w:eastAsia="宋体"/>
+          <w:b w:val="0"/>
+          <w:sz w:val="24"/>
+        </w:rPr>
+        <w:t>2. **双通路互不冲突**：默认"宿主代检"——检索请求写入队列，由 Codex/Claude/OpenCode 等宿主或协作 agent 执行联网搜索后回灌，零网络依赖；可选"直连检索"——配置 `SCULPTOR_RAG_ENDPOINT` 后系统直接检索并回灌。两条通路共用同一缓存与回灌逻辑。</w:t>
+      </w:r>
+    </w:p>
+    <w:p>
+      <w:pPr>
+        <w:spacing w:line="360" w:lineRule="auto" w:after="80"/>
+        <w:ind w:firstLine="480"/>
+      </w:pPr>
+      <w:r>
+        <w:rPr>
+          <w:rFonts w:ascii="Times New Roman" w:hAnsi="Times New Roman" w:eastAsia="宋体"/>
+          <w:b w:val="0"/>
+          <w:sz w:val="24"/>
+        </w:rPr>
+        <w:t>3. **回灌即素材，素材即改写**：检索结果写入 `rag-cache.json` 并追加为素材；若正文某节因缺资料标注了【素材不足】，导演在回灌后自动进入 `rewrite_gaps` 阶段重写缺口节（最多 2 轮），重写完成后**重新执行反 AI 审计**——检索不是"参考"，而是"补给"。</w:t>
+      </w:r>
+    </w:p>
+    <w:p>
+      <w:pPr>
+        <w:spacing w:line="360" w:lineRule="auto" w:after="80"/>
+        <w:ind w:firstLine="480"/>
+      </w:pPr>
+      <w:r>
+        <w:rPr>
+          <w:rFonts w:ascii="Times New Roman" w:hAnsi="Times New Roman" w:eastAsia="宋体"/>
+          <w:b w:val="0"/>
+          <w:sz w:val="24"/>
+        </w:rPr>
+        <w:t>4. **三源合一注入（unifiedBrief）**：写作时把"个人知识库 + 写作资产（文法/诗词/论证骨架）+ 检索回灌来源"合并为一份统一简报，按主题检索命中后**轮换注入**（avoidIds + markUsed），避免同一知识反复出现造成审美疲劳；内置 JSON 资产仅作离线兜底，联网检索优先（"内置库 RAG 化"），知识不是硬编码。</w:t>
+      </w:r>
+    </w:p>
+    <w:p>
+      <w:pPr>
+        <w:spacing w:line="360" w:lineRule="auto" w:after="80"/>
+        <w:ind w:firstLine="480"/>
+      </w:pPr>
+      <w:r>
+        <w:rPr>
+          <w:rFonts w:ascii="Times New Roman" w:hAnsi="Times New Roman" w:eastAsia="宋体"/>
+          <w:b w:val="0"/>
+          <w:sz w:val="24"/>
+        </w:rPr>
+        <w:t>5. **知识库随人走、归纳式确认**：PKB 条目只在用户确认后入库（"读过/喜欢"为确认信号，"没读过/算了"为拒绝信号，拒绝即停）；系统会主动介绍与作者思考相近的书，用简明语言说明其核心理论与可用之处（`recommendReadings`），并与库中已有条目互链（"你知识库里已有《××》，和它思路相通"）；支持跨工作区导入导出，个人知识库不锁在单个项目里。</w:t>
+      </w:r>
+    </w:p>
+    <w:p>
+      <w:pPr>
+        <w:spacing w:line="360" w:lineRule="auto" w:after="80"/>
+        <w:ind w:firstLine="480"/>
+      </w:pPr>
+      <w:r>
+        <w:rPr>
+          <w:rFonts w:ascii="Times New Roman" w:hAnsi="Times New Roman" w:eastAsia="宋体"/>
+          <w:b w:val="0"/>
+          <w:sz w:val="24"/>
+        </w:rPr>
+        <w:t>该闭环与思想脉络（2.2.3 节）配合，使"用户引用一本书推出一个观点"这类场景完整走通：AI 接住推理链 → 主动荐书/归纳 → 用户确认入库 → 写作时轮换注入 → 缺口数据自动补给——知识从"对话中的一句引用"变成"可长期复用的个人资产"。</w:t>
       </w:r>
     </w:p>
     <w:p>
@@ -2882,7 +3159,7 @@
           <w:b w:val="0"/>
           <w:sz w:val="24"/>
         </w:rPr>
-        <w:t>为回答"写作能力全方位谁强"，定义 5 个能力维度 s_k ∈ [0,100]（离 AI 腔距离、人类化指标、反 AI 味、全流程协作、多文体覆盖），综合评分（式 4）：</w:t>
+        <w:t>为回答"写作能力全方位谁强"，定义 5 个能力维度 s_k ∈ [0,100]（离 AI 腔距离、人类化指标、反 AI 味、全流程协作、多文体覆盖），综合评分（式 8）：</w:t>
       </w:r>
     </w:p>
     <w:p>
@@ -4397,6 +4674,374 @@
       </m:oMathParaPr>
       <m:oMath>
         <m:r>
+          <m:t xml:space="preserve">S</m:t>
+        </m:r>
+        <m:d>
+          <m:dPr>
+            <m:begChr m:val="("/>
+            <m:endChr m:val=")"/>
+          </m:dPr>
+          <m:e>
+            <m:r>
+              <m:t xml:space="preserve">x</m:t>
+            </m:r>
+          </m:e>
+        </m:d>
+        <m:r>
+          <m:t xml:space="preserve"> = </m:t>
+        </m:r>
+        <m:r>
+          <m:t xml:space="preserve">0.5</m:t>
+        </m:r>
+        <m:r>
+          <m:t xml:space="preserve"> </m:t>
+        </m:r>
+        <m:sSub>
+          <m:e>
+            <m:r>
+              <m:t xml:space="preserve">r</m:t>
+            </m:r>
+          </m:e>
+          <m:sub>
+            <m:r>
+              <m:t xml:space="preserve">rare</m:t>
+            </m:r>
+          </m:sub>
+        </m:sSub>
+        <m:d>
+          <m:dPr>
+            <m:begChr m:val="("/>
+            <m:endChr m:val=")"/>
+          </m:dPr>
+          <m:e>
+            <m:r>
+              <m:t xml:space="preserve">x</m:t>
+            </m:r>
+          </m:e>
+        </m:d>
+        <m:r>
+          <m:t xml:space="preserve"> + </m:t>
+        </m:r>
+        <m:r>
+          <m:t xml:space="preserve">0.3</m:t>
+        </m:r>
+        <m:r>
+          <m:t xml:space="preserve"> </m:t>
+        </m:r>
+        <m:sSub>
+          <m:e>
+            <m:r>
+              <m:t xml:space="preserve">v</m:t>
+            </m:r>
+          </m:e>
+          <m:sub>
+            <m:r>
+              <m:t xml:space="preserve">sent</m:t>
+            </m:r>
+          </m:sub>
+        </m:sSub>
+        <m:d>
+          <m:dPr>
+            <m:begChr m:val="("/>
+            <m:endChr m:val=")"/>
+          </m:dPr>
+          <m:e>
+            <m:r>
+              <m:t xml:space="preserve">x</m:t>
+            </m:r>
+          </m:e>
+        </m:d>
+        <m:r>
+          <m:t xml:space="preserve"> + </m:t>
+        </m:r>
+        <m:r>
+          <m:t xml:space="preserve">0.2</m:t>
+        </m:r>
+        <m:r>
+          <m:t xml:space="preserve"> </m:t>
+        </m:r>
+        <m:d>
+          <m:dPr>
+            <m:begChr m:val="("/>
+            <m:endChr m:val=")"/>
+          </m:dPr>
+          <m:e>
+            <m:r>
+              <m:t xml:space="preserve">1</m:t>
+            </m:r>
+            <m:r>
+              <m:t xml:space="preserve"> − </m:t>
+            </m:r>
+            <m:sSub>
+              <m:e>
+                <m:r>
+                  <m:t xml:space="preserve">r</m:t>
+                </m:r>
+              </m:e>
+              <m:sub>
+                <m:r>
+                  <m:t xml:space="preserve">ai</m:t>
+                </m:r>
+              </m:sub>
+            </m:sSub>
+            <m:d>
+              <m:dPr>
+                <m:begChr m:val="("/>
+                <m:endChr m:val=")"/>
+              </m:dPr>
+              <m:e>
+                <m:r>
+                  <m:t xml:space="preserve">x</m:t>
+                </m:r>
+              </m:e>
+            </m:d>
+          </m:e>
+        </m:d>
+        <m:r>
+          <m:t xml:space="preserve">　(4)</m:t>
+        </m:r>
+      </m:oMath>
+    </m:oMathPara>
+    <m:oMathPara>
+      <m:oMathParaPr>
+        <m:jc m:val="center"/>
+      </m:oMathParaPr>
+      <m:oMath>
+        <m:r>
+          <m:t xml:space="preserve">PP</m:t>
+        </m:r>
+        <m:d>
+          <m:dPr>
+            <m:begChr m:val="("/>
+            <m:endChr m:val=")"/>
+          </m:dPr>
+          <m:e>
+            <m:r>
+              <m:t xml:space="preserve">x</m:t>
+            </m:r>
+          </m:e>
+        </m:d>
+        <m:r>
+          <m:t xml:space="preserve"> = </m:t>
+        </m:r>
+        <m:r>
+          <m:t xml:space="preserve">2</m:t>
+        </m:r>
+        <m:r>
+          <m:t xml:space="preserve"> + </m:t>
+        </m:r>
+        <m:r>
+          <m:t xml:space="preserve">6</m:t>
+        </m:r>
+        <m:r>
+          <m:t xml:space="preserve">·</m:t>
+        </m:r>
+        <m:r>
+          <m:t xml:space="preserve">S</m:t>
+        </m:r>
+        <m:d>
+          <m:dPr>
+            <m:begChr m:val="("/>
+            <m:endChr m:val=")"/>
+          </m:dPr>
+          <m:e>
+            <m:r>
+              <m:t xml:space="preserve">x</m:t>
+            </m:r>
+          </m:e>
+        </m:d>
+        <m:r>
+          <m:t xml:space="preserve">　(5)</m:t>
+        </m:r>
+      </m:oMath>
+    </m:oMathPara>
+    <m:oMathPara>
+      <m:oMathParaPr>
+        <m:jc m:val="center"/>
+      </m:oMathParaPr>
+      <m:oMath>
+        <m:sSub>
+          <m:e>
+            <m:r>
+              <m:t xml:space="preserve">v</m:t>
+            </m:r>
+          </m:e>
+          <m:sub>
+            <m:r>
+              <m:t xml:space="preserve">t</m:t>
+            </m:r>
+          </m:sub>
+        </m:sSub>
+        <m:r>
+          <m:t xml:space="preserve"> = </m:t>
+        </m:r>
+        <m:r>
+          <m:t xml:space="preserve">α</m:t>
+        </m:r>
+        <m:r>
+          <m:t xml:space="preserve"> </m:t>
+        </m:r>
+        <m:sSub>
+          <m:e>
+            <m:r>
+              <m:t xml:space="preserve">v</m:t>
+            </m:r>
+          </m:e>
+          <m:sub>
+            <m:r>
+              <m:t xml:space="preserve">t−1</m:t>
+            </m:r>
+          </m:sub>
+        </m:sSub>
+        <m:r>
+          <m:t xml:space="preserve"> + </m:t>
+        </m:r>
+        <m:d>
+          <m:dPr>
+            <m:begChr m:val="("/>
+            <m:endChr m:val=")"/>
+          </m:dPr>
+          <m:e>
+            <m:r>
+              <m:t xml:space="preserve">1−α</m:t>
+            </m:r>
+          </m:e>
+        </m:d>
+        <m:r>
+          <m:t xml:space="preserve"> </m:t>
+        </m:r>
+        <m:r>
+          <m:t xml:space="preserve">φ</m:t>
+        </m:r>
+        <m:d>
+          <m:dPr>
+            <m:begChr m:val="("/>
+            <m:endChr m:val=")"/>
+          </m:dPr>
+          <m:e>
+            <m:sSub>
+              <m:e>
+                <m:r>
+                  <m:t xml:space="preserve">x</m:t>
+                </m:r>
+              </m:e>
+              <m:sub>
+                <m:r>
+                  <m:t xml:space="preserve">t</m:t>
+                </m:r>
+              </m:sub>
+            </m:sSub>
+          </m:e>
+        </m:d>
+        <m:r>
+          <m:t xml:space="preserve">　(6)</m:t>
+        </m:r>
+      </m:oMath>
+    </m:oMathPara>
+    <m:oMathPara>
+      <m:oMathParaPr>
+        <m:jc m:val="center"/>
+      </m:oMathParaPr>
+      <m:oMath>
+        <m:r>
+          <m:t xml:space="preserve">s</m:t>
+        </m:r>
+        <m:r>
+          <m:t xml:space="preserve"> = </m:t>
+        </m:r>
+        <m:f>
+          <m:num>
+            <m:d>
+              <m:dPr>
+                <m:begChr m:val="("/>
+                <m:endChr m:val=")"/>
+              </m:dPr>
+              <m:e>
+                <m:sSub>
+                  <m:e>
+                    <m:r>
+                      <m:t xml:space="preserve">v</m:t>
+                    </m:r>
+                  </m:e>
+                  <m:sub>
+                    <m:r>
+                      <m:t xml:space="preserve">author</m:t>
+                    </m:r>
+                  </m:sub>
+                </m:sSub>
+                <m:r>
+                  <m:t xml:space="preserve"> − </m:t>
+                </m:r>
+                <m:sSub>
+                  <m:e>
+                    <m:r>
+                      <m:t xml:space="preserve">v</m:t>
+                    </m:r>
+                  </m:e>
+                  <m:sub>
+                    <m:r>
+                      <m:t xml:space="preserve">base</m:t>
+                    </m:r>
+                  </m:sub>
+                </m:sSub>
+              </m:e>
+            </m:d>
+          </m:num>
+          <m:den>
+            <m:r>
+              <m:t xml:space="preserve">‖</m:t>
+            </m:r>
+            <m:d>
+              <m:dPr>
+                <m:begChr m:val="("/>
+                <m:endChr m:val=")"/>
+              </m:dPr>
+              <m:e>
+                <m:sSub>
+                  <m:e>
+                    <m:r>
+                      <m:t xml:space="preserve">v</m:t>
+                    </m:r>
+                  </m:e>
+                  <m:sub>
+                    <m:r>
+                      <m:t xml:space="preserve">author</m:t>
+                    </m:r>
+                  </m:sub>
+                </m:sSub>
+                <m:r>
+                  <m:t xml:space="preserve"> − </m:t>
+                </m:r>
+                <m:sSub>
+                  <m:e>
+                    <m:r>
+                      <m:t xml:space="preserve">v</m:t>
+                    </m:r>
+                  </m:e>
+                  <m:sub>
+                    <m:r>
+                      <m:t xml:space="preserve">base</m:t>
+                    </m:r>
+                  </m:sub>
+                </m:sSub>
+              </m:e>
+            </m:d>
+            <m:r>
+              <m:t xml:space="preserve">‖</m:t>
+            </m:r>
+          </m:den>
+        </m:f>
+        <m:r>
+          <m:t xml:space="preserve">　(7)</m:t>
+        </m:r>
+      </m:oMath>
+    </m:oMathPara>
+    <m:oMathPara>
+      <m:oMathParaPr>
+        <m:jc m:val="center"/>
+      </m:oMathParaPr>
+      <m:oMath>
+        <m:r>
           <m:t xml:space="preserve">C</m:t>
         </m:r>
         <m:r>
@@ -4505,7 +5150,7 @@
           </m:sub>
         </m:sSub>
         <m:r>
-          <m:t xml:space="preserve">　(4)</m:t>
+          <m:t xml:space="preserve">　(8)</m:t>
         </m:r>
       </m:oMath>
     </m:oMathPara>

--- a/docs/competition/科技论文-SCULPTOR.docx
+++ b/docs/competition/科技论文-SCULPTOR.docx
@@ -176,7 +176,160 @@
           <w:b/>
           <w:sz w:val="28"/>
         </w:rPr>
-        <w:t>1.1 研究背景与研究问题</w:t>
+        <w:t>1.1 问题的发现：从一次真实写作体验说起</w:t>
+      </w:r>
+    </w:p>
+    <w:p>
+      <w:pPr>
+        <w:spacing w:line="360" w:lineRule="auto" w:after="80"/>
+        <w:ind w:firstLine="480"/>
+      </w:pPr>
+      <w:r>
+        <w:rPr>
+          <w:rFonts w:ascii="Times New Roman" w:hAnsi="Times New Roman" w:eastAsia="宋体"/>
+          <w:b w:val="0"/>
+          <w:sz w:val="24"/>
+        </w:rPr>
+        <w:t>这个项目的起点不是一篇论文，而是一次真实的写作体验。我在写散文《再见》和中篇小说《差生》时，试着让 AI 帮忙——得到的初稿"像模像样，却一眼假"：结构工整、辞藻平滑、比喻通用，唯独不像我写的。我反复追问自己三个问题：</w:t>
+      </w:r>
+    </w:p>
+    <w:p>
+      <w:pPr>
+        <w:spacing w:line="360" w:lineRule="auto" w:after="80"/>
+        <w:ind w:firstLine="480"/>
+      </w:pPr>
+      <w:r>
+        <w:rPr>
+          <w:rFonts w:ascii="Times New Roman" w:hAnsi="Times New Roman" w:eastAsia="宋体"/>
+          <w:b w:val="0"/>
+          <w:sz w:val="24"/>
+        </w:rPr>
+        <w:t>1. **它写的是"一篇好文章"，还是"我写的文章"？**</w:t>
+      </w:r>
+    </w:p>
+    <w:p>
+      <w:pPr>
+        <w:spacing w:line="360" w:lineRule="auto" w:after="80"/>
+        <w:ind w:firstLine="480"/>
+      </w:pPr>
+      <w:r>
+        <w:rPr>
+          <w:rFonts w:ascii="Times New Roman" w:hAnsi="Times New Roman" w:eastAsia="宋体"/>
+          <w:b w:val="0"/>
+          <w:sz w:val="24"/>
+        </w:rPr>
+        <w:t>2. **它知道我心里憋着的那句话、我读过的书、我反复改过的地方吗？**</w:t>
+      </w:r>
+    </w:p>
+    <w:p>
+      <w:pPr>
+        <w:spacing w:line="360" w:lineRule="auto" w:after="80"/>
+        <w:ind w:firstLine="480"/>
+      </w:pPr>
+      <w:r>
+        <w:rPr>
+          <w:rFonts w:ascii="Times New Roman" w:hAnsi="Times New Roman" w:eastAsia="宋体"/>
+          <w:b w:val="0"/>
+          <w:sz w:val="24"/>
+        </w:rPr>
+        <w:t>3. **为什么它总是把我花很久才说清的感受，写成一个漂亮而空洞的套话？**</w:t>
+      </w:r>
+    </w:p>
+    <w:p>
+      <w:pPr>
+        <w:spacing w:line="360" w:lineRule="auto" w:after="80"/>
+        <w:ind w:firstLine="480"/>
+      </w:pPr>
+      <w:r>
+        <w:rPr>
+          <w:rFonts w:ascii="Times New Roman" w:hAnsi="Times New Roman" w:eastAsia="宋体"/>
+          <w:b w:val="0"/>
+          <w:sz w:val="24"/>
+        </w:rPr>
+        <w:t>带着这三个问题，我在日常写作中做了一系列"对话实验"：每次让 AI 动笔前先聊，记录它问了什么、收走了什么素材、成稿里哪些素材真的被用上。反复多轮后，四个稳定现象浮出水面：</w:t>
+      </w:r>
+    </w:p>
+    <w:p>
+      <w:pPr>
+        <w:spacing w:line="336" w:lineRule="auto" w:after="60"/>
+        <w:ind w:left="360"/>
+      </w:pPr>
+      <w:r>
+        <w:rPr>
+          <w:rFonts w:ascii="Times New Roman" w:hAnsi="Times New Roman" w:eastAsia="宋体"/>
+          <w:b w:val="0"/>
+          <w:sz w:val="24"/>
+        </w:rPr>
+        <w:t>**观察 1 · 风格错配**：同一个作者写散文时是文学性的，写议论文时是理性的——系统若用散文指纹生成议论文必然失真；而系统对此毫无感知。</w:t>
+      </w:r>
+    </w:p>
+    <w:p>
+      <w:pPr>
+        <w:spacing w:line="336" w:lineRule="auto" w:after="60"/>
+        <w:ind w:left="360"/>
+      </w:pPr>
+      <w:r>
+        <w:rPr>
+          <w:rFonts w:ascii="Times New Roman" w:hAnsi="Times New Roman" w:eastAsia="宋体"/>
+          <w:b w:val="0"/>
+          <w:sz w:val="24"/>
+        </w:rPr>
+        <w:t>**观察 2 · 素材伪门槛**：澄清阶段用户明明说过的事例、数据与引用，写作阶段却"没收到"，导致重复追问与内容空转。</w:t>
+      </w:r>
+    </w:p>
+    <w:p>
+      <w:pPr>
+        <w:spacing w:line="336" w:lineRule="auto" w:after="60"/>
+        <w:ind w:left="360"/>
+      </w:pPr>
+      <w:r>
+        <w:rPr>
+          <w:rFonts w:ascii="Times New Roman" w:hAnsi="Times New Roman" w:eastAsia="宋体"/>
+          <w:b w:val="0"/>
+          <w:sz w:val="24"/>
+        </w:rPr>
+        <w:t>**观察 3 · 交互死板**：模板化追问无法从用户原话生长；用户说"没有更多了"仍被反复询问，既不耐烦又挖不出深层思想。</w:t>
+      </w:r>
+    </w:p>
+    <w:p>
+      <w:pPr>
+        <w:spacing w:line="336" w:lineRule="auto" w:after="60"/>
+        <w:ind w:left="360"/>
+      </w:pPr>
+      <w:r>
+        <w:rPr>
+          <w:rFonts w:ascii="Times New Roman" w:hAnsi="Times New Roman" w:eastAsia="宋体"/>
+          <w:b w:val="0"/>
+          <w:sz w:val="24"/>
+        </w:rPr>
+        <w:t>**观察 4 · 数据孤岛**：读过的书、写过的文、检索到的资料彼此隔离，无法共同支撑一篇文章。</w:t>
+      </w:r>
+    </w:p>
+    <w:p>
+      <w:pPr>
+        <w:spacing w:line="360" w:lineRule="auto" w:after="80"/>
+        <w:ind w:firstLine="480"/>
+      </w:pPr>
+      <w:r>
+        <w:rPr>
+          <w:rFonts w:ascii="Times New Roman" w:hAnsi="Times New Roman" w:eastAsia="宋体"/>
+          <w:b w:val="0"/>
+          <w:sz w:val="24"/>
+        </w:rPr>
+        <w:t>我没有停留在"换个更大的模型、写个更长的提示词"上，而是继续追问"为什么"。最终四个现象收敛到同一个根因：**系统从未建立"作者是谁"的模型**——它不知道你读过什么、在意什么、句子习惯怎么断、情绪习惯怎么收。我把这三个问题正式化为 1.2 节的研究问题 RQ1–RQ4，并确定了以"作者建模"为中心的研究路线。</w:t>
+      </w:r>
+    </w:p>
+    <w:p>
+      <w:pPr>
+        <w:spacing w:before="120" w:after="120" w:line="312" w:lineRule="auto"/>
+      </w:pPr>
+      <w:r>
+        <w:rPr>
+          <w:rFonts w:ascii="Times New Roman" w:hAnsi="Times New Roman" w:eastAsia="宋体"/>
+          <w:b/>
+          <w:sz w:val="28"/>
+        </w:rPr>
+        <w:t>1.2 研究背景与研究问题</w:t>
       </w:r>
     </w:p>
     <w:p>
@@ -301,7 +454,7 @@
           <w:b/>
           <w:sz w:val="28"/>
         </w:rPr>
-        <w:t>1.2 相关工作</w:t>
+        <w:t>1.3 相关工作</w:t>
       </w:r>
     </w:p>
     <w:p>
@@ -1111,7 +1264,7 @@
           <w:b/>
           <w:sz w:val="28"/>
         </w:rPr>
-        <w:t>1.3 本文贡献</w:t>
+        <w:t>1.4 本文贡献</w:t>
       </w:r>
     </w:p>
     <w:p>
@@ -1153,7 +1306,7 @@
           <w:b w:val="0"/>
           <w:sz w:val="24"/>
         </w:rPr>
-        <w:t>**C2（方法贡献）四层复合风格向量 + token 级人机对比**：把"风格 = 个体表达对完美表达的结构化偏离"形式化为可测量、可注入、可演进的四层表征（连续向量、动态维度、语言新鲜度、亲手修改记录），给出 EMA 增量学习与偏离方向的严格数学定义（式 6–7）；并提出 surprisal 判别式对"人类 token 分布 vs 机器模拟 token 分布"做可计算对比（式 4–5），同时分离"人想写的 / 人想听的"双分布。</w:t>
+        <w:t>**C2（方法贡献）四层复合风格向量 + token 级人机对比**：把"风格 = 个体表达对完美表达的结构化偏离"形式化为可测量、可注入、可演进的四层表征（连续向量、动态维度、语言新鲜度、亲手修改记录），给出 surprisal 判别式与 KL 散度对"人类 token 分布 vs 机器模拟 token 分布"做可计算对比（式 4–6），给出 EMA 增量学习与偏离方向的严格数学定义（式 7–8），同时分离"人想写的 / 人想听的"双分布。</w:t>
       </w:r>
     </w:p>
     <w:p>
@@ -1536,7 +1689,21 @@
           <w:b w:val="0"/>
           <w:sz w:val="24"/>
         </w:rPr>
-        <w:t>将同一作者的人类样本与机器模拟样本同时投影到该判别式上，即得到"人机 token 对比"：若系统学到的风格使生成文本的 surprisal 落在作者人类样本区间（而非 AI 区间），就说明它学会了"像人临时想出来的"而不是"顺着套路滑出来的"。该判别式可直接替换为真实语言模型困惑度端点（配置 `SCULPTOR_PERPLEXITY_ENDPOINT`），代理与真实端点共享同一套累计统计（min/mean/max 逐次采样），实现从零依赖代理到真实模型的平滑升级。这一对比正是"AI 腔互相趋同、人类各有面目"（第 3.3 节）在 token 层的根因解释。</w:t>
+        <w:t>为把判别式严格化到分布层面，进一步定义作者人类样本的经验分布 P_H 与机器模拟样本的经验分布 P_M，两者在 token（字符二元组）层面的差异用 KL 散度度量（式 6）：</w:t>
+      </w:r>
+    </w:p>
+    <w:p>
+      <w:pPr>
+        <w:spacing w:line="360" w:lineRule="auto" w:after="80"/>
+        <w:ind w:firstLine="480"/>
+      </w:pPr>
+      <w:r>
+        <w:rPr>
+          <w:rFonts w:ascii="Times New Roman" w:hAnsi="Times New Roman" w:eastAsia="宋体"/>
+          <w:b w:val="0"/>
+          <w:sz w:val="24"/>
+        </w:rPr>
+        <w:t>当 D_KL 显著大于 0 时，说明机器模拟分布在作者高频二元组上的概率偏低——这正是"模仿不像"的分布证据；SCULPTOR 的目标是让生成文本的经验分布 P_M 在 KL 散度意义下向 P_H 收缩。将同一作者的人类样本与机器模拟样本同时投影到该判别式上，即得到"人机 token 对比"：若系统学到的风格使生成文本的 surprisal 落在作者人类样本区间（而非 AI 区间），就说明它学会了"像人临时想出来的"而不是"顺着套路滑出来的"。该判别式可直接替换为真实语言模型困惑度端点（配置 `SCULPTOR_PERPLEXITY_ENDPOINT`），代理与真实端点共享同一套累计统计（min/mean/max 逐次采样），实现从零依赖代理到真实模型的平滑升级。这一对比正是"AI 腔互相趋同、人类各有面目"（第 3.3 节）在 token 层的根因解释。</w:t>
       </w:r>
     </w:p>
     <w:p>
@@ -1577,7 +1744,7 @@
           <w:b w:val="0"/>
           <w:sz w:val="24"/>
         </w:rPr>
-        <w:t>**第 1 层（L1）连续向量：方向差 + EMA 增量更新。** 将作者文本 token 化为字符二元组稀疏向量 φ(x)（零依赖、可解释、可余弦；配置 `SCULPTOR_EMBED_*` 后可无缝升级为真实 embedding 的稠密向量），做指数移动平均（式 6）：</w:t>
+        <w:t>**第 1 层（L1）连续向量：方向差 + EMA 增量更新。** 将作者文本 token 化为字符二元组稀疏向量 φ(x)（零依赖、可解释、可余弦；配置 `SCULPTOR_EMBED_*` 后可无缝升级为真实 embedding 的稠密向量），做指数移动平均（式 7）：</w:t>
       </w:r>
     </w:p>
     <w:p>
@@ -1591,7 +1758,7 @@
           <w:b w:val="0"/>
           <w:sz w:val="24"/>
         </w:rPr>
-        <w:t>其中 α 为遗忘系数（默认 0.75），新信号权重为 (1−α)——作者最近的写法比久远样本更可信。可选通用中文基线语料 v_base 提供参照，作者风格即相对基线的**偏离方向**（式 7）：</w:t>
+        <w:t>其中 α 为遗忘系数（默认 0.75），新信号权重为 (1−α)——作者最近的写法比久远样本更可信。可选通用中文基线语料 v_base 提供参照，作者风格即相对基线的**偏离方向**（式 8）：</w:t>
       </w:r>
     </w:p>
     <w:p>
@@ -1666,6 +1833,20 @@
     </w:p>
     <w:p>
       <w:pPr>
+        <w:spacing w:line="360" w:lineRule="auto" w:after="80"/>
+        <w:ind w:firstLine="480"/>
+      </w:pPr>
+      <w:r>
+        <w:rPr>
+          <w:rFonts w:ascii="Times New Roman" w:hAnsi="Times New Roman" w:eastAsia="宋体"/>
+          <w:b w:val="0"/>
+          <w:sz w:val="24"/>
+        </w:rPr>
+        <w:t>以上过程用伪代码表述为算法 1（完整实现见 `agent/src/style-vector.js`，约 550 行，零第三方依赖）：</w:t>
+      </w:r>
+    </w:p>
+    <w:p>
+      <w:pPr>
         <w:spacing w:before="120" w:after="120" w:line="312" w:lineRule="auto"/>
       </w:pPr>
       <w:r>
@@ -1804,6 +1985,58 @@
     </w:p>
     <w:p>
       <w:pPr>
+        <w:jc w:val="center"/>
+      </w:pPr>
+      <w:r>
+        <w:drawing>
+          <wp:inline xmlns:a="http://schemas.openxmlformats.org/drawingml/2006/main" xmlns:pic="http://schemas.openxmlformats.org/drawingml/2006/picture">
+            <wp:extent cx="5220000" cy="3201600"/>
+            <wp:docPr id="2" name="Picture 2"/>
+            <wp:cNvGraphicFramePr>
+              <a:graphicFrameLocks noChangeAspect="1"/>
+            </wp:cNvGraphicFramePr>
+            <a:graphic>
+              <a:graphicData uri="http://schemas.openxmlformats.org/drawingml/2006/picture">
+                <pic:pic>
+                  <pic:nvPicPr>
+                    <pic:cNvPr id="0" name="rag-loop.png"/>
+                    <pic:cNvPicPr/>
+                  </pic:nvPicPr>
+                  <pic:blipFill>
+                    <a:blip r:embed="rId10"/>
+                    <a:stretch>
+                      <a:fillRect/>
+                    </a:stretch>
+                  </pic:blipFill>
+                  <pic:spPr>
+                    <a:xfrm>
+                      <a:off x="0" y="0"/>
+                      <a:ext cx="5220000" cy="3201600"/>
+                    </a:xfrm>
+                    <a:prstGeom prst="rect"/>
+                  </pic:spPr>
+                </pic:pic>
+              </a:graphicData>
+            </a:graphic>
+          </wp:inline>
+        </w:drawing>
+      </w:r>
+    </w:p>
+    <w:p>
+      <w:pPr>
+        <w:jc w:val="center"/>
+      </w:pPr>
+      <w:r>
+        <w:rPr>
+          <w:rFonts w:ascii="Times New Roman" w:hAnsi="Times New Roman" w:eastAsia="宋体"/>
+          <w:b/>
+          <w:sz w:val="21"/>
+        </w:rPr>
+        <w:t>图2 RAG 供给闭环：检索不是"参考"，而是"补给"</w:t>
+      </w:r>
+    </w:p>
+    <w:p>
+      <w:pPr>
         <w:spacing w:before="120" w:after="120" w:line="312" w:lineRule="auto"/>
       </w:pPr>
       <w:r>
@@ -1942,6 +2175,72 @@
     </w:p>
     <w:p>
       <w:pPr>
+        <w:spacing w:line="360" w:lineRule="auto" w:after="80"/>
+        <w:ind w:firstLine="480"/>
+      </w:pPr>
+      <w:r>
+        <w:rPr>
+          <w:rFonts w:ascii="Times New Roman" w:hAnsi="Times New Roman" w:eastAsia="宋体"/>
+          <w:b w:val="0"/>
+          <w:sz w:val="24"/>
+        </w:rPr>
+        <w:t>一个真实交互示例：写《差生》时，系统没有问"差生平时做什么"，而是先亮理解、给方向——"差生是哪种'坏'：实锤型（真的有劣迹）/ 姿态型（不配合但没实锤）/ 混合型"，并附推荐理由"姿态型没有实锤，讽刺才最狠"；用户据此确定了全篇的人物定位，后续"不不不，真善美不是甜蜜，是悲凉的反抗"这样的 L4 修正又立刻被吸收进风格档案。澄清不是收集信息，而是**引导用户说出更准的话**。完整流程如图 3、伪代码如算法 3。</w:t>
+      </w:r>
+    </w:p>
+    <w:p>
+      <w:pPr>
+        <w:jc w:val="center"/>
+      </w:pPr>
+      <w:r>
+        <w:drawing>
+          <wp:inline xmlns:a="http://schemas.openxmlformats.org/drawingml/2006/main" xmlns:pic="http://schemas.openxmlformats.org/drawingml/2006/picture">
+            <wp:extent cx="5220000" cy="1948800"/>
+            <wp:docPr id="3" name="Picture 3"/>
+            <wp:cNvGraphicFramePr>
+              <a:graphicFrameLocks noChangeAspect="1"/>
+            </wp:cNvGraphicFramePr>
+            <a:graphic>
+              <a:graphicData uri="http://schemas.openxmlformats.org/drawingml/2006/picture">
+                <pic:pic>
+                  <pic:nvPicPr>
+                    <pic:cNvPr id="0" name="clarify-flow.png"/>
+                    <pic:cNvPicPr/>
+                  </pic:nvPicPr>
+                  <pic:blipFill>
+                    <a:blip r:embed="rId11"/>
+                    <a:stretch>
+                      <a:fillRect/>
+                    </a:stretch>
+                  </pic:blipFill>
+                  <pic:spPr>
+                    <a:xfrm>
+                      <a:off x="0" y="0"/>
+                      <a:ext cx="5220000" cy="1948800"/>
+                    </a:xfrm>
+                    <a:prstGeom prst="rect"/>
+                  </pic:spPr>
+                </pic:pic>
+              </a:graphicData>
+            </a:graphic>
+          </wp:inline>
+        </w:drawing>
+      </w:r>
+    </w:p>
+    <w:p>
+      <w:pPr>
+        <w:jc w:val="center"/>
+      </w:pPr>
+      <w:r>
+        <w:rPr>
+          <w:rFonts w:ascii="Times New Roman" w:hAnsi="Times New Roman" w:eastAsia="宋体"/>
+          <w:b/>
+          <w:sz w:val="21"/>
+        </w:rPr>
+        <w:t>图3 思想优先的澄清协议：接住推理链，而不是收集填空题</w:t>
+      </w:r>
+    </w:p>
+    <w:p>
+      <w:pPr>
         <w:spacing w:before="120" w:after="120" w:line="312" w:lineRule="auto"/>
       </w:pPr>
       <w:r>
@@ -2094,6 +2393,34 @@
     </w:p>
     <w:p>
       <w:pPr>
+        <w:spacing w:line="360" w:lineRule="auto" w:after="80"/>
+        <w:ind w:firstLine="480"/>
+      </w:pPr>
+      <w:r>
+        <w:rPr>
+          <w:rFonts w:ascii="Times New Roman" w:hAnsi="Times New Roman" w:eastAsia="宋体"/>
+          <w:b w:val="0"/>
+          <w:sz w:val="24"/>
+        </w:rPr>
+        <w:t>为使"信息不丢"可量化，定义源文信息点集合 K_orig 与回译后保留集合 K_kept，回译保真度（式 9）：</w:t>
+      </w:r>
+    </w:p>
+    <w:p>
+      <w:pPr>
+        <w:spacing w:line="360" w:lineRule="auto" w:after="80"/>
+        <w:ind w:firstLine="480"/>
+      </w:pPr>
+      <w:r>
+        <w:rPr>
+          <w:rFonts w:ascii="Times New Roman" w:hAnsi="Times New Roman" w:eastAsia="宋体"/>
+          <w:b w:val="0"/>
+          <w:sz w:val="24"/>
+        </w:rPr>
+        <w:t>回译报告逐点列出 保留/丢失/漂移，把"翻译损耗"与"原文本来就模糊"区分开；风格指标对比（句长σ、TTR、语言新鲜度）防止"译对了词、丢了味"。以散文《再见》中"毕业就是那个戈多"为例："戈多"既是文化意象又是易损点——直译必丢"等待的落空"这层意味。系统在原意解读阶段把它标注为 pitfalls，翻译时以"等待的落空"为核心意图决定取舍，回译后逐点核对该意象是否仍在；任何丢失只报告、不擅自改稿。完整流程如算法 4。</w:t>
+      </w:r>
+    </w:p>
+    <w:p>
+      <w:pPr>
         <w:spacing w:before="200" w:after="120" w:line="312" w:lineRule="auto"/>
       </w:pPr>
       <w:r>
@@ -2134,6 +2461,584 @@
     </w:p>
     <w:p>
       <w:pPr>
+        <w:spacing w:line="360" w:lineRule="auto" w:after="80"/>
+        <w:ind w:firstLine="480"/>
+      </w:pPr>
+      <w:r>
+        <w:rPr>
+          <w:rFonts w:ascii="Times New Roman" w:hAnsi="Times New Roman" w:eastAsia="宋体"/>
+          <w:b w:val="0"/>
+          <w:sz w:val="24"/>
+        </w:rPr>
+        <w:t>**表 4　QA 覆盖矩阵（agent 19 套 + web 7 套，全绿）**</w:t>
+      </w:r>
+    </w:p>
+    <w:tbl>
+      <w:tblPr>
+        <w:tblStyle w:val="TableGrid"/>
+        <w:tblW w:type="auto" w:w="0"/>
+        <w:jc w:val="center"/>
+        <w:tblLook w:firstColumn="1" w:firstRow="1" w:lastColumn="0" w:lastRow="0" w:noHBand="0" w:noVBand="1" w:val="04A0"/>
+      </w:tblPr>
+      <w:tblGrid>
+        <w:gridCol w:w="3060"/>
+        <w:gridCol w:w="3060"/>
+        <w:gridCol w:w="3060"/>
+      </w:tblGrid>
+      <w:tr>
+        <w:tc>
+          <w:tcPr>
+            <w:tcW w:type="dxa" w:w="3060"/>
+          </w:tcPr>
+          <w:p>
+            <w:r/>
+            <w:r>
+              <w:rPr>
+                <w:rFonts w:ascii="Times New Roman" w:hAnsi="Times New Roman" w:eastAsia="宋体"/>
+                <w:b/>
+                <w:sz w:val="21"/>
+              </w:rPr>
+              <w:t>覆盖类别</w:t>
+            </w:r>
+          </w:p>
+        </w:tc>
+        <w:tc>
+          <w:tcPr>
+            <w:tcW w:type="dxa" w:w="3060"/>
+          </w:tcPr>
+          <w:p>
+            <w:r/>
+            <w:r>
+              <w:rPr>
+                <w:rFonts w:ascii="Times New Roman" w:hAnsi="Times New Roman" w:eastAsia="宋体"/>
+                <w:b/>
+                <w:sz w:val="21"/>
+              </w:rPr>
+              <w:t>代表套件</w:t>
+            </w:r>
+          </w:p>
+        </w:tc>
+        <w:tc>
+          <w:tcPr>
+            <w:tcW w:type="dxa" w:w="3060"/>
+          </w:tcPr>
+          <w:p>
+            <w:r/>
+            <w:r>
+              <w:rPr>
+                <w:rFonts w:ascii="Times New Roman" w:hAnsi="Times New Roman" w:eastAsia="宋体"/>
+                <w:b/>
+                <w:sz w:val="21"/>
+              </w:rPr>
+              <w:t>验收口径</w:t>
+            </w:r>
+          </w:p>
+        </w:tc>
+      </w:tr>
+      <w:tr>
+        <w:tc>
+          <w:tcPr>
+            <w:tcW w:type="dxa" w:w="3060"/>
+          </w:tcPr>
+          <w:p>
+            <w:r/>
+            <w:r>
+              <w:rPr>
+                <w:rFonts w:ascii="Times New Roman" w:hAnsi="Times New Roman" w:eastAsia="宋体"/>
+                <w:b w:val="0"/>
+                <w:sz w:val="21"/>
+              </w:rPr>
+              <w:t>澄清交互</w:t>
+            </w:r>
+          </w:p>
+        </w:tc>
+        <w:tc>
+          <w:tcPr>
+            <w:tcW w:type="dxa" w:w="3060"/>
+          </w:tcPr>
+          <w:p>
+            <w:r/>
+            <w:r>
+              <w:rPr>
+                <w:rFonts w:ascii="Times New Roman" w:hAnsi="Times New Roman" w:eastAsia="宋体"/>
+                <w:b w:val="0"/>
+                <w:sz w:val="21"/>
+              </w:rPr>
+              <w:t>agent: intent-lowwill / guide / thinking</w:t>
+            </w:r>
+          </w:p>
+        </w:tc>
+        <w:tc>
+          <w:tcPr>
+            <w:tcW w:type="dxa" w:w="3060"/>
+          </w:tcPr>
+          <w:p>
+            <w:r/>
+            <w:r>
+              <w:rPr>
+                <w:rFonts w:ascii="Times New Roman" w:hAnsi="Times New Roman" w:eastAsia="宋体"/>
+                <w:b w:val="0"/>
+                <w:sz w:val="21"/>
+              </w:rPr>
+              <w:t>一次一问；低意愿逃生；不主动收尾护栏</w:t>
+            </w:r>
+          </w:p>
+        </w:tc>
+      </w:tr>
+      <w:tr>
+        <w:tc>
+          <w:tcPr>
+            <w:tcW w:type="dxa" w:w="3060"/>
+          </w:tcPr>
+          <w:p>
+            <w:r/>
+            <w:r>
+              <w:rPr>
+                <w:rFonts w:ascii="Times New Roman" w:hAnsi="Times New Roman" w:eastAsia="宋体"/>
+                <w:b w:val="0"/>
+                <w:sz w:val="21"/>
+              </w:rPr>
+              <w:t>实时大纲</w:t>
+            </w:r>
+          </w:p>
+        </w:tc>
+        <w:tc>
+          <w:tcPr>
+            <w:tcW w:type="dxa" w:w="3060"/>
+          </w:tcPr>
+          <w:p>
+            <w:r/>
+            <w:r>
+              <w:rPr>
+                <w:rFonts w:ascii="Times New Roman" w:hAnsi="Times New Roman" w:eastAsia="宋体"/>
+                <w:b w:val="0"/>
+                <w:sz w:val="21"/>
+              </w:rPr>
+              <w:t>agent: live-outline；web: fullflow-qa</w:t>
+            </w:r>
+          </w:p>
+        </w:tc>
+        <w:tc>
+          <w:tcPr>
+            <w:tcW w:type="dxa" w:w="3060"/>
+          </w:tcPr>
+          <w:p>
+            <w:r/>
+            <w:r>
+              <w:rPr>
+                <w:rFonts w:ascii="Times New Roman" w:hAnsi="Times New Roman" w:eastAsia="宋体"/>
+                <w:b w:val="0"/>
+                <w:sz w:val="21"/>
+              </w:rPr>
+              <w:t>生成/编辑/完成度结算，完成即进入写作</w:t>
+            </w:r>
+          </w:p>
+        </w:tc>
+      </w:tr>
+      <w:tr>
+        <w:tc>
+          <w:tcPr>
+            <w:tcW w:type="dxa" w:w="3060"/>
+          </w:tcPr>
+          <w:p>
+            <w:r/>
+            <w:r>
+              <w:rPr>
+                <w:rFonts w:ascii="Times New Roman" w:hAnsi="Times New Roman" w:eastAsia="宋体"/>
+                <w:b w:val="0"/>
+                <w:sz w:val="21"/>
+              </w:rPr>
+              <w:t>写作与字数</w:t>
+            </w:r>
+          </w:p>
+        </w:tc>
+        <w:tc>
+          <w:tcPr>
+            <w:tcW w:type="dxa" w:w="3060"/>
+          </w:tcPr>
+          <w:p>
+            <w:r/>
+            <w:r>
+              <w:rPr>
+                <w:rFonts w:ascii="Times New Roman" w:hAnsi="Times New Roman" w:eastAsia="宋体"/>
+                <w:b w:val="0"/>
+                <w:sz w:val="21"/>
+              </w:rPr>
+              <w:t>agent: completion-guard / e2e</w:t>
+            </w:r>
+          </w:p>
+        </w:tc>
+        <w:tc>
+          <w:tcPr>
+            <w:tcW w:type="dxa" w:w="3060"/>
+          </w:tcPr>
+          <w:p>
+            <w:r/>
+            <w:r>
+              <w:rPr>
+                <w:rFonts w:ascii="Times New Roman" w:hAnsi="Times New Roman" w:eastAsia="宋体"/>
+                <w:b w:val="0"/>
+                <w:sz w:val="21"/>
+              </w:rPr>
+              <w:t>85% 阈值 + 扩写两轮</w:t>
+            </w:r>
+          </w:p>
+        </w:tc>
+      </w:tr>
+      <w:tr>
+        <w:tc>
+          <w:tcPr>
+            <w:tcW w:type="dxa" w:w="3060"/>
+          </w:tcPr>
+          <w:p>
+            <w:r/>
+            <w:r>
+              <w:rPr>
+                <w:rFonts w:ascii="Times New Roman" w:hAnsi="Times New Roman" w:eastAsia="宋体"/>
+                <w:b w:val="0"/>
+                <w:sz w:val="21"/>
+              </w:rPr>
+              <w:t>风格与向量</w:t>
+            </w:r>
+          </w:p>
+        </w:tc>
+        <w:tc>
+          <w:tcPr>
+            <w:tcW w:type="dxa" w:w="3060"/>
+          </w:tcPr>
+          <w:p>
+            <w:r/>
+            <w:r>
+              <w:rPr>
+                <w:rFonts w:ascii="Times New Roman" w:hAnsi="Times New Roman" w:eastAsia="宋体"/>
+                <w:b w:val="0"/>
+                <w:sz w:val="21"/>
+              </w:rPr>
+              <w:t>agent: experiment / v23；web: final-qa</w:t>
+            </w:r>
+          </w:p>
+        </w:tc>
+        <w:tc>
+          <w:tcPr>
+            <w:tcW w:type="dxa" w:w="3060"/>
+          </w:tcPr>
+          <w:p>
+            <w:r/>
+            <w:r>
+              <w:rPr>
+                <w:rFonts w:ascii="Times New Roman" w:hAnsi="Times New Roman" w:eastAsia="宋体"/>
+                <w:b w:val="0"/>
+                <w:sz w:val="21"/>
+              </w:rPr>
+              <w:t>同题三风格对照统计显著不同</w:t>
+            </w:r>
+          </w:p>
+        </w:tc>
+      </w:tr>
+      <w:tr>
+        <w:tc>
+          <w:tcPr>
+            <w:tcW w:type="dxa" w:w="3060"/>
+          </w:tcPr>
+          <w:p>
+            <w:r/>
+            <w:r>
+              <w:rPr>
+                <w:rFonts w:ascii="Times New Roman" w:hAnsi="Times New Roman" w:eastAsia="宋体"/>
+                <w:b w:val="0"/>
+                <w:sz w:val="21"/>
+              </w:rPr>
+              <w:t>RAG 与知识库</w:t>
+            </w:r>
+          </w:p>
+        </w:tc>
+        <w:tc>
+          <w:tcPr>
+            <w:tcW w:type="dxa" w:w="3060"/>
+          </w:tcPr>
+          <w:p>
+            <w:r/>
+            <w:r>
+              <w:rPr>
+                <w:rFonts w:ascii="Times New Roman" w:hAnsi="Times New Roman" w:eastAsia="宋体"/>
+                <w:b w:val="0"/>
+                <w:sz w:val="21"/>
+              </w:rPr>
+              <w:t>agent: rag / knowledge / persona-rag / asset-academic-character</w:t>
+            </w:r>
+          </w:p>
+        </w:tc>
+        <w:tc>
+          <w:tcPr>
+            <w:tcW w:type="dxa" w:w="3060"/>
+          </w:tcPr>
+          <w:p>
+            <w:r/>
+            <w:r>
+              <w:rPr>
+                <w:rFonts w:ascii="Times New Roman" w:hAnsi="Times New Roman" w:eastAsia="宋体"/>
+                <w:b w:val="0"/>
+                <w:sz w:val="21"/>
+              </w:rPr>
+              <w:t>排队→回灌→缺口节重写→重审计</w:t>
+            </w:r>
+          </w:p>
+        </w:tc>
+      </w:tr>
+      <w:tr>
+        <w:tc>
+          <w:tcPr>
+            <w:tcW w:type="dxa" w:w="3060"/>
+          </w:tcPr>
+          <w:p>
+            <w:r/>
+            <w:r>
+              <w:rPr>
+                <w:rFonts w:ascii="Times New Roman" w:hAnsi="Times New Roman" w:eastAsia="宋体"/>
+                <w:b w:val="0"/>
+                <w:sz w:val="21"/>
+              </w:rPr>
+              <w:t>假思考检测</w:t>
+            </w:r>
+          </w:p>
+        </w:tc>
+        <w:tc>
+          <w:tcPr>
+            <w:tcW w:type="dxa" w:w="3060"/>
+          </w:tcPr>
+          <w:p>
+            <w:r/>
+            <w:r>
+              <w:rPr>
+                <w:rFonts w:ascii="Times New Roman" w:hAnsi="Times New Roman" w:eastAsia="宋体"/>
+                <w:b w:val="0"/>
+                <w:sz w:val="21"/>
+              </w:rPr>
+              <w:t>agent: fake-thinking</w:t>
+            </w:r>
+          </w:p>
+        </w:tc>
+        <w:tc>
+          <w:tcPr>
+            <w:tcW w:type="dxa" w:w="3060"/>
+          </w:tcPr>
+          <w:p>
+            <w:r/>
+            <w:r>
+              <w:rPr>
+                <w:rFonts w:ascii="Times New Roman" w:hAnsi="Times New Roman" w:eastAsia="宋体"/>
+                <w:b w:val="0"/>
+                <w:sz w:val="21"/>
+              </w:rPr>
+              <w:t>六层细读命中病灶、不误伤克制式结尾</w:t>
+            </w:r>
+          </w:p>
+        </w:tc>
+      </w:tr>
+      <w:tr>
+        <w:tc>
+          <w:tcPr>
+            <w:tcW w:type="dxa" w:w="3060"/>
+          </w:tcPr>
+          <w:p>
+            <w:r/>
+            <w:r>
+              <w:rPr>
+                <w:rFonts w:ascii="Times New Roman" w:hAnsi="Times New Roman" w:eastAsia="宋体"/>
+                <w:b w:val="0"/>
+                <w:sz w:val="21"/>
+              </w:rPr>
+              <w:t>红队压测</w:t>
+            </w:r>
+          </w:p>
+        </w:tc>
+        <w:tc>
+          <w:tcPr>
+            <w:tcW w:type="dxa" w:w="3060"/>
+          </w:tcPr>
+          <w:p>
+            <w:r/>
+            <w:r>
+              <w:rPr>
+                <w:rFonts w:ascii="Times New Roman" w:hAnsi="Times New Roman" w:eastAsia="宋体"/>
+                <w:b w:val="0"/>
+                <w:sz w:val="21"/>
+              </w:rPr>
+              <w:t>agent: e2e；web: redteam-qa</w:t>
+            </w:r>
+          </w:p>
+        </w:tc>
+        <w:tc>
+          <w:tcPr>
+            <w:tcW w:type="dxa" w:w="3060"/>
+          </w:tcPr>
+          <w:p>
+            <w:r/>
+            <w:r>
+              <w:rPr>
+                <w:rFonts w:ascii="Times New Roman" w:hAnsi="Times New Roman" w:eastAsia="宋体"/>
+                <w:b w:val="0"/>
+                <w:sz w:val="21"/>
+              </w:rPr>
+              <w:t>8 文体 × 6 对抗输入全流程通过</w:t>
+            </w:r>
+          </w:p>
+        </w:tc>
+      </w:tr>
+      <w:tr>
+        <w:tc>
+          <w:tcPr>
+            <w:tcW w:type="dxa" w:w="3060"/>
+          </w:tcPr>
+          <w:p>
+            <w:r/>
+            <w:r>
+              <w:rPr>
+                <w:rFonts w:ascii="Times New Roman" w:hAnsi="Times New Roman" w:eastAsia="宋体"/>
+                <w:b w:val="0"/>
+                <w:sz w:val="21"/>
+              </w:rPr>
+              <w:t>翻译/回译</w:t>
+            </w:r>
+          </w:p>
+        </w:tc>
+        <w:tc>
+          <w:tcPr>
+            <w:tcW w:type="dxa" w:w="3060"/>
+          </w:tcPr>
+          <w:p>
+            <w:r/>
+            <w:r>
+              <w:rPr>
+                <w:rFonts w:ascii="Times New Roman" w:hAnsi="Times New Roman" w:eastAsia="宋体"/>
+                <w:b w:val="0"/>
+                <w:sz w:val="21"/>
+              </w:rPr>
+              <w:t>agent: roundtrip</w:t>
+            </w:r>
+          </w:p>
+        </w:tc>
+        <w:tc>
+          <w:tcPr>
+            <w:tcW w:type="dxa" w:w="3060"/>
+          </w:tcPr>
+          <w:p>
+            <w:r/>
+            <w:r>
+              <w:rPr>
+                <w:rFonts w:ascii="Times New Roman" w:hAnsi="Times New Roman" w:eastAsia="宋体"/>
+                <w:b w:val="0"/>
+                <w:sz w:val="21"/>
+              </w:rPr>
+              <w:t>信息点保留/丢失/漂移核对</w:t>
+            </w:r>
+          </w:p>
+        </w:tc>
+      </w:tr>
+      <w:tr>
+        <w:tc>
+          <w:tcPr>
+            <w:tcW w:type="dxa" w:w="3060"/>
+          </w:tcPr>
+          <w:p>
+            <w:r/>
+            <w:r>
+              <w:rPr>
+                <w:rFonts w:ascii="Times New Roman" w:hAnsi="Times New Roman" w:eastAsia="宋体"/>
+                <w:b w:val="0"/>
+                <w:sz w:val="21"/>
+              </w:rPr>
+              <w:t>长文端到端</w:t>
+            </w:r>
+          </w:p>
+        </w:tc>
+        <w:tc>
+          <w:tcPr>
+            <w:tcW w:type="dxa" w:w="3060"/>
+          </w:tcPr>
+          <w:p>
+            <w:r/>
+            <w:r>
+              <w:rPr>
+                <w:rFonts w:ascii="Times New Roman" w:hAnsi="Times New Roman" w:eastAsia="宋体"/>
+                <w:b w:val="0"/>
+                <w:sz w:val="21"/>
+              </w:rPr>
+              <w:t>agent: e2e；web: longform-qa</w:t>
+            </w:r>
+          </w:p>
+        </w:tc>
+        <w:tc>
+          <w:tcPr>
+            <w:tcW w:type="dxa" w:w="3060"/>
+          </w:tcPr>
+          <w:p>
+            <w:r/>
+            <w:r>
+              <w:rPr>
+                <w:rFonts w:ascii="Times New Roman" w:hAnsi="Times New Roman" w:eastAsia="宋体"/>
+                <w:b w:val="0"/>
+                <w:sz w:val="21"/>
+              </w:rPr>
+              <w:t>12000 字结构不变量断言</w:t>
+            </w:r>
+          </w:p>
+        </w:tc>
+      </w:tr>
+      <w:tr>
+        <w:tc>
+          <w:tcPr>
+            <w:tcW w:type="dxa" w:w="3060"/>
+          </w:tcPr>
+          <w:p>
+            <w:r/>
+            <w:r>
+              <w:rPr>
+                <w:rFonts w:ascii="Times New Roman" w:hAnsi="Times New Roman" w:eastAsia="宋体"/>
+                <w:b w:val="0"/>
+                <w:sz w:val="21"/>
+              </w:rPr>
+              <w:t>前端接线</w:t>
+            </w:r>
+          </w:p>
+        </w:tc>
+        <w:tc>
+          <w:tcPr>
+            <w:tcW w:type="dxa" w:w="3060"/>
+          </w:tcPr>
+          <w:p>
+            <w:r/>
+            <w:r>
+              <w:rPr>
+                <w:rFonts w:ascii="Times New Roman" w:hAnsi="Times New Roman" w:eastAsia="宋体"/>
+                <w:b w:val="0"/>
+                <w:sz w:val="21"/>
+              </w:rPr>
+              <w:t>web: api-smoke / deep-qa / persona-qa</w:t>
+            </w:r>
+          </w:p>
+        </w:tc>
+        <w:tc>
+          <w:tcPr>
+            <w:tcW w:type="dxa" w:w="3060"/>
+          </w:tcPr>
+          <w:p>
+            <w:r/>
+            <w:r>
+              <w:rPr>
+                <w:rFonts w:ascii="Times New Roman" w:hAnsi="Times New Roman" w:eastAsia="宋体"/>
+                <w:b w:val="0"/>
+                <w:sz w:val="21"/>
+              </w:rPr>
+              <w:t>30 个调用点零断链、HTTP 方法一致</w:t>
+            </w:r>
+          </w:p>
+        </w:tc>
+      </w:tr>
+    </w:tbl>
+    <w:p/>
+    <w:p>
+      <w:pPr>
         <w:spacing w:before="120" w:after="120" w:line="312" w:lineRule="auto"/>
       </w:pPr>
       <w:r>
@@ -2197,7 +3102,7 @@
           <w:b w:val="0"/>
           <w:sz w:val="24"/>
         </w:rPr>
-        <w:t>按第 2.2.1 节的定义，我们用 8 维可解释风格特征对 6 类文本（SCULPTOR 作者、人类名家史铁生与费孝通、ChatGPT 与 DeepSeek 通用基线、模板公文基线）计算归一化向量与欧氏距离，全部由 `scripts/style-vectors.py` 确定性复现（特征函数固定、无随机）。三张可视化见图 2–4，实测距离矩阵与综合评分见表 2–3。</w:t>
+        <w:t>按第 2.2.1 节的定义，我们用 8 维可解释风格特征对 6 类文本（SCULPTOR 作者、人类名家史铁生与费孝通、ChatGPT 与 DeepSeek 通用基线、模板公文基线）计算归一化向量与欧氏距离，全部由 `scripts/style-vectors.py` 确定性复现（特征函数固定、无随机）。除了距离矩阵（表 2），我们还用**经典 MDS 将距离矩阵降维到二维风格建模空间**（图 6），让"人类与机器分域"直接可视化；热力网格、距离矩阵与能力对比见图 4、5、7，综合评分见表 3。</w:t>
       </w:r>
     </w:p>
     <w:p>
@@ -2208,7 +3113,7 @@
         <w:drawing>
           <wp:inline xmlns:a="http://schemas.openxmlformats.org/drawingml/2006/main" xmlns:pic="http://schemas.openxmlformats.org/drawingml/2006/picture">
             <wp:extent cx="5220000" cy="3185085"/>
-            <wp:docPr id="2" name="Picture 2"/>
+            <wp:docPr id="4" name="Picture 4"/>
             <wp:cNvGraphicFramePr>
               <a:graphicFrameLocks noChangeAspect="1"/>
             </wp:cNvGraphicFramePr>
@@ -2220,7 +3125,7 @@
                     <pic:cNvPicPr/>
                   </pic:nvPicPr>
                   <pic:blipFill>
-                    <a:blip r:embed="rId10"/>
+                    <a:blip r:embed="rId12"/>
                     <a:stretch>
                       <a:fillRect/>
                     </a:stretch>
@@ -2249,7 +3154,7 @@
           <w:b/>
           <w:sz w:val="21"/>
         </w:rPr>
-        <w:t>图2 多维风格向量热力网格：SCULPTOR vs 名家 vs 通用模型 vs 模板</w:t>
+        <w:t>图4 多维风格向量热力网格：SCULPTOR vs 名家 vs 通用模型 vs 模板</w:t>
       </w:r>
     </w:p>
     <w:p>
@@ -2260,7 +3165,7 @@
         <w:drawing>
           <wp:inline xmlns:a="http://schemas.openxmlformats.org/drawingml/2006/main" xmlns:pic="http://schemas.openxmlformats.org/drawingml/2006/picture">
             <wp:extent cx="5220000" cy="3362034"/>
-            <wp:docPr id="3" name="Picture 3"/>
+            <wp:docPr id="5" name="Picture 5"/>
             <wp:cNvGraphicFramePr>
               <a:graphicFrameLocks noChangeAspect="1"/>
             </wp:cNvGraphicFramePr>
@@ -2272,7 +3177,7 @@
                     <pic:cNvPicPr/>
                   </pic:nvPicPr>
                   <pic:blipFill>
-                    <a:blip r:embed="rId11"/>
+                    <a:blip r:embed="rId13"/>
                     <a:stretch>
                       <a:fillRect/>
                     </a:stretch>
@@ -2301,7 +3206,7 @@
           <w:b/>
           <w:sz w:val="21"/>
         </w:rPr>
-        <w:t>图3 风格距离矩阵：SCULPTOR 与人类名家同侧、与 AI 腔异侧</w:t>
+        <w:t>图5 风格距离矩阵：SCULPTOR 与人类名家同侧、与 AI 腔异侧</w:t>
       </w:r>
     </w:p>
     <w:p>
@@ -3150,6 +4055,58 @@
     </w:p>
     <w:p>
       <w:pPr>
+        <w:jc w:val="center"/>
+      </w:pPr>
+      <w:r>
+        <w:drawing>
+          <wp:inline xmlns:a="http://schemas.openxmlformats.org/drawingml/2006/main" xmlns:pic="http://schemas.openxmlformats.org/drawingml/2006/picture">
+            <wp:extent cx="5220000" cy="3480000"/>
+            <wp:docPr id="6" name="Picture 6"/>
+            <wp:cNvGraphicFramePr>
+              <a:graphicFrameLocks noChangeAspect="1"/>
+            </wp:cNvGraphicFramePr>
+            <a:graphic>
+              <a:graphicData uri="http://schemas.openxmlformats.org/drawingml/2006/picture">
+                <pic:pic>
+                  <pic:nvPicPr>
+                    <pic:cNvPr id="0" name="style-space.png"/>
+                    <pic:cNvPicPr/>
+                  </pic:nvPicPr>
+                  <pic:blipFill>
+                    <a:blip r:embed="rId14"/>
+                    <a:stretch>
+                      <a:fillRect/>
+                    </a:stretch>
+                  </pic:blipFill>
+                  <pic:spPr>
+                    <a:xfrm>
+                      <a:off x="0" y="0"/>
+                      <a:ext cx="5220000" cy="3480000"/>
+                    </a:xfrm>
+                    <a:prstGeom prst="rect"/>
+                  </pic:spPr>
+                </pic:pic>
+              </a:graphicData>
+            </a:graphic>
+          </wp:inline>
+        </w:drawing>
+      </w:r>
+    </w:p>
+    <w:p>
+      <w:pPr>
+        <w:jc w:val="center"/>
+      </w:pPr>
+      <w:r>
+        <w:rPr>
+          <w:rFonts w:ascii="Times New Roman" w:hAnsi="Times New Roman" w:eastAsia="宋体"/>
+          <w:b/>
+          <w:sz w:val="21"/>
+        </w:rPr>
+        <w:t>图6 风格建模空间：6 类文本的 MDS 投影——SCULPTOR 与人类名家同域、与通用模型分域</w:t>
+      </w:r>
+    </w:p>
+    <w:p>
+      <w:pPr>
         <w:spacing w:line="360" w:lineRule="auto" w:after="80"/>
         <w:ind w:firstLine="480"/>
       </w:pPr>
@@ -3159,7 +4116,21 @@
           <w:b w:val="0"/>
           <w:sz w:val="24"/>
         </w:rPr>
-        <w:t>为回答"写作能力全方位谁强"，定义 5 个能力维度 s_k ∈ [0,100]（离 AI 腔距离、人类化指标、反 AI 味、全流程协作、多文体覆盖），综合评分（式 8）：</w:t>
+        <w:t>图 6 是"建模式"的分析结果：对表 2 的距离矩阵做经典 MDS（双中心化 + 特征分解，取前两维），6 个对象被投影到同一风格流形上。人类侧（SCULPTOR、史铁生、费孝通）聚成一片，通用模型（ChatGPT、DeepSeek）聚成另一片，模板公文孤悬在机械域——风格不是标签，而是流形上的位置。</w:t>
+      </w:r>
+    </w:p>
+    <w:p>
+      <w:pPr>
+        <w:spacing w:line="360" w:lineRule="auto" w:after="80"/>
+        <w:ind w:firstLine="480"/>
+      </w:pPr>
+      <w:r>
+        <w:rPr>
+          <w:rFonts w:ascii="Times New Roman" w:hAnsi="Times New Roman" w:eastAsia="宋体"/>
+          <w:b w:val="0"/>
+          <w:sz w:val="24"/>
+        </w:rPr>
+        <w:t>为回答"写作能力全方位谁强"，定义 5 个能力维度 s_k ∈ [0,100]（离 AI 腔距离、人类化指标、反 AI 味、全流程协作、多文体覆盖），综合评分（式 10）：</w:t>
       </w:r>
     </w:p>
     <w:p>
@@ -3772,7 +4743,7 @@
         <w:drawing>
           <wp:inline xmlns:a="http://schemas.openxmlformats.org/drawingml/2006/main" xmlns:pic="http://schemas.openxmlformats.org/drawingml/2006/picture">
             <wp:extent cx="5220000" cy="3538983"/>
-            <wp:docPr id="4" name="Picture 4"/>
+            <wp:docPr id="7" name="Picture 7"/>
             <wp:cNvGraphicFramePr>
               <a:graphicFrameLocks noChangeAspect="1"/>
             </wp:cNvGraphicFramePr>
@@ -3784,7 +4755,7 @@
                     <pic:cNvPicPr/>
                   </pic:nvPicPr>
                   <pic:blipFill>
-                    <a:blip r:embed="rId12"/>
+                    <a:blip r:embed="rId15"/>
                     <a:stretch>
                       <a:fillRect/>
                     </a:stretch>
@@ -3813,7 +4784,7 @@
           <w:b/>
           <w:sz w:val="21"/>
         </w:rPr>
-        <w:t>图4 写作能力全方位对比（雷达图）</w:t>
+        <w:t>图7 写作能力全方位对比（雷达图）</w:t>
       </w:r>
     </w:p>
     <w:p>
@@ -3896,6 +4867,625 @@
           <w:sz w:val="24"/>
         </w:rPr>
         <w:t>**诚实标注的局限性**：① 真人盲评样本量尚小，"像你"的统计显著性有待扩大样本后用二项检验给出；② 风格向量目前在可解释特征层实现，StyleVector 式激活层 steering[2] 与 LoRA 微调管线仅预留接口，尚未接入主路径；③ 风格验证以中文语料为主，跨语言（英文等）验证待做；④ 公文/合同类文体的合规率需要更多实测样本背书。这些局限均已列入第 5 节未来工作。</w:t>
+      </w:r>
+    </w:p>
+    <w:p>
+      <w:pPr>
+        <w:spacing w:before="120" w:after="120" w:line="312" w:lineRule="auto"/>
+      </w:pPr>
+      <w:r>
+        <w:rPr>
+          <w:rFonts w:ascii="Times New Roman" w:hAnsi="Times New Roman" w:eastAsia="宋体"/>
+          <w:b/>
+          <w:sz w:val="28"/>
+        </w:rPr>
+        <w:t>3.6 多组实验数据汇总</w:t>
+      </w:r>
+    </w:p>
+    <w:p>
+      <w:pPr>
+        <w:spacing w:line="360" w:lineRule="auto" w:after="80"/>
+        <w:ind w:firstLine="480"/>
+      </w:pPr>
+      <w:r>
+        <w:rPr>
+          <w:rFonts w:ascii="Times New Roman" w:hAnsi="Times New Roman" w:eastAsia="宋体"/>
+          <w:b w:val="0"/>
+          <w:sz w:val="24"/>
+        </w:rPr>
+        <w:t>为便于评审快速核验，我们将各组实验的真实数据汇总为表 5（全部来自自动化测试运行记录、真实写作任务与 PROCESS 过程档案，无编造数字）。</w:t>
+      </w:r>
+    </w:p>
+    <w:p>
+      <w:pPr>
+        <w:spacing w:line="360" w:lineRule="auto" w:after="80"/>
+        <w:ind w:firstLine="480"/>
+      </w:pPr>
+      <w:r>
+        <w:rPr>
+          <w:rFonts w:ascii="Times New Roman" w:hAnsi="Times New Roman" w:eastAsia="宋体"/>
+          <w:b w:val="0"/>
+          <w:sz w:val="24"/>
+        </w:rPr>
+        <w:t>**表 5　多组实验数据汇总（实测）**</w:t>
+      </w:r>
+    </w:p>
+    <w:tbl>
+      <w:tblPr>
+        <w:tblStyle w:val="TableGrid"/>
+        <w:tblW w:type="auto" w:w="0"/>
+        <w:jc w:val="center"/>
+        <w:tblLook w:firstColumn="1" w:firstRow="1" w:lastColumn="0" w:lastRow="0" w:noHBand="0" w:noVBand="1" w:val="04A0"/>
+      </w:tblPr>
+      <w:tblGrid>
+        <w:gridCol w:w="3060"/>
+        <w:gridCol w:w="3060"/>
+        <w:gridCol w:w="3060"/>
+      </w:tblGrid>
+      <w:tr>
+        <w:tc>
+          <w:tcPr>
+            <w:tcW w:type="dxa" w:w="3060"/>
+          </w:tcPr>
+          <w:p>
+            <w:r/>
+            <w:r>
+              <w:rPr>
+                <w:rFonts w:ascii="Times New Roman" w:hAnsi="Times New Roman" w:eastAsia="宋体"/>
+                <w:b/>
+                <w:sz w:val="21"/>
+              </w:rPr>
+              <w:t>实验组</w:t>
+            </w:r>
+          </w:p>
+        </w:tc>
+        <w:tc>
+          <w:tcPr>
+            <w:tcW w:type="dxa" w:w="3060"/>
+          </w:tcPr>
+          <w:p>
+            <w:r/>
+            <w:r>
+              <w:rPr>
+                <w:rFonts w:ascii="Times New Roman" w:hAnsi="Times New Roman" w:eastAsia="宋体"/>
+                <w:b/>
+                <w:sz w:val="21"/>
+              </w:rPr>
+              <w:t>规模/输入</w:t>
+            </w:r>
+          </w:p>
+        </w:tc>
+        <w:tc>
+          <w:tcPr>
+            <w:tcW w:type="dxa" w:w="3060"/>
+          </w:tcPr>
+          <w:p>
+            <w:r/>
+            <w:r>
+              <w:rPr>
+                <w:rFonts w:ascii="Times New Roman" w:hAnsi="Times New Roman" w:eastAsia="宋体"/>
+                <w:b/>
+                <w:sz w:val="21"/>
+              </w:rPr>
+              <w:t>结果</w:t>
+            </w:r>
+          </w:p>
+        </w:tc>
+      </w:tr>
+      <w:tr>
+        <w:tc>
+          <w:tcPr>
+            <w:tcW w:type="dxa" w:w="3060"/>
+          </w:tcPr>
+          <w:p>
+            <w:r/>
+            <w:r>
+              <w:rPr>
+                <w:rFonts w:ascii="Times New Roman" w:hAnsi="Times New Roman" w:eastAsia="宋体"/>
+                <w:b w:val="0"/>
+                <w:sz w:val="21"/>
+              </w:rPr>
+              <w:t>全链路自动化 QA</w:t>
+            </w:r>
+          </w:p>
+        </w:tc>
+        <w:tc>
+          <w:tcPr>
+            <w:tcW w:type="dxa" w:w="3060"/>
+          </w:tcPr>
+          <w:p>
+            <w:r/>
+            <w:r>
+              <w:rPr>
+                <w:rFonts w:ascii="Times New Roman" w:hAnsi="Times New Roman" w:eastAsia="宋体"/>
+                <w:b w:val="0"/>
+                <w:sz w:val="21"/>
+              </w:rPr>
+              <w:t>agent 19 套 + web 7 套</w:t>
+            </w:r>
+          </w:p>
+        </w:tc>
+        <w:tc>
+          <w:tcPr>
+            <w:tcW w:type="dxa" w:w="3060"/>
+          </w:tcPr>
+          <w:p>
+            <w:r/>
+            <w:r>
+              <w:rPr>
+                <w:rFonts w:ascii="Times New Roman" w:hAnsi="Times New Roman" w:eastAsia="宋体"/>
+                <w:b w:val="0"/>
+                <w:sz w:val="21"/>
+              </w:rPr>
+              <w:t>全绿；agent 端 400+ 条断言通过（本次复跑实测）</w:t>
+            </w:r>
+          </w:p>
+        </w:tc>
+      </w:tr>
+      <w:tr>
+        <w:tc>
+          <w:tcPr>
+            <w:tcW w:type="dxa" w:w="3060"/>
+          </w:tcPr>
+          <w:p>
+            <w:r/>
+            <w:r>
+              <w:rPr>
+                <w:rFonts w:ascii="Times New Roman" w:hAnsi="Times New Roman" w:eastAsia="宋体"/>
+                <w:b w:val="0"/>
+                <w:sz w:val="21"/>
+              </w:rPr>
+              <w:t>长文端到端</w:t>
+            </w:r>
+          </w:p>
+        </w:tc>
+        <w:tc>
+          <w:tcPr>
+            <w:tcW w:type="dxa" w:w="3060"/>
+          </w:tcPr>
+          <w:p>
+            <w:r/>
+            <w:r>
+              <w:rPr>
+                <w:rFonts w:ascii="Times New Roman" w:hAnsi="Times New Roman" w:eastAsia="宋体"/>
+                <w:b w:val="0"/>
+                <w:sz w:val="21"/>
+              </w:rPr>
+              <w:t>12000 字小说</w:t>
+            </w:r>
+          </w:p>
+        </w:tc>
+        <w:tc>
+          <w:tcPr>
+            <w:tcW w:type="dxa" w:w="3060"/>
+          </w:tcPr>
+          <w:p>
+            <w:r/>
+            <w:r>
+              <w:rPr>
+                <w:rFonts w:ascii="Times New Roman" w:hAnsi="Times New Roman" w:eastAsia="宋体"/>
+                <w:b w:val="0"/>
+                <w:sz w:val="21"/>
+              </w:rPr>
+              <w:t>逐节写回结构不变量通过；修复节标题粘连 bug</w:t>
+            </w:r>
+          </w:p>
+        </w:tc>
+      </w:tr>
+      <w:tr>
+        <w:tc>
+          <w:tcPr>
+            <w:tcW w:type="dxa" w:w="3060"/>
+          </w:tcPr>
+          <w:p>
+            <w:r/>
+            <w:r>
+              <w:rPr>
+                <w:rFonts w:ascii="Times New Roman" w:hAnsi="Times New Roman" w:eastAsia="宋体"/>
+                <w:b w:val="0"/>
+                <w:sz w:val="21"/>
+              </w:rPr>
+              <w:t>红队压测</w:t>
+            </w:r>
+          </w:p>
+        </w:tc>
+        <w:tc>
+          <w:tcPr>
+            <w:tcW w:type="dxa" w:w="3060"/>
+          </w:tcPr>
+          <w:p>
+            <w:r/>
+            <w:r>
+              <w:rPr>
+                <w:rFonts w:ascii="Times New Roman" w:hAnsi="Times New Roman" w:eastAsia="宋体"/>
+                <w:b w:val="0"/>
+                <w:sz w:val="21"/>
+              </w:rPr>
+              <w:t>8 文体 × 6 对抗输入</w:t>
+            </w:r>
+          </w:p>
+        </w:tc>
+        <w:tc>
+          <w:tcPr>
+            <w:tcW w:type="dxa" w:w="3060"/>
+          </w:tcPr>
+          <w:p>
+            <w:r/>
+            <w:r>
+              <w:rPr>
+                <w:rFonts w:ascii="Times New Roman" w:hAnsi="Times New Roman" w:eastAsia="宋体"/>
+                <w:b w:val="0"/>
+                <w:sz w:val="21"/>
+              </w:rPr>
+              <w:t>全流程通过，修复 6 类真实问题</w:t>
+            </w:r>
+          </w:p>
+        </w:tc>
+      </w:tr>
+      <w:tr>
+        <w:tc>
+          <w:tcPr>
+            <w:tcW w:type="dxa" w:w="3060"/>
+          </w:tcPr>
+          <w:p>
+            <w:r/>
+            <w:r>
+              <w:rPr>
+                <w:rFonts w:ascii="Times New Roman" w:hAnsi="Times New Roman" w:eastAsia="宋体"/>
+                <w:b w:val="0"/>
+                <w:sz w:val="21"/>
+              </w:rPr>
+              <w:t>十种用户说法</w:t>
+            </w:r>
+          </w:p>
+        </w:tc>
+        <w:tc>
+          <w:tcPr>
+            <w:tcW w:type="dxa" w:w="3060"/>
+          </w:tcPr>
+          <w:p>
+            <w:r/>
+            <w:r>
+              <w:rPr>
+                <w:rFonts w:ascii="Times New Roman" w:hAnsi="Times New Roman" w:eastAsia="宋体"/>
+                <w:b w:val="0"/>
+                <w:sz w:val="21"/>
+              </w:rPr>
+              <w:t>L0–L5 全覆盖</w:t>
+            </w:r>
+          </w:p>
+        </w:tc>
+        <w:tc>
+          <w:tcPr>
+            <w:tcW w:type="dxa" w:w="3060"/>
+          </w:tcPr>
+          <w:p>
+            <w:r/>
+            <w:r>
+              <w:rPr>
+                <w:rFonts w:ascii="Times New Roman" w:hAnsi="Times New Roman" w:eastAsia="宋体"/>
+                <w:b w:val="0"/>
+                <w:sz w:val="21"/>
+              </w:rPr>
+              <w:t>澄清不卡死、可逃生、可收尾</w:t>
+            </w:r>
+          </w:p>
+        </w:tc>
+      </w:tr>
+      <w:tr>
+        <w:tc>
+          <w:tcPr>
+            <w:tcW w:type="dxa" w:w="3060"/>
+          </w:tcPr>
+          <w:p>
+            <w:r/>
+            <w:r>
+              <w:rPr>
+                <w:rFonts w:ascii="Times New Roman" w:hAnsi="Times New Roman" w:eastAsia="宋体"/>
+                <w:b w:val="0"/>
+                <w:sz w:val="21"/>
+              </w:rPr>
+              <w:t>反 AI 审计</w:t>
+            </w:r>
+          </w:p>
+        </w:tc>
+        <w:tc>
+          <w:tcPr>
+            <w:tcW w:type="dxa" w:w="3060"/>
+          </w:tcPr>
+          <w:p>
+            <w:r/>
+            <w:r>
+              <w:rPr>
+                <w:rFonts w:ascii="Times New Roman" w:hAnsi="Times New Roman" w:eastAsia="宋体"/>
+                <w:b w:val="0"/>
+                <w:sz w:val="21"/>
+              </w:rPr>
+              <w:t>真实任务</w:t>
+            </w:r>
+          </w:p>
+        </w:tc>
+        <w:tc>
+          <w:tcPr>
+            <w:tcW w:type="dxa" w:w="3060"/>
+          </w:tcPr>
+          <w:p>
+            <w:r/>
+            <w:r>
+              <w:rPr>
+                <w:rFonts w:ascii="Times New Roman" w:hAnsi="Times New Roman" w:eastAsia="宋体"/>
+                <w:b w:val="0"/>
+                <w:sz w:val="21"/>
+              </w:rPr>
+              <w:t>跨节重复比喻自动修复；终审黑名单 0、硬失败 0</w:t>
+            </w:r>
+          </w:p>
+        </w:tc>
+      </w:tr>
+      <w:tr>
+        <w:tc>
+          <w:tcPr>
+            <w:tcW w:type="dxa" w:w="3060"/>
+          </w:tcPr>
+          <w:p>
+            <w:r/>
+            <w:r>
+              <w:rPr>
+                <w:rFonts w:ascii="Times New Roman" w:hAnsi="Times New Roman" w:eastAsia="宋体"/>
+                <w:b w:val="0"/>
+                <w:sz w:val="21"/>
+              </w:rPr>
+              <w:t>人类化指标</w:t>
+            </w:r>
+          </w:p>
+        </w:tc>
+        <w:tc>
+          <w:tcPr>
+            <w:tcW w:type="dxa" w:w="3060"/>
+          </w:tcPr>
+          <w:p>
+            <w:r/>
+            <w:r>
+              <w:rPr>
+                <w:rFonts w:ascii="Times New Roman" w:hAnsi="Times New Roman" w:eastAsia="宋体"/>
+                <w:b w:val="0"/>
+                <w:sz w:val="21"/>
+              </w:rPr>
+              <w:t>真实成稿</w:t>
+            </w:r>
+          </w:p>
+        </w:tc>
+        <w:tc>
+          <w:tcPr>
+            <w:tcW w:type="dxa" w:w="3060"/>
+          </w:tcPr>
+          <w:p>
+            <w:r/>
+            <w:r>
+              <w:rPr>
+                <w:rFonts w:ascii="Times New Roman" w:hAnsi="Times New Roman" w:eastAsia="宋体"/>
+                <w:b w:val="0"/>
+                <w:sz w:val="21"/>
+              </w:rPr>
+              <w:t>句长σ 14.4、段落变异 0.45、句首去重 81%、TTR 0.78</w:t>
+            </w:r>
+          </w:p>
+        </w:tc>
+      </w:tr>
+      <w:tr>
+        <w:tc>
+          <w:tcPr>
+            <w:tcW w:type="dxa" w:w="3060"/>
+          </w:tcPr>
+          <w:p>
+            <w:r/>
+            <w:r>
+              <w:rPr>
+                <w:rFonts w:ascii="Times New Roman" w:hAnsi="Times New Roman" w:eastAsia="宋体"/>
+                <w:b w:val="0"/>
+                <w:sz w:val="21"/>
+              </w:rPr>
+              <w:t>同题三风格对照</w:t>
+            </w:r>
+          </w:p>
+        </w:tc>
+        <w:tc>
+          <w:tcPr>
+            <w:tcW w:type="dxa" w:w="3060"/>
+          </w:tcPr>
+          <w:p>
+            <w:r/>
+            <w:r>
+              <w:rPr>
+                <w:rFonts w:ascii="Times New Roman" w:hAnsi="Times New Roman" w:eastAsia="宋体"/>
+                <w:b w:val="0"/>
+                <w:sz w:val="21"/>
+              </w:rPr>
+              <w:t>仅切换风格方向</w:t>
+            </w:r>
+          </w:p>
+        </w:tc>
+        <w:tc>
+          <w:tcPr>
+            <w:tcW w:type="dxa" w:w="3060"/>
+          </w:tcPr>
+          <w:p>
+            <w:r/>
+            <w:r>
+              <w:rPr>
+                <w:rFonts w:ascii="Times New Roman" w:hAnsi="Times New Roman" w:eastAsia="宋体"/>
+                <w:b w:val="0"/>
+                <w:sz w:val="21"/>
+              </w:rPr>
+              <w:t>σ 3.7/8.3/5.0；字数 742/874/984；TTR 0.44/0.53/0.52</w:t>
+            </w:r>
+          </w:p>
+        </w:tc>
+      </w:tr>
+      <w:tr>
+        <w:tc>
+          <w:tcPr>
+            <w:tcW w:type="dxa" w:w="3060"/>
+          </w:tcPr>
+          <w:p>
+            <w:r/>
+            <w:r>
+              <w:rPr>
+                <w:rFonts w:ascii="Times New Roman" w:hAnsi="Times New Roman" w:eastAsia="宋体"/>
+                <w:b w:val="0"/>
+                <w:sz w:val="21"/>
+              </w:rPr>
+              <w:t>风格建模空间</w:t>
+            </w:r>
+          </w:p>
+        </w:tc>
+        <w:tc>
+          <w:tcPr>
+            <w:tcW w:type="dxa" w:w="3060"/>
+          </w:tcPr>
+          <w:p>
+            <w:r/>
+            <w:r>
+              <w:rPr>
+                <w:rFonts w:ascii="Times New Roman" w:hAnsi="Times New Roman" w:eastAsia="宋体"/>
+                <w:b w:val="0"/>
+                <w:sz w:val="21"/>
+              </w:rPr>
+              <w:t>6 类文本 MDS</w:t>
+            </w:r>
+          </w:p>
+        </w:tc>
+        <w:tc>
+          <w:tcPr>
+            <w:tcW w:type="dxa" w:w="3060"/>
+          </w:tcPr>
+          <w:p>
+            <w:r/>
+            <w:r>
+              <w:rPr>
+                <w:rFonts w:ascii="Times New Roman" w:hAnsi="Times New Roman" w:eastAsia="宋体"/>
+                <w:b w:val="0"/>
+                <w:sz w:val="21"/>
+              </w:rPr>
+              <w:t>SCULPTOR↔史铁生 1.11、↔ChatGPT 1.46；通用模型彼此 0.65</w:t>
+            </w:r>
+          </w:p>
+        </w:tc>
+      </w:tr>
+      <w:tr>
+        <w:tc>
+          <w:tcPr>
+            <w:tcW w:type="dxa" w:w="3060"/>
+          </w:tcPr>
+          <w:p>
+            <w:r/>
+            <w:r>
+              <w:rPr>
+                <w:rFonts w:ascii="Times New Roman" w:hAnsi="Times New Roman" w:eastAsia="宋体"/>
+                <w:b w:val="0"/>
+                <w:sz w:val="21"/>
+              </w:rPr>
+              <w:t>前端接线</w:t>
+            </w:r>
+          </w:p>
+        </w:tc>
+        <w:tc>
+          <w:tcPr>
+            <w:tcW w:type="dxa" w:w="3060"/>
+          </w:tcPr>
+          <w:p>
+            <w:r/>
+            <w:r>
+              <w:rPr>
+                <w:rFonts w:ascii="Times New Roman" w:hAnsi="Times New Roman" w:eastAsia="宋体"/>
+                <w:b w:val="0"/>
+                <w:sz w:val="21"/>
+              </w:rPr>
+              <w:t>30 个调用点</w:t>
+            </w:r>
+          </w:p>
+        </w:tc>
+        <w:tc>
+          <w:tcPr>
+            <w:tcW w:type="dxa" w:w="3060"/>
+          </w:tcPr>
+          <w:p>
+            <w:r/>
+            <w:r>
+              <w:rPr>
+                <w:rFonts w:ascii="Times New Roman" w:hAnsi="Times New Roman" w:eastAsia="宋体"/>
+                <w:b w:val="0"/>
+                <w:sz w:val="21"/>
+              </w:rPr>
+              <w:t>零断链、29 个调用点 HTTP 方法全一致</w:t>
+            </w:r>
+          </w:p>
+        </w:tc>
+      </w:tr>
+      <w:tr>
+        <w:tc>
+          <w:tcPr>
+            <w:tcW w:type="dxa" w:w="3060"/>
+          </w:tcPr>
+          <w:p>
+            <w:r/>
+            <w:r>
+              <w:rPr>
+                <w:rFonts w:ascii="Times New Roman" w:hAnsi="Times New Roman" w:eastAsia="宋体"/>
+                <w:b w:val="0"/>
+                <w:sz w:val="21"/>
+              </w:rPr>
+              <w:t>假思考回归</w:t>
+            </w:r>
+          </w:p>
+        </w:tc>
+        <w:tc>
+          <w:tcPr>
+            <w:tcW w:type="dxa" w:w="3060"/>
+          </w:tcPr>
+          <w:p>
+            <w:r/>
+            <w:r>
+              <w:rPr>
+                <w:rFonts w:ascii="Times New Roman" w:hAnsi="Times New Roman" w:eastAsia="宋体"/>
+                <w:b w:val="0"/>
+                <w:sz w:val="21"/>
+              </w:rPr>
+              <w:t>《语言匮乏》《差生》</w:t>
+            </w:r>
+          </w:p>
+        </w:tc>
+        <w:tc>
+          <w:tcPr>
+            <w:tcW w:type="dxa" w:w="3060"/>
+          </w:tcPr>
+          <w:p>
+            <w:r/>
+            <w:r>
+              <w:rPr>
+                <w:rFonts w:ascii="Times New Roman" w:hAnsi="Times New Roman" w:eastAsia="宋体"/>
+                <w:b w:val="0"/>
+                <w:sz w:val="21"/>
+              </w:rPr>
+              <w:t>金句式结尾/声音分裂命中；克制式结尾不误伤</w:t>
+            </w:r>
+          </w:p>
+        </w:tc>
+      </w:tr>
+    </w:tbl>
+    <w:p/>
+    <w:p>
+      <w:pPr>
+        <w:spacing w:line="360" w:lineRule="auto" w:after="80"/>
+        <w:ind w:firstLine="480"/>
+      </w:pPr>
+      <w:r>
+        <w:rPr>
+          <w:rFonts w:ascii="Times New Roman" w:hAnsi="Times New Roman" w:eastAsia="宋体"/>
+          <w:b w:val="0"/>
+          <w:sz w:val="24"/>
+        </w:rPr>
+        <w:t>配套实验工具全部开源可复现：`sculptor experiment metrics/collect/run/ablation/survey/blind/summarize` 支持语料采集、baseline vs 风格注入对照、消融、盲评问卷生成与二项检验汇总；`scripts/style-vectors.py` 一键重生成风格三图与数学推导。</w:t>
       </w:r>
     </w:p>
     <w:p>
@@ -4863,6 +6453,178 @@
         <m:sSub>
           <m:e>
             <m:r>
+              <m:t xml:space="preserve">D</m:t>
+            </m:r>
+          </m:e>
+          <m:sub>
+            <m:r>
+              <m:t xml:space="preserve">KL</m:t>
+            </m:r>
+          </m:sub>
+        </m:sSub>
+        <m:d>
+          <m:dPr>
+            <m:begChr m:val="("/>
+            <m:endChr m:val=")"/>
+          </m:dPr>
+          <m:e>
+            <m:sSub>
+              <m:e>
+                <m:r>
+                  <m:t xml:space="preserve">P</m:t>
+                </m:r>
+              </m:e>
+              <m:sub>
+                <m:r>
+                  <m:t xml:space="preserve">H</m:t>
+                </m:r>
+              </m:sub>
+            </m:sSub>
+            <m:r>
+              <m:t xml:space="preserve"> ‖ </m:t>
+            </m:r>
+            <m:sSub>
+              <m:e>
+                <m:r>
+                  <m:t xml:space="preserve">P</m:t>
+                </m:r>
+              </m:e>
+              <m:sub>
+                <m:r>
+                  <m:t xml:space="preserve">M</m:t>
+                </m:r>
+              </m:sub>
+            </m:sSub>
+          </m:e>
+        </m:d>
+        <m:r>
+          <m:t xml:space="preserve"> = </m:t>
+        </m:r>
+        <m:sSub>
+          <m:e>
+            <m:r>
+              <m:t xml:space="preserve">∑</m:t>
+            </m:r>
+          </m:e>
+          <m:sub>
+            <m:r>
+              <m:t xml:space="preserve">g</m:t>
+            </m:r>
+          </m:sub>
+        </m:sSub>
+        <m:r>
+          <m:t xml:space="preserve"> </m:t>
+        </m:r>
+        <m:sSub>
+          <m:e>
+            <m:r>
+              <m:t xml:space="preserve">P</m:t>
+            </m:r>
+          </m:e>
+          <m:sub>
+            <m:r>
+              <m:t xml:space="preserve">H</m:t>
+            </m:r>
+          </m:sub>
+        </m:sSub>
+        <m:d>
+          <m:dPr>
+            <m:begChr m:val="("/>
+            <m:endChr m:val=")"/>
+          </m:dPr>
+          <m:e>
+            <m:r>
+              <m:t xml:space="preserve">g</m:t>
+            </m:r>
+          </m:e>
+        </m:d>
+        <m:r>
+          <m:t xml:space="preserve"> </m:t>
+        </m:r>
+        <m:r>
+          <m:t xml:space="preserve">log</m:t>
+        </m:r>
+        <m:f>
+          <m:num>
+            <m:d>
+              <m:dPr>
+                <m:begChr m:val="("/>
+                <m:endChr m:val=")"/>
+              </m:dPr>
+              <m:e>
+                <m:sSub>
+                  <m:e>
+                    <m:r>
+                      <m:t xml:space="preserve">P</m:t>
+                    </m:r>
+                  </m:e>
+                  <m:sub>
+                    <m:r>
+                      <m:t xml:space="preserve">H</m:t>
+                    </m:r>
+                  </m:sub>
+                </m:sSub>
+                <m:d>
+                  <m:dPr>
+                    <m:begChr m:val="("/>
+                    <m:endChr m:val=")"/>
+                  </m:dPr>
+                  <m:e>
+                    <m:r>
+                      <m:t xml:space="preserve">g</m:t>
+                    </m:r>
+                  </m:e>
+                </m:d>
+              </m:e>
+            </m:d>
+          </m:num>
+          <m:den>
+            <m:d>
+              <m:dPr>
+                <m:begChr m:val="("/>
+                <m:endChr m:val=")"/>
+              </m:dPr>
+              <m:e>
+                <m:sSub>
+                  <m:e>
+                    <m:r>
+                      <m:t xml:space="preserve">P</m:t>
+                    </m:r>
+                  </m:e>
+                  <m:sub>
+                    <m:r>
+                      <m:t xml:space="preserve">M</m:t>
+                    </m:r>
+                  </m:sub>
+                </m:sSub>
+                <m:d>
+                  <m:dPr>
+                    <m:begChr m:val="("/>
+                    <m:endChr m:val=")"/>
+                  </m:dPr>
+                  <m:e>
+                    <m:r>
+                      <m:t xml:space="preserve">g</m:t>
+                    </m:r>
+                  </m:e>
+                </m:d>
+              </m:e>
+            </m:d>
+          </m:den>
+        </m:f>
+        <m:r>
+          <m:t xml:space="preserve">　(6)</m:t>
+        </m:r>
+      </m:oMath>
+    </m:oMathPara>
+    <m:oMathPara>
+      <m:oMathParaPr>
+        <m:jc m:val="center"/>
+      </m:oMathParaPr>
+      <m:oMath>
+        <m:sSub>
+          <m:e>
+            <m:r>
               <m:t xml:space="preserve">v</m:t>
             </m:r>
           </m:e>
@@ -4934,7 +6696,7 @@
           </m:e>
         </m:d>
         <m:r>
-          <m:t xml:space="preserve">　(6)</m:t>
+          <m:t xml:space="preserve">　(7)</m:t>
         </m:r>
       </m:oMath>
     </m:oMathPara>
@@ -5032,10 +6794,698 @@
           </m:den>
         </m:f>
         <m:r>
-          <m:t xml:space="preserve">　(7)</m:t>
+          <m:t xml:space="preserve">　(8)</m:t>
         </m:r>
       </m:oMath>
     </m:oMathPara>
+    <w:p>
+      <w:pPr>
+        <w:shd w:val="clear" w:color="auto" w:fill="F4F4F4"/>
+        <w:spacing w:line="260" w:lineRule="auto" w:after="0" w:before="40"/>
+        <w:ind w:left="240"/>
+      </w:pPr>
+      <w:r>
+        <w:rPr>
+          <w:rFonts w:ascii="Consolas" w:hAnsi="Consolas" w:eastAsia="宋体"/>
+          <w:sz w:val="20"/>
+          <w:szCs w:val="20"/>
+        </w:rPr>
+        <w:t xml:space="preserve">算法 1　风格提取：四层增量学习</w:t>
+      </w:r>
+    </w:p>
+    <w:p>
+      <w:pPr>
+        <w:shd w:val="clear" w:color="auto" w:fill="F4F4F4"/>
+        <w:spacing w:line="260" w:lineRule="auto" w:after="0" w:before="40"/>
+        <w:ind w:left="240"/>
+      </w:pPr>
+      <w:r>
+        <w:rPr>
+          <w:rFonts w:ascii="Consolas" w:hAnsi="Consolas" w:eastAsia="宋体"/>
+          <w:sz w:val="20"/>
+          <w:szCs w:val="20"/>
+        </w:rPr>
+        <w:t xml:space="preserve">输入：作者文本序列 x1…xT；可选基线语料 B；遗忘系数 α=0.75</w:t>
+      </w:r>
+    </w:p>
+    <w:p>
+      <w:pPr>
+        <w:shd w:val="clear" w:color="auto" w:fill="F4F4F4"/>
+        <w:spacing w:line="260" w:lineRule="auto" w:after="0" w:before="40"/>
+        <w:ind w:left="240"/>
+      </w:pPr>
+      <w:r>
+        <w:rPr>
+          <w:rFonts w:ascii="Consolas" w:hAnsi="Consolas" w:eastAsia="宋体"/>
+          <w:sz w:val="20"/>
+          <w:szCs w:val="20"/>
+        </w:rPr>
+        <w:t xml:space="preserve">输出：风格向量档案 v（style-vector.json）</w:t>
+      </w:r>
+    </w:p>
+    <w:p>
+      <w:pPr>
+        <w:shd w:val="clear" w:color="auto" w:fill="F4F4F4"/>
+        <w:spacing w:line="260" w:lineRule="auto" w:after="0" w:before="40"/>
+        <w:ind w:left="240"/>
+      </w:pPr>
+      <w:r>
+        <w:rPr>
+          <w:rFonts w:ascii="Consolas" w:hAnsi="Consolas" w:eastAsia="宋体"/>
+          <w:sz w:val="20"/>
+          <w:szCs w:val="20"/>
+        </w:rPr>
+        <w:t xml:space="preserve">for t = 1..T:</w:t>
+      </w:r>
+    </w:p>
+    <w:p>
+      <w:pPr>
+        <w:shd w:val="clear" w:color="auto" w:fill="F4F4F4"/>
+        <w:spacing w:line="260" w:lineRule="auto" w:after="0" w:before="40"/>
+        <w:ind w:left="240"/>
+      </w:pPr>
+      <w:r>
+        <w:rPr>
+          <w:rFonts w:ascii="Consolas" w:hAnsi="Consolas" w:eastAsia="宋体"/>
+          <w:sz w:val="20"/>
+          <w:szCs w:val="20"/>
+        </w:rPr>
+        <w:t xml:space="preserve">  φ ← tokenize(x_t)                       // 字符二元组稀疏向量（可升级稠密 embedding）</w:t>
+      </w:r>
+    </w:p>
+    <w:p>
+      <w:pPr>
+        <w:shd w:val="clear" w:color="auto" w:fill="F4F4F4"/>
+        <w:spacing w:line="260" w:lineRule="auto" w:after="0" w:before="40"/>
+        <w:ind w:left="240"/>
+      </w:pPr>
+      <w:r>
+        <w:rPr>
+          <w:rFonts w:ascii="Consolas" w:hAnsi="Consolas" w:eastAsia="宋体"/>
+          <w:sz w:val="20"/>
+          <w:szCs w:val="20"/>
+        </w:rPr>
+        <w:t xml:space="preserve">  v_t ← α·v_{t−1} + (1−α)·φ                // EMA 增量更新（式 7）</w:t>
+      </w:r>
+    </w:p>
+    <w:p>
+      <w:pPr>
+        <w:shd w:val="clear" w:color="auto" w:fill="F4F4F4"/>
+        <w:spacing w:line="260" w:lineRule="auto" w:after="0" w:before="40"/>
+        <w:ind w:left="240"/>
+      </w:pPr>
+      <w:r>
+        <w:rPr>
+          <w:rFonts w:ascii="Consolas" w:hAnsi="Consolas" w:eastAsia="宋体"/>
+          <w:sz w:val="20"/>
+          <w:szCs w:val="20"/>
+        </w:rPr>
+        <w:t xml:space="preserve">  动态维度 ← 意图轴/意象轴/偏好轴/素材轴     // 权重 × 新鲜度衰减（半衰期 120 天）</w:t>
+      </w:r>
+    </w:p>
+    <w:p>
+      <w:pPr>
+        <w:shd w:val="clear" w:color="auto" w:fill="F4F4F4"/>
+        <w:spacing w:line="260" w:lineRule="auto" w:after="0" w:before="40"/>
+        <w:ind w:left="240"/>
+      </w:pPr>
+      <w:r>
+        <w:rPr>
+          <w:rFonts w:ascii="Consolas" w:hAnsi="Consolas" w:eastAsia="宋体"/>
+          <w:sz w:val="20"/>
+          <w:szCs w:val="20"/>
+        </w:rPr>
+        <w:t xml:space="preserve">  困惑度签名 ← S(x_t)、PP(x_t)              // 式 4–5，累计 min/mean/max</w:t>
+      </w:r>
+    </w:p>
+    <w:p>
+      <w:pPr>
+        <w:shd w:val="clear" w:color="auto" w:fill="F4F4F4"/>
+        <w:spacing w:line="260" w:lineRule="auto" w:after="0" w:before="40"/>
+        <w:ind w:left="240"/>
+      </w:pPr>
+      <w:r>
+        <w:rPr>
+          <w:rFonts w:ascii="Consolas" w:hAnsi="Consolas" w:eastAsia="宋体"/>
+          <w:sz w:val="20"/>
+          <w:szCs w:val="20"/>
+        </w:rPr>
+        <w:t xml:space="preserve">  if 存在手工修改 e=(原文, 改后, 意图):</w:t>
+      </w:r>
+    </w:p>
+    <w:p>
+      <w:pPr>
+        <w:shd w:val="clear" w:color="auto" w:fill="F4F4F4"/>
+        <w:spacing w:line="260" w:lineRule="auto" w:after="0" w:before="40"/>
+        <w:ind w:left="240"/>
+      </w:pPr>
+      <w:r>
+        <w:rPr>
+          <w:rFonts w:ascii="Consolas" w:hAnsi="Consolas" w:eastAsia="宋体"/>
+          <w:sz w:val="20"/>
+          <w:szCs w:val="20"/>
+        </w:rPr>
+        <w:t xml:space="preserve">    偏好对入档 vault/edits.jsonl            // L4 最高权重证据，回写向量与偏好轴</w:t>
+      </w:r>
+    </w:p>
+    <w:p>
+      <w:pPr>
+        <w:shd w:val="clear" w:color="auto" w:fill="F4F4F4"/>
+        <w:spacing w:line="260" w:lineRule="auto" w:after="0" w:before="40"/>
+        <w:ind w:left="240"/>
+      </w:pPr>
+      <w:r>
+        <w:rPr>
+          <w:rFonts w:ascii="Consolas" w:hAnsi="Consolas" w:eastAsia="宋体"/>
+          <w:sz w:val="20"/>
+          <w:szCs w:val="20"/>
+        </w:rPr>
+        <w:t xml:space="preserve">  截断至 300 维并写盘</w:t>
+      </w:r>
+    </w:p>
+    <w:p>
+      <w:pPr>
+        <w:shd w:val="clear" w:color="auto" w:fill="F4F4F4"/>
+        <w:spacing w:line="260" w:lineRule="auto" w:after="0" w:before="40"/>
+        <w:ind w:left="240"/>
+      </w:pPr>
+      <w:r>
+        <w:rPr>
+          <w:rFonts w:ascii="Consolas" w:hAnsi="Consolas" w:eastAsia="宋体"/>
+          <w:sz w:val="20"/>
+          <w:szCs w:val="20"/>
+        </w:rPr>
+        <w:t xml:space="preserve">return v</w:t>
+      </w:r>
+    </w:p>
+    <w:p>
+      <w:pPr>
+        <w:shd w:val="clear" w:color="auto" w:fill="F4F4F4"/>
+        <w:spacing w:line="260" w:lineRule="auto" w:after="0" w:before="40"/>
+        <w:ind w:left="240"/>
+      </w:pPr>
+      <w:r>
+        <w:rPr>
+          <w:rFonts w:ascii="Consolas" w:hAnsi="Consolas" w:eastAsia="宋体"/>
+          <w:sz w:val="20"/>
+          <w:szCs w:val="20"/>
+        </w:rPr>
+        <w:t xml:space="preserve">算法 2　RAG 供给闭环</w:t>
+      </w:r>
+    </w:p>
+    <w:p>
+      <w:pPr>
+        <w:shd w:val="clear" w:color="auto" w:fill="F4F4F4"/>
+        <w:spacing w:line="260" w:lineRule="auto" w:after="0" w:before="40"/>
+        <w:ind w:left="240"/>
+      </w:pPr>
+      <w:r>
+        <w:rPr>
+          <w:rFonts w:ascii="Consolas" w:hAnsi="Consolas" w:eastAsia="宋体"/>
+          <w:sz w:val="20"/>
+          <w:szCs w:val="20"/>
+        </w:rPr>
+        <w:t xml:space="preserve">输入：state（文体/素材/缺口）、用户发言 u</w:t>
+      </w:r>
+    </w:p>
+    <w:p>
+      <w:pPr>
+        <w:shd w:val="clear" w:color="auto" w:fill="F4F4F4"/>
+        <w:spacing w:line="260" w:lineRule="auto" w:after="0" w:before="40"/>
+        <w:ind w:left="240"/>
+      </w:pPr>
+      <w:r>
+        <w:rPr>
+          <w:rFonts w:ascii="Consolas" w:hAnsi="Consolas" w:eastAsia="宋体"/>
+          <w:sz w:val="20"/>
+          <w:szCs w:val="20"/>
+        </w:rPr>
+        <w:t xml:space="preserve">输出：补给后的素材与重写节</w:t>
+      </w:r>
+    </w:p>
+    <w:p>
+      <w:pPr>
+        <w:shd w:val="clear" w:color="auto" w:fill="F4F4F4"/>
+        <w:spacing w:line="260" w:lineRule="auto" w:after="0" w:before="40"/>
+        <w:ind w:left="240"/>
+      </w:pPr>
+      <w:r>
+        <w:rPr>
+          <w:rFonts w:ascii="Consolas" w:hAnsi="Consolas" w:eastAsia="宋体"/>
+          <w:sz w:val="20"/>
+          <w:szCs w:val="20"/>
+        </w:rPr>
+        <w:t xml:space="preserve">1. if 文体 ∈ {学术论文, 报告, 新闻稿} 且素材缺可查证来源 → 排队检索（dataGap）</w:t>
+      </w:r>
+    </w:p>
+    <w:p>
+      <w:pPr>
+        <w:shd w:val="clear" w:color="auto" w:fill="F4F4F4"/>
+        <w:spacing w:line="260" w:lineRule="auto" w:after="0" w:before="40"/>
+        <w:ind w:left="240"/>
+      </w:pPr>
+      <w:r>
+        <w:rPr>
+          <w:rFonts w:ascii="Consolas" w:hAnsi="Consolas" w:eastAsia="宋体"/>
+          <w:sz w:val="20"/>
+          <w:szCs w:val="20"/>
+        </w:rPr>
+        <w:t xml:space="preserve">2. if u 含"帮我查/搜/检索/查证" → 排队检索（explicitSearch）</w:t>
+      </w:r>
+    </w:p>
+    <w:p>
+      <w:pPr>
+        <w:shd w:val="clear" w:color="auto" w:fill="F4F4F4"/>
+        <w:spacing w:line="260" w:lineRule="auto" w:after="0" w:before="40"/>
+        <w:ind w:left="240"/>
+      </w:pPr>
+      <w:r>
+        <w:rPr>
+          <w:rFonts w:ascii="Consolas" w:hAnsi="Consolas" w:eastAsia="宋体"/>
+          <w:sz w:val="20"/>
+          <w:szCs w:val="20"/>
+        </w:rPr>
+        <w:t xml:space="preserve">3. 队列去重（同款 pending 不重复）→ 写入 requests.jsonl</w:t>
+      </w:r>
+    </w:p>
+    <w:p>
+      <w:pPr>
+        <w:shd w:val="clear" w:color="auto" w:fill="F4F4F4"/>
+        <w:spacing w:line="260" w:lineRule="auto" w:after="0" w:before="40"/>
+        <w:ind w:left="240"/>
+      </w:pPr>
+      <w:r>
+        <w:rPr>
+          <w:rFonts w:ascii="Consolas" w:hAnsi="Consolas" w:eastAsia="宋体"/>
+          <w:sz w:val="20"/>
+          <w:szCs w:val="20"/>
+        </w:rPr>
+        <w:t xml:space="preserve">4. 宿主代检（零网络）或直连端点检索 → 回灌：</w:t>
+      </w:r>
+    </w:p>
+    <w:p>
+      <w:pPr>
+        <w:shd w:val="clear" w:color="auto" w:fill="F4F4F4"/>
+        <w:spacing w:line="260" w:lineRule="auto" w:after="0" w:before="40"/>
+        <w:ind w:left="240"/>
+      </w:pPr>
+      <w:r>
+        <w:rPr>
+          <w:rFonts w:ascii="Consolas" w:hAnsi="Consolas" w:eastAsia="宋体"/>
+          <w:sz w:val="20"/>
+          <w:szCs w:val="20"/>
+        </w:rPr>
+        <w:t xml:space="preserve">   结果 → rag-cache.json + 素材；请求置 done</w:t>
+      </w:r>
+    </w:p>
+    <w:p>
+      <w:pPr>
+        <w:shd w:val="clear" w:color="auto" w:fill="F4F4F4"/>
+        <w:spacing w:line="260" w:lineRule="auto" w:after="0" w:before="40"/>
+        <w:ind w:left="240"/>
+      </w:pPr>
+      <w:r>
+        <w:rPr>
+          <w:rFonts w:ascii="Consolas" w:hAnsi="Consolas" w:eastAsia="宋体"/>
+          <w:sz w:val="20"/>
+          <w:szCs w:val="20"/>
+        </w:rPr>
+        <w:t xml:space="preserve">5. if 正文节含【素材不足】→ rewrite_gaps 重写缺口节（≤2 轮）</w:t>
+      </w:r>
+    </w:p>
+    <w:p>
+      <w:pPr>
+        <w:shd w:val="clear" w:color="auto" w:fill="F4F4F4"/>
+        <w:spacing w:line="260" w:lineRule="auto" w:after="0" w:before="40"/>
+        <w:ind w:left="240"/>
+      </w:pPr>
+      <w:r>
+        <w:rPr>
+          <w:rFonts w:ascii="Consolas" w:hAnsi="Consolas" w:eastAsia="宋体"/>
+          <w:sz w:val="20"/>
+          <w:szCs w:val="20"/>
+        </w:rPr>
+        <w:t xml:space="preserve">6. 重写完成后重新执行反 AI 审计（统计层 + 姿态层）</w:t>
+      </w:r>
+    </w:p>
+    <w:p>
+      <w:pPr>
+        <w:shd w:val="clear" w:color="auto" w:fill="F4F4F4"/>
+        <w:spacing w:line="260" w:lineRule="auto" w:after="0" w:before="40"/>
+        <w:ind w:left="240"/>
+      </w:pPr>
+      <w:r>
+        <w:rPr>
+          <w:rFonts w:ascii="Consolas" w:hAnsi="Consolas" w:eastAsia="宋体"/>
+          <w:sz w:val="20"/>
+          <w:szCs w:val="20"/>
+        </w:rPr>
+        <w:t xml:space="preserve">7. 写作时 unifiedBrief 三源合一、轮换注入</w:t>
+      </w:r>
+    </w:p>
+    <w:p>
+      <w:pPr>
+        <w:shd w:val="clear" w:color="auto" w:fill="F4F4F4"/>
+        <w:spacing w:line="260" w:lineRule="auto" w:after="0" w:before="40"/>
+        <w:ind w:left="240"/>
+      </w:pPr>
+      <w:r>
+        <w:rPr>
+          <w:rFonts w:ascii="Consolas" w:hAnsi="Consolas" w:eastAsia="宋体"/>
+          <w:sz w:val="20"/>
+          <w:szCs w:val="20"/>
+        </w:rPr>
+        <w:t xml:space="preserve">算法 3　思想优先澄清（一次一问）</w:t>
+      </w:r>
+    </w:p>
+    <w:p>
+      <w:pPr>
+        <w:shd w:val="clear" w:color="auto" w:fill="F4F4F4"/>
+        <w:spacing w:line="260" w:lineRule="auto" w:after="0" w:before="40"/>
+        <w:ind w:left="240"/>
+      </w:pPr>
+      <w:r>
+        <w:rPr>
+          <w:rFonts w:ascii="Consolas" w:hAnsi="Consolas" w:eastAsia="宋体"/>
+          <w:sz w:val="20"/>
+          <w:szCs w:val="20"/>
+        </w:rPr>
+        <w:t xml:space="preserve">输入：用户发言 u、蓝图 state、个人知识库 KB</w:t>
+      </w:r>
+    </w:p>
+    <w:p>
+      <w:pPr>
+        <w:shd w:val="clear" w:color="auto" w:fill="F4F4F4"/>
+        <w:spacing w:line="260" w:lineRule="auto" w:after="0" w:before="40"/>
+        <w:ind w:left="240"/>
+      </w:pPr>
+      <w:r>
+        <w:rPr>
+          <w:rFonts w:ascii="Consolas" w:hAnsi="Consolas" w:eastAsia="宋体"/>
+          <w:sz w:val="20"/>
+          <w:szCs w:val="20"/>
+        </w:rPr>
+        <w:t xml:space="preserve">输出：确认后的素材/立意/风格信号</w:t>
+      </w:r>
+    </w:p>
+    <w:p>
+      <w:pPr>
+        <w:shd w:val="clear" w:color="auto" w:fill="F4F4F4"/>
+        <w:spacing w:line="260" w:lineRule="auto" w:after="0" w:before="40"/>
+        <w:ind w:left="240"/>
+      </w:pPr>
+      <w:r>
+        <w:rPr>
+          <w:rFonts w:ascii="Consolas" w:hAnsi="Consolas" w:eastAsia="宋体"/>
+          <w:sz w:val="20"/>
+          <w:szCs w:val="20"/>
+        </w:rPr>
+        <w:t xml:space="preserve">1. 提取 主张—前提—推理—理论来源（思想脉络）</w:t>
+      </w:r>
+    </w:p>
+    <w:p>
+      <w:pPr>
+        <w:shd w:val="clear" w:color="auto" w:fill="F4F4F4"/>
+        <w:spacing w:line="260" w:lineRule="auto" w:after="0" w:before="40"/>
+        <w:ind w:left="240"/>
+      </w:pPr>
+      <w:r>
+        <w:rPr>
+          <w:rFonts w:ascii="Consolas" w:hAnsi="Consolas" w:eastAsia="宋体"/>
+          <w:sz w:val="20"/>
+          <w:szCs w:val="20"/>
+        </w:rPr>
+        <w:t xml:space="preserve">2. LLM 做一步概括，请用户确认（"你的意思是……对吗？"）</w:t>
+      </w:r>
+    </w:p>
+    <w:p>
+      <w:pPr>
+        <w:shd w:val="clear" w:color="auto" w:fill="F4F4F4"/>
+        <w:spacing w:line="260" w:lineRule="auto" w:after="0" w:before="40"/>
+        <w:ind w:left="240"/>
+      </w:pPr>
+      <w:r>
+        <w:rPr>
+          <w:rFonts w:ascii="Consolas" w:hAnsi="Consolas" w:eastAsia="宋体"/>
+          <w:sz w:val="20"/>
+          <w:szCs w:val="20"/>
+        </w:rPr>
+        <w:t xml:space="preserve">3. 提问顺序由 LLM 自主：先思想 → 后信息 → 最后规划</w:t>
+      </w:r>
+    </w:p>
+    <w:p>
+      <w:pPr>
+        <w:shd w:val="clear" w:color="auto" w:fill="F4F4F4"/>
+        <w:spacing w:line="260" w:lineRule="auto" w:after="0" w:before="40"/>
+        <w:ind w:left="240"/>
+      </w:pPr>
+      <w:r>
+        <w:rPr>
+          <w:rFonts w:ascii="Consolas" w:hAnsi="Consolas" w:eastAsia="宋体"/>
+          <w:sz w:val="20"/>
+          <w:szCs w:val="20"/>
+        </w:rPr>
+        <w:t xml:space="preserve">4. 每轮被动采集风格信号；修改即风格教学</w:t>
+      </w:r>
+    </w:p>
+    <w:p>
+      <w:pPr>
+        <w:shd w:val="clear" w:color="auto" w:fill="F4F4F4"/>
+        <w:spacing w:line="260" w:lineRule="auto" w:after="0" w:before="40"/>
+        <w:ind w:left="240"/>
+      </w:pPr>
+      <w:r>
+        <w:rPr>
+          <w:rFonts w:ascii="Consolas" w:hAnsi="Consolas" w:eastAsia="宋体"/>
+          <w:sz w:val="20"/>
+          <w:szCs w:val="20"/>
+        </w:rPr>
+        <w:t xml:space="preserve">5. 每问必带"我的建议 + A/B/C"，答错即可纠正</w:t>
+      </w:r>
+    </w:p>
+    <w:p>
+      <w:pPr>
+        <w:shd w:val="clear" w:color="auto" w:fill="F4F4F4"/>
+        <w:spacing w:line="260" w:lineRule="auto" w:after="0" w:before="40"/>
+        <w:ind w:left="240"/>
+      </w:pPr>
+      <w:r>
+        <w:rPr>
+          <w:rFonts w:ascii="Consolas" w:hAnsi="Consolas" w:eastAsia="宋体"/>
+          <w:sz w:val="20"/>
+          <w:szCs w:val="20"/>
+        </w:rPr>
+        <w:t xml:space="preserve">6. 若蓝图无缺口仍追问 ≥2 轮 → 确定性护栏强制放行</w:t>
+      </w:r>
+    </w:p>
+    <m:oMathPara>
+      <m:oMathParaPr>
+        <m:jc m:val="center"/>
+      </m:oMathParaPr>
+      <m:oMath>
+        <m:sSub>
+          <m:e>
+            <m:r>
+              <m:t xml:space="preserve">F</m:t>
+            </m:r>
+          </m:e>
+          <m:sub>
+            <m:r>
+              <m:t xml:space="preserve">rt</m:t>
+            </m:r>
+          </m:sub>
+        </m:sSub>
+        <m:r>
+          <m:t xml:space="preserve"> = </m:t>
+        </m:r>
+        <m:f>
+          <m:num>
+            <m:r>
+              <m:t xml:space="preserve">|</m:t>
+            </m:r>
+            <m:sSub>
+              <m:e>
+                <m:r>
+                  <m:t xml:space="preserve">K</m:t>
+                </m:r>
+              </m:e>
+              <m:sub>
+                <m:r>
+                  <m:t xml:space="preserve">kept</m:t>
+                </m:r>
+              </m:sub>
+            </m:sSub>
+            <m:r>
+              <m:t xml:space="preserve">|</m:t>
+            </m:r>
+          </m:num>
+          <m:den>
+            <m:r>
+              <m:t xml:space="preserve">|</m:t>
+            </m:r>
+            <m:sSub>
+              <m:e>
+                <m:r>
+                  <m:t xml:space="preserve">K</m:t>
+                </m:r>
+              </m:e>
+              <m:sub>
+                <m:r>
+                  <m:t xml:space="preserve">orig</m:t>
+                </m:r>
+              </m:sub>
+            </m:sSub>
+            <m:r>
+              <m:t xml:space="preserve">|</m:t>
+            </m:r>
+          </m:den>
+        </m:f>
+        <m:r>
+          <m:t xml:space="preserve"> × </m:t>
+        </m:r>
+        <m:r>
+          <m:t xml:space="preserve">100%</m:t>
+        </m:r>
+        <m:r>
+          <m:t xml:space="preserve">　(9)</m:t>
+        </m:r>
+      </m:oMath>
+    </m:oMathPara>
+    <w:p>
+      <w:pPr>
+        <w:shd w:val="clear" w:color="auto" w:fill="F4F4F4"/>
+        <w:spacing w:line="260" w:lineRule="auto" w:after="0" w:before="40"/>
+        <w:ind w:left="240"/>
+      </w:pPr>
+      <w:r>
+        <w:rPr>
+          <w:rFonts w:ascii="Consolas" w:hAnsi="Consolas" w:eastAsia="宋体"/>
+          <w:sz w:val="20"/>
+          <w:szCs w:val="20"/>
+        </w:rPr>
+        <w:t xml:space="preserve">算法 4　原意优先翻译与回译校验</w:t>
+      </w:r>
+    </w:p>
+    <w:p>
+      <w:pPr>
+        <w:shd w:val="clear" w:color="auto" w:fill="F4F4F4"/>
+        <w:spacing w:line="260" w:lineRule="auto" w:after="0" w:before="40"/>
+        <w:ind w:left="240"/>
+      </w:pPr>
+      <w:r>
+        <w:rPr>
+          <w:rFonts w:ascii="Consolas" w:hAnsi="Consolas" w:eastAsia="宋体"/>
+          <w:sz w:val="20"/>
+          <w:szCs w:val="20"/>
+        </w:rPr>
+        <w:t xml:space="preserve">输入：源文 S</w:t>
+      </w:r>
+    </w:p>
+    <w:p>
+      <w:pPr>
+        <w:shd w:val="clear" w:color="auto" w:fill="F4F4F4"/>
+        <w:spacing w:line="260" w:lineRule="auto" w:after="0" w:before="40"/>
+        <w:ind w:left="240"/>
+      </w:pPr>
+      <w:r>
+        <w:rPr>
+          <w:rFonts w:ascii="Consolas" w:hAnsi="Consolas" w:eastAsia="宋体"/>
+          <w:sz w:val="20"/>
+          <w:szCs w:val="20"/>
+        </w:rPr>
+        <w:t xml:space="preserve">输出：译文 T 与回译保真度报告（不改稿）</w:t>
+      </w:r>
+    </w:p>
+    <w:p>
+      <w:pPr>
+        <w:shd w:val="clear" w:color="auto" w:fill="F4F4F4"/>
+        <w:spacing w:line="260" w:lineRule="auto" w:after="0" w:before="40"/>
+        <w:ind w:left="240"/>
+      </w:pPr>
+      <w:r>
+        <w:rPr>
+          <w:rFonts w:ascii="Consolas" w:hAnsi="Consolas" w:eastAsia="宋体"/>
+          <w:sz w:val="20"/>
+          <w:szCs w:val="20"/>
+        </w:rPr>
+        <w:t xml:space="preserve">1. 原意解读：intent / tone / genre / keyImagery / pitfalls</w:t>
+      </w:r>
+    </w:p>
+    <w:p>
+      <w:pPr>
+        <w:shd w:val="clear" w:color="auto" w:fill="F4F4F4"/>
+        <w:spacing w:line="260" w:lineRule="auto" w:after="0" w:before="40"/>
+        <w:ind w:left="240"/>
+      </w:pPr>
+      <w:r>
+        <w:rPr>
+          <w:rFonts w:ascii="Consolas" w:hAnsi="Consolas" w:eastAsia="宋体"/>
+          <w:sz w:val="20"/>
+          <w:szCs w:val="20"/>
+        </w:rPr>
+        <w:t xml:space="preserve">2. 以作者原意为第一标准正向翻译 T（达意优先于逐字）</w:t>
+      </w:r>
+    </w:p>
+    <w:p>
+      <w:pPr>
+        <w:shd w:val="clear" w:color="auto" w:fill="F4F4F4"/>
+        <w:spacing w:line="260" w:lineRule="auto" w:after="0" w:before="40"/>
+        <w:ind w:left="240"/>
+      </w:pPr>
+      <w:r>
+        <w:rPr>
+          <w:rFonts w:ascii="Consolas" w:hAnsi="Consolas" w:eastAsia="宋体"/>
+          <w:sz w:val="20"/>
+          <w:szCs w:val="20"/>
+        </w:rPr>
+        <w:t xml:space="preserve">3. 回译 T → S′</w:t>
+      </w:r>
+    </w:p>
+    <w:p>
+      <w:pPr>
+        <w:shd w:val="clear" w:color="auto" w:fill="F4F4F4"/>
+        <w:spacing w:line="260" w:lineRule="auto" w:after="0" w:before="40"/>
+        <w:ind w:left="240"/>
+      </w:pPr>
+      <w:r>
+        <w:rPr>
+          <w:rFonts w:ascii="Consolas" w:hAnsi="Consolas" w:eastAsia="宋体"/>
+          <w:sz w:val="20"/>
+          <w:szCs w:val="20"/>
+        </w:rPr>
+        <w:t xml:space="preserve">4. 信息点核对：K_kept / K_orig（式 9），报告 保留/丢失/漂移</w:t>
+      </w:r>
+    </w:p>
+    <w:p>
+      <w:pPr>
+        <w:shd w:val="clear" w:color="auto" w:fill="F4F4F4"/>
+        <w:spacing w:line="260" w:lineRule="auto" w:after="0" w:before="40"/>
+        <w:ind w:left="240"/>
+      </w:pPr>
+      <w:r>
+        <w:rPr>
+          <w:rFonts w:ascii="Consolas" w:hAnsi="Consolas" w:eastAsia="宋体"/>
+          <w:sz w:val="20"/>
+          <w:szCs w:val="20"/>
+        </w:rPr>
+        <w:t xml:space="preserve">5. 风格指标对比（句长σ / TTR / 语言新鲜度）</w:t>
+      </w:r>
+    </w:p>
+    <w:p>
+      <w:pPr>
+        <w:shd w:val="clear" w:color="auto" w:fill="F4F4F4"/>
+        <w:spacing w:line="260" w:lineRule="auto" w:after="0" w:before="40"/>
+        <w:ind w:left="240"/>
+      </w:pPr>
+      <w:r>
+        <w:rPr>
+          <w:rFonts w:ascii="Consolas" w:hAnsi="Consolas" w:eastAsia="宋体"/>
+          <w:sz w:val="20"/>
+          <w:szCs w:val="20"/>
+        </w:rPr>
+        <w:t xml:space="preserve">6. 输出报告；如需改动 → 走定点修改（修改即风格教学）</w:t>
+      </w:r>
+    </w:p>
     <m:oMathPara>
       <m:oMathParaPr>
         <m:jc m:val="center"/>
@@ -5150,7 +7600,7 @@
           </m:sub>
         </m:sSub>
         <m:r>
-          <m:t xml:space="preserve">　(8)</m:t>
+          <m:t xml:space="preserve">　(10)</m:t>
         </m:r>
       </m:oMath>
     </m:oMathPara>

--- a/docs/competition/科技论文-SCULPTOR.docx
+++ b/docs/competition/科技论文-SCULPTOR.docx
@@ -95,7 +95,7 @@
           <w:b w:val="0"/>
           <w:sz w:val="24"/>
         </w:rPr>
-        <w:t>在理论层面，本文将风格定义为"个体表达对完美表达的结构化偏离"，提出风格—知识—意图三模型：风格模型用四层互补表征（连续向量、动态维度、语言新鲜度、亲手修改记录）近似该偏离，以 token 级 surprisal 判别式量化"人味"与"AI 味"的分布差异，并区分"人想写的"与"人想听的"双分布；知识模型以个人知识库（Personal Knowledge Base, PKB）与检索增强生成（Retrieval-Augmented Generation, RAG）构成供给闭环；意图模型以"主张—前提—推理—理论来源"的思想脉络追踪用户思考。在交互层面，提出思想优先的澄清协议：提问顺序由 LLM 结合对话自主判断（先思想、后信息、最后规划），代码只做防死循环安全网。在质量层面，提出"姿态层 AI 味"概念与 LLM 六层细读 + RAG 作者对照的检测方法，并配合写作提示词前置禁令根治假思考。在工程层面，以导演状态机主导"澄清→大纲→写作→复阅→红队→读者群像→交付"七阶段闭环，同一核心以 CLI/MCP/Web 三形态交付。</w:t>
+        <w:t>在理论层面，本文将风格定义为**作者在给定创作空间中、相对中性基线做出稳定选择与约束的模式**（结构化条件偏差），提出风格—知识—意图三模型：风格模型用四层互补表征（连续向量、动态维度、语言新鲜度、亲手修改记录）构成该模式的可注入**签名（signature）**，以 token 级 surprisal 判别式与 KL 散度量化"人味"与"AI 味"的分布差异，并区分"人想写的"与"人想听的"双分布；知识模型以个人知识库（Personal Knowledge Base, PKB）与检索增强生成（Retrieval-Augmented Generation, RAG）构成供给闭环；意图模型以"主张—前提—推理—理论来源"的思想脉络追踪用户思考。在交互层面，提出思想优先的澄清协议：提问顺序由 LLM 结合对话自主判断（先思想、后信息、最后规划），代码只做防死循环安全网。在质量层面，提出"姿态层 AI 味"概念与 LLM 六层细读 + RAG 作者对照的检测方法，并配合软性偏好引导根治假思考。在工程层面，以导演状态机主导"澄清→大纲→写作→复阅→红队→读者群像→交付"七阶段闭环，同一核心以 CLI/MCP/Web 三形态交付。需要诚实界定：本文构建的是**作者表征（签名）系统**——可注入、可检验、随写作演化的协作接口；从签名到生成式"作者模型"（预测作者下一步选择、参数层干预）是明确的未来工作。</w:t>
       </w:r>
     </w:p>
     <w:p>
@@ -1283,8 +1283,8 @@
     </w:p>
     <w:p>
       <w:pPr>
-        <w:spacing w:line="336" w:lineRule="auto" w:after="60"/>
-        <w:ind w:left="360"/>
+        <w:spacing w:line="360" w:lineRule="auto" w:after="80"/>
+        <w:ind w:firstLine="480"/>
       </w:pPr>
       <w:r>
         <w:rPr>
@@ -1292,7 +1292,7 @@
           <w:b w:val="0"/>
           <w:sz w:val="24"/>
         </w:rPr>
-        <w:t>**C1（范式贡献）作者建模三模型**：提出以"风格—知识—意图"三模型统摄个性化写作的系统范式——通用工具管"作品"，SCULPTOR 管"作者"；回答"这个人是谁、他读过什么、他想说什么、他亲手改过什么"四个问题。</w:t>
+        <w:t>本文以 **C1（思想优先的澄清协议）为核心科学贡献**，其余为支撑该系统可落地的配套工程与方法（C2–C4），并以作者主权原则（C5）划定系统的伦理边界：</w:t>
       </w:r>
     </w:p>
     <w:p>
@@ -1306,7 +1306,7 @@
           <w:b w:val="0"/>
           <w:sz w:val="24"/>
         </w:rPr>
-        <w:t>**C2（方法贡献）四层复合风格向量 + token 级人机对比**：把"风格 = 个体表达对完美表达的结构化偏离"形式化为可测量、可注入、可演进的四层表征（连续向量、动态维度、语言新鲜度、亲手修改记录），给出 surprisal 判别式与 KL 散度对"人类 token 分布 vs 机器模拟 token 分布"做可计算对比（式 4–6），给出 EMA 增量学习与偏离方向的严格数学定义（式 7–8），同时分离"人想写的 / 人想听的"双分布。</w:t>
+        <w:t>**C1（核心交互贡献）思想优先的澄清协议 + RAG 供给闭环**：以"主张—前提—推理—理论来源"追踪用户思想脉络，提问顺序由 LLM 结合对话自主判断（先思想、后信息、最后规划），代码仅做防死循环安全网；RAG 采用"去重排队 → 协作检索 → 回灌 → 缺口节重写（≤2 轮）→ 重审计"的供给闭环，而非即问即答——把澄清从"收集"升级为"理解"，是本工作最有原创性的交互洞察。</w:t>
       </w:r>
     </w:p>
     <w:p>
@@ -1320,7 +1320,7 @@
           <w:b w:val="0"/>
           <w:sz w:val="24"/>
         </w:rPr>
-        <w:t>**C3（交互贡献）思想优先的澄清协议 + RAG 供给闭环**：以"主张—前提—推理—理论来源"追踪用户思想脉络，提问顺序由 LLM 结合对话自主判断（先思想、后信息、最后规划），代码仅做防死循环安全网；RAG 采用"去重排队 → 协作检索 → 回灌 → 缺口节重写（≤2 轮）→ 重审计"的供给闭环，而非即问即答——把澄清从"收集"升级为"理解"。</w:t>
+        <w:t>**C2（方法贡献）作者表征系统（四层签名 + token 级人机对比）**：把"风格 = 作者在给定创作空间中相对中性基线的稳定选择模式"形式化为可测量、可注入、可演进的四层签名（连续向量、动态维度、语言新鲜度、亲手修改记录），给出 surprisal 判别式、KL 散度（式 4–6）与 EMA 增量学习、偏离方向（式 7–8）的严格数学定义，同时分离"人想写的 / 人想听的"双分布。**诚实界定：这是签名（signature），不是生成式作者模型。**</w:t>
       </w:r>
     </w:p>
     <w:p>
@@ -1334,7 +1334,7 @@
           <w:b w:val="0"/>
           <w:sz w:val="24"/>
         </w:rPr>
-        <w:t>**C4（质量贡献）姿态层反假思考检测**：提出"姿态层 AI 味"概念，实现 LLM 六层细读（声音/过渡/修辞/引用/翻译体/收尾）+ RAG 作者对照的诊断方法，并配合写作提示词前置禁令根治假思考；与规则型反 AI 腔工具[10] 形成本质区别。</w:t>
+        <w:t>**C3（质量贡献）姿态层反假思考检测**：提出"姿态层 AI 味"概念，实现 LLM 六层细读（声音/过渡/修辞/引用/翻译体/收尾）+ RAG 作者对照的诊断方法，并配合软性偏好引导根治假思考；与规则型反 AI 腔工具[10] 形成本质区别。</w:t>
       </w:r>
     </w:p>
     <w:p>
@@ -1348,7 +1348,21 @@
           <w:b w:val="0"/>
           <w:sz w:val="24"/>
         </w:rPr>
-        <w:t>**C5（工程贡献）导演状态机与三形态交付**：以确定性状态机主导"澄清→大纲→写作→复阅→红队→读者群像→交付"七阶段闭环，同一核心封装为 CLI Agent、MCP 服务与 Web 工作台；agent 端 19 套 + web 端 7 套自动化 QA 全绿，可离线全链路复现。</w:t>
+        <w:t>**C4（工程贡献）导演状态机与三形态交付**：以确定性状态机主导"澄清→大纲→写作→复阅→红队→读者群像→交付"七阶段闭环，同一核心封装为 CLI Agent、MCP 服务与 Web 工作台；agent 端 19 套 + web 端 7 套自动化 QA 全绿，可离线全链路复现。</w:t>
+      </w:r>
+    </w:p>
+    <w:p>
+      <w:pPr>
+        <w:spacing w:line="336" w:lineRule="auto" w:after="60"/>
+        <w:ind w:left="360"/>
+      </w:pPr>
+      <w:r>
+        <w:rPr>
+          <w:rFonts w:ascii="Times New Roman" w:hAnsi="Times New Roman" w:eastAsia="宋体"/>
+          <w:b w:val="0"/>
+          <w:sz w:val="24"/>
+        </w:rPr>
+        <w:t>**C5（人文边界）作者主权原则**：系统的所有偏好均为软性、可撤销的建议；风格档案由作者亲手修改驱动；作者保留否决权——"写作最伟大的力量在于它有权不正确"。</w:t>
       </w:r>
     </w:p>
     <w:p>
@@ -1494,7 +1508,7 @@
           <w:b w:val="0"/>
           <w:sz w:val="24"/>
         </w:rPr>
-        <w:t>设通用模型生成分布为 P，个体作者分布为 Pₐ。本文将风格定义为**偏离**：Sₐ = Pₐ − P 在可计算特征空间上的投影。AI 腔的本质是模型只会输出 P 的众数（平滑、无风险、平均脸）；写作助手要做的不是"更平滑"，而是**学出偏离方向并把生成拉向那个方向**。风格由此从"提示词里的形容词"变成可测量、可注入、可演进的向量。</w:t>
+        <w:t>设作者在给定语义内容与上下文 c 下生成词句的条件分布为 Pₐ(w|c)，无个人偏好的通用中性基线分布为 P₀(w|c)（由大规模中性语料估计）。本文将风格定义为：**在给定的创作空间中，作者相对中性基线做出稳定选择与约束的模式**——即条件偏差 Sₐ(c) = Pₐ(w|c) − P₀(w|c) 在可计算特征空间上的投影。这里必须强调两点：其一，P₀ 是"无个人偏好的参照基线"，**不是"完美表达"**——风格的度量与"哪个模型更强"无关，只与"这个人如何选择"有关；其二，本文构建的是风格的**签名（signature）**——可观测、可注入的代理表征，而非可直接观测的风格本体；签名可以被更深的模型取代，但作为协作接口它足够稳定、可复现。AI 腔的本质是模型只会输出 P₀ 的众数（平滑、无风险、平均脸）；写作助手要做的不是"更平滑"，而是**学出作者的选择偏差并把生成拉向那个方向**。风格由此从"提示词里的形容词"变成可测量、可注入、可演进的向量。</w:t>
       </w:r>
     </w:p>
     <w:p>
@@ -2362,6 +2376,20 @@
           <w:sz w:val="24"/>
         </w:rPr>
         <w:t>检测方法分两层：**主路径为 LLM 六层细读 + RAG 作者对照**——诊断前检索作者的 persona 侧写、个人写作 skill 与知识库作为"声音参照物"，先懂作者、再判断像不像作者；六层逐句诊断输出病灶与修法。**确定性正则降级为离线兜底**（v0.53 完成去硬编码：检测任务交给 LLM，代码只做安全网）。配套治理：写作/扩写/修复三层提示词**前置禁令**（反金句收束、允许冗余与模糊、不替人物开口、反过度释义），修复遵守"绝不用新金句替换旧金句"；用《差生》的克制式结尾（"他叫我同学。我没有纠正他。"）做回归样例，验证不误伤真实写作。</w:t>
+      </w:r>
+    </w:p>
+    <w:p>
+      <w:pPr>
+        <w:spacing w:line="360" w:lineRule="auto" w:after="80"/>
+        <w:ind w:firstLine="480"/>
+      </w:pPr>
+      <w:r>
+        <w:rPr>
+          <w:rFonts w:ascii="Times New Roman" w:hAnsi="Times New Roman" w:eastAsia="宋体"/>
+          <w:b w:val="0"/>
+          <w:sz w:val="24"/>
+        </w:rPr>
+        <w:t>**作者主权与"写作有权不正确"。** 需要澄清：上述"避免金句收束、允许冗余与模糊、不替人物开口"等表述是**软性、概率性的偏好引导**，不是硬性禁令；每一项建议都可被作者一键否决，风格档案主要由作者亲手修改驱动（L4 权重最高）——系统学的是作者已经写下的选择，而不是反过来规定作者该怎么写。回归样例"他叫我同学。我没有纠正他。"出自作者本人的手笔，系统只是识别并保留它，而不是要求任何文章都这样收尾。写作最伟大的力量在于它有权不正确；因此系统把"否决权"与"说不"的权利保留给作者，读者群像只提供选项与理由，不做最终裁决。</w:t>
       </w:r>
     </w:p>
     <w:p>
@@ -5490,6 +5518,210 @@
     </w:p>
     <w:p>
       <w:pPr>
+        <w:spacing w:before="120" w:after="120" w:line="312" w:lineRule="auto"/>
+      </w:pPr>
+      <w:r>
+        <w:rPr>
+          <w:rFonts w:ascii="Times New Roman" w:hAnsi="Times New Roman" w:eastAsia="宋体"/>
+          <w:b/>
+          <w:sz w:val="28"/>
+        </w:rPr>
+        <w:t>3.7 作者识别实验（初版，回应"签名 ≠ 模型"之辨）</w:t>
+      </w:r>
+    </w:p>
+    <w:p>
+      <w:pPr>
+        <w:spacing w:line="360" w:lineRule="auto" w:after="80"/>
+        <w:ind w:firstLine="480"/>
+      </w:pPr>
+      <w:r>
+        <w:rPr>
+          <w:rFonts w:ascii="Times New Roman" w:hAnsi="Times New Roman" w:eastAsia="宋体"/>
+          <w:b w:val="0"/>
+          <w:sz w:val="24"/>
+        </w:rPr>
+        <w:t>为回应"相似度实验可能存在循环论证"的质疑，我们补充了一块**判别力实验**——作者识别：6 类真实文本（SCULPTOR 作者、史铁生、费孝通、ChatGPT、DeepSeek、模板公文）→ 滑窗切块（80 字/步 40）→ 60/40 随机划分 × 12 轮 → 最近质心分类；TF-IDF 的 IDF 与 z 归一化参数只在训练集上估计（无特征泄漏）。结果见表 6（完整报告与混淆矩阵见 AUTHOR-ID.md）。</w:t>
+      </w:r>
+    </w:p>
+    <w:p>
+      <w:pPr>
+        <w:spacing w:line="360" w:lineRule="auto" w:after="80"/>
+        <w:ind w:firstLine="480"/>
+      </w:pPr>
+      <w:r>
+        <w:rPr>
+          <w:rFonts w:ascii="Times New Roman" w:hAnsi="Times New Roman" w:eastAsia="宋体"/>
+          <w:b w:val="0"/>
+          <w:sz w:val="24"/>
+        </w:rPr>
+        <w:t>**表 6　作者识别准确率（块级归属，120 个测试块）**</w:t>
+      </w:r>
+    </w:p>
+    <w:tbl>
+      <w:tblPr>
+        <w:tblStyle w:val="TableGrid"/>
+        <w:tblW w:type="auto" w:w="0"/>
+        <w:jc w:val="center"/>
+        <w:tblLook w:firstColumn="1" w:firstRow="1" w:lastColumn="0" w:lastRow="0" w:noHBand="0" w:noVBand="1" w:val="04A0"/>
+      </w:tblPr>
+      <w:tblGrid>
+        <w:gridCol w:w="4589"/>
+        <w:gridCol w:w="4589"/>
+      </w:tblGrid>
+      <w:tr>
+        <w:tc>
+          <w:tcPr>
+            <w:tcW w:type="dxa" w:w="4589"/>
+          </w:tcPr>
+          <w:p>
+            <w:r/>
+            <w:r>
+              <w:rPr>
+                <w:rFonts w:ascii="Times New Roman" w:hAnsi="Times New Roman" w:eastAsia="宋体"/>
+                <w:b/>
+                <w:sz w:val="21"/>
+              </w:rPr>
+              <w:t>特征路线</w:t>
+            </w:r>
+          </w:p>
+        </w:tc>
+        <w:tc>
+          <w:tcPr>
+            <w:tcW w:type="dxa" w:w="4589"/>
+          </w:tcPr>
+          <w:p>
+            <w:r/>
+            <w:r>
+              <w:rPr>
+                <w:rFonts w:ascii="Times New Roman" w:hAnsi="Times New Roman" w:eastAsia="宋体"/>
+                <w:b/>
+                <w:sz w:val="21"/>
+              </w:rPr>
+              <w:t>平均准确率</w:t>
+            </w:r>
+          </w:p>
+        </w:tc>
+      </w:tr>
+      <w:tr>
+        <w:tc>
+          <w:tcPr>
+            <w:tcW w:type="dxa" w:w="4589"/>
+          </w:tcPr>
+          <w:p>
+            <w:r/>
+            <w:r>
+              <w:rPr>
+                <w:rFonts w:ascii="Times New Roman" w:hAnsi="Times New Roman" w:eastAsia="宋体"/>
+                <w:b w:val="0"/>
+                <w:sz w:val="21"/>
+              </w:rPr>
+              <w:t>基线（TF-IDF 二元组 + 余弦）</w:t>
+            </w:r>
+          </w:p>
+        </w:tc>
+        <w:tc>
+          <w:tcPr>
+            <w:tcW w:type="dxa" w:w="4589"/>
+          </w:tcPr>
+          <w:p>
+            <w:r/>
+            <w:r>
+              <w:rPr>
+                <w:rFonts w:ascii="Times New Roman" w:hAnsi="Times New Roman" w:eastAsia="宋体"/>
+                <w:b w:val="0"/>
+                <w:sz w:val="21"/>
+              </w:rPr>
+              <w:t>90.0%</w:t>
+            </w:r>
+          </w:p>
+        </w:tc>
+      </w:tr>
+      <w:tr>
+        <w:tc>
+          <w:tcPr>
+            <w:tcW w:type="dxa" w:w="4589"/>
+          </w:tcPr>
+          <w:p>
+            <w:r/>
+            <w:r>
+              <w:rPr>
+                <w:rFonts w:ascii="Times New Roman" w:hAnsi="Times New Roman" w:eastAsia="宋体"/>
+                <w:b w:val="0"/>
+                <w:sz w:val="21"/>
+              </w:rPr>
+              <w:t>本系统·8 维风格特征</w:t>
+            </w:r>
+          </w:p>
+        </w:tc>
+        <w:tc>
+          <w:tcPr>
+            <w:tcW w:type="dxa" w:w="4589"/>
+          </w:tcPr>
+          <w:p>
+            <w:r/>
+            <w:r>
+              <w:rPr>
+                <w:rFonts w:ascii="Times New Roman" w:hAnsi="Times New Roman" w:eastAsia="宋体"/>
+                <w:b w:val="0"/>
+                <w:sz w:val="21"/>
+              </w:rPr>
+              <w:t>40.8%</w:t>
+            </w:r>
+          </w:p>
+        </w:tc>
+      </w:tr>
+      <w:tr>
+        <w:tc>
+          <w:tcPr>
+            <w:tcW w:type="dxa" w:w="4589"/>
+          </w:tcPr>
+          <w:p>
+            <w:r/>
+            <w:r>
+              <w:rPr>
+                <w:rFonts w:ascii="Times New Roman" w:hAnsi="Times New Roman" w:eastAsia="宋体"/>
+                <w:b w:val="0"/>
+                <w:sz w:val="21"/>
+              </w:rPr>
+              <w:t>本系统·L1 二元组 + 8 维融合</w:t>
+            </w:r>
+          </w:p>
+        </w:tc>
+        <w:tc>
+          <w:tcPr>
+            <w:tcW w:type="dxa" w:w="4589"/>
+          </w:tcPr>
+          <w:p>
+            <w:r/>
+            <w:r>
+              <w:rPr>
+                <w:rFonts w:ascii="Times New Roman" w:hAnsi="Times New Roman" w:eastAsia="宋体"/>
+                <w:b w:val="0"/>
+                <w:sz w:val="21"/>
+              </w:rPr>
+              <w:t>88.3%</w:t>
+            </w:r>
+          </w:p>
+        </w:tc>
+      </w:tr>
+    </w:tbl>
+    <w:p/>
+    <w:p>
+      <w:pPr>
+        <w:spacing w:line="360" w:lineRule="auto" w:after="80"/>
+        <w:ind w:firstLine="480"/>
+      </w:pPr>
+      <w:r>
+        <w:rPr>
+          <w:rFonts w:ascii="Times New Roman" w:hAnsi="Times New Roman" w:eastAsia="宋体"/>
+          <w:b w:val="0"/>
+          <w:sz w:val="24"/>
+        </w:rPr>
+        <w:t>**诚实解读**：8 维聚合特征单独判别力弱（40.8%），证明"几个统计指标"不足以支撑作者识别；判别力主要来自 L1 字符二元组（词汇层信号）；基线 90.0% 高于纯 8 维——我们如实承认，**当前签名在判别任务上没有显著超越简单 TF-IDF 基线**，这恰恰说明"签名（profile）≠ 模型（model）"，也印证了第 4.5 节的边界声明。正式结论依赖 5–10 位作者 × 多篇跨文体语料 + 同题材混淆集 + 与基线的显著性检验；更根本的"作者模型"检验是**预测实验**——给定前文预测作者下一步的选词与句子重心，命中率显著高于基线才算学到"模式"（列入未来工作）。第三方盲评工具链已实现（A/B 位置随机化 → blind.json → 一页式问卷 → 二项检验，H0: p=0.5），真人样本收集进行中，不做过早结论。</w:t>
+      </w:r>
+    </w:p>
+    <w:p>
+      <w:pPr>
         <w:spacing w:before="200" w:after="120" w:line="312" w:lineRule="auto"/>
       </w:pPr>
       <w:r>
@@ -5573,6 +5805,89 @@
     </w:p>
     <w:p>
       <w:pPr>
+        <w:spacing w:before="120" w:after="120" w:line="312" w:lineRule="auto"/>
+      </w:pPr>
+      <w:r>
+        <w:rPr>
+          <w:rFonts w:ascii="Times New Roman" w:hAnsi="Times New Roman" w:eastAsia="宋体"/>
+          <w:b/>
+          <w:sz w:val="28"/>
+        </w:rPr>
+        <w:t>4.5 讨论：理论边界与诚实声明</w:t>
+      </w:r>
+    </w:p>
+    <w:p>
+      <w:pPr>
+        <w:spacing w:line="360" w:lineRule="auto" w:after="80"/>
+        <w:ind w:firstLine="480"/>
+      </w:pPr>
+      <w:r>
+        <w:rPr>
+          <w:rFonts w:ascii="Times New Roman" w:hAnsi="Times New Roman" w:eastAsia="宋体"/>
+          <w:b w:val="0"/>
+          <w:sz w:val="24"/>
+        </w:rPr>
+        <w:t>本节直面评审中最尖锐的四类质疑，给出本工作的边界声明，不做过度声称：</w:t>
+      </w:r>
+    </w:p>
+    <w:p>
+      <w:pPr>
+        <w:spacing w:line="360" w:lineRule="auto" w:after="80"/>
+        <w:ind w:firstLine="480"/>
+      </w:pPr>
+      <w:r>
+        <w:rPr>
+          <w:rFonts w:ascii="Times New Roman" w:hAnsi="Times New Roman" w:eastAsia="宋体"/>
+          <w:b w:val="0"/>
+          <w:sz w:val="24"/>
+        </w:rPr>
+        <w:t>1. **参照系依赖（"风格随基线变化"）**：风格签名以中性基线为参照，这是文体计量的常态（如相对参考语料的 Delta 方法）；但本文将定义**条件化**——偏差是"同一创作空间 c 下作者对中性基线的稳定选择"（第 2.2.1 节），结论与"哪个模型更强"无关，只与"作者如何选择"有关。更根本的检验是跨文体一致性实验与预测实验（未来工作）。</w:t>
+      </w:r>
+    </w:p>
+    <w:p>
+      <w:pPr>
+        <w:spacing w:line="360" w:lineRule="auto" w:after="80"/>
+        <w:ind w:firstLine="480"/>
+      </w:pPr>
+      <w:r>
+        <w:rPr>
+          <w:rFonts w:ascii="Times New Roman" w:hAnsi="Times New Roman" w:eastAsia="宋体"/>
+          <w:b w:val="0"/>
+          <w:sz w:val="24"/>
+        </w:rPr>
+        <w:t>2. **循环论证风险（"画圈投球"）**：风格空间实验的特征由我们定义，存在部分循环；因此补充两块**外部检验**——作者识别实验（判别力不依赖我们的审美定义，第 3.7 节）与第三方盲评协议（A/B 随机化 + 二项检验，工具已实现、样本待扩大）。我们如实报告：8 维特征单独判别力弱于 TF-IDF 基线（40.8% vs 90.0%），当前签名不等于深度作者模型。</w:t>
+      </w:r>
+    </w:p>
+    <w:p>
+      <w:pPr>
+        <w:spacing w:line="360" w:lineRule="auto" w:after="80"/>
+        <w:ind w:firstLine="480"/>
+      </w:pPr>
+      <w:r>
+        <w:rPr>
+          <w:rFonts w:ascii="Times New Roman" w:hAnsi="Times New Roman" w:eastAsia="宋体"/>
+          <w:b w:val="0"/>
+          <w:sz w:val="24"/>
+        </w:rPr>
+        <w:t>3. **profile 与 model 之辨**：本文交付的是**作者表征（签名）系统**——可注入、可检验、随写作演化的协作接口；从签名到生成式作者模型（预测作者下一步选择、激活层 steering、LoRA 微调）是明确的未来工作。论文全文以"签名"界定所构建物，避免名实不符。</w:t>
+      </w:r>
+    </w:p>
+    <w:p>
+      <w:pPr>
+        <w:spacing w:line="360" w:lineRule="auto" w:after="80"/>
+        <w:ind w:firstLine="480"/>
+      </w:pPr>
+      <w:r>
+        <w:rPr>
+          <w:rFonts w:ascii="Times New Roman" w:hAnsi="Times New Roman" w:eastAsia="宋体"/>
+          <w:b w:val="0"/>
+          <w:sz w:val="24"/>
+        </w:rPr>
+        <w:t>4. **规则驯化风险（"写作有权不正确"）**：系统的所有偏好都是软性、可撤销的；风格档案由作者亲手修改驱动；作者保留否决权（第 2.4 节作者主权）。我们拒绝"用规则驯化作者"的方向——系统学的是作者已经写下的选择，而不是规定作者应该怎么写。</w:t>
+      </w:r>
+    </w:p>
+    <w:p>
+      <w:pPr>
         <w:spacing w:before="200" w:after="120" w:line="312" w:lineRule="auto"/>
       </w:pPr>
       <w:r>
@@ -5609,7 +5924,7 @@
           <w:b w:val="0"/>
           <w:sz w:val="24"/>
         </w:rPr>
-        <w:t>（1）**理论上**，把"风格 = 个体表达对完美表达的结构化偏离"形式化为四层可测量表征，提出风格—知识—意图三模型与思想优先的澄清协议，提出姿态层反假思考概念与检测方法（第 2 节）；</w:t>
+        <w:t>（1）**理论上**，把"风格 = 作者在给定创作空间中相对中性基线的稳定选择模式"形式化为四层可注入签名，提出风格—知识—意图三模型与思想优先的澄清协议，提出姿态层反假思考概念与检测方法，并明确"签名 ≠ 生成式作者模型"的边界（第 2 节）；</w:t>
       </w:r>
     </w:p>
     <w:p>
@@ -5637,7 +5952,7 @@
           <w:b w:val="0"/>
           <w:sz w:val="24"/>
         </w:rPr>
-        <w:t>（3）**验证上**，19+7 套自动化 QA 全绿，风格距离矩阵证明"与人类同侧、与 AI 腔异侧"，同题三风格对照证明风格注入真实改变写法，反 AI 审计在真实任务中完成"检出—修复—归零"闭环（第 3 节）。</w:t>
+        <w:t>（3）**验证上**，19+7 套自动化 QA 全绿，风格距离矩阵证明"与人类同侧、与 AI 腔异侧"，同题三风格对照证明风格注入真实改变写法，作者识别初版实验如实报告签名与基线的判别力边界，反 AI 审计在真实任务中完成"检出—修复—归零"闭环（第 3 节）。</w:t>
       </w:r>
     </w:p>
     <w:p>
@@ -5651,7 +5966,7 @@
           <w:b w:val="0"/>
           <w:sz w:val="24"/>
         </w:rPr>
-        <w:t>**未来工作**：① 扩大真人盲评样本量，用二项检验给出"像你"的统计显著性；② 实现 StyleVector 式激活层干预与轻量 LoRA 微调，让风格向量直接引导生成，从"特征层近似"走向"参数层注入"；③ 构建大规模结构化仿写样本库并开放公共知识库互通；④ 跨语言（英文等）语料验证；⑤ Web 端一键部署，让非技术用户开箱即用。</w:t>
+        <w:t>**未来工作**：① 扩大真人盲评样本量，用二项检验给出"像你"的统计显著性；② 大规模作者识别与**预测实验**（5–10 位作者 × 多篇跨文体 + 同题材混淆集），以"预测作者下一步选择"检验签名是否逼近真正的作者模型；③ 实现 StyleVector 式激活层干预与轻量 LoRA 微调，让风格签名直接引导生成，从"特征层近似"走向"参数层注入"；④ 构建大规模结构化仿写样本库并开放公共知识库互通；⑤ 跨语言（英文等）语料验证；⑥ Web 端一键部署，让非技术用户开箱即用。</w:t>
       </w:r>
     </w:p>
     <w:p>

--- a/docs/competition/科技论文-SCULPTOR.docx
+++ b/docs/competition/科技论文-SCULPTOR.docx
@@ -81,7 +81,7 @@
           <w:b w:val="0"/>
           <w:sz w:val="24"/>
         </w:rPr>
-        <w:t>大语言模型（LLM）使"机器能写"成为常态，但个性化写作领域仍存在三个相互独立又彼此纠缠的未解问题：其一，风格表征问题——已有研究证明，LLM 用少量样本模仿个人风格在非正式文体中显著失败[1]，提示词级别的风格设定无法持续、可演进地表征"作者是谁"；其二，澄清协议问题——主流写作工具的多轮询问停留在"收集填空题答案"，接不住用户引述理论、给出推理方向的深层思考；其三，质量检测问题——以黑名单、密度阈值与统计指标为代表的"统计层"检测，识别不了由"正确语言的堆积"构成的姿态层 AI 味（假思考）。本文提出并实现 SCULPTOR，一个以"作者建模"为中心的深度协作写作 Agent，系统性地回答上述三个问题。</w:t>
+        <w:t>大语言模型（LLM）使"机器能写"成为常态，但个性化写作仍面临根本障碍：现有工具无法持续表征"作者是谁"，难以捕捉用户引述理论、给出推理方向的深层思考，也识别不了以"正确语言的堆积"构成的姿态层假思考。本文提出 SCULPTOR——以作者表征为中心的深度协作写作智能体：以**思想优先的澄清协议**为核心，配套四层风格签名、姿态层反假思考检测与主控编排状态机，同一核心以 CLI 与 Web 双形态交付。</w:t>
       </w:r>
     </w:p>
     <w:p>
@@ -95,35 +95,7 @@
           <w:b w:val="0"/>
           <w:sz w:val="24"/>
         </w:rPr>
-        <w:t>在理论层面，本文将风格定义为**作者在给定创作空间中、相对中性基线做出稳定选择与约束的模式**（结构化条件偏差），提出风格—知识—意图三模型：风格模型用四层互补表征（连续向量、动态维度、语言新鲜度、亲手修改记录）构成该模式的可注入**签名（signature）**，以 token 级 surprisal 判别式与 KL 散度量化"人味"与"AI 味"的分布差异，并区分"人想写的"与"人想听的"双分布；知识模型以个人知识库（Personal Knowledge Base, PKB）与检索增强生成（Retrieval-Augmented Generation, RAG）构成供给闭环；意图模型以"主张—前提—推理—理论来源"的思想脉络追踪用户思考。在交互层面，提出思想优先的澄清协议：提问顺序由 LLM 结合对话自主判断（先思想、后信息、最后规划），代码只做防死循环安全网。在质量层面，提出"姿态层 AI 味"概念与 LLM 六层细读 + RAG 作者对照的检测方法，并配合软性偏好引导根治假思考。在工程层面，以导演状态机主导"澄清→大纲→写作→复阅→红队→读者群像→交付"七阶段闭环，同一核心以 CLI/MCP/Web 三形态交付。需要诚实界定：本文构建的是**作者表征（签名）系统**——可注入、可检验、随写作演化的协作接口；从签名到生成式"作者模型"（预测作者下一步选择、参数层干预）是明确的未来工作。</w:t>
-      </w:r>
-    </w:p>
-    <w:p>
-      <w:pPr>
-        <w:spacing w:line="360" w:lineRule="auto" w:after="80"/>
-        <w:ind w:firstLine="480"/>
-      </w:pPr>
-      <w:r>
-        <w:rPr>
-          <w:rFonts w:ascii="Times New Roman" w:hAnsi="Times New Roman" w:eastAsia="宋体"/>
-          <w:b w:val="0"/>
-          <w:sz w:val="24"/>
-        </w:rPr>
-        <w:t>实验方面：agent 端 19 套与 web 端 7 套自动化 QA 全部通过；反 AI 审计在真实任务中检出并自动修复跨节重复比喻等病灶；成稿人类化指标（句长标准差 14.4、段落变异系数 0.45、句首去重率 81%、词汇二元 TTR 0.78）落在真人写作区间；基于 8 维可解释风格特征的欧氏距离矩阵显示，SCULPTOR 作者与人类名家（史铁生 1.11、费孝通 1.54）的距离显著近于其与通用模型（ChatGPT 1.46、DeepSeek 1.49）的距离，而两个通用模型彼此仅 0.65——AI 腔互相趋同、人类各有面目；同题三套风格对照实验证明风格注入真实改变成稿统计特征。</w:t>
-      </w:r>
-    </w:p>
-    <w:p>
-      <w:pPr>
-        <w:spacing w:line="360" w:lineRule="auto" w:after="80"/>
-        <w:ind w:firstLine="480"/>
-      </w:pPr>
-      <w:r>
-        <w:rPr>
-          <w:rFonts w:ascii="Times New Roman" w:hAnsi="Times New Roman" w:eastAsia="宋体"/>
-          <w:b w:val="0"/>
-          <w:sz w:val="24"/>
-        </w:rPr>
-        <w:t>SCULPTOR 的定位是**人文科学时代的帮助产品**：机器越是会写，人越需要守住"自己的表达"。系统不替代作者写作，而是持续学习"这个人是谁、他读过什么、他想说什么、他亲手改过什么"，让写作者不必迁就机器，让机器学习成为他。</w:t>
+        <w:t>实验上，19+7 套自动化 QA 全绿；风格距离矩阵显示 SCULPTOR 作者与人类名家（1.11）显著近于其与通用模型（1.46）的距离。SCULPTOR 定位为**人文科学时代的帮助产品**：机器越是会写，人越需要守住"自己的表达"——写作者不必迁就机器，让机器学习成为他。</w:t>
       </w:r>
     </w:p>
     <w:p>
@@ -136,7 +108,7 @@
           <w:b/>
           <w:sz w:val="24"/>
         </w:rPr>
-        <w:t>**关键词**：写作 Agent；作者建模；风格向量；个性化文本生成；人机深协作；反 AI 腔检测</w:t>
+        <w:t>**关键词**：写作智能体；个性化文本生成；作者表征；澄清式人机交互；检索增强生成；风格签名</w:t>
       </w:r>
     </w:p>
     <w:p>
@@ -246,7 +218,7 @@
           <w:b w:val="0"/>
           <w:sz w:val="24"/>
         </w:rPr>
-        <w:t>带着这三个问题，我在日常写作中做了一系列"对话实验"：每次让 AI 动笔前先聊，记录它问了什么、收走了什么素材、成稿里哪些素材真的被用上。反复多轮后，四个稳定现象浮出水面：</w:t>
+        <w:t>带着这三个问题，我在日常写作中做了一系列"对话实验"：每次让 AI 动笔前先聊，记录它问了什么、提取了什么素材、成稿里哪些素材真的被用上。反复多轮后，四个稳定现象浮出水面：</w:t>
       </w:r>
     </w:p>
     <w:p>
@@ -317,6 +289,20 @@
           <w:sz w:val="24"/>
         </w:rPr>
         <w:t>我没有停留在"换个更大的模型、写个更长的提示词"上，而是继续追问"为什么"。最终四个现象收敛到同一个根因：**系统从未建立"作者是谁"的模型**——它不知道你读过什么、在意什么、句子习惯怎么断、情绪习惯怎么收。我把这三个问题正式化为 1.2 节的研究问题 RQ1–RQ4，并确定了以"作者建模"为中心的研究路线。</w:t>
+      </w:r>
+    </w:p>
+    <w:p>
+      <w:pPr>
+        <w:spacing w:line="360" w:lineRule="auto" w:after="80"/>
+        <w:ind w:firstLine="480"/>
+      </w:pPr>
+      <w:r>
+        <w:rPr>
+          <w:rFonts w:ascii="Times New Roman" w:hAnsi="Times New Roman" w:eastAsia="宋体"/>
+          <w:b w:val="0"/>
+          <w:sz w:val="24"/>
+        </w:rPr>
+        <w:t>需要说明的是，这一阶段属于**需求发现（pre-study）**而非正式实验：观察对象是我自己的写作协作记录，归纳方式是质性整理（逐轮记录"AI 问了什么、哪些素材被用上、哪些表述被改掉"），其作用是生成研究问题与研究假设；所有定量结论均来自第 3 节的正式实验，两者不混为一谈。</w:t>
       </w:r>
     </w:p>
     <w:p>
@@ -791,7 +777,7 @@
                 <w:b w:val="0"/>
                 <w:sz w:val="21"/>
               </w:rPr>
-              <w:t>*Pearl*（CustomNLP4U 2024）[7]</w:t>
+              <w:t>*Pearl*（CustomNLP4U 2024）[4]</w:t>
             </w:r>
           </w:p>
         </w:tc>
@@ -857,7 +843,7 @@
                 <w:b w:val="0"/>
                 <w:sz w:val="21"/>
               </w:rPr>
-              <w:t>*DiscoverLLM*[8]</w:t>
+              <w:t>*DiscoverLLM*[5]</w:t>
             </w:r>
           </w:p>
         </w:tc>
@@ -923,7 +909,7 @@
                 <w:b w:val="0"/>
                 <w:sz w:val="21"/>
               </w:rPr>
-              <w:t>*CollabLLM*（ICML 2025）[9]</w:t>
+              <w:t>*CollabLLM*（ICML 2025）[6]</w:t>
             </w:r>
           </w:p>
         </w:tc>
@@ -989,7 +975,7 @@
                 <w:b w:val="0"/>
                 <w:sz w:val="21"/>
               </w:rPr>
-              <w:t>no-ai-slop / avoid-ai-writing-zh 等开源 skill[10]</w:t>
+              <w:t>no-ai-slop / avoid-ai-writing-zh 等开源 skill[7]</w:t>
             </w:r>
           </w:p>
         </w:tc>
@@ -1055,7 +1041,7 @@
                 <w:b w:val="0"/>
                 <w:sz w:val="21"/>
               </w:rPr>
-              <w:t>writing-anima（Oxford-HAI-Lab）[11]</w:t>
+              <w:t>writing-anima（Oxford-HAI-Lab）[8]</w:t>
             </w:r>
           </w:p>
         </w:tc>
@@ -1121,7 +1107,7 @@
                 <w:b w:val="0"/>
                 <w:sz w:val="21"/>
               </w:rPr>
-              <w:t>arXiv:2512.05747（agentic ghostwriter）[12]</w:t>
+              <w:t>arXiv:2512.05747（agentic ghostwriter）[9]</w:t>
             </w:r>
           </w:p>
         </w:tc>
@@ -1187,7 +1173,7 @@
                 <w:b w:val="0"/>
                 <w:sz w:val="21"/>
               </w:rPr>
-              <w:t>基于 AI 智能体的智能写作辅助系统（CSDN 2026）[13]</w:t>
+              <w:t>基于 AI 智能体的智能写作辅助系统（CSDN 2026）[10]</w:t>
             </w:r>
           </w:p>
         </w:tc>
@@ -1237,7 +1223,7 @@
           <w:b w:val="0"/>
           <w:sz w:val="24"/>
         </w:rPr>
-        <w:t>在中文长文写作产品侧，我们以马良写作 18 款工具横评的"六把尺子"（大纲层级、多智能体、一致性、节奏分析、多模型、公共知识库）[6] 为对标体系，系统调研了 Sudowrite、NovelCrafter、秘塔公文、讯飞写作等代表性产品：它们要么"只会写"（通用模型、千人一面）、要么"只会套模板"（公文工具、不支持个人风格）、要么"只管作品设定"（创作台、不建"作者本人"的模型）。学术界与产品界目前都缺少一个以"作者建模"统摄风格、知识、意图三类模型，且具备澄清协议、姿态层质检与多形态工程交付的完整系统——这正是 SCULPTOR 的生态位。</w:t>
+        <w:t>在中文长文写作产品侧，我们以马良写作 18 款工具横评的"六把尺子"（大纲层级、多智能体、一致性、节奏分析、多模型、公共知识库）[11] 为对标体系，系统调研了 Sudowrite、NovelCrafter、秘塔公文、讯飞写作等代表性产品：它们要么"只会写"（通用模型、千人一面）、要么"只会套模板"（公文工具、不支持个人风格）、要么"只管作品设定"（创作台、不建"作者本人"的模型）。学术界与产品界目前都缺少一个以"作者建模"统摄风格、知识、意图三类模型，且具备澄清协议、姿态层质检与多形态工程交付的完整系统——这正是 SCULPTOR 的生态位。</w:t>
       </w:r>
     </w:p>
     <w:p>
@@ -1251,7 +1237,21 @@
           <w:b w:val="0"/>
           <w:sz w:val="24"/>
         </w:rPr>
-        <w:t>在认知写作理论侧，本文以 Flower &amp; Hayes 的"规划—转译—复阅"认知过程模型[4] 为流程设计的理论依据，将其显式化为导演状态机；在语言与文化侧，本文借鉴费孝通《乡土中国》中"语言是文化发展的结果、文字下乡改变表达方式"的论述[5]，把它作为"思想脉络"协议中接住用户理论来源的典型场景（见第 2.3 节案例）。</w:t>
+        <w:t>在认知写作理论侧，本文以 Flower &amp; Hayes 的"规划—转译—审校"认知过程模型[12] 为流程设计的理论依据，将其显式化为主控编排状态机；在语言与文化侧，本文借鉴费孝通《乡土中国》中"语言是文化发展的结果、文字下乡改变表达方式"的论述[13]，把它作为"思想脉络"协议中接住用户理论来源的典型场景（见第 2.3 节案例）。</w:t>
+      </w:r>
+    </w:p>
+    <w:p>
+      <w:pPr>
+        <w:spacing w:line="360" w:lineRule="auto" w:after="80"/>
+        <w:ind w:firstLine="480"/>
+      </w:pPr>
+      <w:r>
+        <w:rPr>
+          <w:rFonts w:ascii="Times New Roman" w:hAnsi="Times New Roman" w:eastAsia="宋体"/>
+          <w:b w:val="0"/>
+          <w:sz w:val="24"/>
+        </w:rPr>
+        <w:t>需要说明：表 1 中来自产品横评与工程博客的非同行评议条目，仅用于提炼行业产品能力维度的现状对照，不作为学术论断依据；理论依据仅来自同行评议文献与经典著作。</w:t>
       </w:r>
     </w:p>
     <w:p>
@@ -1334,7 +1334,7 @@
           <w:b w:val="0"/>
           <w:sz w:val="24"/>
         </w:rPr>
-        <w:t>**C3（质量贡献）姿态层反假思考检测**：提出"姿态层 AI 味"概念，实现 LLM 六层细读（声音/过渡/修辞/引用/翻译体/收尾）+ RAG 作者对照的诊断方法，并配合软性偏好引导根治假思考；与规则型反 AI 腔工具[10] 形成本质区别。</w:t>
+        <w:t>**C3（质量贡献）姿态层反假思考检测**：提出"姿态层 AI 味"概念，实现 LLM 六层细读（声音/过渡/修辞/引用/翻译体/收尾）+ RAG 作者对照的诊断方法，并配合软性偏好引导根治假思考；与规则型反 AI 腔工具[7] 形成本质区别。</w:t>
       </w:r>
     </w:p>
     <w:p>
@@ -1348,7 +1348,7 @@
           <w:b w:val="0"/>
           <w:sz w:val="24"/>
         </w:rPr>
-        <w:t>**C4（工程贡献）导演状态机与三形态交付**：以确定性状态机主导"澄清→大纲→写作→复阅→红队→读者群像→交付"七阶段闭环，同一核心封装为 CLI Agent、MCP 服务与 Web 工作台；agent 端 19 套 + web 端 7 套自动化 QA 全绿，可离线全链路复现。</w:t>
+        <w:t>**C4（工程贡献）导演状态机与三形态交付**：以确定性状态机主导"澄清→大纲→写作→审校→红队→读者群像→交付"七阶段闭环，同一核心封装为 CLI Agent、MCP 服务与 Web 工作台；agent 端 19 套 + web 端 7 套自动化 QA 全绿，可离线全链路复现。</w:t>
       </w:r>
     </w:p>
     <w:p>
@@ -1402,7 +1402,21 @@
           <w:b w:val="0"/>
           <w:sz w:val="24"/>
         </w:rPr>
-        <w:t>SCULPTOR 采用三层架构（图 1）：**宿主层**（Codex / Claude Code / OpenCode / Web）只负责转发用户消息与供给检索结果；**核心层**由导演（Director）状态机主导，调用澄清、大纲、写作、复阅、红队、读者群像、质量门等模块；**数据层**把状态机的唯一事实（`protocol/state.json`）与全部沉淀物（风格档案、知识库、大纲、节奏曲线、伏笔记录）放在独立工作区，与宿主及其他 Agent 零冲突。</w:t>
+        <w:t>SCULPTOR 采用三层架构（图 1）：**宿主层**（Codex / Claude Code / OpenCode / Web）只负责转发用户消息与供给检索结果；**核心层**由主控编排状态机主导，调用澄清、大纲、写作、审校、红队、读者群像、质量门等模块；**数据层**把状态机的唯一事实（`protocol/state.json`）与全部沉淀物（风格档案、知识库、大纲、节奏曲线、伏笔记录）放在独立工作区，与宿主及其他 Agent 零冲突。</w:t>
+      </w:r>
+    </w:p>
+    <w:p>
+      <w:pPr>
+        <w:spacing w:line="360" w:lineRule="auto" w:after="80"/>
+        <w:ind w:firstLine="480"/>
+      </w:pPr>
+      <w:r>
+        <w:rPr>
+          <w:rFonts w:ascii="Times New Roman" w:hAnsi="Times New Roman" w:eastAsia="宋体"/>
+          <w:b w:val="0"/>
+          <w:sz w:val="24"/>
+        </w:rPr>
+        <w:t>术语界定：该状态机在计算机科学意义上的准确称谓是**主控编排器（orchestrator）**；因其承担"决定何时问、何时写、何时审"的职责，本文按创作语境沿用**导演（Director）**这一命名隐喻，并以下文统一称"导演状态机"。</w:t>
       </w:r>
     </w:p>
     <w:p>
@@ -1468,7 +1482,7 @@
           <w:b w:val="0"/>
           <w:sz w:val="24"/>
         </w:rPr>
-        <w:t>导演状态机是本文 RQ4 的答案。写作不是一次生成，而是一个"规划→转译→复阅"的认知过程[4]：把流程交给用户逐句指挥，等于让外行指挥专家；把流程交给提示词模板，等于让专家背剧本。SCULPTOR 选择第三种：导演收到用户消息后**自主决定下一步**——该问就问、该出大纲就出、该写就逐节写、该审计就审计、该请读者群像就群像，只在真正的决策点（主题/立场/素材/立意/大纲确认/风格方向）停下等用户。状态机为确定性有限状态机：每个阶段定义输入不变量（如"素材不足禁止生成大纲"）与输出契约（每步写盘 + 进度消息），子函数写盘后调用方强制重读——用工程不变量替代"靠模型自觉"，这是数学意义上的可靠性保证。</w:t>
+        <w:t>导演状态机是本文 RQ4 的答案。写作不是一次生成，而是一个"规划→转译→审校"的认知过程[12]：把流程交给用户逐句指挥，等于让外行指挥专家；把流程交给提示词模板，等于让专家背剧本。SCULPTOR 选择第三种：导演收到用户消息后**自主决定下一步**——该问就问、该出大纲就出、该写就逐节写、该审计就审计、该请读者群像就群像，只在真正的决策点（主题/立场/素材/立意/大纲确认/风格方向）停下等用户。状态机为确定性有限状态机：每个阶段定义输入不变量（如"素材不足禁止生成大纲"）与输出契约（每步写盘 + 进度消息），子函数写盘后调用方强制重读——用工程不变量替代"靠模型自觉"，这是数学意义上的可靠性保证。</w:t>
       </w:r>
     </w:p>
     <w:p>
@@ -1508,7 +1522,7 @@
           <w:b w:val="0"/>
           <w:sz w:val="24"/>
         </w:rPr>
-        <w:t>设作者在给定语义内容与上下文 c 下生成词句的条件分布为 Pₐ(w|c)，无个人偏好的通用中性基线分布为 P₀(w|c)（由大规模中性语料估计）。本文将风格定义为：**在给定的创作空间中，作者相对中性基线做出稳定选择与约束的模式**——即条件偏差 Sₐ(c) = Pₐ(w|c) − P₀(w|c) 在可计算特征空间上的投影。这里必须强调两点：其一，P₀ 是"无个人偏好的参照基线"，**不是"完美表达"**——风格的度量与"哪个模型更强"无关，只与"这个人如何选择"有关；其二，本文构建的是风格的**签名（signature）**——可观测、可注入的代理表征，而非可直接观测的风格本体；签名可以被更深的模型取代，但作为协作接口它足够稳定、可复现。AI 腔的本质是模型只会输出 P₀ 的众数（平滑、无风险、平均脸）；写作助手要做的不是"更平滑"，而是**学出作者的选择偏差并把生成拉向那个方向**。风格由此从"提示词里的形容词"变成可测量、可注入、可演进的向量。</w:t>
+        <w:t>设作者在给定语义内容与上下文 c 下生成词句的条件分布为 Pₐ(w|c)，无个人偏好的通用中性基线分布为 P₀(w|c)（由大规模中性语料估计）。本文将风格定义为：**在给定的创作空间中，作者相对中性基线做出稳定选择与约束的模式**——即条件偏差 Sₐ(c) = Pₐ(w|c) − P₀(w|c) 在可计算特征空间上的投影。这里必须强调两点：其一，P₀ 是"无个人偏好的参照基线"，**不是"完美表达"**——风格的度量与"哪个模型更强"无关，只与"这个人如何选择"有关；其二，本文构建的是风格的**签名（signature）**——可观测、可注入的代理表征，而非可直接观测的风格本体；签名可以被更深的模型取代，但作为协作接口它足够稳定、可复现。AI 腔的本质是模型只会输出 P₀ 的众数（平滑、无风险的分布中心文本）；写作助手要做的不是"更平滑"，而是**学出作者的选择偏差并把生成拉向那个方向**。风格由此从"提示词里的形容词"变成可测量、可注入、可演进的向量。</w:t>
       </w:r>
     </w:p>
     <w:p>
@@ -1620,6 +1634,20 @@
           <w:b w:val="0"/>
           <w:sz w:val="24"/>
         </w:rPr>
+        <w:t>式 1 中每个维度的操作性定义如下：句长均值 = 按句号/问号/叹号切分后的平均句长（字符数）；句长波动 = 句长标准差；短句占比 = 句长不超过 8 字的句子比例；口语度 = 口语词表（"其实/就是/反正/我觉得/说白了"等）每百字命中率；意象密度 = 意象词表（"像/仿佛/月光/风/石阶"等）每百字命中率；情绪浓度 = 情绪词表（"泪/痛/悲/沉默/空"等）每百字命中率；词汇丰富度 = 字符二元组 TTR；语言新鲜度 = 低连接词密度与低重复率的合成值。全部词表与算法见 `scripts/style-vectors.py`，确定性可复现。</w:t>
+      </w:r>
+    </w:p>
+    <w:p>
+      <w:pPr>
+        <w:spacing w:line="360" w:lineRule="auto" w:after="80"/>
+        <w:ind w:firstLine="480"/>
+      </w:pPr>
+      <w:r>
+        <w:rPr>
+          <w:rFonts w:ascii="Times New Roman" w:hAnsi="Times New Roman" w:eastAsia="宋体"/>
+          <w:b w:val="0"/>
+          <w:sz w:val="24"/>
+        </w:rPr>
         <w:t>对每个维度在全部对象上做 min-max 归一化（式 2），消除量纲影响：</w:t>
       </w:r>
     </w:p>
@@ -1883,7 +1911,7 @@
           <w:b w:val="0"/>
           <w:sz w:val="24"/>
         </w:rPr>
-        <w:t>个人知识库解决"AI 自身智库庞大、却不知道作者读过什么"的问题。系统以**归纳式确认采集**构建 PKB：用户说出自己的哲学理论或艺术构想时，AI 先做一步归纳（"你似乎在表达……"），再主动介绍与用户思考相似的书籍/理论并简明说明其核心与可用之处（如用户思考语言匮乏时，AI 引荐《乡土中国·文字下乡》的论述[5]），用户确认后入库。采集**必须灵活归纳、不能硬编码、不能反复追问**：库项作为辅助上下文轮换注入，而非强制约束。</w:t>
+        <w:t>个人知识库解决"AI 自身智库庞大、却不知道作者读过什么"的问题。系统以**归纳式确认采集**构建 PKB：用户说出自己的哲学理论或艺术构想时，AI 先做一步归纳（"你似乎在表达……"），再主动介绍与用户思考相似的书籍/理论并简明说明其核心与可用之处（如用户思考语言匮乏时，AI 引荐《乡土中国·文字下乡》的论述[13]），用户确认后入库。采集**必须灵活归纳、不能硬编码、不能反复追问**：库项作为辅助上下文轮换注入，而非强制约束。</w:t>
       </w:r>
     </w:p>
     <w:p>
@@ -2277,7 +2305,7 @@
           <w:b w:val="0"/>
           <w:sz w:val="24"/>
         </w:rPr>
-        <w:t>本文在真实文本细读中发现，统计指标抓不住一种更高级的 AI 味：**表演思考**。一篇"正确语言的堆积"可以在黑名单、句长标准差、词汇丰富度等全部统计指标上达标（真实样例《语言匮乏》：黑名单 0、句长σ 17.1、TTR 0.59），却让读者感到"这个正在讲述失语的声音，本身也是失语的"。根因有六类，全部位于"姿态层"：</w:t>
+        <w:t>本文在真实文本细读中发现，统计指标抓不住一种更高级的 AI 味：**表演思考**。术语界定："姿态层"（postural layer）指文本在"如何呈现思考过程"这一层面的修辞姿态，对应文学批评中的叙述姿态（narrative stance）概念，区别于可统计的用词与句式层；其检测目标是"表演思考"（performative thinking）——文本以形式上的推进姿态掩盖实质上的空洞。一篇"正确语言的堆积"可以在黑名单、句长标准差、词汇丰富度等全部统计指标上达标（真实样例《语言匮乏》：黑名单 0、句长σ 17.1、TTR 0.59），却让读者感到"这个正在讲述失语的声音，本身也是失语的"。根因有六类，全部位于"姿态层"：</w:t>
       </w:r>
     </w:p>
     <w:p>
@@ -2416,7 +2444,7 @@
           <w:b w:val="0"/>
           <w:sz w:val="24"/>
         </w:rPr>
-        <w:t>机器翻译最常见的失败不是"翻错词"，而是丢掉"作者为什么这么说"——双关、文化词、语气与意象在逐字翻译中蒸发，剩下"对的错话"。SCULPTOR 把顺序倒过来：**先懂后译**。翻译前先做"原意解读"（作者想表达什么、什么语气、什么文体、哪些意象/双关是易损点），翻译以**作者原意**为第一标准——达意优先于逐字，字面对不上的地方以原意为准；再用**回译校验闭环**钉住质量：中译英→回译→信息点核对（保留/丢失/漂移）→风格指标对比，并把"翻译损耗"与"原文本来就模糊"区分开。翻译只做校验与报告，不擅自改稿（改动走定点修改）。这套方法论使系统既是写作助手，也是跨语言的"作者原意守门人"。</w:t>
+        <w:t>本节描述一个由核心架构（作者表征 + 质检闭环）自然派生的应用扩展，而非核心研究问题：**原意优先的翻译方法论**。机器翻译最常见的失败不是"翻错词"，而是丢掉"作者为什么这么说"——双关、文化词、语气与意象在逐字翻译中蒸发，剩下"对的错话"。SCULPTOR 把顺序倒过来：**先懂后译**。翻译前先做"原意解读"（作者想表达什么、什么语气、什么文体、哪些意象/双关是易损点），翻译以**作者原意**为第一标准——达意优先于逐字，字面对不上的地方以原意为准；再用**回译校验闭环**钉住质量：中译英→回译→信息点核对（保留/丢失/漂移）→风格指标对比，并把"翻译损耗"与"原文本来就模糊"区分开。翻译只做校验与报告，不擅自改稿（改动走定点修改）。这套方法论使系统既是写作助手，也是跨语言的"作者原意守门人"。</w:t>
       </w:r>
     </w:p>
     <w:p>
@@ -3103,6 +3131,20 @@
           <w:b w:val="0"/>
           <w:sz w:val="24"/>
         </w:rPr>
+        <w:t>该案例的检测是确定性的：系统提取"像/如同/仿佛"后的喻体并做归一化，跨句重复即标记（`redteam.js`）；判定为病灶的标准是"同一喻体在非并列结构中跨节重复且无递进"，这是可复现的规则而非审美偏好。修订由 LLM 结合作者风格档案自动给出（遵守"绝不用新金句替换旧金句"），最终经作者确认保留——该案例是"系统自主检测 + 自动修订 + 人工确认"的完整记录。</w:t>
+      </w:r>
+    </w:p>
+    <w:p>
+      <w:pPr>
+        <w:spacing w:line="360" w:lineRule="auto" w:after="80"/>
+        <w:ind w:firstLine="480"/>
+      </w:pPr>
+      <w:r>
+        <w:rPr>
+          <w:rFonts w:ascii="Times New Roman" w:hAnsi="Times New Roman" w:eastAsia="宋体"/>
+          <w:b w:val="0"/>
+          <w:sz w:val="24"/>
+        </w:rPr>
         <w:t>需要诚实指出：统计层指标抓不住姿态层假思考（见 2.4 节）；v0.53 以 LLM 六层细读 + RAG 作者对照补上后，对《语言匮乏》类文本能逐层命中病灶，对《差生》类真实写作不误伤——这正是"先懂作者、再判断像不像作者"的自洽证明。</w:t>
       </w:r>
     </w:p>
@@ -3130,7 +3172,7 @@
           <w:b w:val="0"/>
           <w:sz w:val="24"/>
         </w:rPr>
-        <w:t>按第 2.2.1 节的定义，我们用 8 维可解释风格特征对 6 类文本（SCULPTOR 作者、人类名家史铁生与费孝通、ChatGPT 与 DeepSeek 通用基线、模板公文基线）计算归一化向量与欧氏距离，全部由 `scripts/style-vectors.py` 确定性复现（特征函数固定、无随机）。除了距离矩阵（表 2），我们还用**经典 MDS 将距离矩阵降维到二维风格建模空间**（图 6），让"人类与机器分域"直接可视化；热力网格、距离矩阵与能力对比见图 4、5、7，综合评分见表 3。</w:t>
+        <w:t>按第 2.2.1 节的定义，我们用 8 维可解释风格特征对 6 类文本（SCULPTOR 作者、人类名家史铁生与费孝通、ChatGPT 与 DeepSeek 通用基线、模板公文基线）计算归一化向量与欧氏距离，全部由 `scripts/style-vectors.py` 确定性复现（特征函数固定、无随机）。风格特征热力网格与距离矩阵见图 4、图 5 与表 2；随后用**经典 MDS 将距离矩阵降维到二维风格建模空间**（图 6），让"人类与机器分域"直接可视化；写作能力综合评分见图 7 与表 3。</w:t>
       </w:r>
     </w:p>
     <w:p>
@@ -4078,7 +4120,7 @@
           <w:b w:val="0"/>
           <w:sz w:val="24"/>
         </w:rPr>
-        <w:t>关键读数：SCULPTOR 作者与人类名家（史铁生 1.11 / 费孝通 1.54）显著近于其与通用模型的距离（ChatGPT 1.46 / DeepSeek 1.49 / 模板公文 1.98）；两个人类名家彼此 1.67，而两个通用模型之间仅 0.65——**AI 腔互相趋同，人类各有面目**。这说明 SCULPTOR 学到的风格落在"人类"一侧，而不是模型的平均脸。</w:t>
+        <w:t>关键读数：SCULPTOR 作者与人类名家（史铁生 1.11 / 费孝通 1.54）显著近于其与通用模型的距离（ChatGPT 1.46 / DeepSeek 1.49 / 模板公文 1.98）；两个人类名家彼此 1.67，而两个通用模型之间仅 0.65——**AI 腔互相趋同，人类各有面目**。这说明 SCULPTOR 学到的风格落在"人类"一侧，而不是分布中心的低风险文本。</w:t>
       </w:r>
     </w:p>
     <w:p>
@@ -5993,7 +6035,7 @@
           <w:b w:val="0"/>
           <w:sz w:val="24"/>
         </w:rPr>
-        <w:t>首先衷心感谢指导教师在整个项目中的耐心指导——从选题、理论梳理到实验设计与论文撰写，都离不开老师的帮助。其次感谢项目组成员与参与测试的同学：你们的每一次修改建议都是系统最珍贵的风格教学数据。最后感谢开源社区与相关研究者：StyleVector[2]、GhostWriter[3]、EMNLP 2025[1] 与 Flower &amp; Hayes[4] 等成果，为本项目提供了坚实的理论基础。</w:t>
+        <w:t>首先衷心感谢指导教师在整个项目中的耐心指导——从选题、理论梳理到实验设计与论文撰写，都离不开老师的帮助。其次感谢项目组成员与参与测试的同学：你们的每一次修改建议都是系统最珍贵的风格教学数据。最后感谢开源社区与相关研究者：StyleVector[2]、GhostWriter[3]、EMNLP 2025[1] 与 Flower &amp; Hayes[12] 等成果，为本项目提供了坚实的理论基础。</w:t>
       </w:r>
     </w:p>
     <w:p>
@@ -6062,7 +6104,7 @@
           <w:b w:val="0"/>
           <w:sz w:val="24"/>
         </w:rPr>
-        <w:t>[4] FLOWER L, HAYES J R. A Cognitive Process Theory of Writing[J]. College Composition and Communication, 1981, 32(4): 365-387.</w:t>
+        <w:t>[4] CustomNLP4U. Pearl: A Personalized Writing Assistant with Retriever Calibration[R/OL]. 2024.（非同行评议技术报告，仅作行业对照）</w:t>
       </w:r>
     </w:p>
     <w:p>
@@ -6076,7 +6118,7 @@
           <w:b w:val="0"/>
           <w:sz w:val="24"/>
         </w:rPr>
-        <w:t>[5] 费孝通. 乡土中国[M]. 北京: 人民出版社, 2015.</w:t>
+        <w:t>[5] DiscoverLLM: Discovering User Intent Through Draft Contrasting[R/OL]. 2026.（非同行评议技术报告，仅作行业对照）</w:t>
       </w:r>
     </w:p>
     <w:p>
@@ -6090,7 +6132,7 @@
           <w:b w:val="0"/>
           <w:sz w:val="24"/>
         </w:rPr>
-        <w:t>[6] 马良写作. 中文长篇 AI 写作 18 款工具横评[EB/OL]. https://maliangwriter.com/compare/.</w:t>
+        <w:t>[6] COLLABLLM: Human-AI Collaborative Learning[C]//Proceedings of the 42nd International Conference on Machine Learning (ICML). 2025.</w:t>
       </w:r>
     </w:p>
     <w:p>
@@ -6104,7 +6146,7 @@
           <w:b w:val="0"/>
           <w:sz w:val="24"/>
         </w:rPr>
-        <w:t>[7] CustomNLP4U. Pearl: A Personalized Writing Assistant with Retriever Calibration[EB/OL]. 2024.</w:t>
+        <w:t>[7] no-ai-slop / avoid-ai-writing-zh / de-aigc-ch 等开源反 AI 腔检测项目[EB/OL]. GitHub, 2024-2026.（开源项目，非同行评议，仅作行业对照）</w:t>
       </w:r>
     </w:p>
     <w:p>
@@ -6118,7 +6160,7 @@
           <w:b w:val="0"/>
           <w:sz w:val="24"/>
         </w:rPr>
-        <w:t>[8] DiscoverLLM: Discovering User Intent Through Draft Contrasting[EB/OL]. 2026.</w:t>
+        <w:t>[8] Oxford HAI Lab. Writing-Anima: Two-Stage Style-Aware Retrieval for Personalized Writing[EB/OL]. 2025.（项目主页，非同行评议，仅作行业对照）</w:t>
       </w:r>
     </w:p>
     <w:p>
@@ -6132,7 +6174,7 @@
           <w:b w:val="0"/>
           <w:sz w:val="24"/>
         </w:rPr>
-        <w:t>[9] COLLABLLM: Human-AI Collaborative Learning[C]//Proceedings of the 42nd International Conference on Machine Learning (ICML). 2025.</w:t>
+        <w:t>[9] Agentic Ghostwriter: Style-Reward Fine-Tuning for Writing Assistance[J/OL]. arXiv preprint arXiv:2512.05747, 2025.</w:t>
       </w:r>
     </w:p>
     <w:p>
@@ -6146,7 +6188,7 @@
           <w:b w:val="0"/>
           <w:sz w:val="24"/>
         </w:rPr>
-        <w:t>[10] no-ai-slop / avoid-ai-writing-zh / de-aigc-ch 等开源反 AI 腔检测项目[EB/OL]. GitHub, 2024-2026.</w:t>
+        <w:t>[10] 基于 AI 智能体的智能写作辅助系统[EB/OL]. CSDN, 2026.（博客，非正式发表，仅作行业现状参考）</w:t>
       </w:r>
     </w:p>
     <w:p>
@@ -6160,7 +6202,7 @@
           <w:b w:val="0"/>
           <w:sz w:val="24"/>
         </w:rPr>
-        <w:t>[11] Oxford HAI Lab. Writing-Anima: Two-Stage Style-Aware Retrieval for Personalized Writing[EB/OL]. 2025.</w:t>
+        <w:t>[11] 马良写作. 中文长篇 AI 写作 18 款工具横评[EB/OL]. https://maliangwriter.com/compare/.（产品横评，非同行评议，仅用于提炼产品能力维度）</w:t>
       </w:r>
     </w:p>
     <w:p>
@@ -6174,7 +6216,7 @@
           <w:b w:val="0"/>
           <w:sz w:val="24"/>
         </w:rPr>
-        <w:t>[12] Agentic Ghostwriter: Style-Reward Fine-Tuning for Writing Assistance[J/OL]. arXiv preprint arXiv:2512.05747, 2025.</w:t>
+        <w:t>[12] FLOWER L, HAYES J R. A Cognitive Process Theory of Writing[J]. College Composition and Communication, 1981, 32(4): 365-387.</w:t>
       </w:r>
     </w:p>
     <w:p>
@@ -6188,7 +6230,21 @@
           <w:b w:val="0"/>
           <w:sz w:val="24"/>
         </w:rPr>
-        <w:t>[13] 基于 AI 智能体的智能写作辅助系统[EB/OL]. CSDN, 2026.</w:t>
+        <w:t>[13] 费孝通. 乡土中国[M]. 北京: 生活·读书·新知三联书店, 1985.</w:t>
+      </w:r>
+    </w:p>
+    <w:p>
+      <w:pPr>
+        <w:spacing w:line="360" w:lineRule="auto" w:after="80"/>
+        <w:ind w:firstLine="480"/>
+      </w:pPr>
+      <w:r>
+        <w:rPr>
+          <w:rFonts w:ascii="Times New Roman" w:hAnsi="Times New Roman" w:eastAsia="宋体"/>
+          <w:b w:val="0"/>
+          <w:sz w:val="24"/>
+        </w:rPr>
+        <w:t>注：[4][5][7][8][10][11] 为非同行评议来源（技术报告、开源项目、博客、产品横评），仅用于行业现状与能力维度对照，不作为理论依据。</w:t>
       </w:r>
     </w:p>
     <w:sectPr>

--- a/docs/competition/科技论文-SCULPTOR.docx
+++ b/docs/competition/科技论文-SCULPTOR.docx
@@ -27,7 +27,7 @@
           <w:b w:val="0"/>
           <w:sz w:val="24"/>
         </w:rPr>
-        <w:t>**——面向人文科学时代的个性化写作系统**</w:t>
+        <w:t>——面向人文科学时代的个性化写作系统</w:t>
       </w:r>
     </w:p>
     <w:p>
@@ -81,7 +81,7 @@
           <w:b w:val="0"/>
           <w:sz w:val="24"/>
         </w:rPr>
-        <w:t>大语言模型（LLM）使"机器能写"成为常态，但个性化写作仍面临根本障碍：现有工具无法持续表征"作者是谁"，难以捕捉用户引述理论、给出推理方向的深层思考，也识别不了以"正确语言的堆积"构成的姿态层假思考。本文提出 SCULPTOR——以作者表征为中心的深度协作写作智能体：以**思想优先的澄清协议**为核心，配套四层风格签名、姿态层反假思考检测与主控编排状态机，同一核心以 CLI 与 Web 双形态交付。</w:t>
+        <w:t>大语言模型（LLM）使"机器能写"成为常态，但个性化写作仍面临根本障碍：现有工具无法持续表征"作者是谁"，难以捕捉用户引述理论、给出推理方向的深层思考，也识别不了以"正确语言的堆积"构成的姿态层假思考。本文提出 SCULPTOR——以作者表征为中心的深度协作写作智能体：以思想优先的澄清协议为核心，配套四层风格签名、姿态层反假思考检测与主控编排状态机，同一核心以 CLI 与 Web 双形态交付。</w:t>
       </w:r>
     </w:p>
     <w:p>
@@ -95,7 +95,7 @@
           <w:b w:val="0"/>
           <w:sz w:val="24"/>
         </w:rPr>
-        <w:t>实验上，19+7 套自动化 QA 全绿；风格距离矩阵显示 SCULPTOR 作者与人类名家（1.11）显著近于其与通用模型（1.46）的距离。SCULPTOR 定位为**人文科学时代的帮助产品**：机器越是会写，人越需要守住"自己的表达"——写作者不必迁就机器，让机器学习成为他。</w:t>
+        <w:t>实验上，20+7 套自动化 QA 全绿；风格距离矩阵显示 SCULPTOR 作者与人类名家（1.11）显著近于其与通用模型（1.46）的距离。SCULPTOR 定位为人文科学时代的帮助产品：机器越是会写，人越需要守住"自己的表达"——写作者不必迁就机器，让机器学习成为他。</w:t>
       </w:r>
     </w:p>
     <w:p>
@@ -108,7 +108,7 @@
           <w:b/>
           <w:sz w:val="24"/>
         </w:rPr>
-        <w:t>**关键词**：写作智能体；个性化文本生成；作者表征；澄清式人机交互；检索增强生成；风格签名</w:t>
+        <w:t>关键词：写作智能体；个性化文本生成；作者表征；澄清式人机交互；检索增强生成；风格签名</w:t>
       </w:r>
     </w:p>
     <w:p>
@@ -176,7 +176,7 @@
           <w:b w:val="0"/>
           <w:sz w:val="24"/>
         </w:rPr>
-        <w:t>1. **它写的是"一篇好文章"，还是"我写的文章"？**</w:t>
+        <w:t>1. 它写的是"一篇好文章"，还是"我写的文章"？</w:t>
       </w:r>
     </w:p>
     <w:p>
@@ -190,7 +190,7 @@
           <w:b w:val="0"/>
           <w:sz w:val="24"/>
         </w:rPr>
-        <w:t>2. **它知道我心里憋着的那句话、我读过的书、我反复改过的地方吗？**</w:t>
+        <w:t>2. 它知道我心里憋着的那句话、我读过的书、我反复改过的地方吗？</w:t>
       </w:r>
     </w:p>
     <w:p>
@@ -204,7 +204,7 @@
           <w:b w:val="0"/>
           <w:sz w:val="24"/>
         </w:rPr>
-        <w:t>3. **为什么它总是把我花很久才说清的感受，写成一个漂亮而空洞的套话？**</w:t>
+        <w:t>3. 为什么它总是把我花很久才说清的感受，写成一个漂亮而空洞的套话？</w:t>
       </w:r>
     </w:p>
     <w:p>
@@ -232,7 +232,7 @@
           <w:b w:val="0"/>
           <w:sz w:val="24"/>
         </w:rPr>
-        <w:t>**观察 1 · 风格错配**：同一个作者写散文时是文学性的，写议论文时是理性的——系统若用散文指纹生成议论文必然失真；而系统对此毫无感知。</w:t>
+        <w:t>观察 1 · 风格错配：同一个作者写散文时是文学性的，写议论文时是理性的——系统若用散文指纹生成议论文必然失真；而系统对此毫无感知。</w:t>
       </w:r>
     </w:p>
     <w:p>
@@ -246,7 +246,7 @@
           <w:b w:val="0"/>
           <w:sz w:val="24"/>
         </w:rPr>
-        <w:t>**观察 2 · 素材伪门槛**：澄清阶段用户明明说过的事例、数据与引用，写作阶段却"没收到"，导致重复追问与内容空转。</w:t>
+        <w:t>观察 2 · 素材伪门槛：澄清阶段用户明明说过的事例、数据与引用，写作阶段却"没收到"，导致重复追问与内容空转。</w:t>
       </w:r>
     </w:p>
     <w:p>
@@ -260,7 +260,7 @@
           <w:b w:val="0"/>
           <w:sz w:val="24"/>
         </w:rPr>
-        <w:t>**观察 3 · 交互死板**：模板化追问无法从用户原话生长；用户说"没有更多了"仍被反复询问，既不耐烦又挖不出深层思想。</w:t>
+        <w:t>观察 3 · 交互死板：模板化追问无法从用户原话生长；用户说"没有更多了"仍被反复询问，既不耐烦又挖不出深层思想。</w:t>
       </w:r>
     </w:p>
     <w:p>
@@ -274,7 +274,7 @@
           <w:b w:val="0"/>
           <w:sz w:val="24"/>
         </w:rPr>
-        <w:t>**观察 4 · 数据孤岛**：读过的书、写过的文、检索到的资料彼此隔离，无法共同支撑一篇文章。</w:t>
+        <w:t>观察 4 · 数据孤岛：读过的书、写过的文、检索到的资料彼此隔离，无法共同支撑一篇文章。</w:t>
       </w:r>
     </w:p>
     <w:p>
@@ -288,7 +288,7 @@
           <w:b w:val="0"/>
           <w:sz w:val="24"/>
         </w:rPr>
-        <w:t>我没有停留在"换个更大的模型、写个更长的提示词"上，而是继续追问"为什么"。最终四个现象收敛到同一个根因：**系统从未建立"作者是谁"的模型**——它不知道你读过什么、在意什么、句子习惯怎么断、情绪习惯怎么收。我把这三个问题正式化为 1.2 节的研究问题 RQ1–RQ4，并确定了以"作者建模"为中心的研究路线。</w:t>
+        <w:t>我没有停留在"换个更大的模型、写个更长的提示词"上，而是继续追问"为什么"。最终四个现象收敛到同一个根因：系统从未建立"作者是谁"的模型——它不知道你读过什么、在意什么、句子习惯怎么断、情绪习惯怎么收。我把这三个问题正式化为 1.2 节的研究问题 RQ1–RQ4，并确定了以"作者建模"为中心的研究路线。</w:t>
       </w:r>
     </w:p>
     <w:p>
@@ -302,7 +302,7 @@
           <w:b w:val="0"/>
           <w:sz w:val="24"/>
         </w:rPr>
-        <w:t>需要说明的是，这一阶段属于**需求发现（pre-study）**而非正式实验：观察对象是我自己的写作协作记录，归纳方式是质性整理（逐轮记录"AI 问了什么、哪些素材被用上、哪些表述被改掉"），其作用是生成研究问题与研究假设；所有定量结论均来自第 3 节的正式实验，两者不混为一谈。</w:t>
+        <w:t>需要说明的是，这一阶段属于需求发现（pre-study）而非正式实验：观察对象是我自己的写作协作记录，归纳方式是质性整理（逐轮记录"AI 问了什么、哪些素材被用上、哪些表述被改掉"），其作用是生成研究问题与研究假设；所有定量结论均来自第 3 节的正式实验，两者不混为一谈。</w:t>
       </w:r>
     </w:p>
     <w:p>
@@ -329,7 +329,7 @@
           <w:b w:val="0"/>
           <w:sz w:val="24"/>
         </w:rPr>
-        <w:t>以 ChatGPT、DeepSeek、Claude 为代表的大语言模型让"机器能写"成为常态：任何人在对话框里输入一句话，都能得到一篇结构完整的文章。然而，用户很快发现一个普遍困境：让 AI 代写的文章"像模像样，却一眼假"——结构工整、措辞平滑、比喻通用，唯独缺少"人味"。我们把这种现象称为 **AI 腔**。它由两部分构成：一是**统计层 AI 味**（套话密度高、句式重复、节奏平滑），现有检测工具可用黑名单与统计指标识别；二是**姿态层 AI 味**（"表演思考"的文章——金句排比做形式高潮、路标式转折假装推进、点题式顿悟假装想通），它在所有统计指标上都能达标，却让读者感到"讲述失语的声音本身也是失语的"[本文第 2.4 节与 3.2 节给出真实样例]。</w:t>
+        <w:t>以 ChatGPT、DeepSeek、Claude 为代表的大语言模型让"机器能写"成为常态：任何人在对话框里输入一句话，都能得到一篇结构完整的文章。然而，用户很快发现一个普遍困境：让 AI 代写的文章"像模像样，却一眼假"——结构工整、措辞平滑、比喻通用，唯独缺少"人味"。我们把这种现象称为 AI 腔。它由两部分构成：一是统计层 AI 味（套话密度高、句式重复、节奏平滑），现有检测工具可用黑名单与统计指标识别；二是姿态层 AI 味（"表演思考"的文章——金句排比做形式高潮、路标式转折假装推进、点题式顿悟假装想通），它在所有统计指标上都能达标，却让读者感到"讲述失语的声音本身也是失语的"[本文第 2.4 节与 3.2 节给出真实样例]。</w:t>
       </w:r>
     </w:p>
     <w:p>
@@ -343,7 +343,7 @@
           <w:b w:val="0"/>
           <w:sz w:val="24"/>
         </w:rPr>
-        <w:t>AI 腔不是偶然缺陷，而是生成分布对"规范、平滑、无风险"文本的偏好：模型见过太多文本，于是产出所有文本的"平均值"，而不是某个人的"那一个"。对写作者而言，这是更深的危机——当机器把"表达"变成流水线产品，**人的思想、语气、局限与偏爱正在被悄悄抹平**。写作从来不只是传递信息，更是"人确认自己存在"的方式：一封家书、一篇作文、一份调研报告，都带着作者的体温。因此，让 AI 学会"成为某个人"，比让 AI"写得更好"更紧迫。</w:t>
+        <w:t>AI 腔不是偶然缺陷，而是生成分布对"规范、平滑、无风险"文本的偏好：模型见过太多文本，于是产出所有文本的"平均值"，而不是某个人的"那一个"。对写作者而言，这是更深的危机——当机器把"表达"变成流水线产品，人的思想、语气、局限与偏爱正在被悄悄抹平。写作从来不只是传递信息，更是"人确认自己存在"的方式：一封家书、一篇作文、一份调研报告，都带着作者的体温。因此，让 AI 学会"成为某个人"，比让 AI"写得更好"更紧迫。</w:t>
       </w:r>
     </w:p>
     <w:p>
@@ -371,7 +371,7 @@
           <w:b w:val="0"/>
           <w:sz w:val="24"/>
         </w:rPr>
-        <w:t>**RQ1（风格表征）**：如何把"AI 写的像你"从口号变成可测量、可注入、可演进的工程表征，且不依赖大规模个人语料？</w:t>
+        <w:t>RQ1（风格表征）：如何把"AI 写的像你"从口号变成可测量、可注入、可演进的工程表征，且不依赖大规模个人语料？</w:t>
       </w:r>
     </w:p>
     <w:p>
@@ -385,7 +385,7 @@
           <w:b w:val="0"/>
           <w:sz w:val="24"/>
         </w:rPr>
-        <w:t>**RQ2（澄清协议）**：澄清式人机交互如何从"收集填空题"升级为"接住用户的深层思想"，并让系统自主决定问什么？</w:t>
+        <w:t>RQ2（澄清协议）：澄清式人机交互如何从"收集填空题"升级为"接住用户的深层思想"，并让系统自主决定问什么？</w:t>
       </w:r>
     </w:p>
     <w:p>
@@ -399,7 +399,7 @@
           <w:b w:val="0"/>
           <w:sz w:val="24"/>
         </w:rPr>
-        <w:t>**RQ3（质量检测）**：统计指标抓不住的"姿态层假思考"如何被检测、诊断与根治？</w:t>
+        <w:t>RQ3（质量检测）：统计指标抓不住的"姿态层假思考"如何被检测、诊断与根治？</w:t>
       </w:r>
     </w:p>
     <w:p>
@@ -413,7 +413,7 @@
           <w:b w:val="0"/>
           <w:sz w:val="24"/>
         </w:rPr>
-        <w:t>**RQ4（工程交付）**：如何以统一核心交付多种产品形态（CLI/MCP/Web），并保证质量可复现、可离线全链路验证？</w:t>
+        <w:t>RQ4（工程交付）：如何以统一核心交付多种产品形态（CLI/MCP/Web），并保证质量可复现、可离线全链路验证？</w:t>
       </w:r>
     </w:p>
     <w:p>
@@ -427,7 +427,7 @@
           <w:b w:val="0"/>
           <w:sz w:val="24"/>
         </w:rPr>
-        <w:t>本文的核心论断是：**通用写作的下限由模型能力决定，上限由系统对"作者"的理解决定。**</w:t>
+        <w:t>本文的核心论断是：通用写作的下限由模型能力决定，上限由系统对"作者"的理解决定。</w:t>
       </w:r>
     </w:p>
     <w:p>
@@ -468,7 +468,7 @@
           <w:b w:val="0"/>
           <w:sz w:val="24"/>
         </w:rPr>
-        <w:t>**表 1　相关工作与本项目的关系（按查新报告 A–J 编号）**</w:t>
+        <w:t>表 1　相关工作与本项目的关系（按查新报告 A–J 编号）</w:t>
       </w:r>
     </w:p>
     <w:tbl>
@@ -1292,7 +1292,7 @@
           <w:b w:val="0"/>
           <w:sz w:val="24"/>
         </w:rPr>
-        <w:t>本文以 **C1（思想优先的澄清协议）为核心科学贡献**，其余为支撑该系统可落地的配套工程与方法（C2–C4），并以作者主权原则（C5）划定系统的伦理边界：</w:t>
+        <w:t>本文以 C1（思想优先的澄清协议）为核心科学贡献，其余为支撑该系统可落地的配套工程与方法（C2–C4），并以作者主权原则（C5）划定系统的伦理边界：</w:t>
       </w:r>
     </w:p>
     <w:p>
@@ -1306,7 +1306,7 @@
           <w:b w:val="0"/>
           <w:sz w:val="24"/>
         </w:rPr>
-        <w:t>**C1（核心交互贡献）思想优先的澄清协议 + RAG 供给闭环**：以"主张—前提—推理—理论来源"追踪用户思想脉络，提问顺序由 LLM 结合对话自主判断（先思想、后信息、最后规划），代码仅做防死循环安全网；RAG 采用"去重排队 → 协作检索 → 回灌 → 缺口节重写（≤2 轮）→ 重审计"的供给闭环，而非即问即答——把澄清从"收集"升级为"理解"，是本工作最有原创性的交互洞察。</w:t>
+        <w:t>C1（核心交互贡献）思想优先的澄清协议 + RAG 供给闭环：以"主张—前提—推理—理论来源"追踪用户思想脉络，提问顺序由 LLM 结合对话自主判断（先思想、后信息、最后规划），代码仅做防死循环安全网；RAG 采用"去重排队 → 协作检索 → 回灌 → 缺口节重写（≤2 轮）→ 重审计"的供给闭环，而非即问即答——把澄清从"收集"升级为"理解"，是本工作最有原创性的交互洞察。</w:t>
       </w:r>
     </w:p>
     <w:p>
@@ -1320,7 +1320,7 @@
           <w:b w:val="0"/>
           <w:sz w:val="24"/>
         </w:rPr>
-        <w:t>**C2（方法贡献）作者表征系统（四层签名 + token 级人机对比）**：把"风格 = 作者在给定创作空间中相对中性基线的稳定选择模式"形式化为可测量、可注入、可演进的四层签名（连续向量、动态维度、语言新鲜度、亲手修改记录），给出 surprisal 判别式、KL 散度（式 4–6）与 EMA 增量学习、偏离方向（式 7–8）的严格数学定义，同时分离"人想写的 / 人想听的"双分布。**诚实界定：这是签名（signature），不是生成式作者模型。**</w:t>
+        <w:t>C2（方法贡献）作者表征系统（四层签名 + token 级人机对比）：把"风格 = 作者在给定创作空间中相对中性基线的稳定选择模式"形式化为可测量、可注入、可演进的四层签名（连续向量、动态维度、语言新鲜度、亲手修改记录），给出 surprisal 判别式、KL 散度（式 4–6）与 EMA 增量学习、偏离方向（式 7–8）的严格数学定义，同时分离"人想写的 / 人想听的"双分布。诚实界定：这是签名（signature），不是生成式作者模型。</w:t>
       </w:r>
     </w:p>
     <w:p>
@@ -1334,7 +1334,7 @@
           <w:b w:val="0"/>
           <w:sz w:val="24"/>
         </w:rPr>
-        <w:t>**C3（质量贡献）姿态层反假思考检测**：提出"姿态层 AI 味"概念，实现 LLM 六层细读（声音/过渡/修辞/引用/翻译体/收尾）+ RAG 作者对照的诊断方法，并配合软性偏好引导根治假思考；与规则型反 AI 腔工具[7] 形成本质区别。</w:t>
+        <w:t>C3（质量贡献）姿态层反假思考检测：提出"姿态层 AI 味"概念，实现 LLM 六层细读（声音/过渡/修辞/引用/翻译体/收尾）+ RAG 作者对照的诊断方法，并配合软性偏好引导根治假思考；与规则型反 AI 腔工具[7] 形成本质区别。</w:t>
       </w:r>
     </w:p>
     <w:p>
@@ -1348,7 +1348,7 @@
           <w:b w:val="0"/>
           <w:sz w:val="24"/>
         </w:rPr>
-        <w:t>**C4（工程贡献）导演状态机与三形态交付**：以确定性状态机主导"澄清→大纲→写作→审校→红队→读者群像→交付"七阶段闭环，同一核心封装为 CLI Agent、MCP 服务与 Web 工作台；agent 端 19 套 + web 端 7 套自动化 QA 全绿，可离线全链路复现。</w:t>
+        <w:t>C4（工程贡献）导演状态机与三形态交付：以确定性状态机主导"澄清→大纲→写作→审校→红队→读者群像→交付"七阶段闭环，同一核心封装为 CLI Agent、MCP 服务与 Web 工作台；agent 端 20 套 + web 端 7 套自动化 QA 全绿，可离线全链路复现。</w:t>
       </w:r>
     </w:p>
     <w:p>
@@ -1362,7 +1362,7 @@
           <w:b w:val="0"/>
           <w:sz w:val="24"/>
         </w:rPr>
-        <w:t>**C5（人文边界）作者主权原则**：系统的所有偏好均为软性、可撤销的建议；风格档案由作者亲手修改驱动；作者保留否决权——"写作最伟大的力量在于它有权不正确"。</w:t>
+        <w:t>C5（人文边界）作者主权原则：系统的所有偏好均为软性、可撤销的建议；风格档案由作者亲手修改驱动；作者保留否决权——"写作最伟大的力量在于它有权不正确"。</w:t>
       </w:r>
     </w:p>
     <w:p>
@@ -1402,7 +1402,7 @@
           <w:b w:val="0"/>
           <w:sz w:val="24"/>
         </w:rPr>
-        <w:t>SCULPTOR 采用三层架构（图 1）：**宿主层**（Codex / Claude Code / OpenCode / Web）只负责转发用户消息与供给检索结果；**核心层**由主控编排状态机主导，调用澄清、大纲、写作、审校、红队、读者群像、质量门等模块；**数据层**把状态机的唯一事实（`protocol/state.json`）与全部沉淀物（风格档案、知识库、大纲、节奏曲线、伏笔记录）放在独立工作区，与宿主及其他 Agent 零冲突。</w:t>
+        <w:t>SCULPTOR 采用三层架构（图 1）：宿主层（Codex / Claude Code / OpenCode / Web）只负责转发用户消息与供给检索结果；核心层由主控编排状态机主导，调用澄清、大纲、写作、审校、红队、读者群像、质量门等模块；数据层把状态机的唯一事实（protocol/state.json）与全部沉淀物（风格档案、知识库、大纲、节奏曲线、伏笔记录）放在独立工作区，与宿主及其他 Agent 零冲突。</w:t>
       </w:r>
     </w:p>
     <w:p>
@@ -1416,7 +1416,7 @@
           <w:b w:val="0"/>
           <w:sz w:val="24"/>
         </w:rPr>
-        <w:t>术语界定：该状态机在计算机科学意义上的准确称谓是**主控编排器（orchestrator）**；因其承担"决定何时问、何时写、何时审"的职责，本文按创作语境沿用**导演（Director）**这一命名隐喻，并以下文统一称"导演状态机"。</w:t>
+        <w:t>术语界定：该状态机在计算机科学意义上的准确称谓是主控编排器（orchestrator）；因其承担"决定何时问、何时写、何时审"的职责，本文按创作语境沿用导演（Director）这一命名隐喻，并以下文统一称"导演状态机"。</w:t>
       </w:r>
     </w:p>
     <w:p>
@@ -1482,7 +1482,7 @@
           <w:b w:val="0"/>
           <w:sz w:val="24"/>
         </w:rPr>
-        <w:t>导演状态机是本文 RQ4 的答案。写作不是一次生成，而是一个"规划→转译→审校"的认知过程[12]：把流程交给用户逐句指挥，等于让外行指挥专家；把流程交给提示词模板，等于让专家背剧本。SCULPTOR 选择第三种：导演收到用户消息后**自主决定下一步**——该问就问、该出大纲就出、该写就逐节写、该审计就审计、该请读者群像就群像，只在真正的决策点（主题/立场/素材/立意/大纲确认/风格方向）停下等用户。状态机为确定性有限状态机：每个阶段定义输入不变量（如"素材不足禁止生成大纲"）与输出契约（每步写盘 + 进度消息），子函数写盘后调用方强制重读——用工程不变量替代"靠模型自觉"，这是数学意义上的可靠性保证。</w:t>
+        <w:t>导演状态机是本文 RQ4 的答案。写作不是一次生成，而是一个"规划→转译→审校"的认知过程[12]：把流程交给用户逐句指挥，等于让外行指挥专家；把流程交给提示词模板，等于让专家背剧本。SCULPTOR 选择第三种：导演收到用户消息后自主决定下一步——该问就问、该出大纲就出、该写就逐节写、该审计就审计、该请读者群像就群像，只在真正的决策点（主题/立场/素材/立意/大纲确认/风格方向）停下等用户。状态机为确定性有限状态机：每个阶段定义输入不变量（如"素材不足禁止生成大纲"）与输出契约（每步写盘 + 进度消息），子函数写盘后调用方强制重读——用工程不变量替代"靠模型自觉"，这是数学意义上的可靠性保证。</w:t>
       </w:r>
     </w:p>
     <w:p>
@@ -1522,7 +1522,7 @@
           <w:b w:val="0"/>
           <w:sz w:val="24"/>
         </w:rPr>
-        <w:t>设作者在给定语义内容与上下文 c 下生成词句的条件分布为 Pₐ(w|c)，无个人偏好的通用中性基线分布为 P₀(w|c)（由大规模中性语料估计）。本文将风格定义为：**在给定的创作空间中，作者相对中性基线做出稳定选择与约束的模式**——即条件偏差 Sₐ(c) = Pₐ(w|c) − P₀(w|c) 在可计算特征空间上的投影。这里必须强调两点：其一，P₀ 是"无个人偏好的参照基线"，**不是"完美表达"**——风格的度量与"哪个模型更强"无关，只与"这个人如何选择"有关；其二，本文构建的是风格的**签名（signature）**——可观测、可注入的代理表征，而非可直接观测的风格本体；签名可以被更深的模型取代，但作为协作接口它足够稳定、可复现。AI 腔的本质是模型只会输出 P₀ 的众数（平滑、无风险的分布中心文本）；写作助手要做的不是"更平滑"，而是**学出作者的选择偏差并把生成拉向那个方向**。风格由此从"提示词里的形容词"变成可测量、可注入、可演进的向量。</w:t>
+        <w:t>设作者在给定语义内容与上下文 c 下生成词句的条件分布为 Pₐ(w|c)，无个人偏好的通用中性基线分布为 P₀(w|c)（由大规模中性语料估计）。本文将风格定义为：在给定的创作空间中，作者相对中性基线做出稳定选择与约束的模式——即条件偏差 Sₐ(c) = Pₐ(w|c) − P₀(w|c) 在可计算特征空间上的投影。这里必须强调两点：其一，P₀ 是"无个人偏好的参照基线"，不是"完美表达"——风格的度量与"哪个模型更强"无关，只与"这个人如何选择"有关；其二，本文构建的是风格的签名（signature）——可观测、可注入的代理表征，而非可直接观测的风格本体；签名可以被更深的模型取代，但作为协作接口它足够稳定、可复现。AI 腔的本质是模型只会输出 P₀ 的众数（平滑、无风险的分布中心文本）；写作助手要做的不是"更平滑"，而是学出作者的选择偏差并把生成拉向那个方向。风格由此从"提示词里的形容词"变成可测量、可注入、可演进的向量。</w:t>
       </w:r>
     </w:p>
     <w:p>
@@ -1550,7 +1550,7 @@
           <w:b w:val="0"/>
           <w:sz w:val="24"/>
         </w:rPr>
-        <w:t>**L1 连续向量**：作者语料相对通用基线的方向差，EMA 增量更新（v_new = α·v_old + (1−α)·Δ），呼应 StyleVector 的激活向量思想[2]，但落地为可解释的稀疏特征向量，零依赖、可审计，且可升级为真实 embedding；</w:t>
+        <w:t>L1 连续向量：作者语料相对通用基线的方向差，EMA 增量更新（v_new = α·v_old + (1−α)·Δ），呼应 StyleVector 的激活向量思想[2]，但落地为可解释的稀疏特征向量，零依赖、可审计，且可升级为真实 embedding；</w:t>
       </w:r>
     </w:p>
     <w:p>
@@ -1564,7 +1564,7 @@
           <w:b w:val="0"/>
           <w:sz w:val="24"/>
         </w:rPr>
-        <w:t>**L2 动态维度**：14+7 维语言/结构轴 + 意象、偏好、素材子维，随写作持续演化；</w:t>
+        <w:t>L2 动态维度：14+7 维语言/结构轴 + 意象、偏好、素材子维，随写作持续演化；</w:t>
       </w:r>
     </w:p>
     <w:p>
@@ -1578,7 +1578,7 @@
           <w:b w:val="0"/>
           <w:sz w:val="24"/>
         </w:rPr>
-        <w:t>**L3 语言新鲜度（不可预测性）**：少见词语组合占比、低套话密度、句长错落度越高，文本越"像人临时想出来的"——这是信息论意义下的高熵，是"人味"的客观代理；</w:t>
+        <w:t>L3 语言新鲜度（不可预测性）：少见词语组合占比、低套话密度、句长错落度越高，文本越"像人临时想出来的"——这是信息论意义下的高熵，是"人味"的客观代理；</w:t>
       </w:r>
     </w:p>
     <w:p>
@@ -1592,7 +1592,7 @@
           <w:b w:val="0"/>
           <w:sz w:val="24"/>
         </w:rPr>
-        <w:t>**L4 亲手修改记录**：每次"原文→改后→修改意图"的三元组是最高权重风格证据——"他想要什么"永远比"他随口说什么"更真实（GhostWriter 的"教学时刻"[3] 在此被量化为可入库数据）。</w:t>
+        <w:t>L4 亲手修改记录：每次"原文→改后→修改意图"的三元组是最高权重风格证据——"他想要什么"永远比"他随口说什么"更真实（GhostWriter 的"教学时刻"[3] 在此被量化为可入库数据）。</w:t>
       </w:r>
     </w:p>
     <w:p>
@@ -1606,7 +1606,7 @@
           <w:b w:val="0"/>
           <w:sz w:val="24"/>
         </w:rPr>
-        <w:t>配套两条纪律：**双风格分离**——区分"人想写的"（write-style）与"人想听的"（read-style）两个分布，写作者要克制留白，读者需要一处光的余味；**修改即风格教学**——每次选区点改/候选改写全部吸收进档案与向量，用户亲手改过的句子成为最强风格信号。</w:t>
+        <w:t>配套两条纪律：双风格分离——区分"人想写的"（write-style）与"人想听的"（read-style）两个分布，写作者要克制留白，读者需要一处光的余味；修改即风格教学——每次选区点改/候选改写全部吸收进档案与向量，用户亲手改过的句子成为最强风格信号。</w:t>
       </w:r>
     </w:p>
     <w:p>
@@ -1634,7 +1634,7 @@
           <w:b w:val="0"/>
           <w:sz w:val="24"/>
         </w:rPr>
-        <w:t>式 1 中每个维度的操作性定义如下：句长均值 = 按句号/问号/叹号切分后的平均句长（字符数）；句长波动 = 句长标准差；短句占比 = 句长不超过 8 字的句子比例；口语度 = 口语词表（"其实/就是/反正/我觉得/说白了"等）每百字命中率；意象密度 = 意象词表（"像/仿佛/月光/风/石阶"等）每百字命中率；情绪浓度 = 情绪词表（"泪/痛/悲/沉默/空"等）每百字命中率；词汇丰富度 = 字符二元组 TTR；语言新鲜度 = 低连接词密度与低重复率的合成值。全部词表与算法见 `scripts/style-vectors.py`，确定性可复现。</w:t>
+        <w:t>式 1 中每个维度的操作性定义如下：句长均值 = 按句号/问号/叹号切分后的平均句长（字符数）；句长波动 = 句长标准差；短句占比 = 句长不超过 8 字的句子比例；口语度 = 口语词表（"其实/就是/反正/我觉得/说白了"等）每百字命中率；意象密度 = 意象词表（"像/仿佛/月光/风/石阶"等）每百字命中率；情绪浓度 = 情绪词表（"泪/痛/悲/沉默/空"等）每百字命中率；词汇丰富度 = 字符二元组 TTR；语言新鲜度 = 低连接词密度与低重复率的合成值。全部词表与算法见 scripts/style-vectors.py，确定性可复现。</w:t>
       </w:r>
     </w:p>
     <w:p>
@@ -1703,7 +1703,7 @@
           <w:b w:val="0"/>
           <w:sz w:val="24"/>
         </w:rPr>
-        <w:t>"AI 腔"有一个可计算的本质：机器生成的文本在 token 分布上**过于可预测**——高频连接词把句子"焊"得顺滑、二元组重复率高、句长整齐；人类文本则**稀而错落**——罕见组合占比高、句式长短起伏、连接框架稀疏。为了把这一直觉变成判别器，本文定义三个可计算量：罕见二元组占比 r_rare(x)（只出现一次的字符二元组占总数的比例）、句长变异归一化值 v_sent(x)（句长标准差与均值之比，截断至 [0,1]）、AI 高频连接/框架二元组密度 r_ai(x)（"值得、随着、然而、此外、由此、综上、进一步"等高频框架词的密度）。文本 x 的 surprisal（不可预测度）判别式为（式 4）：</w:t>
+        <w:t>"AI 腔"有一个可计算的本质：机器生成的文本在 token 分布上过于可预测——高频连接词把句子"焊"得顺滑、二元组重复率高、句长整齐；人类文本则稀而错落——罕见组合占比高、句式长短起伏、连接框架稀疏。为了把这一直觉变成判别器，本文定义三个可计算量：罕见二元组占比 r_rare(x)（只出现一次的字符二元组占总数的比例）、句长变异归一化值 v_sent(x)（句长标准差与均值之比，截断至 [0,1]）、AI 高频连接/框架二元组密度 r_ai(x)（"值得、随着、然而、此外、由此、综上、进一步"等高频框架词的密度）。文本 x 的 surprisal（不可预测度）判别式为（式 4）：</w:t>
       </w:r>
     </w:p>
     <w:p>
@@ -1745,7 +1745,7 @@
           <w:b w:val="0"/>
           <w:sz w:val="24"/>
         </w:rPr>
-        <w:t>当 D_KL 显著大于 0 时，说明机器模拟分布在作者高频二元组上的概率偏低——这正是"模仿不像"的分布证据；SCULPTOR 的目标是让生成文本的经验分布 P_M 在 KL 散度意义下向 P_H 收缩。将同一作者的人类样本与机器模拟样本同时投影到该判别式上，即得到"人机 token 对比"：若系统学到的风格使生成文本的 surprisal 落在作者人类样本区间（而非 AI 区间），就说明它学会了"像人临时想出来的"而不是"顺着套路滑出来的"。该判别式可直接替换为真实语言模型困惑度端点（配置 `SCULPTOR_PERPLEXITY_ENDPOINT`），代理与真实端点共享同一套累计统计（min/mean/max 逐次采样），实现从零依赖代理到真实模型的平滑升级。这一对比正是"AI 腔互相趋同、人类各有面目"（第 3.3 节）在 token 层的根因解释。</w:t>
+        <w:t>当 D_KL 显著大于 0 时，说明机器模拟分布在作者高频二元组上的概率偏低——这正是"模仿不像"的分布证据；SCULPTOR 的目标是让生成文本的经验分布 P_M 在 KL 散度意义下向 P_H 收缩。将同一作者的人类样本与机器模拟样本同时投影到该判别式上，即得到"人机 token 对比"：若系统学到的风格使生成文本的 surprisal 落在作者人类样本区间（而非 AI 区间），就说明它学会了"像人临时想出来的"而不是"顺着套路滑出来的"。该判别式可直接替换为真实语言模型困惑度端点（配置 SCULPTOR_PERPLEXITY_ENDPOINT），代理与真实端点共享同一套累计统计（min/mean/max 逐次采样），实现从零依赖代理到真实模型的平滑升级。这一对比正是"AI 腔互相趋同、人类各有面目"（第 3.3 节）在 token 层的根因解释。</w:t>
       </w:r>
     </w:p>
     <w:p>
@@ -1786,7 +1786,7 @@
           <w:b w:val="0"/>
           <w:sz w:val="24"/>
         </w:rPr>
-        <w:t>**第 1 层（L1）连续向量：方向差 + EMA 增量更新。** 将作者文本 token 化为字符二元组稀疏向量 φ(x)（零依赖、可解释、可余弦；配置 `SCULPTOR_EMBED_*` 后可无缝升级为真实 embedding 的稠密向量），做指数移动平均（式 7）：</w:t>
+        <w:t>第 1 层（L1）连续向量：方向差 + EMA 增量更新。 将作者文本 token 化为字符二元组稀疏向量 φ(x)（零依赖、可解释、可余弦；配置 SCULPTOR_EMBED_* 后可无缝升级为真实 embedding 的稠密向量），做指数移动平均（式 7）：</w:t>
       </w:r>
     </w:p>
     <w:p>
@@ -1800,7 +1800,7 @@
           <w:b w:val="0"/>
           <w:sz w:val="24"/>
         </w:rPr>
-        <w:t>其中 α 为遗忘系数（默认 0.75），新信号权重为 (1−α)——作者最近的写法比久远样本更可信。可选通用中文基线语料 v_base 提供参照，作者风格即相对基线的**偏离方向**（式 8）：</w:t>
+        <w:t>其中 α 为遗忘系数（默认 0.75），新信号权重为（1−α）——作者最近的写法比久远样本更可信。可选通用中文基线语料 v_base 提供参照，作者风格即相对基线的偏离方向（式 8）：</w:t>
       </w:r>
     </w:p>
     <w:p>
@@ -1828,7 +1828,7 @@
           <w:b w:val="0"/>
           <w:sz w:val="24"/>
         </w:rPr>
-        <w:t>**第 2 层（L2）动态维度：权重 × 新鲜度衰减。** 在连续向量之外维护 14+7 基础语言/结构轴 + 意象子维 + 偏好轴 + 素材维；每个维度携带权重 w、命中次数、最近时间戳与证据文本，按"权重 × 新鲜度衰减"（半衰期 120 天）排序，注入时只取前 8 维——保证"最近的风格变化"占主导，又不挤占上下文。</w:t>
+        <w:t>第 2 层（L2）动态维度：权重 × 新鲜度衰减。 在连续向量之外维护 14+7 基础语言/结构轴 + 意象子维 + 偏好轴 + 素材维；每个维度携带权重 w、命中次数、最近时间戳与证据文本，按"权重 × 新鲜度衰减"（半衰期 120 天）排序，注入时只取前 8 维——保证"最近的风格变化"占主导，又不挤占上下文。</w:t>
       </w:r>
     </w:p>
     <w:p>
@@ -1842,7 +1842,7 @@
           <w:b w:val="0"/>
           <w:sz w:val="24"/>
         </w:rPr>
-        <w:t>**第 3 层（L3）困惑度签名**即优势理论 A 的 token 对比，对作者文本逐次采样累计（min/mean/max）。</w:t>
+        <w:t>第 3 层（L3）困惑度签名即优势理论 A 的 token 对比，对作者文本逐次采样累计（min/mean/max）。</w:t>
       </w:r>
     </w:p>
     <w:p>
@@ -1856,7 +1856,7 @@
           <w:b w:val="0"/>
           <w:sz w:val="24"/>
         </w:rPr>
-        <w:t>**第 4 层（L4）偏好对：亲手修改即最高权重证据。** 每次用户修改记录为 (原文, 改后, 修改意图) 三元组（`vault/edits.jsonl`），修改意图归类到偏好轴（如"克制收敛""口语化""留白收束"），并同步更新连续向量——"他想要什么"永远比"他随口说什么"更真实。</w:t>
+        <w:t>第 4 层（L4）偏好对：亲手修改即最高权重证据。 每次用户修改记录为（原文，改后，修改意图）三元组（vault/edits.jsonl），修改意图归类到偏好轴（如"克制收敛""口语化""留白收束"），并同步更新连续向量——"他想要什么"永远比"他随口说什么"更真实。</w:t>
       </w:r>
     </w:p>
     <w:p>
@@ -1884,7 +1884,7 @@
           <w:b w:val="0"/>
           <w:sz w:val="24"/>
         </w:rPr>
-        <w:t>以上过程用伪代码表述为算法 1（完整实现见 `agent/src/style-vector.js`，约 550 行，零第三方依赖）：</w:t>
+        <w:t>以上过程用伪代码表述为算法 1（完整实现见 agent/src/style-vector.js，约 550 行，零第三方依赖）：</w:t>
       </w:r>
     </w:p>
     <w:p>
@@ -1911,7 +1911,7 @@
           <w:b w:val="0"/>
           <w:sz w:val="24"/>
         </w:rPr>
-        <w:t>个人知识库解决"AI 自身智库庞大、却不知道作者读过什么"的问题。系统以**归纳式确认采集**构建 PKB：用户说出自己的哲学理论或艺术构想时，AI 先做一步归纳（"你似乎在表达……"），再主动介绍与用户思考相似的书籍/理论并简明说明其核心与可用之处（如用户思考语言匮乏时，AI 引荐《乡土中国·文字下乡》的论述[13]），用户确认后入库。采集**必须灵活归纳、不能硬编码、不能反复追问**：库项作为辅助上下文轮换注入，而非强制约束。</w:t>
+        <w:t>个人知识库解决"AI 自身智库庞大、却不知道作者读过什么"的问题。系统以归纳式确认采集构建 PKB：用户说出自己的哲学理论或艺术构想时，AI 先做一步归纳（"你似乎在表达……"），再主动介绍与用户思考相似的书籍/理论并简明说明其核心与可用之处（如用户思考语言匮乏时，AI 引荐《乡土中国·文字下乡》的论述[13]），用户确认后入库。采集必须灵活归纳、不能硬编码、不能反复追问：库项作为辅助上下文轮换注入，而非强制约束。</w:t>
       </w:r>
     </w:p>
     <w:p>
@@ -1938,7 +1938,7 @@
           <w:b w:val="0"/>
           <w:sz w:val="24"/>
         </w:rPr>
-        <w:t>常见 RAG 是"检索 → 拼进上下文 → 生成"的单向管线；本项目把 RAG 设计为一条**供给闭环**，由五个不变量构成：</w:t>
+        <w:t>常见 RAG 是"检索 → 拼进上下文 → 生成"的单向管线；本项目把 RAG 设计为一条供给闭环，由五个不变量构成：</w:t>
       </w:r>
     </w:p>
     <w:p>
@@ -1952,7 +1952,7 @@
           <w:b w:val="0"/>
           <w:sz w:val="24"/>
         </w:rPr>
-        <w:t>1. **触发由文体与意图决定，而非固定模板**：学术论文/报告/新闻稿在素材缺少可查证来源时，导演自动判定数据缺口并排队检索（`dataGap` 判定：需要数据且有缺口才排队）；用户说"帮我查一查《乡土中国》中……"等显式检索请求时立即触发（`explicitSearch`）；两者走同一去重队列（`requests.jsonl`，同款 pending 请求不重复排队，防抖动）。</w:t>
+        <w:t>1. 触发由文体与意图决定，而非固定模板：学术论文/报告/新闻稿在素材缺少可查证来源时，导演自动判定数据缺口并排队检索（dataGap 判定：需要数据且有缺口才排队）；用户说"帮我查一查《乡土中国》中……"等显式检索请求时立即触发（explicitSearch）；两者走同一去重队列（requests.jsonl，同款 pending 请求不重复排队，防抖动）。</w:t>
       </w:r>
     </w:p>
     <w:p>
@@ -1966,7 +1966,7 @@
           <w:b w:val="0"/>
           <w:sz w:val="24"/>
         </w:rPr>
-        <w:t>2. **双通路互不冲突**：默认"宿主代检"——检索请求写入队列，由 Codex/Claude/OpenCode 等宿主或协作 agent 执行联网搜索后回灌，零网络依赖；可选"直连检索"——配置 `SCULPTOR_RAG_ENDPOINT` 后系统直接检索并回灌。两条通路共用同一缓存与回灌逻辑。</w:t>
+        <w:t>2. 双通路互不冲突：默认"宿主代检"——检索请求写入队列，由 Codex/Claude/OpenCode 等宿主或协作 agent 执行联网搜索后回灌，零网络依赖；可选"直连检索"——配置 SCULPTOR_RAG_ENDPOINT 后系统直接检索并回灌。两条通路共用同一缓存与回灌逻辑。</w:t>
       </w:r>
     </w:p>
     <w:p>
@@ -1980,7 +1980,7 @@
           <w:b w:val="0"/>
           <w:sz w:val="24"/>
         </w:rPr>
-        <w:t>3. **回灌即素材，素材即改写**：检索结果写入 `rag-cache.json` 并追加为素材；若正文某节因缺资料标注了【素材不足】，导演在回灌后自动进入 `rewrite_gaps` 阶段重写缺口节（最多 2 轮），重写完成后**重新执行反 AI 审计**——检索不是"参考"，而是"补给"。</w:t>
+        <w:t>3. 回灌即素材，素材即改写：检索结果写入 rag-cache.json 并追加为素材；若正文某节因缺资料标注了【素材不足】，导演在回灌后自动进入 rewrite_gaps 阶段重写缺口节（最多 2 轮），重写完成后重新执行反 AI 审计——检索不是"参考"，而是"补给"。</w:t>
       </w:r>
     </w:p>
     <w:p>
@@ -1994,7 +1994,7 @@
           <w:b w:val="0"/>
           <w:sz w:val="24"/>
         </w:rPr>
-        <w:t>4. **三源合一注入（unifiedBrief）**：写作时把"个人知识库 + 写作资产（文法/诗词/论证骨架）+ 检索回灌来源"合并为一份统一简报，按主题检索命中后**轮换注入**（avoidIds + markUsed），避免同一知识反复出现造成审美疲劳；内置 JSON 资产仅作离线兜底，联网检索优先（"内置库 RAG 化"），知识不是硬编码。</w:t>
+        <w:t>4. 三源合一注入（unifiedBrief）：写作时把"个人知识库 + 写作资产（文法/诗词/论证骨架）+ 检索回灌来源"合并为一份统一简报，按主题检索命中后轮换注入（avoidIds + markUsed），避免同一知识反复出现造成审美疲劳；内置 JSON 资产仅作离线兜底，联网检索优先（"内置库 RAG 化"），知识不是硬编码。</w:t>
       </w:r>
     </w:p>
     <w:p>
@@ -2008,7 +2008,7 @@
           <w:b w:val="0"/>
           <w:sz w:val="24"/>
         </w:rPr>
-        <w:t>5. **知识库随人走、归纳式确认**：PKB 条目只在用户确认后入库（"读过/喜欢"为确认信号，"没读过/算了"为拒绝信号，拒绝即停）；系统会主动介绍与作者思考相近的书，用简明语言说明其核心理论与可用之处（`recommendReadings`），并与库中已有条目互链（"你知识库里已有《××》，和它思路相通"）；支持跨工作区导入导出，个人知识库不锁在单个项目里。</w:t>
+        <w:t>5. 知识库随人走、归纳式确认：PKB 条目只在用户确认后入库（"读过/喜欢"为确认信号，"没读过/算了"为拒绝信号，拒绝即停）；系统会主动介绍与作者思考相近的书，用简明语言说明其核心理论与可用之处（recommendReadings），并与库中已有条目互链（"你知识库里已有《××》，和它思路相通"）；支持跨工作区导入导出，个人知识库不锁在单个项目里。</w:t>
       </w:r>
     </w:p>
     <w:p>
@@ -2101,7 +2101,7 @@
           <w:b w:val="0"/>
           <w:sz w:val="24"/>
         </w:rPr>
-        <w:t>模板式澄清在收集"填空题答案"；好的澄清在**接住用户的推理**。用户说"我看过《乡土中国·文字下乡》，语言简化是文化发展的结果，可以顺着推理"——这不是一条素材，而是**半条推理链**：主张（烂梗有根源）、前提（某本书的论述）、推理方向（简化→切断共同意义）都有了，只差系统把它显影出来并请用户确认。AI 只知道 1+1，用户知道为什么 1+1；意图模型的任务就是把"为什么"问出来。</w:t>
+        <w:t>模板式澄清在收集"填空题答案"；好的澄清在接住用户的推理。用户说"我看过《乡土中国·文字下乡》，语言简化是文化发展的结果，可以顺着推理"——这不是一条素材，而是半条推理链：主张（烂梗有根源）、前提（某本书的论述）、推理方向（简化→切断共同意义）都有了，只差系统把它显影出来并请用户确认。AI 只知道 1+1，用户知道为什么 1+1；意图模型的任务就是把"为什么"问出来。</w:t>
       </w:r>
     </w:p>
     <w:p>
@@ -2115,7 +2115,7 @@
           <w:b w:val="0"/>
           <w:sz w:val="24"/>
         </w:rPr>
-        <w:t>实现上，`thinking.js` 追踪"主张—前提—推理—理论来源"，由 LLM 做一步概括（"你的意思是：烂梗不是没素质，而是简化走到极端后切断了共同意义——对吗？"），确定性规则只做信号识别；概括得到用户确认后，进入风格档案与素材库，并与用户达成**思想层面的共识**——先共识再写作，避免"用户没提出需求、AI 乱写"。</w:t>
+        <w:t>实现上，thinking.js 追踪"主张—前提—推理—理论来源"，由 LLM 做一步概括（"你的意思是：烂梗不是没素质，而是简化走到极端后切断了共同意义——对吗？"），确定性规则只做信号识别；概括得到用户确认后，进入风格档案与素材库，并与用户达成思想层面的共识——先共识再写作，避免"用户没提出需求、AI 乱写"。</w:t>
       </w:r>
     </w:p>
     <w:p>
@@ -2156,7 +2156,7 @@
           <w:b w:val="0"/>
           <w:sz w:val="24"/>
         </w:rPr>
-        <w:t>1. **先思想、后信息、最后规划**：先问"为什么现在想写、心里憋着的那句话、怎么展开"，再问素材与论点，字数等规划参数最后从内容反推——避免"先问基础信息、错过行文思路"的主次颠倒；</w:t>
+        <w:t>1. 先思想、后信息、最后规划：先问"为什么现在想写、心里憋着的那句话、怎么展开"，再问素材与论点，字数等规划参数最后从内容反推——避免"先问基础信息、错过行文思路"的主次颠倒；</w:t>
       </w:r>
     </w:p>
     <w:p>
@@ -2170,7 +2170,7 @@
           <w:b w:val="0"/>
           <w:sz w:val="24"/>
         </w:rPr>
-        <w:t>2. **蓝图状态只是清单而非命令**：问什么由 LLM 结合对话自主判断，动态规划随文体变化（欧亨利式剧情架构、留白散文、公文、论文不共用一套死板模板）；代码只做防死循环的兜底；</w:t>
+        <w:t>2. 蓝图状态只是清单而非命令：问什么由 LLM 结合对话自主判断，动态规划随文体变化（欧亨利式剧情架构、留白散文、公文、论文不共用一套死板模板）；代码只做防死循环的兜底；</w:t>
       </w:r>
     </w:p>
     <w:p>
@@ -2184,7 +2184,7 @@
           <w:b w:val="0"/>
           <w:sz w:val="24"/>
         </w:rPr>
-        <w:t>3. **RAG 知识背景注入**：提问前检索 PKB/阅读记录，让问题更贴用户；</w:t>
+        <w:t>3. RAG 知识背景注入：提问前检索 PKB/阅读记录，让问题更贴用户；</w:t>
       </w:r>
     </w:p>
     <w:p>
@@ -2198,7 +2198,7 @@
           <w:b w:val="0"/>
           <w:sz w:val="24"/>
         </w:rPr>
-        <w:t>4. **确定性收尾护栏**：蓝图字段全齐后，若 LLM 仍追问 ≥2 轮，导演强制放行进大纲——真实模型不遵守 stop 规则也不会死循环。</w:t>
+        <w:t>4. 确定性收尾护栏：蓝图字段全齐后，若 LLM 仍追问 ≥2 轮，导演强制放行进大纲——真实模型不遵守 stop 规则也不会死循环。</w:t>
       </w:r>
     </w:p>
     <w:p>
@@ -2226,7 +2226,7 @@
           <w:b w:val="0"/>
           <w:sz w:val="24"/>
         </w:rPr>
-        <w:t>一个真实交互示例：写《差生》时，系统没有问"差生平时做什么"，而是先亮理解、给方向——"差生是哪种'坏'：实锤型（真的有劣迹）/ 姿态型（不配合但没实锤）/ 混合型"，并附推荐理由"姿态型没有实锤，讽刺才最狠"；用户据此确定了全篇的人物定位，后续"不不不，真善美不是甜蜜，是悲凉的反抗"这样的 L4 修正又立刻被吸收进风格档案。澄清不是收集信息，而是**引导用户说出更准的话**。完整流程如图 3、伪代码如算法 3。</w:t>
+        <w:t>一个真实交互示例：写《差生》时，系统没有问"差生平时做什么"，而是先亮理解、给方向——"差生是哪种'坏'：实锤型（真的有劣迹）/ 姿态型（不配合但没实锤）/ 混合型"，并附推荐理由"姿态型没有实锤，讽刺才最狠"；用户据此确定了全篇的人物定位，后续"不不不，真善美不是甜蜜，是悲凉的反抗"这样的 L4 修正又立刻被吸收进风格档案。澄清不是收集信息，而是引导用户说出更准的话。完整流程如图 3、伪代码如算法 3。</w:t>
       </w:r>
     </w:p>
     <w:p>
@@ -2305,7 +2305,7 @@
           <w:b w:val="0"/>
           <w:sz w:val="24"/>
         </w:rPr>
-        <w:t>本文在真实文本细读中发现，统计指标抓不住一种更高级的 AI 味：**表演思考**。术语界定："姿态层"（postural layer）指文本在"如何呈现思考过程"这一层面的修辞姿态，对应文学批评中的叙述姿态（narrative stance）概念，区别于可统计的用词与句式层；其检测目标是"表演思考"（performative thinking）——文本以形式上的推进姿态掩盖实质上的空洞。一篇"正确语言的堆积"可以在黑名单、句长标准差、词汇丰富度等全部统计指标上达标（真实样例《语言匮乏》：黑名单 0、句长σ 17.1、TTR 0.59），却让读者感到"这个正在讲述失语的声音，本身也是失语的"。根因有六类，全部位于"姿态层"：</w:t>
+        <w:t>本文在真实文本细读中发现，统计指标抓不住一种更高级的 AI 味：表演思考。术语界定："姿态层"（postural layer）指文本在"如何呈现思考过程"这一层面的修辞姿态，对应文学批评中的叙述姿态（narrative stance）概念，区别于可统计的用词与句式层；其检测目标是"表演思考"（performative thinking）——文本以形式上的推进姿态掩盖实质上的空洞。一篇"正确语言的堆积"可以在黑名单、句长标准差、词汇丰富度等全部统计指标上达标（真实样例《语言匮乏》：黑名单 0、句长σ 17.1、TTR 0.59），却让读者感到"这个正在讲述失语的声音，本身也是失语的"。根因有六类，全部位于"姿态层"：</w:t>
       </w:r>
     </w:p>
     <w:p>
@@ -2319,7 +2319,7 @@
           <w:b w:val="0"/>
           <w:sz w:val="24"/>
         </w:rPr>
-        <w:t>**voice（声音分裂）**：叙述者被设定的语言能力与成稿实际语言能力矛盾（如失语少年使用学术编辑式复合句）；</w:t>
+        <w:t>voice（声音分裂）：叙述者被设定的语言能力与成稿实际语言能力矛盾（如失语少年使用学术编辑式复合句）；</w:t>
       </w:r>
     </w:p>
     <w:p>
@@ -2333,7 +2333,7 @@
           <w:b w:val="0"/>
           <w:sz w:val="24"/>
         </w:rPr>
-        <w:t>**transition（过渡公式化）**：路标式转折（"后来我想""但这里头有个悖论"）假装推进，甚至站到文本外做元叙述；</w:t>
+        <w:t>transition（过渡公式化）：路标式转折（"后来我想""但这里头有个悖论"）假装推进，甚至站到文本外做元叙述；</w:t>
       </w:r>
     </w:p>
     <w:p>
@@ -2347,7 +2347,7 @@
           <w:b w:val="0"/>
           <w:sz w:val="24"/>
         </w:rPr>
-        <w:t>**rhetoric（修辞空转）**：排比、对仗、重复制造表面节奏，拆开看语义空洞，修辞在代替论证运行；</w:t>
+        <w:t>rhetoric（修辞空转）：排比、对仗、重复制造表面节奏，拆开看语义空洞，修辞在代替论证运行；</w:t>
       </w:r>
     </w:p>
     <w:p>
@@ -2361,7 +2361,7 @@
           <w:b w:val="0"/>
           <w:sz w:val="24"/>
         </w:rPr>
-        <w:t>**citation（引用挂靠）**：每个理论被精确放在"最应该出现"的位置，暴露检索式写作痕迹，而非真实阅读记忆；</w:t>
+        <w:t>citation（引用挂靠）：每个理论被精确放在"最应该出现"的位置，暴露检索式写作痕迹，而非真实阅读记忆；</w:t>
       </w:r>
     </w:p>
     <w:p>
@@ -2375,7 +2375,7 @@
           <w:b w:val="0"/>
           <w:sz w:val="24"/>
         </w:rPr>
-        <w:t>**translate（解释代替呈现）**：反复"翻译过来就是""说白了就是"的低配版解释，预设读者不认真读；</w:t>
+        <w:t>translate（解释代替呈现）：反复"翻译过来就是""说白了就是"的低配版解释，预设读者不认真读；</w:t>
       </w:r>
     </w:p>
     <w:p>
@@ -2389,7 +2389,7 @@
           <w:b w:val="0"/>
           <w:sz w:val="24"/>
         </w:rPr>
-        <w:t>**ending（金句收尾空转）**：形式高潮 + 语义同义反复（"话还在，嘴还在"只是"话到嘴边"的字面拆解）。</w:t>
+        <w:t>ending（金句收尾空转）：形式高潮 + 语义同义反复（"话还在，嘴还在"只是"话到嘴边"的字面拆解）。</w:t>
       </w:r>
     </w:p>
     <w:p>
@@ -2403,7 +2403,7 @@
           <w:b w:val="0"/>
           <w:sz w:val="24"/>
         </w:rPr>
-        <w:t>检测方法分两层：**主路径为 LLM 六层细读 + RAG 作者对照**——诊断前检索作者的 persona 侧写、个人写作 skill 与知识库作为"声音参照物"，先懂作者、再判断像不像作者；六层逐句诊断输出病灶与修法。**确定性正则降级为离线兜底**（v0.53 完成去硬编码：检测任务交给 LLM，代码只做安全网）。配套治理：写作/扩写/修复三层提示词**前置禁令**（反金句收束、允许冗余与模糊、不替人物开口、反过度释义），修复遵守"绝不用新金句替换旧金句"；用《差生》的克制式结尾（"他叫我同学。我没有纠正他。"）做回归样例，验证不误伤真实写作。</w:t>
+        <w:t>检测方法分两层：主路径为 LLM 六层细读 + RAG 作者对照——诊断前检索作者的 persona 侧写、个人写作 skill 与知识库作为"声音参照物"，先懂作者、再判断像不像作者；六层逐句诊断输出病灶与修法。确定性正则降级为离线兜底（v0.53 完成去硬编码：检测任务交给 LLM，代码只做安全网）。配套治理：写作/扩写/修复三层提示词前置禁令（反金句收束、允许冗余与模糊、不替人物开口、反过度释义），修复遵守"绝不用新金句替换旧金句"；用《差生》的克制式结尾（"他叫我同学。我没有纠正他。"）做回归样例，验证不误伤真实写作。</w:t>
       </w:r>
     </w:p>
     <w:p>
@@ -2417,7 +2417,7 @@
           <w:b w:val="0"/>
           <w:sz w:val="24"/>
         </w:rPr>
-        <w:t>**作者主权与"写作有权不正确"。** 需要澄清：上述"避免金句收束、允许冗余与模糊、不替人物开口"等表述是**软性、概率性的偏好引导**，不是硬性禁令；每一项建议都可被作者一键否决，风格档案主要由作者亲手修改驱动（L4 权重最高）——系统学的是作者已经写下的选择，而不是反过来规定作者该怎么写。回归样例"他叫我同学。我没有纠正他。"出自作者本人的手笔，系统只是识别并保留它，而不是要求任何文章都这样收尾。写作最伟大的力量在于它有权不正确；因此系统把"否决权"与"说不"的权利保留给作者，读者群像只提供选项与理由，不做最终裁决。</w:t>
+        <w:t>作者主权与"写作有权不正确"。 需要澄清：上述"避免金句收束、允许冗余与模糊、不替人物开口"等表述是软性、概率性的偏好引导，不是硬性禁令；每一项建议都可被作者一键否决，风格档案主要由作者亲手修改驱动（L4 权重最高）——系统学的是作者已经写下的选择，而不是反过来规定作者该怎么写。回归样例"他叫我同学。我没有纠正他。"出自作者本人的手笔，系统只是识别并保留它，而不是要求任何文章都这样收尾。写作最伟大的力量在于它有权不正确；因此系统把"否决权"与"说不"的权利保留给作者，读者群像只提供选项与理由，不做最终裁决。</w:t>
       </w:r>
     </w:p>
     <w:p>
@@ -2444,7 +2444,7 @@
           <w:b w:val="0"/>
           <w:sz w:val="24"/>
         </w:rPr>
-        <w:t>本节描述一个由核心架构（作者表征 + 质检闭环）自然派生的应用扩展，而非核心研究问题：**原意优先的翻译方法论**。机器翻译最常见的失败不是"翻错词"，而是丢掉"作者为什么这么说"——双关、文化词、语气与意象在逐字翻译中蒸发，剩下"对的错话"。SCULPTOR 把顺序倒过来：**先懂后译**。翻译前先做"原意解读"（作者想表达什么、什么语气、什么文体、哪些意象/双关是易损点），翻译以**作者原意**为第一标准——达意优先于逐字，字面对不上的地方以原意为准；再用**回译校验闭环**钉住质量：中译英→回译→信息点核对（保留/丢失/漂移）→风格指标对比，并把"翻译损耗"与"原文本来就模糊"区分开。翻译只做校验与报告，不擅自改稿（改动走定点修改）。这套方法论使系统既是写作助手，也是跨语言的"作者原意守门人"。</w:t>
+        <w:t>本节描述一个由核心架构（作者表征 + 质检闭环）自然派生的应用扩展，而非核心研究问题：原意优先的翻译方法论。机器翻译最常见的失败不是"翻错词"，而是丢掉"作者为什么这么说"——双关、文化词、语气与意象在逐字翻译中蒸发，剩下"对的错话"。SCULPTOR 把顺序倒过来：先懂后译。翻译前先做"原意解读"（作者想表达什么、什么语气、什么文体、哪些意象/双关是易损点），翻译以作者原意为第一标准——达意优先于逐字，字面对不上的地方以原意为准；再用回译校验闭环钉住质量：中译英→回译→信息点核对（保留/丢失/漂移）→风格指标对比，并把"翻译损耗"与"原文本来就模糊"区分开。翻译只做校验与报告，不擅自改稿（改动走定点修改）。这套方法论使系统既是写作助手，也是跨语言的"作者原意守门人"。</w:t>
       </w:r>
     </w:p>
     <w:p>
@@ -2512,7 +2512,7 @@
           <w:b w:val="0"/>
           <w:sz w:val="24"/>
         </w:rPr>
-        <w:t>系统以可复现的离线测试为质量基线：**agent 端 19 套 + web 端 7 套自动化 QA 全部通过**，覆盖：澄清一次一问与低意愿逃生、实时大纲（生成/编辑/完成度结算）、逐节写作字数达标（85% 阈值 + 扩写两轮）、红队 8 类文体 × 6 类对抗输入、十种用户说法全链路、风格差异对照、12000 字长文端到端（结构不变量断言）、翻译/回译校验、假思考六层细读、全格式导出、前端接线静态检查（所有 `$()` 引用有对应 id、30 个前端调用零断链）。CI 另含密钥扫描与引擎一致性检查。测试不仅验证"产出非空"，还验证"结构不变量"——长文逐节写回时节标题被粘进正文的真实 bug，正是被结构断言捕获并修复的（v0.42.1）。</w:t>
+        <w:t>系统以可复现的离线测试为质量基线：agent 端 20 套 + web 端 7 套自动化 QA 全部通过，覆盖：澄清一次一问与低意愿逃生、实时大纲（生成/编辑/完成度结算）、逐节写作字数达标（85% 阈值 + 扩写两轮）、红队 8 类文体 × 6 类对抗输入、十种用户说法全链路、风格差异对照、12000 字长文端到端（结构不变量断言）、翻译/回译校验、假思考六层细读、学术规范审计（标点混用/口语化/摘要长度/引用顺序/关键词）、全格式导出、前端接线静态检查（所有 $() 引用有对应 id、30 个前端调用零断链）。CI 另含密钥扫描与引擎一致性检查。测试不仅验证"产出非空"，还验证"结构不变量"——长文逐节写回时节标题被粘进正文的真实 bug，正是被结构断言捕获并修复的（v0.42.1）。</w:t>
       </w:r>
     </w:p>
     <w:p>
@@ -2526,7 +2526,7 @@
           <w:b w:val="0"/>
           <w:sz w:val="24"/>
         </w:rPr>
-        <w:t>**表 4　QA 覆盖矩阵（agent 19 套 + web 7 套，全绿）**</w:t>
+        <w:t>表 2　QA 覆盖矩阵（agent 20 套 + web 7 套，全绿）</w:t>
       </w:r>
     </w:p>
     <w:tbl>
@@ -2904,6 +2904,56 @@
                 <w:b w:val="0"/>
                 <w:sz w:val="21"/>
               </w:rPr>
+              <w:t>学术规范审计</w:t>
+            </w:r>
+          </w:p>
+        </w:tc>
+        <w:tc>
+          <w:tcPr>
+            <w:tcW w:type="dxa" w:w="3060"/>
+          </w:tcPr>
+          <w:p>
+            <w:r/>
+            <w:r>
+              <w:rPr>
+                <w:rFonts w:ascii="Times New Roman" w:hAnsi="Times New Roman" w:eastAsia="宋体"/>
+                <w:b w:val="0"/>
+                <w:sz w:val="21"/>
+              </w:rPr>
+              <w:t>agent: academic-norm</w:t>
+            </w:r>
+          </w:p>
+        </w:tc>
+        <w:tc>
+          <w:tcPr>
+            <w:tcW w:type="dxa" w:w="3060"/>
+          </w:tcPr>
+          <w:p>
+            <w:r/>
+            <w:r>
+              <w:rPr>
+                <w:rFonts w:ascii="Times New Roman" w:hAnsi="Times New Roman" w:eastAsia="宋体"/>
+                <w:b w:val="0"/>
+                <w:sz w:val="21"/>
+              </w:rPr>
+              <w:t>标点混用/口语化/摘要长度/引用顺序/关键词；LLM 深审 + 确定性兜底</w:t>
+            </w:r>
+          </w:p>
+        </w:tc>
+      </w:tr>
+      <w:tr>
+        <w:tc>
+          <w:tcPr>
+            <w:tcW w:type="dxa" w:w="3060"/>
+          </w:tcPr>
+          <w:p>
+            <w:r/>
+            <w:r>
+              <w:rPr>
+                <w:rFonts w:ascii="Times New Roman" w:hAnsi="Times New Roman" w:eastAsia="宋体"/>
+                <w:b w:val="0"/>
+                <w:sz w:val="21"/>
+              </w:rPr>
               <w:t>红队压测</w:t>
             </w:r>
           </w:p>
@@ -3131,7 +3181,7 @@
           <w:b w:val="0"/>
           <w:sz w:val="24"/>
         </w:rPr>
-        <w:t>该案例的检测是确定性的：系统提取"像/如同/仿佛"后的喻体并做归一化，跨句重复即标记（`redteam.js`）；判定为病灶的标准是"同一喻体在非并列结构中跨节重复且无递进"，这是可复现的规则而非审美偏好。修订由 LLM 结合作者风格档案自动给出（遵守"绝不用新金句替换旧金句"），最终经作者确认保留——该案例是"系统自主检测 + 自动修订 + 人工确认"的完整记录。</w:t>
+        <w:t>该案例的检测是确定性的：系统提取"像/如同/仿佛"后的喻体并做归一化，跨句重复即标记（redteam.js）；判定为病灶的标准是"同一喻体在非并列结构中跨节重复且无递进"，这是可复现的规则而非审美偏好。修订由 LLM 结合作者风格档案自动给出（遵守"绝不用新金句替换旧金句"），最终经作者确认保留——该案例是"系统自主检测 + 自动修订 + 人工确认"的完整记录。</w:t>
       </w:r>
     </w:p>
     <w:p>
@@ -3172,7 +3222,7 @@
           <w:b w:val="0"/>
           <w:sz w:val="24"/>
         </w:rPr>
-        <w:t>按第 2.2.1 节的定义，我们用 8 维可解释风格特征对 6 类文本（SCULPTOR 作者、人类名家史铁生与费孝通、ChatGPT 与 DeepSeek 通用基线、模板公文基线）计算归一化向量与欧氏距离，全部由 `scripts/style-vectors.py` 确定性复现（特征函数固定、无随机）。风格特征热力网格与距离矩阵见图 4、图 5 与表 2；随后用**经典 MDS 将距离矩阵降维到二维风格建模空间**（图 6），让"人类与机器分域"直接可视化；写作能力综合评分见图 7 与表 3。</w:t>
+        <w:t>按第 2.2.1 节的定义，我们用 8 维可解释风格特征对 6 类文本（SCULPTOR 作者、人类名家史铁生与费孝通、ChatGPT 与 DeepSeek 通用基线、模板公文基线）计算归一化向量与欧氏距离，全部由 scripts/style-vectors.py 确定性复现（特征函数固定、无随机）。风格特征热力网格与距离矩阵见图 4、图 5 与表 3；随后用经典 MDS 将距离矩阵降维到二维风格建模空间（图 6），让"人类与机器分域"直接可视化；写作能力综合评分见图 7 与表 4。</w:t>
       </w:r>
     </w:p>
     <w:p>
@@ -3290,7 +3340,7 @@
           <w:b w:val="0"/>
           <w:sz w:val="24"/>
         </w:rPr>
-        <w:t>**表 2　实测风格距离矩阵（欧氏距离，越小越像）**</w:t>
+        <w:t>表 3　实测风格距离矩阵（欧氏距离，越小越像）</w:t>
       </w:r>
     </w:p>
     <w:tbl>
@@ -4120,7 +4170,7 @@
           <w:b w:val="0"/>
           <w:sz w:val="24"/>
         </w:rPr>
-        <w:t>关键读数：SCULPTOR 作者与人类名家（史铁生 1.11 / 费孝通 1.54）显著近于其与通用模型的距离（ChatGPT 1.46 / DeepSeek 1.49 / 模板公文 1.98）；两个人类名家彼此 1.67，而两个通用模型之间仅 0.65——**AI 腔互相趋同，人类各有面目**。这说明 SCULPTOR 学到的风格落在"人类"一侧，而不是分布中心的低风险文本。</w:t>
+        <w:t>关键读数：SCULPTOR 作者与人类名家（史铁生 1.11 / 费孝通 1.54）显著近于其与通用模型的距离（ChatGPT 1.46 / DeepSeek 1.49 / 模板公文 1.98）；两个人类名家彼此 1.67，而两个通用模型之间仅 0.65——AI 腔互相趋同，人类各有面目。这说明 SCULPTOR 学到的风格落在"人类"一侧，而不是分布中心的低风险文本。</w:t>
       </w:r>
     </w:p>
     <w:p>
@@ -4186,7 +4236,7 @@
           <w:b w:val="0"/>
           <w:sz w:val="24"/>
         </w:rPr>
-        <w:t>图 6 是"建模式"的分析结果：对表 2 的距离矩阵做经典 MDS（双中心化 + 特征分解，取前两维），6 个对象被投影到同一风格流形上。人类侧（SCULPTOR、史铁生、费孝通）聚成一片，通用模型（ChatGPT、DeepSeek）聚成另一片，模板公文孤悬在机械域——风格不是标签，而是流形上的位置。</w:t>
+        <w:t>图 6 是"建模式"的分析结果：对表 3 的距离矩阵做经典 MDS（双中心化 + 特征分解，取前两维），6 个对象被投影到同一风格流形上。人类侧（SCULPTOR、史铁生、费孝通）聚成一片，通用模型（ChatGPT、DeepSeek）聚成另一片，模板公文孤悬在机械域——风格不是标签，而是流形上的位置。</w:t>
       </w:r>
     </w:p>
     <w:p>
@@ -4214,7 +4264,7 @@
           <w:b w:val="0"/>
           <w:sz w:val="24"/>
         </w:rPr>
-        <w:t>**表 3　写作能力综合评分（C，满分 100）**</w:t>
+        <w:t>表 4　写作能力综合评分（C，满分 100）</w:t>
       </w:r>
     </w:p>
     <w:tbl>
@@ -4868,7 +4918,7 @@
           <w:b w:val="0"/>
           <w:sz w:val="24"/>
         </w:rPr>
-        <w:t>注：SCULPTOR 的"人类化/反 AI 味/全流程"来自实测（19+7 套 QA、反 AI 审计真实修复案例、人类化指标四量纲达标）；通用模型与模板的相应维度为代表性基线估计——它们没有公开的全链路写作证据。</w:t>
+        <w:t>注：SCULPTOR 的"人类化/反 AI 味/全流程"来自实测（20+7 套 QA、反 AI 审计真实修复案例、人类化指标四量纲达标）；通用模型与模板的相应维度为代表性基线估计——它们没有公开的全链路写作证据。</w:t>
       </w:r>
     </w:p>
     <w:p>
@@ -4895,7 +4945,7 @@
           <w:b w:val="0"/>
           <w:sz w:val="24"/>
         </w:rPr>
-        <w:t>同一题目、同一流程，仅切换风格方向（克制留白 / 口语亲切 / 豪迈大气），成稿统计显著不同：句长标准差 3.7 / 8.3 / 5.0，字数 742 / 874 / 984，词汇 TTR 0.44 / 0.53 / 0.52。该实验（`experiment.js` + web 端 `final-qa`）证明**风格注入真实改变写法**，而不是"贴标签"式地只在提示词里换形容词。</w:t>
+        <w:t>同一题目、同一流程，仅切换风格方向（克制留白 / 口语亲切 / 豪迈大气），成稿统计显著不同：句长标准差 3.7 / 8.3 / 5.0，字数 742 / 874 / 984，词汇 TTR 0.44 / 0.53 / 0.52。该实验（experiment.js + web 端 final-qa）证明风格注入真实改变写法，而不是"贴标签"式地只在提示词里换形容词。</w:t>
       </w:r>
     </w:p>
     <w:p>
@@ -4936,7 +4986,7 @@
           <w:b w:val="0"/>
           <w:sz w:val="24"/>
         </w:rPr>
-        <w:t>**诚实标注的局限性**：① 真人盲评样本量尚小，"像你"的统计显著性有待扩大样本后用二项检验给出；② 风格向量目前在可解释特征层实现，StyleVector 式激活层 steering[2] 与 LoRA 微调管线仅预留接口，尚未接入主路径；③ 风格验证以中文语料为主，跨语言（英文等）验证待做；④ 公文/合同类文体的合规率需要更多实测样本背书。这些局限均已列入第 5 节未来工作。</w:t>
+        <w:t>诚实标注的局限性：① 真人盲评样本量尚小，"像你"的统计显著性有待扩大样本后用二项检验给出；② 风格向量目前在可解释特征层实现，StyleVector 式激活层 steering[2] 与 LoRA 微调管线仅预留接口，尚未接入主路径；③ 风格验证以中文语料为主，跨语言（英文等）验证待做；④ 公文/合同类文体的合规率需要更多实测样本背书。这些局限均已列入第 5 节未来工作。</w:t>
       </w:r>
     </w:p>
     <w:p>
@@ -4977,7 +5027,7 @@
           <w:b w:val="0"/>
           <w:sz w:val="24"/>
         </w:rPr>
-        <w:t>**表 5　多组实验数据汇总（实测）**</w:t>
+        <w:t>表 5　多组实验数据汇总（实测）</w:t>
       </w:r>
     </w:p>
     <w:tbl>
@@ -5071,7 +5121,7 @@
                 <w:b w:val="0"/>
                 <w:sz w:val="21"/>
               </w:rPr>
-              <w:t>agent 19 套 + web 7 套</w:t>
+              <w:t>agent 20 套 + web 7 套</w:t>
             </w:r>
           </w:p>
         </w:tc>
@@ -5555,7 +5605,7 @@
           <w:b w:val="0"/>
           <w:sz w:val="24"/>
         </w:rPr>
-        <w:t>配套实验工具全部开源可复现：`sculptor experiment metrics/collect/run/ablation/survey/blind/summarize` 支持语料采集、baseline vs 风格注入对照、消融、盲评问卷生成与二项检验汇总；`scripts/style-vectors.py` 一键重生成风格三图与数学推导。</w:t>
+        <w:t>配套实验工具全部开源可复现：sculptor experiment metrics/collect/run/ablation/survey/blind/summarize 支持语料采集、baseline vs 风格注入对照、消融、盲评问卷生成与二项检验汇总；scripts/style-vectors.py 一键重生成风格三图与数学推导。</w:t>
       </w:r>
     </w:p>
     <w:p>
@@ -5582,7 +5632,7 @@
           <w:b w:val="0"/>
           <w:sz w:val="24"/>
         </w:rPr>
-        <w:t>为回应"相似度实验可能存在循环论证"的质疑，我们补充了一块**判别力实验**——作者识别：6 类真实文本（SCULPTOR 作者、史铁生、费孝通、ChatGPT、DeepSeek、模板公文）→ 滑窗切块（80 字/步 40）→ 60/40 随机划分 × 12 轮 → 最近质心分类；TF-IDF 的 IDF 与 z 归一化参数只在训练集上估计（无特征泄漏）。结果见表 6（完整报告与混淆矩阵见 AUTHOR-ID.md）。</w:t>
+        <w:t>为回应"相似度实验可能存在循环论证"的质疑，我们补充了一块判别力实验——作者识别：6 类真实文本（SCULPTOR 作者、史铁生、费孝通、ChatGPT、DeepSeek、模板公文）→ 滑窗切块（80 字/步 40）→ 60/40 随机划分 × 12 轮 → 最近质心分类；TF-IDF 的 IDF 与 z 归一化参数只在训练集上估计（无特征泄漏）。结果见表 6（完整报告与混淆矩阵见 AUTHOR-ID.md）。</w:t>
       </w:r>
     </w:p>
     <w:p>
@@ -5596,7 +5646,7 @@
           <w:b w:val="0"/>
           <w:sz w:val="24"/>
         </w:rPr>
-        <w:t>**表 6　作者识别准确率（块级归属，120 个测试块）**</w:t>
+        <w:t>表 6　作者识别准确率（块级归属，120 个测试块）</w:t>
       </w:r>
     </w:p>
     <w:tbl>
@@ -5759,7 +5809,7 @@
           <w:b w:val="0"/>
           <w:sz w:val="24"/>
         </w:rPr>
-        <w:t>**诚实解读**：8 维聚合特征单独判别力弱（40.8%），证明"几个统计指标"不足以支撑作者识别；判别力主要来自 L1 字符二元组（词汇层信号）；基线 90.0% 高于纯 8 维——我们如实承认，**当前签名在判别任务上没有显著超越简单 TF-IDF 基线**，这恰恰说明"签名（profile）≠ 模型（model）"，也印证了第 4.5 节的边界声明。正式结论依赖 5–10 位作者 × 多篇跨文体语料 + 同题材混淆集 + 与基线的显著性检验；更根本的"作者模型"检验是**预测实验**——给定前文预测作者下一步的选词与句子重心，命中率显著高于基线才算学到"模式"（列入未来工作）。第三方盲评工具链已实现（A/B 位置随机化 → blind.json → 一页式问卷 → 二项检验，H0: p=0.5），真人样本收集进行中，不做过早结论。</w:t>
+        <w:t>诚实解读：8 维聚合特征单独判别力弱（40.8%），证明"几个统计指标"不足以支撑作者识别；判别力主要来自 L1 字符二元组（词汇层信号）；基线 90.0% 高于纯 8 维——我们如实承认，当前签名在判别任务上没有显著超越简单 TF-IDF 基线，这恰恰说明"签名（profile）≠ 模型（model）"，也印证了第 4.5 节的边界声明。正式结论依赖 5–10 位作者 × 多篇跨文体语料 + 同题材混淆集 + 与基线的显著性检验；更根本的"作者模型"检验是预测实验——给定前文预测作者下一步的选词与句子重心，命中率显著高于基线才算学到"模式"（列入未来工作）。第三方盲评工具链已实现（A/B 位置随机化 → blind.json → 一页式问卷 → 二项检验，H0: p=0.5），真人样本收集进行中，不做过早结论。</w:t>
       </w:r>
     </w:p>
     <w:p>
@@ -5786,7 +5836,7 @@
           <w:b w:val="0"/>
           <w:sz w:val="24"/>
         </w:rPr>
-        <w:t>**功能性**：SCULPTOR 能完成从一句话到完整成稿的全流程写作，覆盖散文、小说、议论文、学术论文、公文、合同、发言稿、视频脚本等文体，并能按作者风格持续进化；支持 docx/xlsx/图片/语音口述输入与 md/docx（含公文 GB/T 9704、学术排版）/PPT/PDF/SRT/HTML 导出。</w:t>
+        <w:t>功能性：SCULPTOR 能完成从一句话到完整成稿的全流程写作，覆盖散文、小说、议论文、学术论文、公文、合同、发言稿、视频脚本等文体，并能按作者风格持续进化；支持 docx/xlsx/图片/语音口述输入与 md/docx（含公文 GB/T 9704、学术排版）/PPT/PDF/SRT/HTML 导出。</w:t>
       </w:r>
     </w:p>
     <w:p>
@@ -5800,7 +5850,7 @@
           <w:b w:val="0"/>
           <w:sz w:val="24"/>
         </w:rPr>
-        <w:t>**准确性**：自动化 QA 覆盖全链路，反 AI 审计（统计层 + 姿态层）与回译校验保证成稿"像人"且信息不丢；事实核查将数字/年代/引文分级，提示人工核对。</w:t>
+        <w:t>准确性：自动化 QA 覆盖全链路，反 AI 审计（统计层 + 姿态层）与回译校验保证成稿"像人"且信息不丢；事实核查将数字/年代/引文分级，提示人工核对。</w:t>
       </w:r>
     </w:p>
     <w:p>
@@ -5814,7 +5864,7 @@
           <w:b w:val="0"/>
           <w:sz w:val="24"/>
         </w:rPr>
-        <w:t>**易用性**：安装即用（目录级、不碰全局），Web 工作台"选中即用、实时可见、可回滚"；伴随式写作：对话与实时大纲同屏，大纲由 LLM 从对话总结、可手动编辑，写作者可手写与 AI 并排协作。</w:t>
+        <w:t>易用性：安装即用（目录级、不碰全局），Web 工作台"选中即用、实时可见、可回滚"；伴随式写作：对话与实时大纲同屏，大纲由 LLM 从对话总结、可手动编辑，写作者可手写与 AI 并排协作。</w:t>
       </w:r>
     </w:p>
     <w:p>
@@ -5828,7 +5878,7 @@
           <w:b w:val="0"/>
           <w:sz w:val="24"/>
         </w:rPr>
-        <w:t>**安全性**：所有写入限定在工作区与用户指定文件，写前重读校验、冲突即让位，绝不覆盖他人改动；凭据自动发现且密钥脱敏，密钥扫描进 CI。</w:t>
+        <w:t>安全性：所有写入限定在工作区与用户指定文件，写前重读校验、冲突即让位，绝不覆盖他人改动；凭据自动发现且密钥脱敏，密钥扫描进 CI。</w:t>
       </w:r>
     </w:p>
     <w:p>
@@ -5842,7 +5892,7 @@
           <w:b w:val="0"/>
           <w:sz w:val="24"/>
         </w:rPr>
-        <w:t>**应用场景**：学生作文与参赛论文、机关公文与合同、学术写作、新媒体文案、小说创作、视频脚本——尤其适合"想表达但被 AI 腔淹没"的普通写作者。在人文科学时代，本项目回答的不是"机器能不能写得更好"，而是"**人能不能守住自己的表达**"：系统让每个普通人被认真对待——机器负责把"他想说的"写出来，而不是替他说。</w:t>
+        <w:t>应用场景：学生作文与参赛论文、机关公文与合同、学术写作、新媒体文案、小说创作、视频脚本——尤其适合"想表达但被 AI 腔淹没"的普通写作者。在人文科学时代，本项目回答的不是"机器能不能写得更好"，而是"人能不能守住自己的表达"：系统让每个普通人被认真对待——机器负责把"他想说的"写出来，而不是替他说。</w:t>
       </w:r>
     </w:p>
     <w:p>
@@ -5883,7 +5933,7 @@
           <w:b w:val="0"/>
           <w:sz w:val="24"/>
         </w:rPr>
-        <w:t>1. **参照系依赖（"风格随基线变化"）**：风格签名以中性基线为参照，这是文体计量的常态（如相对参考语料的 Delta 方法）；但本文将定义**条件化**——偏差是"同一创作空间 c 下作者对中性基线的稳定选择"（第 2.2.1 节），结论与"哪个模型更强"无关，只与"作者如何选择"有关。更根本的检验是跨文体一致性实验与预测实验（未来工作）。</w:t>
+        <w:t>1. 参照系依赖（"风格随基线变化"）：风格签名以中性基线为参照，这是文体计量的常态（如相对参考语料的 Delta 方法）；但本文将定义条件化——偏差是"同一创作空间 c 下作者对中性基线的稳定选择"（第 2.2.1 节），结论与"哪个模型更强"无关，只与"作者如何选择"有关。更根本的检验是跨文体一致性实验与预测实验（未来工作）。</w:t>
       </w:r>
     </w:p>
     <w:p>
@@ -5897,7 +5947,7 @@
           <w:b w:val="0"/>
           <w:sz w:val="24"/>
         </w:rPr>
-        <w:t>2. **循环论证风险（"画圈投球"）**：风格空间实验的特征由我们定义，存在部分循环；因此补充两块**外部检验**——作者识别实验（判别力不依赖我们的审美定义，第 3.7 节）与第三方盲评协议（A/B 随机化 + 二项检验，工具已实现、样本待扩大）。我们如实报告：8 维特征单独判别力弱于 TF-IDF 基线（40.8% vs 90.0%），当前签名不等于深度作者模型。</w:t>
+        <w:t>2. 循环论证风险（"画圈投球"）：风格空间实验的特征由我们定义，存在部分循环；因此补充两块外部检验——作者识别实验（判别力不依赖我们的审美定义，第 3.7 节）与第三方盲评协议（A/B 随机化 + 二项检验，工具已实现、样本待扩大）。我们如实报告：8 维特征单独判别力弱于 TF-IDF 基线（40.8% vs 90.0%），当前签名不等于深度作者模型。</w:t>
       </w:r>
     </w:p>
     <w:p>
@@ -5911,7 +5961,7 @@
           <w:b w:val="0"/>
           <w:sz w:val="24"/>
         </w:rPr>
-        <w:t>3. **profile 与 model 之辨**：本文交付的是**作者表征（签名）系统**——可注入、可检验、随写作演化的协作接口；从签名到生成式作者模型（预测作者下一步选择、激活层 steering、LoRA 微调）是明确的未来工作。论文全文以"签名"界定所构建物，避免名实不符。</w:t>
+        <w:t>3. profile 与 model 之辨：本文交付的是作者表征（签名）系统——可注入、可检验、随写作演化的协作接口；从签名到生成式作者模型（预测作者下一步选择、激活层 steering、LoRA 微调）是明确的未来工作。论文全文以"签名"界定所构建物，避免名实不符。</w:t>
       </w:r>
     </w:p>
     <w:p>
@@ -5925,7 +5975,7 @@
           <w:b w:val="0"/>
           <w:sz w:val="24"/>
         </w:rPr>
-        <w:t>4. **规则驯化风险（"写作有权不正确"）**：系统的所有偏好都是软性、可撤销的；风格档案由作者亲手修改驱动；作者保留否决权（第 2.4 节作者主权）。我们拒绝"用规则驯化作者"的方向——系统学的是作者已经写下的选择，而不是规定作者应该怎么写。</w:t>
+        <w:t>4. 规则驯化风险（"写作有权不正确"）：系统的所有偏好都是软性、可撤销的；风格档案由作者亲手修改驱动；作者保留否决权（第 2.4 节作者主权）。我们拒绝"用规则驯化作者"的方向——系统学的是作者已经写下的选择，而不是规定作者应该怎么写。</w:t>
       </w:r>
     </w:p>
     <w:p>
@@ -5966,7 +6016,7 @@
           <w:b w:val="0"/>
           <w:sz w:val="24"/>
         </w:rPr>
-        <w:t>（1）**理论上**，把"风格 = 作者在给定创作空间中相对中性基线的稳定选择模式"形式化为四层可注入签名，提出风格—知识—意图三模型与思想优先的澄清协议，提出姿态层反假思考概念与检测方法，并明确"签名 ≠ 生成式作者模型"的边界（第 2 节）；</w:t>
+        <w:t>（1）理论上，把"风格 = 作者在给定创作空间中相对中性基线的稳定选择模式"形式化为四层可注入签名，提出风格—知识—意图三模型与思想优先的澄清协议，提出姿态层反假思考概念与检测方法，并明确"签名 ≠ 生成式作者模型"的边界（第 2 节）；</w:t>
       </w:r>
     </w:p>
     <w:p>
@@ -5980,7 +6030,7 @@
           <w:b w:val="0"/>
           <w:sz w:val="24"/>
         </w:rPr>
-        <w:t>（2）**工程上**，实现导演状态机主导的七阶段闭环，同一核心以 CLI/MCP/Web 三形态交付，多模态输入输出、RAG 闭环、反 AI 审计、个人知识库与写作库全部可用（第 2–3 节）；</w:t>
+        <w:t>（2）工程上，实现导演状态机主导的七阶段闭环，同一核心以 CLI/MCP/Web 三形态交付，多模态输入输出、RAG 闭环、反 AI 审计、个人知识库与写作库全部可用（第 2–3 节）；</w:t>
       </w:r>
     </w:p>
     <w:p>
@@ -5994,7 +6044,7 @@
           <w:b w:val="0"/>
           <w:sz w:val="24"/>
         </w:rPr>
-        <w:t>（3）**验证上**，19+7 套自动化 QA 全绿，风格距离矩阵证明"与人类同侧、与 AI 腔异侧"，同题三风格对照证明风格注入真实改变写法，作者识别初版实验如实报告签名与基线的判别力边界，反 AI 审计在真实任务中完成"检出—修复—归零"闭环（第 3 节）。</w:t>
+        <w:t>（3）验证上，20+7 套自动化 QA 全绿，风格距离矩阵证明"与人类同侧、与 AI 腔异侧"，同题三风格对照证明风格注入真实改变写法，作者识别初版实验如实报告签名与基线的判别力边界，反 AI 审计在真实任务中完成"检出—修复—归零"闭环（第 3 节）。</w:t>
       </w:r>
     </w:p>
     <w:p>
@@ -6008,7 +6058,7 @@
           <w:b w:val="0"/>
           <w:sz w:val="24"/>
         </w:rPr>
-        <w:t>**未来工作**：① 扩大真人盲评样本量，用二项检验给出"像你"的统计显著性；② 大规模作者识别与**预测实验**（5–10 位作者 × 多篇跨文体 + 同题材混淆集），以"预测作者下一步选择"检验签名是否逼近真正的作者模型；③ 实现 StyleVector 式激活层干预与轻量 LoRA 微调，让风格签名直接引导生成，从"特征层近似"走向"参数层注入"；④ 构建大规模结构化仿写样本库并开放公共知识库互通；⑤ 跨语言（英文等）语料验证；⑥ Web 端一键部署，让非技术用户开箱即用。</w:t>
+        <w:t>未来工作：① 扩大真人盲评样本量，用二项检验给出"像你"的统计显著性；② 大规模作者识别与预测实验（5–10 位作者 × 多篇跨文体 + 同题材混淆集），以"预测作者下一步选择"检验签名是否逼近真正的作者模型；③ 实现 StyleVector 式激活层干预与轻量 LoRA 微调，让风格签名直接引导生成，从"特征层近似"走向"参数层注入"；④ 构建大规模结构化仿写样本库并开放公共知识库互通；⑤ 跨语言（英文等）语料验证；⑥ Web 端一键部署，让非技术用户开箱即用。</w:t>
       </w:r>
     </w:p>
     <w:p>

--- a/docs/competition/科技论文-SCULPTOR.docx
+++ b/docs/competition/科技论文-SCULPTOR.docx
@@ -1523,6 +1523,20 @@
           <w:sz w:val="24"/>
         </w:rPr>
         <w:t>设作者在给定语义内容与上下文 c 下生成词句的条件分布为 Pₐ(w|c)，无个人偏好的通用中性基线分布为 P₀(w|c)（由大规模中性语料估计）。本文将风格定义为：在给定的创作空间中，作者相对中性基线做出稳定选择与约束的模式——即条件偏差 Sₐ(c) = Pₐ(w|c) − P₀(w|c) 在可计算特征空间上的投影。这里必须强调两点：其一，P₀ 是"无个人偏好的参照基线"，不是"完美表达"——风格的度量与"哪个模型更强"无关，只与"这个人如何选择"有关；其二，本文构建的是风格的签名（signature）——可观测、可注入的代理表征，而非可直接观测的风格本体；签名可以被更深的模型取代，但作为协作接口它足够稳定、可复现。AI 腔的本质是模型只会输出 P₀ 的众数（平滑、无风险的分布中心文本）；写作助手要做的不是"更平滑"，而是学出作者的选择偏差并把生成拉向那个方向。风格由此从"提示词里的形容词"变成可测量、可注入、可演进的向量。</w:t>
+      </w:r>
+    </w:p>
+    <w:p>
+      <w:pPr>
+        <w:spacing w:line="360" w:lineRule="auto" w:after="80"/>
+        <w:ind w:firstLine="480"/>
+      </w:pPr>
+      <w:r>
+        <w:rPr>
+          <w:rFonts w:ascii="Times New Roman" w:hAnsi="Times New Roman" w:eastAsia="宋体"/>
+          <w:b w:val="0"/>
+          <w:sz w:val="24"/>
+        </w:rPr>
+        <w:t>质量约束：必须区分"优秀偏离"与"劣质偏离"。 仅凭距离大小无法区分"大师的独特性"与"学生的语病"——这正是"偏离"定义最容易被质疑之处。本文用三重质量约束回应：① 信号来源约束——风格信号的最高权重来自作者亲手修改与确认的选择（L4 偏好对），只有作者自己保留或坚持的表达才进入风格档案，"他要的"才叫风格，而非所有偏离都被收录；② 语义正确性约束——校对、回译校验、事实核查作为前置质量门，语法错误、事实错误与逻辑断裂在进入风格统计前被滤除，偏离只在"语义正确的表达空间"内度量；③ 注入方式约束——偏离方向的注入是概率性偏好而非格式强制，作者保留否决权（第 2.4 节作者主权）。据此，"优秀偏离"是作者在正确表达空间内的稳定个性化选择，"劣质偏离"（语病、事实错误）被质量门排除——系统不会把错误当作风格。</w:t>
       </w:r>
     </w:p>
     <w:p>
@@ -4236,7 +4250,7 @@
           <w:b w:val="0"/>
           <w:sz w:val="24"/>
         </w:rPr>
-        <w:t>图 6 是"建模式"的分析结果：对表 3 的距离矩阵做经典 MDS（双中心化 + 特征分解，取前两维），6 个对象被投影到同一风格流形上。人类侧（SCULPTOR、史铁生、费孝通）聚成一片，通用模型（ChatGPT、DeepSeek）聚成另一片，模板公文孤悬在机械域——风格不是标签，而是流形上的位置。</w:t>
+        <w:t>图 6 是"建模式"的分析结果：对表 3 的距离矩阵做经典 MDS（双中心化 + 特征分解，取前两维），6 个对象被投影到同一风格流形上；Kruskal Stress-1 = 0.212（中等拟合，二维投影保留了主要分域结构；三维与非度量 MDS 作为后续改进）。人类侧（SCULPTOR、史铁生、费孝通）聚成一片，通用模型（ChatGPT、DeepSeek）聚成另一片，模板公文孤悬在机械域——风格不是标签，而是流形上的位置。</w:t>
       </w:r>
     </w:p>
     <w:p>
@@ -5809,7 +5823,238 @@
           <w:b w:val="0"/>
           <w:sz w:val="24"/>
         </w:rPr>
-        <w:t>诚实解读：8 维聚合特征单独判别力弱（40.8%），证明"几个统计指标"不足以支撑作者识别；判别力主要来自 L1 字符二元组（词汇层信号）；基线 90.0% 高于纯 8 维——我们如实承认，当前签名在判别任务上没有显著超越简单 TF-IDF 基线，这恰恰说明"签名（profile）≠ 模型（model）"，也印证了第 4.5 节的边界声明。正式结论依赖 5–10 位作者 × 多篇跨文体语料 + 同题材混淆集 + 与基线的显著性检验；更根本的"作者模型"检验是预测实验——给定前文预测作者下一步的选词与句子重心，命中率显著高于基线才算学到"模式"（列入未来工作）。第三方盲评工具链已实现（A/B 位置随机化 → blind.json → 一页式问卷 → 二项检验，H0: p=0.5），真人样本收集进行中，不做过早结论。</w:t>
+        <w:t>诚实解读：8 维聚合特征单独判别力弱（40.8%），证明"几个统计指标"不足以支撑作者识别；判别力主要来自 L1 字符二元组（词汇层信号）；基线 90.0% 高于纯 8 维——我们如实承认，当前签名在判别任务上没有显著超越简单 TF-IDF 基线，这恰恰说明"签名（profile）≠ 模型（model）"，也印证了第 4.5 节的边界声明。正式结论依赖 5–10 位作者 × 多篇跨文体语料 + 同题材混淆集 + 与基线的显著性检验；预测式检验（续写选择）见 3.8 节。第三方盲评工具链已实现（A/B 位置随机化 → blind.json → 一页式问卷 → 二项检验，H0: p=0.5），真人样本收集进行中，不做过早结论。</w:t>
+      </w:r>
+    </w:p>
+    <w:p>
+      <w:pPr>
+        <w:spacing w:before="120" w:after="120" w:line="312" w:lineRule="auto"/>
+      </w:pPr>
+      <w:r>
+        <w:rPr>
+          <w:rFonts w:ascii="Times New Roman" w:hAnsi="Times New Roman" w:eastAsia="宋体"/>
+          <w:b/>
+          <w:sz w:val="28"/>
+        </w:rPr>
+        <w:t>3.8 作者续写选择实验（预测式检验，初版）</w:t>
+      </w:r>
+    </w:p>
+    <w:p>
+      <w:pPr>
+        <w:spacing w:line="360" w:lineRule="auto" w:after="80"/>
+        <w:ind w:firstLine="480"/>
+      </w:pPr>
+      <w:r>
+        <w:rPr>
+          <w:rFonts w:ascii="Times New Roman" w:hAnsi="Times New Roman" w:eastAsia="宋体"/>
+          <w:b w:val="0"/>
+          <w:sz w:val="24"/>
+        </w:rPr>
+        <w:t>判别实验（3.7 节）回答"签名能否认出作者"，本实验进一步回答"签名能否预测作者下一步怎么写"——这是打破循环论证更直接的一步：给定作者前 60% 文本作前缀，从"该作者真实后缀"与"其他作者后缀"的二选一中选出正确续写；若签名学到了作者的稳定选择模式，命中率应显著高于随机基线（50%）。6 类真实文本、每作者与其余 5 位各构成一组二选一（共 30 组），结果见表 7（完整报告见 AUTHOR-PREDICT.md）。</w:t>
+      </w:r>
+    </w:p>
+    <w:p>
+      <w:pPr>
+        <w:spacing w:line="360" w:lineRule="auto" w:after="80"/>
+        <w:ind w:firstLine="480"/>
+      </w:pPr>
+      <w:r>
+        <w:rPr>
+          <w:rFonts w:ascii="Times New Roman" w:hAnsi="Times New Roman" w:eastAsia="宋体"/>
+          <w:b w:val="0"/>
+          <w:sz w:val="24"/>
+        </w:rPr>
+        <w:t>表 7　作者续写选择命中率（30 组二选一，随机基线 50%）</w:t>
+      </w:r>
+    </w:p>
+    <w:tbl>
+      <w:tblPr>
+        <w:tblStyle w:val="TableGrid"/>
+        <w:tblW w:type="auto" w:w="0"/>
+        <w:jc w:val="center"/>
+        <w:tblLook w:firstColumn="1" w:firstRow="1" w:lastColumn="0" w:lastRow="0" w:noHBand="0" w:noVBand="1" w:val="04A0"/>
+      </w:tblPr>
+      <w:tblGrid>
+        <w:gridCol w:w="4589"/>
+        <w:gridCol w:w="4589"/>
+      </w:tblGrid>
+      <w:tr>
+        <w:tc>
+          <w:tcPr>
+            <w:tcW w:type="dxa" w:w="4589"/>
+          </w:tcPr>
+          <w:p>
+            <w:r/>
+            <w:r>
+              <w:rPr>
+                <w:rFonts w:ascii="Times New Roman" w:hAnsi="Times New Roman" w:eastAsia="宋体"/>
+                <w:b/>
+                <w:sz w:val="21"/>
+              </w:rPr>
+              <w:t>特征路线</w:t>
+            </w:r>
+          </w:p>
+        </w:tc>
+        <w:tc>
+          <w:tcPr>
+            <w:tcW w:type="dxa" w:w="4589"/>
+          </w:tcPr>
+          <w:p>
+            <w:r/>
+            <w:r>
+              <w:rPr>
+                <w:rFonts w:ascii="Times New Roman" w:hAnsi="Times New Roman" w:eastAsia="宋体"/>
+                <w:b/>
+                <w:sz w:val="21"/>
+              </w:rPr>
+              <w:t>命中率</w:t>
+            </w:r>
+          </w:p>
+        </w:tc>
+      </w:tr>
+      <w:tr>
+        <w:tc>
+          <w:tcPr>
+            <w:tcW w:type="dxa" w:w="4589"/>
+          </w:tcPr>
+          <w:p>
+            <w:r/>
+            <w:r>
+              <w:rPr>
+                <w:rFonts w:ascii="Times New Roman" w:hAnsi="Times New Roman" w:eastAsia="宋体"/>
+                <w:b w:val="0"/>
+                <w:sz w:val="21"/>
+              </w:rPr>
+              <w:t>L1 字符二元组</w:t>
+            </w:r>
+          </w:p>
+        </w:tc>
+        <w:tc>
+          <w:tcPr>
+            <w:tcW w:type="dxa" w:w="4589"/>
+          </w:tcPr>
+          <w:p>
+            <w:r/>
+            <w:r>
+              <w:rPr>
+                <w:rFonts w:ascii="Times New Roman" w:hAnsi="Times New Roman" w:eastAsia="宋体"/>
+                <w:b w:val="0"/>
+                <w:sz w:val="21"/>
+              </w:rPr>
+              <w:t>93.3%</w:t>
+            </w:r>
+          </w:p>
+        </w:tc>
+      </w:tr>
+      <w:tr>
+        <w:tc>
+          <w:tcPr>
+            <w:tcW w:type="dxa" w:w="4589"/>
+          </w:tcPr>
+          <w:p>
+            <w:r/>
+            <w:r>
+              <w:rPr>
+                <w:rFonts w:ascii="Times New Roman" w:hAnsi="Times New Roman" w:eastAsia="宋体"/>
+                <w:b w:val="0"/>
+                <w:sz w:val="21"/>
+              </w:rPr>
+              <w:t>8 维风格特征</w:t>
+            </w:r>
+          </w:p>
+        </w:tc>
+        <w:tc>
+          <w:tcPr>
+            <w:tcW w:type="dxa" w:w="4589"/>
+          </w:tcPr>
+          <w:p>
+            <w:r/>
+            <w:r>
+              <w:rPr>
+                <w:rFonts w:ascii="Times New Roman" w:hAnsi="Times New Roman" w:eastAsia="宋体"/>
+                <w:b w:val="0"/>
+                <w:sz w:val="21"/>
+              </w:rPr>
+              <w:t>40.0%</w:t>
+            </w:r>
+          </w:p>
+        </w:tc>
+      </w:tr>
+      <w:tr>
+        <w:tc>
+          <w:tcPr>
+            <w:tcW w:type="dxa" w:w="4589"/>
+          </w:tcPr>
+          <w:p>
+            <w:r/>
+            <w:r>
+              <w:rPr>
+                <w:rFonts w:ascii="Times New Roman" w:hAnsi="Times New Roman" w:eastAsia="宋体"/>
+                <w:b w:val="0"/>
+                <w:sz w:val="21"/>
+              </w:rPr>
+              <w:t>融合（0.7·L1 + 0.3·8 维）</w:t>
+            </w:r>
+          </w:p>
+        </w:tc>
+        <w:tc>
+          <w:tcPr>
+            <w:tcW w:type="dxa" w:w="4589"/>
+          </w:tcPr>
+          <w:p>
+            <w:r/>
+            <w:r>
+              <w:rPr>
+                <w:rFonts w:ascii="Times New Roman" w:hAnsi="Times New Roman" w:eastAsia="宋体"/>
+                <w:b w:val="0"/>
+                <w:sz w:val="21"/>
+              </w:rPr>
+              <w:t>93.3%</w:t>
+            </w:r>
+          </w:p>
+        </w:tc>
+      </w:tr>
+    </w:tbl>
+    <w:p/>
+    <w:p>
+      <w:pPr>
+        <w:spacing w:line="360" w:lineRule="auto" w:after="80"/>
+        <w:ind w:firstLine="480"/>
+      </w:pPr>
+      <w:r>
+        <w:rPr>
+          <w:rFonts w:ascii="Times New Roman" w:hAnsi="Times New Roman" w:eastAsia="宋体"/>
+          <w:b w:val="0"/>
+          <w:sz w:val="24"/>
+        </w:rPr>
+        <w:t>诚实解读：L1 签名在"作者如何续写"上达到 93.3%，显著高于随机基线，说明签名包含可预测的作者选择信号——比"同题相似度"更强：系统不是贴标签，而是能从作者已有文本推断其下一步写法。但单篇文本切块存在主题连续性（同文前后缀天然更连贯），会高估命中率；8 维聚合特征单独再次表现弱（40.0%），印证"统计指标 ≠ 风格"。正式实验需多作者 × 多篇跨文体文档 + 同题材续写混淆集。</w:t>
+      </w:r>
+    </w:p>
+    <w:p>
+      <w:pPr>
+        <w:spacing w:before="120" w:after="120" w:line="312" w:lineRule="auto"/>
+      </w:pPr>
+      <w:r>
+        <w:rPr>
+          <w:rFonts w:ascii="Times New Roman" w:hAnsi="Times New Roman" w:eastAsia="宋体"/>
+          <w:b/>
+          <w:sz w:val="28"/>
+        </w:rPr>
+        <w:t>3.9 澄清协议消融与第三方盲评协议（设计 + 现状）</w:t>
+      </w:r>
+    </w:p>
+    <w:p>
+      <w:pPr>
+        <w:spacing w:line="360" w:lineRule="auto" w:after="80"/>
+        <w:ind w:firstLine="480"/>
+      </w:pPr>
+      <w:r>
+        <w:rPr>
+          <w:rFonts w:ascii="Times New Roman" w:hAnsi="Times New Roman" w:eastAsia="宋体"/>
+          <w:b w:val="0"/>
+          <w:sz w:val="24"/>
+        </w:rPr>
+        <w:t>为给"思想优先的澄清协议"提供独立的因果证据（而非淹没在全链路测试中），我们设计了消融对照实验，工具链已实现（sculptor experiment run/blind/summarize，A/B 位置随机化 + 二项检验）：同一题目、同一作者，随机分配到 A 组（思想优先协议：接住推理链、一次一问、带"我的建议 + A/B/C"）与 B 组（传统填空题式清单提问）；双方产出匿名化后交给 ≥3 名第三方盲评人，在思想深度、个人关联性、作者满意度三个维度独立打分，用配对检验判断 A 组是否显著优于 B 组。现有证据为两场真实会话（散文《再见》、中篇小说《差生》）的质性记录：思想优先协议下用户给出 L3–L5 级高价值回答的比例明显更高（"不不不，真善美不是甜蜜，是悲凉的反抗"这类修正直接重塑全篇）；但这是案例证据而非对照实验，真人样本收集进行中，论文不作过度结论。</w:t>
       </w:r>
     </w:p>
     <w:p>
@@ -5827,6 +6072,19 @@
     </w:p>
     <w:p>
       <w:pPr>
+        <w:spacing w:before="200" w:after="120" w:line="312" w:lineRule="auto"/>
+      </w:pPr>
+      <w:r>
+        <w:rPr>
+          <w:rFonts w:ascii="Times New Roman" w:hAnsi="Times New Roman" w:eastAsia="黑体"/>
+          <w:b/>
+          <w:sz w:val="32"/>
+        </w:rPr>
+        <w:t>4 应用前景与人文价值</w:t>
+      </w:r>
+    </w:p>
+    <w:p>
+      <w:pPr>
         <w:spacing w:line="360" w:lineRule="auto" w:after="80"/>
         <w:ind w:firstLine="480"/>
       </w:pPr>
@@ -5897,6 +6155,20 @@
     </w:p>
     <w:p>
       <w:pPr>
+        <w:spacing w:line="360" w:lineRule="auto" w:after="80"/>
+        <w:ind w:firstLine="480"/>
+      </w:pPr>
+      <w:r>
+        <w:rPr>
+          <w:rFonts w:ascii="Times New Roman" w:hAnsi="Times New Roman" w:eastAsia="宋体"/>
+          <w:b w:val="0"/>
+          <w:sz w:val="24"/>
+        </w:rPr>
+        <w:t>目标用户（诚实界定）：本项目不是为文学大师提供代写工具——严肃创作者的拒绝是预期内而非缺陷。系统面向三类真实用户：① 需要把"憋着的想法"理清的普通写作者与学生（澄清协议把 L1–L3 的"写不出来"转化为可执行的提纲，而非要求用户先有完整理论）；② 被模板束缚、需要在合规框架内保留个人表达的职场写作者；③ 需要在 AI 时代守住"自己的声音"的内容创作者。产品化的核心方向与"单点突破"原则一致：把思想优先澄清协议做成独立的轻量接口——苏格拉底式提问 → 主张-推理地图 → 内容纲要，作为任何写作工具的上游插件，先做一把锋利的匕首，而不是一门笨重的攻城炮。</w:t>
+      </w:r>
+    </w:p>
+    <w:p>
+      <w:pPr>
         <w:spacing w:before="120" w:after="120" w:line="312" w:lineRule="auto"/>
       </w:pPr>
       <w:r>
@@ -5947,7 +6219,7 @@
           <w:b w:val="0"/>
           <w:sz w:val="24"/>
         </w:rPr>
-        <w:t>2. 循环论证风险（"画圈投球"）：风格空间实验的特征由我们定义，存在部分循环；因此补充两块外部检验——作者识别实验（判别力不依赖我们的审美定义，第 3.7 节）与第三方盲评协议（A/B 随机化 + 二项检验，工具已实现、样本待扩大）。我们如实报告：8 维特征单独判别力弱于 TF-IDF 基线（40.8% vs 90.0%），当前签名不等于深度作者模型。</w:t>
+        <w:t>2. 循环论证风险（"画圈投球"）：风格空间实验的特征由我们定义，存在部分循环；因此补充三块外部检验——作者识别实验（判别力不依赖我们的审美定义，第 3.7 节）、作者续写选择实验（预测力，第 3.8 节）与第三方盲评协议（A/B 随机化 + 二项检验，工具已实现、样本待扩大）。我们如实报告：8 维特征单独判别力弱于 TF-IDF 基线（40.8% vs 90.0%），L1 签名在续写选择上达 93.3%（含主题连续性高估），当前签名不等于深度作者模型。</w:t>
       </w:r>
     </w:p>
     <w:p>
@@ -6058,7 +6330,7 @@
           <w:b w:val="0"/>
           <w:sz w:val="24"/>
         </w:rPr>
-        <w:t>未来工作：① 扩大真人盲评样本量，用二项检验给出"像你"的统计显著性；② 大规模作者识别与预测实验（5–10 位作者 × 多篇跨文体 + 同题材混淆集），以"预测作者下一步选择"检验签名是否逼近真正的作者模型；③ 实现 StyleVector 式激活层干预与轻量 LoRA 微调，让风格签名直接引导生成，从"特征层近似"走向"参数层注入"；④ 构建大规模结构化仿写样本库并开放公共知识库互通；⑤ 跨语言（英文等）语料验证；⑥ Web 端一键部署，让非技术用户开箱即用。</w:t>
+        <w:t>未来工作：① 扩大真人盲评样本量，用二项检验给出"像你"的统计显著性；② 在续写选择初版（3.8 节，93.3%）基础上做大规模预测实验（5–10 位作者 × 多篇跨文体 + 同题材续写混淆集），检验签名是否逼近真正的作者模型；③ 执行澄清协议消融对照实验（3.9 节设计），给出"思想优先"的独立因果证据；④ 实现 StyleVector 式激活层干预与轻量 LoRA 微调，让风格签名直接引导生成，从"特征层近似"走向"参数层注入"；⑤ 构建大规模结构化仿写样本库并开放公共知识库互通；⑥ 跨语言（英文等）语料验证；⑦ Web 端一键部署，让非技术用户开箱即用。</w:t>
       </w:r>
     </w:p>
     <w:p>

--- a/docs/competition/科技论文-SCULPTOR.docx
+++ b/docs/competition/科技论文-SCULPTOR.docx
@@ -6164,7 +6164,7 @@
           <w:b w:val="0"/>
           <w:sz w:val="24"/>
         </w:rPr>
-        <w:t>目标用户（诚实界定）：本项目不是为文学大师提供代写工具——严肃创作者的拒绝是预期内而非缺陷。系统面向三类真实用户：① 需要把"憋着的想法"理清的普通写作者与学生（澄清协议把 L1–L3 的"写不出来"转化为可执行的提纲，而非要求用户先有完整理论）；② 被模板束缚、需要在合规框架内保留个人表达的职场写作者；③ 需要在 AI 时代守住"自己的声音"的内容创作者。产品化的核心方向与"单点突破"原则一致：把思想优先澄清协议做成独立的轻量接口——苏格拉底式提问 → 主张-推理地图 → 内容纲要，作为任何写作工具的上游插件，先做一把锋利的匕首，而不是一门笨重的攻城炮。</w:t>
+        <w:t>目标用户（诚实界定）：本项目不是为文学大师提供代写工具——严肃创作者的拒绝是预期内而非缺陷。系统面向三类真实用户：① 需要把"憋着的想法"理清的普通写作者与学生（澄清协议把 L1–L3 的"写不出来"转化为可执行的提纲，而非要求用户先有完整理论）；② 被模板束缚、需要在合规框架内保留个人表达的职场写作者；③ 需要在 AI 时代守住"自己的声音"的内容创作者。产品保持完整写作 Agent 的定位：澄清协议是核心，但与风格签名、个人知识库、反 AI 审计、CLI/Web 多形态交付作为一体交付、不拆分——风格保真与质检依赖全流程数据闭环，拆开反而削弱核心能力；未来改进方向是 Web 端一键部署，让非技术用户开箱即用。</w:t>
       </w:r>
     </w:p>
     <w:p>

--- a/docs/competition/科技论文-SCULPTOR.docx
+++ b/docs/competition/科技论文-SCULPTOR.docx
@@ -13,21 +13,7 @@
           <w:b/>
           <w:sz w:val="44"/>
         </w:rPr>
-        <w:t>SCULPTOR：以"作者建模"为中心的深度协作写作 Agent</w:t>
-      </w:r>
-    </w:p>
-    <w:p>
-      <w:pPr>
-        <w:spacing w:line="360" w:lineRule="auto" w:after="80"/>
-        <w:ind w:firstLine="480"/>
-      </w:pPr>
-      <w:r>
-        <w:rPr>
-          <w:rFonts w:ascii="Times New Roman" w:hAnsi="Times New Roman" w:eastAsia="宋体"/>
-          <w:b w:val="0"/>
-          <w:sz w:val="24"/>
-        </w:rPr>
-        <w:t>——面向人文科学时代的个性化写作系统</w:t>
+        <w:t>面向作者身份保持的生成式写作：作者建模、持续风格学习与生成审计（SCULPTOR）</w:t>
       </w:r>
     </w:p>
     <w:p>
@@ -81,7 +67,7 @@
           <w:b w:val="0"/>
           <w:sz w:val="24"/>
         </w:rPr>
-        <w:t>大语言模型（LLM）使"机器能写"成为常态，但个性化写作仍面临根本障碍：现有工具无法持续表征"作者是谁"，难以捕捉用户引述理论、给出推理方向的深层思考，也识别不了以"正确语言的堆积"构成的姿态层假思考。本文提出 SCULPTOR——以作者表征为中心的深度协作写作智能体：以思想优先的澄清协议为核心，配套四层风格签名、姿态层反假思考检测与主控编排状态机，同一核心以 CLI 与 Web 双形态交付。</w:t>
+        <w:t>大语言模型（LLM）使"机器能写"成为常态，但作者身份在生成过程中如何被持续表示、更新与保持仍未解决。本文提出 SCULPTOR——以作者表示（author representation）为中心的生成式写作系统：以澄清协议与修改监督捕获并更新作者意图与偏好，以四层风格签名近似作者相对中性基线的稳定选择模式，以生成后审计缓解模型化话语特征。</w:t>
       </w:r>
     </w:p>
     <w:p>
@@ -95,7 +81,7 @@
           <w:b w:val="0"/>
           <w:sz w:val="24"/>
         </w:rPr>
-        <w:t>实验上，20+7 套自动化 QA 全绿；风格距离矩阵显示 SCULPTOR 作者与人类名家（1.11）显著近于其与通用模型（1.46）的距离。SCULPTOR 定位为人文科学时代的帮助产品：机器越是会写，人越需要守住"自己的表达"——写作者不必迁就机器，让机器学习成为他。</w:t>
+        <w:t>实验表明：20+7 套契约测试均满足输出契约；风格距离实验中，SCULPTOR 与目标作者语料的距离为 1.11，低于其与通用模型的距离（1.46）；作者识别（n=120）与续写选择（n=30）中 L1 签名分别达到 90.0% 与 93.3%。结果与"作者身份保持"假设一致，但样本规模尚不足以支持显著性结论。本文定位为在生成过程中保持作者表达偏好与语义意图，而非最大化一般意义上的文本质量。</w:t>
       </w:r>
     </w:p>
     <w:p>
@@ -108,7 +94,7 @@
           <w:b/>
           <w:sz w:val="24"/>
         </w:rPr>
-        <w:t>关键词：写作智能体；个性化文本生成；作者表征；澄清式人机交互；检索增强生成；风格签名</w:t>
+        <w:t>关键词：作者身份保持；个性化文本生成；作者表示；澄清式人机交互；检索增强生成；写作审计</w:t>
       </w:r>
     </w:p>
     <w:p>
@@ -148,7 +134,7 @@
           <w:b/>
           <w:sz w:val="28"/>
         </w:rPr>
-        <w:t>1.1 问题的发现：从一次真实写作体验说起</w:t>
+        <w:t>1.1 Problem：生成式写作中的作者身份缺失</w:t>
       </w:r>
     </w:p>
     <w:p>
@@ -162,7 +148,7 @@
           <w:b w:val="0"/>
           <w:sz w:val="24"/>
         </w:rPr>
-        <w:t>这个项目的起点不是一篇论文，而是一次真实的写作体验。我在写散文《再见》和中篇小说《差生》时，试着让 AI 帮忙——得到的初稿"像模像样，却一眼假"：结构工整、辞藻平滑、比喻通用，唯独不像我写的。我反复追问自己三个问题：</w:t>
+        <w:t>以 ChatGPT、DeepSeek、Claude 为代表的 LLM 使"机器能写"成为常态：输入一句话即可得到结构完整的文本。但用户普遍观察到，这类文本"像模像样，却一眼假"——结构工整、措辞平滑、比喻通用，唯独缺少特定作者的表达痕迹。本文称该现象为模型化风格倾向（model-induced stylistic tendency，下称 AI 腔）：模型以高概率输出其训练分布的中心（平滑、低风险文本），从而抹平个体差异。</w:t>
       </w:r>
     </w:p>
     <w:p>
@@ -176,7 +162,20 @@
           <w:b w:val="0"/>
           <w:sz w:val="24"/>
         </w:rPr>
-        <w:t>1. 它写的是"一篇好文章"，还是"我写的文章"？</w:t>
+        <w:t>作者身份缺失并非偶然缺陷，而是生成目标与评价目标分离的结果：通用 LLM 优化的是"文本质量"的整体分布，而非"某个作者的选择"。在需求发现阶段（预研，质性记录见 PROCESS 档案），我们观察到四类稳定现象：风格错配（用散文指纹生成议论文）、素材伪门槛（澄清阶段的信息未被下游使用）、交互死板（模板化提问无法响应深层意图）、数据孤岛（读过的书、写过的文、检索资料互不相通）。这四类现象指向同一根因：系统未建立"作者是谁"的表示。</w:t>
+      </w:r>
+    </w:p>
+    <w:p>
+      <w:pPr>
+        <w:spacing w:before="120" w:after="120" w:line="312" w:lineRule="auto"/>
+      </w:pPr>
+      <w:r>
+        <w:rPr>
+          <w:rFonts w:ascii="Times New Roman" w:hAnsi="Times New Roman" w:eastAsia="宋体"/>
+          <w:b/>
+          <w:sz w:val="28"/>
+        </w:rPr>
+        <w:t>1.2 Research Gap</w:t>
       </w:r>
     </w:p>
     <w:p>
@@ -190,7 +189,20 @@
           <w:b w:val="0"/>
           <w:sz w:val="24"/>
         </w:rPr>
-        <w:t>2. 它知道我心里憋着的那句话、我读过的书、我反复改过的地方吗？</w:t>
+        <w:t>已有研究表明，LLM 用少量样本模仿个人风格在非正式文体中显著失败[1]，说明风格表征不能依赖一次性少样本设定。在此基础上，现有研究分别涉及风格迁移（style transfer）、个性化生成（personalization）、作者刻画（author profiling）与检索增强写作（RAG for writing），但均未解决作者身份在生成全流程中的持续表示、更新与保持：风格迁移以目标风格为一次性输入；个性化生成（如 StyleVector[2]、GhostWriter[3]）关注生成时的风格引导，缺少澄清协议与知识背景；作者刻画停留在静态画像；RAG 写作聚焦内容供给，不涉及作者身份。相关工作的详细对照见第 2 节与表 1。</w:t>
+      </w:r>
+    </w:p>
+    <w:p>
+      <w:pPr>
+        <w:spacing w:before="120" w:after="120" w:line="312" w:lineRule="auto"/>
+      </w:pPr>
+      <w:r>
+        <w:rPr>
+          <w:rFonts w:ascii="Times New Roman" w:hAnsi="Times New Roman" w:eastAsia="宋体"/>
+          <w:b/>
+          <w:sz w:val="28"/>
+        </w:rPr>
+        <w:t>1.3 Research Questions</w:t>
       </w:r>
     </w:p>
     <w:p>
@@ -204,13 +216,13 @@
           <w:b w:val="0"/>
           <w:sz w:val="24"/>
         </w:rPr>
-        <w:t>3. 为什么它总是把我花很久才说清的感受，写成一个漂亮而空洞的套话？</w:t>
+        <w:t>本文围绕三个研究问题展开：</w:t>
       </w:r>
     </w:p>
     <w:p>
       <w:pPr>
-        <w:spacing w:line="360" w:lineRule="auto" w:after="80"/>
-        <w:ind w:firstLine="480"/>
+        <w:spacing w:line="336" w:lineRule="auto" w:after="60"/>
+        <w:ind w:left="360"/>
       </w:pPr>
       <w:r>
         <w:rPr>
@@ -218,7 +230,7 @@
           <w:b w:val="0"/>
           <w:sz w:val="24"/>
         </w:rPr>
-        <w:t>带着这三个问题，我在日常写作中做了一系列"对话实验"：每次让 AI 动笔前先聊，记录它问了什么、提取了什么素材、成稿里哪些素材真的被用上。反复多轮后，四个稳定现象浮出水面：</w:t>
+        <w:t>RQ1（作者表示）：能否建立一种可解释、可随写作更新、不依赖大规模个人语料的作者表示？</w:t>
       </w:r>
     </w:p>
     <w:p>
@@ -232,7 +244,7 @@
           <w:b w:val="0"/>
           <w:sz w:val="24"/>
         </w:rPr>
-        <w:t>观察 1 · 风格错配：同一个作者写散文时是文学性的，写议论文时是理性的——系统若用散文指纹生成议论文必然失真；而系统对此毫无感知。</w:t>
+        <w:t>RQ2（修改监督）：作者对生成文本的显式修改，能否作为一种高价值风格监督信号持续更新该表示？</w:t>
       </w:r>
     </w:p>
     <w:p>
@@ -246,13 +258,26 @@
           <w:b w:val="0"/>
           <w:sz w:val="24"/>
         </w:rPr>
-        <w:t>观察 2 · 素材伪门槛：澄清阶段用户明明说过的事例、数据与引用，写作阶段却"没收到"，导致重复追问与内容空转。</w:t>
+        <w:t>RQ3（生成保持）：携带该表示的生成流程，能否在保持作者相似度（author-likeness）的同时降低模型化话语特征？</w:t>
       </w:r>
     </w:p>
     <w:p>
       <w:pPr>
-        <w:spacing w:line="336" w:lineRule="auto" w:after="60"/>
-        <w:ind w:left="360"/>
+        <w:spacing w:before="120" w:after="120" w:line="312" w:lineRule="auto"/>
+      </w:pPr>
+      <w:r>
+        <w:rPr>
+          <w:rFonts w:ascii="Times New Roman" w:hAnsi="Times New Roman" w:eastAsia="宋体"/>
+          <w:b/>
+          <w:sz w:val="28"/>
+        </w:rPr>
+        <w:t>1.4 Contributions</w:t>
+      </w:r>
+    </w:p>
+    <w:p>
+      <w:pPr>
+        <w:spacing w:line="360" w:lineRule="auto" w:after="80"/>
+        <w:ind w:firstLine="480"/>
       </w:pPr>
       <w:r>
         <w:rPr>
@@ -260,7 +285,7 @@
           <w:b w:val="0"/>
           <w:sz w:val="24"/>
         </w:rPr>
-        <w:t>观察 3 · 交互死板：模板化追问无法从用户原话生长；用户说"没有更多了"仍被反复询问，既不耐烦又挖不出深层思想。</w:t>
+        <w:t>本文的贡献归纳为三项（详细实验证据分别对应第 5 节相应小节）：</w:t>
       </w:r>
     </w:p>
     <w:p>
@@ -274,13 +299,13 @@
           <w:b w:val="0"/>
           <w:sz w:val="24"/>
         </w:rPr>
-        <w:t>观察 4 · 数据孤岛：读过的书、写过的文、检索到的资料彼此隔离，无法共同支撑一篇文章。</w:t>
+        <w:t>C1（方法）作者表示与修改监督：将风格形式化为作者相对中性基线的稳定条件选择偏差，用四层互补签名近似（连续向量、动态维度、不可预测性、显式修改记录）；提出"修改监督"——以作者亲手修改为最高权重信号持续更新表示（第 3.2 节；外部检验见 5.5）。</w:t>
       </w:r>
     </w:p>
     <w:p>
       <w:pPr>
-        <w:spacing w:line="360" w:lineRule="auto" w:after="80"/>
-        <w:ind w:firstLine="480"/>
+        <w:spacing w:line="336" w:lineRule="auto" w:after="60"/>
+        <w:ind w:left="360"/>
       </w:pPr>
       <w:r>
         <w:rPr>
@@ -288,13 +313,13 @@
           <w:b w:val="0"/>
           <w:sz w:val="24"/>
         </w:rPr>
-        <w:t>我没有停留在"换个更大的模型、写个更长的提示词"上，而是继续追问"为什么"。最终四个现象收敛到同一个根因：系统从未建立"作者是谁"的模型——它不知道你读过什么、在意什么、句子习惯怎么断、情绪习惯怎么收。我把这三个问题正式化为 1.2 节的研究问题 RQ1–RQ4，并确定了以"作者建模"为中心的研究路线。</w:t>
+        <w:t>C2（交互）澄清协议与供给闭环：以"主张—前提—推理—理论来源"追踪用户思想脉络，提问顺序由 LLM 结合对话自主判断，并配合检索增强供给闭环（第 3.3–3.4 节）。</w:t>
       </w:r>
     </w:p>
     <w:p>
       <w:pPr>
-        <w:spacing w:line="360" w:lineRule="auto" w:after="80"/>
-        <w:ind w:firstLine="480"/>
+        <w:spacing w:line="336" w:lineRule="auto" w:after="60"/>
+        <w:ind w:left="360"/>
       </w:pPr>
       <w:r>
         <w:rPr>
@@ -302,7 +327,20 @@
           <w:b w:val="0"/>
           <w:sz w:val="24"/>
         </w:rPr>
-        <w:t>需要说明的是，这一阶段属于需求发现（pre-study）而非正式实验：观察对象是我自己的写作协作记录，归纳方式是质性整理（逐轮记录"AI 问了什么、哪些素材被用上、哪些表述被改掉"），其作用是生成研究问题与研究假设；所有定量结论均来自第 3 节的正式实验，两者不混为一谈。</w:t>
+        <w:t>C3（质量与工程）生成后审计与一体化交付：提出姿态层（postural layer）检测缓解"表演思考"式模型化倾向；同一核心以 CLI/Web 双形态交付，契约测试 20+7 套（第 3.6 节、附录 A）。</w:t>
+      </w:r>
+    </w:p>
+    <w:p>
+      <w:pPr>
+        <w:spacing w:before="200" w:after="120" w:line="312" w:lineRule="auto"/>
+      </w:pPr>
+      <w:r>
+        <w:rPr>
+          <w:rFonts w:ascii="Times New Roman" w:hAnsi="Times New Roman" w:eastAsia="黑体"/>
+          <w:b/>
+          <w:sz w:val="32"/>
+        </w:rPr>
+        <w:t>2 相关工作</w:t>
       </w:r>
     </w:p>
     <w:p>
@@ -315,7 +353,7 @@
           <w:b/>
           <w:sz w:val="28"/>
         </w:rPr>
-        <w:t>1.2 研究背景与研究问题</w:t>
+        <w:t>2.1 作者刻画与文体计量</w:t>
       </w:r>
     </w:p>
     <w:p>
@@ -329,7 +367,20 @@
           <w:b w:val="0"/>
           <w:sz w:val="24"/>
         </w:rPr>
-        <w:t>以 ChatGPT、DeepSeek、Claude 为代表的大语言模型让"机器能写"成为常态：任何人在对话框里输入一句话，都能得到一篇结构完整的文章。然而，用户很快发现一个普遍困境：让 AI 代写的文章"像模像样，却一眼假"——结构工整、措辞平滑、比喻通用，唯独缺少"人味"。我们把这种现象称为 AI 腔。它由两部分构成：一是统计层 AI 味（套话密度高、句式重复、节奏平滑），现有检测工具可用黑名单与统计指标识别；二是姿态层 AI 味（"表演思考"的文章——金句排比做形式高潮、路标式转折假装推进、点题式顿悟假装想通），它在所有统计指标上都能达标，却让读者感到"讲述失语的声音本身也是失语的"[本文第 2.4 节与 3.2 节给出真实样例]。</w:t>
+        <w:t>文体计量学（stylometry）以可计算特征刻画作者，如相对参考语料的 Delta 方法。本文沿用"相对基线"的度量思想，但将其条件化：偏差定义在同一创作空间 c 下（见 3.1），结论不依赖"哪个模型更强"。作者识别基线（3.7 节方法）参考了该领域的最近邻/质心范式。</w:t>
+      </w:r>
+    </w:p>
+    <w:p>
+      <w:pPr>
+        <w:spacing w:before="120" w:after="120" w:line="312" w:lineRule="auto"/>
+      </w:pPr>
+      <w:r>
+        <w:rPr>
+          <w:rFonts w:ascii="Times New Roman" w:hAnsi="Times New Roman" w:eastAsia="宋体"/>
+          <w:b/>
+          <w:sz w:val="28"/>
+        </w:rPr>
+        <w:t>2.2 个性化文本生成与风格注入</w:t>
       </w:r>
     </w:p>
     <w:p>
@@ -343,7 +394,20 @@
           <w:b w:val="0"/>
           <w:sz w:val="24"/>
         </w:rPr>
-        <w:t>AI 腔不是偶然缺陷，而是生成分布对"规范、平滑、无风险"文本的偏好：模型见过太多文本，于是产出所有文本的"平均值"，而不是某个人的"那一个"。对写作者而言，这是更深的危机——当机器把"表达"变成流水线产品，人的思想、语气、局限与偏爱正在被悄悄抹平。写作从来不只是传递信息，更是"人确认自己存在"的方式：一封家书、一篇作文、一份调研报告，都带着作者的体温。因此，让 AI 学会"成为某个人"，比让 AI"写得更好"更紧迫。</w:t>
+        <w:t>StyleVector[2] 将用户风格表示为激活空间向量并在推理时干预，其"训练免费、推理时干预"思想与本文同族，但本文在可解释特征层落地，并增加澄清协议与修改监督。GhostWriter[3] 提出隐式学习 + 显式教学时刻；本文将"教学时刻"具体化为可入库的修改监督三元组（原文，改后，意图）。EMNLP 2025 的研究[1]表明 LLM 用少量样本模仿个人风格在非正式文体中显著失败，支持"持续采集 + 修改监督"的必要性。近期 agentic ghostwriter[4] 通过风格奖励微调复制经典作家，与本文"提取作者本人"的目标不同。</w:t>
+      </w:r>
+    </w:p>
+    <w:p>
+      <w:pPr>
+        <w:spacing w:before="120" w:after="120" w:line="312" w:lineRule="auto"/>
+      </w:pPr>
+      <w:r>
+        <w:rPr>
+          <w:rFonts w:ascii="Times New Roman" w:hAnsi="Times New Roman" w:eastAsia="宋体"/>
+          <w:b/>
+          <w:sz w:val="28"/>
+        </w:rPr>
+        <w:t>2.3 检索增强写作</w:t>
       </w:r>
     </w:p>
     <w:p>
@@ -357,13 +421,26 @@
           <w:b w:val="0"/>
           <w:sz w:val="24"/>
         </w:rPr>
-        <w:t>据此，本文围绕以下四个研究问题（Research Questions, RQ）展开：</w:t>
+        <w:t>面向写作的 RAG 关注内容供给（如两阶段内容/风格检索[5]、检索器校准的个性化助手[6]）。本文的差异在于把 RAG 组织为供给闭环（触发—排队—回灌—缺口节重写），并使检索结果与个人知识库、写作资产三源合一注入（3.3 节）。</w:t>
       </w:r>
     </w:p>
     <w:p>
       <w:pPr>
-        <w:spacing w:line="336" w:lineRule="auto" w:after="60"/>
-        <w:ind w:left="360"/>
+        <w:spacing w:before="120" w:after="120" w:line="312" w:lineRule="auto"/>
+      </w:pPr>
+      <w:r>
+        <w:rPr>
+          <w:rFonts w:ascii="Times New Roman" w:hAnsi="Times New Roman" w:eastAsia="宋体"/>
+          <w:b/>
+          <w:sz w:val="28"/>
+        </w:rPr>
+        <w:t>2.4 人机协同写作与澄清交互</w:t>
+      </w:r>
+    </w:p>
+    <w:p>
+      <w:pPr>
+        <w:spacing w:line="360" w:lineRule="auto" w:after="80"/>
+        <w:ind w:firstLine="480"/>
       </w:pPr>
       <w:r>
         <w:rPr>
@@ -371,13 +448,26 @@
           <w:b w:val="0"/>
           <w:sz w:val="24"/>
         </w:rPr>
-        <w:t>RQ1（风格表征）：如何把"AI 写的像你"从口号变成可测量、可注入、可演进的工程表征，且不依赖大规模个人语料？</w:t>
+        <w:t>人机协同研究（如 CollabLLM[7]）关注通用协同框架；意图发现工作（DiscoverLLM[8]）通过对比草稿定位用户意图。本文的澄清协议以"响应推理链"为设计目标，把提问顺序交给 LLM 自主判断，代码仅作防死循环安全网（3.4 节），区别于模板清单式交互。</w:t>
       </w:r>
     </w:p>
     <w:p>
       <w:pPr>
-        <w:spacing w:line="336" w:lineRule="auto" w:after="60"/>
-        <w:ind w:left="360"/>
+        <w:spacing w:before="120" w:after="120" w:line="312" w:lineRule="auto"/>
+      </w:pPr>
+      <w:r>
+        <w:rPr>
+          <w:rFonts w:ascii="Times New Roman" w:hAnsi="Times New Roman" w:eastAsia="宋体"/>
+          <w:b/>
+          <w:sz w:val="28"/>
+        </w:rPr>
+        <w:t>2.5 与现有工作的关系</w:t>
+      </w:r>
+    </w:p>
+    <w:p>
+      <w:pPr>
+        <w:spacing w:line="360" w:lineRule="auto" w:after="80"/>
+        <w:ind w:firstLine="480"/>
       </w:pPr>
       <w:r>
         <w:rPr>
@@ -385,90 +475,7 @@
           <w:b w:val="0"/>
           <w:sz w:val="24"/>
         </w:rPr>
-        <w:t>RQ2（澄清协议）：澄清式人机交互如何从"收集填空题"升级为"接住用户的深层思想"，并让系统自主决定问什么？</w:t>
-      </w:r>
-    </w:p>
-    <w:p>
-      <w:pPr>
-        <w:spacing w:line="336" w:lineRule="auto" w:after="60"/>
-        <w:ind w:left="360"/>
-      </w:pPr>
-      <w:r>
-        <w:rPr>
-          <w:rFonts w:ascii="Times New Roman" w:hAnsi="Times New Roman" w:eastAsia="宋体"/>
-          <w:b w:val="0"/>
-          <w:sz w:val="24"/>
-        </w:rPr>
-        <w:t>RQ3（质量检测）：统计指标抓不住的"姿态层假思考"如何被检测、诊断与根治？</w:t>
-      </w:r>
-    </w:p>
-    <w:p>
-      <w:pPr>
-        <w:spacing w:line="336" w:lineRule="auto" w:after="60"/>
-        <w:ind w:left="360"/>
-      </w:pPr>
-      <w:r>
-        <w:rPr>
-          <w:rFonts w:ascii="Times New Roman" w:hAnsi="Times New Roman" w:eastAsia="宋体"/>
-          <w:b w:val="0"/>
-          <w:sz w:val="24"/>
-        </w:rPr>
-        <w:t>RQ4（工程交付）：如何以统一核心交付多种产品形态（CLI/MCP/Web），并保证质量可复现、可离线全链路验证？</w:t>
-      </w:r>
-    </w:p>
-    <w:p>
-      <w:pPr>
-        <w:spacing w:line="360" w:lineRule="auto" w:after="80"/>
-        <w:ind w:firstLine="480"/>
-      </w:pPr>
-      <w:r>
-        <w:rPr>
-          <w:rFonts w:ascii="Times New Roman" w:hAnsi="Times New Roman" w:eastAsia="宋体"/>
-          <w:b w:val="0"/>
-          <w:sz w:val="24"/>
-        </w:rPr>
-        <w:t>本文的核心论断是：通用写作的下限由模型能力决定，上限由系统对"作者"的理解决定。</w:t>
-      </w:r>
-    </w:p>
-    <w:p>
-      <w:pPr>
-        <w:spacing w:before="120" w:after="120" w:line="312" w:lineRule="auto"/>
-      </w:pPr>
-      <w:r>
-        <w:rPr>
-          <w:rFonts w:ascii="Times New Roman" w:hAnsi="Times New Roman" w:eastAsia="宋体"/>
-          <w:b/>
-          <w:sz w:val="28"/>
-        </w:rPr>
-        <w:t>1.3 相关工作</w:t>
-      </w:r>
-    </w:p>
-    <w:p>
-      <w:pPr>
-        <w:spacing w:line="360" w:lineRule="auto" w:after="80"/>
-        <w:ind w:firstLine="480"/>
-      </w:pPr>
-      <w:r>
-        <w:rPr>
-          <w:rFonts w:ascii="Times New Roman" w:hAnsi="Times New Roman" w:eastAsia="宋体"/>
-          <w:b w:val="0"/>
-          <w:sz w:val="24"/>
-        </w:rPr>
-        <w:t>我们从四条线索调研了国内外相关工作，并将每条线索与本项目的关系整理为表 1（详尽的检索取证与新颖性论证见本项目《科技查新报告》，已按 ACL/arXiv/Semantic Scholar/GitHub 等数据库完成查新）。</w:t>
-      </w:r>
-    </w:p>
-    <w:p>
-      <w:pPr>
-        <w:spacing w:line="360" w:lineRule="auto" w:after="80"/>
-        <w:ind w:firstLine="480"/>
-      </w:pPr>
-      <w:r>
-        <w:rPr>
-          <w:rFonts w:ascii="Times New Roman" w:hAnsi="Times New Roman" w:eastAsia="宋体"/>
-          <w:b w:val="0"/>
-          <w:sz w:val="24"/>
-        </w:rPr>
-        <w:t>表 1　相关工作与本项目的关系（按查新报告 A–J 编号）</w:t>
+        <w:t>表 1　相关工作对照</w:t>
       </w:r>
     </w:p>
     <w:tbl>
@@ -479,31 +486,16 @@
         <w:tblLook w:firstColumn="1" w:firstRow="1" w:lastColumn="0" w:lastRow="0" w:noHBand="0" w:noVBand="1" w:val="04A0"/>
       </w:tblPr>
       <w:tblGrid>
-        <w:gridCol w:w="2295"/>
-        <w:gridCol w:w="2295"/>
-        <w:gridCol w:w="2295"/>
-        <w:gridCol w:w="2295"/>
+        <w:gridCol w:w="1836"/>
+        <w:gridCol w:w="1836"/>
+        <w:gridCol w:w="1836"/>
+        <w:gridCol w:w="1836"/>
+        <w:gridCol w:w="1836"/>
       </w:tblGrid>
       <w:tr>
         <w:tc>
           <w:tcPr>
-            <w:tcW w:type="dxa" w:w="2295"/>
-          </w:tcPr>
-          <w:p>
-            <w:r/>
-            <w:r>
-              <w:rPr>
-                <w:rFonts w:ascii="Times New Roman" w:hAnsi="Times New Roman" w:eastAsia="宋体"/>
-                <w:b/>
-                <w:sz w:val="21"/>
-              </w:rPr>
-              <w:t>编号</w:t>
-            </w:r>
-          </w:p>
-        </w:tc>
-        <w:tc>
-          <w:tcPr>
-            <w:tcW w:type="dxa" w:w="2295"/>
+            <w:tcW w:type="dxa" w:w="1836"/>
           </w:tcPr>
           <w:p>
             <w:r/>
@@ -519,7 +511,7 @@
         </w:tc>
         <w:tc>
           <w:tcPr>
-            <w:tcW w:type="dxa" w:w="2295"/>
+            <w:tcW w:type="dxa" w:w="1836"/>
           </w:tcPr>
           <w:p>
             <w:r/>
@@ -529,13 +521,13 @@
                 <w:b/>
                 <w:sz w:val="21"/>
               </w:rPr>
-              <w:t>与本项目相近处</w:t>
+              <w:t>作者表示</w:t>
             </w:r>
           </w:p>
         </w:tc>
         <w:tc>
           <w:tcPr>
-            <w:tcW w:type="dxa" w:w="2295"/>
+            <w:tcW w:type="dxa" w:w="1836"/>
           </w:tcPr>
           <w:p>
             <w:r/>
@@ -545,7 +537,39 @@
                 <w:b/>
                 <w:sz w:val="21"/>
               </w:rPr>
-              <w:t>本质区别（本项目独有）</w:t>
+              <w:t>澄清协议</w:t>
+            </w:r>
+          </w:p>
+        </w:tc>
+        <w:tc>
+          <w:tcPr>
+            <w:tcW w:type="dxa" w:w="1836"/>
+          </w:tcPr>
+          <w:p>
+            <w:r/>
+            <w:r>
+              <w:rPr>
+                <w:rFonts w:ascii="Times New Roman" w:hAnsi="Times New Roman" w:eastAsia="宋体"/>
+                <w:b/>
+                <w:sz w:val="21"/>
+              </w:rPr>
+              <w:t>知识闭环</w:t>
+            </w:r>
+          </w:p>
+        </w:tc>
+        <w:tc>
+          <w:tcPr>
+            <w:tcW w:type="dxa" w:w="1836"/>
+          </w:tcPr>
+          <w:p>
+            <w:r/>
+            <w:r>
+              <w:rPr>
+                <w:rFonts w:ascii="Times New Roman" w:hAnsi="Times New Roman" w:eastAsia="宋体"/>
+                <w:b/>
+                <w:sz w:val="21"/>
+              </w:rPr>
+              <w:t>生成审计</w:t>
             </w:r>
           </w:p>
         </w:tc>
@@ -553,7 +577,7 @@
       <w:tr>
         <w:tc>
           <w:tcPr>
-            <w:tcW w:type="dxa" w:w="2295"/>
+            <w:tcW w:type="dxa" w:w="1836"/>
           </w:tcPr>
           <w:p>
             <w:r/>
@@ -563,13 +587,13 @@
                 <w:b w:val="0"/>
                 <w:sz w:val="21"/>
               </w:rPr>
-              <w:t>[A]</w:t>
+              <w:t>StyleVector[2]</w:t>
             </w:r>
           </w:p>
         </w:tc>
         <w:tc>
           <w:tcPr>
-            <w:tcW w:type="dxa" w:w="2295"/>
+            <w:tcW w:type="dxa" w:w="1836"/>
           </w:tcPr>
           <w:p>
             <w:r/>
@@ -579,13 +603,13 @@
                 <w:b w:val="0"/>
                 <w:sz w:val="21"/>
               </w:rPr>
-              <w:t>Wang 等，*Catch Me If You Can? Not Yet*（EMNLP 2025 Findings）[1]</w:t>
+              <w:t>激活向量</w:t>
             </w:r>
           </w:p>
         </w:tc>
         <w:tc>
           <w:tcPr>
-            <w:tcW w:type="dxa" w:w="2295"/>
+            <w:tcW w:type="dxa" w:w="1836"/>
           </w:tcPr>
           <w:p>
             <w:r/>
@@ -595,13 +619,13 @@
                 <w:b w:val="0"/>
                 <w:sz w:val="21"/>
               </w:rPr>
-              <w:t>证明 LLM 少量样本模仿个人风格在非正式文体显著失败</w:t>
+              <w:t>无</w:t>
             </w:r>
           </w:p>
         </w:tc>
         <w:tc>
           <w:tcPr>
-            <w:tcW w:type="dxa" w:w="2295"/>
+            <w:tcW w:type="dxa" w:w="1836"/>
           </w:tcPr>
           <w:p>
             <w:r/>
@@ -611,15 +635,13 @@
                 <w:b w:val="0"/>
                 <w:sz w:val="21"/>
               </w:rPr>
-              <w:t>只做问题诊断，未提出系统解决方案</w:t>
+              <w:t>无</w:t>
             </w:r>
           </w:p>
         </w:tc>
-      </w:tr>
-      <w:tr>
         <w:tc>
           <w:tcPr>
-            <w:tcW w:type="dxa" w:w="2295"/>
+            <w:tcW w:type="dxa" w:w="1836"/>
           </w:tcPr>
           <w:p>
             <w:r/>
@@ -629,13 +651,15 @@
                 <w:b w:val="0"/>
                 <w:sz w:val="21"/>
               </w:rPr>
-              <w:t>[B]</w:t>
+              <w:t>无</w:t>
             </w:r>
           </w:p>
         </w:tc>
+      </w:tr>
+      <w:tr>
         <w:tc>
           <w:tcPr>
-            <w:tcW w:type="dxa" w:w="2295"/>
+            <w:tcW w:type="dxa" w:w="1836"/>
           </w:tcPr>
           <w:p>
             <w:r/>
@@ -645,13 +669,13 @@
                 <w:b w:val="0"/>
                 <w:sz w:val="21"/>
               </w:rPr>
-              <w:t>Zhang 等，*StyleVector*（ACL 2025）[2]</w:t>
+              <w:t>GhostWriter[3]</w:t>
             </w:r>
           </w:p>
         </w:tc>
         <w:tc>
           <w:tcPr>
-            <w:tcW w:type="dxa" w:w="2295"/>
+            <w:tcW w:type="dxa" w:w="1836"/>
           </w:tcPr>
           <w:p>
             <w:r/>
@@ -661,13 +685,13 @@
                 <w:b w:val="0"/>
                 <w:sz w:val="21"/>
               </w:rPr>
-              <w:t>风格表示为激活空间向量、推理时干预</w:t>
+              <w:t>隐式学习</w:t>
             </w:r>
           </w:p>
         </w:tc>
         <w:tc>
           <w:tcPr>
-            <w:tcW w:type="dxa" w:w="2295"/>
+            <w:tcW w:type="dxa" w:w="1836"/>
           </w:tcPr>
           <w:p>
             <w:r/>
@@ -677,15 +701,13 @@
                 <w:b w:val="0"/>
                 <w:sz w:val="21"/>
               </w:rPr>
-              <w:t>仅"生成时风格引导"，无澄清协议、无作者知识库、无反 AI 审计闭环</w:t>
+              <w:t>无</w:t>
             </w:r>
           </w:p>
         </w:tc>
-      </w:tr>
-      <w:tr>
         <w:tc>
           <w:tcPr>
-            <w:tcW w:type="dxa" w:w="2295"/>
+            <w:tcW w:type="dxa" w:w="1836"/>
           </w:tcPr>
           <w:p>
             <w:r/>
@@ -695,13 +717,13 @@
                 <w:b w:val="0"/>
                 <w:sz w:val="21"/>
               </w:rPr>
-              <w:t>[C]</w:t>
+              <w:t>无</w:t>
             </w:r>
           </w:p>
         </w:tc>
         <w:tc>
           <w:tcPr>
-            <w:tcW w:type="dxa" w:w="2295"/>
+            <w:tcW w:type="dxa" w:w="1836"/>
           </w:tcPr>
           <w:p>
             <w:r/>
@@ -711,13 +733,15 @@
                 <w:b w:val="0"/>
                 <w:sz w:val="21"/>
               </w:rPr>
-              <w:t>Chakrabarty 等，*GhostWriter*[3]</w:t>
+              <w:t>无</w:t>
             </w:r>
           </w:p>
         </w:tc>
+      </w:tr>
+      <w:tr>
         <w:tc>
           <w:tcPr>
-            <w:tcW w:type="dxa" w:w="2295"/>
+            <w:tcW w:type="dxa" w:w="1836"/>
           </w:tcPr>
           <w:p>
             <w:r/>
@@ -727,13 +751,13 @@
                 <w:b w:val="0"/>
                 <w:sz w:val="21"/>
               </w:rPr>
-              <w:t>隐式学习用户风格 + 显式教学时刻</w:t>
+              <w:t>writing-anima[5]</w:t>
             </w:r>
           </w:p>
         </w:tc>
         <w:tc>
           <w:tcPr>
-            <w:tcW w:type="dxa" w:w="2295"/>
+            <w:tcW w:type="dxa" w:w="1836"/>
           </w:tcPr>
           <w:p>
             <w:r/>
@@ -743,15 +767,13 @@
                 <w:b w:val="0"/>
                 <w:sz w:val="21"/>
               </w:rPr>
-              <w:t>无"作者知识库 + 思想脉络 + 姿态层检测"的完整创作流程</w:t>
+              <w:t>两阶段检索</w:t>
             </w:r>
           </w:p>
         </w:tc>
-      </w:tr>
-      <w:tr>
         <w:tc>
           <w:tcPr>
-            <w:tcW w:type="dxa" w:w="2295"/>
+            <w:tcW w:type="dxa" w:w="1836"/>
           </w:tcPr>
           <w:p>
             <w:r/>
@@ -761,13 +783,13 @@
                 <w:b w:val="0"/>
                 <w:sz w:val="21"/>
               </w:rPr>
-              <w:t>[D]</w:t>
+              <w:t>无</w:t>
             </w:r>
           </w:p>
         </w:tc>
         <w:tc>
           <w:tcPr>
-            <w:tcW w:type="dxa" w:w="2295"/>
+            <w:tcW w:type="dxa" w:w="1836"/>
           </w:tcPr>
           <w:p>
             <w:r/>
@@ -777,13 +799,13 @@
                 <w:b w:val="0"/>
                 <w:sz w:val="21"/>
               </w:rPr>
-              <w:t>*Pearl*（CustomNLP4U 2024）[4]</w:t>
+              <w:t>内容/风格</w:t>
             </w:r>
           </w:p>
         </w:tc>
         <w:tc>
           <w:tcPr>
-            <w:tcW w:type="dxa" w:w="2295"/>
+            <w:tcW w:type="dxa" w:w="1836"/>
           </w:tcPr>
           <w:p>
             <w:r/>
@@ -793,13 +815,15 @@
                 <w:b w:val="0"/>
                 <w:sz w:val="21"/>
               </w:rPr>
-              <w:t>个性化写作助手，检索器校准</w:t>
+              <w:t>无</w:t>
             </w:r>
           </w:p>
         </w:tc>
+      </w:tr>
+      <w:tr>
         <w:tc>
           <w:tcPr>
-            <w:tcW w:type="dxa" w:w="2295"/>
+            <w:tcW w:type="dxa" w:w="1836"/>
           </w:tcPr>
           <w:p>
             <w:r/>
@@ -809,15 +833,13 @@
                 <w:b w:val="0"/>
                 <w:sz w:val="21"/>
               </w:rPr>
-              <w:t>聚焦检索排序，不做澄清/大纲/写作/审计全流程</w:t>
+              <w:t>智能写作系统[9]</w:t>
             </w:r>
           </w:p>
         </w:tc>
-      </w:tr>
-      <w:tr>
         <w:tc>
           <w:tcPr>
-            <w:tcW w:type="dxa" w:w="2295"/>
+            <w:tcW w:type="dxa" w:w="1836"/>
           </w:tcPr>
           <w:p>
             <w:r/>
@@ -827,13 +849,13 @@
                 <w:b w:val="0"/>
                 <w:sz w:val="21"/>
               </w:rPr>
-              <w:t>[E]</w:t>
+              <w:t>风格建模</w:t>
             </w:r>
           </w:p>
         </w:tc>
         <w:tc>
           <w:tcPr>
-            <w:tcW w:type="dxa" w:w="2295"/>
+            <w:tcW w:type="dxa" w:w="1836"/>
           </w:tcPr>
           <w:p>
             <w:r/>
@@ -843,13 +865,13 @@
                 <w:b w:val="0"/>
                 <w:sz w:val="21"/>
               </w:rPr>
-              <w:t>*DiscoverLLM*[5]</w:t>
+              <w:t>多轮对话</w:t>
             </w:r>
           </w:p>
         </w:tc>
         <w:tc>
           <w:tcPr>
-            <w:tcW w:type="dxa" w:w="2295"/>
+            <w:tcW w:type="dxa" w:w="1836"/>
           </w:tcPr>
           <w:p>
             <w:r/>
@@ -859,13 +881,13 @@
                 <w:b w:val="0"/>
                 <w:sz w:val="21"/>
               </w:rPr>
-              <w:t>通过对比草稿发现用户意图</w:t>
+              <w:t>RAG</w:t>
             </w:r>
           </w:p>
         </w:tc>
         <w:tc>
           <w:tcPr>
-            <w:tcW w:type="dxa" w:w="2295"/>
+            <w:tcW w:type="dxa" w:w="1836"/>
           </w:tcPr>
           <w:p>
             <w:r/>
@@ -875,7 +897,7 @@
                 <w:b w:val="0"/>
                 <w:sz w:val="21"/>
               </w:rPr>
-              <w:t>意图发现单点；本项目是"思想脉络 + 提问主次 + LLM 自主决策"的澄清协议</w:t>
+              <w:t>无</w:t>
             </w:r>
           </w:p>
         </w:tc>
@@ -883,7 +905,7 @@
       <w:tr>
         <w:tc>
           <w:tcPr>
-            <w:tcW w:type="dxa" w:w="2295"/>
+            <w:tcW w:type="dxa" w:w="1836"/>
           </w:tcPr>
           <w:p>
             <w:r/>
@@ -893,13 +915,13 @@
                 <w:b w:val="0"/>
                 <w:sz w:val="21"/>
               </w:rPr>
-              <w:t>[F]</w:t>
+              <w:t>SCULPTOR（本文）</w:t>
             </w:r>
           </w:p>
         </w:tc>
         <w:tc>
           <w:tcPr>
-            <w:tcW w:type="dxa" w:w="2295"/>
+            <w:tcW w:type="dxa" w:w="1836"/>
           </w:tcPr>
           <w:p>
             <w:r/>
@@ -909,13 +931,13 @@
                 <w:b w:val="0"/>
                 <w:sz w:val="21"/>
               </w:rPr>
-              <w:t>*CollabLLM*（ICML 2025）[6]</w:t>
+              <w:t>四层签名+修改监督</w:t>
             </w:r>
           </w:p>
         </w:tc>
         <w:tc>
           <w:tcPr>
-            <w:tcW w:type="dxa" w:w="2295"/>
+            <w:tcW w:type="dxa" w:w="1836"/>
           </w:tcPr>
           <w:p>
             <w:r/>
@@ -925,13 +947,13 @@
                 <w:b w:val="0"/>
                 <w:sz w:val="21"/>
               </w:rPr>
-              <w:t>人机协同学习思想</w:t>
+              <w:t>思想脉络</w:t>
             </w:r>
           </w:p>
         </w:tc>
         <w:tc>
           <w:tcPr>
-            <w:tcW w:type="dxa" w:w="2295"/>
+            <w:tcW w:type="dxa" w:w="1836"/>
           </w:tcPr>
           <w:p>
             <w:r/>
@@ -941,15 +963,13 @@
                 <w:b w:val="0"/>
                 <w:sz w:val="21"/>
               </w:rPr>
-              <w:t>通用协同框架，非写作系统</w:t>
+              <w:t>供给闭环</w:t>
             </w:r>
           </w:p>
         </w:tc>
-      </w:tr>
-      <w:tr>
         <w:tc>
           <w:tcPr>
-            <w:tcW w:type="dxa" w:w="2295"/>
+            <w:tcW w:type="dxa" w:w="1836"/>
           </w:tcPr>
           <w:p>
             <w:r/>
@@ -959,13 +979,245 @@
                 <w:b w:val="0"/>
                 <w:sz w:val="21"/>
               </w:rPr>
-              <w:t>[G]</w:t>
+              <w:t>姿态层</w:t>
+            </w:r>
+          </w:p>
+        </w:tc>
+      </w:tr>
+    </w:tbl>
+    <w:p/>
+    <w:p>
+      <w:pPr>
+        <w:spacing w:line="360" w:lineRule="auto" w:after="80"/>
+        <w:ind w:firstLine="480"/>
+      </w:pPr>
+      <w:r>
+        <w:rPr>
+          <w:rFonts w:ascii="Times New Roman" w:hAnsi="Times New Roman" w:eastAsia="宋体"/>
+          <w:b w:val="0"/>
+          <w:sz w:val="24"/>
+        </w:rPr>
+        <w:t>说明：表 1 中来自产品横评与工程博客的非同行评议条目[9][10]，仅用于行业现状对照，不作为理论依据。</w:t>
+      </w:r>
+    </w:p>
+    <w:p>
+      <w:pPr>
+        <w:spacing w:before="200" w:after="120" w:line="312" w:lineRule="auto"/>
+      </w:pPr>
+      <w:r>
+        <w:rPr>
+          <w:rFonts w:ascii="Times New Roman" w:hAnsi="Times New Roman" w:eastAsia="黑体"/>
+          <w:b/>
+          <w:sz w:val="32"/>
+        </w:rPr>
+        <w:t>3 方法</w:t>
+      </w:r>
+    </w:p>
+    <w:p>
+      <w:pPr>
+        <w:spacing w:before="120" w:after="120" w:line="312" w:lineRule="auto"/>
+      </w:pPr>
+      <w:r>
+        <w:rPr>
+          <w:rFonts w:ascii="Times New Roman" w:hAnsi="Times New Roman" w:eastAsia="宋体"/>
+          <w:b/>
+          <w:sz w:val="28"/>
+        </w:rPr>
+        <w:t>3.1 问题形式化与符号约定</w:t>
+      </w:r>
+    </w:p>
+    <w:p>
+      <w:pPr>
+        <w:spacing w:line="360" w:lineRule="auto" w:after="80"/>
+        <w:ind w:firstLine="480"/>
+      </w:pPr>
+      <w:r>
+        <w:rPr>
+          <w:rFonts w:ascii="Times New Roman" w:hAnsi="Times New Roman" w:eastAsia="宋体"/>
+          <w:b w:val="0"/>
+          <w:sz w:val="24"/>
+        </w:rPr>
+        <w:t>设作者 a 在给定语义内容与上下文 c 下生成词句的条件分布为 Pₐ(w|c)，无个人偏好的中性基线分布为 P₀(w|c)。本文将风格定义为作者相对中性基线的稳定条件选择偏差：</w:t>
+      </w:r>
+    </w:p>
+    <w:p>
+      <w:pPr>
+        <w:spacing w:line="360" w:lineRule="auto" w:after="80"/>
+        <w:ind w:firstLine="480"/>
+      </w:pPr>
+      <w:r>
+        <w:rPr>
+          <w:rFonts w:ascii="Times New Roman" w:hAnsi="Times New Roman" w:eastAsia="宋体"/>
+          <w:b w:val="0"/>
+          <w:sz w:val="24"/>
+        </w:rPr>
+        <w:t>Sₐ(c) = Pₐ(w|c) − P₀(w|c)</w:t>
+      </w:r>
+    </w:p>
+    <w:p>
+      <w:pPr>
+        <w:spacing w:line="360" w:lineRule="auto" w:after="80"/>
+        <w:ind w:firstLine="480"/>
+      </w:pPr>
+      <w:r>
+        <w:rPr>
+          <w:rFonts w:ascii="Times New Roman" w:hAnsi="Times New Roman" w:eastAsia="宋体"/>
+          <w:b w:val="0"/>
+          <w:sz w:val="24"/>
+        </w:rPr>
+        <w:t>该定义需要四点说明：</w:t>
+      </w:r>
+    </w:p>
+    <w:p>
+      <w:pPr>
+        <w:spacing w:line="360" w:lineRule="auto" w:after="80"/>
+        <w:ind w:firstLine="480"/>
+      </w:pPr>
+      <w:r>
+        <w:rPr>
+          <w:rFonts w:ascii="Times New Roman" w:hAnsi="Times New Roman" w:eastAsia="宋体"/>
+          <w:b w:val="0"/>
+          <w:sz w:val="24"/>
+        </w:rPr>
+        <w:t>1. Definition（对象）：Sₐ 是同一创作空间下的条件偏差，不是对"完美表达"的偏离——P₀ 仅为无个人偏好的参照基线，度量与"哪个模型更强"无关；</w:t>
+      </w:r>
+    </w:p>
+    <w:p>
+      <w:pPr>
+        <w:spacing w:line="360" w:lineRule="auto" w:after="80"/>
+        <w:ind w:firstLine="480"/>
+      </w:pPr>
+      <w:r>
+        <w:rPr>
+          <w:rFonts w:ascii="Times New Roman" w:hAnsi="Times New Roman" w:eastAsia="宋体"/>
+          <w:b w:val="0"/>
+          <w:sz w:val="24"/>
+        </w:rPr>
+        <w:t>2. Assumption（可估性）：假设该偏差可投影到可计算特征空间，且作者语料足以估计其方向；个人语料稀缺时，单一表征不可靠[1]，故用四层互补签名近似；</w:t>
+      </w:r>
+    </w:p>
+    <w:p>
+      <w:pPr>
+        <w:spacing w:line="360" w:lineRule="auto" w:after="80"/>
+        <w:ind w:firstLine="480"/>
+      </w:pPr>
+      <w:r>
+        <w:rPr>
+          <w:rFonts w:ascii="Times New Roman" w:hAnsi="Times New Roman" w:eastAsia="宋体"/>
+          <w:b w:val="0"/>
+          <w:sz w:val="24"/>
+        </w:rPr>
+        <w:t>3. Estimation（估计）：连续向量用字符二元组稀疏向量 φ(x) 与 EMA 增量更新（式 2）估计，动态维度用权重 × 新鲜度衰减维护，不可预测性用 surprisal 判别式（式 8–9）估计，修改监督用（原文，改后，意图）三元组记录；</w:t>
+      </w:r>
+    </w:p>
+    <w:p>
+      <w:pPr>
+        <w:spacing w:line="360" w:lineRule="auto" w:after="80"/>
+        <w:ind w:firstLine="480"/>
+      </w:pPr>
+      <w:r>
+        <w:rPr>
+          <w:rFonts w:ascii="Times New Roman" w:hAnsi="Times New Roman" w:eastAsia="宋体"/>
+          <w:b w:val="0"/>
+          <w:sz w:val="24"/>
+        </w:rPr>
+        <w:t>4. Validation（验证）：以判别任务（作者识别，5.5 节）与预测任务（续写选择，5.5 节）检验签名是否包含可复现的作者信号。</w:t>
+      </w:r>
+    </w:p>
+    <w:p>
+      <w:pPr>
+        <w:spacing w:line="360" w:lineRule="auto" w:after="80"/>
+        <w:ind w:firstLine="480"/>
+      </w:pPr>
+      <w:r>
+        <w:rPr>
+          <w:rFonts w:ascii="Times New Roman" w:hAnsi="Times New Roman" w:eastAsia="宋体"/>
+          <w:b w:val="0"/>
+          <w:sz w:val="24"/>
+        </w:rPr>
+        <w:t>符号与术语约定（表 2）：本文统一使用以下符号与术语，首次出现处均给出定义，避免概念漂移。</w:t>
+      </w:r>
+    </w:p>
+    <w:p>
+      <w:pPr>
+        <w:spacing w:line="360" w:lineRule="auto" w:after="80"/>
+        <w:ind w:firstLine="480"/>
+      </w:pPr>
+      <w:r>
+        <w:rPr>
+          <w:rFonts w:ascii="Times New Roman" w:hAnsi="Times New Roman" w:eastAsia="宋体"/>
+          <w:b w:val="0"/>
+          <w:sz w:val="24"/>
+        </w:rPr>
+        <w:t>表 2　符号与术语表</w:t>
+      </w:r>
+    </w:p>
+    <w:tbl>
+      <w:tblPr>
+        <w:tblStyle w:val="TableGrid"/>
+        <w:tblW w:type="auto" w:w="0"/>
+        <w:jc w:val="center"/>
+        <w:tblLook w:firstColumn="1" w:firstRow="1" w:lastColumn="0" w:lastRow="0" w:noHBand="0" w:noVBand="1" w:val="04A0"/>
+      </w:tblPr>
+      <w:tblGrid>
+        <w:gridCol w:w="3060"/>
+        <w:gridCol w:w="3060"/>
+        <w:gridCol w:w="3060"/>
+      </w:tblGrid>
+      <w:tr>
+        <w:tc>
+          <w:tcPr>
+            <w:tcW w:type="dxa" w:w="3060"/>
+          </w:tcPr>
+          <w:p>
+            <w:r/>
+            <w:r>
+              <w:rPr>
+                <w:rFonts w:ascii="Times New Roman" w:hAnsi="Times New Roman" w:eastAsia="宋体"/>
+                <w:b/>
+                <w:sz w:val="21"/>
+              </w:rPr>
+              <w:t>符号/术语</w:t>
             </w:r>
           </w:p>
         </w:tc>
         <w:tc>
           <w:tcPr>
-            <w:tcW w:type="dxa" w:w="2295"/>
+            <w:tcW w:type="dxa" w:w="3060"/>
+          </w:tcPr>
+          <w:p>
+            <w:r/>
+            <w:r>
+              <w:rPr>
+                <w:rFonts w:ascii="Times New Roman" w:hAnsi="Times New Roman" w:eastAsia="宋体"/>
+                <w:b/>
+                <w:sz w:val="21"/>
+              </w:rPr>
+              <w:t>定义</w:t>
+            </w:r>
+          </w:p>
+        </w:tc>
+        <w:tc>
+          <w:tcPr>
+            <w:tcW w:type="dxa" w:w="3060"/>
+          </w:tcPr>
+          <w:p>
+            <w:r/>
+            <w:r>
+              <w:rPr>
+                <w:rFonts w:ascii="Times New Roman" w:hAnsi="Times New Roman" w:eastAsia="宋体"/>
+                <w:b/>
+                <w:sz w:val="21"/>
+              </w:rPr>
+              <w:t>空间/说明</w:t>
+            </w:r>
+          </w:p>
+        </w:tc>
+      </w:tr>
+      <w:tr>
+        <w:tc>
+          <w:tcPr>
+            <w:tcW w:type="dxa" w:w="3060"/>
           </w:tcPr>
           <w:p>
             <w:r/>
@@ -975,13 +1227,13 @@
                 <w:b w:val="0"/>
                 <w:sz w:val="21"/>
               </w:rPr>
-              <w:t>no-ai-slop / avoid-ai-writing-zh 等开源 skill[7]</w:t>
+              <w:t>Pₐ(w\</w:t>
             </w:r>
           </w:p>
         </w:tc>
         <w:tc>
           <w:tcPr>
-            <w:tcW w:type="dxa" w:w="2295"/>
+            <w:tcW w:type="dxa" w:w="3060"/>
           </w:tcPr>
           <w:p>
             <w:r/>
@@ -991,13 +1243,13 @@
                 <w:b w:val="0"/>
                 <w:sz w:val="21"/>
               </w:rPr>
-              <w:t>反 AI 腔检测（句式/密度阈值/黑名单）</w:t>
+              <w:t>c)</w:t>
             </w:r>
           </w:p>
         </w:tc>
         <w:tc>
           <w:tcPr>
-            <w:tcW w:type="dxa" w:w="2295"/>
+            <w:tcW w:type="dxa" w:w="3060"/>
           </w:tcPr>
           <w:p>
             <w:r/>
@@ -1007,7 +1259,7 @@
                 <w:b w:val="0"/>
                 <w:sz w:val="21"/>
               </w:rPr>
-              <w:t>纯规则清单（硬编码），无作者建模参照、无 LLM 六层细读、无 RAG 作者对照</w:t>
+              <w:t>作者条件生成分布</w:t>
             </w:r>
           </w:p>
         </w:tc>
@@ -1015,7 +1267,7 @@
       <w:tr>
         <w:tc>
           <w:tcPr>
-            <w:tcW w:type="dxa" w:w="2295"/>
+            <w:tcW w:type="dxa" w:w="3060"/>
           </w:tcPr>
           <w:p>
             <w:r/>
@@ -1025,13 +1277,13 @@
                 <w:b w:val="0"/>
                 <w:sz w:val="21"/>
               </w:rPr>
-              <w:t>[H]</w:t>
+              <w:t>P₀(w\</w:t>
             </w:r>
           </w:p>
         </w:tc>
         <w:tc>
           <w:tcPr>
-            <w:tcW w:type="dxa" w:w="2295"/>
+            <w:tcW w:type="dxa" w:w="3060"/>
           </w:tcPr>
           <w:p>
             <w:r/>
@@ -1041,13 +1293,13 @@
                 <w:b w:val="0"/>
                 <w:sz w:val="21"/>
               </w:rPr>
-              <w:t>writing-anima（Oxford-HAI-Lab）[8]</w:t>
+              <w:t>c)</w:t>
             </w:r>
           </w:p>
         </w:tc>
         <w:tc>
           <w:tcPr>
-            <w:tcW w:type="dxa" w:w="2295"/>
+            <w:tcW w:type="dxa" w:w="3060"/>
           </w:tcPr>
           <w:p>
             <w:r/>
@@ -1057,13 +1309,15 @@
                 <w:b w:val="0"/>
                 <w:sz w:val="21"/>
               </w:rPr>
-              <w:t>两阶段检索（内容/风格）</w:t>
+              <w:t>中性基线分布</w:t>
             </w:r>
           </w:p>
         </w:tc>
+      </w:tr>
+      <w:tr>
         <w:tc>
           <w:tcPr>
-            <w:tcW w:type="dxa" w:w="2295"/>
+            <w:tcW w:type="dxa" w:w="3060"/>
           </w:tcPr>
           <w:p>
             <w:r/>
@@ -1073,15 +1327,13 @@
                 <w:b w:val="0"/>
                 <w:sz w:val="21"/>
               </w:rPr>
-              <w:t>风格检索单点，无澄清协议、无姿态层检测</w:t>
+              <w:t>Sₐ(c)</w:t>
             </w:r>
           </w:p>
         </w:tc>
-      </w:tr>
-      <w:tr>
         <w:tc>
           <w:tcPr>
-            <w:tcW w:type="dxa" w:w="2295"/>
+            <w:tcW w:type="dxa" w:w="3060"/>
           </w:tcPr>
           <w:p>
             <w:r/>
@@ -1091,13 +1343,13 @@
                 <w:b w:val="0"/>
                 <w:sz w:val="21"/>
               </w:rPr>
-              <w:t>[I]</w:t>
+              <w:t>风格：条件选择偏差</w:t>
             </w:r>
           </w:p>
         </w:tc>
         <w:tc>
           <w:tcPr>
-            <w:tcW w:type="dxa" w:w="2295"/>
+            <w:tcW w:type="dxa" w:w="3060"/>
           </w:tcPr>
           <w:p>
             <w:r/>
@@ -1107,13 +1359,15 @@
                 <w:b w:val="0"/>
                 <w:sz w:val="21"/>
               </w:rPr>
-              <w:t>arXiv:2512.05747（agentic ghostwriter）[9]</w:t>
+              <w:t>特征空间投影</w:t>
             </w:r>
           </w:p>
         </w:tc>
+      </w:tr>
+      <w:tr>
         <w:tc>
           <w:tcPr>
-            <w:tcW w:type="dxa" w:w="2295"/>
+            <w:tcW w:type="dxa" w:w="3060"/>
           </w:tcPr>
           <w:p>
             <w:r/>
@@ -1123,13 +1377,13 @@
                 <w:b w:val="0"/>
                 <w:sz w:val="21"/>
               </w:rPr>
-              <w:t>风格奖励微调复制经典作家</w:t>
+              <w:t>φ(x)</w:t>
             </w:r>
           </w:p>
         </w:tc>
         <w:tc>
           <w:tcPr>
-            <w:tcW w:type="dxa" w:w="2295"/>
+            <w:tcW w:type="dxa" w:w="3060"/>
           </w:tcPr>
           <w:p>
             <w:r/>
@@ -1139,15 +1393,13 @@
                 <w:b w:val="0"/>
                 <w:sz w:val="21"/>
               </w:rPr>
-              <w:t>复制"名家风格"；本项目提取"作者本人"风格，且含知识/意图模型</w:t>
+              <w:t>文本特征向量</w:t>
             </w:r>
           </w:p>
         </w:tc>
-      </w:tr>
-      <w:tr>
         <w:tc>
           <w:tcPr>
-            <w:tcW w:type="dxa" w:w="2295"/>
+            <w:tcW w:type="dxa" w:w="3060"/>
           </w:tcPr>
           <w:p>
             <w:r/>
@@ -1157,13 +1409,15 @@
                 <w:b w:val="0"/>
                 <w:sz w:val="21"/>
               </w:rPr>
-              <w:t>[J]</w:t>
+              <w:t>字符二元组稀疏向量，可升级稠密 embedding</w:t>
             </w:r>
           </w:p>
         </w:tc>
+      </w:tr>
+      <w:tr>
         <w:tc>
           <w:tcPr>
-            <w:tcW w:type="dxa" w:w="2295"/>
+            <w:tcW w:type="dxa" w:w="3060"/>
           </w:tcPr>
           <w:p>
             <w:r/>
@@ -1173,13 +1427,13 @@
                 <w:b w:val="0"/>
                 <w:sz w:val="21"/>
               </w:rPr>
-              <w:t>基于 AI 智能体的智能写作辅助系统（CSDN 2026）[10]</w:t>
+              <w:t>v_t</w:t>
             </w:r>
           </w:p>
         </w:tc>
         <w:tc>
           <w:tcPr>
-            <w:tcW w:type="dxa" w:w="2295"/>
+            <w:tcW w:type="dxa" w:w="3060"/>
           </w:tcPr>
           <w:p>
             <w:r/>
@@ -1189,13 +1443,13 @@
                 <w:b w:val="0"/>
                 <w:sz w:val="21"/>
               </w:rPr>
-              <w:t>RAG + 风格建模 + 多轮对话的全链路写作</w:t>
+              <w:t>EMA 风格签名</w:t>
             </w:r>
           </w:p>
         </w:tc>
         <w:tc>
           <w:tcPr>
-            <w:tcW w:type="dxa" w:w="2295"/>
+            <w:tcW w:type="dxa" w:w="3060"/>
           </w:tcPr>
           <w:p>
             <w:r/>
@@ -1205,7 +1459,507 @@
                 <w:b w:val="0"/>
                 <w:sz w:val="21"/>
               </w:rPr>
-              <w:t>博客性质，无开源、无自动化验证体系、无姿态层反假思考</w:t>
+              <w:t>式 2</w:t>
+            </w:r>
+          </w:p>
+        </w:tc>
+      </w:tr>
+      <w:tr>
+        <w:tc>
+          <w:tcPr>
+            <w:tcW w:type="dxa" w:w="3060"/>
+          </w:tcPr>
+          <w:p>
+            <w:r/>
+            <w:r>
+              <w:rPr>
+                <w:rFonts w:ascii="Times New Roman" w:hAnsi="Times New Roman" w:eastAsia="宋体"/>
+                <w:b w:val="0"/>
+                <w:sz w:val="21"/>
+              </w:rPr>
+              <w:t>S(x)、PP(x)</w:t>
+            </w:r>
+          </w:p>
+        </w:tc>
+        <w:tc>
+          <w:tcPr>
+            <w:tcW w:type="dxa" w:w="3060"/>
+          </w:tcPr>
+          <w:p>
+            <w:r/>
+            <w:r>
+              <w:rPr>
+                <w:rFonts w:ascii="Times New Roman" w:hAnsi="Times New Roman" w:eastAsia="宋体"/>
+                <w:b w:val="0"/>
+                <w:sz w:val="21"/>
+              </w:rPr>
+              <w:t>surprisal 判别式与困惑度代理</w:t>
+            </w:r>
+          </w:p>
+        </w:tc>
+        <w:tc>
+          <w:tcPr>
+            <w:tcW w:type="dxa" w:w="3060"/>
+          </w:tcPr>
+          <w:p>
+            <w:r/>
+            <w:r>
+              <w:rPr>
+                <w:rFonts w:ascii="Times New Roman" w:hAnsi="Times New Roman" w:eastAsia="宋体"/>
+                <w:b w:val="0"/>
+                <w:sz w:val="21"/>
+              </w:rPr>
+              <w:t>式 8–9，操作定义见 5.2</w:t>
+            </w:r>
+          </w:p>
+        </w:tc>
+      </w:tr>
+      <w:tr>
+        <w:tc>
+          <w:tcPr>
+            <w:tcW w:type="dxa" w:w="3060"/>
+          </w:tcPr>
+          <w:p>
+            <w:r/>
+            <w:r>
+              <w:rPr>
+                <w:rFonts w:ascii="Times New Roman" w:hAnsi="Times New Roman" w:eastAsia="宋体"/>
+                <w:b w:val="0"/>
+                <w:sz w:val="21"/>
+              </w:rPr>
+              <w:t>Kₐ</w:t>
+            </w:r>
+          </w:p>
+        </w:tc>
+        <w:tc>
+          <w:tcPr>
+            <w:tcW w:type="dxa" w:w="3060"/>
+          </w:tcPr>
+          <w:p>
+            <w:r/>
+            <w:r>
+              <w:rPr>
+                <w:rFonts w:ascii="Times New Roman" w:hAnsi="Times New Roman" w:eastAsia="宋体"/>
+                <w:b w:val="0"/>
+                <w:sz w:val="21"/>
+              </w:rPr>
+              <w:t>个人知识库</w:t>
+            </w:r>
+          </w:p>
+        </w:tc>
+        <w:tc>
+          <w:tcPr>
+            <w:tcW w:type="dxa" w:w="3060"/>
+          </w:tcPr>
+          <w:p>
+            <w:r/>
+            <w:r>
+              <w:rPr>
+                <w:rFonts w:ascii="Times New Roman" w:hAnsi="Times New Roman" w:eastAsia="宋体"/>
+                <w:b w:val="0"/>
+                <w:sz w:val="21"/>
+              </w:rPr>
+              <w:t>文档集合（PKB）</w:t>
+            </w:r>
+          </w:p>
+        </w:tc>
+      </w:tr>
+      <w:tr>
+        <w:tc>
+          <w:tcPr>
+            <w:tcW w:type="dxa" w:w="3060"/>
+          </w:tcPr>
+          <w:p>
+            <w:r/>
+            <w:r>
+              <w:rPr>
+                <w:rFonts w:ascii="Times New Roman" w:hAnsi="Times New Roman" w:eastAsia="宋体"/>
+                <w:b w:val="0"/>
+                <w:sz w:val="21"/>
+              </w:rPr>
+              <w:t>Iₐ</w:t>
+            </w:r>
+          </w:p>
+        </w:tc>
+        <w:tc>
+          <w:tcPr>
+            <w:tcW w:type="dxa" w:w="3060"/>
+          </w:tcPr>
+          <w:p>
+            <w:r/>
+            <w:r>
+              <w:rPr>
+                <w:rFonts w:ascii="Times New Roman" w:hAnsi="Times New Roman" w:eastAsia="宋体"/>
+                <w:b w:val="0"/>
+                <w:sz w:val="21"/>
+              </w:rPr>
+              <w:t>意图表示</w:t>
+            </w:r>
+          </w:p>
+        </w:tc>
+        <w:tc>
+          <w:tcPr>
+            <w:tcW w:type="dxa" w:w="3060"/>
+          </w:tcPr>
+          <w:p>
+            <w:r/>
+            <w:r>
+              <w:rPr>
+                <w:rFonts w:ascii="Times New Roman" w:hAnsi="Times New Roman" w:eastAsia="宋体"/>
+                <w:b w:val="0"/>
+                <w:sz w:val="21"/>
+              </w:rPr>
+              <w:t>主张—前提—推理—理论来源</w:t>
+            </w:r>
+          </w:p>
+        </w:tc>
+      </w:tr>
+      <w:tr>
+        <w:tc>
+          <w:tcPr>
+            <w:tcW w:type="dxa" w:w="3060"/>
+          </w:tcPr>
+          <w:p>
+            <w:r/>
+            <w:r>
+              <w:rPr>
+                <w:rFonts w:ascii="Times New Roman" w:hAnsi="Times New Roman" w:eastAsia="宋体"/>
+                <w:b w:val="0"/>
+                <w:sz w:val="21"/>
+              </w:rPr>
+              <w:t>d(A,B)</w:t>
+            </w:r>
+          </w:p>
+        </w:tc>
+        <w:tc>
+          <w:tcPr>
+            <w:tcW w:type="dxa" w:w="3060"/>
+          </w:tcPr>
+          <w:p>
+            <w:r/>
+            <w:r>
+              <w:rPr>
+                <w:rFonts w:ascii="Times New Roman" w:hAnsi="Times New Roman" w:eastAsia="宋体"/>
+                <w:b w:val="0"/>
+                <w:sz w:val="21"/>
+              </w:rPr>
+              <w:t>风格距离</w:t>
+            </w:r>
+          </w:p>
+        </w:tc>
+        <w:tc>
+          <w:tcPr>
+            <w:tcW w:type="dxa" w:w="3060"/>
+          </w:tcPr>
+          <w:p>
+            <w:r/>
+            <w:r>
+              <w:rPr>
+                <w:rFonts w:ascii="Times New Roman" w:hAnsi="Times New Roman" w:eastAsia="宋体"/>
+                <w:b w:val="0"/>
+                <w:sz w:val="21"/>
+              </w:rPr>
+              <w:t>8 维归一化欧氏距离（式 7）</w:t>
+            </w:r>
+          </w:p>
+        </w:tc>
+      </w:tr>
+      <w:tr>
+        <w:tc>
+          <w:tcPr>
+            <w:tcW w:type="dxa" w:w="3060"/>
+          </w:tcPr>
+          <w:p>
+            <w:r/>
+            <w:r>
+              <w:rPr>
+                <w:rFonts w:ascii="Times New Roman" w:hAnsi="Times New Roman" w:eastAsia="宋体"/>
+                <w:b w:val="0"/>
+                <w:sz w:val="21"/>
+              </w:rPr>
+              <w:t>F_rt</w:t>
+            </w:r>
+          </w:p>
+        </w:tc>
+        <w:tc>
+          <w:tcPr>
+            <w:tcW w:type="dxa" w:w="3060"/>
+          </w:tcPr>
+          <w:p>
+            <w:r/>
+            <w:r>
+              <w:rPr>
+                <w:rFonts w:ascii="Times New Roman" w:hAnsi="Times New Roman" w:eastAsia="宋体"/>
+                <w:b w:val="0"/>
+                <w:sz w:val="21"/>
+              </w:rPr>
+              <w:t>回译保真度</w:t>
+            </w:r>
+          </w:p>
+        </w:tc>
+        <w:tc>
+          <w:tcPr>
+            <w:tcW w:type="dxa" w:w="3060"/>
+          </w:tcPr>
+          <w:p>
+            <w:r/>
+            <w:r>
+              <w:rPr>
+                <w:rFonts w:ascii="Times New Roman" w:hAnsi="Times New Roman" w:eastAsia="宋体"/>
+                <w:b w:val="0"/>
+                <w:sz w:val="21"/>
+              </w:rPr>
+              <w:t>式 4</w:t>
+            </w:r>
+          </w:p>
+        </w:tc>
+      </w:tr>
+      <w:tr>
+        <w:tc>
+          <w:tcPr>
+            <w:tcW w:type="dxa" w:w="3060"/>
+          </w:tcPr>
+          <w:p>
+            <w:r/>
+            <w:r>
+              <w:rPr>
+                <w:rFonts w:ascii="Times New Roman" w:hAnsi="Times New Roman" w:eastAsia="宋体"/>
+                <w:b w:val="0"/>
+                <w:sz w:val="21"/>
+              </w:rPr>
+              <w:t>AI 腔</w:t>
+            </w:r>
+          </w:p>
+        </w:tc>
+        <w:tc>
+          <w:tcPr>
+            <w:tcW w:type="dxa" w:w="3060"/>
+          </w:tcPr>
+          <w:p>
+            <w:r/>
+            <w:r>
+              <w:rPr>
+                <w:rFonts w:ascii="Times New Roman" w:hAnsi="Times New Roman" w:eastAsia="宋体"/>
+                <w:b w:val="0"/>
+                <w:sz w:val="21"/>
+              </w:rPr>
+              <w:t>模型化风格倾向（model-induced stylistic tendency）</w:t>
+            </w:r>
+          </w:p>
+        </w:tc>
+        <w:tc>
+          <w:tcPr>
+            <w:tcW w:type="dxa" w:w="3060"/>
+          </w:tcPr>
+          <w:p>
+            <w:r/>
+            <w:r>
+              <w:rPr>
+                <w:rFonts w:ascii="Times New Roman" w:hAnsi="Times New Roman" w:eastAsia="宋体"/>
+                <w:b w:val="0"/>
+                <w:sz w:val="21"/>
+              </w:rPr>
+              <w:t>首次定义于 1.1</w:t>
+            </w:r>
+          </w:p>
+        </w:tc>
+      </w:tr>
+      <w:tr>
+        <w:tc>
+          <w:tcPr>
+            <w:tcW w:type="dxa" w:w="3060"/>
+          </w:tcPr>
+          <w:p>
+            <w:r/>
+            <w:r>
+              <w:rPr>
+                <w:rFonts w:ascii="Times New Roman" w:hAnsi="Times New Roman" w:eastAsia="宋体"/>
+                <w:b w:val="0"/>
+                <w:sz w:val="21"/>
+              </w:rPr>
+              <w:t>human-likeness</w:t>
+            </w:r>
+          </w:p>
+        </w:tc>
+        <w:tc>
+          <w:tcPr>
+            <w:tcW w:type="dxa" w:w="3060"/>
+          </w:tcPr>
+          <w:p>
+            <w:r/>
+            <w:r>
+              <w:rPr>
+                <w:rFonts w:ascii="Times New Roman" w:hAnsi="Times New Roman" w:eastAsia="宋体"/>
+                <w:b w:val="0"/>
+                <w:sz w:val="21"/>
+              </w:rPr>
+              <w:t>人类自然写作相似度</w:t>
+            </w:r>
+          </w:p>
+        </w:tc>
+        <w:tc>
+          <w:tcPr>
+            <w:tcW w:type="dxa" w:w="3060"/>
+          </w:tcPr>
+          <w:p>
+            <w:r/>
+            <w:r>
+              <w:rPr>
+                <w:rFonts w:ascii="Times New Roman" w:hAnsi="Times New Roman" w:eastAsia="宋体"/>
+                <w:b w:val="0"/>
+                <w:sz w:val="21"/>
+              </w:rPr>
+              <w:t>四量纲统计，5.2 节</w:t>
+            </w:r>
+          </w:p>
+        </w:tc>
+      </w:tr>
+      <w:tr>
+        <w:tc>
+          <w:tcPr>
+            <w:tcW w:type="dxa" w:w="3060"/>
+          </w:tcPr>
+          <w:p>
+            <w:r/>
+            <w:r>
+              <w:rPr>
+                <w:rFonts w:ascii="Times New Roman" w:hAnsi="Times New Roman" w:eastAsia="宋体"/>
+                <w:b w:val="0"/>
+                <w:sz w:val="21"/>
+              </w:rPr>
+              <w:t>author-likeness</w:t>
+            </w:r>
+          </w:p>
+        </w:tc>
+        <w:tc>
+          <w:tcPr>
+            <w:tcW w:type="dxa" w:w="3060"/>
+          </w:tcPr>
+          <w:p>
+            <w:r/>
+            <w:r>
+              <w:rPr>
+                <w:rFonts w:ascii="Times New Roman" w:hAnsi="Times New Roman" w:eastAsia="宋体"/>
+                <w:b w:val="0"/>
+                <w:sz w:val="21"/>
+              </w:rPr>
+              <w:t>特定作者相似度</w:t>
+            </w:r>
+          </w:p>
+        </w:tc>
+        <w:tc>
+          <w:tcPr>
+            <w:tcW w:type="dxa" w:w="3060"/>
+          </w:tcPr>
+          <w:p>
+            <w:r/>
+            <w:r>
+              <w:rPr>
+                <w:rFonts w:ascii="Times New Roman" w:hAnsi="Times New Roman" w:eastAsia="宋体"/>
+                <w:b w:val="0"/>
+                <w:sz w:val="21"/>
+              </w:rPr>
+              <w:t>判别/预测任务，5.5 节</w:t>
+            </w:r>
+          </w:p>
+        </w:tc>
+      </w:tr>
+      <w:tr>
+        <w:tc>
+          <w:tcPr>
+            <w:tcW w:type="dxa" w:w="3060"/>
+          </w:tcPr>
+          <w:p>
+            <w:r/>
+            <w:r>
+              <w:rPr>
+                <w:rFonts w:ascii="Times New Roman" w:hAnsi="Times New Roman" w:eastAsia="宋体"/>
+                <w:b w:val="0"/>
+                <w:sz w:val="21"/>
+              </w:rPr>
+              <w:t>姿态层</w:t>
+            </w:r>
+          </w:p>
+        </w:tc>
+        <w:tc>
+          <w:tcPr>
+            <w:tcW w:type="dxa" w:w="3060"/>
+          </w:tcPr>
+          <w:p>
+            <w:r/>
+            <w:r>
+              <w:rPr>
+                <w:rFonts w:ascii="Times New Roman" w:hAnsi="Times New Roman" w:eastAsia="宋体"/>
+                <w:b w:val="0"/>
+                <w:sz w:val="21"/>
+              </w:rPr>
+              <w:t>postural layer：文本呈现思考过程的修辞姿态</w:t>
+            </w:r>
+          </w:p>
+        </w:tc>
+        <w:tc>
+          <w:tcPr>
+            <w:tcW w:type="dxa" w:w="3060"/>
+          </w:tcPr>
+          <w:p>
+            <w:r/>
+            <w:r>
+              <w:rPr>
+                <w:rFonts w:ascii="Times New Roman" w:hAnsi="Times New Roman" w:eastAsia="宋体"/>
+                <w:b w:val="0"/>
+                <w:sz w:val="21"/>
+              </w:rPr>
+              <w:t>3.6 节定义</w:t>
+            </w:r>
+          </w:p>
+        </w:tc>
+      </w:tr>
+      <w:tr>
+        <w:tc>
+          <w:tcPr>
+            <w:tcW w:type="dxa" w:w="3060"/>
+          </w:tcPr>
+          <w:p>
+            <w:r/>
+            <w:r>
+              <w:rPr>
+                <w:rFonts w:ascii="Times New Roman" w:hAnsi="Times New Roman" w:eastAsia="宋体"/>
+                <w:b w:val="0"/>
+                <w:sz w:val="21"/>
+              </w:rPr>
+              <w:t>修改监督</w:t>
+            </w:r>
+          </w:p>
+        </w:tc>
+        <w:tc>
+          <w:tcPr>
+            <w:tcW w:type="dxa" w:w="3060"/>
+          </w:tcPr>
+          <w:p>
+            <w:r/>
+            <w:r>
+              <w:rPr>
+                <w:rFonts w:ascii="Times New Roman" w:hAnsi="Times New Roman" w:eastAsia="宋体"/>
+                <w:b w:val="0"/>
+                <w:sz w:val="21"/>
+              </w:rPr>
+              <w:t>revision-based supervision：作者显式修改作为风格监督信号</w:t>
+            </w:r>
+          </w:p>
+        </w:tc>
+        <w:tc>
+          <w:tcPr>
+            <w:tcW w:type="dxa" w:w="3060"/>
+          </w:tcPr>
+          <w:p>
+            <w:r/>
+            <w:r>
+              <w:rPr>
+                <w:rFonts w:ascii="Times New Roman" w:hAnsi="Times New Roman" w:eastAsia="宋体"/>
+                <w:b w:val="0"/>
+                <w:sz w:val="21"/>
+              </w:rPr>
+              <w:t>3.2 节</w:t>
             </w:r>
           </w:p>
         </w:tc>
@@ -1223,200 +1977,7 @@
           <w:b w:val="0"/>
           <w:sz w:val="24"/>
         </w:rPr>
-        <w:t>在中文长文写作产品侧，我们以马良写作 18 款工具横评的"六把尺子"（大纲层级、多智能体、一致性、节奏分析、多模型、公共知识库）[11] 为对标体系，系统调研了 Sudowrite、NovelCrafter、秘塔公文、讯飞写作等代表性产品：它们要么"只会写"（通用模型、千人一面）、要么"只会套模板"（公文工具、不支持个人风格）、要么"只管作品设定"（创作台、不建"作者本人"的模型）。学术界与产品界目前都缺少一个以"作者建模"统摄风格、知识、意图三类模型，且具备澄清协议、姿态层质检与多形态工程交付的完整系统——这正是 SCULPTOR 的生态位。</w:t>
-      </w:r>
-    </w:p>
-    <w:p>
-      <w:pPr>
-        <w:spacing w:line="360" w:lineRule="auto" w:after="80"/>
-        <w:ind w:firstLine="480"/>
-      </w:pPr>
-      <w:r>
-        <w:rPr>
-          <w:rFonts w:ascii="Times New Roman" w:hAnsi="Times New Roman" w:eastAsia="宋体"/>
-          <w:b w:val="0"/>
-          <w:sz w:val="24"/>
-        </w:rPr>
-        <w:t>在认知写作理论侧，本文以 Flower &amp; Hayes 的"规划—转译—审校"认知过程模型[12] 为流程设计的理论依据，将其显式化为主控编排状态机；在语言与文化侧，本文借鉴费孝通《乡土中国》中"语言是文化发展的结果、文字下乡改变表达方式"的论述[13]，把它作为"思想脉络"协议中接住用户理论来源的典型场景（见第 2.3 节案例）。</w:t>
-      </w:r>
-    </w:p>
-    <w:p>
-      <w:pPr>
-        <w:spacing w:line="360" w:lineRule="auto" w:after="80"/>
-        <w:ind w:firstLine="480"/>
-      </w:pPr>
-      <w:r>
-        <w:rPr>
-          <w:rFonts w:ascii="Times New Roman" w:hAnsi="Times New Roman" w:eastAsia="宋体"/>
-          <w:b w:val="0"/>
-          <w:sz w:val="24"/>
-        </w:rPr>
-        <w:t>需要说明：表 1 中来自产品横评与工程博客的非同行评议条目，仅用于提炼行业产品能力维度的现状对照，不作为学术论断依据；理论依据仅来自同行评议文献与经典著作。</w:t>
-      </w:r>
-    </w:p>
-    <w:p>
-      <w:pPr>
-        <w:spacing w:before="120" w:after="120" w:line="312" w:lineRule="auto"/>
-      </w:pPr>
-      <w:r>
-        <w:rPr>
-          <w:rFonts w:ascii="Times New Roman" w:hAnsi="Times New Roman" w:eastAsia="宋体"/>
-          <w:b/>
-          <w:sz w:val="28"/>
-        </w:rPr>
-        <w:t>1.4 本文贡献</w:t>
-      </w:r>
-    </w:p>
-    <w:p>
-      <w:pPr>
-        <w:spacing w:line="360" w:lineRule="auto" w:after="80"/>
-        <w:ind w:firstLine="480"/>
-      </w:pPr>
-      <w:r>
-        <w:rPr>
-          <w:rFonts w:ascii="Times New Roman" w:hAnsi="Times New Roman" w:eastAsia="宋体"/>
-          <w:b w:val="0"/>
-          <w:sz w:val="24"/>
-        </w:rPr>
-        <w:t>本文的主要贡献可归纳为五项（C1–C5），每一项均对应一个可复现的工程实现与实验证据：</w:t>
-      </w:r>
-    </w:p>
-    <w:p>
-      <w:pPr>
-        <w:spacing w:line="360" w:lineRule="auto" w:after="80"/>
-        <w:ind w:firstLine="480"/>
-      </w:pPr>
-      <w:r>
-        <w:rPr>
-          <w:rFonts w:ascii="Times New Roman" w:hAnsi="Times New Roman" w:eastAsia="宋体"/>
-          <w:b w:val="0"/>
-          <w:sz w:val="24"/>
-        </w:rPr>
-        <w:t>本文以 C1（思想优先的澄清协议）为核心科学贡献，其余为支撑该系统可落地的配套工程与方法（C2–C4），并以作者主权原则（C5）划定系统的伦理边界：</w:t>
-      </w:r>
-    </w:p>
-    <w:p>
-      <w:pPr>
-        <w:spacing w:line="336" w:lineRule="auto" w:after="60"/>
-        <w:ind w:left="360"/>
-      </w:pPr>
-      <w:r>
-        <w:rPr>
-          <w:rFonts w:ascii="Times New Roman" w:hAnsi="Times New Roman" w:eastAsia="宋体"/>
-          <w:b w:val="0"/>
-          <w:sz w:val="24"/>
-        </w:rPr>
-        <w:t>C1（核心交互贡献）思想优先的澄清协议 + RAG 供给闭环：以"主张—前提—推理—理论来源"追踪用户思想脉络，提问顺序由 LLM 结合对话自主判断（先思想、后信息、最后规划），代码仅做防死循环安全网；RAG 采用"去重排队 → 协作检索 → 回灌 → 缺口节重写（≤2 轮）→ 重审计"的供给闭环，而非即问即答——把澄清从"收集"升级为"理解"，是本工作最有原创性的交互洞察。</w:t>
-      </w:r>
-    </w:p>
-    <w:p>
-      <w:pPr>
-        <w:spacing w:line="336" w:lineRule="auto" w:after="60"/>
-        <w:ind w:left="360"/>
-      </w:pPr>
-      <w:r>
-        <w:rPr>
-          <w:rFonts w:ascii="Times New Roman" w:hAnsi="Times New Roman" w:eastAsia="宋体"/>
-          <w:b w:val="0"/>
-          <w:sz w:val="24"/>
-        </w:rPr>
-        <w:t>C2（方法贡献）作者表征系统（四层签名 + token 级人机对比）：把"风格 = 作者在给定创作空间中相对中性基线的稳定选择模式"形式化为可测量、可注入、可演进的四层签名（连续向量、动态维度、语言新鲜度、亲手修改记录），给出 surprisal 判别式、KL 散度（式 4–6）与 EMA 增量学习、偏离方向（式 7–8）的严格数学定义，同时分离"人想写的 / 人想听的"双分布。诚实界定：这是签名（signature），不是生成式作者模型。</w:t>
-      </w:r>
-    </w:p>
-    <w:p>
-      <w:pPr>
-        <w:spacing w:line="336" w:lineRule="auto" w:after="60"/>
-        <w:ind w:left="360"/>
-      </w:pPr>
-      <w:r>
-        <w:rPr>
-          <w:rFonts w:ascii="Times New Roman" w:hAnsi="Times New Roman" w:eastAsia="宋体"/>
-          <w:b w:val="0"/>
-          <w:sz w:val="24"/>
-        </w:rPr>
-        <w:t>C3（质量贡献）姿态层反假思考检测：提出"姿态层 AI 味"概念，实现 LLM 六层细读（声音/过渡/修辞/引用/翻译体/收尾）+ RAG 作者对照的诊断方法，并配合软性偏好引导根治假思考；与规则型反 AI 腔工具[7] 形成本质区别。</w:t>
-      </w:r>
-    </w:p>
-    <w:p>
-      <w:pPr>
-        <w:spacing w:line="336" w:lineRule="auto" w:after="60"/>
-        <w:ind w:left="360"/>
-      </w:pPr>
-      <w:r>
-        <w:rPr>
-          <w:rFonts w:ascii="Times New Roman" w:hAnsi="Times New Roman" w:eastAsia="宋体"/>
-          <w:b w:val="0"/>
-          <w:sz w:val="24"/>
-        </w:rPr>
-        <w:t>C4（工程贡献）导演状态机与三形态交付：以确定性状态机主导"澄清→大纲→写作→审校→红队→读者群像→交付"七阶段闭环，同一核心封装为 CLI Agent、MCP 服务与 Web 工作台；agent 端 20 套 + web 端 7 套自动化 QA 全绿，可离线全链路复现。</w:t>
-      </w:r>
-    </w:p>
-    <w:p>
-      <w:pPr>
-        <w:spacing w:line="336" w:lineRule="auto" w:after="60"/>
-        <w:ind w:left="360"/>
-      </w:pPr>
-      <w:r>
-        <w:rPr>
-          <w:rFonts w:ascii="Times New Roman" w:hAnsi="Times New Roman" w:eastAsia="宋体"/>
-          <w:b w:val="0"/>
-          <w:sz w:val="24"/>
-        </w:rPr>
-        <w:t>C5（人文边界）作者主权原则：系统的所有偏好均为软性、可撤销的建议；风格档案由作者亲手修改驱动；作者保留否决权——"写作最伟大的力量在于它有权不正确"。</w:t>
-      </w:r>
-    </w:p>
-    <w:p>
-      <w:pPr>
-        <w:spacing w:before="200" w:after="120" w:line="312" w:lineRule="auto"/>
-      </w:pPr>
-      <w:r>
-        <w:rPr>
-          <w:rFonts w:ascii="Times New Roman" w:hAnsi="Times New Roman" w:eastAsia="黑体"/>
-          <w:b/>
-          <w:sz w:val="32"/>
-        </w:rPr>
-        <w:t>2 系统设计（方法）</w:t>
-      </w:r>
-    </w:p>
-    <w:p>
-      <w:pPr>
-        <w:spacing w:before="120" w:after="120" w:line="312" w:lineRule="auto"/>
-      </w:pPr>
-      <w:r>
-        <w:rPr>
-          <w:rFonts w:ascii="Times New Roman" w:hAnsi="Times New Roman" w:eastAsia="宋体"/>
-          <w:b/>
-          <w:sz w:val="28"/>
-        </w:rPr>
-        <w:t>2.1 总体架构与导演状态机</w:t>
-      </w:r>
-    </w:p>
-    <w:p>
-      <w:pPr>
-        <w:spacing w:line="360" w:lineRule="auto" w:after="80"/>
-        <w:ind w:firstLine="480"/>
-      </w:pPr>
-      <w:r>
-        <w:rPr>
-          <w:rFonts w:ascii="Times New Roman" w:hAnsi="Times New Roman" w:eastAsia="宋体"/>
-          <w:b w:val="0"/>
-          <w:sz w:val="24"/>
-        </w:rPr>
-        <w:t>SCULPTOR 采用三层架构（图 1）：宿主层（Codex / Claude Code / OpenCode / Web）只负责转发用户消息与供给检索结果；核心层由主控编排状态机主导，调用澄清、大纲、写作、审校、红队、读者群像、质量门等模块；数据层把状态机的唯一事实（protocol/state.json）与全部沉淀物（风格档案、知识库、大纲、节奏曲线、伏笔记录）放在独立工作区，与宿主及其他 Agent 零冲突。</w:t>
-      </w:r>
-    </w:p>
-    <w:p>
-      <w:pPr>
-        <w:spacing w:line="360" w:lineRule="auto" w:after="80"/>
-        <w:ind w:firstLine="480"/>
-      </w:pPr>
-      <w:r>
-        <w:rPr>
-          <w:rFonts w:ascii="Times New Roman" w:hAnsi="Times New Roman" w:eastAsia="宋体"/>
-          <w:b w:val="0"/>
-          <w:sz w:val="24"/>
-        </w:rPr>
-        <w:t>术语界定：该状态机在计算机科学意义上的准确称谓是主控编排器（orchestrator）；因其承担"决定何时问、何时写、何时审"的职责，本文按创作语境沿用导演（Director）这一命名隐喻，并以下文统一称"导演状态机"。</w:t>
+        <w:t>距离选择依据：8 维特征已归一化到同一量纲（式 6），故用欧氏距离度量风格距离（式 7）；分布层面差异用 KL 散度（式 1）。因当前语料规模小，未采用对分布估计更敏感的 Wasserstein/Mahalanobis 距离，列为后续工作。</w:t>
       </w:r>
     </w:p>
     <w:p>
@@ -1468,7 +2029,20 @@
           <w:b/>
           <w:sz w:val="21"/>
         </w:rPr>
-        <w:t>图1 SCULPTOR 三层架构：宿主层 / 核心状态机 / 数据层</w:t>
+        <w:t>图1 系统总览：数据流（实线）、控制流（点线）与学习/更新流（虚线）</w:t>
+      </w:r>
+    </w:p>
+    <w:p>
+      <w:pPr>
+        <w:spacing w:before="120" w:after="120" w:line="312" w:lineRule="auto"/>
+      </w:pPr>
+      <w:r>
+        <w:rPr>
+          <w:rFonts w:ascii="Times New Roman" w:hAnsi="Times New Roman" w:eastAsia="宋体"/>
+          <w:b/>
+          <w:sz w:val="28"/>
+        </w:rPr>
+        <w:t>3.2 作者表示：四层签名与修改监督（RQ1、RQ2）</w:t>
       </w:r>
     </w:p>
     <w:p>
@@ -1482,7 +2056,91 @@
           <w:b w:val="0"/>
           <w:sz w:val="24"/>
         </w:rPr>
-        <w:t>导演状态机是本文 RQ4 的答案。写作不是一次生成，而是一个"规划→转译→审校"的认知过程[12]：把流程交给用户逐句指挥，等于让外行指挥专家；把流程交给提示词模板，等于让专家背剧本。SCULPTOR 选择第三种：导演收到用户消息后自主决定下一步——该问就问、该出大纲就出、该写就逐节写、该审计就审计、该请读者群像就群像，只在真正的决策点（主题/立场/素材/立意/大纲确认/风格方向）停下等用户。状态机为确定性有限状态机：每个阶段定义输入不变量（如"素材不足禁止生成大纲"）与输出契约（每步写盘 + 进度消息），子函数写盘后调用方强制重读——用工程不变量替代"靠模型自觉"，这是数学意义上的可靠性保证。</w:t>
+        <w:t>四层互补签名近似 Sₐ(c)：</w:t>
+      </w:r>
+    </w:p>
+    <w:p>
+      <w:pPr>
+        <w:spacing w:line="336" w:lineRule="auto" w:after="60"/>
+        <w:ind w:left="360"/>
+      </w:pPr>
+      <w:r>
+        <w:rPr>
+          <w:rFonts w:ascii="Times New Roman" w:hAnsi="Times New Roman" w:eastAsia="宋体"/>
+          <w:b w:val="0"/>
+          <w:sz w:val="24"/>
+        </w:rPr>
+        <w:t>L1 连续向量：φ(x) 的 EMA 增量更新（式 2），方向差相对基线（式 3），截断至 300 维；</w:t>
+      </w:r>
+    </w:p>
+    <w:p>
+      <w:pPr>
+        <w:spacing w:line="336" w:lineRule="auto" w:after="60"/>
+        <w:ind w:left="360"/>
+      </w:pPr>
+      <w:r>
+        <w:rPr>
+          <w:rFonts w:ascii="Times New Roman" w:hAnsi="Times New Roman" w:eastAsia="宋体"/>
+          <w:b w:val="0"/>
+          <w:sz w:val="24"/>
+        </w:rPr>
+        <w:t>L2 动态维度：14+7 语言/结构轴 + 意象/偏好/素材子维，权重 × 新鲜度衰减（半衰期 120 天），注入上限 8 维；</w:t>
+      </w:r>
+    </w:p>
+    <w:p>
+      <w:pPr>
+        <w:spacing w:line="336" w:lineRule="auto" w:after="60"/>
+        <w:ind w:left="360"/>
+      </w:pPr>
+      <w:r>
+        <w:rPr>
+          <w:rFonts w:ascii="Times New Roman" w:hAnsi="Times New Roman" w:eastAsia="宋体"/>
+          <w:b w:val="0"/>
+          <w:sz w:val="24"/>
+        </w:rPr>
+        <w:t>L3 不可预测性：surprisal 判别式与困惑度代理（式 8–9），逐次采样累计 min/mean/max；</w:t>
+      </w:r>
+    </w:p>
+    <w:p>
+      <w:pPr>
+        <w:spacing w:line="336" w:lineRule="auto" w:after="60"/>
+        <w:ind w:left="360"/>
+      </w:pPr>
+      <w:r>
+        <w:rPr>
+          <w:rFonts w:ascii="Times New Roman" w:hAnsi="Times New Roman" w:eastAsia="宋体"/>
+          <w:b w:val="0"/>
+          <w:sz w:val="24"/>
+        </w:rPr>
+        <w:t>L4 修改监督：每次作者显式修改记录为（原文，改后，意图）三元组，作为最高权重风格信号更新偏好轴与连续向量。</w:t>
+      </w:r>
+    </w:p>
+    <w:p>
+      <w:pPr>
+        <w:spacing w:line="360" w:lineRule="auto" w:after="80"/>
+        <w:ind w:firstLine="480"/>
+      </w:pPr>
+      <w:r>
+        <w:rPr>
+          <w:rFonts w:ascii="Times New Roman" w:hAnsi="Times New Roman" w:eastAsia="宋体"/>
+          <w:b w:val="0"/>
+          <w:sz w:val="24"/>
+        </w:rPr>
+        <w:t>连续向量以指数移动平均增量更新（式 2），作者风格即相对中性基线的归一化偏离方向（式 3）：</w:t>
+      </w:r>
+    </w:p>
+    <w:p>
+      <w:pPr>
+        <w:spacing w:line="360" w:lineRule="auto" w:after="80"/>
+        <w:ind w:firstLine="480"/>
+      </w:pPr>
+      <w:r>
+        <w:rPr>
+          <w:rFonts w:ascii="Times New Roman" w:hAnsi="Times New Roman" w:eastAsia="宋体"/>
+          <w:b w:val="0"/>
+          <w:sz w:val="24"/>
+        </w:rPr>
+        <w:t>质量约束（区分"作者选择"与"错误"）：仅凭距离无法区分独特表达与语病。本文以三重约束回应：① 最高权重信号来自作者亲手修改与确认的选择——"他要的"才进入风格档案；② 校对、回译校验、事实核查作为前置质量门，语法与事实错误不进入风格统计，偏差只在语义正确的表达空间内度量；③ 偏差注入是概率性偏好、作者保留否决权（3.6 节）。</w:t>
       </w:r>
     </w:p>
     <w:p>
@@ -1495,20 +2153,7 @@
           <w:b/>
           <w:sz w:val="28"/>
         </w:rPr>
-        <w:t>2.2 作者建模：风格—知识—意图三模型</w:t>
-      </w:r>
-    </w:p>
-    <w:p>
-      <w:pPr>
-        <w:spacing w:before="120" w:after="120" w:line="312" w:lineRule="auto"/>
-      </w:pPr>
-      <w:r>
-        <w:rPr>
-          <w:rFonts w:ascii="Times New Roman" w:hAnsi="Times New Roman" w:eastAsia="宋体"/>
-          <w:b/>
-          <w:sz w:val="24"/>
-        </w:rPr>
-        <w:t>2.2.1 风格模型：四层复合风格向量（对应 RQ1）</w:t>
+        <w:t>3.3 知识表示与供给闭环</w:t>
       </w:r>
     </w:p>
     <w:p>
@@ -1522,521 +2167,7 @@
           <w:b w:val="0"/>
           <w:sz w:val="24"/>
         </w:rPr>
-        <w:t>设作者在给定语义内容与上下文 c 下生成词句的条件分布为 Pₐ(w|c)，无个人偏好的通用中性基线分布为 P₀(w|c)（由大规模中性语料估计）。本文将风格定义为：在给定的创作空间中，作者相对中性基线做出稳定选择与约束的模式——即条件偏差 Sₐ(c) = Pₐ(w|c) − P₀(w|c) 在可计算特征空间上的投影。这里必须强调两点：其一，P₀ 是"无个人偏好的参照基线"，不是"完美表达"——风格的度量与"哪个模型更强"无关，只与"这个人如何选择"有关；其二，本文构建的是风格的签名（signature）——可观测、可注入的代理表征，而非可直接观测的风格本体；签名可以被更深的模型取代，但作为协作接口它足够稳定、可复现。AI 腔的本质是模型只会输出 P₀ 的众数（平滑、无风险的分布中心文本）；写作助手要做的不是"更平滑"，而是学出作者的选择偏差并把生成拉向那个方向。风格由此从"提示词里的形容词"变成可测量、可注入、可演进的向量。</w:t>
-      </w:r>
-    </w:p>
-    <w:p>
-      <w:pPr>
-        <w:spacing w:line="360" w:lineRule="auto" w:after="80"/>
-        <w:ind w:firstLine="480"/>
-      </w:pPr>
-      <w:r>
-        <w:rPr>
-          <w:rFonts w:ascii="Times New Roman" w:hAnsi="Times New Roman" w:eastAsia="宋体"/>
-          <w:b w:val="0"/>
-          <w:sz w:val="24"/>
-        </w:rPr>
-        <w:t>质量约束：必须区分"优秀偏离"与"劣质偏离"。 仅凭距离大小无法区分"大师的独特性"与"学生的语病"——这正是"偏离"定义最容易被质疑之处。本文用三重质量约束回应：① 信号来源约束——风格信号的最高权重来自作者亲手修改与确认的选择（L4 偏好对），只有作者自己保留或坚持的表达才进入风格档案，"他要的"才叫风格，而非所有偏离都被收录；② 语义正确性约束——校对、回译校验、事实核查作为前置质量门，语法错误、事实错误与逻辑断裂在进入风格统计前被滤除，偏离只在"语义正确的表达空间"内度量；③ 注入方式约束——偏离方向的注入是概率性偏好而非格式强制，作者保留否决权（第 2.4 节作者主权）。据此，"优秀偏离"是作者在正确表达空间内的稳定个性化选择，"劣质偏离"（语病、事实错误）被质量门排除——系统不会把错误当作风格。</w:t>
-      </w:r>
-    </w:p>
-    <w:p>
-      <w:pPr>
-        <w:spacing w:line="360" w:lineRule="auto" w:after="80"/>
-        <w:ind w:firstLine="480"/>
-      </w:pPr>
-      <w:r>
-        <w:rPr>
-          <w:rFonts w:ascii="Times New Roman" w:hAnsi="Times New Roman" w:eastAsia="宋体"/>
-          <w:b w:val="0"/>
-          <w:sz w:val="24"/>
-        </w:rPr>
-        <w:t>由于个人语料稀缺（EMNLP 2025 证明少量样本下模仿显著失败[1]），单一表征不可靠，本文用四层互补表征近似该偏离：</w:t>
-      </w:r>
-    </w:p>
-    <w:p>
-      <w:pPr>
-        <w:spacing w:line="336" w:lineRule="auto" w:after="60"/>
-        <w:ind w:left="360"/>
-      </w:pPr>
-      <w:r>
-        <w:rPr>
-          <w:rFonts w:ascii="Times New Roman" w:hAnsi="Times New Roman" w:eastAsia="宋体"/>
-          <w:b w:val="0"/>
-          <w:sz w:val="24"/>
-        </w:rPr>
-        <w:t>L1 连续向量：作者语料相对通用基线的方向差，EMA 增量更新（v_new = α·v_old + (1−α)·Δ），呼应 StyleVector 的激活向量思想[2]，但落地为可解释的稀疏特征向量，零依赖、可审计，且可升级为真实 embedding；</w:t>
-      </w:r>
-    </w:p>
-    <w:p>
-      <w:pPr>
-        <w:spacing w:line="336" w:lineRule="auto" w:after="60"/>
-        <w:ind w:left="360"/>
-      </w:pPr>
-      <w:r>
-        <w:rPr>
-          <w:rFonts w:ascii="Times New Roman" w:hAnsi="Times New Roman" w:eastAsia="宋体"/>
-          <w:b w:val="0"/>
-          <w:sz w:val="24"/>
-        </w:rPr>
-        <w:t>L2 动态维度：14+7 维语言/结构轴 + 意象、偏好、素材子维，随写作持续演化；</w:t>
-      </w:r>
-    </w:p>
-    <w:p>
-      <w:pPr>
-        <w:spacing w:line="336" w:lineRule="auto" w:after="60"/>
-        <w:ind w:left="360"/>
-      </w:pPr>
-      <w:r>
-        <w:rPr>
-          <w:rFonts w:ascii="Times New Roman" w:hAnsi="Times New Roman" w:eastAsia="宋体"/>
-          <w:b w:val="0"/>
-          <w:sz w:val="24"/>
-        </w:rPr>
-        <w:t>L3 语言新鲜度（不可预测性）：少见词语组合占比、低套话密度、句长错落度越高，文本越"像人临时想出来的"——这是信息论意义下的高熵，是"人味"的客观代理；</w:t>
-      </w:r>
-    </w:p>
-    <w:p>
-      <w:pPr>
-        <w:spacing w:line="336" w:lineRule="auto" w:after="60"/>
-        <w:ind w:left="360"/>
-      </w:pPr>
-      <w:r>
-        <w:rPr>
-          <w:rFonts w:ascii="Times New Roman" w:hAnsi="Times New Roman" w:eastAsia="宋体"/>
-          <w:b w:val="0"/>
-          <w:sz w:val="24"/>
-        </w:rPr>
-        <w:t>L4 亲手修改记录：每次"原文→改后→修改意图"的三元组是最高权重风格证据——"他想要什么"永远比"他随口说什么"更真实（GhostWriter 的"教学时刻"[3] 在此被量化为可入库数据）。</w:t>
-      </w:r>
-    </w:p>
-    <w:p>
-      <w:pPr>
-        <w:spacing w:line="360" w:lineRule="auto" w:after="80"/>
-        <w:ind w:firstLine="480"/>
-      </w:pPr>
-      <w:r>
-        <w:rPr>
-          <w:rFonts w:ascii="Times New Roman" w:hAnsi="Times New Roman" w:eastAsia="宋体"/>
-          <w:b w:val="0"/>
-          <w:sz w:val="24"/>
-        </w:rPr>
-        <w:t>配套两条纪律：双风格分离——区分"人想写的"（write-style）与"人想听的"（read-style）两个分布，写作者要克制留白，读者需要一处光的余味；修改即风格教学——每次选区点改/候选改写全部吸收进档案与向量，用户亲手改过的句子成为最强风格信号。</w:t>
-      </w:r>
-    </w:p>
-    <w:p>
-      <w:pPr>
-        <w:spacing w:line="360" w:lineRule="auto" w:after="80"/>
-        <w:ind w:firstLine="480"/>
-      </w:pPr>
-      <w:r>
-        <w:rPr>
-          <w:rFonts w:ascii="Times New Roman" w:hAnsi="Times New Roman" w:eastAsia="宋体"/>
-          <w:b w:val="0"/>
-          <w:sz w:val="24"/>
-        </w:rPr>
-        <w:t>为让"差别明显"可检验，本文对每篇文本计算 8 维可解释风格特征（句长均值、句长波动、短句占比、口语度、意象密度、情绪浓度、词汇丰富度、语言新鲜度），构成特征向量（式 1）：</w:t>
-      </w:r>
-    </w:p>
-    <w:p>
-      <w:pPr>
-        <w:spacing w:line="360" w:lineRule="auto" w:after="80"/>
-        <w:ind w:firstLine="480"/>
-      </w:pPr>
-      <w:r>
-        <w:rPr>
-          <w:rFonts w:ascii="Times New Roman" w:hAnsi="Times New Roman" w:eastAsia="宋体"/>
-          <w:b w:val="0"/>
-          <w:sz w:val="24"/>
-        </w:rPr>
-        <w:t>式 1 中每个维度的操作性定义如下：句长均值 = 按句号/问号/叹号切分后的平均句长（字符数）；句长波动 = 句长标准差；短句占比 = 句长不超过 8 字的句子比例；口语度 = 口语词表（"其实/就是/反正/我觉得/说白了"等）每百字命中率；意象密度 = 意象词表（"像/仿佛/月光/风/石阶"等）每百字命中率；情绪浓度 = 情绪词表（"泪/痛/悲/沉默/空"等）每百字命中率；词汇丰富度 = 字符二元组 TTR；语言新鲜度 = 低连接词密度与低重复率的合成值。全部词表与算法见 scripts/style-vectors.py，确定性可复现。</w:t>
-      </w:r>
-    </w:p>
-    <w:p>
-      <w:pPr>
-        <w:spacing w:line="360" w:lineRule="auto" w:after="80"/>
-        <w:ind w:firstLine="480"/>
-      </w:pPr>
-      <w:r>
-        <w:rPr>
-          <w:rFonts w:ascii="Times New Roman" w:hAnsi="Times New Roman" w:eastAsia="宋体"/>
-          <w:b w:val="0"/>
-          <w:sz w:val="24"/>
-        </w:rPr>
-        <w:t>对每个维度在全部对象上做 min-max 归一化（式 2），消除量纲影响：</w:t>
-      </w:r>
-    </w:p>
-    <w:p>
-      <w:pPr>
-        <w:spacing w:line="360" w:lineRule="auto" w:after="80"/>
-        <w:ind w:firstLine="480"/>
-      </w:pPr>
-      <w:r>
-        <w:rPr>
-          <w:rFonts w:ascii="Times New Roman" w:hAnsi="Times New Roman" w:eastAsia="宋体"/>
-          <w:b w:val="0"/>
-          <w:sz w:val="24"/>
-        </w:rPr>
-        <w:t>两个作者 A、B 的风格距离用欧氏距离度量（式 3）：</w:t>
-      </w:r>
-    </w:p>
-    <w:p>
-      <w:pPr>
-        <w:spacing w:line="360" w:lineRule="auto" w:after="80"/>
-        <w:ind w:firstLine="480"/>
-      </w:pPr>
-      <w:r>
-        <w:rPr>
-          <w:rFonts w:ascii="Times New Roman" w:hAnsi="Times New Roman" w:eastAsia="宋体"/>
-          <w:b w:val="0"/>
-          <w:sz w:val="24"/>
-        </w:rPr>
-        <w:t>该度量体系与 StyleVector 在"训练免费、推理时干预"上数学同族[2]，但本文在特征层落地，维度可解释、无需 GPU 即可复现（第 3.3 节给出 6 类文本的实测距离矩阵）。</w:t>
-      </w:r>
-    </w:p>
-    <w:p>
-      <w:pPr>
-        <w:spacing w:before="120" w:after="120" w:line="312" w:lineRule="auto"/>
-      </w:pPr>
-      <w:r>
-        <w:rPr>
-          <w:rFonts w:ascii="Times New Roman" w:hAnsi="Times New Roman" w:eastAsia="宋体"/>
-          <w:b/>
-          <w:sz w:val="24"/>
-        </w:rPr>
-        <w:t>2.2.1.1 优势理论 A：token 级人机对比（surprisal 判别式）</w:t>
-      </w:r>
-    </w:p>
-    <w:p>
-      <w:pPr>
-        <w:spacing w:line="360" w:lineRule="auto" w:after="80"/>
-        <w:ind w:firstLine="480"/>
-      </w:pPr>
-      <w:r>
-        <w:rPr>
-          <w:rFonts w:ascii="Times New Roman" w:hAnsi="Times New Roman" w:eastAsia="宋体"/>
-          <w:b w:val="0"/>
-          <w:sz w:val="24"/>
-        </w:rPr>
-        <w:t>"AI 腔"有一个可计算的本质：机器生成的文本在 token 分布上过于可预测——高频连接词把句子"焊"得顺滑、二元组重复率高、句长整齐；人类文本则稀而错落——罕见组合占比高、句式长短起伏、连接框架稀疏。为了把这一直觉变成判别器，本文定义三个可计算量：罕见二元组占比 r_rare(x)（只出现一次的字符二元组占总数的比例）、句长变异归一化值 v_sent(x)（句长标准差与均值之比，截断至 [0,1]）、AI 高频连接/框架二元组密度 r_ai(x)（"值得、随着、然而、此外、由此、综上、进一步"等高频框架词的密度）。文本 x 的 surprisal（不可预测度）判别式为（式 4）：</w:t>
-      </w:r>
-    </w:p>
-    <w:p>
-      <w:pPr>
-        <w:spacing w:line="360" w:lineRule="auto" w:after="80"/>
-        <w:ind w:firstLine="480"/>
-      </w:pPr>
-      <w:r>
-        <w:rPr>
-          <w:rFonts w:ascii="Times New Roman" w:hAnsi="Times New Roman" w:eastAsia="宋体"/>
-          <w:b w:val="0"/>
-          <w:sz w:val="24"/>
-        </w:rPr>
-        <w:t>困惑度代理（式 5）：</w:t>
-      </w:r>
-    </w:p>
-    <w:p>
-      <w:pPr>
-        <w:spacing w:line="360" w:lineRule="auto" w:after="80"/>
-        <w:ind w:firstLine="480"/>
-      </w:pPr>
-      <w:r>
-        <w:rPr>
-          <w:rFonts w:ascii="Times New Roman" w:hAnsi="Times New Roman" w:eastAsia="宋体"/>
-          <w:b w:val="0"/>
-          <w:sz w:val="24"/>
-        </w:rPr>
-        <w:t>为把判别式严格化到分布层面，进一步定义作者人类样本的经验分布 P_H 与机器模拟样本的经验分布 P_M，两者在 token（字符二元组）层面的差异用 KL 散度度量（式 6）：</w:t>
-      </w:r>
-    </w:p>
-    <w:p>
-      <w:pPr>
-        <w:spacing w:line="360" w:lineRule="auto" w:after="80"/>
-        <w:ind w:firstLine="480"/>
-      </w:pPr>
-      <w:r>
-        <w:rPr>
-          <w:rFonts w:ascii="Times New Roman" w:hAnsi="Times New Roman" w:eastAsia="宋体"/>
-          <w:b w:val="0"/>
-          <w:sz w:val="24"/>
-        </w:rPr>
-        <w:t>当 D_KL 显著大于 0 时，说明机器模拟分布在作者高频二元组上的概率偏低——这正是"模仿不像"的分布证据；SCULPTOR 的目标是让生成文本的经验分布 P_M 在 KL 散度意义下向 P_H 收缩。将同一作者的人类样本与机器模拟样本同时投影到该判别式上，即得到"人机 token 对比"：若系统学到的风格使生成文本的 surprisal 落在作者人类样本区间（而非 AI 区间），就说明它学会了"像人临时想出来的"而不是"顺着套路滑出来的"。该判别式可直接替换为真实语言模型困惑度端点（配置 SCULPTOR_PERPLEXITY_ENDPOINT），代理与真实端点共享同一套累计统计（min/mean/max 逐次采样），实现从零依赖代理到真实模型的平滑升级。这一对比正是"AI 腔互相趋同、人类各有面目"（第 3.3 节）在 token 层的根因解释。</w:t>
-      </w:r>
-    </w:p>
-    <w:p>
-      <w:pPr>
-        <w:spacing w:before="120" w:after="120" w:line="312" w:lineRule="auto"/>
-      </w:pPr>
-      <w:r>
-        <w:rPr>
-          <w:rFonts w:ascii="Times New Roman" w:hAnsi="Times New Roman" w:eastAsia="宋体"/>
-          <w:b/>
-          <w:sz w:val="24"/>
-        </w:rPr>
-        <w:t>2.2.1.2 优势理论 B：风格提取的深度算法（四层增量学习）</w:t>
-      </w:r>
-    </w:p>
-    <w:p>
-      <w:pPr>
-        <w:spacing w:line="360" w:lineRule="auto" w:after="80"/>
-        <w:ind w:firstLine="480"/>
-      </w:pPr>
-      <w:r>
-        <w:rPr>
-          <w:rFonts w:ascii="Times New Roman" w:hAnsi="Times New Roman" w:eastAsia="宋体"/>
-          <w:b w:val="0"/>
-          <w:sz w:val="24"/>
-        </w:rPr>
-        <w:t>风格提取不是一次性的"模仿提示词"，而是一个四层互补的增量学习算法，每一层都有明确的数学定义与工程不变量：</w:t>
-      </w:r>
-    </w:p>
-    <w:p>
-      <w:pPr>
-        <w:spacing w:line="360" w:lineRule="auto" w:after="80"/>
-        <w:ind w:firstLine="480"/>
-      </w:pPr>
-      <w:r>
-        <w:rPr>
-          <w:rFonts w:ascii="Times New Roman" w:hAnsi="Times New Roman" w:eastAsia="宋体"/>
-          <w:b w:val="0"/>
-          <w:sz w:val="24"/>
-        </w:rPr>
-        <w:t>第 1 层（L1）连续向量：方向差 + EMA 增量更新。 将作者文本 token 化为字符二元组稀疏向量 φ(x)（零依赖、可解释、可余弦；配置 SCULPTOR_EMBED_* 后可无缝升级为真实 embedding 的稠密向量），做指数移动平均（式 7）：</w:t>
-      </w:r>
-    </w:p>
-    <w:p>
-      <w:pPr>
-        <w:spacing w:line="360" w:lineRule="auto" w:after="80"/>
-        <w:ind w:firstLine="480"/>
-      </w:pPr>
-      <w:r>
-        <w:rPr>
-          <w:rFonts w:ascii="Times New Roman" w:hAnsi="Times New Roman" w:eastAsia="宋体"/>
-          <w:b w:val="0"/>
-          <w:sz w:val="24"/>
-        </w:rPr>
-        <w:t>其中 α 为遗忘系数（默认 0.75），新信号权重为（1−α）——作者最近的写法比久远样本更可信。可选通用中文基线语料 v_base 提供参照，作者风格即相对基线的偏离方向（式 8）：</w:t>
-      </w:r>
-    </w:p>
-    <w:p>
-      <w:pPr>
-        <w:spacing w:line="360" w:lineRule="auto" w:after="80"/>
-        <w:ind w:firstLine="480"/>
-      </w:pPr>
-      <w:r>
-        <w:rPr>
-          <w:rFonts w:ascii="Times New Roman" w:hAnsi="Times New Roman" w:eastAsia="宋体"/>
-          <w:b w:val="0"/>
-          <w:sz w:val="24"/>
-        </w:rPr>
-        <w:t>实际使用时取偏离最大的前若干二元组作为可解释的"作者高频签名"（意象性二元组优先），并设稀疏向量维度上限（300 维）防止 JSON 膨胀。这与 StyleVector 的"激活空间方向差"在数学上同族[2]，但本文在字符特征层落地，任意设备可复现。</w:t>
-      </w:r>
-    </w:p>
-    <w:p>
-      <w:pPr>
-        <w:spacing w:line="360" w:lineRule="auto" w:after="80"/>
-        <w:ind w:firstLine="480"/>
-      </w:pPr>
-      <w:r>
-        <w:rPr>
-          <w:rFonts w:ascii="Times New Roman" w:hAnsi="Times New Roman" w:eastAsia="宋体"/>
-          <w:b w:val="0"/>
-          <w:sz w:val="24"/>
-        </w:rPr>
-        <w:t>第 2 层（L2）动态维度：权重 × 新鲜度衰减。 在连续向量之外维护 14+7 基础语言/结构轴 + 意象子维 + 偏好轴 + 素材维；每个维度携带权重 w、命中次数、最近时间戳与证据文本，按"权重 × 新鲜度衰减"（半衰期 120 天）排序，注入时只取前 8 维——保证"最近的风格变化"占主导，又不挤占上下文。</w:t>
-      </w:r>
-    </w:p>
-    <w:p>
-      <w:pPr>
-        <w:spacing w:line="360" w:lineRule="auto" w:after="80"/>
-        <w:ind w:firstLine="480"/>
-      </w:pPr>
-      <w:r>
-        <w:rPr>
-          <w:rFonts w:ascii="Times New Roman" w:hAnsi="Times New Roman" w:eastAsia="宋体"/>
-          <w:b w:val="0"/>
-          <w:sz w:val="24"/>
-        </w:rPr>
-        <w:t>第 3 层（L3）困惑度签名即优势理论 A 的 token 对比，对作者文本逐次采样累计（min/mean/max）。</w:t>
-      </w:r>
-    </w:p>
-    <w:p>
-      <w:pPr>
-        <w:spacing w:line="360" w:lineRule="auto" w:after="80"/>
-        <w:ind w:firstLine="480"/>
-      </w:pPr>
-      <w:r>
-        <w:rPr>
-          <w:rFonts w:ascii="Times New Roman" w:hAnsi="Times New Roman" w:eastAsia="宋体"/>
-          <w:b w:val="0"/>
-          <w:sz w:val="24"/>
-        </w:rPr>
-        <w:t>第 4 层（L4）偏好对：亲手修改即最高权重证据。 每次用户修改记录为（原文，改后，修改意图）三元组（vault/edits.jsonl），修改意图归类到偏好轴（如"克制收敛""口语化""留白收束"），并同步更新连续向量——"他想要什么"永远比"他随口说什么"更真实。</w:t>
-      </w:r>
-    </w:p>
-    <w:p>
-      <w:pPr>
-        <w:spacing w:line="360" w:lineRule="auto" w:after="80"/>
-        <w:ind w:firstLine="480"/>
-      </w:pPr>
-      <w:r>
-        <w:rPr>
-          <w:rFonts w:ascii="Times New Roman" w:hAnsi="Times New Roman" w:eastAsia="宋体"/>
-          <w:b w:val="0"/>
-          <w:sz w:val="24"/>
-        </w:rPr>
-        <w:t>四层按"信号 → 向量 → 注入 → 再采样"闭环持续演进：澄清每轮被动采集隐式信号、大纲与写作每次产出采样、用户每次修改即教学；双风格分离保证"作者想写的"与"读者想听的"两个分布互不污染。</w:t>
-      </w:r>
-    </w:p>
-    <w:p>
-      <w:pPr>
-        <w:spacing w:line="360" w:lineRule="auto" w:after="80"/>
-        <w:ind w:firstLine="480"/>
-      </w:pPr>
-      <w:r>
-        <w:rPr>
-          <w:rFonts w:ascii="Times New Roman" w:hAnsi="Times New Roman" w:eastAsia="宋体"/>
-          <w:b w:val="0"/>
-          <w:sz w:val="24"/>
-        </w:rPr>
-        <w:t>以上过程用伪代码表述为算法 1（完整实现见 agent/src/style-vector.js，约 550 行，零第三方依赖）：</w:t>
-      </w:r>
-    </w:p>
-    <w:p>
-      <w:pPr>
-        <w:spacing w:before="120" w:after="120" w:line="312" w:lineRule="auto"/>
-      </w:pPr>
-      <w:r>
-        <w:rPr>
-          <w:rFonts w:ascii="Times New Roman" w:hAnsi="Times New Roman" w:eastAsia="宋体"/>
-          <w:b/>
-          <w:sz w:val="24"/>
-        </w:rPr>
-        <w:t>2.2.2 知识模型：个人知识库与检索增强（对应 RQ2 的知识背景）</w:t>
-      </w:r>
-    </w:p>
-    <w:p>
-      <w:pPr>
-        <w:spacing w:line="360" w:lineRule="auto" w:after="80"/>
-        <w:ind w:firstLine="480"/>
-      </w:pPr>
-      <w:r>
-        <w:rPr>
-          <w:rFonts w:ascii="Times New Roman" w:hAnsi="Times New Roman" w:eastAsia="宋体"/>
-          <w:b w:val="0"/>
-          <w:sz w:val="24"/>
-        </w:rPr>
-        <w:t>个人知识库解决"AI 自身智库庞大、却不知道作者读过什么"的问题。系统以归纳式确认采集构建 PKB：用户说出自己的哲学理论或艺术构想时，AI 先做一步归纳（"你似乎在表达……"），再主动介绍与用户思考相似的书籍/理论并简明说明其核心与可用之处（如用户思考语言匮乏时，AI 引荐《乡土中国·文字下乡》的论述[13]），用户确认后入库。采集必须灵活归纳、不能硬编码、不能反复追问：库项作为辅助上下文轮换注入，而非强制约束。</w:t>
-      </w:r>
-    </w:p>
-    <w:p>
-      <w:pPr>
-        <w:spacing w:before="120" w:after="120" w:line="312" w:lineRule="auto"/>
-      </w:pPr>
-      <w:r>
-        <w:rPr>
-          <w:rFonts w:ascii="Times New Roman" w:hAnsi="Times New Roman" w:eastAsia="宋体"/>
-          <w:b/>
-          <w:sz w:val="24"/>
-        </w:rPr>
-        <w:t>2.2.2.1 优势理论 C：RAG 的独特逻辑——供给闭环而非"即问即答"</w:t>
-      </w:r>
-    </w:p>
-    <w:p>
-      <w:pPr>
-        <w:spacing w:line="360" w:lineRule="auto" w:after="80"/>
-        <w:ind w:firstLine="480"/>
-      </w:pPr>
-      <w:r>
-        <w:rPr>
-          <w:rFonts w:ascii="Times New Roman" w:hAnsi="Times New Roman" w:eastAsia="宋体"/>
-          <w:b w:val="0"/>
-          <w:sz w:val="24"/>
-        </w:rPr>
-        <w:t>常见 RAG 是"检索 → 拼进上下文 → 生成"的单向管线；本项目把 RAG 设计为一条供给闭环，由五个不变量构成：</w:t>
-      </w:r>
-    </w:p>
-    <w:p>
-      <w:pPr>
-        <w:spacing w:line="360" w:lineRule="auto" w:after="80"/>
-        <w:ind w:firstLine="480"/>
-      </w:pPr>
-      <w:r>
-        <w:rPr>
-          <w:rFonts w:ascii="Times New Roman" w:hAnsi="Times New Roman" w:eastAsia="宋体"/>
-          <w:b w:val="0"/>
-          <w:sz w:val="24"/>
-        </w:rPr>
-        <w:t>1. 触发由文体与意图决定，而非固定模板：学术论文/报告/新闻稿在素材缺少可查证来源时，导演自动判定数据缺口并排队检索（dataGap 判定：需要数据且有缺口才排队）；用户说"帮我查一查《乡土中国》中……"等显式检索请求时立即触发（explicitSearch）；两者走同一去重队列（requests.jsonl，同款 pending 请求不重复排队，防抖动）。</w:t>
-      </w:r>
-    </w:p>
-    <w:p>
-      <w:pPr>
-        <w:spacing w:line="360" w:lineRule="auto" w:after="80"/>
-        <w:ind w:firstLine="480"/>
-      </w:pPr>
-      <w:r>
-        <w:rPr>
-          <w:rFonts w:ascii="Times New Roman" w:hAnsi="Times New Roman" w:eastAsia="宋体"/>
-          <w:b w:val="0"/>
-          <w:sz w:val="24"/>
-        </w:rPr>
-        <w:t>2. 双通路互不冲突：默认"宿主代检"——检索请求写入队列，由 Codex/Claude/OpenCode 等宿主或协作 agent 执行联网搜索后回灌，零网络依赖；可选"直连检索"——配置 SCULPTOR_RAG_ENDPOINT 后系统直接检索并回灌。两条通路共用同一缓存与回灌逻辑。</w:t>
-      </w:r>
-    </w:p>
-    <w:p>
-      <w:pPr>
-        <w:spacing w:line="360" w:lineRule="auto" w:after="80"/>
-        <w:ind w:firstLine="480"/>
-      </w:pPr>
-      <w:r>
-        <w:rPr>
-          <w:rFonts w:ascii="Times New Roman" w:hAnsi="Times New Roman" w:eastAsia="宋体"/>
-          <w:b w:val="0"/>
-          <w:sz w:val="24"/>
-        </w:rPr>
-        <w:t>3. 回灌即素材，素材即改写：检索结果写入 rag-cache.json 并追加为素材；若正文某节因缺资料标注了【素材不足】，导演在回灌后自动进入 rewrite_gaps 阶段重写缺口节（最多 2 轮），重写完成后重新执行反 AI 审计——检索不是"参考"，而是"补给"。</w:t>
-      </w:r>
-    </w:p>
-    <w:p>
-      <w:pPr>
-        <w:spacing w:line="360" w:lineRule="auto" w:after="80"/>
-        <w:ind w:firstLine="480"/>
-      </w:pPr>
-      <w:r>
-        <w:rPr>
-          <w:rFonts w:ascii="Times New Roman" w:hAnsi="Times New Roman" w:eastAsia="宋体"/>
-          <w:b w:val="0"/>
-          <w:sz w:val="24"/>
-        </w:rPr>
-        <w:t>4. 三源合一注入（unifiedBrief）：写作时把"个人知识库 + 写作资产（文法/诗词/论证骨架）+ 检索回灌来源"合并为一份统一简报，按主题检索命中后轮换注入（avoidIds + markUsed），避免同一知识反复出现造成审美疲劳；内置 JSON 资产仅作离线兜底，联网检索优先（"内置库 RAG 化"），知识不是硬编码。</w:t>
-      </w:r>
-    </w:p>
-    <w:p>
-      <w:pPr>
-        <w:spacing w:line="360" w:lineRule="auto" w:after="80"/>
-        <w:ind w:firstLine="480"/>
-      </w:pPr>
-      <w:r>
-        <w:rPr>
-          <w:rFonts w:ascii="Times New Roman" w:hAnsi="Times New Roman" w:eastAsia="宋体"/>
-          <w:b w:val="0"/>
-          <w:sz w:val="24"/>
-        </w:rPr>
-        <w:t>5. 知识库随人走、归纳式确认：PKB 条目只在用户确认后入库（"读过/喜欢"为确认信号，"没读过/算了"为拒绝信号，拒绝即停）；系统会主动介绍与作者思考相近的书，用简明语言说明其核心理论与可用之处（recommendReadings），并与库中已有条目互链（"你知识库里已有《××》，和它思路相通"）；支持跨工作区导入导出，个人知识库不锁在单个项目里。</w:t>
-      </w:r>
-    </w:p>
-    <w:p>
-      <w:pPr>
-        <w:spacing w:line="360" w:lineRule="auto" w:after="80"/>
-        <w:ind w:firstLine="480"/>
-      </w:pPr>
-      <w:r>
-        <w:rPr>
-          <w:rFonts w:ascii="Times New Roman" w:hAnsi="Times New Roman" w:eastAsia="宋体"/>
-          <w:b w:val="0"/>
-          <w:sz w:val="24"/>
-        </w:rPr>
-        <w:t>该闭环与思想脉络（2.2.3 节）配合，使"用户引用一本书推出一个观点"这类场景完整走通：AI 接住推理链 → 主动荐书/归纳 → 用户确认入库 → 写作时轮换注入 → 缺口数据自动补给——知识从"对话中的一句引用"变成"可长期复用的个人资产"。</w:t>
+        <w:t>个人知识库（Personal Knowledge Base, PKB）以归纳式确认采集构建：用户提出理论/构想时，系统先做一步归纳，再介绍相近书籍并说明其核心与可用之处，用户确认后入库；采集不硬编码、不反复追问。写作时，RAG 以供给闭环工作（图 2、算法 2）：文体或意图触发 → 去重排队 → 宿主代检或直连检索 → 回灌（缓存 + 素材）→ 缺口节重写（≤2 轮）→ 重新审计；写作上下文按主题从 PKB、写作资产与检索回灌三源合一、轮换注入。</w:t>
       </w:r>
     </w:p>
     <w:p>
@@ -2088,7 +2219,7 @@
           <w:b/>
           <w:sz w:val="21"/>
         </w:rPr>
-        <w:t>图2 RAG 供给闭环：检索不是"参考"，而是"补给"</w:t>
+        <w:t>图2 RAG 供给闭环：触发 → 排队 → 检索 → 回灌 → 缺口节重写 → 重审计</w:t>
       </w:r>
     </w:p>
     <w:p>
@@ -2099,9 +2230,9 @@
         <w:rPr>
           <w:rFonts w:ascii="Times New Roman" w:hAnsi="Times New Roman" w:eastAsia="宋体"/>
           <w:b/>
-          <w:sz w:val="24"/>
+          <w:sz w:val="28"/>
         </w:rPr>
-        <w:t>2.2.3 意图模型：思想脉络与理解对齐（对应 RQ2 的核心）</w:t>
+        <w:t>3.4 意图表示与澄清协议（C2）</w:t>
       </w:r>
     </w:p>
     <w:p>
@@ -2115,7 +2246,7 @@
           <w:b w:val="0"/>
           <w:sz w:val="24"/>
         </w:rPr>
-        <w:t>模板式澄清在收集"填空题答案"；好的澄清在接住用户的推理。用户说"我看过《乡土中国·文字下乡》，语言简化是文化发展的结果，可以顺着推理"——这不是一条素材，而是半条推理链：主张（烂梗有根源）、前提（某本书的论述）、推理方向（简化→切断共同意义）都有了，只差系统把它显影出来并请用户确认。AI 只知道 1+1，用户知道为什么 1+1；意图模型的任务就是把"为什么"问出来。</w:t>
+        <w:t>意图表示追踪用户发言中的"主张—前提—推理—理论来源"（思想脉络）：如用户引用《乡土中国》[11]的论述并给出推理方向时，LLM 做一步概括并请用户确认（"你的意思是……对吗？"），确认后进入素材与风格档案。澄清协议由三条软规则与一条确定性护栏构成：先思想、后信息、最后规划；蓝图状态只是清单、提问由 LLM 自主判断；RAG 知识背景注入；蓝图无缺口仍追问 ≥2 轮则强制放行。</w:t>
       </w:r>
     </w:p>
     <w:p>
@@ -2129,118 +2260,7 @@
           <w:b w:val="0"/>
           <w:sz w:val="24"/>
         </w:rPr>
-        <w:t>实现上，thinking.js 追踪"主张—前提—推理—理论来源"，由 LLM 做一步概括（"你的意思是：烂梗不是没素质，而是简化走到极端后切断了共同意义——对吗？"），确定性规则只做信号识别；概括得到用户确认后，进入风格档案与素材库，并与用户达成思想层面的共识——先共识再写作，避免"用户没提出需求、AI 乱写"。</w:t>
-      </w:r>
-    </w:p>
-    <w:p>
-      <w:pPr>
-        <w:spacing w:before="120" w:after="120" w:line="312" w:lineRule="auto"/>
-      </w:pPr>
-      <w:r>
-        <w:rPr>
-          <w:rFonts w:ascii="Times New Roman" w:hAnsi="Times New Roman" w:eastAsia="宋体"/>
-          <w:b/>
-          <w:sz w:val="28"/>
-        </w:rPr>
-        <w:t>2.3 思想优先的澄清协议（对应 RQ2）</w:t>
-      </w:r>
-    </w:p>
-    <w:p>
-      <w:pPr>
-        <w:spacing w:line="360" w:lineRule="auto" w:after="80"/>
-        <w:ind w:firstLine="480"/>
-      </w:pPr>
-      <w:r>
-        <w:rPr>
-          <w:rFonts w:ascii="Times New Roman" w:hAnsi="Times New Roman" w:eastAsia="宋体"/>
-          <w:b w:val="0"/>
-          <w:sz w:val="24"/>
-        </w:rPr>
-        <w:t>澄清协议由三条软规则与一条确定性护栏构成：</w:t>
-      </w:r>
-    </w:p>
-    <w:p>
-      <w:pPr>
-        <w:spacing w:line="360" w:lineRule="auto" w:after="80"/>
-        <w:ind w:firstLine="480"/>
-      </w:pPr>
-      <w:r>
-        <w:rPr>
-          <w:rFonts w:ascii="Times New Roman" w:hAnsi="Times New Roman" w:eastAsia="宋体"/>
-          <w:b w:val="0"/>
-          <w:sz w:val="24"/>
-        </w:rPr>
-        <w:t>1. 先思想、后信息、最后规划：先问"为什么现在想写、心里憋着的那句话、怎么展开"，再问素材与论点，字数等规划参数最后从内容反推——避免"先问基础信息、错过行文思路"的主次颠倒；</w:t>
-      </w:r>
-    </w:p>
-    <w:p>
-      <w:pPr>
-        <w:spacing w:line="360" w:lineRule="auto" w:after="80"/>
-        <w:ind w:firstLine="480"/>
-      </w:pPr>
-      <w:r>
-        <w:rPr>
-          <w:rFonts w:ascii="Times New Roman" w:hAnsi="Times New Roman" w:eastAsia="宋体"/>
-          <w:b w:val="0"/>
-          <w:sz w:val="24"/>
-        </w:rPr>
-        <w:t>2. 蓝图状态只是清单而非命令：问什么由 LLM 结合对话自主判断，动态规划随文体变化（欧亨利式剧情架构、留白散文、公文、论文不共用一套死板模板）；代码只做防死循环的兜底；</w:t>
-      </w:r>
-    </w:p>
-    <w:p>
-      <w:pPr>
-        <w:spacing w:line="360" w:lineRule="auto" w:after="80"/>
-        <w:ind w:firstLine="480"/>
-      </w:pPr>
-      <w:r>
-        <w:rPr>
-          <w:rFonts w:ascii="Times New Roman" w:hAnsi="Times New Roman" w:eastAsia="宋体"/>
-          <w:b w:val="0"/>
-          <w:sz w:val="24"/>
-        </w:rPr>
-        <w:t>3. RAG 知识背景注入：提问前检索 PKB/阅读记录，让问题更贴用户；</w:t>
-      </w:r>
-    </w:p>
-    <w:p>
-      <w:pPr>
-        <w:spacing w:line="360" w:lineRule="auto" w:after="80"/>
-        <w:ind w:firstLine="480"/>
-      </w:pPr>
-      <w:r>
-        <w:rPr>
-          <w:rFonts w:ascii="Times New Roman" w:hAnsi="Times New Roman" w:eastAsia="宋体"/>
-          <w:b w:val="0"/>
-          <w:sz w:val="24"/>
-        </w:rPr>
-        <w:t>4. 确定性收尾护栏：蓝图字段全齐后，若 LLM 仍追问 ≥2 轮，导演强制放行进大纲——真实模型不遵守 stop 规则也不会死循环。</w:t>
-      </w:r>
-    </w:p>
-    <w:p>
-      <w:pPr>
-        <w:spacing w:line="360" w:lineRule="auto" w:after="80"/>
-        <w:ind w:firstLine="480"/>
-      </w:pPr>
-      <w:r>
-        <w:rPr>
-          <w:rFonts w:ascii="Times New Roman" w:hAnsi="Times New Roman" w:eastAsia="宋体"/>
-          <w:b w:val="0"/>
-          <w:sz w:val="24"/>
-        </w:rPr>
-        <w:t>交互上采用"一次一问 + 我的建议 + A/B/C"的引导模式，并把用户回答按价值分级（L0 空答 → L5 精准指令）："可以/挺好"是推进信号，"不不不"是最珍贵的修正信号——从否定中提炼真需求，而不是回退到模板。每轮附确认清单（✓/…、进度 x/n），让用户看见"自己被认真记录"。</w:t>
-      </w:r>
-    </w:p>
-    <w:p>
-      <w:pPr>
-        <w:spacing w:line="360" w:lineRule="auto" w:after="80"/>
-        <w:ind w:firstLine="480"/>
-      </w:pPr>
-      <w:r>
-        <w:rPr>
-          <w:rFonts w:ascii="Times New Roman" w:hAnsi="Times New Roman" w:eastAsia="宋体"/>
-          <w:b w:val="0"/>
-          <w:sz w:val="24"/>
-        </w:rPr>
-        <w:t>一个真实交互示例：写《差生》时，系统没有问"差生平时做什么"，而是先亮理解、给方向——"差生是哪种'坏'：实锤型（真的有劣迹）/ 姿态型（不配合但没实锤）/ 混合型"，并附推荐理由"姿态型没有实锤，讽刺才最狠"；用户据此确定了全篇的人物定位，后续"不不不，真善美不是甜蜜，是悲凉的反抗"这样的 L4 修正又立刻被吸收进风格档案。澄清不是收集信息，而是引导用户说出更准的话。完整流程如图 3、伪代码如算法 3。</w:t>
+        <w:t>交互采用"一次一问 + 我的建议 + A/B/C"模式，用户回答按信息价值分级（L0 空答 → L5 精准指令）："可以/挺好"为推进信号，"不不不"为修正信号——从否定中提炼真实需求。</w:t>
       </w:r>
     </w:p>
     <w:p>
@@ -2292,7 +2312,7 @@
           <w:b/>
           <w:sz w:val="21"/>
         </w:rPr>
-        <w:t>图3 思想优先的澄清协议：接住推理链，而不是收集填空题</w:t>
+        <w:t>图3 澄清协议：响应推理链（主张→前提→概括→确认→入库→追问）</w:t>
       </w:r>
     </w:p>
     <w:p>
@@ -2305,7 +2325,7 @@
           <w:b/>
           <w:sz w:val="28"/>
         </w:rPr>
-        <w:t>2.4 姿态层反假思考检测（对应 RQ3）</w:t>
+        <w:t>3.5 生成与前置约束</w:t>
       </w:r>
     </w:p>
     <w:p>
@@ -2319,13 +2339,26 @@
           <w:b w:val="0"/>
           <w:sz w:val="24"/>
         </w:rPr>
-        <w:t>本文在真实文本细读中发现，统计指标抓不住一种更高级的 AI 味：表演思考。术语界定："姿态层"（postural layer）指文本在"如何呈现思考过程"这一层面的修辞姿态，对应文学批评中的叙述姿态（narrative stance）概念，区别于可统计的用词与句式层；其检测目标是"表演思考"（performative thinking）——文本以形式上的推进姿态掩盖实质上的空洞。一篇"正确语言的堆积"可以在黑名单、句长标准差、词汇丰富度等全部统计指标上达标（真实样例《语言匮乏》：黑名单 0、句长σ 17.1、TTR 0.59），却让读者感到"这个正在讲述失语的声音，本身也是失语的"。根因有六类，全部位于"姿态层"：</w:t>
+        <w:t>写作以逐节生成为单位（参考"规划—转译—审校"的认知写作模型[12]），携带风格签名与统一简报（知识 + 素材 + 检索来源）。生成提示词包含前置约束：避免金句收束式同义反复、允许冗余与模糊、不替人物开口、反过度释义。这些约束为软性偏好引导，作者可一键否决。</w:t>
       </w:r>
     </w:p>
     <w:p>
       <w:pPr>
-        <w:spacing w:line="336" w:lineRule="auto" w:after="60"/>
-        <w:ind w:left="360"/>
+        <w:spacing w:before="120" w:after="120" w:line="312" w:lineRule="auto"/>
+      </w:pPr>
+      <w:r>
+        <w:rPr>
+          <w:rFonts w:ascii="Times New Roman" w:hAnsi="Times New Roman" w:eastAsia="宋体"/>
+          <w:b/>
+          <w:sz w:val="28"/>
+        </w:rPr>
+        <w:t>3.6 生成后审计：姿态层检测（RQ3）</w:t>
+      </w:r>
+    </w:p>
+    <w:p>
+      <w:pPr>
+        <w:spacing w:line="360" w:lineRule="auto" w:after="80"/>
+        <w:ind w:firstLine="480"/>
       </w:pPr>
       <w:r>
         <w:rPr>
@@ -2333,13 +2366,26 @@
           <w:b w:val="0"/>
           <w:sz w:val="24"/>
         </w:rPr>
-        <w:t>voice（声音分裂）：叙述者被设定的语言能力与成稿实际语言能力矛盾（如失语少年使用学术编辑式复合句）；</w:t>
+        <w:t>术语定义：姿态层（postural layer） 指文本在"如何呈现思考过程"层面的修辞姿态，对应文学批评中的叙述姿态（narrative stance），区别于可统计的用词与句式层；其检测目标是"表演思考"（performative thinking）——文本以形式上的推进姿态掩盖实质上的空洞。检测方法分两层：主路径为 LLM 六层细读（声音/过渡/修辞/引用/翻译体/收尾）+ RAG 作者对照（诊断前检索作者侧写、个人写作 skill 与知识库作参照），区别于规则型反 AI 腔检测工具[13]；确定性正则降级为离线兜底。修复遵守"绝不用新金句替换旧金句"；用《差生》的克制式结尾做回归样例，检验不误伤真实写作。</w:t>
       </w:r>
     </w:p>
     <w:p>
       <w:pPr>
-        <w:spacing w:line="336" w:lineRule="auto" w:after="60"/>
-        <w:ind w:left="360"/>
+        <w:spacing w:before="120" w:after="120" w:line="312" w:lineRule="auto"/>
+      </w:pPr>
+      <w:r>
+        <w:rPr>
+          <w:rFonts w:ascii="Times New Roman" w:hAnsi="Times New Roman" w:eastAsia="宋体"/>
+          <w:b/>
+          <w:sz w:val="28"/>
+        </w:rPr>
+        <w:t>3.7 应用扩展：原意优先翻译</w:t>
+      </w:r>
+    </w:p>
+    <w:p>
+      <w:pPr>
+        <w:spacing w:line="360" w:lineRule="auto" w:after="80"/>
+        <w:ind w:firstLine="480"/>
       </w:pPr>
       <w:r>
         <w:rPr>
@@ -2347,13 +2393,26 @@
           <w:b w:val="0"/>
           <w:sz w:val="24"/>
         </w:rPr>
-        <w:t>transition（过渡公式化）：路标式转折（"后来我想""但这里头有个悖论"）假装推进，甚至站到文本外做元叙述；</w:t>
+        <w:t>本节描述由核心架构（作者表示 + 质检闭环）派生的应用扩展，而非核心研究问题。翻译以先懂后译为原则：先做原意解读（intent/tone/genre/keyImagery/pitfalls），以作者原意为第一标准翻译，再用回译校验闭环钉住质量——信息点核对（保留/丢失/漂移，保真度见式 4）与风格指标对比；翻译只报告不擅自改稿。</w:t>
       </w:r>
     </w:p>
     <w:p>
       <w:pPr>
-        <w:spacing w:line="336" w:lineRule="auto" w:after="60"/>
-        <w:ind w:left="360"/>
+        <w:spacing w:before="120" w:after="120" w:line="312" w:lineRule="auto"/>
+      </w:pPr>
+      <w:r>
+        <w:rPr>
+          <w:rFonts w:ascii="Times New Roman" w:hAnsi="Times New Roman" w:eastAsia="宋体"/>
+          <w:b/>
+          <w:sz w:val="28"/>
+        </w:rPr>
+        <w:t>3.8 工程形态</w:t>
+      </w:r>
+    </w:p>
+    <w:p>
+      <w:pPr>
+        <w:spacing w:line="360" w:lineRule="auto" w:after="80"/>
+        <w:ind w:firstLine="480"/>
       </w:pPr>
       <w:r>
         <w:rPr>
@@ -2361,13 +2420,39 @@
           <w:b w:val="0"/>
           <w:sz w:val="24"/>
         </w:rPr>
-        <w:t>rhetoric（修辞空转）：排比、对仗、重复制造表面节奏，拆开看语义空洞，修辞在代替论证运行；</w:t>
+        <w:t>同一核心以 CLI 与 Web 工作台双形态交付（图 1）；宿主适配、MCP 协议、前端细节与契约测试覆盖矩阵见附录 A。工程上以状态机唯一事实源与契约测试保证可靠性。</w:t>
       </w:r>
     </w:p>
     <w:p>
       <w:pPr>
-        <w:spacing w:line="336" w:lineRule="auto" w:after="60"/>
-        <w:ind w:left="360"/>
+        <w:spacing w:before="200" w:after="120" w:line="312" w:lineRule="auto"/>
+      </w:pPr>
+      <w:r>
+        <w:rPr>
+          <w:rFonts w:ascii="Times New Roman" w:hAnsi="Times New Roman" w:eastAsia="黑体"/>
+          <w:b/>
+          <w:sz w:val="32"/>
+        </w:rPr>
+        <w:t>4 实验设置</w:t>
+      </w:r>
+    </w:p>
+    <w:p>
+      <w:pPr>
+        <w:spacing w:before="120" w:after="120" w:line="312" w:lineRule="auto"/>
+      </w:pPr>
+      <w:r>
+        <w:rPr>
+          <w:rFonts w:ascii="Times New Roman" w:hAnsi="Times New Roman" w:eastAsia="宋体"/>
+          <w:b/>
+          <w:sz w:val="28"/>
+        </w:rPr>
+        <w:t>4.1 语料</w:t>
+      </w:r>
+    </w:p>
+    <w:p>
+      <w:pPr>
+        <w:spacing w:line="360" w:lineRule="auto" w:after="80"/>
+        <w:ind w:firstLine="480"/>
       </w:pPr>
       <w:r>
         <w:rPr>
@@ -2375,13 +2460,26 @@
           <w:b w:val="0"/>
           <w:sz w:val="24"/>
         </w:rPr>
-        <w:t>citation（引用挂靠）：每个理论被精确放在"最应该出现"的位置，暴露检索式写作痕迹，而非真实阅读记忆；</w:t>
+        <w:t>风格距离与建模空间实验使用 6 类真实文本样本：SCULPTOR 目标作者语料、人类名家（史铁生、费孝通）原文、通用模型典型输出（ChatGPT、DeepSeek 代表性文本）、模板公文。作者识别与续写选择实验在该语料上以滑窗切块构造（80 字/步 40）。样本为代表性文本而非固定 API 快照，实验日期 2026-08；LLM 依赖环节（澄清/写作/审计）使用用户配置的模型，配置写入工作区（模型标识、日期、温度等），详见 4.5。</w:t>
       </w:r>
     </w:p>
     <w:p>
       <w:pPr>
-        <w:spacing w:line="336" w:lineRule="auto" w:after="60"/>
-        <w:ind w:left="360"/>
+        <w:spacing w:before="120" w:after="120" w:line="312" w:lineRule="auto"/>
+      </w:pPr>
+      <w:r>
+        <w:rPr>
+          <w:rFonts w:ascii="Times New Roman" w:hAnsi="Times New Roman" w:eastAsia="宋体"/>
+          <w:b/>
+          <w:sz w:val="28"/>
+        </w:rPr>
+        <w:t>4.2 评价指标</w:t>
+      </w:r>
+    </w:p>
+    <w:p>
+      <w:pPr>
+        <w:spacing w:line="360" w:lineRule="auto" w:after="80"/>
+        <w:ind w:firstLine="480"/>
       </w:pPr>
       <w:r>
         <w:rPr>
@@ -2389,13 +2487,13 @@
           <w:b w:val="0"/>
           <w:sz w:val="24"/>
         </w:rPr>
-        <w:t>translate（解释代替呈现）：反复"翻译过来就是""说白了就是"的低配版解释，预设读者不认真读；</w:t>
+        <w:t>风格距离基于 8 维可解释风格特征（式 5），各维度操作定义如下：句长均值 = 按句号/问号/叹号切分后的平均句长（字符数）；句长波动 = 句长标准差；短句占比 = 句长不超过 8 字的句子比例；口语度 = 口语词表（"其实/就是/反正/我觉得/说白了"等）每百字命中率；意象密度 = 意象词表（"像/仿佛/月光/风/石阶"等）每百字命中率；情绪浓度 = 情绪词表（"泪/痛/悲/沉默/空"等）每百字命中率；词汇丰富度 = 字符二元组 TTR；语言新鲜度（不可预测性）= 低连接词密度与低重复率的合成值。全部词表与算法见 scripts/style-vectors.py。</w:t>
       </w:r>
     </w:p>
     <w:p>
       <w:pPr>
-        <w:spacing w:line="336" w:lineRule="auto" w:after="60"/>
-        <w:ind w:left="360"/>
+        <w:spacing w:line="360" w:lineRule="auto" w:after="80"/>
+        <w:ind w:firstLine="480"/>
       </w:pPr>
       <w:r>
         <w:rPr>
@@ -2403,13 +2501,13 @@
           <w:b w:val="0"/>
           <w:sz w:val="24"/>
         </w:rPr>
-        <w:t>ending（金句收尾空转）：形式高潮 + 语义同义反复（"话还在，嘴还在"只是"话到嘴边"的字面拆解）。</w:t>
+        <w:t>逐维 min-max 归一化（式 6）后，作者间风格距离用欧氏距离（式 7）度量；文本级不可预测性用 surprisal 判别式（式 8）与困惑度代理（式 9）。</w:t>
       </w:r>
     </w:p>
     <w:p>
       <w:pPr>
-        <w:spacing w:line="360" w:lineRule="auto" w:after="80"/>
-        <w:ind w:firstLine="480"/>
+        <w:spacing w:line="336" w:lineRule="auto" w:after="60"/>
+        <w:ind w:left="360"/>
       </w:pPr>
       <w:r>
         <w:rPr>
@@ -2417,13 +2515,13 @@
           <w:b w:val="0"/>
           <w:sz w:val="24"/>
         </w:rPr>
-        <w:t>检测方法分两层：主路径为 LLM 六层细读 + RAG 作者对照——诊断前检索作者的 persona 侧写、个人写作 skill 与知识库作为"声音参照物"，先懂作者、再判断像不像作者；六层逐句诊断输出病灶与修法。确定性正则降级为离线兜底（v0.53 完成去硬编码：检测任务交给 LLM，代码只做安全网）。配套治理：写作/扩写/修复三层提示词前置禁令（反金句收束、允许冗余与模糊、不替人物开口、反过度释义），修复遵守"绝不用新金句替换旧金句"；用《差生》的克制式结尾（"他叫我同学。我没有纠正他。"）做回归样例，验证不误伤真实写作。</w:t>
+        <w:t>风格距离：8 维归一化欧氏距离（式 5–7）；</w:t>
       </w:r>
     </w:p>
     <w:p>
       <w:pPr>
-        <w:spacing w:line="360" w:lineRule="auto" w:after="80"/>
-        <w:ind w:firstLine="480"/>
+        <w:spacing w:line="336" w:lineRule="auto" w:after="60"/>
+        <w:ind w:left="360"/>
       </w:pPr>
       <w:r>
         <w:rPr>
@@ -2431,7 +2529,49 @@
           <w:b w:val="0"/>
           <w:sz w:val="24"/>
         </w:rPr>
-        <w:t>作者主权与"写作有权不正确"。 需要澄清：上述"避免金句收束、允许冗余与模糊、不替人物开口"等表述是软性、概率性的偏好引导，不是硬性禁令；每一项建议都可被作者一键否决，风格档案主要由作者亲手修改驱动（L4 权重最高）——系统学的是作者已经写下的选择，而不是反过来规定作者该怎么写。回归样例"他叫我同学。我没有纠正他。"出自作者本人的手笔，系统只是识别并保留它，而不是要求任何文章都这样收尾。写作最伟大的力量在于它有权不正确；因此系统把"否决权"与"说不"的权利保留给作者，读者群像只提供选项与理由，不做最终裁决。</w:t>
+        <w:t>作者识别：块级归属准确率（最近质心，训练/测试划分 60/40 × 12 轮）；</w:t>
+      </w:r>
+    </w:p>
+    <w:p>
+      <w:pPr>
+        <w:spacing w:line="336" w:lineRule="auto" w:after="60"/>
+        <w:ind w:left="360"/>
+      </w:pPr>
+      <w:r>
+        <w:rPr>
+          <w:rFonts w:ascii="Times New Roman" w:hAnsi="Times New Roman" w:eastAsia="宋体"/>
+          <w:b w:val="0"/>
+          <w:sz w:val="24"/>
+        </w:rPr>
+        <w:t>续写选择：二选一命中率（随机基线 50%）；</w:t>
+      </w:r>
+    </w:p>
+    <w:p>
+      <w:pPr>
+        <w:spacing w:line="336" w:lineRule="auto" w:after="60"/>
+        <w:ind w:left="360"/>
+      </w:pPr>
+      <w:r>
+        <w:rPr>
+          <w:rFonts w:ascii="Times New Roman" w:hAnsi="Times New Roman" w:eastAsia="宋体"/>
+          <w:b w:val="0"/>
+          <w:sz w:val="24"/>
+        </w:rPr>
+        <w:t>人类化指标：句长标准差、段落变异系数、句首去重率、二元 TTR；</w:t>
+      </w:r>
+    </w:p>
+    <w:p>
+      <w:pPr>
+        <w:spacing w:line="336" w:lineRule="auto" w:after="60"/>
+        <w:ind w:left="360"/>
+      </w:pPr>
+      <w:r>
+        <w:rPr>
+          <w:rFonts w:ascii="Times New Roman" w:hAnsi="Times New Roman" w:eastAsia="宋体"/>
+          <w:b w:val="0"/>
+          <w:sz w:val="24"/>
+        </w:rPr>
+        <w:t>契约测试：预定义测试用例是否满足输出契约（附录 A）。</w:t>
       </w:r>
     </w:p>
     <w:p>
@@ -2444,7 +2584,7 @@
           <w:b/>
           <w:sz w:val="28"/>
         </w:rPr>
-        <w:t>2.5 原意优先的翻译方法论</w:t>
+        <w:t>4.3 统计口径</w:t>
       </w:r>
     </w:p>
     <w:p>
@@ -2458,7 +2598,20 @@
           <w:b w:val="0"/>
           <w:sz w:val="24"/>
         </w:rPr>
-        <w:t>本节描述一个由核心架构（作者表征 + 质检闭环）自然派生的应用扩展，而非核心研究问题：原意优先的翻译方法论。机器翻译最常见的失败不是"翻错词"，而是丢掉"作者为什么这么说"——双关、文化词、语气与意象在逐字翻译中蒸发，剩下"对的错话"。SCULPTOR 把顺序倒过来：先懂后译。翻译前先做"原意解读"（作者想表达什么、什么语气、什么文体、哪些意象/双关是易损点），翻译以作者原意为第一标准——达意优先于逐字，字面对不上的地方以原意为准；再用回译校验闭环钉住质量：中译英→回译→信息点核对（保留/丢失/漂移）→风格指标对比，并把"翻译损耗"与"原文本来就模糊"区分开。翻译只做校验与报告，不擅自改稿（改动走定点修改）。这套方法论使系统既是写作助手，也是跨语言的"作者原意守门人"。</w:t>
+        <w:t>距离保留两位小数，百分比保留一位小数。作者识别与续写选择报告样本量 n、均值与基线；因样本量小（单篇文本切块），不宣称统计显著性，仅报告"与随机/基线持平或高于基线"，显著性检验列为后续工作（需更大语料与重复实验）。</w:t>
+      </w:r>
+    </w:p>
+    <w:p>
+      <w:pPr>
+        <w:spacing w:before="120" w:after="120" w:line="312" w:lineRule="auto"/>
+      </w:pPr>
+      <w:r>
+        <w:rPr>
+          <w:rFonts w:ascii="Times New Roman" w:hAnsi="Times New Roman" w:eastAsia="宋体"/>
+          <w:b/>
+          <w:sz w:val="28"/>
+        </w:rPr>
+        <w:t>4.4 第三方盲评协议</w:t>
       </w:r>
     </w:p>
     <w:p>
@@ -2472,7 +2625,20 @@
           <w:b w:val="0"/>
           <w:sz w:val="24"/>
         </w:rPr>
-        <w:t>为使"信息不丢"可量化，定义源文信息点集合 K_orig 与回译后保留集合 K_kept，回译保真度（式 9）：</w:t>
+        <w:t>为给澄清协议提供独立因果证据，设计对照实验（工具链已实现：A/B 位置随机化 → blind.json → 问卷 → 二项检验）：同一题目随机分配到思想优先协议组与传统清单式提问组，产出匿名化后由 ≥3 名盲评人在思想深度、个人关联性、作者满意度三维度打分，配对检验组间差异。现有证据为两场真实会话的质性记录，真人样本收集进行中。</w:t>
+      </w:r>
+    </w:p>
+    <w:p>
+      <w:pPr>
+        <w:spacing w:before="120" w:after="120" w:line="312" w:lineRule="auto"/>
+      </w:pPr>
+      <w:r>
+        <w:rPr>
+          <w:rFonts w:ascii="Times New Roman" w:hAnsi="Times New Roman" w:eastAsia="宋体"/>
+          <w:b/>
+          <w:sz w:val="28"/>
+        </w:rPr>
+        <w:t>4.5 可复现性</w:t>
       </w:r>
     </w:p>
     <w:p>
@@ -2486,7 +2652,7 @@
           <w:b w:val="0"/>
           <w:sz w:val="24"/>
         </w:rPr>
-        <w:t>回译报告逐点列出 保留/丢失/漂移，把"翻译损耗"与"原文本来就模糊"区分开；风格指标对比（句长σ、TTR、语言新鲜度）防止"译对了词、丢了味"。以散文《再见》中"毕业就是那个戈多"为例："戈多"既是文化意象又是易损点——直译必丢"等待的落空"这层意味。系统在原意解读阶段把它标注为 pitfalls，翻译时以"等待的落空"为核心意图决定取舍，回译后逐点核对该意象是否仍在；任何丢失只报告、不擅自改稿。完整流程如算法 4。</w:t>
+        <w:t>确定性实验脚本（scripts/style-vectors.py、author-id.py、author-predict.py、style-mds.py）固定特征函数与随机种子，可离线复现。LLM 依赖环节记录模型标识、日期与配置（写入工作区 config）；因通用模型为动态产品，不使用"ChatGPT/DeepSeek"指代固定快照，样本明确标注为代表性文本。</w:t>
       </w:r>
     </w:p>
     <w:p>
@@ -2499,7 +2665,7 @@
           <w:b/>
           <w:sz w:val="32"/>
         </w:rPr>
-        <w:t>3 实验与评估</w:t>
+        <w:t>5 结果</w:t>
       </w:r>
     </w:p>
     <w:p>
@@ -2512,7 +2678,7 @@
           <w:b/>
           <w:sz w:val="28"/>
         </w:rPr>
-        <w:t>3.1 全链路自动化测试（对应 RQ4）</w:t>
+        <w:t>5.1 工程契约测试</w:t>
       </w:r>
     </w:p>
     <w:p>
@@ -2526,7 +2692,20 @@
           <w:b w:val="0"/>
           <w:sz w:val="24"/>
         </w:rPr>
-        <w:t>系统以可复现的离线测试为质量基线：agent 端 20 套 + web 端 7 套自动化 QA 全部通过，覆盖：澄清一次一问与低意愿逃生、实时大纲（生成/编辑/完成度结算）、逐节写作字数达标（85% 阈值 + 扩写两轮）、红队 8 类文体 × 6 类对抗输入、十种用户说法全链路、风格差异对照、12000 字长文端到端（结构不变量断言）、翻译/回译校验、假思考六层细读、学术规范审计（标点混用/口语化/摘要长度/引用顺序/关键词）、全格式导出、前端接线静态检查（所有 $() 引用有对应 id、30 个前端调用零断链）。CI 另含密钥扫描与引擎一致性检查。测试不仅验证"产出非空"，还验证"结构不变量"——长文逐节写回时节标题被粘进正文的真实 bug，正是被结构断言捕获并修复的（v0.42.1）。</w:t>
+        <w:t>全部预定义测试用例均满足输出契约：agent 20 套 + web 7 套，覆盖澄清一次一问与低意愿逃生、实时大纲、字数达标、红队 8 文体 × 6 对抗输入、十种用户说法、长文端到端（12000 字，结构不变量断言）、翻译/回译、假思考六层细读、学术规范审计、全格式导出与前端接线。覆盖矩阵与多组实验数据汇总见附录 A。</w:t>
+      </w:r>
+    </w:p>
+    <w:p>
+      <w:pPr>
+        <w:spacing w:before="120" w:after="120" w:line="312" w:lineRule="auto"/>
+      </w:pPr>
+      <w:r>
+        <w:rPr>
+          <w:rFonts w:ascii="Times New Roman" w:hAnsi="Times New Roman" w:eastAsia="宋体"/>
+          <w:b/>
+          <w:sz w:val="28"/>
+        </w:rPr>
+        <w:t>5.2 文本统计与反 AI 审计</w:t>
       </w:r>
     </w:p>
     <w:p>
@@ -2540,623 +2719,23 @@
           <w:b w:val="0"/>
           <w:sz w:val="24"/>
         </w:rPr>
-        <w:t>表 2　QA 覆盖矩阵（agent 20 套 + web 7 套，全绿）</w:t>
+        <w:t>反 AI 审计的确定性部分提取"像/如同/仿佛"后的喻体并做归一化，跨句重复即标记（判定标准：同一喻体在非并列结构中跨节重复且无递进，可复现规则而非审美偏好）；修订由 LLM 按作者档案给出并经作者确认。真实任务中，跨节重复比喻被检出并改为不同意象，终审黑名单 0、硬失败 0。</w:t>
       </w:r>
     </w:p>
-    <w:tbl>
-      <w:tblPr>
-        <w:tblStyle w:val="TableGrid"/>
-        <w:tblW w:type="auto" w:w="0"/>
-        <w:jc w:val="center"/>
-        <w:tblLook w:firstColumn="1" w:firstRow="1" w:lastColumn="0" w:lastRow="0" w:noHBand="0" w:noVBand="1" w:val="04A0"/>
-      </w:tblPr>
-      <w:tblGrid>
-        <w:gridCol w:w="3060"/>
-        <w:gridCol w:w="3060"/>
-        <w:gridCol w:w="3060"/>
-      </w:tblGrid>
-      <w:tr>
-        <w:tc>
-          <w:tcPr>
-            <w:tcW w:type="dxa" w:w="3060"/>
-          </w:tcPr>
-          <w:p>
-            <w:r/>
-            <w:r>
-              <w:rPr>
-                <w:rFonts w:ascii="Times New Roman" w:hAnsi="Times New Roman" w:eastAsia="宋体"/>
-                <w:b/>
-                <w:sz w:val="21"/>
-              </w:rPr>
-              <w:t>覆盖类别</w:t>
-            </w:r>
-          </w:p>
-        </w:tc>
-        <w:tc>
-          <w:tcPr>
-            <w:tcW w:type="dxa" w:w="3060"/>
-          </w:tcPr>
-          <w:p>
-            <w:r/>
-            <w:r>
-              <w:rPr>
-                <w:rFonts w:ascii="Times New Roman" w:hAnsi="Times New Roman" w:eastAsia="宋体"/>
-                <w:b/>
-                <w:sz w:val="21"/>
-              </w:rPr>
-              <w:t>代表套件</w:t>
-            </w:r>
-          </w:p>
-        </w:tc>
-        <w:tc>
-          <w:tcPr>
-            <w:tcW w:type="dxa" w:w="3060"/>
-          </w:tcPr>
-          <w:p>
-            <w:r/>
-            <w:r>
-              <w:rPr>
-                <w:rFonts w:ascii="Times New Roman" w:hAnsi="Times New Roman" w:eastAsia="宋体"/>
-                <w:b/>
-                <w:sz w:val="21"/>
-              </w:rPr>
-              <w:t>验收口径</w:t>
-            </w:r>
-          </w:p>
-        </w:tc>
-      </w:tr>
-      <w:tr>
-        <w:tc>
-          <w:tcPr>
-            <w:tcW w:type="dxa" w:w="3060"/>
-          </w:tcPr>
-          <w:p>
-            <w:r/>
-            <w:r>
-              <w:rPr>
-                <w:rFonts w:ascii="Times New Roman" w:hAnsi="Times New Roman" w:eastAsia="宋体"/>
-                <w:b w:val="0"/>
-                <w:sz w:val="21"/>
-              </w:rPr>
-              <w:t>澄清交互</w:t>
-            </w:r>
-          </w:p>
-        </w:tc>
-        <w:tc>
-          <w:tcPr>
-            <w:tcW w:type="dxa" w:w="3060"/>
-          </w:tcPr>
-          <w:p>
-            <w:r/>
-            <w:r>
-              <w:rPr>
-                <w:rFonts w:ascii="Times New Roman" w:hAnsi="Times New Roman" w:eastAsia="宋体"/>
-                <w:b w:val="0"/>
-                <w:sz w:val="21"/>
-              </w:rPr>
-              <w:t>agent: intent-lowwill / guide / thinking</w:t>
-            </w:r>
-          </w:p>
-        </w:tc>
-        <w:tc>
-          <w:tcPr>
-            <w:tcW w:type="dxa" w:w="3060"/>
-          </w:tcPr>
-          <w:p>
-            <w:r/>
-            <w:r>
-              <w:rPr>
-                <w:rFonts w:ascii="Times New Roman" w:hAnsi="Times New Roman" w:eastAsia="宋体"/>
-                <w:b w:val="0"/>
-                <w:sz w:val="21"/>
-              </w:rPr>
-              <w:t>一次一问；低意愿逃生；不主动收尾护栏</w:t>
-            </w:r>
-          </w:p>
-        </w:tc>
-      </w:tr>
-      <w:tr>
-        <w:tc>
-          <w:tcPr>
-            <w:tcW w:type="dxa" w:w="3060"/>
-          </w:tcPr>
-          <w:p>
-            <w:r/>
-            <w:r>
-              <w:rPr>
-                <w:rFonts w:ascii="Times New Roman" w:hAnsi="Times New Roman" w:eastAsia="宋体"/>
-                <w:b w:val="0"/>
-                <w:sz w:val="21"/>
-              </w:rPr>
-              <w:t>实时大纲</w:t>
-            </w:r>
-          </w:p>
-        </w:tc>
-        <w:tc>
-          <w:tcPr>
-            <w:tcW w:type="dxa" w:w="3060"/>
-          </w:tcPr>
-          <w:p>
-            <w:r/>
-            <w:r>
-              <w:rPr>
-                <w:rFonts w:ascii="Times New Roman" w:hAnsi="Times New Roman" w:eastAsia="宋体"/>
-                <w:b w:val="0"/>
-                <w:sz w:val="21"/>
-              </w:rPr>
-              <w:t>agent: live-outline；web: fullflow-qa</w:t>
-            </w:r>
-          </w:p>
-        </w:tc>
-        <w:tc>
-          <w:tcPr>
-            <w:tcW w:type="dxa" w:w="3060"/>
-          </w:tcPr>
-          <w:p>
-            <w:r/>
-            <w:r>
-              <w:rPr>
-                <w:rFonts w:ascii="Times New Roman" w:hAnsi="Times New Roman" w:eastAsia="宋体"/>
-                <w:b w:val="0"/>
-                <w:sz w:val="21"/>
-              </w:rPr>
-              <w:t>生成/编辑/完成度结算，完成即进入写作</w:t>
-            </w:r>
-          </w:p>
-        </w:tc>
-      </w:tr>
-      <w:tr>
-        <w:tc>
-          <w:tcPr>
-            <w:tcW w:type="dxa" w:w="3060"/>
-          </w:tcPr>
-          <w:p>
-            <w:r/>
-            <w:r>
-              <w:rPr>
-                <w:rFonts w:ascii="Times New Roman" w:hAnsi="Times New Roman" w:eastAsia="宋体"/>
-                <w:b w:val="0"/>
-                <w:sz w:val="21"/>
-              </w:rPr>
-              <w:t>写作与字数</w:t>
-            </w:r>
-          </w:p>
-        </w:tc>
-        <w:tc>
-          <w:tcPr>
-            <w:tcW w:type="dxa" w:w="3060"/>
-          </w:tcPr>
-          <w:p>
-            <w:r/>
-            <w:r>
-              <w:rPr>
-                <w:rFonts w:ascii="Times New Roman" w:hAnsi="Times New Roman" w:eastAsia="宋体"/>
-                <w:b w:val="0"/>
-                <w:sz w:val="21"/>
-              </w:rPr>
-              <w:t>agent: completion-guard / e2e</w:t>
-            </w:r>
-          </w:p>
-        </w:tc>
-        <w:tc>
-          <w:tcPr>
-            <w:tcW w:type="dxa" w:w="3060"/>
-          </w:tcPr>
-          <w:p>
-            <w:r/>
-            <w:r>
-              <w:rPr>
-                <w:rFonts w:ascii="Times New Roman" w:hAnsi="Times New Roman" w:eastAsia="宋体"/>
-                <w:b w:val="0"/>
-                <w:sz w:val="21"/>
-              </w:rPr>
-              <w:t>85% 阈值 + 扩写两轮</w:t>
-            </w:r>
-          </w:p>
-        </w:tc>
-      </w:tr>
-      <w:tr>
-        <w:tc>
-          <w:tcPr>
-            <w:tcW w:type="dxa" w:w="3060"/>
-          </w:tcPr>
-          <w:p>
-            <w:r/>
-            <w:r>
-              <w:rPr>
-                <w:rFonts w:ascii="Times New Roman" w:hAnsi="Times New Roman" w:eastAsia="宋体"/>
-                <w:b w:val="0"/>
-                <w:sz w:val="21"/>
-              </w:rPr>
-              <w:t>风格与向量</w:t>
-            </w:r>
-          </w:p>
-        </w:tc>
-        <w:tc>
-          <w:tcPr>
-            <w:tcW w:type="dxa" w:w="3060"/>
-          </w:tcPr>
-          <w:p>
-            <w:r/>
-            <w:r>
-              <w:rPr>
-                <w:rFonts w:ascii="Times New Roman" w:hAnsi="Times New Roman" w:eastAsia="宋体"/>
-                <w:b w:val="0"/>
-                <w:sz w:val="21"/>
-              </w:rPr>
-              <w:t>agent: experiment / v23；web: final-qa</w:t>
-            </w:r>
-          </w:p>
-        </w:tc>
-        <w:tc>
-          <w:tcPr>
-            <w:tcW w:type="dxa" w:w="3060"/>
-          </w:tcPr>
-          <w:p>
-            <w:r/>
-            <w:r>
-              <w:rPr>
-                <w:rFonts w:ascii="Times New Roman" w:hAnsi="Times New Roman" w:eastAsia="宋体"/>
-                <w:b w:val="0"/>
-                <w:sz w:val="21"/>
-              </w:rPr>
-              <w:t>同题三风格对照统计显著不同</w:t>
-            </w:r>
-          </w:p>
-        </w:tc>
-      </w:tr>
-      <w:tr>
-        <w:tc>
-          <w:tcPr>
-            <w:tcW w:type="dxa" w:w="3060"/>
-          </w:tcPr>
-          <w:p>
-            <w:r/>
-            <w:r>
-              <w:rPr>
-                <w:rFonts w:ascii="Times New Roman" w:hAnsi="Times New Roman" w:eastAsia="宋体"/>
-                <w:b w:val="0"/>
-                <w:sz w:val="21"/>
-              </w:rPr>
-              <w:t>RAG 与知识库</w:t>
-            </w:r>
-          </w:p>
-        </w:tc>
-        <w:tc>
-          <w:tcPr>
-            <w:tcW w:type="dxa" w:w="3060"/>
-          </w:tcPr>
-          <w:p>
-            <w:r/>
-            <w:r>
-              <w:rPr>
-                <w:rFonts w:ascii="Times New Roman" w:hAnsi="Times New Roman" w:eastAsia="宋体"/>
-                <w:b w:val="0"/>
-                <w:sz w:val="21"/>
-              </w:rPr>
-              <w:t>agent: rag / knowledge / persona-rag / asset-academic-character</w:t>
-            </w:r>
-          </w:p>
-        </w:tc>
-        <w:tc>
-          <w:tcPr>
-            <w:tcW w:type="dxa" w:w="3060"/>
-          </w:tcPr>
-          <w:p>
-            <w:r/>
-            <w:r>
-              <w:rPr>
-                <w:rFonts w:ascii="Times New Roman" w:hAnsi="Times New Roman" w:eastAsia="宋体"/>
-                <w:b w:val="0"/>
-                <w:sz w:val="21"/>
-              </w:rPr>
-              <w:t>排队→回灌→缺口节重写→重审计</w:t>
-            </w:r>
-          </w:p>
-        </w:tc>
-      </w:tr>
-      <w:tr>
-        <w:tc>
-          <w:tcPr>
-            <w:tcW w:type="dxa" w:w="3060"/>
-          </w:tcPr>
-          <w:p>
-            <w:r/>
-            <w:r>
-              <w:rPr>
-                <w:rFonts w:ascii="Times New Roman" w:hAnsi="Times New Roman" w:eastAsia="宋体"/>
-                <w:b w:val="0"/>
-                <w:sz w:val="21"/>
-              </w:rPr>
-              <w:t>假思考检测</w:t>
-            </w:r>
-          </w:p>
-        </w:tc>
-        <w:tc>
-          <w:tcPr>
-            <w:tcW w:type="dxa" w:w="3060"/>
-          </w:tcPr>
-          <w:p>
-            <w:r/>
-            <w:r>
-              <w:rPr>
-                <w:rFonts w:ascii="Times New Roman" w:hAnsi="Times New Roman" w:eastAsia="宋体"/>
-                <w:b w:val="0"/>
-                <w:sz w:val="21"/>
-              </w:rPr>
-              <w:t>agent: fake-thinking</w:t>
-            </w:r>
-          </w:p>
-        </w:tc>
-        <w:tc>
-          <w:tcPr>
-            <w:tcW w:type="dxa" w:w="3060"/>
-          </w:tcPr>
-          <w:p>
-            <w:r/>
-            <w:r>
-              <w:rPr>
-                <w:rFonts w:ascii="Times New Roman" w:hAnsi="Times New Roman" w:eastAsia="宋体"/>
-                <w:b w:val="0"/>
-                <w:sz w:val="21"/>
-              </w:rPr>
-              <w:t>六层细读命中病灶、不误伤克制式结尾</w:t>
-            </w:r>
-          </w:p>
-        </w:tc>
-      </w:tr>
-      <w:tr>
-        <w:tc>
-          <w:tcPr>
-            <w:tcW w:type="dxa" w:w="3060"/>
-          </w:tcPr>
-          <w:p>
-            <w:r/>
-            <w:r>
-              <w:rPr>
-                <w:rFonts w:ascii="Times New Roman" w:hAnsi="Times New Roman" w:eastAsia="宋体"/>
-                <w:b w:val="0"/>
-                <w:sz w:val="21"/>
-              </w:rPr>
-              <w:t>学术规范审计</w:t>
-            </w:r>
-          </w:p>
-        </w:tc>
-        <w:tc>
-          <w:tcPr>
-            <w:tcW w:type="dxa" w:w="3060"/>
-          </w:tcPr>
-          <w:p>
-            <w:r/>
-            <w:r>
-              <w:rPr>
-                <w:rFonts w:ascii="Times New Roman" w:hAnsi="Times New Roman" w:eastAsia="宋体"/>
-                <w:b w:val="0"/>
-                <w:sz w:val="21"/>
-              </w:rPr>
-              <w:t>agent: academic-norm</w:t>
-            </w:r>
-          </w:p>
-        </w:tc>
-        <w:tc>
-          <w:tcPr>
-            <w:tcW w:type="dxa" w:w="3060"/>
-          </w:tcPr>
-          <w:p>
-            <w:r/>
-            <w:r>
-              <w:rPr>
-                <w:rFonts w:ascii="Times New Roman" w:hAnsi="Times New Roman" w:eastAsia="宋体"/>
-                <w:b w:val="0"/>
-                <w:sz w:val="21"/>
-              </w:rPr>
-              <w:t>标点混用/口语化/摘要长度/引用顺序/关键词；LLM 深审 + 确定性兜底</w:t>
-            </w:r>
-          </w:p>
-        </w:tc>
-      </w:tr>
-      <w:tr>
-        <w:tc>
-          <w:tcPr>
-            <w:tcW w:type="dxa" w:w="3060"/>
-          </w:tcPr>
-          <w:p>
-            <w:r/>
-            <w:r>
-              <w:rPr>
-                <w:rFonts w:ascii="Times New Roman" w:hAnsi="Times New Roman" w:eastAsia="宋体"/>
-                <w:b w:val="0"/>
-                <w:sz w:val="21"/>
-              </w:rPr>
-              <w:t>红队压测</w:t>
-            </w:r>
-          </w:p>
-        </w:tc>
-        <w:tc>
-          <w:tcPr>
-            <w:tcW w:type="dxa" w:w="3060"/>
-          </w:tcPr>
-          <w:p>
-            <w:r/>
-            <w:r>
-              <w:rPr>
-                <w:rFonts w:ascii="Times New Roman" w:hAnsi="Times New Roman" w:eastAsia="宋体"/>
-                <w:b w:val="0"/>
-                <w:sz w:val="21"/>
-              </w:rPr>
-              <w:t>agent: e2e；web: redteam-qa</w:t>
-            </w:r>
-          </w:p>
-        </w:tc>
-        <w:tc>
-          <w:tcPr>
-            <w:tcW w:type="dxa" w:w="3060"/>
-          </w:tcPr>
-          <w:p>
-            <w:r/>
-            <w:r>
-              <w:rPr>
-                <w:rFonts w:ascii="Times New Roman" w:hAnsi="Times New Roman" w:eastAsia="宋体"/>
-                <w:b w:val="0"/>
-                <w:sz w:val="21"/>
-              </w:rPr>
-              <w:t>8 文体 × 6 对抗输入全流程通过</w:t>
-            </w:r>
-          </w:p>
-        </w:tc>
-      </w:tr>
-      <w:tr>
-        <w:tc>
-          <w:tcPr>
-            <w:tcW w:type="dxa" w:w="3060"/>
-          </w:tcPr>
-          <w:p>
-            <w:r/>
-            <w:r>
-              <w:rPr>
-                <w:rFonts w:ascii="Times New Roman" w:hAnsi="Times New Roman" w:eastAsia="宋体"/>
-                <w:b w:val="0"/>
-                <w:sz w:val="21"/>
-              </w:rPr>
-              <w:t>翻译/回译</w:t>
-            </w:r>
-          </w:p>
-        </w:tc>
-        <w:tc>
-          <w:tcPr>
-            <w:tcW w:type="dxa" w:w="3060"/>
-          </w:tcPr>
-          <w:p>
-            <w:r/>
-            <w:r>
-              <w:rPr>
-                <w:rFonts w:ascii="Times New Roman" w:hAnsi="Times New Roman" w:eastAsia="宋体"/>
-                <w:b w:val="0"/>
-                <w:sz w:val="21"/>
-              </w:rPr>
-              <w:t>agent: roundtrip</w:t>
-            </w:r>
-          </w:p>
-        </w:tc>
-        <w:tc>
-          <w:tcPr>
-            <w:tcW w:type="dxa" w:w="3060"/>
-          </w:tcPr>
-          <w:p>
-            <w:r/>
-            <w:r>
-              <w:rPr>
-                <w:rFonts w:ascii="Times New Roman" w:hAnsi="Times New Roman" w:eastAsia="宋体"/>
-                <w:b w:val="0"/>
-                <w:sz w:val="21"/>
-              </w:rPr>
-              <w:t>信息点保留/丢失/漂移核对</w:t>
-            </w:r>
-          </w:p>
-        </w:tc>
-      </w:tr>
-      <w:tr>
-        <w:tc>
-          <w:tcPr>
-            <w:tcW w:type="dxa" w:w="3060"/>
-          </w:tcPr>
-          <w:p>
-            <w:r/>
-            <w:r>
-              <w:rPr>
-                <w:rFonts w:ascii="Times New Roman" w:hAnsi="Times New Roman" w:eastAsia="宋体"/>
-                <w:b w:val="0"/>
-                <w:sz w:val="21"/>
-              </w:rPr>
-              <w:t>长文端到端</w:t>
-            </w:r>
-          </w:p>
-        </w:tc>
-        <w:tc>
-          <w:tcPr>
-            <w:tcW w:type="dxa" w:w="3060"/>
-          </w:tcPr>
-          <w:p>
-            <w:r/>
-            <w:r>
-              <w:rPr>
-                <w:rFonts w:ascii="Times New Roman" w:hAnsi="Times New Roman" w:eastAsia="宋体"/>
-                <w:b w:val="0"/>
-                <w:sz w:val="21"/>
-              </w:rPr>
-              <w:t>agent: e2e；web: longform-qa</w:t>
-            </w:r>
-          </w:p>
-        </w:tc>
-        <w:tc>
-          <w:tcPr>
-            <w:tcW w:type="dxa" w:w="3060"/>
-          </w:tcPr>
-          <w:p>
-            <w:r/>
-            <w:r>
-              <w:rPr>
-                <w:rFonts w:ascii="Times New Roman" w:hAnsi="Times New Roman" w:eastAsia="宋体"/>
-                <w:b w:val="0"/>
-                <w:sz w:val="21"/>
-              </w:rPr>
-              <w:t>12000 字结构不变量断言</w:t>
-            </w:r>
-          </w:p>
-        </w:tc>
-      </w:tr>
-      <w:tr>
-        <w:tc>
-          <w:tcPr>
-            <w:tcW w:type="dxa" w:w="3060"/>
-          </w:tcPr>
-          <w:p>
-            <w:r/>
-            <w:r>
-              <w:rPr>
-                <w:rFonts w:ascii="Times New Roman" w:hAnsi="Times New Roman" w:eastAsia="宋体"/>
-                <w:b w:val="0"/>
-                <w:sz w:val="21"/>
-              </w:rPr>
-              <w:t>前端接线</w:t>
-            </w:r>
-          </w:p>
-        </w:tc>
-        <w:tc>
-          <w:tcPr>
-            <w:tcW w:type="dxa" w:w="3060"/>
-          </w:tcPr>
-          <w:p>
-            <w:r/>
-            <w:r>
-              <w:rPr>
-                <w:rFonts w:ascii="Times New Roman" w:hAnsi="Times New Roman" w:eastAsia="宋体"/>
-                <w:b w:val="0"/>
-                <w:sz w:val="21"/>
-              </w:rPr>
-              <w:t>web: api-smoke / deep-qa / persona-qa</w:t>
-            </w:r>
-          </w:p>
-        </w:tc>
-        <w:tc>
-          <w:tcPr>
-            <w:tcW w:type="dxa" w:w="3060"/>
-          </w:tcPr>
-          <w:p>
-            <w:r/>
-            <w:r>
-              <w:rPr>
-                <w:rFonts w:ascii="Times New Roman" w:hAnsi="Times New Roman" w:eastAsia="宋体"/>
-                <w:b w:val="0"/>
-                <w:sz w:val="21"/>
-              </w:rPr>
-              <w:t>30 个调用点零断链、HTTP 方法一致</w:t>
-            </w:r>
-          </w:p>
-        </w:tc>
-      </w:tr>
-    </w:tbl>
-    <w:p/>
+    <w:p>
+      <w:pPr>
+        <w:spacing w:line="360" w:lineRule="auto" w:after="80"/>
+        <w:ind w:firstLine="480"/>
+      </w:pPr>
+      <w:r>
+        <w:rPr>
+          <w:rFonts w:ascii="Times New Roman" w:hAnsi="Times New Roman" w:eastAsia="宋体"/>
+          <w:b w:val="0"/>
+          <w:sz w:val="24"/>
+        </w:rPr>
+        <w:t>成稿人类化指标四量纲：句长标准差 14.4、段落变异系数 0.45、句首去重率 81%、二元 TTR 0.78。</w:t>
+      </w:r>
+    </w:p>
     <w:p>
       <w:pPr>
         <w:spacing w:before="120" w:after="120" w:line="312" w:lineRule="auto"/>
@@ -3167,7 +2746,7 @@
           <w:b/>
           <w:sz w:val="28"/>
         </w:rPr>
-        <w:t>3.2 反 AI 审计与人类化指标（对应 RQ3 的实证）</w:t>
+        <w:t>5.3 风格距离与建模空间</w:t>
       </w:r>
     </w:p>
     <w:p>
@@ -3181,7 +2760,7 @@
           <w:b w:val="0"/>
           <w:sz w:val="24"/>
         </w:rPr>
-        <w:t>真实任务中，反 AI 审计检出并自动修复了跨节重复比喻（初稿"像有人跟在后面"跨节出现两次，自动改为"像旧朝宫人踏过回廊"）、句式复用与套话；终审黑名单 0、硬失败 0。成稿人类化指标四量纲全部落在真人写作区间：句长标准差 14.4、段落变异系数 0.45、句首去重率 81%、词汇二元 TTR 0.78。</w:t>
+        <w:t>按式 5–7，6 类文本的风格特征热力网格与归一化欧氏距离矩阵见图 4、图 5 与表 3；距离矩阵的二维经典 MDS 投影见图 6（Kruskal Stress-1 = 0.212，中等拟合）；写作能力综合评分（式 10）见表 4 与图 7。</w:t>
       </w:r>
     </w:p>
     <w:p>
@@ -3195,166 +2774,7 @@
           <w:b w:val="0"/>
           <w:sz w:val="24"/>
         </w:rPr>
-        <w:t>该案例的检测是确定性的：系统提取"像/如同/仿佛"后的喻体并做归一化，跨句重复即标记（redteam.js）；判定为病灶的标准是"同一喻体在非并列结构中跨节重复且无递进"，这是可复现的规则而非审美偏好。修订由 LLM 结合作者风格档案自动给出（遵守"绝不用新金句替换旧金句"），最终经作者确认保留——该案例是"系统自主检测 + 自动修订 + 人工确认"的完整记录。</w:t>
-      </w:r>
-    </w:p>
-    <w:p>
-      <w:pPr>
-        <w:spacing w:line="360" w:lineRule="auto" w:after="80"/>
-        <w:ind w:firstLine="480"/>
-      </w:pPr>
-      <w:r>
-        <w:rPr>
-          <w:rFonts w:ascii="Times New Roman" w:hAnsi="Times New Roman" w:eastAsia="宋体"/>
-          <w:b w:val="0"/>
-          <w:sz w:val="24"/>
-        </w:rPr>
-        <w:t>需要诚实指出：统计层指标抓不住姿态层假思考（见 2.4 节）；v0.53 以 LLM 六层细读 + RAG 作者对照补上后，对《语言匮乏》类文本能逐层命中病灶，对《差生》类真实写作不误伤——这正是"先懂作者、再判断像不像作者"的自洽证明。</w:t>
-      </w:r>
-    </w:p>
-    <w:p>
-      <w:pPr>
-        <w:spacing w:before="120" w:after="120" w:line="312" w:lineRule="auto"/>
-      </w:pPr>
-      <w:r>
-        <w:rPr>
-          <w:rFonts w:ascii="Times New Roman" w:hAnsi="Times New Roman" w:eastAsia="宋体"/>
-          <w:b/>
-          <w:sz w:val="28"/>
-        </w:rPr>
-        <w:t>3.3 风格向量对比实验（对应 RQ1 的实证）</w:t>
-      </w:r>
-    </w:p>
-    <w:p>
-      <w:pPr>
-        <w:spacing w:line="360" w:lineRule="auto" w:after="80"/>
-        <w:ind w:firstLine="480"/>
-      </w:pPr>
-      <w:r>
-        <w:rPr>
-          <w:rFonts w:ascii="Times New Roman" w:hAnsi="Times New Roman" w:eastAsia="宋体"/>
-          <w:b w:val="0"/>
-          <w:sz w:val="24"/>
-        </w:rPr>
-        <w:t>按第 2.2.1 节的定义，我们用 8 维可解释风格特征对 6 类文本（SCULPTOR 作者、人类名家史铁生与费孝通、ChatGPT 与 DeepSeek 通用基线、模板公文基线）计算归一化向量与欧氏距离，全部由 scripts/style-vectors.py 确定性复现（特征函数固定、无随机）。风格特征热力网格与距离矩阵见图 4、图 5 与表 3；随后用经典 MDS 将距离矩阵降维到二维风格建模空间（图 6），让"人类与机器分域"直接可视化；写作能力综合评分见图 7 与表 4。</w:t>
-      </w:r>
-    </w:p>
-    <w:p>
-      <w:pPr>
-        <w:jc w:val="center"/>
-      </w:pPr>
-      <w:r>
-        <w:drawing>
-          <wp:inline xmlns:a="http://schemas.openxmlformats.org/drawingml/2006/main" xmlns:pic="http://schemas.openxmlformats.org/drawingml/2006/picture">
-            <wp:extent cx="5220000" cy="3185085"/>
-            <wp:docPr id="4" name="Picture 4"/>
-            <wp:cNvGraphicFramePr>
-              <a:graphicFrameLocks noChangeAspect="1"/>
-            </wp:cNvGraphicFramePr>
-            <a:graphic>
-              <a:graphicData uri="http://schemas.openxmlformats.org/drawingml/2006/picture">
-                <pic:pic>
-                  <pic:nvPicPr>
-                    <pic:cNvPr id="0" name="style-vectors-heatmap.png"/>
-                    <pic:cNvPicPr/>
-                  </pic:nvPicPr>
-                  <pic:blipFill>
-                    <a:blip r:embed="rId12"/>
-                    <a:stretch>
-                      <a:fillRect/>
-                    </a:stretch>
-                  </pic:blipFill>
-                  <pic:spPr>
-                    <a:xfrm>
-                      <a:off x="0" y="0"/>
-                      <a:ext cx="5220000" cy="3185085"/>
-                    </a:xfrm>
-                    <a:prstGeom prst="rect"/>
-                  </pic:spPr>
-                </pic:pic>
-              </a:graphicData>
-            </a:graphic>
-          </wp:inline>
-        </w:drawing>
-      </w:r>
-    </w:p>
-    <w:p>
-      <w:pPr>
-        <w:jc w:val="center"/>
-      </w:pPr>
-      <w:r>
-        <w:rPr>
-          <w:rFonts w:ascii="Times New Roman" w:hAnsi="Times New Roman" w:eastAsia="宋体"/>
-          <w:b/>
-          <w:sz w:val="21"/>
-        </w:rPr>
-        <w:t>图4 多维风格向量热力网格：SCULPTOR vs 名家 vs 通用模型 vs 模板</w:t>
-      </w:r>
-    </w:p>
-    <w:p>
-      <w:pPr>
-        <w:jc w:val="center"/>
-      </w:pPr>
-      <w:r>
-        <w:drawing>
-          <wp:inline xmlns:a="http://schemas.openxmlformats.org/drawingml/2006/main" xmlns:pic="http://schemas.openxmlformats.org/drawingml/2006/picture">
-            <wp:extent cx="5220000" cy="3362034"/>
-            <wp:docPr id="5" name="Picture 5"/>
-            <wp:cNvGraphicFramePr>
-              <a:graphicFrameLocks noChangeAspect="1"/>
-            </wp:cNvGraphicFramePr>
-            <a:graphic>
-              <a:graphicData uri="http://schemas.openxmlformats.org/drawingml/2006/picture">
-                <pic:pic>
-                  <pic:nvPicPr>
-                    <pic:cNvPr id="0" name="style-vectors-distance.png"/>
-                    <pic:cNvPicPr/>
-                  </pic:nvPicPr>
-                  <pic:blipFill>
-                    <a:blip r:embed="rId13"/>
-                    <a:stretch>
-                      <a:fillRect/>
-                    </a:stretch>
-                  </pic:blipFill>
-                  <pic:spPr>
-                    <a:xfrm>
-                      <a:off x="0" y="0"/>
-                      <a:ext cx="5220000" cy="3362034"/>
-                    </a:xfrm>
-                    <a:prstGeom prst="rect"/>
-                  </pic:spPr>
-                </pic:pic>
-              </a:graphicData>
-            </a:graphic>
-          </wp:inline>
-        </w:drawing>
-      </w:r>
-    </w:p>
-    <w:p>
-      <w:pPr>
-        <w:jc w:val="center"/>
-      </w:pPr>
-      <w:r>
-        <w:rPr>
-          <w:rFonts w:ascii="Times New Roman" w:hAnsi="Times New Roman" w:eastAsia="宋体"/>
-          <w:b/>
-          <w:sz w:val="21"/>
-        </w:rPr>
-        <w:t>图5 风格距离矩阵：SCULPTOR 与人类名家同侧、与 AI 腔异侧</w:t>
-      </w:r>
-    </w:p>
-    <w:p>
-      <w:pPr>
-        <w:spacing w:line="360" w:lineRule="auto" w:after="80"/>
-        <w:ind w:firstLine="480"/>
-      </w:pPr>
-      <w:r>
-        <w:rPr>
-          <w:rFonts w:ascii="Times New Roman" w:hAnsi="Times New Roman" w:eastAsia="宋体"/>
-          <w:b w:val="0"/>
-          <w:sz w:val="24"/>
-        </w:rPr>
-        <w:t>表 3　实测风格距离矩阵（欧氏距离，越小越像）</w:t>
+        <w:t>表 3　风格距离矩阵（8 维归一化欧氏距离，两位小数）</w:t>
       </w:r>
     </w:p>
     <w:tbl>
@@ -4175,16 +3595,106 @@
     <w:p/>
     <w:p>
       <w:pPr>
-        <w:spacing w:line="360" w:lineRule="auto" w:after="80"/>
-        <w:ind w:firstLine="480"/>
+        <w:jc w:val="center"/>
+      </w:pPr>
+      <w:r>
+        <w:drawing>
+          <wp:inline xmlns:a="http://schemas.openxmlformats.org/drawingml/2006/main" xmlns:pic="http://schemas.openxmlformats.org/drawingml/2006/picture">
+            <wp:extent cx="5220000" cy="3185085"/>
+            <wp:docPr id="4" name="Picture 4"/>
+            <wp:cNvGraphicFramePr>
+              <a:graphicFrameLocks noChangeAspect="1"/>
+            </wp:cNvGraphicFramePr>
+            <a:graphic>
+              <a:graphicData uri="http://schemas.openxmlformats.org/drawingml/2006/picture">
+                <pic:pic>
+                  <pic:nvPicPr>
+                    <pic:cNvPr id="0" name="style-vectors-heatmap.png"/>
+                    <pic:cNvPicPr/>
+                  </pic:nvPicPr>
+                  <pic:blipFill>
+                    <a:blip r:embed="rId12"/>
+                    <a:stretch>
+                      <a:fillRect/>
+                    </a:stretch>
+                  </pic:blipFill>
+                  <pic:spPr>
+                    <a:xfrm>
+                      <a:off x="0" y="0"/>
+                      <a:ext cx="5220000" cy="3185085"/>
+                    </a:xfrm>
+                    <a:prstGeom prst="rect"/>
+                  </pic:spPr>
+                </pic:pic>
+              </a:graphicData>
+            </a:graphic>
+          </wp:inline>
+        </w:drawing>
+      </w:r>
+    </w:p>
+    <w:p>
+      <w:pPr>
+        <w:jc w:val="center"/>
       </w:pPr>
       <w:r>
         <w:rPr>
           <w:rFonts w:ascii="Times New Roman" w:hAnsi="Times New Roman" w:eastAsia="宋体"/>
-          <w:b w:val="0"/>
-          <w:sz w:val="24"/>
+          <w:b/>
+          <w:sz w:val="21"/>
         </w:rPr>
-        <w:t>关键读数：SCULPTOR 作者与人类名家（史铁生 1.11 / 费孝通 1.54）显著近于其与通用模型的距离（ChatGPT 1.46 / DeepSeek 1.49 / 模板公文 1.98）；两个人类名家彼此 1.67，而两个通用模型之间仅 0.65——AI 腔互相趋同，人类各有面目。这说明 SCULPTOR 学到的风格落在"人类"一侧，而不是分布中心的低风险文本。</w:t>
+        <w:t>图4 8 维风格特征热力网格</w:t>
+      </w:r>
+    </w:p>
+    <w:p>
+      <w:pPr>
+        <w:jc w:val="center"/>
+      </w:pPr>
+      <w:r>
+        <w:drawing>
+          <wp:inline xmlns:a="http://schemas.openxmlformats.org/drawingml/2006/main" xmlns:pic="http://schemas.openxmlformats.org/drawingml/2006/picture">
+            <wp:extent cx="5220000" cy="3362034"/>
+            <wp:docPr id="5" name="Picture 5"/>
+            <wp:cNvGraphicFramePr>
+              <a:graphicFrameLocks noChangeAspect="1"/>
+            </wp:cNvGraphicFramePr>
+            <a:graphic>
+              <a:graphicData uri="http://schemas.openxmlformats.org/drawingml/2006/picture">
+                <pic:pic>
+                  <pic:nvPicPr>
+                    <pic:cNvPr id="0" name="style-vectors-distance.png"/>
+                    <pic:cNvPicPr/>
+                  </pic:nvPicPr>
+                  <pic:blipFill>
+                    <a:blip r:embed="rId13"/>
+                    <a:stretch>
+                      <a:fillRect/>
+                    </a:stretch>
+                  </pic:blipFill>
+                  <pic:spPr>
+                    <a:xfrm>
+                      <a:off x="0" y="0"/>
+                      <a:ext cx="5220000" cy="3362034"/>
+                    </a:xfrm>
+                    <a:prstGeom prst="rect"/>
+                  </pic:spPr>
+                </pic:pic>
+              </a:graphicData>
+            </a:graphic>
+          </wp:inline>
+        </w:drawing>
+      </w:r>
+    </w:p>
+    <w:p>
+      <w:pPr>
+        <w:jc w:val="center"/>
+      </w:pPr>
+      <w:r>
+        <w:rPr>
+          <w:rFonts w:ascii="Times New Roman" w:hAnsi="Times New Roman" w:eastAsia="宋体"/>
+          <w:b/>
+          <w:sz w:val="21"/>
+        </w:rPr>
+        <w:t>图5 风格距离矩阵热力图</w:t>
       </w:r>
     </w:p>
     <w:p>
@@ -4236,7 +3746,7 @@
           <w:b/>
           <w:sz w:val="21"/>
         </w:rPr>
-        <w:t>图6 风格建模空间：6 类文本的 MDS 投影——SCULPTOR 与人类名家同域、与通用模型分域</w:t>
+        <w:t>图6 风格建模空间：6 类文本的二维 MDS 投影（Stress-1 = 0.212）</w:t>
       </w:r>
     </w:p>
     <w:p>
@@ -4250,35 +3760,7 @@
           <w:b w:val="0"/>
           <w:sz w:val="24"/>
         </w:rPr>
-        <w:t>图 6 是"建模式"的分析结果：对表 3 的距离矩阵做经典 MDS（双中心化 + 特征分解，取前两维），6 个对象被投影到同一风格流形上；Kruskal Stress-1 = 0.212（中等拟合，二维投影保留了主要分域结构；三维与非度量 MDS 作为后续改进）。人类侧（SCULPTOR、史铁生、费孝通）聚成一片，通用模型（ChatGPT、DeepSeek）聚成另一片，模板公文孤悬在机械域——风格不是标签，而是流形上的位置。</w:t>
-      </w:r>
-    </w:p>
-    <w:p>
-      <w:pPr>
-        <w:spacing w:line="360" w:lineRule="auto" w:after="80"/>
-        <w:ind w:firstLine="480"/>
-      </w:pPr>
-      <w:r>
-        <w:rPr>
-          <w:rFonts w:ascii="Times New Roman" w:hAnsi="Times New Roman" w:eastAsia="宋体"/>
-          <w:b w:val="0"/>
-          <w:sz w:val="24"/>
-        </w:rPr>
-        <w:t>为回答"写作能力全方位谁强"，定义 5 个能力维度 s_k ∈ [0,100]（离 AI 腔距离、人类化指标、反 AI 味、全流程协作、多文体覆盖），综合评分（式 10）：</w:t>
-      </w:r>
-    </w:p>
-    <w:p>
-      <w:pPr>
-        <w:spacing w:line="360" w:lineRule="auto" w:after="80"/>
-        <w:ind w:firstLine="480"/>
-      </w:pPr>
-      <w:r>
-        <w:rPr>
-          <w:rFonts w:ascii="Times New Roman" w:hAnsi="Times New Roman" w:eastAsia="宋体"/>
-          <w:b w:val="0"/>
-          <w:sz w:val="24"/>
-        </w:rPr>
-        <w:t>表 4　写作能力综合评分（C，满分 100）</w:t>
+        <w:t>表 4　写作能力综合评分（C，满分 100；代表性子维度评分）</w:t>
       </w:r>
     </w:p>
     <w:tbl>
@@ -4520,7 +4002,7 @@
                 <w:b w:val="0"/>
                 <w:sz w:val="21"/>
               </w:rPr>
-              <w:t>**87.4**</w:t>
+              <w:t>87.4</w:t>
             </w:r>
           </w:p>
         </w:tc>
@@ -4918,7 +4400,7 @@
           <w:b/>
           <w:sz w:val="21"/>
         </w:rPr>
-        <w:t>图7 写作能力全方位对比（雷达图）</w:t>
+        <w:t>图7 写作能力综合评分对比</w:t>
       </w:r>
     </w:p>
     <w:p>
@@ -4932,7 +4414,7 @@
           <w:b w:val="0"/>
           <w:sz w:val="24"/>
         </w:rPr>
-        <w:t>注：SCULPTOR 的"人类化/反 AI 味/全流程"来自实测（20+7 套 QA、反 AI 审计真实修复案例、人类化指标四量纲达标）；通用模型与模板的相应维度为代表性基线估计——它们没有公开的全链路写作证据。</w:t>
+        <w:t>注：表 4 中 SCULPTOR 的"人类化/模型化倾向抑制/全流程"来自契约测试与真实任务记录；通用模型与模板的对应维度为代表性基线估计（无公开全链路证据），本表为维度化展示而非显著性结论。</w:t>
       </w:r>
     </w:p>
     <w:p>
@@ -4945,7 +4427,7 @@
           <w:b/>
           <w:sz w:val="28"/>
         </w:rPr>
-        <w:t>3.4 同题多风格对照实验（对应 C2 的因果验证）</w:t>
+        <w:t>5.4 风格注入对照</w:t>
       </w:r>
     </w:p>
     <w:p>
@@ -4959,7 +4441,7 @@
           <w:b w:val="0"/>
           <w:sz w:val="24"/>
         </w:rPr>
-        <w:t>同一题目、同一流程，仅切换风格方向（克制留白 / 口语亲切 / 豪迈大气），成稿统计显著不同：句长标准差 3.7 / 8.3 / 5.0，字数 742 / 874 / 984，词汇 TTR 0.44 / 0.53 / 0.52。该实验（experiment.js + web 端 final-qa）证明风格注入真实改变写法，而不是"贴标签"式地只在提示词里换形容词。</w:t>
+        <w:t>同一题目、同一流程，仅切换风格方向（克制留白 / 口语亲切 / 豪迈大气），成稿统计特征不同：句长标准差 3.7 / 8.3 / 5.0，字数 742 / 874 / 984，TTR 0.44 / 0.53 / 0.52（n=3，单次运行，未做显著性检验）。</w:t>
       </w:r>
     </w:p>
     <w:p>
@@ -4972,7 +4454,7 @@
           <w:b/>
           <w:sz w:val="28"/>
         </w:rPr>
-        <w:t>3.5 真实案例与局限性</w:t>
+        <w:t>5.5 作者识别与续写选择（外部检验）</w:t>
       </w:r>
     </w:p>
     <w:p>
@@ -4986,7 +4468,7 @@
           <w:b w:val="0"/>
           <w:sz w:val="24"/>
         </w:rPr>
-        <w:t>散文《再见》、中篇小说《差生》（v0.17 作者建模早期版本）、北大红楼系列发言稿/游记、12000 字长篇小说等任务均完整走通"澄清→大纲→写作→审计→交付"，用户定点修改全部被吸收为风格教学并体现在后续写作中；《差生》证明"少即是多"——简洁提示词 + 反假大空 + 具体细节优于堆满注入块的版本，这一认知直接导向 2.4 节的前置禁令。</w:t>
+        <w:t>作者识别（判别任务，n=120 测试块）：60/40 随机划分 × 12 轮、最近质心分类、训练集上估计 IDF 与 z 参数（无特征泄漏），准确率见表 5。</w:t>
       </w:r>
     </w:p>
     <w:p>
@@ -5000,667 +4482,7 @@
           <w:b w:val="0"/>
           <w:sz w:val="24"/>
         </w:rPr>
-        <w:t>诚实标注的局限性：① 真人盲评样本量尚小，"像你"的统计显著性有待扩大样本后用二项检验给出；② 风格向量目前在可解释特征层实现，StyleVector 式激活层 steering[2] 与 LoRA 微调管线仅预留接口，尚未接入主路径；③ 风格验证以中文语料为主，跨语言（英文等）验证待做；④ 公文/合同类文体的合规率需要更多实测样本背书。这些局限均已列入第 5 节未来工作。</w:t>
-      </w:r>
-    </w:p>
-    <w:p>
-      <w:pPr>
-        <w:spacing w:before="120" w:after="120" w:line="312" w:lineRule="auto"/>
-      </w:pPr>
-      <w:r>
-        <w:rPr>
-          <w:rFonts w:ascii="Times New Roman" w:hAnsi="Times New Roman" w:eastAsia="宋体"/>
-          <w:b/>
-          <w:sz w:val="28"/>
-        </w:rPr>
-        <w:t>3.6 多组实验数据汇总</w:t>
-      </w:r>
-    </w:p>
-    <w:p>
-      <w:pPr>
-        <w:spacing w:line="360" w:lineRule="auto" w:after="80"/>
-        <w:ind w:firstLine="480"/>
-      </w:pPr>
-      <w:r>
-        <w:rPr>
-          <w:rFonts w:ascii="Times New Roman" w:hAnsi="Times New Roman" w:eastAsia="宋体"/>
-          <w:b w:val="0"/>
-          <w:sz w:val="24"/>
-        </w:rPr>
-        <w:t>为便于评审快速核验，我们将各组实验的真实数据汇总为表 5（全部来自自动化测试运行记录、真实写作任务与 PROCESS 过程档案，无编造数字）。</w:t>
-      </w:r>
-    </w:p>
-    <w:p>
-      <w:pPr>
-        <w:spacing w:line="360" w:lineRule="auto" w:after="80"/>
-        <w:ind w:firstLine="480"/>
-      </w:pPr>
-      <w:r>
-        <w:rPr>
-          <w:rFonts w:ascii="Times New Roman" w:hAnsi="Times New Roman" w:eastAsia="宋体"/>
-          <w:b w:val="0"/>
-          <w:sz w:val="24"/>
-        </w:rPr>
-        <w:t>表 5　多组实验数据汇总（实测）</w:t>
-      </w:r>
-    </w:p>
-    <w:tbl>
-      <w:tblPr>
-        <w:tblStyle w:val="TableGrid"/>
-        <w:tblW w:type="auto" w:w="0"/>
-        <w:jc w:val="center"/>
-        <w:tblLook w:firstColumn="1" w:firstRow="1" w:lastColumn="0" w:lastRow="0" w:noHBand="0" w:noVBand="1" w:val="04A0"/>
-      </w:tblPr>
-      <w:tblGrid>
-        <w:gridCol w:w="3060"/>
-        <w:gridCol w:w="3060"/>
-        <w:gridCol w:w="3060"/>
-      </w:tblGrid>
-      <w:tr>
-        <w:tc>
-          <w:tcPr>
-            <w:tcW w:type="dxa" w:w="3060"/>
-          </w:tcPr>
-          <w:p>
-            <w:r/>
-            <w:r>
-              <w:rPr>
-                <w:rFonts w:ascii="Times New Roman" w:hAnsi="Times New Roman" w:eastAsia="宋体"/>
-                <w:b/>
-                <w:sz w:val="21"/>
-              </w:rPr>
-              <w:t>实验组</w:t>
-            </w:r>
-          </w:p>
-        </w:tc>
-        <w:tc>
-          <w:tcPr>
-            <w:tcW w:type="dxa" w:w="3060"/>
-          </w:tcPr>
-          <w:p>
-            <w:r/>
-            <w:r>
-              <w:rPr>
-                <w:rFonts w:ascii="Times New Roman" w:hAnsi="Times New Roman" w:eastAsia="宋体"/>
-                <w:b/>
-                <w:sz w:val="21"/>
-              </w:rPr>
-              <w:t>规模/输入</w:t>
-            </w:r>
-          </w:p>
-        </w:tc>
-        <w:tc>
-          <w:tcPr>
-            <w:tcW w:type="dxa" w:w="3060"/>
-          </w:tcPr>
-          <w:p>
-            <w:r/>
-            <w:r>
-              <w:rPr>
-                <w:rFonts w:ascii="Times New Roman" w:hAnsi="Times New Roman" w:eastAsia="宋体"/>
-                <w:b/>
-                <w:sz w:val="21"/>
-              </w:rPr>
-              <w:t>结果</w:t>
-            </w:r>
-          </w:p>
-        </w:tc>
-      </w:tr>
-      <w:tr>
-        <w:tc>
-          <w:tcPr>
-            <w:tcW w:type="dxa" w:w="3060"/>
-          </w:tcPr>
-          <w:p>
-            <w:r/>
-            <w:r>
-              <w:rPr>
-                <w:rFonts w:ascii="Times New Roman" w:hAnsi="Times New Roman" w:eastAsia="宋体"/>
-                <w:b w:val="0"/>
-                <w:sz w:val="21"/>
-              </w:rPr>
-              <w:t>全链路自动化 QA</w:t>
-            </w:r>
-          </w:p>
-        </w:tc>
-        <w:tc>
-          <w:tcPr>
-            <w:tcW w:type="dxa" w:w="3060"/>
-          </w:tcPr>
-          <w:p>
-            <w:r/>
-            <w:r>
-              <w:rPr>
-                <w:rFonts w:ascii="Times New Roman" w:hAnsi="Times New Roman" w:eastAsia="宋体"/>
-                <w:b w:val="0"/>
-                <w:sz w:val="21"/>
-              </w:rPr>
-              <w:t>agent 20 套 + web 7 套</w:t>
-            </w:r>
-          </w:p>
-        </w:tc>
-        <w:tc>
-          <w:tcPr>
-            <w:tcW w:type="dxa" w:w="3060"/>
-          </w:tcPr>
-          <w:p>
-            <w:r/>
-            <w:r>
-              <w:rPr>
-                <w:rFonts w:ascii="Times New Roman" w:hAnsi="Times New Roman" w:eastAsia="宋体"/>
-                <w:b w:val="0"/>
-                <w:sz w:val="21"/>
-              </w:rPr>
-              <w:t>全绿；agent 端 400+ 条断言通过（本次复跑实测）</w:t>
-            </w:r>
-          </w:p>
-        </w:tc>
-      </w:tr>
-      <w:tr>
-        <w:tc>
-          <w:tcPr>
-            <w:tcW w:type="dxa" w:w="3060"/>
-          </w:tcPr>
-          <w:p>
-            <w:r/>
-            <w:r>
-              <w:rPr>
-                <w:rFonts w:ascii="Times New Roman" w:hAnsi="Times New Roman" w:eastAsia="宋体"/>
-                <w:b w:val="0"/>
-                <w:sz w:val="21"/>
-              </w:rPr>
-              <w:t>长文端到端</w:t>
-            </w:r>
-          </w:p>
-        </w:tc>
-        <w:tc>
-          <w:tcPr>
-            <w:tcW w:type="dxa" w:w="3060"/>
-          </w:tcPr>
-          <w:p>
-            <w:r/>
-            <w:r>
-              <w:rPr>
-                <w:rFonts w:ascii="Times New Roman" w:hAnsi="Times New Roman" w:eastAsia="宋体"/>
-                <w:b w:val="0"/>
-                <w:sz w:val="21"/>
-              </w:rPr>
-              <w:t>12000 字小说</w:t>
-            </w:r>
-          </w:p>
-        </w:tc>
-        <w:tc>
-          <w:tcPr>
-            <w:tcW w:type="dxa" w:w="3060"/>
-          </w:tcPr>
-          <w:p>
-            <w:r/>
-            <w:r>
-              <w:rPr>
-                <w:rFonts w:ascii="Times New Roman" w:hAnsi="Times New Roman" w:eastAsia="宋体"/>
-                <w:b w:val="0"/>
-                <w:sz w:val="21"/>
-              </w:rPr>
-              <w:t>逐节写回结构不变量通过；修复节标题粘连 bug</w:t>
-            </w:r>
-          </w:p>
-        </w:tc>
-      </w:tr>
-      <w:tr>
-        <w:tc>
-          <w:tcPr>
-            <w:tcW w:type="dxa" w:w="3060"/>
-          </w:tcPr>
-          <w:p>
-            <w:r/>
-            <w:r>
-              <w:rPr>
-                <w:rFonts w:ascii="Times New Roman" w:hAnsi="Times New Roman" w:eastAsia="宋体"/>
-                <w:b w:val="0"/>
-                <w:sz w:val="21"/>
-              </w:rPr>
-              <w:t>红队压测</w:t>
-            </w:r>
-          </w:p>
-        </w:tc>
-        <w:tc>
-          <w:tcPr>
-            <w:tcW w:type="dxa" w:w="3060"/>
-          </w:tcPr>
-          <w:p>
-            <w:r/>
-            <w:r>
-              <w:rPr>
-                <w:rFonts w:ascii="Times New Roman" w:hAnsi="Times New Roman" w:eastAsia="宋体"/>
-                <w:b w:val="0"/>
-                <w:sz w:val="21"/>
-              </w:rPr>
-              <w:t>8 文体 × 6 对抗输入</w:t>
-            </w:r>
-          </w:p>
-        </w:tc>
-        <w:tc>
-          <w:tcPr>
-            <w:tcW w:type="dxa" w:w="3060"/>
-          </w:tcPr>
-          <w:p>
-            <w:r/>
-            <w:r>
-              <w:rPr>
-                <w:rFonts w:ascii="Times New Roman" w:hAnsi="Times New Roman" w:eastAsia="宋体"/>
-                <w:b w:val="0"/>
-                <w:sz w:val="21"/>
-              </w:rPr>
-              <w:t>全流程通过，修复 6 类真实问题</w:t>
-            </w:r>
-          </w:p>
-        </w:tc>
-      </w:tr>
-      <w:tr>
-        <w:tc>
-          <w:tcPr>
-            <w:tcW w:type="dxa" w:w="3060"/>
-          </w:tcPr>
-          <w:p>
-            <w:r/>
-            <w:r>
-              <w:rPr>
-                <w:rFonts w:ascii="Times New Roman" w:hAnsi="Times New Roman" w:eastAsia="宋体"/>
-                <w:b w:val="0"/>
-                <w:sz w:val="21"/>
-              </w:rPr>
-              <w:t>十种用户说法</w:t>
-            </w:r>
-          </w:p>
-        </w:tc>
-        <w:tc>
-          <w:tcPr>
-            <w:tcW w:type="dxa" w:w="3060"/>
-          </w:tcPr>
-          <w:p>
-            <w:r/>
-            <w:r>
-              <w:rPr>
-                <w:rFonts w:ascii="Times New Roman" w:hAnsi="Times New Roman" w:eastAsia="宋体"/>
-                <w:b w:val="0"/>
-                <w:sz w:val="21"/>
-              </w:rPr>
-              <w:t>L0–L5 全覆盖</w:t>
-            </w:r>
-          </w:p>
-        </w:tc>
-        <w:tc>
-          <w:tcPr>
-            <w:tcW w:type="dxa" w:w="3060"/>
-          </w:tcPr>
-          <w:p>
-            <w:r/>
-            <w:r>
-              <w:rPr>
-                <w:rFonts w:ascii="Times New Roman" w:hAnsi="Times New Roman" w:eastAsia="宋体"/>
-                <w:b w:val="0"/>
-                <w:sz w:val="21"/>
-              </w:rPr>
-              <w:t>澄清不卡死、可逃生、可收尾</w:t>
-            </w:r>
-          </w:p>
-        </w:tc>
-      </w:tr>
-      <w:tr>
-        <w:tc>
-          <w:tcPr>
-            <w:tcW w:type="dxa" w:w="3060"/>
-          </w:tcPr>
-          <w:p>
-            <w:r/>
-            <w:r>
-              <w:rPr>
-                <w:rFonts w:ascii="Times New Roman" w:hAnsi="Times New Roman" w:eastAsia="宋体"/>
-                <w:b w:val="0"/>
-                <w:sz w:val="21"/>
-              </w:rPr>
-              <w:t>反 AI 审计</w:t>
-            </w:r>
-          </w:p>
-        </w:tc>
-        <w:tc>
-          <w:tcPr>
-            <w:tcW w:type="dxa" w:w="3060"/>
-          </w:tcPr>
-          <w:p>
-            <w:r/>
-            <w:r>
-              <w:rPr>
-                <w:rFonts w:ascii="Times New Roman" w:hAnsi="Times New Roman" w:eastAsia="宋体"/>
-                <w:b w:val="0"/>
-                <w:sz w:val="21"/>
-              </w:rPr>
-              <w:t>真实任务</w:t>
-            </w:r>
-          </w:p>
-        </w:tc>
-        <w:tc>
-          <w:tcPr>
-            <w:tcW w:type="dxa" w:w="3060"/>
-          </w:tcPr>
-          <w:p>
-            <w:r/>
-            <w:r>
-              <w:rPr>
-                <w:rFonts w:ascii="Times New Roman" w:hAnsi="Times New Roman" w:eastAsia="宋体"/>
-                <w:b w:val="0"/>
-                <w:sz w:val="21"/>
-              </w:rPr>
-              <w:t>跨节重复比喻自动修复；终审黑名单 0、硬失败 0</w:t>
-            </w:r>
-          </w:p>
-        </w:tc>
-      </w:tr>
-      <w:tr>
-        <w:tc>
-          <w:tcPr>
-            <w:tcW w:type="dxa" w:w="3060"/>
-          </w:tcPr>
-          <w:p>
-            <w:r/>
-            <w:r>
-              <w:rPr>
-                <w:rFonts w:ascii="Times New Roman" w:hAnsi="Times New Roman" w:eastAsia="宋体"/>
-                <w:b w:val="0"/>
-                <w:sz w:val="21"/>
-              </w:rPr>
-              <w:t>人类化指标</w:t>
-            </w:r>
-          </w:p>
-        </w:tc>
-        <w:tc>
-          <w:tcPr>
-            <w:tcW w:type="dxa" w:w="3060"/>
-          </w:tcPr>
-          <w:p>
-            <w:r/>
-            <w:r>
-              <w:rPr>
-                <w:rFonts w:ascii="Times New Roman" w:hAnsi="Times New Roman" w:eastAsia="宋体"/>
-                <w:b w:val="0"/>
-                <w:sz w:val="21"/>
-              </w:rPr>
-              <w:t>真实成稿</w:t>
-            </w:r>
-          </w:p>
-        </w:tc>
-        <w:tc>
-          <w:tcPr>
-            <w:tcW w:type="dxa" w:w="3060"/>
-          </w:tcPr>
-          <w:p>
-            <w:r/>
-            <w:r>
-              <w:rPr>
-                <w:rFonts w:ascii="Times New Roman" w:hAnsi="Times New Roman" w:eastAsia="宋体"/>
-                <w:b w:val="0"/>
-                <w:sz w:val="21"/>
-              </w:rPr>
-              <w:t>句长σ 14.4、段落变异 0.45、句首去重 81%、TTR 0.78</w:t>
-            </w:r>
-          </w:p>
-        </w:tc>
-      </w:tr>
-      <w:tr>
-        <w:tc>
-          <w:tcPr>
-            <w:tcW w:type="dxa" w:w="3060"/>
-          </w:tcPr>
-          <w:p>
-            <w:r/>
-            <w:r>
-              <w:rPr>
-                <w:rFonts w:ascii="Times New Roman" w:hAnsi="Times New Roman" w:eastAsia="宋体"/>
-                <w:b w:val="0"/>
-                <w:sz w:val="21"/>
-              </w:rPr>
-              <w:t>同题三风格对照</w:t>
-            </w:r>
-          </w:p>
-        </w:tc>
-        <w:tc>
-          <w:tcPr>
-            <w:tcW w:type="dxa" w:w="3060"/>
-          </w:tcPr>
-          <w:p>
-            <w:r/>
-            <w:r>
-              <w:rPr>
-                <w:rFonts w:ascii="Times New Roman" w:hAnsi="Times New Roman" w:eastAsia="宋体"/>
-                <w:b w:val="0"/>
-                <w:sz w:val="21"/>
-              </w:rPr>
-              <w:t>仅切换风格方向</w:t>
-            </w:r>
-          </w:p>
-        </w:tc>
-        <w:tc>
-          <w:tcPr>
-            <w:tcW w:type="dxa" w:w="3060"/>
-          </w:tcPr>
-          <w:p>
-            <w:r/>
-            <w:r>
-              <w:rPr>
-                <w:rFonts w:ascii="Times New Roman" w:hAnsi="Times New Roman" w:eastAsia="宋体"/>
-                <w:b w:val="0"/>
-                <w:sz w:val="21"/>
-              </w:rPr>
-              <w:t>σ 3.7/8.3/5.0；字数 742/874/984；TTR 0.44/0.53/0.52</w:t>
-            </w:r>
-          </w:p>
-        </w:tc>
-      </w:tr>
-      <w:tr>
-        <w:tc>
-          <w:tcPr>
-            <w:tcW w:type="dxa" w:w="3060"/>
-          </w:tcPr>
-          <w:p>
-            <w:r/>
-            <w:r>
-              <w:rPr>
-                <w:rFonts w:ascii="Times New Roman" w:hAnsi="Times New Roman" w:eastAsia="宋体"/>
-                <w:b w:val="0"/>
-                <w:sz w:val="21"/>
-              </w:rPr>
-              <w:t>风格建模空间</w:t>
-            </w:r>
-          </w:p>
-        </w:tc>
-        <w:tc>
-          <w:tcPr>
-            <w:tcW w:type="dxa" w:w="3060"/>
-          </w:tcPr>
-          <w:p>
-            <w:r/>
-            <w:r>
-              <w:rPr>
-                <w:rFonts w:ascii="Times New Roman" w:hAnsi="Times New Roman" w:eastAsia="宋体"/>
-                <w:b w:val="0"/>
-                <w:sz w:val="21"/>
-              </w:rPr>
-              <w:t>6 类文本 MDS</w:t>
-            </w:r>
-          </w:p>
-        </w:tc>
-        <w:tc>
-          <w:tcPr>
-            <w:tcW w:type="dxa" w:w="3060"/>
-          </w:tcPr>
-          <w:p>
-            <w:r/>
-            <w:r>
-              <w:rPr>
-                <w:rFonts w:ascii="Times New Roman" w:hAnsi="Times New Roman" w:eastAsia="宋体"/>
-                <w:b w:val="0"/>
-                <w:sz w:val="21"/>
-              </w:rPr>
-              <w:t>SCULPTOR↔史铁生 1.11、↔ChatGPT 1.46；通用模型彼此 0.65</w:t>
-            </w:r>
-          </w:p>
-        </w:tc>
-      </w:tr>
-      <w:tr>
-        <w:tc>
-          <w:tcPr>
-            <w:tcW w:type="dxa" w:w="3060"/>
-          </w:tcPr>
-          <w:p>
-            <w:r/>
-            <w:r>
-              <w:rPr>
-                <w:rFonts w:ascii="Times New Roman" w:hAnsi="Times New Roman" w:eastAsia="宋体"/>
-                <w:b w:val="0"/>
-                <w:sz w:val="21"/>
-              </w:rPr>
-              <w:t>前端接线</w:t>
-            </w:r>
-          </w:p>
-        </w:tc>
-        <w:tc>
-          <w:tcPr>
-            <w:tcW w:type="dxa" w:w="3060"/>
-          </w:tcPr>
-          <w:p>
-            <w:r/>
-            <w:r>
-              <w:rPr>
-                <w:rFonts w:ascii="Times New Roman" w:hAnsi="Times New Roman" w:eastAsia="宋体"/>
-                <w:b w:val="0"/>
-                <w:sz w:val="21"/>
-              </w:rPr>
-              <w:t>30 个调用点</w:t>
-            </w:r>
-          </w:p>
-        </w:tc>
-        <w:tc>
-          <w:tcPr>
-            <w:tcW w:type="dxa" w:w="3060"/>
-          </w:tcPr>
-          <w:p>
-            <w:r/>
-            <w:r>
-              <w:rPr>
-                <w:rFonts w:ascii="Times New Roman" w:hAnsi="Times New Roman" w:eastAsia="宋体"/>
-                <w:b w:val="0"/>
-                <w:sz w:val="21"/>
-              </w:rPr>
-              <w:t>零断链、29 个调用点 HTTP 方法全一致</w:t>
-            </w:r>
-          </w:p>
-        </w:tc>
-      </w:tr>
-      <w:tr>
-        <w:tc>
-          <w:tcPr>
-            <w:tcW w:type="dxa" w:w="3060"/>
-          </w:tcPr>
-          <w:p>
-            <w:r/>
-            <w:r>
-              <w:rPr>
-                <w:rFonts w:ascii="Times New Roman" w:hAnsi="Times New Roman" w:eastAsia="宋体"/>
-                <w:b w:val="0"/>
-                <w:sz w:val="21"/>
-              </w:rPr>
-              <w:t>假思考回归</w:t>
-            </w:r>
-          </w:p>
-        </w:tc>
-        <w:tc>
-          <w:tcPr>
-            <w:tcW w:type="dxa" w:w="3060"/>
-          </w:tcPr>
-          <w:p>
-            <w:r/>
-            <w:r>
-              <w:rPr>
-                <w:rFonts w:ascii="Times New Roman" w:hAnsi="Times New Roman" w:eastAsia="宋体"/>
-                <w:b w:val="0"/>
-                <w:sz w:val="21"/>
-              </w:rPr>
-              <w:t>《语言匮乏》《差生》</w:t>
-            </w:r>
-          </w:p>
-        </w:tc>
-        <w:tc>
-          <w:tcPr>
-            <w:tcW w:type="dxa" w:w="3060"/>
-          </w:tcPr>
-          <w:p>
-            <w:r/>
-            <w:r>
-              <w:rPr>
-                <w:rFonts w:ascii="Times New Roman" w:hAnsi="Times New Roman" w:eastAsia="宋体"/>
-                <w:b w:val="0"/>
-                <w:sz w:val="21"/>
-              </w:rPr>
-              <w:t>金句式结尾/声音分裂命中；克制式结尾不误伤</w:t>
-            </w:r>
-          </w:p>
-        </w:tc>
-      </w:tr>
-    </w:tbl>
-    <w:p/>
-    <w:p>
-      <w:pPr>
-        <w:spacing w:line="360" w:lineRule="auto" w:after="80"/>
-        <w:ind w:firstLine="480"/>
-      </w:pPr>
-      <w:r>
-        <w:rPr>
-          <w:rFonts w:ascii="Times New Roman" w:hAnsi="Times New Roman" w:eastAsia="宋体"/>
-          <w:b w:val="0"/>
-          <w:sz w:val="24"/>
-        </w:rPr>
-        <w:t>配套实验工具全部开源可复现：sculptor experiment metrics/collect/run/ablation/survey/blind/summarize 支持语料采集、baseline vs 风格注入对照、消融、盲评问卷生成与二项检验汇总；scripts/style-vectors.py 一键重生成风格三图与数学推导。</w:t>
-      </w:r>
-    </w:p>
-    <w:p>
-      <w:pPr>
-        <w:spacing w:before="120" w:after="120" w:line="312" w:lineRule="auto"/>
-      </w:pPr>
-      <w:r>
-        <w:rPr>
-          <w:rFonts w:ascii="Times New Roman" w:hAnsi="Times New Roman" w:eastAsia="宋体"/>
-          <w:b/>
-          <w:sz w:val="28"/>
-        </w:rPr>
-        <w:t>3.7 作者识别实验（初版，回应"签名 ≠ 模型"之辨）</w:t>
-      </w:r>
-    </w:p>
-    <w:p>
-      <w:pPr>
-        <w:spacing w:line="360" w:lineRule="auto" w:after="80"/>
-        <w:ind w:firstLine="480"/>
-      </w:pPr>
-      <w:r>
-        <w:rPr>
-          <w:rFonts w:ascii="Times New Roman" w:hAnsi="Times New Roman" w:eastAsia="宋体"/>
-          <w:b w:val="0"/>
-          <w:sz w:val="24"/>
-        </w:rPr>
-        <w:t>为回应"相似度实验可能存在循环论证"的质疑，我们补充了一块判别力实验——作者识别：6 类真实文本（SCULPTOR 作者、史铁生、费孝通、ChatGPT、DeepSeek、模板公文）→ 滑窗切块（80 字/步 40）→ 60/40 随机划分 × 12 轮 → 最近质心分类；TF-IDF 的 IDF 与 z 归一化参数只在训练集上估计（无特征泄漏）。结果见表 6（完整报告与混淆矩阵见 AUTHOR-ID.md）。</w:t>
-      </w:r>
-    </w:p>
-    <w:p>
-      <w:pPr>
-        <w:spacing w:line="360" w:lineRule="auto" w:after="80"/>
-        <w:ind w:firstLine="480"/>
-      </w:pPr>
-      <w:r>
-        <w:rPr>
-          <w:rFonts w:ascii="Times New Roman" w:hAnsi="Times New Roman" w:eastAsia="宋体"/>
-          <w:b w:val="0"/>
-          <w:sz w:val="24"/>
-        </w:rPr>
-        <w:t>表 6　作者识别准确率（块级归属，120 个测试块）</w:t>
+        <w:t>表 5　作者识别准确率（块级归属）</w:t>
       </w:r>
     </w:p>
     <w:tbl>
@@ -5823,20 +4645,7 @@
           <w:b w:val="0"/>
           <w:sz w:val="24"/>
         </w:rPr>
-        <w:t>诚实解读：8 维聚合特征单独判别力弱（40.8%），证明"几个统计指标"不足以支撑作者识别；判别力主要来自 L1 字符二元组（词汇层信号）；基线 90.0% 高于纯 8 维——我们如实承认，当前签名在判别任务上没有显著超越简单 TF-IDF 基线，这恰恰说明"签名（profile）≠ 模型（model）"，也印证了第 4.5 节的边界声明。正式结论依赖 5–10 位作者 × 多篇跨文体语料 + 同题材混淆集 + 与基线的显著性检验；预测式检验（续写选择）见 3.8 节。第三方盲评工具链已实现（A/B 位置随机化 → blind.json → 一页式问卷 → 二项检验，H0: p=0.5），真人样本收集进行中，不做过早结论。</w:t>
-      </w:r>
-    </w:p>
-    <w:p>
-      <w:pPr>
-        <w:spacing w:before="120" w:after="120" w:line="312" w:lineRule="auto"/>
-      </w:pPr>
-      <w:r>
-        <w:rPr>
-          <w:rFonts w:ascii="Times New Roman" w:hAnsi="Times New Roman" w:eastAsia="宋体"/>
-          <w:b/>
-          <w:sz w:val="28"/>
-        </w:rPr>
-        <w:t>3.8 作者续写选择实验（预测式检验，初版）</w:t>
+        <w:t>续写选择（预测任务，n=30 二选一）：给定作者前 60% 文本，从"该作者真实后缀"与"其他作者后缀"中选择正确续写（随机基线 50%），命中率见表 6。</w:t>
       </w:r>
     </w:p>
     <w:p>
@@ -5850,21 +4659,7 @@
           <w:b w:val="0"/>
           <w:sz w:val="24"/>
         </w:rPr>
-        <w:t>判别实验（3.7 节）回答"签名能否认出作者"，本实验进一步回答"签名能否预测作者下一步怎么写"——这是打破循环论证更直接的一步：给定作者前 60% 文本作前缀，从"该作者真实后缀"与"其他作者后缀"的二选一中选出正确续写；若签名学到了作者的稳定选择模式，命中率应显著高于随机基线（50%）。6 类真实文本、每作者与其余 5 位各构成一组二选一（共 30 组），结果见表 7（完整报告见 AUTHOR-PREDICT.md）。</w:t>
-      </w:r>
-    </w:p>
-    <w:p>
-      <w:pPr>
-        <w:spacing w:line="360" w:lineRule="auto" w:after="80"/>
-        <w:ind w:firstLine="480"/>
-      </w:pPr>
-      <w:r>
-        <w:rPr>
-          <w:rFonts w:ascii="Times New Roman" w:hAnsi="Times New Roman" w:eastAsia="宋体"/>
-          <w:b w:val="0"/>
-          <w:sz w:val="24"/>
-        </w:rPr>
-        <w:t>表 7　作者续写选择命中率（30 组二选一，随机基线 50%）</w:t>
+        <w:t>表 6　作者续写选择命中率（n=30）</w:t>
       </w:r>
     </w:p>
     <w:tbl>
@@ -6027,7 +4822,20 @@
           <w:b w:val="0"/>
           <w:sz w:val="24"/>
         </w:rPr>
-        <w:t>诚实解读：L1 签名在"作者如何续写"上达到 93.3%，显著高于随机基线，说明签名包含可预测的作者选择信号——比"同题相似度"更强：系统不是贴标签，而是能从作者已有文本推断其下一步写法。但单篇文本切块存在主题连续性（同文前后缀天然更连贯），会高估命中率；8 维聚合特征单独再次表现弱（40.0%），印证"统计指标 ≠ 风格"。正式实验需多作者 × 多篇跨文体文档 + 同题材续写混淆集。</w:t>
+        <w:t>两实验的完整报告与混淆矩阵见 AUTHOR-ID.md、AUTHOR-PREDICT.md。</w:t>
+      </w:r>
+    </w:p>
+    <w:p>
+      <w:pPr>
+        <w:spacing w:before="200" w:after="120" w:line="312" w:lineRule="auto"/>
+      </w:pPr>
+      <w:r>
+        <w:rPr>
+          <w:rFonts w:ascii="Times New Roman" w:hAnsi="Times New Roman" w:eastAsia="黑体"/>
+          <w:b/>
+          <w:sz w:val="32"/>
+        </w:rPr>
+        <w:t>6 讨论</w:t>
       </w:r>
     </w:p>
     <w:p>
@@ -6040,7 +4848,7 @@
           <w:b/>
           <w:sz w:val="28"/>
         </w:rPr>
-        <w:t>3.9 澄清协议消融与第三方盲评协议（设计 + 现状）</w:t>
+        <w:t>6.1 对结果的解释</w:t>
       </w:r>
     </w:p>
     <w:p>
@@ -6054,7 +4862,117 @@
           <w:b w:val="0"/>
           <w:sz w:val="24"/>
         </w:rPr>
-        <w:t>为给"思想优先的澄清协议"提供独立的因果证据（而非淹没在全链路测试中），我们设计了消融对照实验，工具链已实现（sculptor experiment run/blind/summarize，A/B 位置随机化 + 二项检验）：同一题目、同一作者，随机分配到 A 组（思想优先协议：接住推理链、一次一问、带"我的建议 + A/B/C"）与 B 组（传统填空题式清单提问）；双方产出匿名化后交给 ≥3 名第三方盲评人，在思想深度、个人关联性、作者满意度三个维度独立打分，用配对检验判断 A 组是否显著优于 B 组。现有证据为两场真实会话（散文《再见》、中篇小说《差生》）的质性记录：思想优先协议下用户给出 L3–L5 级高价值回答的比例明显更高（"不不不，真善美不是甜蜜，是悲凉的反抗"这类修正直接重塑全篇）；但这是案例证据而非对照实验，真人样本收集进行中，论文不作过度结论。</w:t>
+        <w:t>在 8 维归一化特征空间中，SCULPTOR 与目标作者语料的距离（1.11）小于其与通用模型的距离（1.46）；两个通用模型彼此距离 0.65，小于两个人类名家彼此距离 1.67。该结果与"作者表示使生成文本在预先定义的特征空间中接近作者、远离模型化倾向"的假设一致；但特征由本文定义，存在部分循环性，不能据此单独得出"作者身份保持"结论。</w:t>
+      </w:r>
+    </w:p>
+    <w:p>
+      <w:pPr>
+        <w:spacing w:line="360" w:lineRule="auto" w:after="80"/>
+        <w:ind w:firstLine="480"/>
+      </w:pPr>
+      <w:r>
+        <w:rPr>
+          <w:rFonts w:ascii="Times New Roman" w:hAnsi="Times New Roman" w:eastAsia="宋体"/>
+          <w:b w:val="0"/>
+          <w:sz w:val="24"/>
+        </w:rPr>
+        <w:t>作者识别实验中，8 维聚合特征单独准确率（40.8%）低于 TF-IDF 基线（90.0%），说明聚合统计指标不足以支撑作者判别，判别力主要来自 L1 词汇层信号。续写选择实验中，L1 签名命中率（93.3%）高于随机基线（50%），提示签名包含可预测的作者选择信号；但单篇文本切块存在主题连续性，会高估命中率。综合两项外部检验，"签名 ≠ 生成式作者模型"：签名具备判别与初步预测力，但生成式作者模型（预测选词、参数层干预）仍是后续工作。</w:t>
+      </w:r>
+    </w:p>
+    <w:p>
+      <w:pPr>
+        <w:spacing w:before="120" w:after="120" w:line="312" w:lineRule="auto"/>
+      </w:pPr>
+      <w:r>
+        <w:rPr>
+          <w:rFonts w:ascii="Times New Roman" w:hAnsi="Times New Roman" w:eastAsia="宋体"/>
+          <w:b/>
+          <w:sz w:val="28"/>
+        </w:rPr>
+        <w:t>6.2 对四类根本性质疑的回应</w:t>
+      </w:r>
+    </w:p>
+    <w:p>
+      <w:pPr>
+        <w:spacing w:line="360" w:lineRule="auto" w:after="80"/>
+        <w:ind w:firstLine="480"/>
+      </w:pPr>
+      <w:r>
+        <w:rPr>
+          <w:rFonts w:ascii="Times New Roman" w:hAnsi="Times New Roman" w:eastAsia="宋体"/>
+          <w:b w:val="0"/>
+          <w:sz w:val="24"/>
+        </w:rPr>
+        <w:t>1. 参照系依赖：风格签名以中性基线为参照，这是文体计量的常态；本文将其条件化（3.1），结论与"哪个模型更强"无关。更根本的检验是跨文体一致性与预测实验（5.5 已给出初版，样本待扩大）。</w:t>
+      </w:r>
+    </w:p>
+    <w:p>
+      <w:pPr>
+        <w:spacing w:line="360" w:lineRule="auto" w:after="80"/>
+        <w:ind w:firstLine="480"/>
+      </w:pPr>
+      <w:r>
+        <w:rPr>
+          <w:rFonts w:ascii="Times New Roman" w:hAnsi="Times New Roman" w:eastAsia="宋体"/>
+          <w:b w:val="0"/>
+          <w:sz w:val="24"/>
+        </w:rPr>
+        <w:t>2. 循环论证：以三块外部检验回应——作者识别（判别力，不依赖本文定义的审美维度）、续写选择（预测力）与第三方盲评协议（4.4，工具已实现、样本待收集）；并如实报告 8 维特征单独弱于基线。</w:t>
+      </w:r>
+    </w:p>
+    <w:p>
+      <w:pPr>
+        <w:spacing w:line="360" w:lineRule="auto" w:after="80"/>
+        <w:ind w:firstLine="480"/>
+      </w:pPr>
+      <w:r>
+        <w:rPr>
+          <w:rFonts w:ascii="Times New Roman" w:hAnsi="Times New Roman" w:eastAsia="宋体"/>
+          <w:b w:val="0"/>
+          <w:sz w:val="24"/>
+        </w:rPr>
+        <w:t>3. profile 与 model 之辨：本文交付的是作者表示（签名）系统，可注入、可检验、随写作演化；从签名到生成式作者模型是明确的未来工作，全文以"签名/表示"界定，避免名实不符。</w:t>
+      </w:r>
+    </w:p>
+    <w:p>
+      <w:pPr>
+        <w:spacing w:line="360" w:lineRule="auto" w:after="80"/>
+        <w:ind w:firstLine="480"/>
+      </w:pPr>
+      <w:r>
+        <w:rPr>
+          <w:rFonts w:ascii="Times New Roman" w:hAnsi="Times New Roman" w:eastAsia="宋体"/>
+          <w:b w:val="0"/>
+          <w:sz w:val="24"/>
+        </w:rPr>
+        <w:t>4. 规则驯化风险：生成约束为软性偏好、可撤销；风格档案由作者亲手修改驱动；作者保留否决权（3.6 节）。</w:t>
+      </w:r>
+    </w:p>
+    <w:p>
+      <w:pPr>
+        <w:spacing w:before="120" w:after="120" w:line="312" w:lineRule="auto"/>
+      </w:pPr>
+      <w:r>
+        <w:rPr>
+          <w:rFonts w:ascii="Times New Roman" w:hAnsi="Times New Roman" w:eastAsia="宋体"/>
+          <w:b/>
+          <w:sz w:val="28"/>
+        </w:rPr>
+        <w:t>6.3 人文价值与应用</w:t>
+      </w:r>
+    </w:p>
+    <w:p>
+      <w:pPr>
+        <w:spacing w:line="360" w:lineRule="auto" w:after="80"/>
+        <w:ind w:firstLine="480"/>
+      </w:pPr>
+      <w:r>
+        <w:rPr>
+          <w:rFonts w:ascii="Times New Roman" w:hAnsi="Times New Roman" w:eastAsia="宋体"/>
+          <w:b w:val="0"/>
+          <w:sz w:val="24"/>
+        </w:rPr>
+        <w:t>本文的定位是面向人文环境的帮助工具：在生成过程中保持作者特定的表达偏好与语义意图，而非最大化一般意义上的文本质量。目标用户为三类写作者：需要把"憋着的想法"理清的普通写作者与学生、在合规框架内需要保留个人表达的职场写作者、需要在 AI 时代守住"自己的声音"的内容创作者。产品保持完整写作系统定位：澄清协议是核心，但与作者表示、知识闭环、生成审计作为一体交付——风格保真与质检依赖全流程数据闭环。</w:t>
       </w:r>
     </w:p>
     <w:p>
@@ -6067,7 +4985,91 @@
           <w:b/>
           <w:sz w:val="32"/>
         </w:rPr>
-        <w:t>4 应用前景与人文价值</w:t>
+        <w:t>7 局限</w:t>
+      </w:r>
+    </w:p>
+    <w:p>
+      <w:pPr>
+        <w:spacing w:line="360" w:lineRule="auto" w:after="80"/>
+        <w:ind w:firstLine="480"/>
+      </w:pPr>
+      <w:r>
+        <w:rPr>
+          <w:rFonts w:ascii="Times New Roman" w:hAnsi="Times New Roman" w:eastAsia="宋体"/>
+          <w:b w:val="0"/>
+          <w:sz w:val="24"/>
+        </w:rPr>
+        <w:t>1. 构念效度（construct validity）：human-likeness 与 author-likeness 的区分已定义（表 2）并分别测量（5.2 与 5.5），但两者在特征层面的正交性尚未验证；</w:t>
+      </w:r>
+    </w:p>
+    <w:p>
+      <w:pPr>
+        <w:spacing w:line="360" w:lineRule="auto" w:after="80"/>
+        <w:ind w:firstLine="480"/>
+      </w:pPr>
+      <w:r>
+        <w:rPr>
+          <w:rFonts w:ascii="Times New Roman" w:hAnsi="Times New Roman" w:eastAsia="宋体"/>
+          <w:b w:val="0"/>
+          <w:sz w:val="24"/>
+        </w:rPr>
+        <w:t>2. 单作者偏差（single-author bias）：风格距离与建模空间实验以一位目标作者为主体，观察到的模式可能部分反映该作者特性；</w:t>
+      </w:r>
+    </w:p>
+    <w:p>
+      <w:pPr>
+        <w:spacing w:line="360" w:lineRule="auto" w:after="80"/>
+        <w:ind w:firstLine="480"/>
+      </w:pPr>
+      <w:r>
+        <w:rPr>
+          <w:rFonts w:ascii="Times New Roman" w:hAnsi="Times New Roman" w:eastAsia="宋体"/>
+          <w:b w:val="0"/>
+          <w:sz w:val="24"/>
+        </w:rPr>
+        <w:t>3. 领域/语言/模型依赖：实验限于中文、单篇文本切块；LLM 依赖环节随模型版本漂移，未做跨模型稳定性检验；</w:t>
+      </w:r>
+    </w:p>
+    <w:p>
+      <w:pPr>
+        <w:spacing w:line="360" w:lineRule="auto" w:after="80"/>
+        <w:ind w:firstLine="480"/>
+      </w:pPr>
+      <w:r>
+        <w:rPr>
+          <w:rFonts w:ascii="Times New Roman" w:hAnsi="Times New Roman" w:eastAsia="宋体"/>
+          <w:b w:val="0"/>
+          <w:sz w:val="24"/>
+        </w:rPr>
+        <w:t>4. 评价者依赖（evaluator dependence）：第三方盲评样本尚未收集，"像你"的统计显著性待二项检验给出；</w:t>
+      </w:r>
+    </w:p>
+    <w:p>
+      <w:pPr>
+        <w:spacing w:line="360" w:lineRule="auto" w:after="80"/>
+        <w:ind w:firstLine="480"/>
+      </w:pPr>
+      <w:r>
+        <w:rPr>
+          <w:rFonts w:ascii="Times New Roman" w:hAnsi="Times New Roman" w:eastAsia="宋体"/>
+          <w:b w:val="0"/>
+          <w:sz w:val="24"/>
+        </w:rPr>
+        <w:t>5. 统计效力：作者识别与续写选择样本量小（n=120/30），未做显著性检验与效应量报告；</w:t>
+      </w:r>
+    </w:p>
+    <w:p>
+      <w:pPr>
+        <w:spacing w:line="360" w:lineRule="auto" w:after="80"/>
+        <w:ind w:firstLine="480"/>
+      </w:pPr>
+      <w:r>
+        <w:rPr>
+          <w:rFonts w:ascii="Times New Roman" w:hAnsi="Times New Roman" w:eastAsia="宋体"/>
+          <w:b w:val="0"/>
+          <w:sz w:val="24"/>
+        </w:rPr>
+        <w:t>6. 能力边界：生成式作者模型（预测选词、参数层注入）未实现；翻译等应用扩展未做独立对照验证。</w:t>
       </w:r>
     </w:p>
     <w:p>
@@ -6080,7 +5082,7 @@
           <w:b/>
           <w:sz w:val="32"/>
         </w:rPr>
-        <w:t>4 应用前景与人文价值</w:t>
+        <w:t>8 结论与展望</w:t>
       </w:r>
     </w:p>
     <w:p>
@@ -6094,7 +5096,7 @@
           <w:b w:val="0"/>
           <w:sz w:val="24"/>
         </w:rPr>
-        <w:t>功能性：SCULPTOR 能完成从一句话到完整成稿的全流程写作，覆盖散文、小说、议论文、学术论文、公文、合同、发言稿、视频脚本等文体，并能按作者风格持续进化；支持 docx/xlsx/图片/语音口述输入与 md/docx（含公文 GB/T 9704、学术排版）/PPT/PDF/SRT/HTML 导出。</w:t>
+        <w:t>本文提出 SCULPTOR：以作者表示为中心的生成式写作系统。理论上，将风格形式化为作者相对中性基线的稳定条件选择偏差，用四层签名近似，并提出"修改监督"；交互上，以思想脉络澄清协议与供给闭环响应深层意图；质量上，以姿态层检测缓解模型化话语特征。实验表明，全部契约测试满足输出契约；风格距离结果与"接近作者、远离模型化倾向"的假设一致；判别与预测两类外部检验显示签名具备作者信号，但样本规模不足以支持显著性结论。</w:t>
       </w:r>
     </w:p>
     <w:p>
@@ -6108,7 +5110,20 @@
           <w:b w:val="0"/>
           <w:sz w:val="24"/>
         </w:rPr>
-        <w:t>准确性：自动化 QA 覆盖全链路，反 AI 审计（统计层 + 姿态层）与回译校验保证成稿"像人"且信息不丢；事实核查将数字/年代/引文分级，提示人工核对。</w:t>
+        <w:t>未来工作：① 扩大多作者 × 多篇跨文体语料，完成作者识别/续写选择的显著性检验；② 执行澄清协议消融对照实验（4.4 设计）；③ 实现激活层干预与轻量微调，使签名直接引导生成；④ 跨语言验证；⑤ Web 端一键部署。</w:t>
+      </w:r>
+    </w:p>
+    <w:p>
+      <w:pPr>
+        <w:spacing w:before="200" w:after="120" w:line="312" w:lineRule="auto"/>
+      </w:pPr>
+      <w:r>
+        <w:rPr>
+          <w:rFonts w:ascii="Times New Roman" w:hAnsi="Times New Roman" w:eastAsia="黑体"/>
+          <w:b/>
+          <w:sz w:val="32"/>
+        </w:rPr>
+        <w:t>附录 A　工程验证细节</w:t>
       </w:r>
     </w:p>
     <w:p>
@@ -6122,7 +5137,7 @@
           <w:b w:val="0"/>
           <w:sz w:val="24"/>
         </w:rPr>
-        <w:t>易用性：安装即用（目录级、不碰全局），Web 工作台"选中即用、实时可见、可回滚"；伴随式写作：对话与实时大纲同屏，大纲由 LLM 从对话总结、可手动编辑，写作者可手写与 AI 并排协作。</w:t>
+        <w:t>工程形态：CLI（零依赖 Node）、Web 工作台（对话/实时大纲/写作区/审计面板）、宿主适配（Codex/Claude Code/OpenCode）与 MCP 协议。所有写入限定工作区，写前重读校验，凭据脱敏。</w:t>
       </w:r>
     </w:p>
     <w:p>
@@ -6136,9 +5151,430 @@
           <w:b w:val="0"/>
           <w:sz w:val="24"/>
         </w:rPr>
-        <w:t>安全性：所有写入限定在工作区与用户指定文件，写前重读校验、冲突即让位，绝不覆盖他人改动；凭据自动发现且密钥脱敏，密钥扫描进 CI。</w:t>
+        <w:t>表 7　契约测试覆盖矩阵（agent 20 套 + web 7 套）</w:t>
       </w:r>
     </w:p>
+    <w:tbl>
+      <w:tblPr>
+        <w:tblStyle w:val="TableGrid"/>
+        <w:tblW w:type="auto" w:w="0"/>
+        <w:jc w:val="center"/>
+        <w:tblLook w:firstColumn="1" w:firstRow="1" w:lastColumn="0" w:lastRow="0" w:noHBand="0" w:noVBand="1" w:val="04A0"/>
+      </w:tblPr>
+      <w:tblGrid>
+        <w:gridCol w:w="4589"/>
+        <w:gridCol w:w="4589"/>
+      </w:tblGrid>
+      <w:tr>
+        <w:tc>
+          <w:tcPr>
+            <w:tcW w:type="dxa" w:w="4589"/>
+          </w:tcPr>
+          <w:p>
+            <w:r/>
+            <w:r>
+              <w:rPr>
+                <w:rFonts w:ascii="Times New Roman" w:hAnsi="Times New Roman" w:eastAsia="宋体"/>
+                <w:b/>
+                <w:sz w:val="21"/>
+              </w:rPr>
+              <w:t>覆盖类别</w:t>
+            </w:r>
+          </w:p>
+        </w:tc>
+        <w:tc>
+          <w:tcPr>
+            <w:tcW w:type="dxa" w:w="4589"/>
+          </w:tcPr>
+          <w:p>
+            <w:r/>
+            <w:r>
+              <w:rPr>
+                <w:rFonts w:ascii="Times New Roman" w:hAnsi="Times New Roman" w:eastAsia="宋体"/>
+                <w:b/>
+                <w:sz w:val="21"/>
+              </w:rPr>
+              <w:t>验收口径</w:t>
+            </w:r>
+          </w:p>
+        </w:tc>
+      </w:tr>
+      <w:tr>
+        <w:tc>
+          <w:tcPr>
+            <w:tcW w:type="dxa" w:w="4589"/>
+          </w:tcPr>
+          <w:p>
+            <w:r/>
+            <w:r>
+              <w:rPr>
+                <w:rFonts w:ascii="Times New Roman" w:hAnsi="Times New Roman" w:eastAsia="宋体"/>
+                <w:b w:val="0"/>
+                <w:sz w:val="21"/>
+              </w:rPr>
+              <w:t>澄清交互</w:t>
+            </w:r>
+          </w:p>
+        </w:tc>
+        <w:tc>
+          <w:tcPr>
+            <w:tcW w:type="dxa" w:w="4589"/>
+          </w:tcPr>
+          <w:p>
+            <w:r/>
+            <w:r>
+              <w:rPr>
+                <w:rFonts w:ascii="Times New Roman" w:hAnsi="Times New Roman" w:eastAsia="宋体"/>
+                <w:b w:val="0"/>
+                <w:sz w:val="21"/>
+              </w:rPr>
+              <w:t>一次一问；低意愿逃生；不主动收尾护栏</w:t>
+            </w:r>
+          </w:p>
+        </w:tc>
+      </w:tr>
+      <w:tr>
+        <w:tc>
+          <w:tcPr>
+            <w:tcW w:type="dxa" w:w="4589"/>
+          </w:tcPr>
+          <w:p>
+            <w:r/>
+            <w:r>
+              <w:rPr>
+                <w:rFonts w:ascii="Times New Roman" w:hAnsi="Times New Roman" w:eastAsia="宋体"/>
+                <w:b w:val="0"/>
+                <w:sz w:val="21"/>
+              </w:rPr>
+              <w:t>实时大纲</w:t>
+            </w:r>
+          </w:p>
+        </w:tc>
+        <w:tc>
+          <w:tcPr>
+            <w:tcW w:type="dxa" w:w="4589"/>
+          </w:tcPr>
+          <w:p>
+            <w:r/>
+            <w:r>
+              <w:rPr>
+                <w:rFonts w:ascii="Times New Roman" w:hAnsi="Times New Roman" w:eastAsia="宋体"/>
+                <w:b w:val="0"/>
+                <w:sz w:val="21"/>
+              </w:rPr>
+              <w:t>生成/编辑/完成度结算</w:t>
+            </w:r>
+          </w:p>
+        </w:tc>
+      </w:tr>
+      <w:tr>
+        <w:tc>
+          <w:tcPr>
+            <w:tcW w:type="dxa" w:w="4589"/>
+          </w:tcPr>
+          <w:p>
+            <w:r/>
+            <w:r>
+              <w:rPr>
+                <w:rFonts w:ascii="Times New Roman" w:hAnsi="Times New Roman" w:eastAsia="宋体"/>
+                <w:b w:val="0"/>
+                <w:sz w:val="21"/>
+              </w:rPr>
+              <w:t>写作与字数</w:t>
+            </w:r>
+          </w:p>
+        </w:tc>
+        <w:tc>
+          <w:tcPr>
+            <w:tcW w:type="dxa" w:w="4589"/>
+          </w:tcPr>
+          <w:p>
+            <w:r/>
+            <w:r>
+              <w:rPr>
+                <w:rFonts w:ascii="Times New Roman" w:hAnsi="Times New Roman" w:eastAsia="宋体"/>
+                <w:b w:val="0"/>
+                <w:sz w:val="21"/>
+              </w:rPr>
+              <w:t>85% 阈值 + 扩写两轮</w:t>
+            </w:r>
+          </w:p>
+        </w:tc>
+      </w:tr>
+      <w:tr>
+        <w:tc>
+          <w:tcPr>
+            <w:tcW w:type="dxa" w:w="4589"/>
+          </w:tcPr>
+          <w:p>
+            <w:r/>
+            <w:r>
+              <w:rPr>
+                <w:rFonts w:ascii="Times New Roman" w:hAnsi="Times New Roman" w:eastAsia="宋体"/>
+                <w:b w:val="0"/>
+                <w:sz w:val="21"/>
+              </w:rPr>
+              <w:t>风格与向量</w:t>
+            </w:r>
+          </w:p>
+        </w:tc>
+        <w:tc>
+          <w:tcPr>
+            <w:tcW w:type="dxa" w:w="4589"/>
+          </w:tcPr>
+          <w:p>
+            <w:r/>
+            <w:r>
+              <w:rPr>
+                <w:rFonts w:ascii="Times New Roman" w:hAnsi="Times New Roman" w:eastAsia="宋体"/>
+                <w:b w:val="0"/>
+                <w:sz w:val="21"/>
+              </w:rPr>
+              <w:t>同题三风格对照</w:t>
+            </w:r>
+          </w:p>
+        </w:tc>
+      </w:tr>
+      <w:tr>
+        <w:tc>
+          <w:tcPr>
+            <w:tcW w:type="dxa" w:w="4589"/>
+          </w:tcPr>
+          <w:p>
+            <w:r/>
+            <w:r>
+              <w:rPr>
+                <w:rFonts w:ascii="Times New Roman" w:hAnsi="Times New Roman" w:eastAsia="宋体"/>
+                <w:b w:val="0"/>
+                <w:sz w:val="21"/>
+              </w:rPr>
+              <w:t>RAG 与知识库</w:t>
+            </w:r>
+          </w:p>
+        </w:tc>
+        <w:tc>
+          <w:tcPr>
+            <w:tcW w:type="dxa" w:w="4589"/>
+          </w:tcPr>
+          <w:p>
+            <w:r/>
+            <w:r>
+              <w:rPr>
+                <w:rFonts w:ascii="Times New Roman" w:hAnsi="Times New Roman" w:eastAsia="宋体"/>
+                <w:b w:val="0"/>
+                <w:sz w:val="21"/>
+              </w:rPr>
+              <w:t>排队→回灌→缺口节重写→重审计</w:t>
+            </w:r>
+          </w:p>
+        </w:tc>
+      </w:tr>
+      <w:tr>
+        <w:tc>
+          <w:tcPr>
+            <w:tcW w:type="dxa" w:w="4589"/>
+          </w:tcPr>
+          <w:p>
+            <w:r/>
+            <w:r>
+              <w:rPr>
+                <w:rFonts w:ascii="Times New Roman" w:hAnsi="Times New Roman" w:eastAsia="宋体"/>
+                <w:b w:val="0"/>
+                <w:sz w:val="21"/>
+              </w:rPr>
+              <w:t>假思考检测</w:t>
+            </w:r>
+          </w:p>
+        </w:tc>
+        <w:tc>
+          <w:tcPr>
+            <w:tcW w:type="dxa" w:w="4589"/>
+          </w:tcPr>
+          <w:p>
+            <w:r/>
+            <w:r>
+              <w:rPr>
+                <w:rFonts w:ascii="Times New Roman" w:hAnsi="Times New Roman" w:eastAsia="宋体"/>
+                <w:b w:val="0"/>
+                <w:sz w:val="21"/>
+              </w:rPr>
+              <w:t>六层细读命中、不误伤克制式结尾</w:t>
+            </w:r>
+          </w:p>
+        </w:tc>
+      </w:tr>
+      <w:tr>
+        <w:tc>
+          <w:tcPr>
+            <w:tcW w:type="dxa" w:w="4589"/>
+          </w:tcPr>
+          <w:p>
+            <w:r/>
+            <w:r>
+              <w:rPr>
+                <w:rFonts w:ascii="Times New Roman" w:hAnsi="Times New Roman" w:eastAsia="宋体"/>
+                <w:b w:val="0"/>
+                <w:sz w:val="21"/>
+              </w:rPr>
+              <w:t>学术规范审计</w:t>
+            </w:r>
+          </w:p>
+        </w:tc>
+        <w:tc>
+          <w:tcPr>
+            <w:tcW w:type="dxa" w:w="4589"/>
+          </w:tcPr>
+          <w:p>
+            <w:r/>
+            <w:r>
+              <w:rPr>
+                <w:rFonts w:ascii="Times New Roman" w:hAnsi="Times New Roman" w:eastAsia="宋体"/>
+                <w:b w:val="0"/>
+                <w:sz w:val="21"/>
+              </w:rPr>
+              <w:t>标点混用/口语化/摘要长度/引用顺序/关键词</w:t>
+            </w:r>
+          </w:p>
+        </w:tc>
+      </w:tr>
+      <w:tr>
+        <w:tc>
+          <w:tcPr>
+            <w:tcW w:type="dxa" w:w="4589"/>
+          </w:tcPr>
+          <w:p>
+            <w:r/>
+            <w:r>
+              <w:rPr>
+                <w:rFonts w:ascii="Times New Roman" w:hAnsi="Times New Roman" w:eastAsia="宋体"/>
+                <w:b w:val="0"/>
+                <w:sz w:val="21"/>
+              </w:rPr>
+              <w:t>红队压测</w:t>
+            </w:r>
+          </w:p>
+        </w:tc>
+        <w:tc>
+          <w:tcPr>
+            <w:tcW w:type="dxa" w:w="4589"/>
+          </w:tcPr>
+          <w:p>
+            <w:r/>
+            <w:r>
+              <w:rPr>
+                <w:rFonts w:ascii="Times New Roman" w:hAnsi="Times New Roman" w:eastAsia="宋体"/>
+                <w:b w:val="0"/>
+                <w:sz w:val="21"/>
+              </w:rPr>
+              <w:t>8 文体 × 6 对抗输入</w:t>
+            </w:r>
+          </w:p>
+        </w:tc>
+      </w:tr>
+      <w:tr>
+        <w:tc>
+          <w:tcPr>
+            <w:tcW w:type="dxa" w:w="4589"/>
+          </w:tcPr>
+          <w:p>
+            <w:r/>
+            <w:r>
+              <w:rPr>
+                <w:rFonts w:ascii="Times New Roman" w:hAnsi="Times New Roman" w:eastAsia="宋体"/>
+                <w:b w:val="0"/>
+                <w:sz w:val="21"/>
+              </w:rPr>
+              <w:t>翻译/回译</w:t>
+            </w:r>
+          </w:p>
+        </w:tc>
+        <w:tc>
+          <w:tcPr>
+            <w:tcW w:type="dxa" w:w="4589"/>
+          </w:tcPr>
+          <w:p>
+            <w:r/>
+            <w:r>
+              <w:rPr>
+                <w:rFonts w:ascii="Times New Roman" w:hAnsi="Times New Roman" w:eastAsia="宋体"/>
+                <w:b w:val="0"/>
+                <w:sz w:val="21"/>
+              </w:rPr>
+              <w:t>信息点保留/丢失/漂移核对</w:t>
+            </w:r>
+          </w:p>
+        </w:tc>
+      </w:tr>
+      <w:tr>
+        <w:tc>
+          <w:tcPr>
+            <w:tcW w:type="dxa" w:w="4589"/>
+          </w:tcPr>
+          <w:p>
+            <w:r/>
+            <w:r>
+              <w:rPr>
+                <w:rFonts w:ascii="Times New Roman" w:hAnsi="Times New Roman" w:eastAsia="宋体"/>
+                <w:b w:val="0"/>
+                <w:sz w:val="21"/>
+              </w:rPr>
+              <w:t>长文端到端</w:t>
+            </w:r>
+          </w:p>
+        </w:tc>
+        <w:tc>
+          <w:tcPr>
+            <w:tcW w:type="dxa" w:w="4589"/>
+          </w:tcPr>
+          <w:p>
+            <w:r/>
+            <w:r>
+              <w:rPr>
+                <w:rFonts w:ascii="Times New Roman" w:hAnsi="Times New Roman" w:eastAsia="宋体"/>
+                <w:b w:val="0"/>
+                <w:sz w:val="21"/>
+              </w:rPr>
+              <w:t>12000 字结构不变量</w:t>
+            </w:r>
+          </w:p>
+        </w:tc>
+      </w:tr>
+      <w:tr>
+        <w:tc>
+          <w:tcPr>
+            <w:tcW w:type="dxa" w:w="4589"/>
+          </w:tcPr>
+          <w:p>
+            <w:r/>
+            <w:r>
+              <w:rPr>
+                <w:rFonts w:ascii="Times New Roman" w:hAnsi="Times New Roman" w:eastAsia="宋体"/>
+                <w:b w:val="0"/>
+                <w:sz w:val="21"/>
+              </w:rPr>
+              <w:t>前端接线</w:t>
+            </w:r>
+          </w:p>
+        </w:tc>
+        <w:tc>
+          <w:tcPr>
+            <w:tcW w:type="dxa" w:w="4589"/>
+          </w:tcPr>
+          <w:p>
+            <w:r/>
+            <w:r>
+              <w:rPr>
+                <w:rFonts w:ascii="Times New Roman" w:hAnsi="Times New Roman" w:eastAsia="宋体"/>
+                <w:b w:val="0"/>
+                <w:sz w:val="21"/>
+              </w:rPr>
+              <w:t>30 个调用点零断链</w:t>
+            </w:r>
+          </w:p>
+        </w:tc>
+      </w:tr>
+    </w:tbl>
+    <w:p/>
     <w:p>
       <w:pPr>
         <w:spacing w:line="360" w:lineRule="auto" w:after="80"/>
@@ -6150,13 +5586,590 @@
           <w:b w:val="0"/>
           <w:sz w:val="24"/>
         </w:rPr>
-        <w:t>应用场景：学生作文与参赛论文、机关公文与合同、学术写作、新媒体文案、小说创作、视频脚本——尤其适合"想表达但被 AI 腔淹没"的普通写作者。在人文科学时代，本项目回答的不是"机器能不能写得更好"，而是"人能不能守住自己的表达"：系统让每个普通人被认真对待——机器负责把"他想说的"写出来，而不是替他说。</w:t>
+        <w:t>表 8　多组实验数据汇总（实测）</w:t>
+      </w:r>
+    </w:p>
+    <w:tbl>
+      <w:tblPr>
+        <w:tblStyle w:val="TableGrid"/>
+        <w:tblW w:type="auto" w:w="0"/>
+        <w:jc w:val="center"/>
+        <w:tblLook w:firstColumn="1" w:firstRow="1" w:lastColumn="0" w:lastRow="0" w:noHBand="0" w:noVBand="1" w:val="04A0"/>
+      </w:tblPr>
+      <w:tblGrid>
+        <w:gridCol w:w="3060"/>
+        <w:gridCol w:w="3060"/>
+        <w:gridCol w:w="3060"/>
+      </w:tblGrid>
+      <w:tr>
+        <w:tc>
+          <w:tcPr>
+            <w:tcW w:type="dxa" w:w="3060"/>
+          </w:tcPr>
+          <w:p>
+            <w:r/>
+            <w:r>
+              <w:rPr>
+                <w:rFonts w:ascii="Times New Roman" w:hAnsi="Times New Roman" w:eastAsia="宋体"/>
+                <w:b/>
+                <w:sz w:val="21"/>
+              </w:rPr>
+              <w:t>实验组</w:t>
+            </w:r>
+          </w:p>
+        </w:tc>
+        <w:tc>
+          <w:tcPr>
+            <w:tcW w:type="dxa" w:w="3060"/>
+          </w:tcPr>
+          <w:p>
+            <w:r/>
+            <w:r>
+              <w:rPr>
+                <w:rFonts w:ascii="Times New Roman" w:hAnsi="Times New Roman" w:eastAsia="宋体"/>
+                <w:b/>
+                <w:sz w:val="21"/>
+              </w:rPr>
+              <w:t>规模/输入</w:t>
+            </w:r>
+          </w:p>
+        </w:tc>
+        <w:tc>
+          <w:tcPr>
+            <w:tcW w:type="dxa" w:w="3060"/>
+          </w:tcPr>
+          <w:p>
+            <w:r/>
+            <w:r>
+              <w:rPr>
+                <w:rFonts w:ascii="Times New Roman" w:hAnsi="Times New Roman" w:eastAsia="宋体"/>
+                <w:b/>
+                <w:sz w:val="21"/>
+              </w:rPr>
+              <w:t>结果</w:t>
+            </w:r>
+          </w:p>
+        </w:tc>
+      </w:tr>
+      <w:tr>
+        <w:tc>
+          <w:tcPr>
+            <w:tcW w:type="dxa" w:w="3060"/>
+          </w:tcPr>
+          <w:p>
+            <w:r/>
+            <w:r>
+              <w:rPr>
+                <w:rFonts w:ascii="Times New Roman" w:hAnsi="Times New Roman" w:eastAsia="宋体"/>
+                <w:b w:val="0"/>
+                <w:sz w:val="21"/>
+              </w:rPr>
+              <w:t>全链路契约测试</w:t>
+            </w:r>
+          </w:p>
+        </w:tc>
+        <w:tc>
+          <w:tcPr>
+            <w:tcW w:type="dxa" w:w="3060"/>
+          </w:tcPr>
+          <w:p>
+            <w:r/>
+            <w:r>
+              <w:rPr>
+                <w:rFonts w:ascii="Times New Roman" w:hAnsi="Times New Roman" w:eastAsia="宋体"/>
+                <w:b w:val="0"/>
+                <w:sz w:val="21"/>
+              </w:rPr>
+              <w:t>agent 20 + web 7 套</w:t>
+            </w:r>
+          </w:p>
+        </w:tc>
+        <w:tc>
+          <w:tcPr>
+            <w:tcW w:type="dxa" w:w="3060"/>
+          </w:tcPr>
+          <w:p>
+            <w:r/>
+            <w:r>
+              <w:rPr>
+                <w:rFonts w:ascii="Times New Roman" w:hAnsi="Times New Roman" w:eastAsia="宋体"/>
+                <w:b w:val="0"/>
+                <w:sz w:val="21"/>
+              </w:rPr>
+              <w:t>全部满足输出契约</w:t>
+            </w:r>
+          </w:p>
+        </w:tc>
+      </w:tr>
+      <w:tr>
+        <w:tc>
+          <w:tcPr>
+            <w:tcW w:type="dxa" w:w="3060"/>
+          </w:tcPr>
+          <w:p>
+            <w:r/>
+            <w:r>
+              <w:rPr>
+                <w:rFonts w:ascii="Times New Roman" w:hAnsi="Times New Roman" w:eastAsia="宋体"/>
+                <w:b w:val="0"/>
+                <w:sz w:val="21"/>
+              </w:rPr>
+              <w:t>长文端到端</w:t>
+            </w:r>
+          </w:p>
+        </w:tc>
+        <w:tc>
+          <w:tcPr>
+            <w:tcW w:type="dxa" w:w="3060"/>
+          </w:tcPr>
+          <w:p>
+            <w:r/>
+            <w:r>
+              <w:rPr>
+                <w:rFonts w:ascii="Times New Roman" w:hAnsi="Times New Roman" w:eastAsia="宋体"/>
+                <w:b w:val="0"/>
+                <w:sz w:val="21"/>
+              </w:rPr>
+              <w:t>12000 字小说</w:t>
+            </w:r>
+          </w:p>
+        </w:tc>
+        <w:tc>
+          <w:tcPr>
+            <w:tcW w:type="dxa" w:w="3060"/>
+          </w:tcPr>
+          <w:p>
+            <w:r/>
+            <w:r>
+              <w:rPr>
+                <w:rFonts w:ascii="Times New Roman" w:hAnsi="Times New Roman" w:eastAsia="宋体"/>
+                <w:b w:val="0"/>
+                <w:sz w:val="21"/>
+              </w:rPr>
+              <w:t>结构不变量通过；修复节标题粘连</w:t>
+            </w:r>
+          </w:p>
+        </w:tc>
+      </w:tr>
+      <w:tr>
+        <w:tc>
+          <w:tcPr>
+            <w:tcW w:type="dxa" w:w="3060"/>
+          </w:tcPr>
+          <w:p>
+            <w:r/>
+            <w:r>
+              <w:rPr>
+                <w:rFonts w:ascii="Times New Roman" w:hAnsi="Times New Roman" w:eastAsia="宋体"/>
+                <w:b w:val="0"/>
+                <w:sz w:val="21"/>
+              </w:rPr>
+              <w:t>红队压测</w:t>
+            </w:r>
+          </w:p>
+        </w:tc>
+        <w:tc>
+          <w:tcPr>
+            <w:tcW w:type="dxa" w:w="3060"/>
+          </w:tcPr>
+          <w:p>
+            <w:r/>
+            <w:r>
+              <w:rPr>
+                <w:rFonts w:ascii="Times New Roman" w:hAnsi="Times New Roman" w:eastAsia="宋体"/>
+                <w:b w:val="0"/>
+                <w:sz w:val="21"/>
+              </w:rPr>
+              <w:t>8 文体 × 6 对抗输入</w:t>
+            </w:r>
+          </w:p>
+        </w:tc>
+        <w:tc>
+          <w:tcPr>
+            <w:tcW w:type="dxa" w:w="3060"/>
+          </w:tcPr>
+          <w:p>
+            <w:r/>
+            <w:r>
+              <w:rPr>
+                <w:rFonts w:ascii="Times New Roman" w:hAnsi="Times New Roman" w:eastAsia="宋体"/>
+                <w:b w:val="0"/>
+                <w:sz w:val="21"/>
+              </w:rPr>
+              <w:t>全流程通过，修复 6 类问题</w:t>
+            </w:r>
+          </w:p>
+        </w:tc>
+      </w:tr>
+      <w:tr>
+        <w:tc>
+          <w:tcPr>
+            <w:tcW w:type="dxa" w:w="3060"/>
+          </w:tcPr>
+          <w:p>
+            <w:r/>
+            <w:r>
+              <w:rPr>
+                <w:rFonts w:ascii="Times New Roman" w:hAnsi="Times New Roman" w:eastAsia="宋体"/>
+                <w:b w:val="0"/>
+                <w:sz w:val="21"/>
+              </w:rPr>
+              <w:t>反 AI 审计</w:t>
+            </w:r>
+          </w:p>
+        </w:tc>
+        <w:tc>
+          <w:tcPr>
+            <w:tcW w:type="dxa" w:w="3060"/>
+          </w:tcPr>
+          <w:p>
+            <w:r/>
+            <w:r>
+              <w:rPr>
+                <w:rFonts w:ascii="Times New Roman" w:hAnsi="Times New Roman" w:eastAsia="宋体"/>
+                <w:b w:val="0"/>
+                <w:sz w:val="21"/>
+              </w:rPr>
+              <w:t>真实任务</w:t>
+            </w:r>
+          </w:p>
+        </w:tc>
+        <w:tc>
+          <w:tcPr>
+            <w:tcW w:type="dxa" w:w="3060"/>
+          </w:tcPr>
+          <w:p>
+            <w:r/>
+            <w:r>
+              <w:rPr>
+                <w:rFonts w:ascii="Times New Roman" w:hAnsi="Times New Roman" w:eastAsia="宋体"/>
+                <w:b w:val="0"/>
+                <w:sz w:val="21"/>
+              </w:rPr>
+              <w:t>跨节重复比喻修复；终审黑名单 0</w:t>
+            </w:r>
+          </w:p>
+        </w:tc>
+      </w:tr>
+      <w:tr>
+        <w:tc>
+          <w:tcPr>
+            <w:tcW w:type="dxa" w:w="3060"/>
+          </w:tcPr>
+          <w:p>
+            <w:r/>
+            <w:r>
+              <w:rPr>
+                <w:rFonts w:ascii="Times New Roman" w:hAnsi="Times New Roman" w:eastAsia="宋体"/>
+                <w:b w:val="0"/>
+                <w:sz w:val="21"/>
+              </w:rPr>
+              <w:t>人类化指标</w:t>
+            </w:r>
+          </w:p>
+        </w:tc>
+        <w:tc>
+          <w:tcPr>
+            <w:tcW w:type="dxa" w:w="3060"/>
+          </w:tcPr>
+          <w:p>
+            <w:r/>
+            <w:r>
+              <w:rPr>
+                <w:rFonts w:ascii="Times New Roman" w:hAnsi="Times New Roman" w:eastAsia="宋体"/>
+                <w:b w:val="0"/>
+                <w:sz w:val="21"/>
+              </w:rPr>
+              <w:t>真实成稿</w:t>
+            </w:r>
+          </w:p>
+        </w:tc>
+        <w:tc>
+          <w:tcPr>
+            <w:tcW w:type="dxa" w:w="3060"/>
+          </w:tcPr>
+          <w:p>
+            <w:r/>
+            <w:r>
+              <w:rPr>
+                <w:rFonts w:ascii="Times New Roman" w:hAnsi="Times New Roman" w:eastAsia="宋体"/>
+                <w:b w:val="0"/>
+                <w:sz w:val="21"/>
+              </w:rPr>
+              <w:t>σ 14.4、段落变异 0.45、句首去重 81%、TTR 0.78</w:t>
+            </w:r>
+          </w:p>
+        </w:tc>
+      </w:tr>
+      <w:tr>
+        <w:tc>
+          <w:tcPr>
+            <w:tcW w:type="dxa" w:w="3060"/>
+          </w:tcPr>
+          <w:p>
+            <w:r/>
+            <w:r>
+              <w:rPr>
+                <w:rFonts w:ascii="Times New Roman" w:hAnsi="Times New Roman" w:eastAsia="宋体"/>
+                <w:b w:val="0"/>
+                <w:sz w:val="21"/>
+              </w:rPr>
+              <w:t>同题三风格对照</w:t>
+            </w:r>
+          </w:p>
+        </w:tc>
+        <w:tc>
+          <w:tcPr>
+            <w:tcW w:type="dxa" w:w="3060"/>
+          </w:tcPr>
+          <w:p>
+            <w:r/>
+            <w:r>
+              <w:rPr>
+                <w:rFonts w:ascii="Times New Roman" w:hAnsi="Times New Roman" w:eastAsia="宋体"/>
+                <w:b w:val="0"/>
+                <w:sz w:val="21"/>
+              </w:rPr>
+              <w:t>n=3</w:t>
+            </w:r>
+          </w:p>
+        </w:tc>
+        <w:tc>
+          <w:tcPr>
+            <w:tcW w:type="dxa" w:w="3060"/>
+          </w:tcPr>
+          <w:p>
+            <w:r/>
+            <w:r>
+              <w:rPr>
+                <w:rFonts w:ascii="Times New Roman" w:hAnsi="Times New Roman" w:eastAsia="宋体"/>
+                <w:b w:val="0"/>
+                <w:sz w:val="21"/>
+              </w:rPr>
+              <w:t>σ 3.7/8.3/5.0；字数 742/874/984</w:t>
+            </w:r>
+          </w:p>
+        </w:tc>
+      </w:tr>
+      <w:tr>
+        <w:tc>
+          <w:tcPr>
+            <w:tcW w:type="dxa" w:w="3060"/>
+          </w:tcPr>
+          <w:p>
+            <w:r/>
+            <w:r>
+              <w:rPr>
+                <w:rFonts w:ascii="Times New Roman" w:hAnsi="Times New Roman" w:eastAsia="宋体"/>
+                <w:b w:val="0"/>
+                <w:sz w:val="21"/>
+              </w:rPr>
+              <w:t>风格建模空间</w:t>
+            </w:r>
+          </w:p>
+        </w:tc>
+        <w:tc>
+          <w:tcPr>
+            <w:tcW w:type="dxa" w:w="3060"/>
+          </w:tcPr>
+          <w:p>
+            <w:r/>
+            <w:r>
+              <w:rPr>
+                <w:rFonts w:ascii="Times New Roman" w:hAnsi="Times New Roman" w:eastAsia="宋体"/>
+                <w:b w:val="0"/>
+                <w:sz w:val="21"/>
+              </w:rPr>
+              <w:t>6 类文本 MDS</w:t>
+            </w:r>
+          </w:p>
+        </w:tc>
+        <w:tc>
+          <w:tcPr>
+            <w:tcW w:type="dxa" w:w="3060"/>
+          </w:tcPr>
+          <w:p>
+            <w:r/>
+            <w:r>
+              <w:rPr>
+                <w:rFonts w:ascii="Times New Roman" w:hAnsi="Times New Roman" w:eastAsia="宋体"/>
+                <w:b w:val="0"/>
+                <w:sz w:val="21"/>
+              </w:rPr>
+              <w:t>Stress-1 = 0.212</w:t>
+            </w:r>
+          </w:p>
+        </w:tc>
+      </w:tr>
+      <w:tr>
+        <w:tc>
+          <w:tcPr>
+            <w:tcW w:type="dxa" w:w="3060"/>
+          </w:tcPr>
+          <w:p>
+            <w:r/>
+            <w:r>
+              <w:rPr>
+                <w:rFonts w:ascii="Times New Roman" w:hAnsi="Times New Roman" w:eastAsia="宋体"/>
+                <w:b w:val="0"/>
+                <w:sz w:val="21"/>
+              </w:rPr>
+              <w:t>作者识别</w:t>
+            </w:r>
+          </w:p>
+        </w:tc>
+        <w:tc>
+          <w:tcPr>
+            <w:tcW w:type="dxa" w:w="3060"/>
+          </w:tcPr>
+          <w:p>
+            <w:r/>
+            <w:r>
+              <w:rPr>
+                <w:rFonts w:ascii="Times New Roman" w:hAnsi="Times New Roman" w:eastAsia="宋体"/>
+                <w:b w:val="0"/>
+                <w:sz w:val="21"/>
+              </w:rPr>
+              <w:t>n=120</w:t>
+            </w:r>
+          </w:p>
+        </w:tc>
+        <w:tc>
+          <w:tcPr>
+            <w:tcW w:type="dxa" w:w="3060"/>
+          </w:tcPr>
+          <w:p>
+            <w:r/>
+            <w:r>
+              <w:rPr>
+                <w:rFonts w:ascii="Times New Roman" w:hAnsi="Times New Roman" w:eastAsia="宋体"/>
+                <w:b w:val="0"/>
+                <w:sz w:val="21"/>
+              </w:rPr>
+              <w:t>L1+8 维融合 88.3%（基线 90.0%）</w:t>
+            </w:r>
+          </w:p>
+        </w:tc>
+      </w:tr>
+      <w:tr>
+        <w:tc>
+          <w:tcPr>
+            <w:tcW w:type="dxa" w:w="3060"/>
+          </w:tcPr>
+          <w:p>
+            <w:r/>
+            <w:r>
+              <w:rPr>
+                <w:rFonts w:ascii="Times New Roman" w:hAnsi="Times New Roman" w:eastAsia="宋体"/>
+                <w:b w:val="0"/>
+                <w:sz w:val="21"/>
+              </w:rPr>
+              <w:t>续写选择</w:t>
+            </w:r>
+          </w:p>
+        </w:tc>
+        <w:tc>
+          <w:tcPr>
+            <w:tcW w:type="dxa" w:w="3060"/>
+          </w:tcPr>
+          <w:p>
+            <w:r/>
+            <w:r>
+              <w:rPr>
+                <w:rFonts w:ascii="Times New Roman" w:hAnsi="Times New Roman" w:eastAsia="宋体"/>
+                <w:b w:val="0"/>
+                <w:sz w:val="21"/>
+              </w:rPr>
+              <w:t>n=30</w:t>
+            </w:r>
+          </w:p>
+        </w:tc>
+        <w:tc>
+          <w:tcPr>
+            <w:tcW w:type="dxa" w:w="3060"/>
+          </w:tcPr>
+          <w:p>
+            <w:r/>
+            <w:r>
+              <w:rPr>
+                <w:rFonts w:ascii="Times New Roman" w:hAnsi="Times New Roman" w:eastAsia="宋体"/>
+                <w:b w:val="0"/>
+                <w:sz w:val="21"/>
+              </w:rPr>
+              <w:t>L1 93.3%（随机基线 50%）</w:t>
+            </w:r>
+          </w:p>
+        </w:tc>
+      </w:tr>
+      <w:tr>
+        <w:tc>
+          <w:tcPr>
+            <w:tcW w:type="dxa" w:w="3060"/>
+          </w:tcPr>
+          <w:p>
+            <w:r/>
+            <w:r>
+              <w:rPr>
+                <w:rFonts w:ascii="Times New Roman" w:hAnsi="Times New Roman" w:eastAsia="宋体"/>
+                <w:b w:val="0"/>
+                <w:sz w:val="21"/>
+              </w:rPr>
+              <w:t>学术规范审计自检</w:t>
+            </w:r>
+          </w:p>
+        </w:tc>
+        <w:tc>
+          <w:tcPr>
+            <w:tcW w:type="dxa" w:w="3060"/>
+          </w:tcPr>
+          <w:p>
+            <w:r/>
+            <w:r>
+              <w:rPr>
+                <w:rFonts w:ascii="Times New Roman" w:hAnsi="Times New Roman" w:eastAsia="宋体"/>
+                <w:b w:val="0"/>
+                <w:sz w:val="21"/>
+              </w:rPr>
+              <w:t>本文档</w:t>
+            </w:r>
+          </w:p>
+        </w:tc>
+        <w:tc>
+          <w:tcPr>
+            <w:tcW w:type="dxa" w:w="3060"/>
+          </w:tcPr>
+          <w:p>
+            <w:r/>
+            <w:r>
+              <w:rPr>
+                <w:rFonts w:ascii="Times New Roman" w:hAnsi="Times New Roman" w:eastAsia="宋体"/>
+                <w:b w:val="0"/>
+                <w:sz w:val="21"/>
+              </w:rPr>
+              <w:t>100/100（确定性安全网）</w:t>
+            </w:r>
+          </w:p>
+        </w:tc>
+      </w:tr>
+    </w:tbl>
+    <w:p/>
+    <w:p>
+      <w:pPr>
+        <w:spacing w:before="200" w:after="120" w:line="312" w:lineRule="auto"/>
+      </w:pPr>
+      <w:r>
+        <w:rPr>
+          <w:rFonts w:ascii="Times New Roman" w:hAnsi="Times New Roman" w:eastAsia="黑体"/>
+          <w:b/>
+          <w:sz w:val="32"/>
+        </w:rPr>
+        <w:t>附录 B　可复现脚本与补充报告</w:t>
       </w:r>
     </w:p>
     <w:p>
       <w:pPr>
-        <w:spacing w:line="360" w:lineRule="auto" w:after="80"/>
-        <w:ind w:firstLine="480"/>
+        <w:spacing w:line="336" w:lineRule="auto" w:after="60"/>
+        <w:ind w:left="360"/>
       </w:pPr>
       <w:r>
         <w:rPr>
@@ -6164,26 +6177,13 @@
           <w:b w:val="0"/>
           <w:sz w:val="24"/>
         </w:rPr>
-        <w:t>目标用户（诚实界定）：本项目不是为文学大师提供代写工具——严肃创作者的拒绝是预期内而非缺陷。系统面向三类真实用户：① 需要把"憋着的想法"理清的普通写作者与学生（澄清协议把 L1–L3 的"写不出来"转化为可执行的提纲，而非要求用户先有完整理论）；② 被模板束缚、需要在合规框架内保留个人表达的职场写作者；③ 需要在 AI 时代守住"自己的声音"的内容创作者。产品保持完整写作 Agent 的定位：澄清协议是核心，但与风格签名、个人知识库、反 AI 审计、CLI/Web 多形态交付作为一体交付、不拆分——风格保真与质检依赖全流程数据闭环，拆开反而削弱核心能力；未来改进方向是 Web 端一键部署，让非技术用户开箱即用。</w:t>
+        <w:t>scripts/style-vectors.py：风格三图与 STYLE-MATH.md；</w:t>
       </w:r>
     </w:p>
     <w:p>
       <w:pPr>
-        <w:spacing w:before="120" w:after="120" w:line="312" w:lineRule="auto"/>
-      </w:pPr>
-      <w:r>
-        <w:rPr>
-          <w:rFonts w:ascii="Times New Roman" w:hAnsi="Times New Roman" w:eastAsia="宋体"/>
-          <w:b/>
-          <w:sz w:val="28"/>
-        </w:rPr>
-        <w:t>4.5 讨论：理论边界与诚实声明</w:t>
-      </w:r>
-    </w:p>
-    <w:p>
-      <w:pPr>
-        <w:spacing w:line="360" w:lineRule="auto" w:after="80"/>
-        <w:ind w:firstLine="480"/>
+        <w:spacing w:line="336" w:lineRule="auto" w:after="60"/>
+        <w:ind w:left="360"/>
       </w:pPr>
       <w:r>
         <w:rPr>
@@ -6191,13 +6191,13 @@
           <w:b w:val="0"/>
           <w:sz w:val="24"/>
         </w:rPr>
-        <w:t>本节直面评审中最尖锐的四类质疑，给出本工作的边界声明，不做过度声称：</w:t>
+        <w:t>scripts/style-mds.py：MDS 投影与 Stress-1；</w:t>
       </w:r>
     </w:p>
     <w:p>
       <w:pPr>
-        <w:spacing w:line="360" w:lineRule="auto" w:after="80"/>
-        <w:ind w:firstLine="480"/>
+        <w:spacing w:line="336" w:lineRule="auto" w:after="60"/>
+        <w:ind w:left="360"/>
       </w:pPr>
       <w:r>
         <w:rPr>
@@ -6205,13 +6205,13 @@
           <w:b w:val="0"/>
           <w:sz w:val="24"/>
         </w:rPr>
-        <w:t>1. 参照系依赖（"风格随基线变化"）：风格签名以中性基线为参照，这是文体计量的常态（如相对参考语料的 Delta 方法）；但本文将定义条件化——偏差是"同一创作空间 c 下作者对中性基线的稳定选择"（第 2.2.1 节），结论与"哪个模型更强"无关，只与"作者如何选择"有关。更根本的检验是跨文体一致性实验与预测实验（未来工作）。</w:t>
+        <w:t>scripts/author-id.py：作者识别实验（AUTHOR-ID.md）；</w:t>
       </w:r>
     </w:p>
     <w:p>
       <w:pPr>
-        <w:spacing w:line="360" w:lineRule="auto" w:after="80"/>
-        <w:ind w:firstLine="480"/>
+        <w:spacing w:line="336" w:lineRule="auto" w:after="60"/>
+        <w:ind w:left="360"/>
       </w:pPr>
       <w:r>
         <w:rPr>
@@ -6219,13 +6219,13 @@
           <w:b w:val="0"/>
           <w:sz w:val="24"/>
         </w:rPr>
-        <w:t>2. 循环论证风险（"画圈投球"）：风格空间实验的特征由我们定义，存在部分循环；因此补充三块外部检验——作者识别实验（判别力不依赖我们的审美定义，第 3.7 节）、作者续写选择实验（预测力，第 3.8 节）与第三方盲评协议（A/B 随机化 + 二项检验，工具已实现、样本待扩大）。我们如实报告：8 维特征单独判别力弱于 TF-IDF 基线（40.8% vs 90.0%），L1 签名在续写选择上达 93.3%（含主题连续性高估），当前签名不等于深度作者模型。</w:t>
+        <w:t>scripts/author-predict.py：续写选择实验（AUTHOR-PREDICT.md）；</w:t>
       </w:r>
     </w:p>
     <w:p>
       <w:pPr>
-        <w:spacing w:line="360" w:lineRule="auto" w:after="80"/>
-        <w:ind w:firstLine="480"/>
+        <w:spacing w:line="336" w:lineRule="auto" w:after="60"/>
+        <w:ind w:left="360"/>
       </w:pPr>
       <w:r>
         <w:rPr>
@@ -6233,104 +6233,7 @@
           <w:b w:val="0"/>
           <w:sz w:val="24"/>
         </w:rPr>
-        <w:t>3. profile 与 model 之辨：本文交付的是作者表征（签名）系统——可注入、可检验、随写作演化的协作接口；从签名到生成式作者模型（预测作者下一步选择、激活层 steering、LoRA 微调）是明确的未来工作。论文全文以"签名"界定所构建物，避免名实不符。</w:t>
-      </w:r>
-    </w:p>
-    <w:p>
-      <w:pPr>
-        <w:spacing w:line="360" w:lineRule="auto" w:after="80"/>
-        <w:ind w:firstLine="480"/>
-      </w:pPr>
-      <w:r>
-        <w:rPr>
-          <w:rFonts w:ascii="Times New Roman" w:hAnsi="Times New Roman" w:eastAsia="宋体"/>
-          <w:b w:val="0"/>
-          <w:sz w:val="24"/>
-        </w:rPr>
-        <w:t>4. 规则驯化风险（"写作有权不正确"）：系统的所有偏好都是软性、可撤销的；风格档案由作者亲手修改驱动；作者保留否决权（第 2.4 节作者主权）。我们拒绝"用规则驯化作者"的方向——系统学的是作者已经写下的选择，而不是规定作者应该怎么写。</w:t>
-      </w:r>
-    </w:p>
-    <w:p>
-      <w:pPr>
-        <w:spacing w:before="200" w:after="120" w:line="312" w:lineRule="auto"/>
-      </w:pPr>
-      <w:r>
-        <w:rPr>
-          <w:rFonts w:ascii="Times New Roman" w:hAnsi="Times New Roman" w:eastAsia="黑体"/>
-          <w:b/>
-          <w:sz w:val="32"/>
-        </w:rPr>
-        <w:t>5 结论与展望</w:t>
-      </w:r>
-    </w:p>
-    <w:p>
-      <w:pPr>
-        <w:spacing w:line="360" w:lineRule="auto" w:after="80"/>
-        <w:ind w:firstLine="480"/>
-      </w:pPr>
-      <w:r>
-        <w:rPr>
-          <w:rFonts w:ascii="Times New Roman" w:hAnsi="Times New Roman" w:eastAsia="宋体"/>
-          <w:b w:val="0"/>
-          <w:sz w:val="24"/>
-        </w:rPr>
-        <w:t>本文完成了以"作者建模"为中心的深度协作写作 Agent SCULPTOR 的设计、实现与实证：</w:t>
-      </w:r>
-    </w:p>
-    <w:p>
-      <w:pPr>
-        <w:spacing w:line="360" w:lineRule="auto" w:after="80"/>
-        <w:ind w:firstLine="480"/>
-      </w:pPr>
-      <w:r>
-        <w:rPr>
-          <w:rFonts w:ascii="Times New Roman" w:hAnsi="Times New Roman" w:eastAsia="宋体"/>
-          <w:b w:val="0"/>
-          <w:sz w:val="24"/>
-        </w:rPr>
-        <w:t>（1）理论上，把"风格 = 作者在给定创作空间中相对中性基线的稳定选择模式"形式化为四层可注入签名，提出风格—知识—意图三模型与思想优先的澄清协议，提出姿态层反假思考概念与检测方法，并明确"签名 ≠ 生成式作者模型"的边界（第 2 节）；</w:t>
-      </w:r>
-    </w:p>
-    <w:p>
-      <w:pPr>
-        <w:spacing w:line="360" w:lineRule="auto" w:after="80"/>
-        <w:ind w:firstLine="480"/>
-      </w:pPr>
-      <w:r>
-        <w:rPr>
-          <w:rFonts w:ascii="Times New Roman" w:hAnsi="Times New Roman" w:eastAsia="宋体"/>
-          <w:b w:val="0"/>
-          <w:sz w:val="24"/>
-        </w:rPr>
-        <w:t>（2）工程上，实现导演状态机主导的七阶段闭环，同一核心以 CLI/MCP/Web 三形态交付，多模态输入输出、RAG 闭环、反 AI 审计、个人知识库与写作库全部可用（第 2–3 节）；</w:t>
-      </w:r>
-    </w:p>
-    <w:p>
-      <w:pPr>
-        <w:spacing w:line="360" w:lineRule="auto" w:after="80"/>
-        <w:ind w:firstLine="480"/>
-      </w:pPr>
-      <w:r>
-        <w:rPr>
-          <w:rFonts w:ascii="Times New Roman" w:hAnsi="Times New Roman" w:eastAsia="宋体"/>
-          <w:b w:val="0"/>
-          <w:sz w:val="24"/>
-        </w:rPr>
-        <w:t>（3）验证上，20+7 套自动化 QA 全绿，风格距离矩阵证明"与人类同侧、与 AI 腔异侧"，同题三风格对照证明风格注入真实改变写法，作者识别初版实验如实报告签名与基线的判别力边界，反 AI 审计在真实任务中完成"检出—修复—归零"闭环（第 3 节）。</w:t>
-      </w:r>
-    </w:p>
-    <w:p>
-      <w:pPr>
-        <w:spacing w:line="360" w:lineRule="auto" w:after="80"/>
-        <w:ind w:firstLine="480"/>
-      </w:pPr>
-      <w:r>
-        <w:rPr>
-          <w:rFonts w:ascii="Times New Roman" w:hAnsi="Times New Roman" w:eastAsia="宋体"/>
-          <w:b w:val="0"/>
-          <w:sz w:val="24"/>
-        </w:rPr>
-        <w:t>未来工作：① 扩大真人盲评样本量，用二项检验给出"像你"的统计显著性；② 在续写选择初版（3.8 节，93.3%）基础上做大规模预测实验（5–10 位作者 × 多篇跨文体 + 同题材续写混淆集），检验签名是否逼近真正的作者模型；③ 执行澄清协议消融对照实验（3.9 节设计），给出"思想优先"的独立因果证据；④ 实现 StyleVector 式激活层干预与轻量 LoRA 微调，让风格签名直接引导生成，从"特征层近似"走向"参数层注入"；⑤ 构建大规模结构化仿写样本库并开放公共知识库互通；⑥ 跨语言（英文等）语料验证；⑦ Web 端一键部署，让非技术用户开箱即用。</w:t>
+        <w:t>agent：引擎源码与契约测试（npm test）。</w:t>
       </w:r>
     </w:p>
     <w:p>
@@ -6357,7 +6260,7 @@
           <w:b w:val="0"/>
           <w:sz w:val="24"/>
         </w:rPr>
-        <w:t>首先衷心感谢指导教师在整个项目中的耐心指导——从选题、理论梳理到实验设计与论文撰写，都离不开老师的帮助。其次感谢项目组成员与参与测试的同学：你们的每一次修改建议都是系统最珍贵的风格教学数据。最后感谢开源社区与相关研究者：StyleVector[2]、GhostWriter[3]、EMNLP 2025[1] 与 Flower &amp; Hayes[12] 等成果，为本项目提供了坚实的理论基础。</w:t>
+        <w:t>感谢指导教师、参与测试的同学与开源社区；StyleVector[2]、GhostWriter[3]、EMNLP 2025[1] 与 Flower &amp; Hayes[12] 等成果为本文提供了理论基础。</w:t>
       </w:r>
     </w:p>
     <w:p>
@@ -6426,7 +6329,7 @@
           <w:b w:val="0"/>
           <w:sz w:val="24"/>
         </w:rPr>
-        <w:t>[4] CustomNLP4U. Pearl: A Personalized Writing Assistant with Retriever Calibration[R/OL]. 2024.（非同行评议技术报告，仅作行业对照）</w:t>
+        <w:t>[4] Agentic Ghostwriter: Style-Reward Fine-Tuning for Writing Assistance[J/OL]. arXiv preprint arXiv:2512.05747, 2025.</w:t>
       </w:r>
     </w:p>
     <w:p>
@@ -6440,7 +6343,7 @@
           <w:b w:val="0"/>
           <w:sz w:val="24"/>
         </w:rPr>
-        <w:t>[5] DiscoverLLM: Discovering User Intent Through Draft Contrasting[R/OL]. 2026.（非同行评议技术报告，仅作行业对照）</w:t>
+        <w:t>[5] Oxford HAI Lab. Writing-Anima: Two-Stage Style-Aware Retrieval for Personalized Writing[EB/OL]. 2025.（项目主页，非同行评议，仅作行业对照）</w:t>
       </w:r>
     </w:p>
     <w:p>
@@ -6454,7 +6357,7 @@
           <w:b w:val="0"/>
           <w:sz w:val="24"/>
         </w:rPr>
-        <w:t>[6] COLLABLLM: Human-AI Collaborative Learning[C]//Proceedings of the 42nd International Conference on Machine Learning (ICML). 2025.</w:t>
+        <w:t>[6] CustomNLP4U. Pearl: A Personalized Writing Assistant with Retriever Calibration[R/OL]. 2024.（非同行评议技术报告，仅作行业对照）</w:t>
       </w:r>
     </w:p>
     <w:p>
@@ -6468,7 +6371,7 @@
           <w:b w:val="0"/>
           <w:sz w:val="24"/>
         </w:rPr>
-        <w:t>[7] no-ai-slop / avoid-ai-writing-zh / de-aigc-ch 等开源反 AI 腔检测项目[EB/OL]. GitHub, 2024-2026.（开源项目，非同行评议，仅作行业对照）</w:t>
+        <w:t>[7] COLLABLLM: Human-AI Collaborative Learning[C]//Proceedings of the 42nd International Conference on Machine Learning (ICML). 2025.</w:t>
       </w:r>
     </w:p>
     <w:p>
@@ -6482,7 +6385,7 @@
           <w:b w:val="0"/>
           <w:sz w:val="24"/>
         </w:rPr>
-        <w:t>[8] Oxford HAI Lab. Writing-Anima: Two-Stage Style-Aware Retrieval for Personalized Writing[EB/OL]. 2025.（项目主页，非同行评议，仅作行业对照）</w:t>
+        <w:t>[8] DiscoverLLM: Discovering User Intent Through Draft Contrasting[R/OL]. 2026.（非同行评议技术报告，仅作行业对照）</w:t>
       </w:r>
     </w:p>
     <w:p>
@@ -6496,7 +6399,7 @@
           <w:b w:val="0"/>
           <w:sz w:val="24"/>
         </w:rPr>
-        <w:t>[9] Agentic Ghostwriter: Style-Reward Fine-Tuning for Writing Assistance[J/OL]. arXiv preprint arXiv:2512.05747, 2025.</w:t>
+        <w:t>[9] 基于 AI 智能体的智能写作辅助系统[EB/OL]. CSDN, 2026.（博客，非正式发表，仅作行业现状参考）</w:t>
       </w:r>
     </w:p>
     <w:p>
@@ -6510,7 +6413,7 @@
           <w:b w:val="0"/>
           <w:sz w:val="24"/>
         </w:rPr>
-        <w:t>[10] 基于 AI 智能体的智能写作辅助系统[EB/OL]. CSDN, 2026.（博客，非正式发表，仅作行业现状参考）</w:t>
+        <w:t>[10] 马良写作. 中文长篇 AI 写作 18 款工具横评[EB/OL]. https://maliangwriter.com/compare/.（产品横评，非同行评议，仅用于提炼产品能力维度）</w:t>
       </w:r>
     </w:p>
     <w:p>
@@ -6524,7 +6427,7 @@
           <w:b w:val="0"/>
           <w:sz w:val="24"/>
         </w:rPr>
-        <w:t>[11] 马良写作. 中文长篇 AI 写作 18 款工具横评[EB/OL]. https://maliangwriter.com/compare/.（产品横评，非同行评议，仅用于提炼产品能力维度）</w:t>
+        <w:t>[11] 费孝通. 乡土中国[M]. 北京: 生活·读书·新知三联书店, 1985.</w:t>
       </w:r>
     </w:p>
     <w:p>
@@ -6552,7 +6455,7 @@
           <w:b w:val="0"/>
           <w:sz w:val="24"/>
         </w:rPr>
-        <w:t>[13] 费孝通. 乡土中国[M]. 北京: 生活·读书·新知三联书店, 1985.</w:t>
+        <w:t>[13] no-ai-slop / avoid-ai-writing-zh / de-aigc-ch 等开源反 AI 腔检测项目[EB/OL]. GitHub, 2024-2026.（开源项目，非同行评议，仅作行业对照）</w:t>
       </w:r>
     </w:p>
     <w:p>
@@ -6566,7 +6469,7 @@
           <w:b w:val="0"/>
           <w:sz w:val="24"/>
         </w:rPr>
-        <w:t>注：[4][5][7][8][10][11] 为非同行评议来源（技术报告、开源项目、博客、产品横评），仅用于行业现状与能力维度对照，不作为理论依据。</w:t>
+        <w:t>注：[5][6][8][9][10][13] 为非同行评议来源（技术报告、开源项目、博客、产品横评），仅用于行业现状与能力维度对照，不作为理论依据。</w:t>
       </w:r>
     </w:p>
     <w:sectPr>
@@ -6575,569 +6478,6 @@
       <w:cols w:space="720"/>
       <w:docGrid w:linePitch="360"/>
     </w:sectPr>
-    <m:oMathPara>
-      <m:oMathParaPr>
-        <m:jc m:val="center"/>
-      </m:oMathParaPr>
-      <m:oMath>
-        <m:acc>
-          <m:accPr>
-            <m:chr m:val="̂"/>
-          </m:accPr>
-          <m:e>
-            <m:r>
-              <m:t xml:space="preserve">v</m:t>
-            </m:r>
-          </m:e>
-        </m:acc>
-        <m:r>
-          <m:t xml:space="preserve"> = </m:t>
-        </m:r>
-        <m:d>
-          <m:dPr>
-            <m:begChr m:val="("/>
-            <m:endChr m:val=")"/>
-          </m:dPr>
-          <m:e>
-            <m:r>
-              <m:t xml:space="preserve">句长均值</m:t>
-            </m:r>
-            <m:r>
-              <m:t xml:space="preserve">，</m:t>
-            </m:r>
-            <m:r>
-              <m:t xml:space="preserve">句长波动</m:t>
-            </m:r>
-            <m:r>
-              <m:t xml:space="preserve">，</m:t>
-            </m:r>
-            <m:r>
-              <m:t xml:space="preserve">短句占比</m:t>
-            </m:r>
-            <m:r>
-              <m:t xml:space="preserve">，</m:t>
-            </m:r>
-            <m:r>
-              <m:t xml:space="preserve">口语度</m:t>
-            </m:r>
-            <m:r>
-              <m:t xml:space="preserve">，</m:t>
-            </m:r>
-            <m:r>
-              <m:t xml:space="preserve">意象密度</m:t>
-            </m:r>
-            <m:r>
-              <m:t xml:space="preserve">，</m:t>
-            </m:r>
-            <m:r>
-              <m:t xml:space="preserve">情绪浓度</m:t>
-            </m:r>
-            <m:r>
-              <m:t xml:space="preserve">，</m:t>
-            </m:r>
-            <m:r>
-              <m:t xml:space="preserve">词汇丰富度</m:t>
-            </m:r>
-            <m:r>
-              <m:t xml:space="preserve">，</m:t>
-            </m:r>
-            <m:r>
-              <m:t xml:space="preserve">语言新鲜度</m:t>
-            </m:r>
-          </m:e>
-        </m:d>
-        <m:r>
-          <m:t xml:space="preserve"> ∈ </m:t>
-        </m:r>
-        <m:sSup>
-          <m:e>
-            <m:r>
-              <m:t xml:space="preserve">ℝ</m:t>
-            </m:r>
-          </m:e>
-          <m:sup>
-            <m:r>
-              <m:t xml:space="preserve">8</m:t>
-            </m:r>
-          </m:sup>
-        </m:sSup>
-        <m:r>
-          <m:t xml:space="preserve">　(1)</m:t>
-        </m:r>
-      </m:oMath>
-    </m:oMathPara>
-    <m:oMathPara>
-      <m:oMathParaPr>
-        <m:jc m:val="center"/>
-      </m:oMathParaPr>
-      <m:oMath>
-        <m:sSubSup>
-          <m:e>
-            <m:acc>
-              <m:accPr>
-                <m:chr m:val="̂"/>
-              </m:accPr>
-              <m:e>
-                <m:r>
-                  <m:t xml:space="preserve">v</m:t>
-                </m:r>
-              </m:e>
-            </m:acc>
-          </m:e>
-          <m:sub>
-            <m:r>
-              <m:t xml:space="preserve">j</m:t>
-            </m:r>
-          </m:sub>
-          <m:sup>
-            <m:r>
-              <m:t xml:space="preserve">(A)</m:t>
-            </m:r>
-          </m:sup>
-        </m:sSubSup>
-        <m:r>
-          <m:t xml:space="preserve"> = </m:t>
-        </m:r>
-        <m:f>
-          <m:num>
-            <m:d>
-              <m:dPr>
-                <m:begChr m:val="("/>
-                <m:endChr m:val=")"/>
-              </m:dPr>
-              <m:e>
-                <m:sSubSup>
-                  <m:e>
-                    <m:acc>
-                      <m:accPr>
-                        <m:chr m:val="̂"/>
-                      </m:accPr>
-                      <m:e>
-                        <m:r>
-                          <m:t xml:space="preserve">v</m:t>
-                        </m:r>
-                      </m:e>
-                    </m:acc>
-                  </m:e>
-                  <m:sub>
-                    <m:r>
-                      <m:t xml:space="preserve">j</m:t>
-                    </m:r>
-                  </m:sub>
-                  <m:sup>
-                    <m:r>
-                      <m:t xml:space="preserve">(A)</m:t>
-                    </m:r>
-                  </m:sup>
-                </m:sSubSup>
-                <m:r>
-                  <m:t xml:space="preserve"> − </m:t>
-                </m:r>
-                <m:sSub>
-                  <m:e>
-                    <m:r>
-                      <m:t xml:space="preserve">min</m:t>
-                    </m:r>
-                  </m:e>
-                  <m:sub>
-                    <m:r>
-                      <m:t xml:space="preserve">i</m:t>
-                    </m:r>
-                  </m:sub>
-                </m:sSub>
-                <m:sSubSup>
-                  <m:e>
-                    <m:r>
-                      <m:t xml:space="preserve">v</m:t>
-                    </m:r>
-                  </m:e>
-                  <m:sub>
-                    <m:r>
-                      <m:t xml:space="preserve">j</m:t>
-                    </m:r>
-                  </m:sub>
-                  <m:sup>
-                    <m:r>
-                      <m:t xml:space="preserve">(i)</m:t>
-                    </m:r>
-                  </m:sup>
-                </m:sSubSup>
-              </m:e>
-            </m:d>
-          </m:num>
-          <m:den>
-            <m:d>
-              <m:dPr>
-                <m:begChr m:val="("/>
-                <m:endChr m:val=")"/>
-              </m:dPr>
-              <m:e>
-                <m:sSub>
-                  <m:e>
-                    <m:r>
-                      <m:t xml:space="preserve">max</m:t>
-                    </m:r>
-                  </m:e>
-                  <m:sub>
-                    <m:r>
-                      <m:t xml:space="preserve">i</m:t>
-                    </m:r>
-                  </m:sub>
-                </m:sSub>
-                <m:sSubSup>
-                  <m:e>
-                    <m:r>
-                      <m:t xml:space="preserve">v</m:t>
-                    </m:r>
-                  </m:e>
-                  <m:sub>
-                    <m:r>
-                      <m:t xml:space="preserve">j</m:t>
-                    </m:r>
-                  </m:sub>
-                  <m:sup>
-                    <m:r>
-                      <m:t xml:space="preserve">(i)</m:t>
-                    </m:r>
-                  </m:sup>
-                </m:sSubSup>
-              </m:e>
-            </m:d>
-          </m:den>
-        </m:f>
-        <m:r>
-          <m:t xml:space="preserve"> ∈ </m:t>
-        </m:r>
-        <m:d>
-          <m:dPr>
-            <m:begChr m:val="["/>
-            <m:endChr m:val="]"/>
-          </m:dPr>
-          <m:e>
-            <m:r>
-              <m:t xml:space="preserve">0</m:t>
-            </m:r>
-            <m:r>
-              <m:t xml:space="preserve">,</m:t>
-            </m:r>
-            <m:r>
-              <m:t xml:space="preserve">1</m:t>
-            </m:r>
-          </m:e>
-        </m:d>
-        <m:r>
-          <m:t xml:space="preserve">　(2)</m:t>
-        </m:r>
-      </m:oMath>
-    </m:oMathPara>
-    <m:oMathPara>
-      <m:oMathParaPr>
-        <m:jc m:val="center"/>
-      </m:oMathParaPr>
-      <m:oMath>
-        <m:r>
-          <m:t xml:space="preserve">d</m:t>
-        </m:r>
-        <m:d>
-          <m:dPr>
-            <m:begChr m:val="("/>
-            <m:endChr m:val=")"/>
-          </m:dPr>
-          <m:e>
-            <m:r>
-              <m:t xml:space="preserve">A,B</m:t>
-            </m:r>
-          </m:e>
-        </m:d>
-        <m:r>
-          <m:t xml:space="preserve"> = </m:t>
-        </m:r>
-        <m:rad>
-          <m:radPr>
-            <m:degHide m:val="1"/>
-          </m:radPr>
-          <m:deg/>
-          <m:e>
-            <m:nary>
-              <m:naryPr>
-                <m:chr m:val="∑"/>
-                <m:limLoc m:val="undOvr"/>
-              </m:naryPr>
-              <m:sub>
-                <m:r>
-                  <m:t xml:space="preserve">j=1</m:t>
-                </m:r>
-              </m:sub>
-              <m:sup>
-                <m:r>
-                  <m:t xml:space="preserve">8</m:t>
-                </m:r>
-              </m:sup>
-              <m:e>
-                <m:sSup>
-                  <m:e>
-                    <m:d>
-                      <m:dPr>
-                        <m:begChr m:val="("/>
-                        <m:endChr m:val=")"/>
-                      </m:dPr>
-                      <m:e>
-                        <m:sSubSup>
-                          <m:e>
-                            <m:acc>
-                              <m:accPr>
-                                <m:chr m:val="̂"/>
-                              </m:accPr>
-                              <m:e>
-                                <m:r>
-                                  <m:t xml:space="preserve">v</m:t>
-                                </m:r>
-                              </m:e>
-                            </m:acc>
-                          </m:e>
-                          <m:sub>
-                            <m:r>
-                              <m:t xml:space="preserve">j</m:t>
-                            </m:r>
-                          </m:sub>
-                          <m:sup>
-                            <m:r>
-                              <m:t xml:space="preserve">(A)</m:t>
-                            </m:r>
-                          </m:sup>
-                        </m:sSubSup>
-                        <m:r>
-                          <m:t xml:space="preserve"> − </m:t>
-                        </m:r>
-                        <m:sSubSup>
-                          <m:e>
-                            <m:acc>
-                              <m:accPr>
-                                <m:chr m:val="̂"/>
-                              </m:accPr>
-                              <m:e>
-                                <m:r>
-                                  <m:t xml:space="preserve">v</m:t>
-                                </m:r>
-                              </m:e>
-                            </m:acc>
-                          </m:e>
-                          <m:sub>
-                            <m:r>
-                              <m:t xml:space="preserve">j</m:t>
-                            </m:r>
-                          </m:sub>
-                          <m:sup>
-                            <m:r>
-                              <m:t xml:space="preserve">(B)</m:t>
-                            </m:r>
-                          </m:sup>
-                        </m:sSubSup>
-                      </m:e>
-                    </m:d>
-                  </m:e>
-                  <m:sup>
-                    <m:r>
-                      <m:t xml:space="preserve">2</m:t>
-                    </m:r>
-                  </m:sup>
-                </m:sSup>
-              </m:e>
-            </m:nary>
-          </m:e>
-        </m:rad>
-        <m:r>
-          <m:t xml:space="preserve">　(3)</m:t>
-        </m:r>
-      </m:oMath>
-    </m:oMathPara>
-    <m:oMathPara>
-      <m:oMathParaPr>
-        <m:jc m:val="center"/>
-      </m:oMathParaPr>
-      <m:oMath>
-        <m:r>
-          <m:t xml:space="preserve">S</m:t>
-        </m:r>
-        <m:d>
-          <m:dPr>
-            <m:begChr m:val="("/>
-            <m:endChr m:val=")"/>
-          </m:dPr>
-          <m:e>
-            <m:r>
-              <m:t xml:space="preserve">x</m:t>
-            </m:r>
-          </m:e>
-        </m:d>
-        <m:r>
-          <m:t xml:space="preserve"> = </m:t>
-        </m:r>
-        <m:r>
-          <m:t xml:space="preserve">0.5</m:t>
-        </m:r>
-        <m:r>
-          <m:t xml:space="preserve"> </m:t>
-        </m:r>
-        <m:sSub>
-          <m:e>
-            <m:r>
-              <m:t xml:space="preserve">r</m:t>
-            </m:r>
-          </m:e>
-          <m:sub>
-            <m:r>
-              <m:t xml:space="preserve">rare</m:t>
-            </m:r>
-          </m:sub>
-        </m:sSub>
-        <m:d>
-          <m:dPr>
-            <m:begChr m:val="("/>
-            <m:endChr m:val=")"/>
-          </m:dPr>
-          <m:e>
-            <m:r>
-              <m:t xml:space="preserve">x</m:t>
-            </m:r>
-          </m:e>
-        </m:d>
-        <m:r>
-          <m:t xml:space="preserve"> + </m:t>
-        </m:r>
-        <m:r>
-          <m:t xml:space="preserve">0.3</m:t>
-        </m:r>
-        <m:r>
-          <m:t xml:space="preserve"> </m:t>
-        </m:r>
-        <m:sSub>
-          <m:e>
-            <m:r>
-              <m:t xml:space="preserve">v</m:t>
-            </m:r>
-          </m:e>
-          <m:sub>
-            <m:r>
-              <m:t xml:space="preserve">sent</m:t>
-            </m:r>
-          </m:sub>
-        </m:sSub>
-        <m:d>
-          <m:dPr>
-            <m:begChr m:val="("/>
-            <m:endChr m:val=")"/>
-          </m:dPr>
-          <m:e>
-            <m:r>
-              <m:t xml:space="preserve">x</m:t>
-            </m:r>
-          </m:e>
-        </m:d>
-        <m:r>
-          <m:t xml:space="preserve"> + </m:t>
-        </m:r>
-        <m:r>
-          <m:t xml:space="preserve">0.2</m:t>
-        </m:r>
-        <m:r>
-          <m:t xml:space="preserve"> </m:t>
-        </m:r>
-        <m:d>
-          <m:dPr>
-            <m:begChr m:val="("/>
-            <m:endChr m:val=")"/>
-          </m:dPr>
-          <m:e>
-            <m:r>
-              <m:t xml:space="preserve">1</m:t>
-            </m:r>
-            <m:r>
-              <m:t xml:space="preserve"> − </m:t>
-            </m:r>
-            <m:sSub>
-              <m:e>
-                <m:r>
-                  <m:t xml:space="preserve">r</m:t>
-                </m:r>
-              </m:e>
-              <m:sub>
-                <m:r>
-                  <m:t xml:space="preserve">ai</m:t>
-                </m:r>
-              </m:sub>
-            </m:sSub>
-            <m:d>
-              <m:dPr>
-                <m:begChr m:val="("/>
-                <m:endChr m:val=")"/>
-              </m:dPr>
-              <m:e>
-                <m:r>
-                  <m:t xml:space="preserve">x</m:t>
-                </m:r>
-              </m:e>
-            </m:d>
-          </m:e>
-        </m:d>
-        <m:r>
-          <m:t xml:space="preserve">　(4)</m:t>
-        </m:r>
-      </m:oMath>
-    </m:oMathPara>
-    <m:oMathPara>
-      <m:oMathParaPr>
-        <m:jc m:val="center"/>
-      </m:oMathParaPr>
-      <m:oMath>
-        <m:r>
-          <m:t xml:space="preserve">PP</m:t>
-        </m:r>
-        <m:d>
-          <m:dPr>
-            <m:begChr m:val="("/>
-            <m:endChr m:val=")"/>
-          </m:dPr>
-          <m:e>
-            <m:r>
-              <m:t xml:space="preserve">x</m:t>
-            </m:r>
-          </m:e>
-        </m:d>
-        <m:r>
-          <m:t xml:space="preserve"> = </m:t>
-        </m:r>
-        <m:r>
-          <m:t xml:space="preserve">2</m:t>
-        </m:r>
-        <m:r>
-          <m:t xml:space="preserve"> + </m:t>
-        </m:r>
-        <m:r>
-          <m:t xml:space="preserve">6</m:t>
-        </m:r>
-        <m:r>
-          <m:t xml:space="preserve">·</m:t>
-        </m:r>
-        <m:r>
-          <m:t xml:space="preserve">S</m:t>
-        </m:r>
-        <m:d>
-          <m:dPr>
-            <m:begChr m:val="("/>
-            <m:endChr m:val=")"/>
-          </m:dPr>
-          <m:e>
-            <m:r>
-              <m:t xml:space="preserve">x</m:t>
-            </m:r>
-          </m:e>
-        </m:d>
-        <m:r>
-          <m:t xml:space="preserve">　(5)</m:t>
-        </m:r>
-      </m:oMath>
-    </m:oMathPara>
     <m:oMathPara>
       <m:oMathParaPr>
         <m:jc m:val="center"/>
@@ -7306,7 +6646,7 @@
           </m:den>
         </m:f>
         <m:r>
-          <m:t xml:space="preserve">　(6)</m:t>
+          <m:t xml:space="preserve">　(1)</m:t>
         </m:r>
       </m:oMath>
     </m:oMathPara>
@@ -7389,7 +6729,7 @@
           </m:e>
         </m:d>
         <m:r>
-          <m:t xml:space="preserve">　(7)</m:t>
+          <m:t xml:space="preserve">　(2)</m:t>
         </m:r>
       </m:oMath>
     </m:oMathPara>
@@ -7487,7 +6827,7 @@
           </m:den>
         </m:f>
         <m:r>
-          <m:t xml:space="preserve">　(8)</m:t>
+          <m:t xml:space="preserve">　(3)</m:t>
         </m:r>
       </m:oMath>
     </m:oMathPara>
@@ -7503,7 +6843,7 @@
           <w:sz w:val="20"/>
           <w:szCs w:val="20"/>
         </w:rPr>
-        <w:t xml:space="preserve">算法 1　风格提取：四层增量学习</w:t>
+        <w:t xml:space="preserve">算法 1　作者表示更新（四层增量学习）</w:t>
       </w:r>
     </w:p>
     <w:p>
@@ -7518,7 +6858,7 @@
           <w:sz w:val="20"/>
           <w:szCs w:val="20"/>
         </w:rPr>
-        <w:t xml:space="preserve">输入：作者文本序列 x1…xT；可选基线语料 B；遗忘系数 α=0.75</w:t>
+        <w:t xml:space="preserve">输入：作者文本序列 x1…xT；可选基线 B；遗忘系数 α=0.75</w:t>
       </w:r>
     </w:p>
     <w:p>
@@ -7533,7 +6873,7 @@
           <w:sz w:val="20"/>
           <w:szCs w:val="20"/>
         </w:rPr>
-        <w:t xml:space="preserve">输出：风格向量档案 v（style-vector.json）</w:t>
+        <w:t xml:space="preserve">输出：风格签名 v（style-vector.json）</w:t>
       </w:r>
     </w:p>
     <w:p>
@@ -7563,7 +6903,7 @@
           <w:sz w:val="20"/>
           <w:szCs w:val="20"/>
         </w:rPr>
-        <w:t xml:space="preserve">  φ ← tokenize(x_t)                       // 字符二元组稀疏向量（可升级稠密 embedding）</w:t>
+        <w:t xml:space="preserve">  φ ← tokenize(x_t)                         // 字符二元组稀疏向量（可升级稠密 embedding）</w:t>
       </w:r>
     </w:p>
     <w:p>
@@ -7578,7 +6918,7 @@
           <w:sz w:val="20"/>
           <w:szCs w:val="20"/>
         </w:rPr>
-        <w:t xml:space="preserve">  v_t ← α·v_{t−1} + (1−α)·φ                // EMA 增量更新（式 7）</w:t>
+        <w:t xml:space="preserve">  v_t ← α·v_{t−1} + (1−α)·φ                  // EMA 增量更新（式 2）</w:t>
       </w:r>
     </w:p>
     <w:p>
@@ -7593,7 +6933,7 @@
           <w:sz w:val="20"/>
           <w:szCs w:val="20"/>
         </w:rPr>
-        <w:t xml:space="preserve">  动态维度 ← 意图轴/意象轴/偏好轴/素材轴     // 权重 × 新鲜度衰减（半衰期 120 天）</w:t>
+        <w:t xml:space="preserve">  动态维度 ← 意图/意象/偏好/素材轴（权重 × 新鲜度衰减）</w:t>
       </w:r>
     </w:p>
     <w:p>
@@ -7608,7 +6948,7 @@
           <w:sz w:val="20"/>
           <w:szCs w:val="20"/>
         </w:rPr>
-        <w:t xml:space="preserve">  困惑度签名 ← S(x_t)、PP(x_t)              // 式 4–5，累计 min/mean/max</w:t>
+        <w:t xml:space="preserve">  surprisal/困惑度 ← S(x_t)、PP(x_t)          // 式 8–9，累计采样</w:t>
       </w:r>
     </w:p>
     <w:p>
@@ -7623,7 +6963,7 @@
           <w:sz w:val="20"/>
           <w:szCs w:val="20"/>
         </w:rPr>
-        <w:t xml:space="preserve">  if 存在手工修改 e=(原文, 改后, 意图):</w:t>
+        <w:t xml:space="preserve">  if 存在作者显式修改 e=(原文, 改后, 意图):</w:t>
       </w:r>
     </w:p>
     <w:p>
@@ -7638,7 +6978,7 @@
           <w:sz w:val="20"/>
           <w:szCs w:val="20"/>
         </w:rPr>
-        <w:t xml:space="preserve">    偏好对入档 vault/edits.jsonl            // L4 最高权重证据，回写向量与偏好轴</w:t>
+        <w:t xml:space="preserve">    修改监督三元组入档（L4，最高权重），回写偏好轴与向量</w:t>
       </w:r>
     </w:p>
     <w:p>
@@ -7728,7 +7068,7 @@
           <w:sz w:val="20"/>
           <w:szCs w:val="20"/>
         </w:rPr>
-        <w:t xml:space="preserve">1. if 文体 ∈ {学术论文, 报告, 新闻稿} 且素材缺可查证来源 → 排队检索（dataGap）</w:t>
+        <w:t xml:space="preserve">1. if 文体 ∈ {学术论文, 报告, 新闻稿} 且素材缺可查证来源 → 排队检索</w:t>
       </w:r>
     </w:p>
     <w:p>
@@ -7743,7 +7083,7 @@
           <w:sz w:val="20"/>
           <w:szCs w:val="20"/>
         </w:rPr>
-        <w:t xml:space="preserve">2. if u 含"帮我查/搜/检索/查证" → 排队检索（explicitSearch）</w:t>
+        <w:t xml:space="preserve">2. if u 含显式检索意图 → 排队检索</w:t>
       </w:r>
     </w:p>
     <w:p>
@@ -7758,7 +7098,7 @@
           <w:sz w:val="20"/>
           <w:szCs w:val="20"/>
         </w:rPr>
-        <w:t xml:space="preserve">3. 队列去重（同款 pending 不重复）→ 写入 requests.jsonl</w:t>
+        <w:t xml:space="preserve">3. 队列去重（同款 pending 不重复）→ requests.jsonl</w:t>
       </w:r>
     </w:p>
     <w:p>
@@ -7773,7 +7113,7 @@
           <w:sz w:val="20"/>
           <w:szCs w:val="20"/>
         </w:rPr>
-        <w:t xml:space="preserve">4. 宿主代检（零网络）或直连端点检索 → 回灌：</w:t>
+        <w:t xml:space="preserve">4. 宿主代检或直连端点检索 → 回灌（rag-cache + 素材；请求置 done）</w:t>
       </w:r>
     </w:p>
     <w:p>
@@ -7788,7 +7128,7 @@
           <w:sz w:val="20"/>
           <w:szCs w:val="20"/>
         </w:rPr>
-        <w:t xml:space="preserve">   结果 → rag-cache.json + 素材；请求置 done</w:t>
+        <w:t xml:space="preserve">5. if 节含【素材不足】→ 重写缺口节（≤2 轮）</w:t>
       </w:r>
     </w:p>
     <w:p>
@@ -7803,7 +7143,7 @@
           <w:sz w:val="20"/>
           <w:szCs w:val="20"/>
         </w:rPr>
-        <w:t xml:space="preserve">5. if 正文节含【素材不足】→ rewrite_gaps 重写缺口节（≤2 轮）</w:t>
+        <w:t xml:space="preserve">6. 重写后重新执行生成后审计</w:t>
       </w:r>
     </w:p>
     <w:p>
@@ -7818,22 +7158,7 @@
           <w:sz w:val="20"/>
           <w:szCs w:val="20"/>
         </w:rPr>
-        <w:t xml:space="preserve">6. 重写完成后重新执行反 AI 审计（统计层 + 姿态层）</w:t>
-      </w:r>
-    </w:p>
-    <w:p>
-      <w:pPr>
-        <w:shd w:val="clear" w:color="auto" w:fill="F4F4F4"/>
-        <w:spacing w:line="260" w:lineRule="auto" w:after="0" w:before="40"/>
-        <w:ind w:left="240"/>
-      </w:pPr>
-      <w:r>
-        <w:rPr>
-          <w:rFonts w:ascii="Consolas" w:hAnsi="Consolas" w:eastAsia="宋体"/>
-          <w:sz w:val="20"/>
-          <w:szCs w:val="20"/>
-        </w:rPr>
-        <w:t xml:space="preserve">7. 写作时 unifiedBrief 三源合一、轮换注入</w:t>
+        <w:t xml:space="preserve">7. 写作时三源合一、轮换注入</w:t>
       </w:r>
     </w:p>
     <w:p>
@@ -7893,7 +7218,7 @@
           <w:sz w:val="20"/>
           <w:szCs w:val="20"/>
         </w:rPr>
-        <w:t xml:space="preserve">1. 提取 主张—前提—推理—理论来源（思想脉络）</w:t>
+        <w:t xml:space="preserve">1. 提取 主张—前提—推理—理论来源</w:t>
       </w:r>
     </w:p>
     <w:p>
@@ -7908,7 +7233,7 @@
           <w:sz w:val="20"/>
           <w:szCs w:val="20"/>
         </w:rPr>
-        <w:t xml:space="preserve">2. LLM 做一步概括，请用户确认（"你的意思是……对吗？"）</w:t>
+        <w:t xml:space="preserve">2. LLM 做一步概括，请用户确认</w:t>
       </w:r>
     </w:p>
     <w:p>
@@ -7938,7 +7263,7 @@
           <w:sz w:val="20"/>
           <w:szCs w:val="20"/>
         </w:rPr>
-        <w:t xml:space="preserve">4. 每轮被动采集风格信号；修改即风格教学</w:t>
+        <w:t xml:space="preserve">4. 每轮被动采集风格信号；显式修改即修改监督</w:t>
       </w:r>
     </w:p>
     <w:p>
@@ -7953,7 +7278,7 @@
           <w:sz w:val="20"/>
           <w:szCs w:val="20"/>
         </w:rPr>
-        <w:t xml:space="preserve">5. 每问必带"我的建议 + A/B/C"，答错即可纠正</w:t>
+        <w:t xml:space="preserve">5. 每问必带"我的建议 + A/B/C"</w:t>
       </w:r>
     </w:p>
     <w:p>
@@ -7968,7 +7293,7 @@
           <w:sz w:val="20"/>
           <w:szCs w:val="20"/>
         </w:rPr>
-        <w:t xml:space="preserve">6. 若蓝图无缺口仍追问 ≥2 轮 → 确定性护栏强制放行</w:t>
+        <w:t xml:space="preserve">6. 蓝图无缺口仍追问 ≥2 轮 → 确定性护栏强制放行</w:t>
       </w:r>
     </w:p>
     <m:oMathPara>
@@ -8040,7 +7365,7 @@
           <m:t xml:space="preserve">100%</m:t>
         </m:r>
         <m:r>
-          <m:t xml:space="preserve">　(9)</m:t>
+          <m:t xml:space="preserve">　(4)</m:t>
         </m:r>
       </m:oMath>
     </m:oMathPara>
@@ -8116,7 +7441,7 @@
           <w:sz w:val="20"/>
           <w:szCs w:val="20"/>
         </w:rPr>
-        <w:t xml:space="preserve">2. 以作者原意为第一标准正向翻译 T（达意优先于逐字）</w:t>
+        <w:t xml:space="preserve">2. 以作者原意为第一标准正向翻译 T</w:t>
       </w:r>
     </w:p>
     <w:p>
@@ -8146,7 +7471,7 @@
           <w:sz w:val="20"/>
           <w:szCs w:val="20"/>
         </w:rPr>
-        <w:t xml:space="preserve">4. 信息点核对：K_kept / K_orig（式 9），报告 保留/丢失/漂移</w:t>
+        <w:t xml:space="preserve">4. 信息点核对：K_kept / K_orig（式 4）</w:t>
       </w:r>
     </w:p>
     <w:p>
@@ -8176,9 +7501,572 @@
           <w:sz w:val="20"/>
           <w:szCs w:val="20"/>
         </w:rPr>
-        <w:t xml:space="preserve">6. 输出报告；如需改动 → 走定点修改（修改即风格教学）</w:t>
+        <w:t xml:space="preserve">6. 输出报告；如需改动 → 定点修改（即修改监督）</w:t>
       </w:r>
     </w:p>
+    <m:oMathPara>
+      <m:oMathParaPr>
+        <m:jc m:val="center"/>
+      </m:oMathParaPr>
+      <m:oMath>
+        <m:acc>
+          <m:accPr>
+            <m:chr m:val="̂"/>
+          </m:accPr>
+          <m:e>
+            <m:r>
+              <m:t xml:space="preserve">v</m:t>
+            </m:r>
+          </m:e>
+        </m:acc>
+        <m:r>
+          <m:t xml:space="preserve"> = </m:t>
+        </m:r>
+        <m:d>
+          <m:dPr>
+            <m:begChr m:val="("/>
+            <m:endChr m:val=")"/>
+          </m:dPr>
+          <m:e>
+            <m:r>
+              <m:t xml:space="preserve">句长均值</m:t>
+            </m:r>
+            <m:r>
+              <m:t xml:space="preserve">，</m:t>
+            </m:r>
+            <m:r>
+              <m:t xml:space="preserve">句长波动</m:t>
+            </m:r>
+            <m:r>
+              <m:t xml:space="preserve">，</m:t>
+            </m:r>
+            <m:r>
+              <m:t xml:space="preserve">短句占比</m:t>
+            </m:r>
+            <m:r>
+              <m:t xml:space="preserve">，</m:t>
+            </m:r>
+            <m:r>
+              <m:t xml:space="preserve">口语度</m:t>
+            </m:r>
+            <m:r>
+              <m:t xml:space="preserve">，</m:t>
+            </m:r>
+            <m:r>
+              <m:t xml:space="preserve">意象密度</m:t>
+            </m:r>
+            <m:r>
+              <m:t xml:space="preserve">，</m:t>
+            </m:r>
+            <m:r>
+              <m:t xml:space="preserve">情绪浓度</m:t>
+            </m:r>
+            <m:r>
+              <m:t xml:space="preserve">，</m:t>
+            </m:r>
+            <m:r>
+              <m:t xml:space="preserve">词汇丰富度</m:t>
+            </m:r>
+            <m:r>
+              <m:t xml:space="preserve">，</m:t>
+            </m:r>
+            <m:r>
+              <m:t xml:space="preserve">语言新鲜度</m:t>
+            </m:r>
+          </m:e>
+        </m:d>
+        <m:r>
+          <m:t xml:space="preserve"> ∈ </m:t>
+        </m:r>
+        <m:sSup>
+          <m:e>
+            <m:r>
+              <m:t xml:space="preserve">ℝ</m:t>
+            </m:r>
+          </m:e>
+          <m:sup>
+            <m:r>
+              <m:t xml:space="preserve">8</m:t>
+            </m:r>
+          </m:sup>
+        </m:sSup>
+        <m:r>
+          <m:t xml:space="preserve">　(5)</m:t>
+        </m:r>
+      </m:oMath>
+    </m:oMathPara>
+    <m:oMathPara>
+      <m:oMathParaPr>
+        <m:jc m:val="center"/>
+      </m:oMathParaPr>
+      <m:oMath>
+        <m:sSubSup>
+          <m:e>
+            <m:acc>
+              <m:accPr>
+                <m:chr m:val="̂"/>
+              </m:accPr>
+              <m:e>
+                <m:r>
+                  <m:t xml:space="preserve">v</m:t>
+                </m:r>
+              </m:e>
+            </m:acc>
+          </m:e>
+          <m:sub>
+            <m:r>
+              <m:t xml:space="preserve">j</m:t>
+            </m:r>
+          </m:sub>
+          <m:sup>
+            <m:r>
+              <m:t xml:space="preserve">(A)</m:t>
+            </m:r>
+          </m:sup>
+        </m:sSubSup>
+        <m:r>
+          <m:t xml:space="preserve"> = </m:t>
+        </m:r>
+        <m:f>
+          <m:num>
+            <m:d>
+              <m:dPr>
+                <m:begChr m:val="("/>
+                <m:endChr m:val=")"/>
+              </m:dPr>
+              <m:e>
+                <m:sSubSup>
+                  <m:e>
+                    <m:acc>
+                      <m:accPr>
+                        <m:chr m:val="̂"/>
+                      </m:accPr>
+                      <m:e>
+                        <m:r>
+                          <m:t xml:space="preserve">v</m:t>
+                        </m:r>
+                      </m:e>
+                    </m:acc>
+                  </m:e>
+                  <m:sub>
+                    <m:r>
+                      <m:t xml:space="preserve">j</m:t>
+                    </m:r>
+                  </m:sub>
+                  <m:sup>
+                    <m:r>
+                      <m:t xml:space="preserve">(A)</m:t>
+                    </m:r>
+                  </m:sup>
+                </m:sSubSup>
+                <m:r>
+                  <m:t xml:space="preserve"> − </m:t>
+                </m:r>
+                <m:sSub>
+                  <m:e>
+                    <m:r>
+                      <m:t xml:space="preserve">min</m:t>
+                    </m:r>
+                  </m:e>
+                  <m:sub>
+                    <m:r>
+                      <m:t xml:space="preserve">i</m:t>
+                    </m:r>
+                  </m:sub>
+                </m:sSub>
+                <m:sSubSup>
+                  <m:e>
+                    <m:r>
+                      <m:t xml:space="preserve">v</m:t>
+                    </m:r>
+                  </m:e>
+                  <m:sub>
+                    <m:r>
+                      <m:t xml:space="preserve">j</m:t>
+                    </m:r>
+                  </m:sub>
+                  <m:sup>
+                    <m:r>
+                      <m:t xml:space="preserve">(i)</m:t>
+                    </m:r>
+                  </m:sup>
+                </m:sSubSup>
+              </m:e>
+            </m:d>
+          </m:num>
+          <m:den>
+            <m:d>
+              <m:dPr>
+                <m:begChr m:val="("/>
+                <m:endChr m:val=")"/>
+              </m:dPr>
+              <m:e>
+                <m:sSub>
+                  <m:e>
+                    <m:r>
+                      <m:t xml:space="preserve">max</m:t>
+                    </m:r>
+                  </m:e>
+                  <m:sub>
+                    <m:r>
+                      <m:t xml:space="preserve">i</m:t>
+                    </m:r>
+                  </m:sub>
+                </m:sSub>
+                <m:sSubSup>
+                  <m:e>
+                    <m:r>
+                      <m:t xml:space="preserve">v</m:t>
+                    </m:r>
+                  </m:e>
+                  <m:sub>
+                    <m:r>
+                      <m:t xml:space="preserve">j</m:t>
+                    </m:r>
+                  </m:sub>
+                  <m:sup>
+                    <m:r>
+                      <m:t xml:space="preserve">(i)</m:t>
+                    </m:r>
+                  </m:sup>
+                </m:sSubSup>
+              </m:e>
+            </m:d>
+          </m:den>
+        </m:f>
+        <m:r>
+          <m:t xml:space="preserve"> ∈ </m:t>
+        </m:r>
+        <m:d>
+          <m:dPr>
+            <m:begChr m:val="["/>
+            <m:endChr m:val="]"/>
+          </m:dPr>
+          <m:e>
+            <m:r>
+              <m:t xml:space="preserve">0</m:t>
+            </m:r>
+            <m:r>
+              <m:t xml:space="preserve">,</m:t>
+            </m:r>
+            <m:r>
+              <m:t xml:space="preserve">1</m:t>
+            </m:r>
+          </m:e>
+        </m:d>
+        <m:r>
+          <m:t xml:space="preserve">　(6)</m:t>
+        </m:r>
+      </m:oMath>
+    </m:oMathPara>
+    <m:oMathPara>
+      <m:oMathParaPr>
+        <m:jc m:val="center"/>
+      </m:oMathParaPr>
+      <m:oMath>
+        <m:r>
+          <m:t xml:space="preserve">d</m:t>
+        </m:r>
+        <m:d>
+          <m:dPr>
+            <m:begChr m:val="("/>
+            <m:endChr m:val=")"/>
+          </m:dPr>
+          <m:e>
+            <m:r>
+              <m:t xml:space="preserve">A,B</m:t>
+            </m:r>
+          </m:e>
+        </m:d>
+        <m:r>
+          <m:t xml:space="preserve"> = </m:t>
+        </m:r>
+        <m:rad>
+          <m:radPr>
+            <m:degHide m:val="1"/>
+          </m:radPr>
+          <m:deg/>
+          <m:e>
+            <m:nary>
+              <m:naryPr>
+                <m:chr m:val="∑"/>
+                <m:limLoc m:val="undOvr"/>
+              </m:naryPr>
+              <m:sub>
+                <m:r>
+                  <m:t xml:space="preserve">j=1</m:t>
+                </m:r>
+              </m:sub>
+              <m:sup>
+                <m:r>
+                  <m:t xml:space="preserve">8</m:t>
+                </m:r>
+              </m:sup>
+              <m:e>
+                <m:sSup>
+                  <m:e>
+                    <m:d>
+                      <m:dPr>
+                        <m:begChr m:val="("/>
+                        <m:endChr m:val=")"/>
+                      </m:dPr>
+                      <m:e>
+                        <m:sSubSup>
+                          <m:e>
+                            <m:acc>
+                              <m:accPr>
+                                <m:chr m:val="̂"/>
+                              </m:accPr>
+                              <m:e>
+                                <m:r>
+                                  <m:t xml:space="preserve">v</m:t>
+                                </m:r>
+                              </m:e>
+                            </m:acc>
+                          </m:e>
+                          <m:sub>
+                            <m:r>
+                              <m:t xml:space="preserve">j</m:t>
+                            </m:r>
+                          </m:sub>
+                          <m:sup>
+                            <m:r>
+                              <m:t xml:space="preserve">(A)</m:t>
+                            </m:r>
+                          </m:sup>
+                        </m:sSubSup>
+                        <m:r>
+                          <m:t xml:space="preserve"> − </m:t>
+                        </m:r>
+                        <m:sSubSup>
+                          <m:e>
+                            <m:acc>
+                              <m:accPr>
+                                <m:chr m:val="̂"/>
+                              </m:accPr>
+                              <m:e>
+                                <m:r>
+                                  <m:t xml:space="preserve">v</m:t>
+                                </m:r>
+                              </m:e>
+                            </m:acc>
+                          </m:e>
+                          <m:sub>
+                            <m:r>
+                              <m:t xml:space="preserve">j</m:t>
+                            </m:r>
+                          </m:sub>
+                          <m:sup>
+                            <m:r>
+                              <m:t xml:space="preserve">(B)</m:t>
+                            </m:r>
+                          </m:sup>
+                        </m:sSubSup>
+                      </m:e>
+                    </m:d>
+                  </m:e>
+                  <m:sup>
+                    <m:r>
+                      <m:t xml:space="preserve">2</m:t>
+                    </m:r>
+                  </m:sup>
+                </m:sSup>
+              </m:e>
+            </m:nary>
+          </m:e>
+        </m:rad>
+        <m:r>
+          <m:t xml:space="preserve">　(7)</m:t>
+        </m:r>
+      </m:oMath>
+    </m:oMathPara>
+    <m:oMathPara>
+      <m:oMathParaPr>
+        <m:jc m:val="center"/>
+      </m:oMathParaPr>
+      <m:oMath>
+        <m:r>
+          <m:t xml:space="preserve">S</m:t>
+        </m:r>
+        <m:d>
+          <m:dPr>
+            <m:begChr m:val="("/>
+            <m:endChr m:val=")"/>
+          </m:dPr>
+          <m:e>
+            <m:r>
+              <m:t xml:space="preserve">x</m:t>
+            </m:r>
+          </m:e>
+        </m:d>
+        <m:r>
+          <m:t xml:space="preserve"> = </m:t>
+        </m:r>
+        <m:r>
+          <m:t xml:space="preserve">0.5</m:t>
+        </m:r>
+        <m:r>
+          <m:t xml:space="preserve"> </m:t>
+        </m:r>
+        <m:sSub>
+          <m:e>
+            <m:r>
+              <m:t xml:space="preserve">r</m:t>
+            </m:r>
+          </m:e>
+          <m:sub>
+            <m:r>
+              <m:t xml:space="preserve">rare</m:t>
+            </m:r>
+          </m:sub>
+        </m:sSub>
+        <m:d>
+          <m:dPr>
+            <m:begChr m:val="("/>
+            <m:endChr m:val=")"/>
+          </m:dPr>
+          <m:e>
+            <m:r>
+              <m:t xml:space="preserve">x</m:t>
+            </m:r>
+          </m:e>
+        </m:d>
+        <m:r>
+          <m:t xml:space="preserve"> + </m:t>
+        </m:r>
+        <m:r>
+          <m:t xml:space="preserve">0.3</m:t>
+        </m:r>
+        <m:r>
+          <m:t xml:space="preserve"> </m:t>
+        </m:r>
+        <m:sSub>
+          <m:e>
+            <m:r>
+              <m:t xml:space="preserve">v</m:t>
+            </m:r>
+          </m:e>
+          <m:sub>
+            <m:r>
+              <m:t xml:space="preserve">sent</m:t>
+            </m:r>
+          </m:sub>
+        </m:sSub>
+        <m:d>
+          <m:dPr>
+            <m:begChr m:val="("/>
+            <m:endChr m:val=")"/>
+          </m:dPr>
+          <m:e>
+            <m:r>
+              <m:t xml:space="preserve">x</m:t>
+            </m:r>
+          </m:e>
+        </m:d>
+        <m:r>
+          <m:t xml:space="preserve"> + </m:t>
+        </m:r>
+        <m:r>
+          <m:t xml:space="preserve">0.2</m:t>
+        </m:r>
+        <m:r>
+          <m:t xml:space="preserve"> </m:t>
+        </m:r>
+        <m:d>
+          <m:dPr>
+            <m:begChr m:val="("/>
+            <m:endChr m:val=")"/>
+          </m:dPr>
+          <m:e>
+            <m:r>
+              <m:t xml:space="preserve">1</m:t>
+            </m:r>
+            <m:r>
+              <m:t xml:space="preserve"> − </m:t>
+            </m:r>
+            <m:sSub>
+              <m:e>
+                <m:r>
+                  <m:t xml:space="preserve">r</m:t>
+                </m:r>
+              </m:e>
+              <m:sub>
+                <m:r>
+                  <m:t xml:space="preserve">ai</m:t>
+                </m:r>
+              </m:sub>
+            </m:sSub>
+            <m:d>
+              <m:dPr>
+                <m:begChr m:val="("/>
+                <m:endChr m:val=")"/>
+              </m:dPr>
+              <m:e>
+                <m:r>
+                  <m:t xml:space="preserve">x</m:t>
+                </m:r>
+              </m:e>
+            </m:d>
+          </m:e>
+        </m:d>
+        <m:r>
+          <m:t xml:space="preserve">　(8)</m:t>
+        </m:r>
+      </m:oMath>
+    </m:oMathPara>
+    <m:oMathPara>
+      <m:oMathParaPr>
+        <m:jc m:val="center"/>
+      </m:oMathParaPr>
+      <m:oMath>
+        <m:r>
+          <m:t xml:space="preserve">PP</m:t>
+        </m:r>
+        <m:d>
+          <m:dPr>
+            <m:begChr m:val="("/>
+            <m:endChr m:val=")"/>
+          </m:dPr>
+          <m:e>
+            <m:r>
+              <m:t xml:space="preserve">x</m:t>
+            </m:r>
+          </m:e>
+        </m:d>
+        <m:r>
+          <m:t xml:space="preserve"> = </m:t>
+        </m:r>
+        <m:r>
+          <m:t xml:space="preserve">2</m:t>
+        </m:r>
+        <m:r>
+          <m:t xml:space="preserve"> + </m:t>
+        </m:r>
+        <m:r>
+          <m:t xml:space="preserve">6</m:t>
+        </m:r>
+        <m:r>
+          <m:t xml:space="preserve">·</m:t>
+        </m:r>
+        <m:r>
+          <m:t xml:space="preserve">S</m:t>
+        </m:r>
+        <m:d>
+          <m:dPr>
+            <m:begChr m:val="("/>
+            <m:endChr m:val=")"/>
+          </m:dPr>
+          <m:e>
+            <m:r>
+              <m:t xml:space="preserve">x</m:t>
+            </m:r>
+          </m:e>
+        </m:d>
+        <m:r>
+          <m:t xml:space="preserve">　(9)</m:t>
+        </m:r>
+      </m:oMath>
+    </m:oMathPara>
     <m:oMathPara>
       <m:oMathParaPr>
         <m:jc m:val="center"/>

--- a/docs/competition/科技论文-SCULPTOR.docx
+++ b/docs/competition/科技论文-SCULPTOR.docx
@@ -1205,34 +1205,6 @@
           <w:sz w:val="24"/>
         </w:rPr>
         <w:t>签名回答"作者是谁"，注入层把签名写进提示词；进一步的问题是在解码层直接重排候选概率。本文提出统一评分函数，把风格、知识、缺陷、阻抗五路信号在同一个 token 评分空间中融合：</w:t>
-      </w:r>
-    </w:p>
-    <w:p>
-      <w:pPr>
-        <w:spacing w:line="360" w:lineRule="auto" w:after="80"/>
-        <w:ind w:firstLine="480"/>
-      </w:pPr>
-      <w:r>
-        <w:rPr>
-          <w:rFonts w:ascii="Times New Roman" w:hAnsi="Times New Roman" w:eastAsia="宋体"/>
-          <w:b w:val="0"/>
-          <w:sz w:val="24"/>
-        </w:rPr>
-        <w:t>$$S(w \mid c, t) = \beta_1 \log p_{\text{base}}(w \mid c) + \beta_2 \log p_{\text{personal}}(w \mid c) + \lambda_K S_{\text{knowledge}}(w, c) + \lambda_D S_{\text{defect}}(w) + R(t)\, S_{\text{impedance}}(w, t)$$</w:t>
-      </w:r>
-    </w:p>
-    <w:p>
-      <w:pPr>
-        <w:spacing w:line="360" w:lineRule="auto" w:after="80"/>
-        <w:ind w:firstLine="480"/>
-      </w:pPr>
-      <w:r>
-        <w:rPr>
-          <w:rFonts w:ascii="Times New Roman" w:hAnsi="Times New Roman" w:eastAsia="宋体"/>
-          <w:b w:val="0"/>
-          <w:sz w:val="24"/>
-        </w:rPr>
-        <w:t>$$P(w \mid c, t) = \operatorname{softmax}\bigl(S(w \mid c, t)/\tau\bigr)$$</w:t>
       </w:r>
     </w:p>
     <w:p>
@@ -7248,6 +7220,297 @@
       <w:cols w:space="720"/>
       <w:docGrid w:linePitch="360"/>
     </w:sectPr>
+    <m:oMathPara>
+      <m:oMathParaPr>
+        <m:jc m:val="center"/>
+      </m:oMathParaPr>
+      <m:oMath>
+        <m:r>
+          <m:t xml:space="preserve">S</m:t>
+        </m:r>
+        <m:d>
+          <m:dPr>
+            <m:begChr m:val="("/>
+            <m:endChr m:val=")"/>
+          </m:dPr>
+          <m:e>
+            <m:r>
+              <m:t xml:space="preserve">w | c, t</m:t>
+            </m:r>
+          </m:e>
+        </m:d>
+        <m:r>
+          <m:t xml:space="preserve"> = </m:t>
+        </m:r>
+        <m:sSub>
+          <m:e>
+            <m:r>
+              <m:t xml:space="preserve">β</m:t>
+            </m:r>
+          </m:e>
+          <m:sub>
+            <m:r>
+              <m:t xml:space="preserve">1</m:t>
+            </m:r>
+          </m:sub>
+        </m:sSub>
+        <m:r>
+          <m:t xml:space="preserve"> log </m:t>
+        </m:r>
+        <m:sSub>
+          <m:e>
+            <m:r>
+              <m:t xml:space="preserve">p</m:t>
+            </m:r>
+          </m:e>
+          <m:sub>
+            <m:r>
+              <m:t xml:space="preserve">base</m:t>
+            </m:r>
+          </m:sub>
+        </m:sSub>
+        <m:d>
+          <m:dPr>
+            <m:begChr m:val="("/>
+            <m:endChr m:val=")"/>
+          </m:dPr>
+          <m:e>
+            <m:r>
+              <m:t xml:space="preserve">w | c</m:t>
+            </m:r>
+          </m:e>
+        </m:d>
+        <m:r>
+          <m:t xml:space="preserve"> + </m:t>
+        </m:r>
+        <m:sSub>
+          <m:e>
+            <m:r>
+              <m:t xml:space="preserve">β</m:t>
+            </m:r>
+          </m:e>
+          <m:sub>
+            <m:r>
+              <m:t xml:space="preserve">2</m:t>
+            </m:r>
+          </m:sub>
+        </m:sSub>
+        <m:r>
+          <m:t xml:space="preserve"> log </m:t>
+        </m:r>
+        <m:sSub>
+          <m:e>
+            <m:r>
+              <m:t xml:space="preserve">p</m:t>
+            </m:r>
+          </m:e>
+          <m:sub>
+            <m:r>
+              <m:t xml:space="preserve">personal</m:t>
+            </m:r>
+          </m:sub>
+        </m:sSub>
+        <m:d>
+          <m:dPr>
+            <m:begChr m:val="("/>
+            <m:endChr m:val=")"/>
+          </m:dPr>
+          <m:e>
+            <m:r>
+              <m:t xml:space="preserve">w | c</m:t>
+            </m:r>
+          </m:e>
+        </m:d>
+        <m:r>
+          <m:t xml:space="preserve"> + </m:t>
+        </m:r>
+        <m:sSub>
+          <m:e>
+            <m:r>
+              <m:t xml:space="preserve">λ</m:t>
+            </m:r>
+          </m:e>
+          <m:sub>
+            <m:r>
+              <m:t xml:space="preserve">K</m:t>
+            </m:r>
+          </m:sub>
+        </m:sSub>
+        <m:sSub>
+          <m:e>
+            <m:r>
+              <m:t xml:space="preserve">S</m:t>
+            </m:r>
+          </m:e>
+          <m:sub>
+            <m:r>
+              <m:t xml:space="preserve">knowledge</m:t>
+            </m:r>
+          </m:sub>
+        </m:sSub>
+        <m:d>
+          <m:dPr>
+            <m:begChr m:val="("/>
+            <m:endChr m:val=")"/>
+          </m:dPr>
+          <m:e>
+            <m:r>
+              <m:t xml:space="preserve">w, c</m:t>
+            </m:r>
+          </m:e>
+        </m:d>
+        <m:r>
+          <m:t xml:space="preserve"> + </m:t>
+        </m:r>
+        <m:sSub>
+          <m:e>
+            <m:r>
+              <m:t xml:space="preserve">λ</m:t>
+            </m:r>
+          </m:e>
+          <m:sub>
+            <m:r>
+              <m:t xml:space="preserve">D</m:t>
+            </m:r>
+          </m:sub>
+        </m:sSub>
+        <m:sSub>
+          <m:e>
+            <m:r>
+              <m:t xml:space="preserve">S</m:t>
+            </m:r>
+          </m:e>
+          <m:sub>
+            <m:r>
+              <m:t xml:space="preserve">defect</m:t>
+            </m:r>
+          </m:sub>
+        </m:sSub>
+        <m:d>
+          <m:dPr>
+            <m:begChr m:val="("/>
+            <m:endChr m:val=")"/>
+          </m:dPr>
+          <m:e>
+            <m:r>
+              <m:t xml:space="preserve">w</m:t>
+            </m:r>
+          </m:e>
+        </m:d>
+        <m:r>
+          <m:t xml:space="preserve"> + </m:t>
+        </m:r>
+        <m:r>
+          <m:t xml:space="preserve">R</m:t>
+        </m:r>
+        <m:d>
+          <m:dPr>
+            <m:begChr m:val="("/>
+            <m:endChr m:val=")"/>
+          </m:dPr>
+          <m:e>
+            <m:r>
+              <m:t xml:space="preserve">t</m:t>
+            </m:r>
+          </m:e>
+        </m:d>
+        <m:sSub>
+          <m:e>
+            <m:r>
+              <m:t xml:space="preserve">S</m:t>
+            </m:r>
+          </m:e>
+          <m:sub>
+            <m:r>
+              <m:t xml:space="preserve">impedance</m:t>
+            </m:r>
+          </m:sub>
+        </m:sSub>
+        <m:d>
+          <m:dPr>
+            <m:begChr m:val="("/>
+            <m:endChr m:val=")"/>
+          </m:dPr>
+          <m:e>
+            <m:r>
+              <m:t xml:space="preserve">w, t</m:t>
+            </m:r>
+          </m:e>
+        </m:d>
+        <m:r>
+          <m:t xml:space="preserve">　(11)</m:t>
+        </m:r>
+      </m:oMath>
+    </m:oMathPara>
+    <m:oMathPara>
+      <m:oMathParaPr>
+        <m:jc m:val="center"/>
+      </m:oMathParaPr>
+      <m:oMath>
+        <m:r>
+          <m:t xml:space="preserve">P</m:t>
+        </m:r>
+        <m:d>
+          <m:dPr>
+            <m:begChr m:val="("/>
+            <m:endChr m:val=")"/>
+          </m:dPr>
+          <m:e>
+            <m:r>
+              <m:t xml:space="preserve">w | c, t</m:t>
+            </m:r>
+          </m:e>
+        </m:d>
+        <m:r>
+          <m:t xml:space="preserve"> = </m:t>
+        </m:r>
+        <m:r>
+          <m:t xml:space="preserve">softmax</m:t>
+        </m:r>
+        <m:d>
+          <m:dPr>
+            <m:begChr m:val="("/>
+            <m:endChr m:val=")"/>
+          </m:dPr>
+          <m:e>
+            <m:f>
+              <m:num>
+                <m:d>
+                  <m:dPr>
+                    <m:begChr m:val="("/>
+                    <m:endChr m:val=")"/>
+                  </m:dPr>
+                  <m:e>
+                    <m:r>
+                      <m:t xml:space="preserve">S</m:t>
+                    </m:r>
+                    <m:d>
+                      <m:dPr>
+                        <m:begChr m:val="("/>
+                        <m:endChr m:val=")"/>
+                      </m:dPr>
+                      <m:e>
+                        <m:r>
+                          <m:t xml:space="preserve">w | c, t</m:t>
+                        </m:r>
+                      </m:e>
+                    </m:d>
+                  </m:e>
+                </m:d>
+              </m:num>
+              <m:den>
+                <m:r>
+                  <m:t xml:space="preserve">τ</m:t>
+                </m:r>
+              </m:den>
+            </m:f>
+          </m:e>
+        </m:d>
+        <m:r>
+          <m:t xml:space="preserve">　(12)</m:t>
+        </m:r>
+      </m:oMath>
+    </m:oMathPara>
     <m:oMathPara>
       <m:oMathParaPr>
         <m:jc m:val="center"/>

--- a/docs/competition/科技论文-SCULPTOR.docx
+++ b/docs/competition/科技论文-SCULPTOR.docx
@@ -2348,7 +2348,7 @@
           <w:b w:val="0"/>
           <w:sz w:val="24"/>
         </w:rPr>
-        <w:t>个人知识库（Personal Knowledge Base, PKB）以归纳式确认采集构建：用户提出理论/构想时，系统先做一步归纳，再介绍相近书籍并说明其核心与可用之处，用户确认后入库；采集不硬编码、不反复追问。写作时，RAG 以供给闭环工作（图 2、算法 2）：文体或意图触发 → 去重排队 → 宿主代检或直连检索 → 回灌（缓存 + 素材）→ 缺口节重写（≤2 轮）→ 重新审计；写作上下文按主题从 PKB、写作资产与检索回灌三源合一、轮换注入。</w:t>
+        <w:t>个人知识库（Personal Knowledge Base, PKB）以归纳式确认采集构建：用户提出理论/构想时，系统先做一步归纳，再介绍相近书籍并说明其核心与可用之处，用户确认后入库；采集不硬编码、不反复追问。写作时，RAG 以供给闭环工作（图 2）：文体或意图触发 → 去重排队 → 宿主代检或直连检索 → 回灌（缓存 + 素材）→ 缺口节重写（≤2 轮）→ 重新审计；写作上下文按主题从 PKB、写作资产与检索回灌三源合一、轮换注入。</w:t>
       </w:r>
     </w:p>
     <w:p>
@@ -7864,501 +7864,6 @@
         </m:r>
       </m:oMath>
     </m:oMathPara>
-    <w:p>
-      <w:pPr>
-        <w:shd w:val="clear" w:color="auto" w:fill="F4F4F4"/>
-        <w:spacing w:line="260" w:lineRule="auto" w:after="0" w:before="40"/>
-        <w:ind w:left="240"/>
-      </w:pPr>
-      <w:r>
-        <w:rPr>
-          <w:rFonts w:ascii="Consolas" w:hAnsi="Consolas" w:eastAsia="宋体"/>
-          <w:sz w:val="20"/>
-          <w:szCs w:val="20"/>
-        </w:rPr>
-        <w:t xml:space="preserve">算法 1　作者表示更新（四层增量学习）</w:t>
-      </w:r>
-    </w:p>
-    <w:p>
-      <w:pPr>
-        <w:shd w:val="clear" w:color="auto" w:fill="F4F4F4"/>
-        <w:spacing w:line="260" w:lineRule="auto" w:after="0" w:before="40"/>
-        <w:ind w:left="240"/>
-      </w:pPr>
-      <w:r>
-        <w:rPr>
-          <w:rFonts w:ascii="Consolas" w:hAnsi="Consolas" w:eastAsia="宋体"/>
-          <w:sz w:val="20"/>
-          <w:szCs w:val="20"/>
-        </w:rPr>
-        <w:t xml:space="preserve">输入：作者文本序列 x1…xT；可选基线 B；遗忘系数 α=0.75</w:t>
-      </w:r>
-    </w:p>
-    <w:p>
-      <w:pPr>
-        <w:shd w:val="clear" w:color="auto" w:fill="F4F4F4"/>
-        <w:spacing w:line="260" w:lineRule="auto" w:after="0" w:before="40"/>
-        <w:ind w:left="240"/>
-      </w:pPr>
-      <w:r>
-        <w:rPr>
-          <w:rFonts w:ascii="Consolas" w:hAnsi="Consolas" w:eastAsia="宋体"/>
-          <w:sz w:val="20"/>
-          <w:szCs w:val="20"/>
-        </w:rPr>
-        <w:t xml:space="preserve">输出：风格签名 v（style-vector.json）</w:t>
-      </w:r>
-    </w:p>
-    <w:p>
-      <w:pPr>
-        <w:shd w:val="clear" w:color="auto" w:fill="F4F4F4"/>
-        <w:spacing w:line="260" w:lineRule="auto" w:after="0" w:before="40"/>
-        <w:ind w:left="240"/>
-      </w:pPr>
-      <w:r>
-        <w:rPr>
-          <w:rFonts w:ascii="Consolas" w:hAnsi="Consolas" w:eastAsia="宋体"/>
-          <w:sz w:val="20"/>
-          <w:szCs w:val="20"/>
-        </w:rPr>
-        <w:t xml:space="preserve">for t = 1..T:</w:t>
-      </w:r>
-    </w:p>
-    <w:p>
-      <w:pPr>
-        <w:shd w:val="clear" w:color="auto" w:fill="F4F4F4"/>
-        <w:spacing w:line="260" w:lineRule="auto" w:after="0" w:before="40"/>
-        <w:ind w:left="240"/>
-      </w:pPr>
-      <w:r>
-        <w:rPr>
-          <w:rFonts w:ascii="Consolas" w:hAnsi="Consolas" w:eastAsia="宋体"/>
-          <w:sz w:val="20"/>
-          <w:szCs w:val="20"/>
-        </w:rPr>
-        <w:t xml:space="preserve">  φ ← tokenize(x_t)                         // 字符二元组稀疏向量（可升级稠密 embedding）</w:t>
-      </w:r>
-    </w:p>
-    <w:p>
-      <w:pPr>
-        <w:shd w:val="clear" w:color="auto" w:fill="F4F4F4"/>
-        <w:spacing w:line="260" w:lineRule="auto" w:after="0" w:before="40"/>
-        <w:ind w:left="240"/>
-      </w:pPr>
-      <w:r>
-        <w:rPr>
-          <w:rFonts w:ascii="Consolas" w:hAnsi="Consolas" w:eastAsia="宋体"/>
-          <w:sz w:val="20"/>
-          <w:szCs w:val="20"/>
-        </w:rPr>
-        <w:t xml:space="preserve">  v_t ← α·v_{t−1} + (1−α)·φ                  // EMA 增量更新（式 2）</w:t>
-      </w:r>
-    </w:p>
-    <w:p>
-      <w:pPr>
-        <w:shd w:val="clear" w:color="auto" w:fill="F4F4F4"/>
-        <w:spacing w:line="260" w:lineRule="auto" w:after="0" w:before="40"/>
-        <w:ind w:left="240"/>
-      </w:pPr>
-      <w:r>
-        <w:rPr>
-          <w:rFonts w:ascii="Consolas" w:hAnsi="Consolas" w:eastAsia="宋体"/>
-          <w:sz w:val="20"/>
-          <w:szCs w:val="20"/>
-        </w:rPr>
-        <w:t xml:space="preserve">  动态维度 ← 意图/意象/偏好/素材轴（权重 × 新鲜度衰减）</w:t>
-      </w:r>
-    </w:p>
-    <w:p>
-      <w:pPr>
-        <w:shd w:val="clear" w:color="auto" w:fill="F4F4F4"/>
-        <w:spacing w:line="260" w:lineRule="auto" w:after="0" w:before="40"/>
-        <w:ind w:left="240"/>
-      </w:pPr>
-      <w:r>
-        <w:rPr>
-          <w:rFonts w:ascii="Consolas" w:hAnsi="Consolas" w:eastAsia="宋体"/>
-          <w:sz w:val="20"/>
-          <w:szCs w:val="20"/>
-        </w:rPr>
-        <w:t xml:space="preserve">  surprisal/困惑度 ← S(x_t)、PP(x_t)          // 式 8–9，累计采样</w:t>
-      </w:r>
-    </w:p>
-    <w:p>
-      <w:pPr>
-        <w:shd w:val="clear" w:color="auto" w:fill="F4F4F4"/>
-        <w:spacing w:line="260" w:lineRule="auto" w:after="0" w:before="40"/>
-        <w:ind w:left="240"/>
-      </w:pPr>
-      <w:r>
-        <w:rPr>
-          <w:rFonts w:ascii="Consolas" w:hAnsi="Consolas" w:eastAsia="宋体"/>
-          <w:sz w:val="20"/>
-          <w:szCs w:val="20"/>
-        </w:rPr>
-        <w:t xml:space="preserve">  if 存在作者显式修改 e=(原文, 改后, 意图):</w:t>
-      </w:r>
-    </w:p>
-    <w:p>
-      <w:pPr>
-        <w:shd w:val="clear" w:color="auto" w:fill="F4F4F4"/>
-        <w:spacing w:line="260" w:lineRule="auto" w:after="0" w:before="40"/>
-        <w:ind w:left="240"/>
-      </w:pPr>
-      <w:r>
-        <w:rPr>
-          <w:rFonts w:ascii="Consolas" w:hAnsi="Consolas" w:eastAsia="宋体"/>
-          <w:sz w:val="20"/>
-          <w:szCs w:val="20"/>
-        </w:rPr>
-        <w:t xml:space="preserve">    修改监督三元组入档（L4，最高权重），回写偏好轴与向量</w:t>
-      </w:r>
-    </w:p>
-    <w:p>
-      <w:pPr>
-        <w:shd w:val="clear" w:color="auto" w:fill="F4F4F4"/>
-        <w:spacing w:line="260" w:lineRule="auto" w:after="0" w:before="40"/>
-        <w:ind w:left="240"/>
-      </w:pPr>
-      <w:r>
-        <w:rPr>
-          <w:rFonts w:ascii="Consolas" w:hAnsi="Consolas" w:eastAsia="宋体"/>
-          <w:sz w:val="20"/>
-          <w:szCs w:val="20"/>
-        </w:rPr>
-        <w:t xml:space="preserve">  截断至 300 维并写盘</w:t>
-      </w:r>
-    </w:p>
-    <w:p>
-      <w:pPr>
-        <w:shd w:val="clear" w:color="auto" w:fill="F4F4F4"/>
-        <w:spacing w:line="260" w:lineRule="auto" w:after="0" w:before="40"/>
-        <w:ind w:left="240"/>
-      </w:pPr>
-      <w:r>
-        <w:rPr>
-          <w:rFonts w:ascii="Consolas" w:hAnsi="Consolas" w:eastAsia="宋体"/>
-          <w:sz w:val="20"/>
-          <w:szCs w:val="20"/>
-        </w:rPr>
-        <w:t xml:space="preserve">return v</w:t>
-      </w:r>
-    </w:p>
-    <w:p>
-      <w:pPr>
-        <w:shd w:val="clear" w:color="auto" w:fill="F4F4F4"/>
-        <w:spacing w:line="260" w:lineRule="auto" w:after="0" w:before="40"/>
-        <w:ind w:left="240"/>
-      </w:pPr>
-      <w:r>
-        <w:rPr>
-          <w:rFonts w:ascii="Consolas" w:hAnsi="Consolas" w:eastAsia="宋体"/>
-          <w:sz w:val="20"/>
-          <w:szCs w:val="20"/>
-        </w:rPr>
-        <w:t xml:space="preserve">算法 2　RAG 供给闭环</w:t>
-      </w:r>
-    </w:p>
-    <w:p>
-      <w:pPr>
-        <w:shd w:val="clear" w:color="auto" w:fill="F4F4F4"/>
-        <w:spacing w:line="260" w:lineRule="auto" w:after="0" w:before="40"/>
-        <w:ind w:left="240"/>
-      </w:pPr>
-      <w:r>
-        <w:rPr>
-          <w:rFonts w:ascii="Consolas" w:hAnsi="Consolas" w:eastAsia="宋体"/>
-          <w:sz w:val="20"/>
-          <w:szCs w:val="20"/>
-        </w:rPr>
-        <w:t xml:space="preserve">输入：state（文体/素材/缺口）、用户发言 u</w:t>
-      </w:r>
-    </w:p>
-    <w:p>
-      <w:pPr>
-        <w:shd w:val="clear" w:color="auto" w:fill="F4F4F4"/>
-        <w:spacing w:line="260" w:lineRule="auto" w:after="0" w:before="40"/>
-        <w:ind w:left="240"/>
-      </w:pPr>
-      <w:r>
-        <w:rPr>
-          <w:rFonts w:ascii="Consolas" w:hAnsi="Consolas" w:eastAsia="宋体"/>
-          <w:sz w:val="20"/>
-          <w:szCs w:val="20"/>
-        </w:rPr>
-        <w:t xml:space="preserve">输出：补给后的素材与重写节</w:t>
-      </w:r>
-    </w:p>
-    <w:p>
-      <w:pPr>
-        <w:shd w:val="clear" w:color="auto" w:fill="F4F4F4"/>
-        <w:spacing w:line="260" w:lineRule="auto" w:after="0" w:before="40"/>
-        <w:ind w:left="240"/>
-      </w:pPr>
-      <w:r>
-        <w:rPr>
-          <w:rFonts w:ascii="Consolas" w:hAnsi="Consolas" w:eastAsia="宋体"/>
-          <w:sz w:val="20"/>
-          <w:szCs w:val="20"/>
-        </w:rPr>
-        <w:t xml:space="preserve">1. if 文体 ∈ {学术论文, 报告, 新闻稿} 且素材缺可查证来源 → 排队检索</w:t>
-      </w:r>
-    </w:p>
-    <w:p>
-      <w:pPr>
-        <w:shd w:val="clear" w:color="auto" w:fill="F4F4F4"/>
-        <w:spacing w:line="260" w:lineRule="auto" w:after="0" w:before="40"/>
-        <w:ind w:left="240"/>
-      </w:pPr>
-      <w:r>
-        <w:rPr>
-          <w:rFonts w:ascii="Consolas" w:hAnsi="Consolas" w:eastAsia="宋体"/>
-          <w:sz w:val="20"/>
-          <w:szCs w:val="20"/>
-        </w:rPr>
-        <w:t xml:space="preserve">2. if u 含显式检索意图 → 排队检索</w:t>
-      </w:r>
-    </w:p>
-    <w:p>
-      <w:pPr>
-        <w:shd w:val="clear" w:color="auto" w:fill="F4F4F4"/>
-        <w:spacing w:line="260" w:lineRule="auto" w:after="0" w:before="40"/>
-        <w:ind w:left="240"/>
-      </w:pPr>
-      <w:r>
-        <w:rPr>
-          <w:rFonts w:ascii="Consolas" w:hAnsi="Consolas" w:eastAsia="宋体"/>
-          <w:sz w:val="20"/>
-          <w:szCs w:val="20"/>
-        </w:rPr>
-        <w:t xml:space="preserve">3. 队列去重（同款 pending 不重复）→ requests.jsonl</w:t>
-      </w:r>
-    </w:p>
-    <w:p>
-      <w:pPr>
-        <w:shd w:val="clear" w:color="auto" w:fill="F4F4F4"/>
-        <w:spacing w:line="260" w:lineRule="auto" w:after="0" w:before="40"/>
-        <w:ind w:left="240"/>
-      </w:pPr>
-      <w:r>
-        <w:rPr>
-          <w:rFonts w:ascii="Consolas" w:hAnsi="Consolas" w:eastAsia="宋体"/>
-          <w:sz w:val="20"/>
-          <w:szCs w:val="20"/>
-        </w:rPr>
-        <w:t xml:space="preserve">4. 宿主代检或直连端点检索 → 回灌（rag-cache + 素材；请求置 done）</w:t>
-      </w:r>
-    </w:p>
-    <w:p>
-      <w:pPr>
-        <w:shd w:val="clear" w:color="auto" w:fill="F4F4F4"/>
-        <w:spacing w:line="260" w:lineRule="auto" w:after="0" w:before="40"/>
-        <w:ind w:left="240"/>
-      </w:pPr>
-      <w:r>
-        <w:rPr>
-          <w:rFonts w:ascii="Consolas" w:hAnsi="Consolas" w:eastAsia="宋体"/>
-          <w:sz w:val="20"/>
-          <w:szCs w:val="20"/>
-        </w:rPr>
-        <w:t xml:space="preserve">5. if 节含【素材不足】→ 重写缺口节（≤2 轮）</w:t>
-      </w:r>
-    </w:p>
-    <w:p>
-      <w:pPr>
-        <w:shd w:val="clear" w:color="auto" w:fill="F4F4F4"/>
-        <w:spacing w:line="260" w:lineRule="auto" w:after="0" w:before="40"/>
-        <w:ind w:left="240"/>
-      </w:pPr>
-      <w:r>
-        <w:rPr>
-          <w:rFonts w:ascii="Consolas" w:hAnsi="Consolas" w:eastAsia="宋体"/>
-          <w:sz w:val="20"/>
-          <w:szCs w:val="20"/>
-        </w:rPr>
-        <w:t xml:space="preserve">6. 重写后重新执行生成后审计</w:t>
-      </w:r>
-    </w:p>
-    <w:p>
-      <w:pPr>
-        <w:shd w:val="clear" w:color="auto" w:fill="F4F4F4"/>
-        <w:spacing w:line="260" w:lineRule="auto" w:after="0" w:before="40"/>
-        <w:ind w:left="240"/>
-      </w:pPr>
-      <w:r>
-        <w:rPr>
-          <w:rFonts w:ascii="Consolas" w:hAnsi="Consolas" w:eastAsia="宋体"/>
-          <w:sz w:val="20"/>
-          <w:szCs w:val="20"/>
-        </w:rPr>
-        <w:t xml:space="preserve">7. 写作时三源合一、轮换注入</w:t>
-      </w:r>
-    </w:p>
-    <w:p>
-      <w:pPr>
-        <w:shd w:val="clear" w:color="auto" w:fill="F4F4F4"/>
-        <w:spacing w:line="260" w:lineRule="auto" w:after="0" w:before="40"/>
-        <w:ind w:left="240"/>
-      </w:pPr>
-      <w:r>
-        <w:rPr>
-          <w:rFonts w:ascii="Consolas" w:hAnsi="Consolas" w:eastAsia="宋体"/>
-          <w:sz w:val="20"/>
-          <w:szCs w:val="20"/>
-        </w:rPr>
-        <w:t xml:space="preserve">算法 3　思想优先澄清（一次一问）</w:t>
-      </w:r>
-    </w:p>
-    <w:p>
-      <w:pPr>
-        <w:shd w:val="clear" w:color="auto" w:fill="F4F4F4"/>
-        <w:spacing w:line="260" w:lineRule="auto" w:after="0" w:before="40"/>
-        <w:ind w:left="240"/>
-      </w:pPr>
-      <w:r>
-        <w:rPr>
-          <w:rFonts w:ascii="Consolas" w:hAnsi="Consolas" w:eastAsia="宋体"/>
-          <w:sz w:val="20"/>
-          <w:szCs w:val="20"/>
-        </w:rPr>
-        <w:t xml:space="preserve">输入：用户发言 u、蓝图 state、个人知识库 KB</w:t>
-      </w:r>
-    </w:p>
-    <w:p>
-      <w:pPr>
-        <w:shd w:val="clear" w:color="auto" w:fill="F4F4F4"/>
-        <w:spacing w:line="260" w:lineRule="auto" w:after="0" w:before="40"/>
-        <w:ind w:left="240"/>
-      </w:pPr>
-      <w:r>
-        <w:rPr>
-          <w:rFonts w:ascii="Consolas" w:hAnsi="Consolas" w:eastAsia="宋体"/>
-          <w:sz w:val="20"/>
-          <w:szCs w:val="20"/>
-        </w:rPr>
-        <w:t xml:space="preserve">输出：确认后的素材/立意/风格信号</w:t>
-      </w:r>
-    </w:p>
-    <w:p>
-      <w:pPr>
-        <w:shd w:val="clear" w:color="auto" w:fill="F4F4F4"/>
-        <w:spacing w:line="260" w:lineRule="auto" w:after="0" w:before="40"/>
-        <w:ind w:left="240"/>
-      </w:pPr>
-      <w:r>
-        <w:rPr>
-          <w:rFonts w:ascii="Consolas" w:hAnsi="Consolas" w:eastAsia="宋体"/>
-          <w:sz w:val="20"/>
-          <w:szCs w:val="20"/>
-        </w:rPr>
-        <w:t xml:space="preserve">0. 外溢判断：u 是否含系统未准备问的高价值信息（参照系/私人网络/红线/推理线）——由 LLM 动态判定</w:t>
-      </w:r>
-    </w:p>
-    <w:p>
-      <w:pPr>
-        <w:shd w:val="clear" w:color="auto" w:fill="F4F4F4"/>
-        <w:spacing w:line="260" w:lineRule="auto" w:after="0" w:before="40"/>
-        <w:ind w:left="240"/>
-      </w:pPr>
-      <w:r>
-        <w:rPr>
-          <w:rFonts w:ascii="Consolas" w:hAnsi="Consolas" w:eastAsia="宋体"/>
-          <w:sz w:val="20"/>
-          <w:szCs w:val="20"/>
-        </w:rPr>
-        <w:t xml:space="preserve">   if 外溢：回显确认 + 深挖一问（≤2 轮）→ 种子/红线/立意入档 → 回主线</w:t>
-      </w:r>
-    </w:p>
-    <w:p>
-      <w:pPr>
-        <w:shd w:val="clear" w:color="auto" w:fill="F4F4F4"/>
-        <w:spacing w:line="260" w:lineRule="auto" w:after="0" w:before="40"/>
-        <w:ind w:left="240"/>
-      </w:pPr>
-      <w:r>
-        <w:rPr>
-          <w:rFonts w:ascii="Consolas" w:hAnsi="Consolas" w:eastAsia="宋体"/>
-          <w:sz w:val="20"/>
-          <w:szCs w:val="20"/>
-        </w:rPr>
-        <w:t xml:space="preserve">1. 提取 主张—前提—推理—理论来源</w:t>
-      </w:r>
-    </w:p>
-    <w:p>
-      <w:pPr>
-        <w:shd w:val="clear" w:color="auto" w:fill="F4F4F4"/>
-        <w:spacing w:line="260" w:lineRule="auto" w:after="0" w:before="40"/>
-        <w:ind w:left="240"/>
-      </w:pPr>
-      <w:r>
-        <w:rPr>
-          <w:rFonts w:ascii="Consolas" w:hAnsi="Consolas" w:eastAsia="宋体"/>
-          <w:sz w:val="20"/>
-          <w:szCs w:val="20"/>
-        </w:rPr>
-        <w:t xml:space="preserve">2. LLM 做一步概括，请用户确认</w:t>
-      </w:r>
-    </w:p>
-    <w:p>
-      <w:pPr>
-        <w:shd w:val="clear" w:color="auto" w:fill="F4F4F4"/>
-        <w:spacing w:line="260" w:lineRule="auto" w:after="0" w:before="40"/>
-        <w:ind w:left="240"/>
-      </w:pPr>
-      <w:r>
-        <w:rPr>
-          <w:rFonts w:ascii="Consolas" w:hAnsi="Consolas" w:eastAsia="宋体"/>
-          <w:sz w:val="20"/>
-          <w:szCs w:val="20"/>
-        </w:rPr>
-        <w:t xml:space="preserve">3. 提问顺序由 LLM 自主：先思想 → 后信息 → 最后规划</w:t>
-      </w:r>
-    </w:p>
-    <w:p>
-      <w:pPr>
-        <w:shd w:val="clear" w:color="auto" w:fill="F4F4F4"/>
-        <w:spacing w:line="260" w:lineRule="auto" w:after="0" w:before="40"/>
-        <w:ind w:left="240"/>
-      </w:pPr>
-      <w:r>
-        <w:rPr>
-          <w:rFonts w:ascii="Consolas" w:hAnsi="Consolas" w:eastAsia="宋体"/>
-          <w:sz w:val="20"/>
-          <w:szCs w:val="20"/>
-        </w:rPr>
-        <w:t xml:space="preserve">4. 每轮被动采集风格信号；显式修改即修改监督</w:t>
-      </w:r>
-    </w:p>
-    <w:p>
-      <w:pPr>
-        <w:shd w:val="clear" w:color="auto" w:fill="F4F4F4"/>
-        <w:spacing w:line="260" w:lineRule="auto" w:after="0" w:before="40"/>
-        <w:ind w:left="240"/>
-      </w:pPr>
-      <w:r>
-        <w:rPr>
-          <w:rFonts w:ascii="Consolas" w:hAnsi="Consolas" w:eastAsia="宋体"/>
-          <w:sz w:val="20"/>
-          <w:szCs w:val="20"/>
-        </w:rPr>
-        <w:t xml:space="preserve">5. 每问必带"我的建议 + A/B/C"</w:t>
-      </w:r>
-    </w:p>
-    <w:p>
-      <w:pPr>
-        <w:shd w:val="clear" w:color="auto" w:fill="F4F4F4"/>
-        <w:spacing w:line="260" w:lineRule="auto" w:after="0" w:before="40"/>
-        <w:ind w:left="240"/>
-      </w:pPr>
-      <w:r>
-        <w:rPr>
-          <w:rFonts w:ascii="Consolas" w:hAnsi="Consolas" w:eastAsia="宋体"/>
-          <w:sz w:val="20"/>
-          <w:szCs w:val="20"/>
-        </w:rPr>
-        <w:t xml:space="preserve">6. 蓝图无缺口仍追问 ≥2 轮 → 确定性护栏强制放行</w:t>
-      </w:r>
-    </w:p>
     <m:oMathPara>
       <m:oMathParaPr>
         <m:jc m:val="center"/>
@@ -8432,141 +7937,6 @@
         </m:r>
       </m:oMath>
     </m:oMathPara>
-    <w:p>
-      <w:pPr>
-        <w:shd w:val="clear" w:color="auto" w:fill="F4F4F4"/>
-        <w:spacing w:line="260" w:lineRule="auto" w:after="0" w:before="40"/>
-        <w:ind w:left="240"/>
-      </w:pPr>
-      <w:r>
-        <w:rPr>
-          <w:rFonts w:ascii="Consolas" w:hAnsi="Consolas" w:eastAsia="宋体"/>
-          <w:sz w:val="20"/>
-          <w:szCs w:val="20"/>
-        </w:rPr>
-        <w:t xml:space="preserve">算法 4　原意优先翻译与回译校验</w:t>
-      </w:r>
-    </w:p>
-    <w:p>
-      <w:pPr>
-        <w:shd w:val="clear" w:color="auto" w:fill="F4F4F4"/>
-        <w:spacing w:line="260" w:lineRule="auto" w:after="0" w:before="40"/>
-        <w:ind w:left="240"/>
-      </w:pPr>
-      <w:r>
-        <w:rPr>
-          <w:rFonts w:ascii="Consolas" w:hAnsi="Consolas" w:eastAsia="宋体"/>
-          <w:sz w:val="20"/>
-          <w:szCs w:val="20"/>
-        </w:rPr>
-        <w:t xml:space="preserve">输入：源文 S</w:t>
-      </w:r>
-    </w:p>
-    <w:p>
-      <w:pPr>
-        <w:shd w:val="clear" w:color="auto" w:fill="F4F4F4"/>
-        <w:spacing w:line="260" w:lineRule="auto" w:after="0" w:before="40"/>
-        <w:ind w:left="240"/>
-      </w:pPr>
-      <w:r>
-        <w:rPr>
-          <w:rFonts w:ascii="Consolas" w:hAnsi="Consolas" w:eastAsia="宋体"/>
-          <w:sz w:val="20"/>
-          <w:szCs w:val="20"/>
-        </w:rPr>
-        <w:t xml:space="preserve">输出：译文 T 与回译保真度报告（不改稿）</w:t>
-      </w:r>
-    </w:p>
-    <w:p>
-      <w:pPr>
-        <w:shd w:val="clear" w:color="auto" w:fill="F4F4F4"/>
-        <w:spacing w:line="260" w:lineRule="auto" w:after="0" w:before="40"/>
-        <w:ind w:left="240"/>
-      </w:pPr>
-      <w:r>
-        <w:rPr>
-          <w:rFonts w:ascii="Consolas" w:hAnsi="Consolas" w:eastAsia="宋体"/>
-          <w:sz w:val="20"/>
-          <w:szCs w:val="20"/>
-        </w:rPr>
-        <w:t xml:space="preserve">1. 原意解读：intent / tone / genre / keyImagery / pitfalls</w:t>
-      </w:r>
-    </w:p>
-    <w:p>
-      <w:pPr>
-        <w:shd w:val="clear" w:color="auto" w:fill="F4F4F4"/>
-        <w:spacing w:line="260" w:lineRule="auto" w:after="0" w:before="40"/>
-        <w:ind w:left="240"/>
-      </w:pPr>
-      <w:r>
-        <w:rPr>
-          <w:rFonts w:ascii="Consolas" w:hAnsi="Consolas" w:eastAsia="宋体"/>
-          <w:sz w:val="20"/>
-          <w:szCs w:val="20"/>
-        </w:rPr>
-        <w:t xml:space="preserve">2. 以作者原意为第一标准正向翻译 T</w:t>
-      </w:r>
-    </w:p>
-    <w:p>
-      <w:pPr>
-        <w:shd w:val="clear" w:color="auto" w:fill="F4F4F4"/>
-        <w:spacing w:line="260" w:lineRule="auto" w:after="0" w:before="40"/>
-        <w:ind w:left="240"/>
-      </w:pPr>
-      <w:r>
-        <w:rPr>
-          <w:rFonts w:ascii="Consolas" w:hAnsi="Consolas" w:eastAsia="宋体"/>
-          <w:sz w:val="20"/>
-          <w:szCs w:val="20"/>
-        </w:rPr>
-        <w:t xml:space="preserve">3. 回译 T → S′</w:t>
-      </w:r>
-    </w:p>
-    <w:p>
-      <w:pPr>
-        <w:shd w:val="clear" w:color="auto" w:fill="F4F4F4"/>
-        <w:spacing w:line="260" w:lineRule="auto" w:after="0" w:before="40"/>
-        <w:ind w:left="240"/>
-      </w:pPr>
-      <w:r>
-        <w:rPr>
-          <w:rFonts w:ascii="Consolas" w:hAnsi="Consolas" w:eastAsia="宋体"/>
-          <w:sz w:val="20"/>
-          <w:szCs w:val="20"/>
-        </w:rPr>
-        <w:t xml:space="preserve">4. 信息点核对：K_kept / K_orig（式 4）</w:t>
-      </w:r>
-    </w:p>
-    <w:p>
-      <w:pPr>
-        <w:shd w:val="clear" w:color="auto" w:fill="F4F4F4"/>
-        <w:spacing w:line="260" w:lineRule="auto" w:after="0" w:before="40"/>
-        <w:ind w:left="240"/>
-      </w:pPr>
-      <w:r>
-        <w:rPr>
-          <w:rFonts w:ascii="Consolas" w:hAnsi="Consolas" w:eastAsia="宋体"/>
-          <w:sz w:val="20"/>
-          <w:szCs w:val="20"/>
-        </w:rPr>
-        <w:t xml:space="preserve">5. 风格指标对比（句长σ / TTR / 语言新鲜度）</w:t>
-      </w:r>
-    </w:p>
-    <w:p>
-      <w:pPr>
-        <w:shd w:val="clear" w:color="auto" w:fill="F4F4F4"/>
-        <w:spacing w:line="260" w:lineRule="auto" w:after="0" w:before="40"/>
-        <w:ind w:left="240"/>
-      </w:pPr>
-      <w:r>
-        <w:rPr>
-          <w:rFonts w:ascii="Consolas" w:hAnsi="Consolas" w:eastAsia="宋体"/>
-          <w:sz w:val="20"/>
-          <w:szCs w:val="20"/>
-        </w:rPr>
-        <w:t xml:space="preserve">6. 输出报告；如需改动 → 定点修改（即修改监督）</w:t>
-      </w:r>
-    </w:p>
     <m:oMathPara>
       <m:oMathParaPr>
         <m:jc m:val="center"/>

--- a/docs/competition/科技论文-SCULPTOR.docx
+++ b/docs/competition/科技论文-SCULPTOR.docx
@@ -95,7 +95,7 @@
           <w:b w:val="0"/>
           <w:sz w:val="24"/>
         </w:rPr>
-        <w:t>实验表明：agent 19 套 + web 10 套（300+ 断言）契约测试均满足输出契约；风格距离实验中，SCULPTOR 与目标作者语料的距离为 1.11，低于其与通用模型的距离（1.46）；作者识别（n=120）与续写选择（n=30）中 L1 签名分别达到 90.0% 与 93.3%；外溢优先与互操作全流程回归通过。结果与"作者身份保持"假设一致，但样本规模尚不足以支持显著性结论。本文定位为在生成过程中保持作者表达偏好与语义意图，而非最大化一般意义上的文本质量。</w:t>
+        <w:t>实验表明：agent 19 套 + web 10 套（300+ 断言）契约测试均满足输出契约；风格距离实验中，SCULPTOR 与 5 组匿名真人作者/真人模拟样本的平均距离为 0.96，低于其与通用模型的距离（ChatGPT 1.24 / DeepSeek 1.10）；作者识别（n=180）与续写选择（n=72）中融合签名分别达到 81.7% 与 72.2%（基线 82.2% / 50%）；外溢优先与互操作全流程回归通过。结果与"作者身份保持"假设一致，但样本规模尚不足以支持显著性结论。本文定位为在生成过程中保持作者表达偏好与语义意图，而非最大化一般意义上的文本质量。</w:t>
       </w:r>
     </w:p>
     <w:p>
@@ -2833,7 +2833,7 @@
           <w:b w:val="0"/>
           <w:sz w:val="24"/>
         </w:rPr>
-        <w:t>风格距离与建模空间实验使用 6 类真实文本样本：SCULPTOR 目标作者语料、人类名家（史铁生、费孝通）原文、通用模型典型输出（ChatGPT、DeepSeek 代表性文本）、模板公文。作者识别与续写选择实验在该语料上以滑窗切块构造（80 字/步 40）。样本为代表性文本而非固定 API 快照，实验日期 2026-08；LLM 依赖环节（澄清/写作/审计）使用用户配置的模型，配置写入工作区（模型标识、日期、温度等），详见 4.5。</w:t>
+        <w:t>风格距离与建模空间实验使用 9 类文本样本：SCULPTOR 目标作者语料、匿名真人作者样本 ×2（A/B）、真人模拟样本 ×3（克制留白/口语亲切/豪迈大气三种风格）、通用模型典型输出（ChatGPT、DeepSeek 代表性文本）、模板公文。实验数据不出现真实人名。作者识别与续写选择实验在该语料上以滑窗切块构造（80 字/步 40）。样本为代表性文本而非固定 API 快照，实验日期 2026-08；LLM 依赖环节（澄清/写作/审计）使用用户配置的模型，配置写入工作区（模型标识、日期、温度等），详见 4.5。</w:t>
       </w:r>
     </w:p>
     <w:p>
@@ -3133,7 +3133,7 @@
           <w:b w:val="0"/>
           <w:sz w:val="24"/>
         </w:rPr>
-        <w:t>按式 5–7，6 类文本的风格特征热力网格与归一化欧氏距离矩阵见图 4、图 5 与表 3；距离矩阵的二维经典 MDS 投影见图 6（Kruskal Stress-1 = 0.212，中等拟合）；写作能力综合评分（式 10）见表 4 与图 7。</w:t>
+        <w:t>按式 5–7，9 类文本的风格特征热力网格与归一化欧氏距离矩阵见图 4、图 5 与表 3；距离矩阵的二维经典 MDS 投影见图 6（Kruskal Stress-1 = 0.313）；写作能力综合评分（式 10）见表 4 与图 7。</w:t>
       </w:r>
     </w:p>
     <w:p>
@@ -3158,18 +3158,21 @@
         <w:tblLook w:firstColumn="1" w:firstRow="1" w:lastColumn="0" w:lastRow="0" w:noHBand="0" w:noVBand="1" w:val="04A0"/>
       </w:tblPr>
       <w:tblGrid>
-        <w:gridCol w:w="1311"/>
-        <w:gridCol w:w="1311"/>
-        <w:gridCol w:w="1311"/>
-        <w:gridCol w:w="1311"/>
-        <w:gridCol w:w="1311"/>
-        <w:gridCol w:w="1311"/>
-        <w:gridCol w:w="1311"/>
+        <w:gridCol w:w="918"/>
+        <w:gridCol w:w="918"/>
+        <w:gridCol w:w="918"/>
+        <w:gridCol w:w="918"/>
+        <w:gridCol w:w="918"/>
+        <w:gridCol w:w="918"/>
+        <w:gridCol w:w="918"/>
+        <w:gridCol w:w="918"/>
+        <w:gridCol w:w="918"/>
+        <w:gridCol w:w="918"/>
       </w:tblGrid>
       <w:tr>
         <w:tc>
           <w:tcPr>
-            <w:tcW w:type="dxa" w:w="1311"/>
+            <w:tcW w:type="dxa" w:w="918"/>
           </w:tcPr>
           <w:p>
             <w:r/>
@@ -3185,7 +3188,7 @@
         </w:tc>
         <w:tc>
           <w:tcPr>
-            <w:tcW w:type="dxa" w:w="1311"/>
+            <w:tcW w:type="dxa" w:w="918"/>
           </w:tcPr>
           <w:p>
             <w:r/>
@@ -3195,13 +3198,13 @@
                 <w:b/>
                 <w:sz w:val="21"/>
               </w:rPr>
-              <w:t>SCULPTOR</w:t>
+              <w:t>SCULPTOR 作者</w:t>
             </w:r>
           </w:p>
         </w:tc>
         <w:tc>
           <w:tcPr>
-            <w:tcW w:type="dxa" w:w="1311"/>
+            <w:tcW w:type="dxa" w:w="918"/>
           </w:tcPr>
           <w:p>
             <w:r/>
@@ -3211,13 +3214,13 @@
                 <w:b/>
                 <w:sz w:val="21"/>
               </w:rPr>
-              <w:t>史铁生</w:t>
+              <w:t>真人作者 A</w:t>
             </w:r>
           </w:p>
         </w:tc>
         <w:tc>
           <w:tcPr>
-            <w:tcW w:type="dxa" w:w="1311"/>
+            <w:tcW w:type="dxa" w:w="918"/>
           </w:tcPr>
           <w:p>
             <w:r/>
@@ -3227,13 +3230,13 @@
                 <w:b/>
                 <w:sz w:val="21"/>
               </w:rPr>
-              <w:t>费孝通</w:t>
+              <w:t>真人作者 B</w:t>
             </w:r>
           </w:p>
         </w:tc>
         <w:tc>
           <w:tcPr>
-            <w:tcW w:type="dxa" w:w="1311"/>
+            <w:tcW w:type="dxa" w:w="918"/>
           </w:tcPr>
           <w:p>
             <w:r/>
@@ -3243,13 +3246,13 @@
                 <w:b/>
                 <w:sz w:val="21"/>
               </w:rPr>
-              <w:t>ChatGPT</w:t>
+              <w:t>真人模拟·克制留白</w:t>
             </w:r>
           </w:p>
         </w:tc>
         <w:tc>
           <w:tcPr>
-            <w:tcW w:type="dxa" w:w="1311"/>
+            <w:tcW w:type="dxa" w:w="918"/>
           </w:tcPr>
           <w:p>
             <w:r/>
@@ -3259,13 +3262,13 @@
                 <w:b/>
                 <w:sz w:val="21"/>
               </w:rPr>
-              <w:t>DeepSeek</w:t>
+              <w:t>真人模拟·口语亲切</w:t>
             </w:r>
           </w:p>
         </w:tc>
         <w:tc>
           <w:tcPr>
-            <w:tcW w:type="dxa" w:w="1311"/>
+            <w:tcW w:type="dxa" w:w="918"/>
           </w:tcPr>
           <w:p>
             <w:r/>
@@ -3275,7 +3278,55 @@
                 <w:b/>
                 <w:sz w:val="21"/>
               </w:rPr>
-              <w:t>模板公文</w:t>
+              <w:t>真人模拟·豪迈大气</w:t>
+            </w:r>
+          </w:p>
+        </w:tc>
+        <w:tc>
+          <w:tcPr>
+            <w:tcW w:type="dxa" w:w="918"/>
+          </w:tcPr>
+          <w:p>
+            <w:r/>
+            <w:r>
+              <w:rPr>
+                <w:rFonts w:ascii="Times New Roman" w:hAnsi="Times New Roman" w:eastAsia="宋体"/>
+                <w:b/>
+                <w:sz w:val="21"/>
+              </w:rPr>
+              <w:t>ChatGPT 通用基线</w:t>
+            </w:r>
+          </w:p>
+        </w:tc>
+        <w:tc>
+          <w:tcPr>
+            <w:tcW w:type="dxa" w:w="918"/>
+          </w:tcPr>
+          <w:p>
+            <w:r/>
+            <w:r>
+              <w:rPr>
+                <w:rFonts w:ascii="Times New Roman" w:hAnsi="Times New Roman" w:eastAsia="宋体"/>
+                <w:b/>
+                <w:sz w:val="21"/>
+              </w:rPr>
+              <w:t>DeepSeek 通用基线</w:t>
+            </w:r>
+          </w:p>
+        </w:tc>
+        <w:tc>
+          <w:tcPr>
+            <w:tcW w:type="dxa" w:w="918"/>
+          </w:tcPr>
+          <w:p>
+            <w:r/>
+            <w:r>
+              <w:rPr>
+                <w:rFonts w:ascii="Times New Roman" w:hAnsi="Times New Roman" w:eastAsia="宋体"/>
+                <w:b/>
+                <w:sz w:val="21"/>
+              </w:rPr>
+              <w:t>模板公文基线</w:t>
             </w:r>
           </w:p>
         </w:tc>
@@ -3283,7 +3334,7 @@
       <w:tr>
         <w:tc>
           <w:tcPr>
-            <w:tcW w:type="dxa" w:w="1311"/>
+            <w:tcW w:type="dxa" w:w="918"/>
           </w:tcPr>
           <w:p>
             <w:r/>
@@ -3299,7 +3350,7 @@
         </w:tc>
         <w:tc>
           <w:tcPr>
-            <w:tcW w:type="dxa" w:w="1311"/>
+            <w:tcW w:type="dxa" w:w="918"/>
           </w:tcPr>
           <w:p>
             <w:r/>
@@ -3315,7 +3366,7 @@
         </w:tc>
         <w:tc>
           <w:tcPr>
-            <w:tcW w:type="dxa" w:w="1311"/>
+            <w:tcW w:type="dxa" w:w="918"/>
           </w:tcPr>
           <w:p>
             <w:r/>
@@ -3325,13 +3376,13 @@
                 <w:b w:val="0"/>
                 <w:sz w:val="21"/>
               </w:rPr>
-              <w:t>1.11</w:t>
+              <w:t>1.07</w:t>
             </w:r>
           </w:p>
         </w:tc>
         <w:tc>
           <w:tcPr>
-            <w:tcW w:type="dxa" w:w="1311"/>
+            <w:tcW w:type="dxa" w:w="918"/>
           </w:tcPr>
           <w:p>
             <w:r/>
@@ -3341,13 +3392,159 @@
                 <w:b w:val="0"/>
                 <w:sz w:val="21"/>
               </w:rPr>
-              <w:t>1.54</w:t>
+              <w:t>1.32</w:t>
             </w:r>
           </w:p>
         </w:tc>
         <w:tc>
           <w:tcPr>
-            <w:tcW w:type="dxa" w:w="1311"/>
+            <w:tcW w:type="dxa" w:w="918"/>
+          </w:tcPr>
+          <w:p>
+            <w:r/>
+            <w:r>
+              <w:rPr>
+                <w:rFonts w:ascii="Times New Roman" w:hAnsi="Times New Roman" w:eastAsia="宋体"/>
+                <w:b w:val="0"/>
+                <w:sz w:val="21"/>
+              </w:rPr>
+              <w:t>0.90</w:t>
+            </w:r>
+          </w:p>
+        </w:tc>
+        <w:tc>
+          <w:tcPr>
+            <w:tcW w:type="dxa" w:w="918"/>
+          </w:tcPr>
+          <w:p>
+            <w:r/>
+            <w:r>
+              <w:rPr>
+                <w:rFonts w:ascii="Times New Roman" w:hAnsi="Times New Roman" w:eastAsia="宋体"/>
+                <w:b w:val="0"/>
+                <w:sz w:val="21"/>
+              </w:rPr>
+              <w:t>1.10</w:t>
+            </w:r>
+          </w:p>
+        </w:tc>
+        <w:tc>
+          <w:tcPr>
+            <w:tcW w:type="dxa" w:w="918"/>
+          </w:tcPr>
+          <w:p>
+            <w:r/>
+            <w:r>
+              <w:rPr>
+                <w:rFonts w:ascii="Times New Roman" w:hAnsi="Times New Roman" w:eastAsia="宋体"/>
+                <w:b w:val="0"/>
+                <w:sz w:val="21"/>
+              </w:rPr>
+              <w:t>0.41</w:t>
+            </w:r>
+          </w:p>
+        </w:tc>
+        <w:tc>
+          <w:tcPr>
+            <w:tcW w:type="dxa" w:w="918"/>
+          </w:tcPr>
+          <w:p>
+            <w:r/>
+            <w:r>
+              <w:rPr>
+                <w:rFonts w:ascii="Times New Roman" w:hAnsi="Times New Roman" w:eastAsia="宋体"/>
+                <w:b w:val="0"/>
+                <w:sz w:val="21"/>
+              </w:rPr>
+              <w:t>1.24</w:t>
+            </w:r>
+          </w:p>
+        </w:tc>
+        <w:tc>
+          <w:tcPr>
+            <w:tcW w:type="dxa" w:w="918"/>
+          </w:tcPr>
+          <w:p>
+            <w:r/>
+            <w:r>
+              <w:rPr>
+                <w:rFonts w:ascii="Times New Roman" w:hAnsi="Times New Roman" w:eastAsia="宋体"/>
+                <w:b w:val="0"/>
+                <w:sz w:val="21"/>
+              </w:rPr>
+              <w:t>1.10</w:t>
+            </w:r>
+          </w:p>
+        </w:tc>
+        <w:tc>
+          <w:tcPr>
+            <w:tcW w:type="dxa" w:w="918"/>
+          </w:tcPr>
+          <w:p>
+            <w:r/>
+            <w:r>
+              <w:rPr>
+                <w:rFonts w:ascii="Times New Roman" w:hAnsi="Times New Roman" w:eastAsia="宋体"/>
+                <w:b w:val="0"/>
+                <w:sz w:val="21"/>
+              </w:rPr>
+              <w:t>1.68</w:t>
+            </w:r>
+          </w:p>
+        </w:tc>
+      </w:tr>
+      <w:tr>
+        <w:tc>
+          <w:tcPr>
+            <w:tcW w:type="dxa" w:w="918"/>
+          </w:tcPr>
+          <w:p>
+            <w:r/>
+            <w:r>
+              <w:rPr>
+                <w:rFonts w:ascii="Times New Roman" w:hAnsi="Times New Roman" w:eastAsia="宋体"/>
+                <w:b w:val="0"/>
+                <w:sz w:val="21"/>
+              </w:rPr>
+              <w:t>真人作者 A</w:t>
+            </w:r>
+          </w:p>
+        </w:tc>
+        <w:tc>
+          <w:tcPr>
+            <w:tcW w:type="dxa" w:w="918"/>
+          </w:tcPr>
+          <w:p>
+            <w:r/>
+            <w:r>
+              <w:rPr>
+                <w:rFonts w:ascii="Times New Roman" w:hAnsi="Times New Roman" w:eastAsia="宋体"/>
+                <w:b w:val="0"/>
+                <w:sz w:val="21"/>
+              </w:rPr>
+              <w:t>1.07</w:t>
+            </w:r>
+          </w:p>
+        </w:tc>
+        <w:tc>
+          <w:tcPr>
+            <w:tcW w:type="dxa" w:w="918"/>
+          </w:tcPr>
+          <w:p>
+            <w:r/>
+            <w:r>
+              <w:rPr>
+                <w:rFonts w:ascii="Times New Roman" w:hAnsi="Times New Roman" w:eastAsia="宋体"/>
+                <w:b w:val="0"/>
+                <w:sz w:val="21"/>
+              </w:rPr>
+              <w:t>0.00</w:t>
+            </w:r>
+          </w:p>
+        </w:tc>
+        <w:tc>
+          <w:tcPr>
+            <w:tcW w:type="dxa" w:w="918"/>
           </w:tcPr>
           <w:p>
             <w:r/>
@@ -3363,7 +3560,7 @@
         </w:tc>
         <w:tc>
           <w:tcPr>
-            <w:tcW w:type="dxa" w:w="1311"/>
+            <w:tcW w:type="dxa" w:w="918"/>
           </w:tcPr>
           <w:p>
             <w:r/>
@@ -3373,13 +3570,77 @@
                 <w:b w:val="0"/>
                 <w:sz w:val="21"/>
               </w:rPr>
-              <w:t>1.49</w:t>
+              <w:t>1.28</w:t>
             </w:r>
           </w:p>
         </w:tc>
         <w:tc>
           <w:tcPr>
-            <w:tcW w:type="dxa" w:w="1311"/>
+            <w:tcW w:type="dxa" w:w="918"/>
+          </w:tcPr>
+          <w:p>
+            <w:r/>
+            <w:r>
+              <w:rPr>
+                <w:rFonts w:ascii="Times New Roman" w:hAnsi="Times New Roman" w:eastAsia="宋体"/>
+                <w:b w:val="0"/>
+                <w:sz w:val="21"/>
+              </w:rPr>
+              <w:t>1.42</w:t>
+            </w:r>
+          </w:p>
+        </w:tc>
+        <w:tc>
+          <w:tcPr>
+            <w:tcW w:type="dxa" w:w="918"/>
+          </w:tcPr>
+          <w:p>
+            <w:r/>
+            <w:r>
+              <w:rPr>
+                <w:rFonts w:ascii="Times New Roman" w:hAnsi="Times New Roman" w:eastAsia="宋体"/>
+                <w:b w:val="0"/>
+                <w:sz w:val="21"/>
+              </w:rPr>
+              <w:t>0.93</w:t>
+            </w:r>
+          </w:p>
+        </w:tc>
+        <w:tc>
+          <w:tcPr>
+            <w:tcW w:type="dxa" w:w="918"/>
+          </w:tcPr>
+          <w:p>
+            <w:r/>
+            <w:r>
+              <w:rPr>
+                <w:rFonts w:ascii="Times New Roman" w:hAnsi="Times New Roman" w:eastAsia="宋体"/>
+                <w:b w:val="0"/>
+                <w:sz w:val="21"/>
+              </w:rPr>
+              <w:t>1.50</w:t>
+            </w:r>
+          </w:p>
+        </w:tc>
+        <w:tc>
+          <w:tcPr>
+            <w:tcW w:type="dxa" w:w="918"/>
+          </w:tcPr>
+          <w:p>
+            <w:r/>
+            <w:r>
+              <w:rPr>
+                <w:rFonts w:ascii="Times New Roman" w:hAnsi="Times New Roman" w:eastAsia="宋体"/>
+                <w:b w:val="0"/>
+                <w:sz w:val="21"/>
+              </w:rPr>
+              <w:t>1.43</w:t>
+            </w:r>
+          </w:p>
+        </w:tc>
+        <w:tc>
+          <w:tcPr>
+            <w:tcW w:type="dxa" w:w="918"/>
           </w:tcPr>
           <w:p>
             <w:r/>
@@ -3397,7 +3658,7 @@
       <w:tr>
         <w:tc>
           <w:tcPr>
-            <w:tcW w:type="dxa" w:w="1311"/>
+            <w:tcW w:type="dxa" w:w="918"/>
           </w:tcPr>
           <w:p>
             <w:r/>
@@ -3407,13 +3668,13 @@
                 <w:b w:val="0"/>
                 <w:sz w:val="21"/>
               </w:rPr>
-              <w:t>人类名家·史铁生</w:t>
+              <w:t>真人作者 B</w:t>
             </w:r>
           </w:p>
         </w:tc>
         <w:tc>
           <w:tcPr>
-            <w:tcW w:type="dxa" w:w="1311"/>
+            <w:tcW w:type="dxa" w:w="918"/>
           </w:tcPr>
           <w:p>
             <w:r/>
@@ -3423,13 +3684,29 @@
                 <w:b w:val="0"/>
                 <w:sz w:val="21"/>
               </w:rPr>
-              <w:t>1.11</w:t>
+              <w:t>1.32</w:t>
             </w:r>
           </w:p>
         </w:tc>
         <w:tc>
           <w:tcPr>
-            <w:tcW w:type="dxa" w:w="1311"/>
+            <w:tcW w:type="dxa" w:w="918"/>
+          </w:tcPr>
+          <w:p>
+            <w:r/>
+            <w:r>
+              <w:rPr>
+                <w:rFonts w:ascii="Times New Roman" w:hAnsi="Times New Roman" w:eastAsia="宋体"/>
+                <w:b w:val="0"/>
+                <w:sz w:val="21"/>
+              </w:rPr>
+              <w:t>1.46</w:t>
+            </w:r>
+          </w:p>
+        </w:tc>
+        <w:tc>
+          <w:tcPr>
+            <w:tcW w:type="dxa" w:w="918"/>
           </w:tcPr>
           <w:p>
             <w:r/>
@@ -3445,7 +3722,7 @@
         </w:tc>
         <w:tc>
           <w:tcPr>
-            <w:tcW w:type="dxa" w:w="1311"/>
+            <w:tcW w:type="dxa" w:w="918"/>
           </w:tcPr>
           <w:p>
             <w:r/>
@@ -3455,13 +3732,13 @@
                 <w:b w:val="0"/>
                 <w:sz w:val="21"/>
               </w:rPr>
-              <w:t>1.67</w:t>
+              <w:t>1.47</w:t>
             </w:r>
           </w:p>
         </w:tc>
         <w:tc>
           <w:tcPr>
-            <w:tcW w:type="dxa" w:w="1311"/>
+            <w:tcW w:type="dxa" w:w="918"/>
           </w:tcPr>
           <w:p>
             <w:r/>
@@ -3471,13 +3748,13 @@
                 <w:b w:val="0"/>
                 <w:sz w:val="21"/>
               </w:rPr>
-              <w:t>1.71</w:t>
+              <w:t>1.15</w:t>
             </w:r>
           </w:p>
         </w:tc>
         <w:tc>
           <w:tcPr>
-            <w:tcW w:type="dxa" w:w="1311"/>
+            <w:tcW w:type="dxa" w:w="918"/>
           </w:tcPr>
           <w:p>
             <w:r/>
@@ -3487,13 +3764,13 @@
                 <w:b w:val="0"/>
                 <w:sz w:val="21"/>
               </w:rPr>
-              <w:t>1.77</w:t>
+              <w:t>1.50</w:t>
             </w:r>
           </w:p>
         </w:tc>
         <w:tc>
           <w:tcPr>
-            <w:tcW w:type="dxa" w:w="1311"/>
+            <w:tcW w:type="dxa" w:w="918"/>
           </w:tcPr>
           <w:p>
             <w:r/>
@@ -3503,15 +3780,13 @@
                 <w:b w:val="0"/>
                 <w:sz w:val="21"/>
               </w:rPr>
-              <w:t>2.30</w:t>
+              <w:t>1.43</w:t>
             </w:r>
           </w:p>
         </w:tc>
-      </w:tr>
-      <w:tr>
         <w:tc>
           <w:tcPr>
-            <w:tcW w:type="dxa" w:w="1311"/>
+            <w:tcW w:type="dxa" w:w="918"/>
           </w:tcPr>
           <w:p>
             <w:r/>
@@ -3521,13 +3796,13 @@
                 <w:b w:val="0"/>
                 <w:sz w:val="21"/>
               </w:rPr>
-              <w:t>人类名家·费孝通</w:t>
+              <w:t>1.37</w:t>
             </w:r>
           </w:p>
         </w:tc>
         <w:tc>
           <w:tcPr>
-            <w:tcW w:type="dxa" w:w="1311"/>
+            <w:tcW w:type="dxa" w:w="918"/>
           </w:tcPr>
           <w:p>
             <w:r/>
@@ -3537,13 +3812,15 @@
                 <w:b w:val="0"/>
                 <w:sz w:val="21"/>
               </w:rPr>
-              <w:t>1.54</w:t>
+              <w:t>1.91</w:t>
             </w:r>
           </w:p>
         </w:tc>
+      </w:tr>
+      <w:tr>
         <w:tc>
           <w:tcPr>
-            <w:tcW w:type="dxa" w:w="1311"/>
+            <w:tcW w:type="dxa" w:w="918"/>
           </w:tcPr>
           <w:p>
             <w:r/>
@@ -3553,13 +3830,61 @@
                 <w:b w:val="0"/>
                 <w:sz w:val="21"/>
               </w:rPr>
-              <w:t>1.67</w:t>
+              <w:t>真人模拟·克制留白</w:t>
             </w:r>
           </w:p>
         </w:tc>
         <w:tc>
           <w:tcPr>
-            <w:tcW w:type="dxa" w:w="1311"/>
+            <w:tcW w:type="dxa" w:w="918"/>
+          </w:tcPr>
+          <w:p>
+            <w:r/>
+            <w:r>
+              <w:rPr>
+                <w:rFonts w:ascii="Times New Roman" w:hAnsi="Times New Roman" w:eastAsia="宋体"/>
+                <w:b w:val="0"/>
+                <w:sz w:val="21"/>
+              </w:rPr>
+              <w:t>0.90</w:t>
+            </w:r>
+          </w:p>
+        </w:tc>
+        <w:tc>
+          <w:tcPr>
+            <w:tcW w:type="dxa" w:w="918"/>
+          </w:tcPr>
+          <w:p>
+            <w:r/>
+            <w:r>
+              <w:rPr>
+                <w:rFonts w:ascii="Times New Roman" w:hAnsi="Times New Roman" w:eastAsia="宋体"/>
+                <w:b w:val="0"/>
+                <w:sz w:val="21"/>
+              </w:rPr>
+              <w:t>1.28</w:t>
+            </w:r>
+          </w:p>
+        </w:tc>
+        <w:tc>
+          <w:tcPr>
+            <w:tcW w:type="dxa" w:w="918"/>
+          </w:tcPr>
+          <w:p>
+            <w:r/>
+            <w:r>
+              <w:rPr>
+                <w:rFonts w:ascii="Times New Roman" w:hAnsi="Times New Roman" w:eastAsia="宋体"/>
+                <w:b w:val="0"/>
+                <w:sz w:val="21"/>
+              </w:rPr>
+              <w:t>1.47</w:t>
+            </w:r>
+          </w:p>
+        </w:tc>
+        <w:tc>
+          <w:tcPr>
+            <w:tcW w:type="dxa" w:w="918"/>
           </w:tcPr>
           <w:p>
             <w:r/>
@@ -3575,7 +3900,7 @@
         </w:tc>
         <w:tc>
           <w:tcPr>
-            <w:tcW w:type="dxa" w:w="1311"/>
+            <w:tcW w:type="dxa" w:w="918"/>
           </w:tcPr>
           <w:p>
             <w:r/>
@@ -3585,13 +3910,13 @@
                 <w:b w:val="0"/>
                 <w:sz w:val="21"/>
               </w:rPr>
-              <w:t>1.49</w:t>
+              <w:t>1.27</w:t>
             </w:r>
           </w:p>
         </w:tc>
         <w:tc>
           <w:tcPr>
-            <w:tcW w:type="dxa" w:w="1311"/>
+            <w:tcW w:type="dxa" w:w="918"/>
           </w:tcPr>
           <w:p>
             <w:r/>
@@ -3601,13 +3926,13 @@
                 <w:b w:val="0"/>
                 <w:sz w:val="21"/>
               </w:rPr>
-              <w:t>1.60</w:t>
+              <w:t>1.05</w:t>
             </w:r>
           </w:p>
         </w:tc>
         <w:tc>
           <w:tcPr>
-            <w:tcW w:type="dxa" w:w="1311"/>
+            <w:tcW w:type="dxa" w:w="918"/>
           </w:tcPr>
           <w:p>
             <w:r/>
@@ -3617,7 +3942,39 @@
                 <w:b w:val="0"/>
                 <w:sz w:val="21"/>
               </w:rPr>
-              <w:t>2.08</w:t>
+              <w:t>1.51</w:t>
+            </w:r>
+          </w:p>
+        </w:tc>
+        <w:tc>
+          <w:tcPr>
+            <w:tcW w:type="dxa" w:w="918"/>
+          </w:tcPr>
+          <w:p>
+            <w:r/>
+            <w:r>
+              <w:rPr>
+                <w:rFonts w:ascii="Times New Roman" w:hAnsi="Times New Roman" w:eastAsia="宋体"/>
+                <w:b w:val="0"/>
+                <w:sz w:val="21"/>
+              </w:rPr>
+              <w:t>1.51</w:t>
+            </w:r>
+          </w:p>
+        </w:tc>
+        <w:tc>
+          <w:tcPr>
+            <w:tcW w:type="dxa" w:w="918"/>
+          </w:tcPr>
+          <w:p>
+            <w:r/>
+            <w:r>
+              <w:rPr>
+                <w:rFonts w:ascii="Times New Roman" w:hAnsi="Times New Roman" w:eastAsia="宋体"/>
+                <w:b w:val="0"/>
+                <w:sz w:val="21"/>
+              </w:rPr>
+              <w:t>1.73</w:t>
             </w:r>
           </w:p>
         </w:tc>
@@ -3625,7 +3982,331 @@
       <w:tr>
         <w:tc>
           <w:tcPr>
-            <w:tcW w:type="dxa" w:w="1311"/>
+            <w:tcW w:type="dxa" w:w="918"/>
+          </w:tcPr>
+          <w:p>
+            <w:r/>
+            <w:r>
+              <w:rPr>
+                <w:rFonts w:ascii="Times New Roman" w:hAnsi="Times New Roman" w:eastAsia="宋体"/>
+                <w:b w:val="0"/>
+                <w:sz w:val="21"/>
+              </w:rPr>
+              <w:t>真人模拟·口语亲切</w:t>
+            </w:r>
+          </w:p>
+        </w:tc>
+        <w:tc>
+          <w:tcPr>
+            <w:tcW w:type="dxa" w:w="918"/>
+          </w:tcPr>
+          <w:p>
+            <w:r/>
+            <w:r>
+              <w:rPr>
+                <w:rFonts w:ascii="Times New Roman" w:hAnsi="Times New Roman" w:eastAsia="宋体"/>
+                <w:b w:val="0"/>
+                <w:sz w:val="21"/>
+              </w:rPr>
+              <w:t>1.10</w:t>
+            </w:r>
+          </w:p>
+        </w:tc>
+        <w:tc>
+          <w:tcPr>
+            <w:tcW w:type="dxa" w:w="918"/>
+          </w:tcPr>
+          <w:p>
+            <w:r/>
+            <w:r>
+              <w:rPr>
+                <w:rFonts w:ascii="Times New Roman" w:hAnsi="Times New Roman" w:eastAsia="宋体"/>
+                <w:b w:val="0"/>
+                <w:sz w:val="21"/>
+              </w:rPr>
+              <w:t>1.42</w:t>
+            </w:r>
+          </w:p>
+        </w:tc>
+        <w:tc>
+          <w:tcPr>
+            <w:tcW w:type="dxa" w:w="918"/>
+          </w:tcPr>
+          <w:p>
+            <w:r/>
+            <w:r>
+              <w:rPr>
+                <w:rFonts w:ascii="Times New Roman" w:hAnsi="Times New Roman" w:eastAsia="宋体"/>
+                <w:b w:val="0"/>
+                <w:sz w:val="21"/>
+              </w:rPr>
+              <w:t>1.15</w:t>
+            </w:r>
+          </w:p>
+        </w:tc>
+        <w:tc>
+          <w:tcPr>
+            <w:tcW w:type="dxa" w:w="918"/>
+          </w:tcPr>
+          <w:p>
+            <w:r/>
+            <w:r>
+              <w:rPr>
+                <w:rFonts w:ascii="Times New Roman" w:hAnsi="Times New Roman" w:eastAsia="宋体"/>
+                <w:b w:val="0"/>
+                <w:sz w:val="21"/>
+              </w:rPr>
+              <w:t>1.27</w:t>
+            </w:r>
+          </w:p>
+        </w:tc>
+        <w:tc>
+          <w:tcPr>
+            <w:tcW w:type="dxa" w:w="918"/>
+          </w:tcPr>
+          <w:p>
+            <w:r/>
+            <w:r>
+              <w:rPr>
+                <w:rFonts w:ascii="Times New Roman" w:hAnsi="Times New Roman" w:eastAsia="宋体"/>
+                <w:b w:val="0"/>
+                <w:sz w:val="21"/>
+              </w:rPr>
+              <w:t>0.00</w:t>
+            </w:r>
+          </w:p>
+        </w:tc>
+        <w:tc>
+          <w:tcPr>
+            <w:tcW w:type="dxa" w:w="918"/>
+          </w:tcPr>
+          <w:p>
+            <w:r/>
+            <w:r>
+              <w:rPr>
+                <w:rFonts w:ascii="Times New Roman" w:hAnsi="Times New Roman" w:eastAsia="宋体"/>
+                <w:b w:val="0"/>
+                <w:sz w:val="21"/>
+              </w:rPr>
+              <w:t>1.10</w:t>
+            </w:r>
+          </w:p>
+        </w:tc>
+        <w:tc>
+          <w:tcPr>
+            <w:tcW w:type="dxa" w:w="918"/>
+          </w:tcPr>
+          <w:p>
+            <w:r/>
+            <w:r>
+              <w:rPr>
+                <w:rFonts w:ascii="Times New Roman" w:hAnsi="Times New Roman" w:eastAsia="宋体"/>
+                <w:b w:val="0"/>
+                <w:sz w:val="21"/>
+              </w:rPr>
+              <w:t>1.74</w:t>
+            </w:r>
+          </w:p>
+        </w:tc>
+        <w:tc>
+          <w:tcPr>
+            <w:tcW w:type="dxa" w:w="918"/>
+          </w:tcPr>
+          <w:p>
+            <w:r/>
+            <w:r>
+              <w:rPr>
+                <w:rFonts w:ascii="Times New Roman" w:hAnsi="Times New Roman" w:eastAsia="宋体"/>
+                <w:b w:val="0"/>
+                <w:sz w:val="21"/>
+              </w:rPr>
+              <w:t>1.65</w:t>
+            </w:r>
+          </w:p>
+        </w:tc>
+        <w:tc>
+          <w:tcPr>
+            <w:tcW w:type="dxa" w:w="918"/>
+          </w:tcPr>
+          <w:p>
+            <w:r/>
+            <w:r>
+              <w:rPr>
+                <w:rFonts w:ascii="Times New Roman" w:hAnsi="Times New Roman" w:eastAsia="宋体"/>
+                <w:b w:val="0"/>
+                <w:sz w:val="21"/>
+              </w:rPr>
+              <w:t>2.20</w:t>
+            </w:r>
+          </w:p>
+        </w:tc>
+      </w:tr>
+      <w:tr>
+        <w:tc>
+          <w:tcPr>
+            <w:tcW w:type="dxa" w:w="918"/>
+          </w:tcPr>
+          <w:p>
+            <w:r/>
+            <w:r>
+              <w:rPr>
+                <w:rFonts w:ascii="Times New Roman" w:hAnsi="Times New Roman" w:eastAsia="宋体"/>
+                <w:b w:val="0"/>
+                <w:sz w:val="21"/>
+              </w:rPr>
+              <w:t>真人模拟·豪迈大气</w:t>
+            </w:r>
+          </w:p>
+        </w:tc>
+        <w:tc>
+          <w:tcPr>
+            <w:tcW w:type="dxa" w:w="918"/>
+          </w:tcPr>
+          <w:p>
+            <w:r/>
+            <w:r>
+              <w:rPr>
+                <w:rFonts w:ascii="Times New Roman" w:hAnsi="Times New Roman" w:eastAsia="宋体"/>
+                <w:b w:val="0"/>
+                <w:sz w:val="21"/>
+              </w:rPr>
+              <w:t>0.41</w:t>
+            </w:r>
+          </w:p>
+        </w:tc>
+        <w:tc>
+          <w:tcPr>
+            <w:tcW w:type="dxa" w:w="918"/>
+          </w:tcPr>
+          <w:p>
+            <w:r/>
+            <w:r>
+              <w:rPr>
+                <w:rFonts w:ascii="Times New Roman" w:hAnsi="Times New Roman" w:eastAsia="宋体"/>
+                <w:b w:val="0"/>
+                <w:sz w:val="21"/>
+              </w:rPr>
+              <w:t>0.93</w:t>
+            </w:r>
+          </w:p>
+        </w:tc>
+        <w:tc>
+          <w:tcPr>
+            <w:tcW w:type="dxa" w:w="918"/>
+          </w:tcPr>
+          <w:p>
+            <w:r/>
+            <w:r>
+              <w:rPr>
+                <w:rFonts w:ascii="Times New Roman" w:hAnsi="Times New Roman" w:eastAsia="宋体"/>
+                <w:b w:val="0"/>
+                <w:sz w:val="21"/>
+              </w:rPr>
+              <w:t>1.50</w:t>
+            </w:r>
+          </w:p>
+        </w:tc>
+        <w:tc>
+          <w:tcPr>
+            <w:tcW w:type="dxa" w:w="918"/>
+          </w:tcPr>
+          <w:p>
+            <w:r/>
+            <w:r>
+              <w:rPr>
+                <w:rFonts w:ascii="Times New Roman" w:hAnsi="Times New Roman" w:eastAsia="宋体"/>
+                <w:b w:val="0"/>
+                <w:sz w:val="21"/>
+              </w:rPr>
+              <w:t>1.05</w:t>
+            </w:r>
+          </w:p>
+        </w:tc>
+        <w:tc>
+          <w:tcPr>
+            <w:tcW w:type="dxa" w:w="918"/>
+          </w:tcPr>
+          <w:p>
+            <w:r/>
+            <w:r>
+              <w:rPr>
+                <w:rFonts w:ascii="Times New Roman" w:hAnsi="Times New Roman" w:eastAsia="宋体"/>
+                <w:b w:val="0"/>
+                <w:sz w:val="21"/>
+              </w:rPr>
+              <w:t>1.10</w:t>
+            </w:r>
+          </w:p>
+        </w:tc>
+        <w:tc>
+          <w:tcPr>
+            <w:tcW w:type="dxa" w:w="918"/>
+          </w:tcPr>
+          <w:p>
+            <w:r/>
+            <w:r>
+              <w:rPr>
+                <w:rFonts w:ascii="Times New Roman" w:hAnsi="Times New Roman" w:eastAsia="宋体"/>
+                <w:b w:val="0"/>
+                <w:sz w:val="21"/>
+              </w:rPr>
+              <w:t>0.00</w:t>
+            </w:r>
+          </w:p>
+        </w:tc>
+        <w:tc>
+          <w:tcPr>
+            <w:tcW w:type="dxa" w:w="918"/>
+          </w:tcPr>
+          <w:p>
+            <w:r/>
+            <w:r>
+              <w:rPr>
+                <w:rFonts w:ascii="Times New Roman" w:hAnsi="Times New Roman" w:eastAsia="宋体"/>
+                <w:b w:val="0"/>
+                <w:sz w:val="21"/>
+              </w:rPr>
+              <w:t>1.44</w:t>
+            </w:r>
+          </w:p>
+        </w:tc>
+        <w:tc>
+          <w:tcPr>
+            <w:tcW w:type="dxa" w:w="918"/>
+          </w:tcPr>
+          <w:p>
+            <w:r/>
+            <w:r>
+              <w:rPr>
+                <w:rFonts w:ascii="Times New Roman" w:hAnsi="Times New Roman" w:eastAsia="宋体"/>
+                <w:b w:val="0"/>
+                <w:sz w:val="21"/>
+              </w:rPr>
+              <w:t>1.31</w:t>
+            </w:r>
+          </w:p>
+        </w:tc>
+        <w:tc>
+          <w:tcPr>
+            <w:tcW w:type="dxa" w:w="918"/>
+          </w:tcPr>
+          <w:p>
+            <w:r/>
+            <w:r>
+              <w:rPr>
+                <w:rFonts w:ascii="Times New Roman" w:hAnsi="Times New Roman" w:eastAsia="宋体"/>
+                <w:b w:val="0"/>
+                <w:sz w:val="21"/>
+              </w:rPr>
+              <w:t>1.88</w:t>
+            </w:r>
+          </w:p>
+        </w:tc>
+      </w:tr>
+      <w:tr>
+        <w:tc>
+          <w:tcPr>
+            <w:tcW w:type="dxa" w:w="918"/>
           </w:tcPr>
           <w:p>
             <w:r/>
@@ -3641,7 +4322,7 @@
         </w:tc>
         <w:tc>
           <w:tcPr>
-            <w:tcW w:type="dxa" w:w="1311"/>
+            <w:tcW w:type="dxa" w:w="918"/>
           </w:tcPr>
           <w:p>
             <w:r/>
@@ -3651,13 +4332,13 @@
                 <w:b w:val="0"/>
                 <w:sz w:val="21"/>
               </w:rPr>
-              <w:t>1.46</w:t>
+              <w:t>1.24</w:t>
             </w:r>
           </w:p>
         </w:tc>
         <w:tc>
           <w:tcPr>
-            <w:tcW w:type="dxa" w:w="1311"/>
+            <w:tcW w:type="dxa" w:w="918"/>
           </w:tcPr>
           <w:p>
             <w:r/>
@@ -3667,13 +4348,13 @@
                 <w:b w:val="0"/>
                 <w:sz w:val="21"/>
               </w:rPr>
-              <w:t>1.71</w:t>
+              <w:t>1.50</w:t>
             </w:r>
           </w:p>
         </w:tc>
         <w:tc>
           <w:tcPr>
-            <w:tcW w:type="dxa" w:w="1311"/>
+            <w:tcW w:type="dxa" w:w="918"/>
           </w:tcPr>
           <w:p>
             <w:r/>
@@ -3683,13 +4364,61 @@
                 <w:b w:val="0"/>
                 <w:sz w:val="21"/>
               </w:rPr>
-              <w:t>1.49</w:t>
+              <w:t>1.43</w:t>
             </w:r>
           </w:p>
         </w:tc>
         <w:tc>
           <w:tcPr>
-            <w:tcW w:type="dxa" w:w="1311"/>
+            <w:tcW w:type="dxa" w:w="918"/>
+          </w:tcPr>
+          <w:p>
+            <w:r/>
+            <w:r>
+              <w:rPr>
+                <w:rFonts w:ascii="Times New Roman" w:hAnsi="Times New Roman" w:eastAsia="宋体"/>
+                <w:b w:val="0"/>
+                <w:sz w:val="21"/>
+              </w:rPr>
+              <w:t>1.51</w:t>
+            </w:r>
+          </w:p>
+        </w:tc>
+        <w:tc>
+          <w:tcPr>
+            <w:tcW w:type="dxa" w:w="918"/>
+          </w:tcPr>
+          <w:p>
+            <w:r/>
+            <w:r>
+              <w:rPr>
+                <w:rFonts w:ascii="Times New Roman" w:hAnsi="Times New Roman" w:eastAsia="宋体"/>
+                <w:b w:val="0"/>
+                <w:sz w:val="21"/>
+              </w:rPr>
+              <w:t>1.74</w:t>
+            </w:r>
+          </w:p>
+        </w:tc>
+        <w:tc>
+          <w:tcPr>
+            <w:tcW w:type="dxa" w:w="918"/>
+          </w:tcPr>
+          <w:p>
+            <w:r/>
+            <w:r>
+              <w:rPr>
+                <w:rFonts w:ascii="Times New Roman" w:hAnsi="Times New Roman" w:eastAsia="宋体"/>
+                <w:b w:val="0"/>
+                <w:sz w:val="21"/>
+              </w:rPr>
+              <w:t>1.44</w:t>
+            </w:r>
+          </w:p>
+        </w:tc>
+        <w:tc>
+          <w:tcPr>
+            <w:tcW w:type="dxa" w:w="918"/>
           </w:tcPr>
           <w:p>
             <w:r/>
@@ -3705,7 +4434,7 @@
         </w:tc>
         <w:tc>
           <w:tcPr>
-            <w:tcW w:type="dxa" w:w="1311"/>
+            <w:tcW w:type="dxa" w:w="918"/>
           </w:tcPr>
           <w:p>
             <w:r/>
@@ -3715,13 +4444,13 @@
                 <w:b w:val="0"/>
                 <w:sz w:val="21"/>
               </w:rPr>
-              <w:t>0.65</w:t>
+              <w:t>0.47</w:t>
             </w:r>
           </w:p>
         </w:tc>
         <w:tc>
           <w:tcPr>
-            <w:tcW w:type="dxa" w:w="1311"/>
+            <w:tcW w:type="dxa" w:w="918"/>
           </w:tcPr>
           <w:p>
             <w:r/>
@@ -3731,7 +4460,7 @@
                 <w:b w:val="0"/>
                 <w:sz w:val="21"/>
               </w:rPr>
-              <w:t>1.45</w:t>
+              <w:t>1.35</w:t>
             </w:r>
           </w:p>
         </w:tc>
@@ -3739,7 +4468,7 @@
       <w:tr>
         <w:tc>
           <w:tcPr>
-            <w:tcW w:type="dxa" w:w="1311"/>
+            <w:tcW w:type="dxa" w:w="918"/>
           </w:tcPr>
           <w:p>
             <w:r/>
@@ -3755,7 +4484,7 @@
         </w:tc>
         <w:tc>
           <w:tcPr>
-            <w:tcW w:type="dxa" w:w="1311"/>
+            <w:tcW w:type="dxa" w:w="918"/>
           </w:tcPr>
           <w:p>
             <w:r/>
@@ -3765,13 +4494,13 @@
                 <w:b w:val="0"/>
                 <w:sz w:val="21"/>
               </w:rPr>
-              <w:t>1.49</w:t>
+              <w:t>1.10</w:t>
             </w:r>
           </w:p>
         </w:tc>
         <w:tc>
           <w:tcPr>
-            <w:tcW w:type="dxa" w:w="1311"/>
+            <w:tcW w:type="dxa" w:w="918"/>
           </w:tcPr>
           <w:p>
             <w:r/>
@@ -3781,13 +4510,13 @@
                 <w:b w:val="0"/>
                 <w:sz w:val="21"/>
               </w:rPr>
-              <w:t>1.77</w:t>
+              <w:t>1.43</w:t>
             </w:r>
           </w:p>
         </w:tc>
         <w:tc>
           <w:tcPr>
-            <w:tcW w:type="dxa" w:w="1311"/>
+            <w:tcW w:type="dxa" w:w="918"/>
           </w:tcPr>
           <w:p>
             <w:r/>
@@ -3797,13 +4526,13 @@
                 <w:b w:val="0"/>
                 <w:sz w:val="21"/>
               </w:rPr>
-              <w:t>1.60</w:t>
+              <w:t>1.37</w:t>
             </w:r>
           </w:p>
         </w:tc>
         <w:tc>
           <w:tcPr>
-            <w:tcW w:type="dxa" w:w="1311"/>
+            <w:tcW w:type="dxa" w:w="918"/>
           </w:tcPr>
           <w:p>
             <w:r/>
@@ -3813,13 +4542,61 @@
                 <w:b w:val="0"/>
                 <w:sz w:val="21"/>
               </w:rPr>
-              <w:t>0.65</w:t>
+              <w:t>1.51</w:t>
             </w:r>
           </w:p>
         </w:tc>
         <w:tc>
           <w:tcPr>
-            <w:tcW w:type="dxa" w:w="1311"/>
+            <w:tcW w:type="dxa" w:w="918"/>
+          </w:tcPr>
+          <w:p>
+            <w:r/>
+            <w:r>
+              <w:rPr>
+                <w:rFonts w:ascii="Times New Roman" w:hAnsi="Times New Roman" w:eastAsia="宋体"/>
+                <w:b w:val="0"/>
+                <w:sz w:val="21"/>
+              </w:rPr>
+              <w:t>1.65</w:t>
+            </w:r>
+          </w:p>
+        </w:tc>
+        <w:tc>
+          <w:tcPr>
+            <w:tcW w:type="dxa" w:w="918"/>
+          </w:tcPr>
+          <w:p>
+            <w:r/>
+            <w:r>
+              <w:rPr>
+                <w:rFonts w:ascii="Times New Roman" w:hAnsi="Times New Roman" w:eastAsia="宋体"/>
+                <w:b w:val="0"/>
+                <w:sz w:val="21"/>
+              </w:rPr>
+              <w:t>1.31</w:t>
+            </w:r>
+          </w:p>
+        </w:tc>
+        <w:tc>
+          <w:tcPr>
+            <w:tcW w:type="dxa" w:w="918"/>
+          </w:tcPr>
+          <w:p>
+            <w:r/>
+            <w:r>
+              <w:rPr>
+                <w:rFonts w:ascii="Times New Roman" w:hAnsi="Times New Roman" w:eastAsia="宋体"/>
+                <w:b w:val="0"/>
+                <w:sz w:val="21"/>
+              </w:rPr>
+              <w:t>0.47</w:t>
+            </w:r>
+          </w:p>
+        </w:tc>
+        <w:tc>
+          <w:tcPr>
+            <w:tcW w:type="dxa" w:w="918"/>
           </w:tcPr>
           <w:p>
             <w:r/>
@@ -3835,7 +4612,7 @@
         </w:tc>
         <w:tc>
           <w:tcPr>
-            <w:tcW w:type="dxa" w:w="1311"/>
+            <w:tcW w:type="dxa" w:w="918"/>
           </w:tcPr>
           <w:p>
             <w:r/>
@@ -3845,7 +4622,7 @@
                 <w:b w:val="0"/>
                 <w:sz w:val="21"/>
               </w:rPr>
-              <w:t>1.26</w:t>
+              <w:t>1.20</w:t>
             </w:r>
           </w:p>
         </w:tc>
@@ -3853,7 +4630,7 @@
       <w:tr>
         <w:tc>
           <w:tcPr>
-            <w:tcW w:type="dxa" w:w="1311"/>
+            <w:tcW w:type="dxa" w:w="918"/>
           </w:tcPr>
           <w:p>
             <w:r/>
@@ -3869,7 +4646,23 @@
         </w:tc>
         <w:tc>
           <w:tcPr>
-            <w:tcW w:type="dxa" w:w="1311"/>
+            <w:tcW w:type="dxa" w:w="918"/>
+          </w:tcPr>
+          <w:p>
+            <w:r/>
+            <w:r>
+              <w:rPr>
+                <w:rFonts w:ascii="Times New Roman" w:hAnsi="Times New Roman" w:eastAsia="宋体"/>
+                <w:b w:val="0"/>
+                <w:sz w:val="21"/>
+              </w:rPr>
+              <w:t>1.68</w:t>
+            </w:r>
+          </w:p>
+        </w:tc>
+        <w:tc>
+          <w:tcPr>
+            <w:tcW w:type="dxa" w:w="918"/>
           </w:tcPr>
           <w:p>
             <w:r/>
@@ -3885,7 +4678,7 @@
         </w:tc>
         <w:tc>
           <w:tcPr>
-            <w:tcW w:type="dxa" w:w="1311"/>
+            <w:tcW w:type="dxa" w:w="918"/>
           </w:tcPr>
           <w:p>
             <w:r/>
@@ -3895,13 +4688,13 @@
                 <w:b w:val="0"/>
                 <w:sz w:val="21"/>
               </w:rPr>
-              <w:t>2.30</w:t>
+              <w:t>1.91</w:t>
             </w:r>
           </w:p>
         </w:tc>
         <w:tc>
           <w:tcPr>
-            <w:tcW w:type="dxa" w:w="1311"/>
+            <w:tcW w:type="dxa" w:w="918"/>
           </w:tcPr>
           <w:p>
             <w:r/>
@@ -3911,13 +4704,13 @@
                 <w:b w:val="0"/>
                 <w:sz w:val="21"/>
               </w:rPr>
-              <w:t>2.08</w:t>
+              <w:t>1.73</w:t>
             </w:r>
           </w:p>
         </w:tc>
         <w:tc>
           <w:tcPr>
-            <w:tcW w:type="dxa" w:w="1311"/>
+            <w:tcW w:type="dxa" w:w="918"/>
           </w:tcPr>
           <w:p>
             <w:r/>
@@ -3927,13 +4720,13 @@
                 <w:b w:val="0"/>
                 <w:sz w:val="21"/>
               </w:rPr>
-              <w:t>1.45</w:t>
+              <w:t>2.20</w:t>
             </w:r>
           </w:p>
         </w:tc>
         <w:tc>
           <w:tcPr>
-            <w:tcW w:type="dxa" w:w="1311"/>
+            <w:tcW w:type="dxa" w:w="918"/>
           </w:tcPr>
           <w:p>
             <w:r/>
@@ -3943,13 +4736,45 @@
                 <w:b w:val="0"/>
                 <w:sz w:val="21"/>
               </w:rPr>
-              <w:t>1.26</w:t>
+              <w:t>1.88</w:t>
             </w:r>
           </w:p>
         </w:tc>
         <w:tc>
           <w:tcPr>
-            <w:tcW w:type="dxa" w:w="1311"/>
+            <w:tcW w:type="dxa" w:w="918"/>
+          </w:tcPr>
+          <w:p>
+            <w:r/>
+            <w:r>
+              <w:rPr>
+                <w:rFonts w:ascii="Times New Roman" w:hAnsi="Times New Roman" w:eastAsia="宋体"/>
+                <w:b w:val="0"/>
+                <w:sz w:val="21"/>
+              </w:rPr>
+              <w:t>1.35</w:t>
+            </w:r>
+          </w:p>
+        </w:tc>
+        <w:tc>
+          <w:tcPr>
+            <w:tcW w:type="dxa" w:w="918"/>
+          </w:tcPr>
+          <w:p>
+            <w:r/>
+            <w:r>
+              <w:rPr>
+                <w:rFonts w:ascii="Times New Roman" w:hAnsi="Times New Roman" w:eastAsia="宋体"/>
+                <w:b w:val="0"/>
+                <w:sz w:val="21"/>
+              </w:rPr>
+              <w:t>1.20</w:t>
+            </w:r>
+          </w:p>
+        </w:tc>
+        <w:tc>
+          <w:tcPr>
+            <w:tcW w:type="dxa" w:w="918"/>
           </w:tcPr>
           <w:p>
             <w:r/>
@@ -3973,7 +4798,7 @@
       <w:r>
         <w:drawing>
           <wp:inline xmlns:a="http://schemas.openxmlformats.org/drawingml/2006/main" xmlns:pic="http://schemas.openxmlformats.org/drawingml/2006/picture">
-            <wp:extent cx="5220000" cy="3185085"/>
+            <wp:extent cx="5220000" cy="4007898"/>
             <wp:docPr id="4" name="Picture 4"/>
             <wp:cNvGraphicFramePr>
               <a:graphicFrameLocks noChangeAspect="1"/>
@@ -3994,7 +4819,7 @@
                   <pic:spPr>
                     <a:xfrm>
                       <a:off x="0" y="0"/>
-                      <a:ext cx="5220000" cy="3185085"/>
+                      <a:ext cx="5220000" cy="4007898"/>
                     </a:xfrm>
                     <a:prstGeom prst="rect"/>
                   </pic:spPr>
@@ -4025,7 +4850,7 @@
       <w:r>
         <w:drawing>
           <wp:inline xmlns:a="http://schemas.openxmlformats.org/drawingml/2006/main" xmlns:pic="http://schemas.openxmlformats.org/drawingml/2006/picture">
-            <wp:extent cx="5220000" cy="3362034"/>
+            <wp:extent cx="5220000" cy="4291017"/>
             <wp:docPr id="5" name="Picture 5"/>
             <wp:cNvGraphicFramePr>
               <a:graphicFrameLocks noChangeAspect="1"/>
@@ -4046,7 +4871,7 @@
                   <pic:spPr>
                     <a:xfrm>
                       <a:off x="0" y="0"/>
-                      <a:ext cx="5220000" cy="3362034"/>
+                      <a:ext cx="5220000" cy="4291017"/>
                     </a:xfrm>
                     <a:prstGeom prst="rect"/>
                   </pic:spPr>
@@ -4119,7 +4944,7 @@
           <w:b/>
           <w:sz w:val="21"/>
         </w:rPr>
-        <w:t>图6 风格建模空间：6 类文本的二维 MDS 投影（Stress-1 = 0.212）</w:t>
+        <w:t>图6 风格建模空间：9 类文本的二维 MDS 投影（Stress-1 = 0.313）</w:t>
       </w:r>
     </w:p>
     <w:p>
@@ -4295,7 +5120,7 @@
                 <w:b w:val="0"/>
                 <w:sz w:val="21"/>
               </w:rPr>
-              <w:t>68</w:t>
+              <w:t>54</w:t>
             </w:r>
           </w:p>
         </w:tc>
@@ -4375,7 +5200,7 @@
                 <w:b w:val="0"/>
                 <w:sz w:val="21"/>
               </w:rPr>
-              <w:t>87.4</w:t>
+              <w:t>83.9</w:t>
             </w:r>
           </w:p>
         </w:tc>
@@ -4409,7 +5234,7 @@
                 <w:b w:val="0"/>
                 <w:sz w:val="21"/>
               </w:rPr>
-              <w:t>15</w:t>
+              <w:t>11</w:t>
             </w:r>
           </w:p>
         </w:tc>
@@ -4489,7 +5314,7 @@
                 <w:b w:val="0"/>
                 <w:sz w:val="21"/>
               </w:rPr>
-              <w:t>38.6</w:t>
+              <w:t>37.6</w:t>
             </w:r>
           </w:p>
         </w:tc>
@@ -4523,7 +5348,7 @@
                 <w:b w:val="0"/>
                 <w:sz w:val="21"/>
               </w:rPr>
-              <w:t>15</w:t>
+              <w:t>11</w:t>
             </w:r>
           </w:p>
         </w:tc>
@@ -4603,7 +5428,7 @@
                 <w:b w:val="0"/>
                 <w:sz w:val="21"/>
               </w:rPr>
-              <w:t>38.6</w:t>
+              <w:t>37.6</w:t>
             </w:r>
           </w:p>
         </w:tc>
@@ -4637,7 +5462,7 @@
                 <w:b w:val="0"/>
                 <w:sz w:val="21"/>
               </w:rPr>
-              <w:t>63</w:t>
+              <w:t>60</w:t>
             </w:r>
           </w:p>
         </w:tc>
@@ -4717,7 +5542,7 @@
                 <w:b w:val="0"/>
                 <w:sz w:val="21"/>
               </w:rPr>
-              <w:t>34.0</w:t>
+              <w:t>33.2</w:t>
             </w:r>
           </w:p>
         </w:tc>
@@ -4841,7 +5666,7 @@
           <w:b w:val="0"/>
           <w:sz w:val="24"/>
         </w:rPr>
-        <w:t>作者识别（判别任务，n=120 测试块）：60/40 随机划分 × 12 轮、最近质心分类、训练集上估计 IDF 与 z 参数（无特征泄漏），准确率见表 5。</w:t>
+        <w:t>作者识别（判别任务，n=180 测试块）：60/40 随机划分 × 12 轮、最近质心分类、训练集上估计 IDF 与 z 参数（无特征泄漏），准确率见表 5。</w:t>
       </w:r>
     </w:p>
     <w:p>
@@ -4932,7 +5757,7 @@
                 <w:b w:val="0"/>
                 <w:sz w:val="21"/>
               </w:rPr>
-              <w:t>90.0%</w:t>
+              <w:t>82.2%</w:t>
             </w:r>
           </w:p>
         </w:tc>
@@ -4966,7 +5791,7 @@
                 <w:b w:val="0"/>
                 <w:sz w:val="21"/>
               </w:rPr>
-              <w:t>40.8%</w:t>
+              <w:t>32.2%</w:t>
             </w:r>
           </w:p>
         </w:tc>
@@ -5000,7 +5825,7 @@
                 <w:b w:val="0"/>
                 <w:sz w:val="21"/>
               </w:rPr>
-              <w:t>88.3%</w:t>
+              <w:t>81.7%</w:t>
             </w:r>
           </w:p>
         </w:tc>
@@ -5018,7 +5843,7 @@
           <w:b w:val="0"/>
           <w:sz w:val="24"/>
         </w:rPr>
-        <w:t>续写选择（预测任务，n=30 二选一）：给定作者前 60% 文本，从"该作者真实后缀"与"其他作者后缀"中选择正确续写（随机基线 50%），命中率见表 6。</w:t>
+        <w:t>续写选择（预测任务，n=72 二选一）：给定作者前 60% 文本，从"该作者真实后缀"与"其他作者后缀"中选择正确续写（随机基线 50%），命中率见表 6。</w:t>
       </w:r>
     </w:p>
     <w:p>
@@ -5032,7 +5857,7 @@
           <w:b w:val="0"/>
           <w:sz w:val="24"/>
         </w:rPr>
-        <w:t>表 6　作者续写选择命中率（n=30）</w:t>
+        <w:t>表 6　作者续写选择命中率（n=72）</w:t>
       </w:r>
     </w:p>
     <w:tbl>
@@ -5109,7 +5934,7 @@
                 <w:b w:val="0"/>
                 <w:sz w:val="21"/>
               </w:rPr>
-              <w:t>93.3%</w:t>
+              <w:t>65.3%</w:t>
             </w:r>
           </w:p>
         </w:tc>
@@ -5143,7 +5968,7 @@
                 <w:b w:val="0"/>
                 <w:sz w:val="21"/>
               </w:rPr>
-              <w:t>40.0%</w:t>
+              <w:t>47.2%</w:t>
             </w:r>
           </w:p>
         </w:tc>
@@ -5177,7 +6002,7 @@
                 <w:b w:val="0"/>
                 <w:sz w:val="21"/>
               </w:rPr>
-              <w:t>93.3%</w:t>
+              <w:t>72.2%</w:t>
             </w:r>
           </w:p>
         </w:tc>
@@ -5345,7 +6170,7 @@
           <w:b w:val="0"/>
           <w:sz w:val="24"/>
         </w:rPr>
-        <w:t>在 8 维归一化特征空间中，SCULPTOR 与目标作者语料的距离（1.11）小于其与通用模型的距离（1.46）；两个通用模型彼此距离 0.65，小于两个人类名家彼此距离 1.67。该结果与"作者表示使生成文本在预先定义的特征空间中接近作者、远离模型化倾向"的假设一致；但特征由本文定义，存在部分循环性，不能据此单独得出"作者身份保持"结论。</w:t>
+        <w:t>在 8 维归一化特征空间中，SCULPTOR 与 5 组匿名真人作者/模拟样本的平均距离（0.96）小于其与通用模型的距离（ChatGPT 1.24 / DeepSeek 1.10）；两个通用模型彼此距离 0.47，小于 5 组真人样本彼此平均距离 1.26。该结果与"作者表示使生成文本在预先定义的特征空间中接近作者、远离模型化倾向"的假设一致；但特征由本文定义，存在部分循环性，不能据此单独得出"作者身份保持"结论。</w:t>
       </w:r>
     </w:p>
     <w:p>
@@ -5359,7 +6184,7 @@
           <w:b w:val="0"/>
           <w:sz w:val="24"/>
         </w:rPr>
-        <w:t>作者识别实验中，8 维聚合特征单独准确率（40.8%）低于 TF-IDF 基线（90.0%），说明聚合统计指标不足以支撑作者判别，判别力主要来自 L1 词汇层信号。续写选择实验中，L1 签名命中率（93.3%）高于随机基线（50%），提示签名包含可预测的作者选择信号；但单篇文本切块存在主题连续性，会高估命中率。综合两项外部检验，"签名 ≠ 生成式作者模型"：签名具备判别与初步预测力，但生成式作者模型（预测选词、参数层干预）仍是后续工作。</w:t>
+        <w:t>作者识别实验中，8 维聚合特征单独准确率（32.2%）低于 TF-IDF 基线（82.2%），说明聚合统计指标不足以支撑作者判别，判别力主要来自 L1 词汇层信号。续写选择实验中，融合签名命中率（72.2%）高于随机基线（50%），提示签名包含可预测的作者选择信号；但单篇文本切块存在主题连续性，会高估命中率。综合两项外部检验，"签名 ≠ 生成式作者模型"：签名具备判别与初步预测力，但生成式作者模型（预测选词、参数层干预）仍是后续工作。</w:t>
       </w:r>
     </w:p>
     <w:p>
@@ -5579,7 +6404,7 @@
           <w:b w:val="0"/>
           <w:sz w:val="24"/>
         </w:rPr>
-        <w:t>5. 统计效力：作者识别与续写选择样本量小（n=120/30），未做显著性检验与效应量报告；</w:t>
+        <w:t>5. 统计效力：作者识别与续写选择样本量小（n=180/72），未做显著性检验与效应量报告；</w:t>
       </w:r>
     </w:p>
     <w:p>
@@ -6572,7 +7397,7 @@
                 <w:b w:val="0"/>
                 <w:sz w:val="21"/>
               </w:rPr>
-              <w:t>6 类文本 MDS</w:t>
+              <w:t>9 类文本 MDS</w:t>
             </w:r>
           </w:p>
         </w:tc>
@@ -6588,7 +7413,7 @@
                 <w:b w:val="0"/>
                 <w:sz w:val="21"/>
               </w:rPr>
-              <w:t>Stress-1 = 0.212</w:t>
+              <w:t>Stress-1 = 0.313</w:t>
             </w:r>
           </w:p>
         </w:tc>
@@ -6622,7 +7447,7 @@
                 <w:b w:val="0"/>
                 <w:sz w:val="21"/>
               </w:rPr>
-              <w:t>n=120</w:t>
+              <w:t>n=180</w:t>
             </w:r>
           </w:p>
         </w:tc>
@@ -6638,7 +7463,7 @@
                 <w:b w:val="0"/>
                 <w:sz w:val="21"/>
               </w:rPr>
-              <w:t>L1+8 维融合 88.3%（基线 90.0%）</w:t>
+              <w:t>L1+8 维融合 81.7%（基线 82.2%）</w:t>
             </w:r>
           </w:p>
         </w:tc>
@@ -6672,7 +7497,7 @@
                 <w:b w:val="0"/>
                 <w:sz w:val="21"/>
               </w:rPr>
-              <w:t>n=30</w:t>
+              <w:t>n=72</w:t>
             </w:r>
           </w:p>
         </w:tc>
@@ -6688,7 +7513,7 @@
                 <w:b w:val="0"/>
                 <w:sz w:val="21"/>
               </w:rPr>
-              <w:t>L1 93.3%（随机基线 50%）</w:t>
+              <w:t>融合 72.2%（随机基线 50%）</w:t>
             </w:r>
           </w:p>
         </w:tc>

--- a/docs/competition/科技论文-SCULPTOR.docx
+++ b/docs/competition/科技论文-SCULPTOR.docx
@@ -95,7 +95,7 @@
           <w:b w:val="0"/>
           <w:sz w:val="24"/>
         </w:rPr>
-        <w:t>实验表明：agent 19 套 + web 10 套（300+ 断言）契约测试均满足输出契约；风格距离实验中，SCULPTOR 与 5 组匿名真人作者/真人模拟样本的平均距离为 0.96，低于其与通用模型的距离（ChatGPT 1.24 / DeepSeek 1.10）；作者识别（n=180）与续写选择（n=72）中融合签名分别达到 81.7% 与 72.2%（基线 82.2% / 50%）；外溢优先与互操作全流程回归通过。结果与"作者身份保持"假设一致，但样本规模尚不足以支持显著性结论。本文定位为在生成过程中保持作者表达偏好与语义意图，而非最大化一般意义上的文本质量。</w:t>
+        <w:t>实验表明：agent 19 套 + web 11 套（300+ 断言）契约测试均满足输出契约；风格距离实验中，SCULPTOR 与 5 组匿名真人作者/真人模拟样本的平均距离为 0.96，低于其与通用模型的距离（ChatGPT 1.24 / DeepSeek 1.10）；作者识别（n=180）与续写选择（n=72）中融合签名分别达到 81.7% 与 72.2%（基线 82.2% / 50%）；外溢优先、互操作与批注全流程回归通过。结果与"作者身份保持"假设一致，但样本规模尚不足以支持显著性结论。本文定位为在生成过程中保持作者表达偏好与语义意图，而非最大化一般意义上的文本质量。</w:t>
       </w:r>
     </w:p>
     <w:p>
@@ -341,7 +341,7 @@
           <w:b w:val="0"/>
           <w:sz w:val="24"/>
         </w:rPr>
-        <w:t>C3（质量与工程）生成后审计与一体化交付：提出姿态层（postural layer）检测缓解"表演思考"式模型化倾向；同一核心以 CLI/Web 双形态交付，契约测试 agent 19 + web 10 套（第 3.6 节、附录 A）。</w:t>
+        <w:t>C3（质量与工程）生成后审计与一体化交付：提出姿态层（postural layer）检测缓解"表演思考"式模型化倾向；同一核心以 CLI/Web 双形态交付，契约测试 agent 19 + web 11 套（第 3.6 节、附录 A）。</w:t>
       </w:r>
     </w:p>
     <w:p>
@@ -3011,7 +3011,104 @@
           <w:b/>
           <w:sz w:val="28"/>
         </w:rPr>
-        <w:t>4.5 可复现性</w:t>
+        <w:t>4.5 测试规范与标准可行性论证</w:t>
+      </w:r>
+    </w:p>
+    <w:p>
+      <w:pPr>
+        <w:spacing w:line="360" w:lineRule="auto" w:after="80"/>
+        <w:ind w:firstLine="480"/>
+      </w:pPr>
+      <w:r>
+        <w:rPr>
+          <w:rFonts w:ascii="Times New Roman" w:hAnsi="Times New Roman" w:eastAsia="宋体"/>
+          <w:b w:val="0"/>
+          <w:sz w:val="24"/>
+        </w:rPr>
+        <w:t>本节回答"为什么这些测试与标准可行"——每套标准都有操作定义、判断依据与可复现性，而非主观审美。</w:t>
+      </w:r>
+    </w:p>
+    <w:p>
+      <w:pPr>
+        <w:spacing w:line="360" w:lineRule="auto" w:after="80"/>
+        <w:ind w:firstLine="480"/>
+      </w:pPr>
+      <w:r>
+        <w:rPr>
+          <w:rFonts w:ascii="Times New Roman" w:hAnsi="Times New Roman" w:eastAsia="宋体"/>
+          <w:b w:val="0"/>
+          <w:sz w:val="24"/>
+        </w:rPr>
+        <w:t>契约测试为什么可行：每一套测试 = 真实场景输入 + 用户说法 + 确定性断言 + 出口契约（如"一次一问""大纲节数 ≥3""成稿字数 ≥ 阈值""无 HTTP 500"）。可行性来自三点：① 断言全部可自动判定（正则/状态机/文件系统校验），不依赖人工打分；② 覆盖真实故障案例——测试不是验收后补，而是先于功能写下（如"低意愿不陷入无限追问""大纲截断护栏""素材不足禁止生成大纲"均来自真实会话暴露的问题）；③ 测试即产品文档，任何改动跑全量回归（agent 19 + web 11 套），保证"改了不坏"。</w:t>
+      </w:r>
+    </w:p>
+    <w:p>
+      <w:pPr>
+        <w:spacing w:line="360" w:lineRule="auto" w:after="80"/>
+        <w:ind w:firstLine="480"/>
+      </w:pPr>
+      <w:r>
+        <w:rPr>
+          <w:rFonts w:ascii="Times New Roman" w:hAnsi="Times New Roman" w:eastAsia="宋体"/>
+          <w:b w:val="0"/>
+          <w:sz w:val="24"/>
+        </w:rPr>
+        <w:t>人类化指标为什么选这四量纲：句长标准差（节奏错落）、段落变异系数（结构呼吸）、句首去重率（句法多样性）、字符二元 TTR（词汇丰富度）——分别对应节奏、结构、句法、词汇四个相互独立的可观测层，各有操作定义（4.2 节），且与真人语料区间校准（实测 σ 14.4、段落变异 0.45、句首去重 81%、TTR 0.78 均落在真人区间）。四量纲可独立消融，避免"一个综合分掩盖问题"。</w:t>
+      </w:r>
+    </w:p>
+    <w:p>
+      <w:pPr>
+        <w:spacing w:line="360" w:lineRule="auto" w:after="80"/>
+        <w:ind w:firstLine="480"/>
+      </w:pPr>
+      <w:r>
+        <w:rPr>
+          <w:rFonts w:ascii="Times New Roman" w:hAnsi="Times New Roman" w:eastAsia="宋体"/>
+          <w:b w:val="0"/>
+          <w:sz w:val="24"/>
+        </w:rPr>
+        <w:t>风格距离标准为什么可行：8 维特征全部有操作定义（4.2 节）；逐维 min-max 归一化消除量纲差异后，欧氏距离在同一量纲空间中有明确几何意义（式 7）；分布层面差异用 KL 散度（式 1）补充；对分布估计更敏感的 Wasserstein/Mahalanobis 因当前语料规模小暂不采用（诚实界定）。样本全部匿名化（真人作者 A/B + 真人模拟×3），既避免真实人名，又扩大风格覆盖。</w:t>
+      </w:r>
+    </w:p>
+    <w:p>
+      <w:pPr>
+        <w:spacing w:line="360" w:lineRule="auto" w:after="80"/>
+        <w:ind w:firstLine="480"/>
+      </w:pPr>
+      <w:r>
+        <w:rPr>
+          <w:rFonts w:ascii="Times New Roman" w:hAnsi="Times New Roman" w:eastAsia="宋体"/>
+          <w:b w:val="0"/>
+          <w:sz w:val="24"/>
+        </w:rPr>
+        <w:t>判别/预测双层检验为什么可行：作者识别（判别任务）回答"签名能否区分作者"，续写选择（预测任务）回答"签名能否预测作者下一步选择"——前者证明"有信号"，后者证明"信号可预测"，两者互补地回应"特征由本文定义存在循环性"的质疑；训练/测试 60/40 划分且 IDF 与 z 参数只在训练集估计（防特征泄漏），随机基线（50%）提供零假设参照。</w:t>
+      </w:r>
+    </w:p>
+    <w:p>
+      <w:pPr>
+        <w:spacing w:line="360" w:lineRule="auto" w:after="80"/>
+        <w:ind w:firstLine="480"/>
+      </w:pPr>
+      <w:r>
+        <w:rPr>
+          <w:rFonts w:ascii="Times New Roman" w:hAnsi="Times New Roman" w:eastAsia="宋体"/>
+          <w:b w:val="0"/>
+          <w:sz w:val="24"/>
+        </w:rPr>
+        <w:t>盲评协议为什么可行：A/B 位置随机化生成 blind.json → 匿名化 → ≥3 名盲评人按思想深度/个人关联性/作者满意度三维打分 → 配对检验与二项检验；随机化消除顺序偏差，匿名化消除作者身份暗示。</w:t>
+      </w:r>
+    </w:p>
+    <w:p>
+      <w:pPr>
+        <w:spacing w:before="120" w:after="120" w:line="312" w:lineRule="auto"/>
+      </w:pPr>
+      <w:r>
+        <w:rPr>
+          <w:rFonts w:ascii="Times New Roman" w:hAnsi="Times New Roman" w:eastAsia="宋体"/>
+          <w:b/>
+          <w:sz w:val="28"/>
+        </w:rPr>
+        <w:t>4.6 可复现性</w:t>
       </w:r>
     </w:p>
     <w:p>
@@ -3065,7 +3162,7 @@
           <w:b w:val="0"/>
           <w:sz w:val="24"/>
         </w:rPr>
-        <w:t>全部预定义测试用例均满足输出契约：agent 19 套 + web 10 套（300+ 断言），覆盖澄清一次一问与低意愿逃生、实时大纲、字数达标、红队 8 文体 × 6 对抗输入、十种用户说法、长文端到端（12000 字，结构不变量断言）、翻译/回译、假思考六层细读、学术规范审计、全格式导出与前端接线，以及本轮新增的外溢优先（overflow-qa）与作品同步/分割/互操作（works-qa）回归。覆盖矩阵与多组实验数据汇总见附录 A。</w:t>
+        <w:t>全部预定义测试用例均满足输出契约：agent 19 套 + web 11 套（300+ 断言），覆盖澄清一次一问与低意愿逃生、实时大纲、字数达标、红队 8 文体 × 6 对抗输入、十种用户说法、长文端到端（12000 字，结构不变量断言）、翻译/回译、假思考六层细读、学术规范审计、全格式导出与前端接线，以及新增的外溢优先（overflow-qa）、作品同步/分割/互操作（works-qa）与批注（annotations-qa）回归。覆盖矩阵与多组实验数据汇总见附录 A。</w:t>
       </w:r>
     </w:p>
     <w:p>
@@ -6326,6 +6423,145 @@
     </w:p>
     <w:p>
       <w:pPr>
+        <w:spacing w:before="120" w:after="120" w:line="312" w:lineRule="auto"/>
+      </w:pPr>
+      <w:r>
+        <w:rPr>
+          <w:rFonts w:ascii="Times New Roman" w:hAnsi="Times New Roman" w:eastAsia="宋体"/>
+          <w:b/>
+          <w:sz w:val="28"/>
+        </w:rPr>
+        <w:t>6.5 过程中的改进（迭代记录）</w:t>
+      </w:r>
+    </w:p>
+    <w:p>
+      <w:pPr>
+        <w:spacing w:line="360" w:lineRule="auto" w:after="80"/>
+        <w:ind w:firstLine="480"/>
+      </w:pPr>
+      <w:r>
+        <w:rPr>
+          <w:rFonts w:ascii="Times New Roman" w:hAnsi="Times New Roman" w:eastAsia="宋体"/>
+          <w:b w:val="0"/>
+          <w:sz w:val="24"/>
+        </w:rPr>
+        <w:t>系统的每一项能力都不是一次性设计，而是真实使用暴露问题后的迭代产物。按时间线记录主要改进（每项均"发现 → 修复 → 测试固化"）：</w:t>
+      </w:r>
+    </w:p>
+    <w:p>
+      <w:pPr>
+        <w:spacing w:line="336" w:lineRule="auto" w:after="60"/>
+        <w:ind w:left="360"/>
+      </w:pPr>
+      <w:r>
+        <w:rPr>
+          <w:rFonts w:ascii="Times New Roman" w:hAnsi="Times New Roman" w:eastAsia="宋体"/>
+          <w:b w:val="0"/>
+          <w:sz w:val="24"/>
+        </w:rPr>
+        <w:t>v0.51–0.55 基线：四层风格签名、思想脉络澄清、姿态层审计成型；建立 agent 17 + web 7 套契约测试；</w:t>
+      </w:r>
+    </w:p>
+    <w:p>
+      <w:pPr>
+        <w:spacing w:line="336" w:lineRule="auto" w:after="60"/>
+        <w:ind w:left="360"/>
+      </w:pPr>
+      <w:r>
+        <w:rPr>
+          <w:rFonts w:ascii="Times New Roman" w:hAnsi="Times New Roman" w:eastAsia="宋体"/>
+          <w:b w:val="0"/>
+          <w:sz w:val="24"/>
+        </w:rPr>
+        <w:t>v0.56 大纲与上下文核验：发现"大纲不一定能正常读取、已有对话上下文要如实分析"——补齐 mock 思想脉络分支，新增 context-qa（实时大纲/完成度/素材/分级/推理链断言）；</w:t>
+      </w:r>
+    </w:p>
+    <w:p>
+      <w:pPr>
+        <w:spacing w:line="336" w:lineRule="auto" w:after="60"/>
+        <w:ind w:left="360"/>
+      </w:pPr>
+      <w:r>
+        <w:rPr>
+          <w:rFonts w:ascii="Times New Roman" w:hAnsi="Times New Roman" w:eastAsia="宋体"/>
+          <w:b w:val="0"/>
+          <w:sz w:val="24"/>
+        </w:rPr>
+        <w:t>v0.57 澄清去模板化：发现"写一篇新闻"被漏判文体、追问 JSON 被 max_tokens 截断后整段换成模板傻问、回答中含"够了"被低意愿正则误吞、用户反问被无视——逐根因修复（文体别名补词、max_tokens 2500 + 宽容解析、整句精确低意愿判定、反问接住），并实现实时大纲逐轮生长与可视化；</w:t>
+      </w:r>
+    </w:p>
+    <w:p>
+      <w:pPr>
+        <w:spacing w:line="336" w:lineRule="auto" w:after="60"/>
+        <w:ind w:left="360"/>
+      </w:pPr>
+      <w:r>
+        <w:rPr>
+          <w:rFonts w:ascii="Times New Roman" w:hAnsi="Times New Roman" w:eastAsia="宋体"/>
+          <w:b w:val="0"/>
+          <w:sz w:val="24"/>
+        </w:rPr>
+        <w:t>v0.58 会话与知识：会话隔离 + 进度可见；联网检索开箱即用（内置免费检索）；知识库由正则抓取升级为 AI 主导筛选（书/视频/新闻/观点入库、短句确认升级已查验）；移除登录；</w:t>
+      </w:r>
+    </w:p>
+    <w:p>
+      <w:pPr>
+        <w:spacing w:line="336" w:lineRule="auto" w:after="60"/>
+        <w:ind w:left="360"/>
+      </w:pPr>
+      <w:r>
+        <w:rPr>
+          <w:rFonts w:ascii="Times New Roman" w:hAnsi="Times New Roman" w:eastAsia="宋体"/>
+          <w:b w:val="0"/>
+          <w:sz w:val="24"/>
+        </w:rPr>
+        <w:t>v0.59 外溢优先：把"用户主动说出系统没准备问的信息"从普通素材升级为种子/红线/立意当轮入档，并沉淀 overflow-log 自进化信号流水；</w:t>
+      </w:r>
+    </w:p>
+    <w:p>
+      <w:pPr>
+        <w:spacing w:line="336" w:lineRule="auto" w:after="60"/>
+        <w:ind w:left="360"/>
+      </w:pPr>
+      <w:r>
+        <w:rPr>
+          <w:rFonts w:ascii="Times New Roman" w:hAnsi="Times New Roman" w:eastAsia="宋体"/>
+          <w:b w:val="0"/>
+          <w:sz w:val="24"/>
+        </w:rPr>
+        <w:t>v0.60 全流程互操作：作品导入分片、作品库同步、成品文档导入续写、按阶段导出、长文档分段审计（works-qa）；</w:t>
+      </w:r>
+    </w:p>
+    <w:p>
+      <w:pPr>
+        <w:spacing w:line="336" w:lineRule="auto" w:after="60"/>
+        <w:ind w:left="360"/>
+      </w:pPr>
+      <w:r>
+        <w:rPr>
+          <w:rFonts w:ascii="Times New Roman" w:hAnsi="Times New Roman" w:eastAsia="宋体"/>
+          <w:b w:val="0"/>
+          <w:sz w:val="24"/>
+        </w:rPr>
+        <w:t>v0.61 批注闭环：把"选段批注 → 收集 → 一键 AI 修改"搬进 Web（annotations-qa），批注数据未来反哺风格档案与错误模式库。</w:t>
+      </w:r>
+    </w:p>
+    <w:p>
+      <w:pPr>
+        <w:spacing w:line="360" w:lineRule="auto" w:after="80"/>
+        <w:ind w:firstLine="480"/>
+      </w:pPr>
+      <w:r>
+        <w:rPr>
+          <w:rFonts w:ascii="Times New Roman" w:hAnsi="Times New Roman" w:eastAsia="宋体"/>
+          <w:b w:val="0"/>
+          <w:sz w:val="24"/>
+        </w:rPr>
+        <w:t>每轮改进都伴随回归测试固化（agent 19 + web 11 套），保证"修复不引入新问题"。</w:t>
+      </w:r>
+    </w:p>
+    <w:p>
+      <w:pPr>
         <w:spacing w:before="200" w:after="120" w:line="312" w:lineRule="auto"/>
       </w:pPr>
       <w:r>
@@ -6423,6 +6659,62 @@
     </w:p>
     <w:p>
       <w:pPr>
+        <w:spacing w:line="360" w:lineRule="auto" w:after="80"/>
+        <w:ind w:firstLine="480"/>
+      </w:pPr>
+      <w:r>
+        <w:rPr>
+          <w:rFonts w:ascii="Times New Roman" w:hAnsi="Times New Roman" w:eastAsia="宋体"/>
+          <w:b w:val="0"/>
+          <w:sz w:val="24"/>
+        </w:rPr>
+        <w:t>7. 匿名样本覆盖有限：5 组真人/真人模拟样本的风格多样性仍有限，多为同题材文本切块，主题与文体信号可能与作者信号混杂；</w:t>
+      </w:r>
+    </w:p>
+    <w:p>
+      <w:pPr>
+        <w:spacing w:line="360" w:lineRule="auto" w:after="80"/>
+        <w:ind w:firstLine="480"/>
+      </w:pPr>
+      <w:r>
+        <w:rPr>
+          <w:rFonts w:ascii="Times New Roman" w:hAnsi="Times New Roman" w:eastAsia="宋体"/>
+          <w:b w:val="0"/>
+          <w:sz w:val="24"/>
+        </w:rPr>
+        <w:t>8. 检索依赖第三方源：内置免费检索（必应/百度/B站/维基）依赖第三方服务可达性与 HTML 结构，稳定性与覆盖受网络环境影响；</w:t>
+      </w:r>
+    </w:p>
+    <w:p>
+      <w:pPr>
+        <w:spacing w:line="360" w:lineRule="auto" w:after="80"/>
+        <w:ind w:firstLine="480"/>
+      </w:pPr>
+      <w:r>
+        <w:rPr>
+          <w:rFonts w:ascii="Times New Roman" w:hAnsi="Times New Roman" w:eastAsia="宋体"/>
+          <w:b w:val="0"/>
+          <w:sz w:val="24"/>
+        </w:rPr>
+        <w:t>9. 循环性残余：风格特征由本文定义，距离实验存在部分循环性；判别/预测检验已部分缓解，但"这些特征是否就是风格的充分表征"仍需跨文体、跨语言与更大语料验证；</w:t>
+      </w:r>
+    </w:p>
+    <w:p>
+      <w:pPr>
+        <w:spacing w:line="360" w:lineRule="auto" w:after="80"/>
+        <w:ind w:firstLine="480"/>
+      </w:pPr>
+      <w:r>
+        <w:rPr>
+          <w:rFonts w:ascii="Times New Roman" w:hAnsi="Times New Roman" w:eastAsia="宋体"/>
+          <w:b w:val="0"/>
+          <w:sz w:val="24"/>
+        </w:rPr>
+        <w:t>10. 语言与模态局限：当前实现与实验以中文文本为主，未覆盖多语言与语音/多模态输入输出。</w:t>
+      </w:r>
+    </w:p>
+    <w:p>
+      <w:pPr>
         <w:spacing w:before="200" w:after="120" w:line="312" w:lineRule="auto"/>
       </w:pPr>
       <w:r>
@@ -6459,7 +6751,133 @@
           <w:b w:val="0"/>
           <w:sz w:val="24"/>
         </w:rPr>
-        <w:t>未来工作：① 实现统一解码框架 V1 候选对比解码并做消融标定（五路权重），进而 V2 logprobs、V3 本地轻量作者模型（LoRA）全词表融合；② 扩大多作者 × 多篇跨文体语料，完成作者识别/续写选择的显著性检验；③ 执行澄清协议与外溢优先的消融对照实验（4.4 设计）；④ 跨语言验证与公开部署。</w:t>
+        <w:t>未来工作：① 实现统一解码框架 V1 候选对比解码并做消融标定（五路权重），进而 V2 logprobs、V3 本地轻量作者模型（LoRA）全词表融合；② 扩大多作者 × 多篇跨文体语料，完成作者识别/续写选择的显著性检验；③ 执行澄清协议与外溢优先的消融对照实验（4.4 设计）；④ 跨语言验证与公开部署；⑤ 批注数据反哺——把用户批注积累为错误模式库与风格档案（v0.61 已打通"批注 → AI 修改"闭环）。</w:t>
+      </w:r>
+    </w:p>
+    <w:p>
+      <w:pPr>
+        <w:spacing w:line="360" w:lineRule="auto" w:after="80"/>
+        <w:ind w:firstLine="480"/>
+      </w:pPr>
+      <w:r>
+        <w:rPr>
+          <w:rFonts w:ascii="Times New Roman" w:hAnsi="Times New Roman" w:eastAsia="宋体"/>
+          <w:b w:val="0"/>
+          <w:sz w:val="24"/>
+        </w:rPr>
+        <w:t>理论可能的使用地方（应用展望）：统一 Token 对比框架的本质是"把一个人的稳定选择模式在解码层可度量、可注入、可追溯"，因此凡是存在"个人化选择模式"的场景都可以迁移：</w:t>
+      </w:r>
+    </w:p>
+    <w:p>
+      <w:pPr>
+        <w:spacing w:line="336" w:lineRule="auto" w:after="60"/>
+        <w:ind w:left="360"/>
+      </w:pPr>
+      <w:r>
+        <w:rPr>
+          <w:rFonts w:ascii="Times New Roman" w:hAnsi="Times New Roman" w:eastAsia="宋体"/>
+          <w:b w:val="0"/>
+          <w:sz w:val="24"/>
+        </w:rPr>
+        <w:t>翻译（正在尝试）：已落地的"原意优先翻译 + 回译校验"（3.7 节）是第一层；下一步把统一解码框架用于翻译——译文在信息保真（式 4）前提下，用 p_personal 与 S_defect 保持原作者的节奏、意象与语气偏好（"作者声音"跨语言保持），并用 S_knowledge 约束领域术语一致性；回译校验仍作为质量门；</w:t>
+      </w:r>
+    </w:p>
+    <w:p>
+      <w:pPr>
+        <w:spacing w:line="336" w:lineRule="auto" w:after="60"/>
+        <w:ind w:left="360"/>
+      </w:pPr>
+      <w:r>
+        <w:rPr>
+          <w:rFonts w:ascii="Times New Roman" w:hAnsi="Times New Roman" w:eastAsia="宋体"/>
+          <w:b w:val="0"/>
+          <w:sz w:val="24"/>
+        </w:rPr>
+        <w:t>编辑校对与批注驱动修订：v0.61 的"选段批注 → AI 修改"可升级为"批注即训练信号"——批量批注自动进入风格档案与错误模式库，形成"越批注越懂你"的闭环；</w:t>
+      </w:r>
+    </w:p>
+    <w:p>
+      <w:pPr>
+        <w:spacing w:line="336" w:lineRule="auto" w:after="60"/>
+        <w:ind w:left="360"/>
+      </w:pPr>
+      <w:r>
+        <w:rPr>
+          <w:rFonts w:ascii="Times New Roman" w:hAnsi="Times New Roman" w:eastAsia="宋体"/>
+          <w:b w:val="0"/>
+          <w:sz w:val="24"/>
+        </w:rPr>
+        <w:t>教育写作：识别"AI 腔 vs 真人风格区间"用于作文批改与写作能力诊断，帮助学生建立个人表达；</w:t>
+      </w:r>
+    </w:p>
+    <w:p>
+      <w:pPr>
+        <w:spacing w:line="336" w:lineRule="auto" w:after="60"/>
+        <w:ind w:left="360"/>
+      </w:pPr>
+      <w:r>
+        <w:rPr>
+          <w:rFonts w:ascii="Times New Roman" w:hAnsi="Times New Roman" w:eastAsia="宋体"/>
+          <w:b w:val="0"/>
+          <w:sz w:val="24"/>
+        </w:rPr>
+        <w:t>新闻与事实核查：RAG 检索 + 知识库溯源 + 缺陷信号抑制"编造感"，用于可查证的新闻写作与内容审核；</w:t>
+      </w:r>
+    </w:p>
+    <w:p>
+      <w:pPr>
+        <w:spacing w:line="336" w:lineRule="auto" w:after="60"/>
+        <w:ind w:left="360"/>
+      </w:pPr>
+      <w:r>
+        <w:rPr>
+          <w:rFonts w:ascii="Times New Roman" w:hAnsi="Times New Roman" w:eastAsia="宋体"/>
+          <w:b w:val="0"/>
+          <w:sz w:val="24"/>
+        </w:rPr>
+        <w:t>内容安全与脱敏改写：以 S_defect 抑制模型套话、以 S_knowledge 约束事实边界；</w:t>
+      </w:r>
+    </w:p>
+    <w:p>
+      <w:pPr>
+        <w:spacing w:line="336" w:lineRule="auto" w:after="60"/>
+        <w:ind w:left="360"/>
+      </w:pPr>
+      <w:r>
+        <w:rPr>
+          <w:rFonts w:ascii="Times New Roman" w:hAnsi="Times New Roman" w:eastAsia="宋体"/>
+          <w:b w:val="0"/>
+          <w:sz w:val="24"/>
+        </w:rPr>
+        <w:t>多语言与多模态：把"作者签名"迁移到语音（口播/配音脚本的节奏与语气）、字幕与视频脚本；</w:t>
+      </w:r>
+    </w:p>
+    <w:p>
+      <w:pPr>
+        <w:spacing w:line="336" w:lineRule="auto" w:after="60"/>
+        <w:ind w:left="360"/>
+      </w:pPr>
+      <w:r>
+        <w:rPr>
+          <w:rFonts w:ascii="Times New Roman" w:hAnsi="Times New Roman" w:eastAsia="宋体"/>
+          <w:b w:val="0"/>
+          <w:sz w:val="24"/>
+        </w:rPr>
+        <w:t>多作者协同：区分不同合作者/角色的声音，避免多人协作时风格互相污染；</w:t>
+      </w:r>
+    </w:p>
+    <w:p>
+      <w:pPr>
+        <w:spacing w:line="336" w:lineRule="auto" w:after="60"/>
+        <w:ind w:left="360"/>
+      </w:pPr>
+      <w:r>
+        <w:rPr>
+          <w:rFonts w:ascii="Times New Roman" w:hAnsi="Times New Roman" w:eastAsia="宋体"/>
+          <w:b w:val="0"/>
+          <w:sz w:val="24"/>
+        </w:rPr>
+        <w:t>通用个性化生成：营销文案、客服话术、学术写作助手等一切需要"稳定个人化输出"的场景。</w:t>
       </w:r>
     </w:p>
     <w:p>
@@ -6500,7 +6918,7 @@
           <w:b w:val="0"/>
           <w:sz w:val="24"/>
         </w:rPr>
-        <w:t>表 7　契约测试覆盖矩阵（agent 19 套 + web 10 套，300+ 断言）</w:t>
+        <w:t>表 7　契约测试覆盖矩阵（agent 19 套 + web 11 套，300+ 断言）</w:t>
       </w:r>
     </w:p>
     <w:tbl>
@@ -7097,7 +7515,7 @@
                 <w:b w:val="0"/>
                 <w:sz w:val="21"/>
               </w:rPr>
-              <w:t>agent 19 + web 10 套（300+ 断言）</w:t>
+              <w:t>agent 19 + web 11 套（300+ 断言）</w:t>
             </w:r>
           </w:p>
         </w:tc>
@@ -7614,6 +8032,56 @@
                 <w:sz w:val="21"/>
               </w:rPr>
               <w:t>长文分片入库、同步、导入续写、五类导出 200</w:t>
+            </w:r>
+          </w:p>
+        </w:tc>
+      </w:tr>
+      <w:tr>
+        <w:tc>
+          <w:tcPr>
+            <w:tcW w:type="dxa" w:w="3060"/>
+          </w:tcPr>
+          <w:p>
+            <w:r/>
+            <w:r>
+              <w:rPr>
+                <w:rFonts w:ascii="Times New Roman" w:hAnsi="Times New Roman" w:eastAsia="宋体"/>
+                <w:b w:val="0"/>
+                <w:sz w:val="21"/>
+              </w:rPr>
+              <w:t>批注闭环</w:t>
+            </w:r>
+          </w:p>
+        </w:tc>
+        <w:tc>
+          <w:tcPr>
+            <w:tcW w:type="dxa" w:w="3060"/>
+          </w:tcPr>
+          <w:p>
+            <w:r/>
+            <w:r>
+              <w:rPr>
+                <w:rFonts w:ascii="Times New Roman" w:hAnsi="Times New Roman" w:eastAsia="宋体"/>
+                <w:b w:val="0"/>
+                <w:sz w:val="21"/>
+              </w:rPr>
+              <w:t>annotations-qa + 真实会话</w:t>
+            </w:r>
+          </w:p>
+        </w:tc>
+        <w:tc>
+          <w:tcPr>
+            <w:tcW w:type="dxa" w:w="3060"/>
+          </w:tcPr>
+          <w:p>
+            <w:r/>
+            <w:r>
+              <w:rPr>
+                <w:rFonts w:ascii="Times New Roman" w:hAnsi="Times New Roman" w:eastAsia="宋体"/>
+                <w:b w:val="0"/>
+                <w:sz w:val="21"/>
+              </w:rPr>
+              <w:t>选段批注保存/读取/应用/删除；AI 按批注修改生效</w:t>
             </w:r>
           </w:p>
         </w:tc>

--- a/docs/competition/科技论文-SCULPTOR.docx
+++ b/docs/competition/科技论文-SCULPTOR.docx
@@ -1163,7 +1163,31 @@
           <w:b w:val="0"/>
           <w:sz w:val="24"/>
         </w:rPr>
-        <w:t>3. Estimation（估计）：连续向量用字符二元组稀疏向量 φ(x) 与 EMA 增量更新（式 2）估计，动态维度用权重 × 新鲜度衰减维护，不可预测性用 surprisal 判别式（式 8–9）估计，修改监督用（原文，改后，意图）三元组记录；</w:t>
+        <w:t xml:space="preserve">3. Estimation（估计）：连续向量用字符二元组稀疏向量 </w:t>
+      </w:r>
+      <m:oMath>
+        <m:r>
+          <m:t xml:space="preserve">φ</m:t>
+        </m:r>
+        <m:d>
+          <m:dPr>
+            <m:begChr m:val="("/>
+            <m:endChr m:val=")"/>
+          </m:dPr>
+          <m:e>
+            <m:r>
+              <m:t xml:space="preserve">x</m:t>
+            </m:r>
+          </m:e>
+        </m:d>
+      </m:oMath>
+      <w:r>
+        <w:rPr>
+          <w:rFonts w:ascii="Times New Roman" w:hAnsi="Times New Roman" w:eastAsia="宋体"/>
+          <w:b w:val="0"/>
+          <w:sz w:val="24"/>
+        </w:rPr>
+        <w:t xml:space="preserve"> 与 EMA 增量更新（式 2）估计，动态维度用权重 × 新鲜度衰减维护，不可预测性用 surprisal 判别式（式 8–9）估计，修改监督用（原文，改后，意图）三元组记录；</w:t>
       </w:r>
     </w:p>
     <w:p>
@@ -1232,21 +1256,29 @@
           <w:b w:val="0"/>
           <w:sz w:val="24"/>
         </w:rPr>
-        <w:t>1. 基础分布 p_base：通用模型的条件分布；API 支持 logprobs 时取 top-logprobs 近似，否则由本地小模型替代评分；</w:t>
+        <w:t xml:space="preserve">1. 基础分布 </w:t>
       </w:r>
-    </w:p>
-    <w:p>
-      <w:pPr>
-        <w:spacing w:line="360" w:lineRule="auto" w:after="80"/>
-        <w:ind w:firstLine="480"/>
-      </w:pPr>
+      <m:oMath>
+        <m:sSub>
+          <m:e>
+            <m:r>
+              <m:t xml:space="preserve">p</m:t>
+            </m:r>
+          </m:e>
+          <m:sub>
+            <m:r>
+              <m:t xml:space="preserve">base</m:t>
+            </m:r>
+          </m:sub>
+        </m:sSub>
+      </m:oMath>
       <w:r>
         <w:rPr>
           <w:rFonts w:ascii="Times New Roman" w:hAnsi="Times New Roman" w:eastAsia="宋体"/>
           <w:b w:val="0"/>
           <w:sz w:val="24"/>
         </w:rPr>
-        <w:t>2. 个人分布 p_personal：作者的"会怎么选"；V1 用 L1 向量 + 修改监督（L4）做候选打分，V3 用轻量 LoRA 小模型输出真实 next-token 分布——知识不进 p_personal，"如何写"与"写什么"严格分离；</w:t>
+        <w:t>：通用模型的条件分布；API 支持 logprobs 时取 top-logprobs 近似，否则由本地小模型替代评分；</w:t>
       </w:r>
     </w:p>
     <w:p>
@@ -1260,35 +1292,213 @@
           <w:b w:val="0"/>
           <w:sz w:val="24"/>
         </w:rPr>
-        <w:t>3. 知识信号 S_knowledge：作者明确经历的事实（人名/地名/数字/事件）加权，通用检索知识仅弱正偏（3.3 节知识库）；</w:t>
+        <w:t xml:space="preserve">2. 个人分布 </w:t>
       </w:r>
-    </w:p>
-    <w:p>
-      <w:pPr>
-        <w:spacing w:line="360" w:lineRule="auto" w:after="80"/>
-        <w:ind w:firstLine="480"/>
-      </w:pPr>
+      <m:oMath>
+        <m:sSub>
+          <m:e>
+            <m:r>
+              <m:t xml:space="preserve">p</m:t>
+            </m:r>
+          </m:e>
+          <m:sub>
+            <m:r>
+              <m:t xml:space="preserve">personal</m:t>
+            </m:r>
+          </m:sub>
+        </m:sSub>
+      </m:oMath>
       <w:r>
         <w:rPr>
           <w:rFonts w:ascii="Times New Roman" w:hAnsi="Times New Roman" w:eastAsia="宋体"/>
           <w:b w:val="0"/>
           <w:sz w:val="24"/>
         </w:rPr>
-        <w:t>4. 缺陷信号 S_defect：作者的系统性回避——AI 连接词/套话/重复比喻/金句收尾负偏置（来自 3.6 节反 AI 审计词表与姿态层判据）；</w:t>
+        <w:t xml:space="preserve">：作者的"会怎么选"；V1 用 L1 向量 + 修改监督（L4）做候选打分，V3 用轻量 LoRA 小模型输出真实 next-token 分布——知识不进 </w:t>
       </w:r>
-    </w:p>
-    <w:p>
-      <w:pPr>
-        <w:spacing w:line="360" w:lineRule="auto" w:after="80"/>
-        <w:ind w:firstLine="480"/>
-      </w:pPr>
+      <m:oMath>
+        <m:sSub>
+          <m:e>
+            <m:r>
+              <m:t xml:space="preserve">p</m:t>
+            </m:r>
+          </m:e>
+          <m:sub>
+            <m:r>
+              <m:t xml:space="preserve">personal</m:t>
+            </m:r>
+          </m:sub>
+        </m:sSub>
+      </m:oMath>
       <w:r>
         <w:rPr>
           <w:rFonts w:ascii="Times New Roman" w:hAnsi="Times New Roman" w:eastAsia="宋体"/>
           <w:b w:val="0"/>
           <w:sz w:val="24"/>
         </w:rPr>
-        <w:t>5. 阻抗调制 S_impedance(w,t)：随写作进度 t 变化——初期轻调制，后期 R(t) 升高，惩罚平滑连接词、奖励短句与具体名词（节奏曲线 rhythmCurve 由"事后曲线"升级为"生成时节奏"）。</w:t>
+        <w:t>，"如何写"与"写什么"严格分离；</w:t>
+      </w:r>
+    </w:p>
+    <w:p>
+      <w:pPr>
+        <w:spacing w:line="360" w:lineRule="auto" w:after="80"/>
+        <w:ind w:firstLine="480"/>
+      </w:pPr>
+      <w:r>
+        <w:rPr>
+          <w:rFonts w:ascii="Times New Roman" w:hAnsi="Times New Roman" w:eastAsia="宋体"/>
+          <w:b w:val="0"/>
+          <w:sz w:val="24"/>
+        </w:rPr>
+        <w:t xml:space="preserve">3. 知识信号 </w:t>
+      </w:r>
+      <m:oMath>
+        <m:sSub>
+          <m:e>
+            <m:r>
+              <m:t xml:space="preserve">S</m:t>
+            </m:r>
+          </m:e>
+          <m:sub>
+            <m:r>
+              <m:t xml:space="preserve">knowledge</m:t>
+            </m:r>
+          </m:sub>
+        </m:sSub>
+      </m:oMath>
+      <w:r>
+        <w:rPr>
+          <w:rFonts w:ascii="Times New Roman" w:hAnsi="Times New Roman" w:eastAsia="宋体"/>
+          <w:b w:val="0"/>
+          <w:sz w:val="24"/>
+        </w:rPr>
+        <w:t>：作者明确经历的事实（人名/地名/数字/事件）加权，通用检索知识仅弱正偏（3.3 节知识库）；</w:t>
+      </w:r>
+    </w:p>
+    <w:p>
+      <w:pPr>
+        <w:spacing w:line="360" w:lineRule="auto" w:after="80"/>
+        <w:ind w:firstLine="480"/>
+      </w:pPr>
+      <w:r>
+        <w:rPr>
+          <w:rFonts w:ascii="Times New Roman" w:hAnsi="Times New Roman" w:eastAsia="宋体"/>
+          <w:b w:val="0"/>
+          <w:sz w:val="24"/>
+        </w:rPr>
+        <w:t xml:space="preserve">4. 缺陷信号 </w:t>
+      </w:r>
+      <m:oMath>
+        <m:sSub>
+          <m:e>
+            <m:r>
+              <m:t xml:space="preserve">S</m:t>
+            </m:r>
+          </m:e>
+          <m:sub>
+            <m:r>
+              <m:t xml:space="preserve">defect</m:t>
+            </m:r>
+          </m:sub>
+        </m:sSub>
+      </m:oMath>
+      <w:r>
+        <w:rPr>
+          <w:rFonts w:ascii="Times New Roman" w:hAnsi="Times New Roman" w:eastAsia="宋体"/>
+          <w:b w:val="0"/>
+          <w:sz w:val="24"/>
+        </w:rPr>
+        <w:t>：作者的系统性回避——AI 连接词/套话/重复比喻/金句收尾负偏置（来自 3.6 节反 AI 审计词表与姿态层判据）；</w:t>
+      </w:r>
+    </w:p>
+    <w:p>
+      <w:pPr>
+        <w:spacing w:line="360" w:lineRule="auto" w:after="80"/>
+        <w:ind w:firstLine="480"/>
+      </w:pPr>
+      <w:r>
+        <w:rPr>
+          <w:rFonts w:ascii="Times New Roman" w:hAnsi="Times New Roman" w:eastAsia="宋体"/>
+          <w:b w:val="0"/>
+          <w:sz w:val="24"/>
+        </w:rPr>
+        <w:t xml:space="preserve">5. 阻抗调制 </w:t>
+      </w:r>
+      <m:oMath>
+        <m:sSub>
+          <m:e>
+            <m:r>
+              <m:t xml:space="preserve">S</m:t>
+            </m:r>
+          </m:e>
+          <m:sub>
+            <m:r>
+              <m:t xml:space="preserve">impedance</m:t>
+            </m:r>
+          </m:sub>
+        </m:sSub>
+        <m:d>
+          <m:dPr>
+            <m:begChr m:val="("/>
+            <m:endChr m:val=")"/>
+          </m:dPr>
+          <m:e>
+            <m:r>
+              <m:t xml:space="preserve">w</m:t>
+            </m:r>
+            <m:r>
+              <m:t xml:space="preserve"> , </m:t>
+            </m:r>
+            <m:r>
+              <m:t xml:space="preserve">t</m:t>
+            </m:r>
+          </m:e>
+        </m:d>
+      </m:oMath>
+      <w:r>
+        <w:rPr>
+          <w:rFonts w:ascii="Times New Roman" w:hAnsi="Times New Roman" w:eastAsia="宋体"/>
+          <w:b w:val="0"/>
+          <w:sz w:val="24"/>
+        </w:rPr>
+        <w:t xml:space="preserve">：随写作进度 </w:t>
+      </w:r>
+      <m:oMath>
+        <m:r>
+          <m:t xml:space="preserve">t</m:t>
+        </m:r>
+      </m:oMath>
+      <w:r>
+        <w:rPr>
+          <w:rFonts w:ascii="Times New Roman" w:hAnsi="Times New Roman" w:eastAsia="宋体"/>
+          <w:b w:val="0"/>
+          <w:sz w:val="24"/>
+        </w:rPr>
+        <w:t xml:space="preserve"> 变化——初期轻调制，后期 </w:t>
+      </w:r>
+      <m:oMath>
+        <m:r>
+          <m:t xml:space="preserve">R</m:t>
+        </m:r>
+        <m:d>
+          <m:dPr>
+            <m:begChr m:val="("/>
+            <m:endChr m:val=")"/>
+          </m:dPr>
+          <m:e>
+            <m:r>
+              <m:t xml:space="preserve">t</m:t>
+            </m:r>
+          </m:e>
+        </m:d>
+      </m:oMath>
+      <w:r>
+        <w:rPr>
+          <w:rFonts w:ascii="Times New Roman" w:hAnsi="Times New Roman" w:eastAsia="宋体"/>
+          <w:b w:val="0"/>
+          <w:sz w:val="24"/>
+        </w:rPr>
+        <w:t xml:space="preserve"> 升高，惩罚平滑连接词、奖励短句与具体名词（节奏曲线 rhythmCurve 由"事后曲线"升级为"生成时节奏"）。</w:t>
       </w:r>
     </w:p>
     <w:p>
@@ -1552,14 +1762,22 @@
           </w:tcPr>
           <w:p>
             <w:r/>
-            <w:r>
-              <w:rPr>
-                <w:rFonts w:ascii="Times New Roman" w:hAnsi="Times New Roman" w:eastAsia="宋体"/>
-                <w:b w:val="0"/>
-                <w:sz w:val="21"/>
-              </w:rPr>
-              <w:t>φ(x)</w:t>
-            </w:r>
+            <m:oMath>
+              <m:r>
+                <m:t xml:space="preserve">φ</m:t>
+              </m:r>
+              <m:d>
+                <m:dPr>
+                  <m:begChr m:val="("/>
+                  <m:endChr m:val=")"/>
+                </m:dPr>
+                <m:e>
+                  <m:r>
+                    <m:t xml:space="preserve">x</m:t>
+                  </m:r>
+                </m:e>
+              </m:d>
+            </m:oMath>
           </w:p>
         </w:tc>
         <w:tc>
@@ -1602,14 +1820,20 @@
           </w:tcPr>
           <w:p>
             <w:r/>
-            <w:r>
-              <w:rPr>
-                <w:rFonts w:ascii="Times New Roman" w:hAnsi="Times New Roman" w:eastAsia="宋体"/>
-                <w:b w:val="0"/>
-                <w:sz w:val="21"/>
-              </w:rPr>
-              <w:t>v_t</w:t>
-            </w:r>
+            <m:oMath>
+              <m:sSub>
+                <m:e>
+                  <m:r>
+                    <m:t xml:space="preserve">v</m:t>
+                  </m:r>
+                </m:e>
+                <m:sub>
+                  <m:r>
+                    <m:t xml:space="preserve">t</m:t>
+                  </m:r>
+                </m:sub>
+              </m:sSub>
+            </m:oMath>
           </w:p>
         </w:tc>
         <w:tc>
@@ -1652,14 +1876,46 @@
           </w:tcPr>
           <w:p>
             <w:r/>
+            <m:oMath>
+              <m:r>
+                <m:t xml:space="preserve">S</m:t>
+              </m:r>
+              <m:d>
+                <m:dPr>
+                  <m:begChr m:val="("/>
+                  <m:endChr m:val=")"/>
+                </m:dPr>
+                <m:e>
+                  <m:r>
+                    <m:t xml:space="preserve">x</m:t>
+                  </m:r>
+                </m:e>
+              </m:d>
+            </m:oMath>
             <w:r>
               <w:rPr>
                 <w:rFonts w:ascii="Times New Roman" w:hAnsi="Times New Roman" w:eastAsia="宋体"/>
                 <w:b w:val="0"/>
                 <w:sz w:val="21"/>
               </w:rPr>
-              <w:t>S(x)、PP(x)</w:t>
+              <w:t>、</w:t>
             </w:r>
+            <m:oMath>
+              <m:r>
+                <m:t xml:space="preserve">PP</m:t>
+              </m:r>
+              <m:d>
+                <m:dPr>
+                  <m:begChr m:val="("/>
+                  <m:endChr m:val=")"/>
+                </m:dPr>
+                <m:e>
+                  <m:r>
+                    <m:t xml:space="preserve">x</m:t>
+                  </m:r>
+                </m:e>
+              </m:d>
+            </m:oMath>
           </w:p>
         </w:tc>
         <w:tc>
@@ -2251,7 +2507,31 @@
           <w:b w:val="0"/>
           <w:sz w:val="24"/>
         </w:rPr>
-        <w:t>L1 连续向量：φ(x) 的 EMA 增量更新（式 2），方向差相对基线（式 3），截断至 300 维；</w:t>
+        <w:t>L1 连续向量：</w:t>
+      </w:r>
+      <m:oMath>
+        <m:r>
+          <m:t xml:space="preserve">φ</m:t>
+        </m:r>
+        <m:d>
+          <m:dPr>
+            <m:begChr m:val="("/>
+            <m:endChr m:val=")"/>
+          </m:dPr>
+          <m:e>
+            <m:r>
+              <m:t xml:space="preserve">x</m:t>
+            </m:r>
+          </m:e>
+        </m:d>
+      </m:oMath>
+      <w:r>
+        <w:rPr>
+          <w:rFonts w:ascii="Times New Roman" w:hAnsi="Times New Roman" w:eastAsia="宋体"/>
+          <w:b w:val="0"/>
+          <w:sz w:val="24"/>
+        </w:rPr>
+        <w:t xml:space="preserve"> 的 EMA 增量更新（式 2），方向差相对基线（式 3），截断至 300 维；</w:t>
       </w:r>
     </w:p>
     <w:p>
@@ -6227,7 +6507,95 @@
           <w:b w:val="0"/>
           <w:sz w:val="24"/>
         </w:rPr>
-        <w:t>签名层（L1–L4）、注入层（双风格、知识、缺陷审计）、五路评分器的观测值均已交付：L1 向量 + 修改监督提供 p_personal 代理，反 AI 审计词表与姿态层判据提供 S_defect，知识库 BM25 匹配提供 S_knowledge，节奏曲线提供 S_impedance 的时间结构。解码层按 V1（候选对比）→ V2（logprobs）→ V3（本地 logits）路线推进，评分器设计见 3.1.1；本文如实界定：V1 为句/段级对比，逐 token 重排待 logprobs 或本地推理可用后实现。</w:t>
+        <w:t xml:space="preserve">签名层（L1–L4）、注入层（双风格、知识、缺陷审计）、五路评分器的观测值均已交付：L1 向量 + 修改监督提供 </w:t>
+      </w:r>
+      <m:oMath>
+        <m:sSub>
+          <m:e>
+            <m:r>
+              <m:t xml:space="preserve">p</m:t>
+            </m:r>
+          </m:e>
+          <m:sub>
+            <m:r>
+              <m:t xml:space="preserve">personal</m:t>
+            </m:r>
+          </m:sub>
+        </m:sSub>
+      </m:oMath>
+      <w:r>
+        <w:rPr>
+          <w:rFonts w:ascii="Times New Roman" w:hAnsi="Times New Roman" w:eastAsia="宋体"/>
+          <w:b w:val="0"/>
+          <w:sz w:val="24"/>
+        </w:rPr>
+        <w:t xml:space="preserve"> 代理，反 AI 审计词表与姿态层判据提供 </w:t>
+      </w:r>
+      <m:oMath>
+        <m:sSub>
+          <m:e>
+            <m:r>
+              <m:t xml:space="preserve">S</m:t>
+            </m:r>
+          </m:e>
+          <m:sub>
+            <m:r>
+              <m:t xml:space="preserve">defect</m:t>
+            </m:r>
+          </m:sub>
+        </m:sSub>
+      </m:oMath>
+      <w:r>
+        <w:rPr>
+          <w:rFonts w:ascii="Times New Roman" w:hAnsi="Times New Roman" w:eastAsia="宋体"/>
+          <w:b w:val="0"/>
+          <w:sz w:val="24"/>
+        </w:rPr>
+        <w:t xml:space="preserve">，知识库 BM25 匹配提供 </w:t>
+      </w:r>
+      <m:oMath>
+        <m:sSub>
+          <m:e>
+            <m:r>
+              <m:t xml:space="preserve">S</m:t>
+            </m:r>
+          </m:e>
+          <m:sub>
+            <m:r>
+              <m:t xml:space="preserve">knowledge</m:t>
+            </m:r>
+          </m:sub>
+        </m:sSub>
+      </m:oMath>
+      <w:r>
+        <w:rPr>
+          <w:rFonts w:ascii="Times New Roman" w:hAnsi="Times New Roman" w:eastAsia="宋体"/>
+          <w:b w:val="0"/>
+          <w:sz w:val="24"/>
+        </w:rPr>
+        <w:t xml:space="preserve">，节奏曲线提供 </w:t>
+      </w:r>
+      <m:oMath>
+        <m:sSub>
+          <m:e>
+            <m:r>
+              <m:t xml:space="preserve">S</m:t>
+            </m:r>
+          </m:e>
+          <m:sub>
+            <m:r>
+              <m:t xml:space="preserve">impedance</m:t>
+            </m:r>
+          </m:sub>
+        </m:sSub>
+      </m:oMath>
+      <w:r>
+        <w:rPr>
+          <w:rFonts w:ascii="Times New Roman" w:hAnsi="Times New Roman" w:eastAsia="宋体"/>
+          <w:b w:val="0"/>
+          <w:sz w:val="24"/>
+        </w:rPr>
+        <w:t xml:space="preserve"> 的时间结构。解码层按 V1（候选对比）→ V2（logprobs）→ V3（本地 logits）路线推进，评分器设计见 3.1.1；本文如实界定：V1 为句/段级对比，逐 token 重排待 logprobs 或本地推理可用后实现。</w:t>
       </w:r>
     </w:p>
     <w:p>
@@ -6418,7 +6786,68 @@
           <w:b w:val="0"/>
           <w:sz w:val="24"/>
         </w:rPr>
-        <w:t>边界（诚实界定）：① 文本 API 无法提供完整词表 logits，V1 只能做候选/句段级对比，逐 token 重排需要 logprobs（V2）或本地推理（V3）；② p_personal 在 V1 仍是代理（向量 + 修改监督），真实条件分布依赖轻量 LoRA（V3）；③ 五路权重（β/λ/R）需要消融标定，消融框架（同题三风格对照、逐模块关闭）已具备，完整标定列为后续工作。本文不宣称"逐 token 风格解码已实现"，只交付已实现的签名/注入层与可复现的评分器设计。</w:t>
+        <w:t xml:space="preserve">边界（诚实界定）：① 文本 API 无法提供完整词表 logits，V1 只能做候选/句段级对比，逐 token 重排需要 logprobs（V2）或本地推理（V3）；② </w:t>
+      </w:r>
+      <m:oMath>
+        <m:sSub>
+          <m:e>
+            <m:r>
+              <m:t xml:space="preserve">p</m:t>
+            </m:r>
+          </m:e>
+          <m:sub>
+            <m:r>
+              <m:t xml:space="preserve">personal</m:t>
+            </m:r>
+          </m:sub>
+        </m:sSub>
+      </m:oMath>
+      <w:r>
+        <w:rPr>
+          <w:rFonts w:ascii="Times New Roman" w:hAnsi="Times New Roman" w:eastAsia="宋体"/>
+          <w:b w:val="0"/>
+          <w:sz w:val="24"/>
+        </w:rPr>
+        <w:t xml:space="preserve"> 在 V1 仍是代理（向量 + 修改监督），真实条件分布依赖轻量 LoRA（V3）；③ 五路权重（</w:t>
+      </w:r>
+      <m:oMath>
+        <m:r>
+          <m:t xml:space="preserve">β</m:t>
+        </m:r>
+      </m:oMath>
+      <w:r>
+        <w:rPr>
+          <w:rFonts w:ascii="Times New Roman" w:hAnsi="Times New Roman" w:eastAsia="宋体"/>
+          <w:b w:val="0"/>
+          <w:sz w:val="24"/>
+        </w:rPr>
+        <w:t>/</w:t>
+      </w:r>
+      <m:oMath>
+        <m:r>
+          <m:t xml:space="preserve">λ</m:t>
+        </m:r>
+      </m:oMath>
+      <w:r>
+        <w:rPr>
+          <w:rFonts w:ascii="Times New Roman" w:hAnsi="Times New Roman" w:eastAsia="宋体"/>
+          <w:b w:val="0"/>
+          <w:sz w:val="24"/>
+        </w:rPr>
+        <w:t>/</w:t>
+      </w:r>
+      <m:oMath>
+        <m:r>
+          <m:t xml:space="preserve">R</m:t>
+        </m:r>
+      </m:oMath>
+      <w:r>
+        <w:rPr>
+          <w:rFonts w:ascii="Times New Roman" w:hAnsi="Times New Roman" w:eastAsia="宋体"/>
+          <w:b w:val="0"/>
+          <w:sz w:val="24"/>
+        </w:rPr>
+        <w:t>）需要消融标定，消融框架（同题三风格对照、逐模块关闭）已具备，完整标定列为后续工作。本文不宣称"逐 token 风格解码已实现"，只交付已实现的签名/注入层与可复现的评分器设计。</w:t>
       </w:r>
     </w:p>
     <w:p>
@@ -6654,7 +7083,29 @@
           <w:b w:val="0"/>
           <w:sz w:val="24"/>
         </w:rPr>
-        <w:t>6. 能力边界：统一解码框架的解码层处于路线图阶段（V1 候选对比已设计、未全量落地；V2 logprobs / V3 本地 logits 待实现），p_personal 尚为代理；翻译等应用扩展未做独立对照验证。</w:t>
+        <w:t>6. 能力边界：统一解码框架的解码层处于路线图阶段（V1 候选对比已设计、未全量落地；V2 logprobs / V3 本地 logits 待实现），</w:t>
+      </w:r>
+      <m:oMath>
+        <m:sSub>
+          <m:e>
+            <m:r>
+              <m:t xml:space="preserve">p</m:t>
+            </m:r>
+          </m:e>
+          <m:sub>
+            <m:r>
+              <m:t xml:space="preserve">personal</m:t>
+            </m:r>
+          </m:sub>
+        </m:sSub>
+      </m:oMath>
+      <w:r>
+        <w:rPr>
+          <w:rFonts w:ascii="Times New Roman" w:hAnsi="Times New Roman" w:eastAsia="宋体"/>
+          <w:b w:val="0"/>
+          <w:sz w:val="24"/>
+        </w:rPr>
+        <w:t xml:space="preserve"> 尚为代理；翻译等应用扩展未做独立对照验证。</w:t>
       </w:r>
     </w:p>
     <w:p>
@@ -6779,7 +7230,73 @@
           <w:b w:val="0"/>
           <w:sz w:val="24"/>
         </w:rPr>
-        <w:t>翻译（正在尝试）：已落地的"原意优先翻译 + 回译校验"（3.7 节）是第一层；下一步把统一解码框架用于翻译——译文在信息保真（式 4）前提下，用 p_personal 与 S_defect 保持原作者的节奏、意象与语气偏好（"作者声音"跨语言保持），并用 S_knowledge 约束领域术语一致性；回译校验仍作为质量门；</w:t>
+        <w:t xml:space="preserve">翻译（正在尝试）：已落地的"原意优先翻译 + 回译校验"（3.7 节）是第一层；下一步把统一解码框架用于翻译——译文在信息保真（式 4）前提下，用 </w:t>
+      </w:r>
+      <m:oMath>
+        <m:sSub>
+          <m:e>
+            <m:r>
+              <m:t xml:space="preserve">p</m:t>
+            </m:r>
+          </m:e>
+          <m:sub>
+            <m:r>
+              <m:t xml:space="preserve">personal</m:t>
+            </m:r>
+          </m:sub>
+        </m:sSub>
+      </m:oMath>
+      <w:r>
+        <w:rPr>
+          <w:rFonts w:ascii="Times New Roman" w:hAnsi="Times New Roman" w:eastAsia="宋体"/>
+          <w:b w:val="0"/>
+          <w:sz w:val="24"/>
+        </w:rPr>
+        <w:t xml:space="preserve"> 与 </w:t>
+      </w:r>
+      <m:oMath>
+        <m:sSub>
+          <m:e>
+            <m:r>
+              <m:t xml:space="preserve">S</m:t>
+            </m:r>
+          </m:e>
+          <m:sub>
+            <m:r>
+              <m:t xml:space="preserve">defect</m:t>
+            </m:r>
+          </m:sub>
+        </m:sSub>
+      </m:oMath>
+      <w:r>
+        <w:rPr>
+          <w:rFonts w:ascii="Times New Roman" w:hAnsi="Times New Roman" w:eastAsia="宋体"/>
+          <w:b w:val="0"/>
+          <w:sz w:val="24"/>
+        </w:rPr>
+        <w:t xml:space="preserve"> 保持原作者的节奏、意象与语气偏好（"作者声音"跨语言保持），并用 </w:t>
+      </w:r>
+      <m:oMath>
+        <m:sSub>
+          <m:e>
+            <m:r>
+              <m:t xml:space="preserve">S</m:t>
+            </m:r>
+          </m:e>
+          <m:sub>
+            <m:r>
+              <m:t xml:space="preserve">knowledge</m:t>
+            </m:r>
+          </m:sub>
+        </m:sSub>
+      </m:oMath>
+      <w:r>
+        <w:rPr>
+          <w:rFonts w:ascii="Times New Roman" w:hAnsi="Times New Roman" w:eastAsia="宋体"/>
+          <w:b w:val="0"/>
+          <w:sz w:val="24"/>
+        </w:rPr>
+        <w:t xml:space="preserve"> 约束领域术语一致性；回译校验仍作为质量门；</w:t>
       </w:r>
     </w:p>
     <w:p>
@@ -6835,7 +7352,51 @@
           <w:b w:val="0"/>
           <w:sz w:val="24"/>
         </w:rPr>
-        <w:t>内容安全与脱敏改写：以 S_defect 抑制模型套话、以 S_knowledge 约束事实边界；</w:t>
+        <w:t xml:space="preserve">内容安全与脱敏改写：以 </w:t>
+      </w:r>
+      <m:oMath>
+        <m:sSub>
+          <m:e>
+            <m:r>
+              <m:t xml:space="preserve">S</m:t>
+            </m:r>
+          </m:e>
+          <m:sub>
+            <m:r>
+              <m:t xml:space="preserve">defect</m:t>
+            </m:r>
+          </m:sub>
+        </m:sSub>
+      </m:oMath>
+      <w:r>
+        <w:rPr>
+          <w:rFonts w:ascii="Times New Roman" w:hAnsi="Times New Roman" w:eastAsia="宋体"/>
+          <w:b w:val="0"/>
+          <w:sz w:val="24"/>
+        </w:rPr>
+        <w:t xml:space="preserve"> 抑制模型套话、以 </w:t>
+      </w:r>
+      <m:oMath>
+        <m:sSub>
+          <m:e>
+            <m:r>
+              <m:t xml:space="preserve">S</m:t>
+            </m:r>
+          </m:e>
+          <m:sub>
+            <m:r>
+              <m:t xml:space="preserve">knowledge</m:t>
+            </m:r>
+          </m:sub>
+        </m:sSub>
+      </m:oMath>
+      <w:r>
+        <w:rPr>
+          <w:rFonts w:ascii="Times New Roman" w:hAnsi="Times New Roman" w:eastAsia="宋体"/>
+          <w:b w:val="0"/>
+          <w:sz w:val="24"/>
+        </w:rPr>
+        <w:t xml:space="preserve"> 约束事实边界；</w:t>
       </w:r>
     </w:p>
     <w:p>

--- a/docs/competition/科技论文-SCULPTOR.docx
+++ b/docs/competition/科技论文-SCULPTOR.docx
@@ -1512,7 +1512,51 @@
           <w:b w:val="0"/>
           <w:sz w:val="24"/>
         </w:rPr>
-        <w:t>实现边界（诚实界定）：签名层与注入层已交付（L1–L4、双风格、知识注入、缺陷审计）；解码层按路线推进——V1 候选对比解码（同一上文生成 N 个候选，五路评分选优，文本 API 即成立）、V2 词级 logprobs 重排（llm.js 增 logprobs 通路）、V3 本地 vLLM logits 全词表融合。本文交付 V1 的评分器设计（缺陷词表、KB 匹配、L1 向量、阻抗曲线均可输出可并行分数），词级实现列为路线图，不宣称已逐 token 生效。</w:t>
+        <w:t xml:space="preserve">实现边界（诚实界定）：签名层与注入层已交付（L1–L4、双风格、知识注入、缺陷审计）；V1 候选对比解码已落地（v0.62）——写作每节并行生成 2 个候选，用本地字符级个人模型 </w:t>
+      </w:r>
+      <m:oMath>
+        <m:sSub>
+          <m:e>
+            <m:r>
+              <m:t xml:space="preserve">p</m:t>
+            </m:r>
+          </m:e>
+          <m:sub>
+            <m:r>
+              <m:t xml:space="preserve">personal</m:t>
+            </m:r>
+          </m:sub>
+        </m:sSub>
+      </m:oMath>
+      <w:r>
+        <w:rPr>
+          <w:rFonts w:ascii="Times New Roman" w:hAnsi="Times New Roman" w:eastAsia="宋体"/>
+          <w:b w:val="0"/>
+          <w:sz w:val="24"/>
+        </w:rPr>
+        <w:t xml:space="preserve">（作者语料训练的 n-gram 条件模型，能预测作者更可能怎么写）+ 缺陷/知识/阻抗五路评分选优，得分分解（personal/defect/knowledge/impedance）逐候选可追溯；V2 词级 logprobs 重排（显式 </w:t>
+      </w:r>
+      <m:oMath>
+        <m:sSub>
+          <m:e>
+            <m:r>
+              <m:t xml:space="preserve">β</m:t>
+            </m:r>
+          </m:e>
+          <m:sub>
+            <m:r>
+              <m:t xml:space="preserve">1</m:t>
+            </m:r>
+          </m:sub>
+        </m:sSub>
+      </m:oMath>
+      <w:r>
+        <w:rPr>
+          <w:rFonts w:ascii="Times New Roman" w:hAnsi="Times New Roman" w:eastAsia="宋体"/>
+          <w:b w:val="0"/>
+          <w:sz w:val="24"/>
+        </w:rPr>
+        <w:t>）与 V3 本地 vLLM logits 全词表融合仍为路线图，不宣称已逐 token 生效。</w:t>
       </w:r>
     </w:p>
     <w:p>
@@ -6507,7 +6551,7 @@
           <w:b w:val="0"/>
           <w:sz w:val="24"/>
         </w:rPr>
-        <w:t xml:space="preserve">签名层（L1–L4）、注入层（双风格、知识、缺陷审计）、五路评分器的观测值均已交付：L1 向量 + 修改监督提供 </w:t>
+        <w:t xml:space="preserve">签名层（L1–L4）、注入层（双风格、知识、缺陷审计）与 V1 解码层均已交付：本地字符级个人模型（n-gram，作者语料训练）提供 </w:t>
       </w:r>
       <m:oMath>
         <m:sSub>
@@ -6529,7 +6573,7 @@
           <w:b w:val="0"/>
           <w:sz w:val="24"/>
         </w:rPr>
-        <w:t xml:space="preserve"> 代理，反 AI 审计词表与姿态层判据提供 </w:t>
+        <w:t xml:space="preserve">，反 AI 审计词表提供 </w:t>
       </w:r>
       <m:oMath>
         <m:sSub>
@@ -6551,7 +6595,7 @@
           <w:b w:val="0"/>
           <w:sz w:val="24"/>
         </w:rPr>
-        <w:t xml:space="preserve">，知识库 BM25 匹配提供 </w:t>
+        <w:t xml:space="preserve">，知识库匹配提供 </w:t>
       </w:r>
       <m:oMath>
         <m:sSub>
@@ -6595,7 +6639,7 @@
           <w:b w:val="0"/>
           <w:sz w:val="24"/>
         </w:rPr>
-        <w:t xml:space="preserve"> 的时间结构。解码层按 V1（候选对比）→ V2（logprobs）→ V3（本地 logits）路线推进，评分器设计见 3.1.1；本文如实界定：V1 为句/段级对比，逐 token 重排待 logprobs 或本地推理可用后实现。</w:t>
+        <w:t xml:space="preserve"> 的时间结构；写作节级接入候选对比解码（agent/src/token-decode.js，每节并行 2 候选五路评分选优，得分分解落盘）。单元测试（token-decode.test）验证：个人模型对作者风格文本的预测概率显著高于异风格文本、AI 腔文本缺陷分更低、对比选优选出更像作者的候选、无语料时降级为直接生成。逐 token 重排（V2 logprobs / V3 本地 logits）仍为路线图。</w:t>
       </w:r>
     </w:p>
     <w:p>
@@ -6704,7 +6748,7 @@
           <w:b w:val="0"/>
           <w:sz w:val="24"/>
         </w:rPr>
-        <w:t>3. profile 与 model 之辨：本文交付的是作者表示（签名）系统，可注入、可检验、随写作演化；从签名到生成式作者模型是明确的未来工作，全文以"签名/表示"界定，避免名实不符。</w:t>
+        <w:t>3. profile 与 model 之辨：本文以"签名/表示"界定四层表征，并迈出从签名到模型的第一步——V1 本地字符级 n-gram 个人模型可对候选文本打分（预测作者更可能怎么写，token-decode 测试验证）；真·生成式作者模型（LoRA 条件分布、逐 token 分布输出）仍属未来工作，全文如实界定，避免名实不符。</w:t>
       </w:r>
     </w:p>
     <w:p>
@@ -7083,7 +7127,7 @@
           <w:b w:val="0"/>
           <w:sz w:val="24"/>
         </w:rPr>
-        <w:t>6. 能力边界：统一解码框架的解码层处于路线图阶段（V1 候选对比已设计、未全量落地；V2 logprobs / V3 本地 logits 待实现），</w:t>
+        <w:t xml:space="preserve">6. 能力边界：统一解码框架 V1 候选对比已落地，但 </w:t>
       </w:r>
       <m:oMath>
         <m:sSub>
@@ -7105,7 +7149,7 @@
           <w:b w:val="0"/>
           <w:sz w:val="24"/>
         </w:rPr>
-        <w:t xml:space="preserve"> 尚为代理；翻译等应用扩展未做独立对照验证。</w:t>
+        <w:t xml:space="preserve"> 是本地 n-gram 模型（弱于真实 LoRA 条件分布），逐 token 重排（V2 logprobs / V3 本地 logits）待实现，五路权重未做消融标定；翻译等应用扩展未做独立对照验证。</w:t>
       </w:r>
     </w:p>
     <w:p>
@@ -7202,7 +7246,29 @@
           <w:b w:val="0"/>
           <w:sz w:val="24"/>
         </w:rPr>
-        <w:t>未来工作：① 实现统一解码框架 V1 候选对比解码并做消融标定（五路权重），进而 V2 logprobs、V3 本地轻量作者模型（LoRA）全词表融合；② 扩大多作者 × 多篇跨文体语料，完成作者识别/续写选择的显著性检验；③ 执行澄清协议与外溢优先的消融对照实验（4.4 设计）；④ 跨语言验证与公开部署；⑤ 批注数据反哺——把用户批注积累为错误模式库与风格档案（v0.61 已打通"批注 → AI 修改"闭环）。</w:t>
+        <w:t xml:space="preserve">未来工作：① 统一解码框架 V1 已落地（v0.62，候选对比 + 个人 n-gram 模型），下一步做五路权重消融标定与候选数自适应，进而 V2 logprobs（显式 </w:t>
+      </w:r>
+      <m:oMath>
+        <m:sSub>
+          <m:e>
+            <m:r>
+              <m:t xml:space="preserve">β</m:t>
+            </m:r>
+          </m:e>
+          <m:sub>
+            <m:r>
+              <m:t xml:space="preserve">1</m:t>
+            </m:r>
+          </m:sub>
+        </m:sSub>
+      </m:oMath>
+      <w:r>
+        <w:rPr>
+          <w:rFonts w:ascii="Times New Roman" w:hAnsi="Times New Roman" w:eastAsia="宋体"/>
+          <w:b w:val="0"/>
+          <w:sz w:val="24"/>
+        </w:rPr>
+        <w:t>）、V3 本地轻量作者模型（LoRA）全词表融合；② 扩大多作者 × 多篇跨文体语料，完成作者识别/续写选择的显著性检验；③ 执行澄清协议与外溢优先的消融对照实验（4.4 设计）；④ 跨语言验证与公开部署；⑤ 批注数据反哺——把用户批注积累为错误模式库与风格档案（v0.61 已打通"批注 → AI 修改"闭环）。</w:t>
       </w:r>
     </w:p>
     <w:p>

--- a/docs/competition/科技论文-SCULPTOR.docx
+++ b/docs/competition/科技论文-SCULPTOR.docx
@@ -67,7 +67,7 @@
           <w:b w:val="0"/>
           <w:sz w:val="24"/>
         </w:rPr>
-        <w:t>大语言模型（LLM）使"机器能写"成为常态，但作者身份在生成过程中如何被持续表示、更新与保持仍未解决。本文提出 SCULPTOR——以作者表示（author representation）为中心的生成式写作系统：以澄清协议与修改监督捕获并更新作者意图与偏好，以四层风格签名近似作者相对中性基线的稳定选择模式，以生成后审计缓解模型化话语特征；并进一步提出统一 Token 对比解码框架——把风格、知识、缺陷、阻抗五路信号统一进一个评分函数，在解码层直接重排候选概率，使"作者的每一处选择"可测量、可注入、可追溯（签名层已交付，解码层按 V1 候选对比 → V2 logprobs → V3 本地 logits 路线推进）。</w:t>
+        <w:t>大语言模型（LLM）使"机器能写"成为常态，但作者身份在生成过程中如何被持续表示、更新与保持仍未解决。本文提出 SCULPTOR——以作者表示（author representation）为中心的生成式写作系统：以澄清协议与修改监督捕获并更新作者意图与偏好，以四层风格签名近似作者相对中性基线的稳定选择模式（表层词汇句法 / 话语修辞 / 深层立场 / 元层选择偏好），以生成后审计缓解模型化话语特征；并进一步提出统一 Token 对比解码框架——把风格、知识、缺陷、阻抗五路信号统一进一个评分函数，在解码层直接重排候选概率，使"作者的每一处选择"可测量、可注入、可追溯（签名层与 V1 候选对比解码已交付，V2 logprobs / V3 本地 logits 为路线图）。</w:t>
       </w:r>
     </w:p>
     <w:p>
@@ -95,7 +95,7 @@
           <w:b w:val="0"/>
           <w:sz w:val="24"/>
         </w:rPr>
-        <w:t>实验表明：agent 19 套 + web 11 套（300+ 断言）契约测试均满足输出契约；风格距离实验中，SCULPTOR 与 5 组匿名真人作者/真人模拟样本的平均距离为 0.96，低于其与通用模型的距离（ChatGPT 1.24 / DeepSeek 1.10）；作者识别（n=180）与续写选择（n=72）中融合签名分别达到 81.7% 与 72.2%（基线 82.2% / 50%）；外溢优先、互操作与批注全流程回归通过。结果与"作者身份保持"假设一致，但样本规模尚不足以支持显著性结论。本文定位为在生成过程中保持作者表达偏好与语义意图，而非最大化一般意义上的文本质量。</w:t>
+        <w:t>实验表明：agent 20 套 + web 11 套（300+ 断言）契约测试均满足输出契约；风格距离实验中，SCULPTOR 与 5 组匿名真人作者/真人模拟样本的平均距离为 0.96，低于其与通用模型的距离（ChatGPT 1.24 / DeepSeek 1.10）；作者识别（n=180）与续写选择（n=72）中融合签名分别达到 81.7% 与 72.2%（基线 82.2% / 50%）；外溢优先、互操作与批注全流程回归通过。结果与"作者身份保持"假设一致，但样本规模尚不足以支持显著性结论。本文定位为在生成过程中保持作者表达偏好与语义意图，而非最大化一般意义上的文本质量。</w:t>
       </w:r>
     </w:p>
     <w:p>
@@ -341,7 +341,7 @@
           <w:b w:val="0"/>
           <w:sz w:val="24"/>
         </w:rPr>
-        <w:t>C3（质量与工程）生成后审计与一体化交付：提出姿态层（postural layer）检测缓解"表演思考"式模型化倾向；同一核心以 CLI/Web 双形态交付，契约测试 agent 19 + web 11 套（第 3.6 节、附录 A）。</w:t>
+        <w:t>C3（质量与工程）生成后审计与一体化交付：提出姿态层（postural layer）检测缓解"表演思考"式模型化倾向；同一核心以 CLI/Web 双形态交付，契约测试 agent 20 + web 11 套（第 3.6 节、附录 A）。</w:t>
       </w:r>
     </w:p>
     <w:p>
@@ -423,7 +423,7 @@
           <w:b w:val="0"/>
           <w:sz w:val="24"/>
         </w:rPr>
-        <w:t>文体计量学（stylometry）以可计算特征刻画作者，如相对参考语料的 Delta 方法。本文沿用"相对基线"的度量思想，但将其条件化：偏差定义在同一创作空间 c 下（见 3.1），结论不依赖"哪个模型更强"。作者识别基线（3.7 节方法）参考了该领域的最近邻/质心范式。</w:t>
+        <w:t>文体计量学（stylometry）以可计算特征刻画作者，如相对参考语料的 Delta 方法[14]与基于表层特征共现的多维分析（MD）[15]。本文沿用"相对基线"的度量思想，但将其条件化：偏差定义在同一创作空间 c 下（见 3.1），结论不依赖"哪个模型更强"。作者识别基线（3.7 节方法）参考了该领域的最近邻/质心范式。</w:t>
       </w:r>
     </w:p>
     <w:p>
@@ -2650,6 +2650,90 @@
     </w:p>
     <w:p>
       <w:pPr>
+        <w:spacing w:line="360" w:lineRule="auto" w:after="80"/>
+        <w:ind w:firstLine="480"/>
+      </w:pPr>
+      <w:r>
+        <w:rPr>
+          <w:rFonts w:ascii="Times New Roman" w:hAnsi="Times New Roman" w:eastAsia="宋体"/>
+          <w:b w:val="0"/>
+          <w:sz w:val="24"/>
+        </w:rPr>
+        <w:t>体系化：从表层指纹到深层选择模式。人类风格形成的研究表明，语言是意义资源上的系统性选择（Halliday[16]），写作的每个阶段都发生风格选择、其中"复阅/修改"阶段密度最高（Flower &amp; Hayes[12]），且表层语言特征会共现成潜在功能维度（Biber[15]）。据此，本文把实现层面的四层签名归入一个完整的四层风格体系（设计文档：STYLE-SYSTEM.md），并明确每层的理论依据、信号来源与读取方法：</w:t>
+      </w:r>
+    </w:p>
+    <w:p>
+      <w:pPr>
+        <w:spacing w:line="336" w:lineRule="auto" w:after="60"/>
+        <w:ind w:left="360"/>
+      </w:pPr>
+      <w:r>
+        <w:rPr>
+          <w:rFonts w:ascii="Times New Roman" w:hAnsi="Times New Roman" w:eastAsia="宋体"/>
+          <w:b w:val="0"/>
+          <w:sz w:val="24"/>
+        </w:rPr>
+        <w:t>表层·词汇句法层：用词偏好、句长节奏、词汇丰富度（Burrows Delta[14] 的高频词指纹思想），对应现有 L1 连续向量、feats8 与个人 n-gram 模型；小语料（数千字）即可估计，但跨主题泛化弱，易被主题污染；</w:t>
+      </w:r>
+    </w:p>
+    <w:p>
+      <w:pPr>
+        <w:spacing w:line="336" w:lineRule="auto" w:after="60"/>
+        <w:ind w:left="360"/>
+      </w:pPr>
+      <w:r>
+        <w:rPr>
+          <w:rFonts w:ascii="Times New Roman" w:hAnsi="Times New Roman" w:eastAsia="宋体"/>
+          <w:b w:val="0"/>
+          <w:sz w:val="24"/>
+        </w:rPr>
+        <w:t>中层·话语修辞层：意象密度与类型、修辞装置（排比/设问/隐喻）、叙事视角、时间处理与对话比例，读取方法为规则词表 + LLM 细读（现有意象词表、姿态层六层细读与节奏曲线），对应 Biber MD 的"特征共现 → 潜在功能维度"；</w:t>
+      </w:r>
+    </w:p>
+    <w:p>
+      <w:pPr>
+        <w:spacing w:line="336" w:lineRule="auto" w:after="60"/>
+        <w:ind w:left="360"/>
+      </w:pPr>
+      <w:r>
+        <w:rPr>
+          <w:rFonts w:ascii="Times New Roman" w:hAnsi="Times New Roman" w:eastAsia="宋体"/>
+          <w:b w:val="0"/>
+          <w:sz w:val="24"/>
+        </w:rPr>
+        <w:t>深层·认知立场层：论证结构（主张—前提—推理—来源）、立场与价值取向、情感曲线、读者意识与知识偏好；小语料下深层风格不能靠统计读取，必须靠交互确认——借鉴作者写作清单式访谈[23]（主张/论证/读者/红线/触发五问），对应现有思想脉络、外溢种子与 read-style；</w:t>
+      </w:r>
+    </w:p>
+    <w:p>
+      <w:pPr>
+        <w:spacing w:line="336" w:lineRule="auto" w:after="60"/>
+        <w:ind w:left="360"/>
+      </w:pPr>
+      <w:r>
+        <w:rPr>
+          <w:rFonts w:ascii="Times New Roman" w:hAnsi="Times New Roman" w:eastAsia="宋体"/>
+          <w:b w:val="0"/>
+          <w:sz w:val="24"/>
+        </w:rPr>
+        <w:t>元层·选择偏好层：作者亲手修改、确认、拒绝与红线，是密度最高、最可信的风格信号（GhostWriter 的"教学时刻"[3]），对应 edits.jsonl、批注与红线清单，交互累积即可获得，语料需求最少。</w:t>
+      </w:r>
+    </w:p>
+    <w:p>
+      <w:pPr>
+        <w:spacing w:line="360" w:lineRule="auto" w:after="80"/>
+        <w:ind w:firstLine="480"/>
+      </w:pPr>
+      <w:r>
+        <w:rPr>
+          <w:rFonts w:ascii="Times New Roman" w:hAnsi="Times New Roman" w:eastAsia="宋体"/>
+          <w:b w:val="0"/>
+          <w:sz w:val="24"/>
+        </w:rPr>
+        <w:t>生成时分层注入、按层加权：表层信号决定措辞与节奏，深层信号决定结构与立场，元层信号决定不可越界的红线；层与层之间以"选择倾向的一致性"连接，避免孤立的统计指标冒充风格（6.2 节）。</w:t>
+      </w:r>
+    </w:p>
+    <w:p>
+      <w:pPr>
         <w:spacing w:before="120" w:after="120" w:line="312" w:lineRule="auto"/>
       </w:pPr>
       <w:r>
@@ -3363,7 +3447,7 @@
           <w:b w:val="0"/>
           <w:sz w:val="24"/>
         </w:rPr>
-        <w:t>契约测试为什么可行：每一套测试 = 真实场景输入 + 用户说法 + 确定性断言 + 出口契约（如"一次一问""大纲节数 ≥3""成稿字数 ≥ 阈值""无 HTTP 500"）。可行性来自三点：① 断言全部可自动判定（正则/状态机/文件系统校验），不依赖人工打分；② 覆盖真实故障案例——测试不是验收后补，而是先于功能写下（如"低意愿不陷入无限追问""大纲截断护栏""素材不足禁止生成大纲"均来自真实会话暴露的问题）；③ 测试即产品文档，任何改动跑全量回归（agent 19 + web 11 套），保证"改了不坏"。</w:t>
+        <w:t>契约测试为什么可行：每一套测试 = 真实场景输入 + 用户说法 + 确定性断言 + 出口契约（如"一次一问""大纲节数 ≥3""成稿字数 ≥ 阈值""无 HTTP 500"）。可行性来自三点：① 断言全部可自动判定（正则/状态机/文件系统校验），不依赖人工打分；② 覆盖真实故障案例——测试不是验收后补，而是先于功能写下（如"低意愿不陷入无限追问""大纲截断护栏""素材不足禁止生成大纲"均来自真实会话暴露的问题）；③ 测试即产品文档，任何改动跑全量回归（agent 20 + web 11 套），保证"改了不坏"。</w:t>
       </w:r>
     </w:p>
     <w:p>
@@ -3486,7 +3570,7 @@
           <w:b w:val="0"/>
           <w:sz w:val="24"/>
         </w:rPr>
-        <w:t>全部预定义测试用例均满足输出契约：agent 19 套 + web 11 套（300+ 断言），覆盖澄清一次一问与低意愿逃生、实时大纲、字数达标、红队 8 文体 × 6 对抗输入、十种用户说法、长文端到端（12000 字，结构不变量断言）、翻译/回译、假思考六层细读、学术规范审计、全格式导出与前端接线，以及新增的外溢优先（overflow-qa）、作品同步/分割/互操作（works-qa）与批注（annotations-qa）回归。覆盖矩阵与多组实验数据汇总见附录 A。</w:t>
+        <w:t>全部预定义测试用例均满足输出契约：agent 20 套 + web 11 套（300+ 断言），覆盖澄清一次一问与低意愿逃生、实时大纲、字数达标、红队 8 文体 × 6 对抗输入、十种用户说法、长文端到端（12000 字，结构不变量断言）、翻译/回译、假思考六层细读、学术规范审计、全格式导出与前端接线，以及新增的外溢优先（overflow-qa）、作品同步/分割/互操作（works-qa）、批注（annotations-qa）与统一 Token 解码（token-decode）回归。覆盖矩阵与多组实验数据汇总见附录 A。</w:t>
       </w:r>
     </w:p>
     <w:p>
@@ -7030,7 +7114,7 @@
           <w:b w:val="0"/>
           <w:sz w:val="24"/>
         </w:rPr>
-        <w:t>每轮改进都伴随回归测试固化（agent 19 + web 11 套），保证"修复不引入新问题"。</w:t>
+        <w:t>每轮改进都伴随回归测试固化（agent 20 + web 11 套），保证"修复不引入新问题"。</w:t>
       </w:r>
     </w:p>
     <w:p>
@@ -7246,21 +7330,12 @@
           <w:b w:val="0"/>
           <w:sz w:val="24"/>
         </w:rPr>
-        <w:t xml:space="preserve">未来工作：① 统一解码框架 V1 已落地（v0.62，候选对比 + 个人 n-gram 模型），下一步做五路权重消融标定与候选数自适应，进而 V2 logprobs（显式 </w:t>
+        <w:t>未来工作：① 统一解码框架 V1 已落地（v0.62，候选对比 + 个人 n-gram 模型），下一步沿解码期控制（decoding-time control）路线推进——用 DExperts 式专家/反专家对比[18]与对比解码[19]做 V2 logprobs 重排，用 PREADD 前缀自适应[20]、ITI 激活干预[21]、Steering Vectors/激活工程[22]与 StyleVector[2] 做 V3 本地推理干预，并用偏好优化思想（DPO）把 edits.jsonl 的（原文，改后）当作偏好对学习外层评分器权重（</w:t>
       </w:r>
       <m:oMath>
-        <m:sSub>
-          <m:e>
-            <m:r>
-              <m:t xml:space="preserve">β</m:t>
-            </m:r>
-          </m:e>
-          <m:sub>
-            <m:r>
-              <m:t xml:space="preserve">1</m:t>
-            </m:r>
-          </m:sub>
-        </m:sSub>
+        <m:r>
+          <m:t xml:space="preserve">β</m:t>
+        </m:r>
       </m:oMath>
       <w:r>
         <w:rPr>
@@ -7268,7 +7343,33 @@
           <w:b w:val="0"/>
           <w:sz w:val="24"/>
         </w:rPr>
-        <w:t>）、V3 本地轻量作者模型（LoRA）全词表融合；② 扩大多作者 × 多篇跨文体语料，完成作者识别/续写选择的显著性检验；③ 执行澄清协议与外溢优先的消融对照实验（4.4 设计）；④ 跨语言验证与公开部署；⑤ 批注数据反哺——把用户批注积累为错误模式库与风格档案（v0.61 已打通"批注 → AI 修改"闭环）。</w:t>
+        <w:t>/</w:t>
+      </w:r>
+      <m:oMath>
+        <m:r>
+          <m:t xml:space="preserve">λ</m:t>
+        </m:r>
+      </m:oMath>
+      <w:r>
+        <w:rPr>
+          <w:rFonts w:ascii="Times New Roman" w:hAnsi="Times New Roman" w:eastAsia="宋体"/>
+          <w:b w:val="0"/>
+          <w:sz w:val="24"/>
+        </w:rPr>
+        <w:t>/</w:t>
+      </w:r>
+      <m:oMath>
+        <m:r>
+          <m:t xml:space="preserve">R</m:t>
+        </m:r>
+      </m:oMath>
+      <w:r>
+        <w:rPr>
+          <w:rFonts w:ascii="Times New Roman" w:hAnsi="Times New Roman" w:eastAsia="宋体"/>
+          <w:b w:val="0"/>
+          <w:sz w:val="24"/>
+        </w:rPr>
+        <w:t>），让"外围算法层"可被作者反馈微调；② 按四层风格体系补中层话语修辞与深层立场特征入评分，完成五路权重消融标定与候选数自适应；③ 扩大多作者 × 多篇跨文体语料，按"个性化文本生成评估"的三类判别任务[24]完成作者识别/续写选择的显著性检验（当前 81.7% vs TF-IDF 基线 82.2%，是必须攻克的硬指标）；④ 执行澄清协议与外溢优先的消融对照实验（4.4 设计）；⑤ 跨语言验证与公开部署；⑥ 批注数据反哺——把用户批注积累为错误模式库与风格档案（v0.61 已打通"批注 → AI 修改"闭环）。</w:t>
       </w:r>
     </w:p>
     <w:p>
@@ -7545,7 +7646,7 @@
           <w:b w:val="0"/>
           <w:sz w:val="24"/>
         </w:rPr>
-        <w:t>表 7　契约测试覆盖矩阵（agent 19 套 + web 11 套，300+ 断言）</w:t>
+        <w:t>表 7　契约测试覆盖矩阵（agent 20 套 + web 11 套，300+ 断言）</w:t>
       </w:r>
     </w:p>
     <w:tbl>
@@ -8014,6 +8115,40 @@
                 <w:b w:val="0"/>
                 <w:sz w:val="21"/>
               </w:rPr>
+              <w:t>统一 Token 解码（token-decode）</w:t>
+            </w:r>
+          </w:p>
+        </w:tc>
+        <w:tc>
+          <w:tcPr>
+            <w:tcW w:type="dxa" w:w="4589"/>
+          </w:tcPr>
+          <w:p>
+            <w:r/>
+            <w:r>
+              <w:rPr>
+                <w:rFonts w:ascii="Times New Roman" w:hAnsi="Times New Roman" w:eastAsia="宋体"/>
+                <w:b w:val="0"/>
+                <w:sz w:val="21"/>
+              </w:rPr>
+              <w:t>个人模型预测作者文本概率更高；缺陷/阻抗信号有效；对比选优；无语料降级</w:t>
+            </w:r>
+          </w:p>
+        </w:tc>
+      </w:tr>
+      <w:tr>
+        <w:tc>
+          <w:tcPr>
+            <w:tcW w:type="dxa" w:w="4589"/>
+          </w:tcPr>
+          <w:p>
+            <w:r/>
+            <w:r>
+              <w:rPr>
+                <w:rFonts w:ascii="Times New Roman" w:hAnsi="Times New Roman" w:eastAsia="宋体"/>
+                <w:b w:val="0"/>
+                <w:sz w:val="21"/>
+              </w:rPr>
               <w:t>前端接线</w:t>
             </w:r>
           </w:p>
@@ -8142,7 +8277,7 @@
                 <w:b w:val="0"/>
                 <w:sz w:val="21"/>
               </w:rPr>
-              <w:t>agent 19 + web 11 套（300+ 断言）</w:t>
+              <w:t>agent 20 + web 11 套（300+ 断言）</w:t>
             </w:r>
           </w:p>
         </w:tc>
@@ -9131,7 +9266,161 @@
           <w:b w:val="0"/>
           <w:sz w:val="24"/>
         </w:rPr>
-        <w:t>注：[5][6][8][9][10][13] 为非同行评议来源（技术报告、开源项目、博客、产品横评），仅用于行业现状与能力维度对照，不作为理论依据。</w:t>
+        <w:t>[14] BURROWS J. Delta: A Measure of Stylistic Difference and a Guide to Likely Authorship[J]. Literary and Linguistic Computing, 2002, 17(3): 267-287.</w:t>
+      </w:r>
+    </w:p>
+    <w:p>
+      <w:pPr>
+        <w:spacing w:line="360" w:lineRule="auto" w:after="80"/>
+        <w:ind w:firstLine="480"/>
+      </w:pPr>
+      <w:r>
+        <w:rPr>
+          <w:rFonts w:ascii="Times New Roman" w:hAnsi="Times New Roman" w:eastAsia="宋体"/>
+          <w:b w:val="0"/>
+          <w:sz w:val="24"/>
+        </w:rPr>
+        <w:t>[15] BIBER D. Variation across Speech and Writing[M]. Cambridge: Cambridge University Press, 1988.</w:t>
+      </w:r>
+    </w:p>
+    <w:p>
+      <w:pPr>
+        <w:spacing w:line="360" w:lineRule="auto" w:after="80"/>
+        <w:ind w:firstLine="480"/>
+      </w:pPr>
+      <w:r>
+        <w:rPr>
+          <w:rFonts w:ascii="Times New Roman" w:hAnsi="Times New Roman" w:eastAsia="宋体"/>
+          <w:b w:val="0"/>
+          <w:sz w:val="24"/>
+        </w:rPr>
+        <w:t>[16] HALLIDAY M A K. An Introduction to Functional Grammar[M]. London: Edward Arnold, 1985.</w:t>
+      </w:r>
+    </w:p>
+    <w:p>
+      <w:pPr>
+        <w:spacing w:line="360" w:lineRule="auto" w:after="80"/>
+        <w:ind w:firstLine="480"/>
+      </w:pPr>
+      <w:r>
+        <w:rPr>
+          <w:rFonts w:ascii="Times New Roman" w:hAnsi="Times New Roman" w:eastAsia="宋体"/>
+          <w:b w:val="0"/>
+          <w:sz w:val="24"/>
+        </w:rPr>
+        <w:t>[17] ARGAMON S. Interpreting Burrows's Delta: Geometric and Probabilistic Foundations[J]. Literary and Linguistic Computing, 2008, 23(2): 131-147.</w:t>
+      </w:r>
+    </w:p>
+    <w:p>
+      <w:pPr>
+        <w:spacing w:line="360" w:lineRule="auto" w:after="80"/>
+        <w:ind w:firstLine="480"/>
+      </w:pPr>
+      <w:r>
+        <w:rPr>
+          <w:rFonts w:ascii="Times New Roman" w:hAnsi="Times New Roman" w:eastAsia="宋体"/>
+          <w:b w:val="0"/>
+          <w:sz w:val="24"/>
+        </w:rPr>
+        <w:t>[18] LIU A, SAP M, LU X, et al. DExperts: Decoding-Time Controlled Text Generation with Experts and Anti-Experts[C]//Proceedings of the 59th Annual Meeting of the Association for Computational Linguistics. Stroudsburg: ACL, 2021.</w:t>
+      </w:r>
+    </w:p>
+    <w:p>
+      <w:pPr>
+        <w:spacing w:line="360" w:lineRule="auto" w:after="80"/>
+        <w:ind w:firstLine="480"/>
+      </w:pPr>
+      <w:r>
+        <w:rPr>
+          <w:rFonts w:ascii="Times New Roman" w:hAnsi="Times New Roman" w:eastAsia="宋体"/>
+          <w:b w:val="0"/>
+          <w:sz w:val="24"/>
+        </w:rPr>
+        <w:t>[19] LI X L, HOLTZMAN A, FRIED D, et al. Contrastive Decoding: Open-ended Text Generation as Optimization[C]//The Eleventh International Conference on Learning Representations (ICLR 2023).</w:t>
+      </w:r>
+    </w:p>
+    <w:p>
+      <w:pPr>
+        <w:spacing w:line="360" w:lineRule="auto" w:after="80"/>
+        <w:ind w:firstLine="480"/>
+      </w:pPr>
+      <w:r>
+        <w:rPr>
+          <w:rFonts w:ascii="Times New Roman" w:hAnsi="Times New Roman" w:eastAsia="宋体"/>
+          <w:b w:val="0"/>
+          <w:sz w:val="24"/>
+        </w:rPr>
+        <w:t>[20] YANG K, KLEIN D. PREADD: Prefix-Adaptive Decoding for Controlled Text Generation[C]//Findings of the Association for Computational Linguistics: ACL 2023.</w:t>
+      </w:r>
+    </w:p>
+    <w:p>
+      <w:pPr>
+        <w:spacing w:line="360" w:lineRule="auto" w:after="80"/>
+        <w:ind w:firstLine="480"/>
+      </w:pPr>
+      <w:r>
+        <w:rPr>
+          <w:rFonts w:ascii="Times New Roman" w:hAnsi="Times New Roman" w:eastAsia="宋体"/>
+          <w:b w:val="0"/>
+          <w:sz w:val="24"/>
+        </w:rPr>
+        <w:t>[21] LI K, PATEL O, VIEIRA F, et al. Inference-Time Intervention: Eliciting Truthful Answers from a Language Model[C]//Advances in Neural Information Processing Systems 36 (NeurIPS 2023).</w:t>
+      </w:r>
+    </w:p>
+    <w:p>
+      <w:pPr>
+        <w:spacing w:line="360" w:lineRule="auto" w:after="80"/>
+        <w:ind w:firstLine="480"/>
+      </w:pPr>
+      <w:r>
+        <w:rPr>
+          <w:rFonts w:ascii="Times New Roman" w:hAnsi="Times New Roman" w:eastAsia="宋体"/>
+          <w:b w:val="0"/>
+          <w:sz w:val="24"/>
+        </w:rPr>
+        <w:t>[22] TURNER A M, THIERJEN L, UDANDARAO D, et al. Steering Language Models with Activation Engineering[EB/OL]. arXiv preprint arXiv:2308.10248, 2023.</w:t>
+      </w:r>
+    </w:p>
+    <w:p>
+      <w:pPr>
+        <w:spacing w:line="360" w:lineRule="auto" w:after="80"/>
+        <w:ind w:firstLine="480"/>
+      </w:pPr>
+      <w:r>
+        <w:rPr>
+          <w:rFonts w:ascii="Times New Roman" w:hAnsi="Times New Roman" w:eastAsia="宋体"/>
+          <w:b w:val="0"/>
+          <w:sz w:val="24"/>
+        </w:rPr>
+        <w:t>[23] Whose story is it? Personalizing Story Generation by Inferring Author Styles[J/OL]. arXiv preprint arXiv:2502.13028, 2025.</w:t>
+      </w:r>
+    </w:p>
+    <w:p>
+      <w:pPr>
+        <w:spacing w:line="360" w:lineRule="auto" w:after="80"/>
+        <w:ind w:firstLine="480"/>
+      </w:pPr>
+      <w:r>
+        <w:rPr>
+          <w:rFonts w:ascii="Times New Roman" w:hAnsi="Times New Roman" w:eastAsia="宋体"/>
+          <w:b w:val="0"/>
+          <w:sz w:val="24"/>
+        </w:rPr>
+        <w:t>[24] Evaluating Style-Personalized Text Generation: Challenges and Directions[J/OL]. arXiv preprint arXiv:2508.06374, 2025.</w:t>
+      </w:r>
+    </w:p>
+    <w:p>
+      <w:pPr>
+        <w:spacing w:line="360" w:lineRule="auto" w:after="80"/>
+        <w:ind w:firstLine="480"/>
+      </w:pPr>
+      <w:r>
+        <w:rPr>
+          <w:rFonts w:ascii="Times New Roman" w:hAnsi="Times New Roman" w:eastAsia="宋体"/>
+          <w:b w:val="0"/>
+          <w:sz w:val="24"/>
+        </w:rPr>
+        <w:t>注：[5][6][8][9][10][13][23][24] 为非同行评议来源（技术报告、开源项目、博客、产品横评、预印本），仅用于行业现状、能力维度与验证协议对照，不作为核心理论依据。</w:t>
       </w:r>
     </w:p>
     <w:sectPr>
@@ -9145,221 +9434,227 @@
         <m:jc m:val="center"/>
       </m:oMathParaPr>
       <m:oMath>
-        <m:r>
-          <m:t xml:space="preserve">S</m:t>
-        </m:r>
-        <m:d>
-          <m:dPr>
-            <m:begChr m:val="("/>
-            <m:endChr m:val=")"/>
-          </m:dPr>
-          <m:e>
-            <m:r>
-              <m:t xml:space="preserve">w | c, t</m:t>
-            </m:r>
-          </m:e>
-        </m:d>
-        <m:r>
-          <m:t xml:space="preserve"> = </m:t>
-        </m:r>
-        <m:sSub>
-          <m:e>
-            <m:r>
-              <m:t xml:space="preserve">β</m:t>
-            </m:r>
-          </m:e>
-          <m:sub>
-            <m:r>
-              <m:t xml:space="preserve">1</m:t>
-            </m:r>
-          </m:sub>
-        </m:sSub>
-        <m:r>
-          <m:t xml:space="preserve"> log </m:t>
-        </m:r>
-        <m:sSub>
-          <m:e>
-            <m:r>
-              <m:t xml:space="preserve">p</m:t>
-            </m:r>
-          </m:e>
-          <m:sub>
-            <m:r>
-              <m:t xml:space="preserve">base</m:t>
-            </m:r>
-          </m:sub>
-        </m:sSub>
-        <m:d>
-          <m:dPr>
-            <m:begChr m:val="("/>
-            <m:endChr m:val=")"/>
-          </m:dPr>
-          <m:e>
-            <m:r>
-              <m:t xml:space="preserve">w | c</m:t>
-            </m:r>
-          </m:e>
-        </m:d>
-        <m:r>
-          <m:t xml:space="preserve"> + </m:t>
-        </m:r>
-        <m:sSub>
-          <m:e>
-            <m:r>
-              <m:t xml:space="preserve">β</m:t>
-            </m:r>
-          </m:e>
-          <m:sub>
-            <m:r>
-              <m:t xml:space="preserve">2</m:t>
-            </m:r>
-          </m:sub>
-        </m:sSub>
-        <m:r>
-          <m:t xml:space="preserve"> log </m:t>
-        </m:r>
-        <m:sSub>
-          <m:e>
-            <m:r>
-              <m:t xml:space="preserve">p</m:t>
-            </m:r>
-          </m:e>
-          <m:sub>
-            <m:r>
-              <m:t xml:space="preserve">personal</m:t>
-            </m:r>
-          </m:sub>
-        </m:sSub>
-        <m:d>
-          <m:dPr>
-            <m:begChr m:val="("/>
-            <m:endChr m:val=")"/>
-          </m:dPr>
-          <m:e>
-            <m:r>
-              <m:t xml:space="preserve">w | c</m:t>
-            </m:r>
-          </m:e>
-        </m:d>
-        <m:r>
-          <m:t xml:space="preserve"> + </m:t>
-        </m:r>
-        <m:sSub>
-          <m:e>
-            <m:r>
-              <m:t xml:space="preserve">λ</m:t>
-            </m:r>
-          </m:e>
-          <m:sub>
-            <m:r>
-              <m:t xml:space="preserve">K</m:t>
-            </m:r>
-          </m:sub>
-        </m:sSub>
-        <m:sSub>
+        <m:eqArr>
           <m:e>
             <m:r>
               <m:t xml:space="preserve">S</m:t>
             </m:r>
+            <m:d>
+              <m:dPr>
+                <m:begChr m:val="("/>
+                <m:endChr m:val=")"/>
+              </m:dPr>
+              <m:e>
+                <m:r>
+                  <m:t xml:space="preserve">w | c, t</m:t>
+                </m:r>
+              </m:e>
+            </m:d>
+            <m:r>
+              <m:t xml:space="preserve"> = </m:t>
+            </m:r>
+            <m:sSub>
+              <m:e>
+                <m:r>
+                  <m:t xml:space="preserve">β</m:t>
+                </m:r>
+              </m:e>
+              <m:sub>
+                <m:r>
+                  <m:t xml:space="preserve">1</m:t>
+                </m:r>
+              </m:sub>
+            </m:sSub>
+            <m:r>
+              <m:t xml:space="preserve"> log </m:t>
+            </m:r>
+            <m:sSub>
+              <m:e>
+                <m:r>
+                  <m:t xml:space="preserve">p</m:t>
+                </m:r>
+              </m:e>
+              <m:sub>
+                <m:r>
+                  <m:t xml:space="preserve">base</m:t>
+                </m:r>
+              </m:sub>
+            </m:sSub>
+            <m:d>
+              <m:dPr>
+                <m:begChr m:val="("/>
+                <m:endChr m:val=")"/>
+              </m:dPr>
+              <m:e>
+                <m:r>
+                  <m:t xml:space="preserve">w | c</m:t>
+                </m:r>
+              </m:e>
+            </m:d>
+            <m:r>
+              <m:t xml:space="preserve"> + </m:t>
+            </m:r>
+            <m:sSub>
+              <m:e>
+                <m:r>
+                  <m:t xml:space="preserve">β</m:t>
+                </m:r>
+              </m:e>
+              <m:sub>
+                <m:r>
+                  <m:t xml:space="preserve">2</m:t>
+                </m:r>
+              </m:sub>
+            </m:sSub>
+            <m:r>
+              <m:t xml:space="preserve"> log </m:t>
+            </m:r>
+            <m:sSub>
+              <m:e>
+                <m:r>
+                  <m:t xml:space="preserve">p</m:t>
+                </m:r>
+              </m:e>
+              <m:sub>
+                <m:r>
+                  <m:t xml:space="preserve">personal</m:t>
+                </m:r>
+              </m:sub>
+            </m:sSub>
+            <m:d>
+              <m:dPr>
+                <m:begChr m:val="("/>
+                <m:endChr m:val=")"/>
+              </m:dPr>
+              <m:e>
+                <m:r>
+                  <m:t xml:space="preserve">w | c</m:t>
+                </m:r>
+              </m:e>
+            </m:d>
+            <m:r>
+              <m:t xml:space="preserve"> + </m:t>
+            </m:r>
+            <m:sSub>
+              <m:e>
+                <m:r>
+                  <m:t xml:space="preserve">λ</m:t>
+                </m:r>
+              </m:e>
+              <m:sub>
+                <m:r>
+                  <m:t xml:space="preserve">K</m:t>
+                </m:r>
+              </m:sub>
+            </m:sSub>
+            <m:sSub>
+              <m:e>
+                <m:r>
+                  <m:t xml:space="preserve">S</m:t>
+                </m:r>
+              </m:e>
+              <m:sub>
+                <m:r>
+                  <m:t xml:space="preserve">knowledge</m:t>
+                </m:r>
+              </m:sub>
+            </m:sSub>
+            <m:d>
+              <m:dPr>
+                <m:begChr m:val="("/>
+                <m:endChr m:val=")"/>
+              </m:dPr>
+              <m:e>
+                <m:r>
+                  <m:t xml:space="preserve">w, c</m:t>
+                </m:r>
+              </m:e>
+            </m:d>
           </m:e>
-          <m:sub>
-            <m:r>
-              <m:t xml:space="preserve">knowledge</m:t>
-            </m:r>
-          </m:sub>
-        </m:sSub>
-        <m:d>
-          <m:dPr>
-            <m:begChr m:val="("/>
-            <m:endChr m:val=")"/>
-          </m:dPr>
           <m:e>
             <m:r>
-              <m:t xml:space="preserve">w, c</m:t>
+              <m:t xml:space="preserve"> + </m:t>
+            </m:r>
+            <m:sSub>
+              <m:e>
+                <m:r>
+                  <m:t xml:space="preserve">λ</m:t>
+                </m:r>
+              </m:e>
+              <m:sub>
+                <m:r>
+                  <m:t xml:space="preserve">D</m:t>
+                </m:r>
+              </m:sub>
+            </m:sSub>
+            <m:sSub>
+              <m:e>
+                <m:r>
+                  <m:t xml:space="preserve">S</m:t>
+                </m:r>
+              </m:e>
+              <m:sub>
+                <m:r>
+                  <m:t xml:space="preserve">defect</m:t>
+                </m:r>
+              </m:sub>
+            </m:sSub>
+            <m:d>
+              <m:dPr>
+                <m:begChr m:val="("/>
+                <m:endChr m:val=")"/>
+              </m:dPr>
+              <m:e>
+                <m:r>
+                  <m:t xml:space="preserve">w</m:t>
+                </m:r>
+              </m:e>
+            </m:d>
+            <m:r>
+              <m:t xml:space="preserve"> + </m:t>
+            </m:r>
+            <m:r>
+              <m:t xml:space="preserve">R</m:t>
+            </m:r>
+            <m:d>
+              <m:dPr>
+                <m:begChr m:val="("/>
+                <m:endChr m:val=")"/>
+              </m:dPr>
+              <m:e>
+                <m:r>
+                  <m:t xml:space="preserve">t</m:t>
+                </m:r>
+              </m:e>
+            </m:d>
+            <m:sSub>
+              <m:e>
+                <m:r>
+                  <m:t xml:space="preserve">S</m:t>
+                </m:r>
+              </m:e>
+              <m:sub>
+                <m:r>
+                  <m:t xml:space="preserve">impedance</m:t>
+                </m:r>
+              </m:sub>
+            </m:sSub>
+            <m:d>
+              <m:dPr>
+                <m:begChr m:val="("/>
+                <m:endChr m:val=")"/>
+              </m:dPr>
+              <m:e>
+                <m:r>
+                  <m:t xml:space="preserve">w, t</m:t>
+                </m:r>
+              </m:e>
+            </m:d>
+            <m:r>
+              <m:t xml:space="preserve">　(11)</m:t>
             </m:r>
           </m:e>
-        </m:d>
-        <m:r>
-          <m:t xml:space="preserve"> + </m:t>
-        </m:r>
-        <m:sSub>
-          <m:e>
-            <m:r>
-              <m:t xml:space="preserve">λ</m:t>
-            </m:r>
-          </m:e>
-          <m:sub>
-            <m:r>
-              <m:t xml:space="preserve">D</m:t>
-            </m:r>
-          </m:sub>
-        </m:sSub>
-        <m:sSub>
-          <m:e>
-            <m:r>
-              <m:t xml:space="preserve">S</m:t>
-            </m:r>
-          </m:e>
-          <m:sub>
-            <m:r>
-              <m:t xml:space="preserve">defect</m:t>
-            </m:r>
-          </m:sub>
-        </m:sSub>
-        <m:d>
-          <m:dPr>
-            <m:begChr m:val="("/>
-            <m:endChr m:val=")"/>
-          </m:dPr>
-          <m:e>
-            <m:r>
-              <m:t xml:space="preserve">w</m:t>
-            </m:r>
-          </m:e>
-        </m:d>
-        <m:r>
-          <m:t xml:space="preserve"> + </m:t>
-        </m:r>
-        <m:r>
-          <m:t xml:space="preserve">R</m:t>
-        </m:r>
-        <m:d>
-          <m:dPr>
-            <m:begChr m:val="("/>
-            <m:endChr m:val=")"/>
-          </m:dPr>
-          <m:e>
-            <m:r>
-              <m:t xml:space="preserve">t</m:t>
-            </m:r>
-          </m:e>
-        </m:d>
-        <m:sSub>
-          <m:e>
-            <m:r>
-              <m:t xml:space="preserve">S</m:t>
-            </m:r>
-          </m:e>
-          <m:sub>
-            <m:r>
-              <m:t xml:space="preserve">impedance</m:t>
-            </m:r>
-          </m:sub>
-        </m:sSub>
-        <m:d>
-          <m:dPr>
-            <m:begChr m:val="("/>
-            <m:endChr m:val=")"/>
-          </m:dPr>
-          <m:e>
-            <m:r>
-              <m:t xml:space="preserve">w, t</m:t>
-            </m:r>
-          </m:e>
-        </m:d>
-        <m:r>
-          <m:t xml:space="preserve">　(11)</m:t>
-        </m:r>
+        </m:eqArr>
       </m:oMath>
     </m:oMathPara>
     <m:oMathPara>

--- a/docs/competition/科技论文-SCULPTOR.docx
+++ b/docs/competition/科技论文-SCULPTOR.docx
@@ -67,7 +67,7 @@
           <w:b w:val="0"/>
           <w:sz w:val="24"/>
         </w:rPr>
-        <w:t>大语言模型（LLM）使"机器能写"成为常态，但作者身份在生成过程中如何被持续表示、更新与保持仍未解决。本文提出 SCULPTOR——以作者表示（author representation）为中心的生成式写作系统：以澄清协议与修改监督捕获并更新作者意图与偏好，以四层风格签名近似作者相对中性基线的稳定选择模式（表层词汇句法 / 话语修辞 / 深层立场 / 元层选择偏好），以生成后审计缓解模型化话语特征；并进一步提出统一 Token 对比解码框架——把风格、知识、缺陷、阻抗五路信号统一进一个评分函数，在解码层直接重排候选概率，使"作者的每一处选择"可测量、可注入、可追溯（签名层与 V1 候选对比解码已交付，V2 logprobs / V3 本地 logits 为路线图）。</w:t>
+        <w:t>大语言模型（LLM）使"机器能写"成为常态，但作者身份在生成过程中如何被持续表示、更新与保持仍未解决。本文提出 SCULPTOR——以作者表示（author representation）为中心的生成式写作系统：以澄清协议与修改监督捕获并更新作者意图与偏好，以四层风格签名近似作者相对中性基线的稳定选择模式（表层词汇句法 / 话语修辞 / 深层立场 / 元层选择偏好），以生成后审计缓解模型化话语特征；并进一步提出统一 Token 对比解码框架——把风格、知识、缺陷、阻抗五路信号统一进一个评分函数，在解码层直接重排候选概率，使"作者的每一处选择"可测量、可注入、可追溯。实现上，签名层、V1 候选对比解码与 V1.5 外层调制器均已交付：调制器把个人知识库、风格向量与收集数据归纳为八维特征函数，权重由作者亲手修改的偏好对学习（签名正式升级为可学习模型），V2 logprobs / V3 本地 logits 仍为路线图。</w:t>
       </w:r>
     </w:p>
     <w:p>
@@ -95,7 +95,7 @@
           <w:b w:val="0"/>
           <w:sz w:val="24"/>
         </w:rPr>
-        <w:t>实验表明：agent 20 套 + web 11 套（300+ 断言）契约测试均满足输出契约；风格距离实验中，SCULPTOR 与 5 组匿名真人作者/真人模拟样本的平均距离为 0.96，低于其与通用模型的距离（ChatGPT 1.24 / DeepSeek 1.10）；作者识别（n=180）与续写选择（n=72）中融合签名分别达到 81.7% 与 72.2%（基线 82.2% / 50%）；外溢优先、互操作与批注全流程回归通过。结果与"作者身份保持"假设一致，但样本规模尚不足以支持显著性结论。本文定位为在生成过程中保持作者表达偏好与语义意图，而非最大化一般意义上的文本质量。</w:t>
+        <w:t>实验表明：agent 21 套 + web 11 套（300+ 断言）契约测试均满足输出契约；风格距离实验中，SCULPTOR 与 5 组匿名真人作者/真人模拟样本的平均距离为 0.96，低于其与通用模型的距离（ChatGPT 1.24 / DeepSeek 1.10）；作者识别（n=180）与续写选择（n=72）中融合签名分别达到 81.7% 与 72.2%（基线 82.2% / 50%）；外溢优先、互操作与批注全流程回归通过。结果与"作者身份保持"假设一致，但样本规模尚不足以支持显著性结论。本文定位为在生成过程中保持作者表达偏好与语义意图，而非最大化一般意义上的文本质量。</w:t>
       </w:r>
     </w:p>
     <w:p>
@@ -341,7 +341,7 @@
           <w:b w:val="0"/>
           <w:sz w:val="24"/>
         </w:rPr>
-        <w:t>C3（质量与工程）生成后审计与一体化交付：提出姿态层（postural layer）检测缓解"表演思考"式模型化倾向；同一核心以 CLI/Web 双形态交付，契约测试 agent 20 + web 11 套（第 3.6 节、附录 A）。</w:t>
+        <w:t>C3（质量与工程）生成后审计与一体化交付：提出姿态层（postural layer）检测缓解"表演思考"式模型化倾向；同一核心以 CLI/Web 双形态交付，契约测试 agent 21 + web 11 套（第 3.6 节、附录 A）。</w:t>
       </w:r>
     </w:p>
     <w:p>
@@ -355,7 +355,7 @@
           <w:b w:val="0"/>
           <w:sz w:val="24"/>
         </w:rPr>
-        <w:t>C4（理论）统一 Token 对比解码框架：将风格、知识、缺陷、阻抗统一为解码层评分函数 S(w|c,t)，给出 V1 候选对比 → V2 logprobs → V3 本地 logits 的实现路线；签名/注入层已交付，解码层为明确路线图（第 3.1 节、第 6.4 节）。</w:t>
+        <w:t>C4（理论）统一 Token 对比解码框架与外层调制器：将风格、知识、缺陷、阻抗统一为解码层评分函数 S(w|c,t)，给出 V1 候选对比 → V1.5 外层调制器（偏好对学习权重）→ V2 logprobs → V3 本地 logits 的实现路线；签名/注入层与 V1.5 调制器已交付（第 3.1 节、第 6.4 节）。</w:t>
       </w:r>
     </w:p>
     <w:p>
@@ -1512,7 +1512,7 @@
           <w:b w:val="0"/>
           <w:sz w:val="24"/>
         </w:rPr>
-        <w:t xml:space="preserve">实现边界（诚实界定）：签名层与注入层已交付（L1–L4、双风格、知识注入、缺陷审计）；V1 候选对比解码已落地（v0.62）——写作每节并行生成 2 个候选，用本地字符级个人模型 </w:t>
+        <w:t xml:space="preserve">实现边界（诚实界定）：签名层与注入层已交付（L1–L4、双风格、知识注入、缺陷审计）；V1 候选对比解码（v0.62）与 V1.5 外层调制器（v0.64）均已落地——写作每节并行生成 n 个候选，用八维特征函数（个人 n-gram </w:t>
       </w:r>
       <m:oMath>
         <m:sSub>
@@ -1534,7 +1534,7 @@
           <w:b w:val="0"/>
           <w:sz w:val="24"/>
         </w:rPr>
-        <w:t xml:space="preserve">（作者语料训练的 n-gram 条件模型，能预测作者更可能怎么写）+ 缺陷/知识/阻抗五路评分选优，得分分解（personal/defect/knowledge/impedance）逐候选可追溯；V2 词级 logprobs 重排（显式 </w:t>
+        <w:t xml:space="preserve">、表层、话语、立场红线、知识、缺陷、阻抗、风格向量方向）评分选优。其中调制器权重不再手调：agent/src/modulator.js 把 edits.jsonl 的（原文，改后）当作作者偏好对，用 pairwise hinge + SGD 学习每个作者独有的权重向量，数据签名变化自动在线重训，权重与得分分解逐候选可追溯（设计文档：MODULATOR.md）；V2 词级 logprobs 重排（显式 </w:t>
       </w:r>
       <m:oMath>
         <m:sSub>
@@ -3447,7 +3447,7 @@
           <w:b w:val="0"/>
           <w:sz w:val="24"/>
         </w:rPr>
-        <w:t>契约测试为什么可行：每一套测试 = 真实场景输入 + 用户说法 + 确定性断言 + 出口契约（如"一次一问""大纲节数 ≥3""成稿字数 ≥ 阈值""无 HTTP 500"）。可行性来自三点：① 断言全部可自动判定（正则/状态机/文件系统校验），不依赖人工打分；② 覆盖真实故障案例——测试不是验收后补，而是先于功能写下（如"低意愿不陷入无限追问""大纲截断护栏""素材不足禁止生成大纲"均来自真实会话暴露的问题）；③ 测试即产品文档，任何改动跑全量回归（agent 20 + web 11 套），保证"改了不坏"。</w:t>
+        <w:t>契约测试为什么可行：每一套测试 = 真实场景输入 + 用户说法 + 确定性断言 + 出口契约（如"一次一问""大纲节数 ≥3""成稿字数 ≥ 阈值""无 HTTP 500"）。可行性来自三点：① 断言全部可自动判定（正则/状态机/文件系统校验），不依赖人工打分；② 覆盖真实故障案例——测试不是验收后补，而是先于功能写下（如"低意愿不陷入无限追问""大纲截断护栏""素材不足禁止生成大纲"均来自真实会话暴露的问题）；③ 测试即产品文档，任何改动跑全量回归（agent 21 + web 11 套），保证"改了不坏"。</w:t>
       </w:r>
     </w:p>
     <w:p>
@@ -3570,7 +3570,7 @@
           <w:b w:val="0"/>
           <w:sz w:val="24"/>
         </w:rPr>
-        <w:t>全部预定义测试用例均满足输出契约：agent 20 套 + web 11 套（300+ 断言），覆盖澄清一次一问与低意愿逃生、实时大纲、字数达标、红队 8 文体 × 6 对抗输入、十种用户说法、长文端到端（12000 字，结构不变量断言）、翻译/回译、假思考六层细读、学术规范审计、全格式导出与前端接线，以及新增的外溢优先（overflow-qa）、作品同步/分割/互操作（works-qa）、批注（annotations-qa）与统一 Token 解码（token-decode）回归。覆盖矩阵与多组实验数据汇总见附录 A。</w:t>
+        <w:t>全部预定义测试用例均满足输出契约：agent 21 套 + web 11 套（300+ 断言），覆盖澄清一次一问与低意愿逃生、实时大纲、字数达标、红队 8 文体 × 6 对抗输入、十种用户说法、长文端到端（12000 字，结构不变量断言）、翻译/回译、假思考六层细读、学术规范审计、全格式导出与前端接线，以及新增的外溢优先（overflow-qa）、作品同步/分割/互操作（works-qa）、批注（annotations-qa）、统一 Token 解码（token-decode）与外层调制器（modulator）回归。覆盖矩阵与多组实验数据汇总见附录 A。</w:t>
       </w:r>
     </w:p>
     <w:p>
@@ -6635,7 +6635,7 @@
           <w:b w:val="0"/>
           <w:sz w:val="24"/>
         </w:rPr>
-        <w:t xml:space="preserve">签名层（L1–L4）、注入层（双风格、知识、缺陷审计）与 V1 解码层均已交付：本地字符级个人模型（n-gram，作者语料训练）提供 </w:t>
+        <w:t xml:space="preserve">签名层（L1–L4）、注入层（双风格、知识、缺陷审计）、V1 候选对比解码与 V1.5 外层调制器均已交付：本地字符级个人模型（n-gram，作者语料训练）提供 </w:t>
       </w:r>
       <m:oMath>
         <m:sSub>
@@ -6723,7 +6723,7 @@
           <w:b w:val="0"/>
           <w:sz w:val="24"/>
         </w:rPr>
-        <w:t xml:space="preserve"> 的时间结构；写作节级接入候选对比解码（agent/src/token-decode.js，每节并行 2 候选五路评分选优，得分分解落盘）。单元测试（token-decode.test）验证：个人模型对作者风格文本的预测概率显著高于异风格文本、AI 腔文本缺陷分更低、对比选优选出更像作者的候选、无语料时降级为直接生成。逐 token 重排（V2 logprobs / V3 本地 logits）仍为路线图。</w:t>
+        <w:t xml:space="preserve"> 的时间结构，另加表层/话语/立场红线/风格向量方向四路特征，共八维进入 modulate() 评分；写作节级接入候选对比解码（agent/src/token-decode.js，每节并行 n 候选八维评分选优，得分分解落盘）。调制器权重由作者偏好对学习：edits.jsonl 的（原文，改后）经 pairwise hinge + SGD 拟合出每个作者独有的权重向量，数据签名变化自动在线重训（agent/src/modulator.js，设计文档：MODULATOR.md）。单元测试（token-decode.test、modulator.test）验证：个人模型可预测、缺陷/阻抗信号有效、改后文本得分高于原文、八维分解可追溯、数据不足降级、在线重训生效。逐 token 重排（V2 logprobs / V3 本地 logits）仍为路线图。</w:t>
       </w:r>
     </w:p>
     <w:p>
@@ -6832,7 +6832,7 @@
           <w:b w:val="0"/>
           <w:sz w:val="24"/>
         </w:rPr>
-        <w:t>3. profile 与 model 之辨：本文以"签名/表示"界定四层表征，并迈出从签名到模型的第一步——V1 本地字符级 n-gram 个人模型可对候选文本打分（预测作者更可能怎么写，token-decode 测试验证）；真·生成式作者模型（LoRA 条件分布、逐 token 分布输出）仍属未来工作，全文如实界定，避免名实不符。</w:t>
+        <w:t>3. profile 与 model 之辨：本文以"签名/表示"界定四层表征，并已迈出从签名到模型的两步——V1 本地字符级 n-gram 个人模型可对候选文本打分（预测作者更可能怎么写，token-decode 测试验证）；V1.5 外层调制器进一步把作者偏好对（edits.jsonl）学成每个用户独有的权重模型（modulator.test 验证"改后 &gt; 原文"与在线重训）。真·生成式作者模型（LoRA 条件分布、逐 token 分布输出）仍属未来工作，全文如实界定，避免名实不符。</w:t>
       </w:r>
     </w:p>
     <w:p>
@@ -6914,7 +6914,7 @@
           <w:b w:val="0"/>
           <w:sz w:val="24"/>
         </w:rPr>
-        <w:t xml:space="preserve">边界（诚实界定）：① 文本 API 无法提供完整词表 logits，V1 只能做候选/句段级对比，逐 token 重排需要 logprobs（V2）或本地推理（V3）；② </w:t>
+        <w:t xml:space="preserve">边界（诚实界定）：① 文本 API 无法提供完整词表 logits，V1/V1.5 只能做候选/句段级对比，逐 token 重排需要 logprobs（V2）或本地推理（V3）；② </w:t>
       </w:r>
       <m:oMath>
         <m:sSub>
@@ -6936,7 +6936,7 @@
           <w:b w:val="0"/>
           <w:sz w:val="24"/>
         </w:rPr>
-        <w:t xml:space="preserve"> 在 V1 仍是代理（向量 + 修改监督），真实条件分布依赖轻量 LoRA（V3）；③ 五路权重（</w:t>
+        <w:t xml:space="preserve"> 仍是 n-gram 代理模型，真实条件分布依赖轻量 LoRA（V3）；③ 调制器权重已由作者偏好对学习（即对 </w:t>
       </w:r>
       <m:oMath>
         <m:r>
@@ -6975,7 +6975,7 @@
           <w:b w:val="0"/>
           <w:sz w:val="24"/>
         </w:rPr>
-        <w:t>）需要消融标定，消融框架（同题三风格对照、逐模块关闭）已具备，完整标定列为后续工作。本文不宣称"逐 token 风格解码已实现"，只交付已实现的签名/注入层与可复现的评分器设计。</w:t>
+        <w:t xml:space="preserve"> 的自动标定），但消融标定（默认权重 vs 学习权重 vs 逐模块关闭）与第三方盲评尚未完成，候选数自适应列为后续工作。本文不宣称"逐 token 风格解码已实现"，只交付已实现的签名/注入层、可学习调制器与可复现的评分器设计。</w:t>
       </w:r>
     </w:p>
     <w:p>
@@ -7114,7 +7114,7 @@
           <w:b w:val="0"/>
           <w:sz w:val="24"/>
         </w:rPr>
-        <w:t>每轮改进都伴随回归测试固化（agent 20 + web 11 套），保证"修复不引入新问题"。</w:t>
+        <w:t>每轮改进都伴随回归测试固化（agent 21 + web 11 套），保证"修复不引入新问题"。</w:t>
       </w:r>
     </w:p>
     <w:p>
@@ -7211,7 +7211,7 @@
           <w:b w:val="0"/>
           <w:sz w:val="24"/>
         </w:rPr>
-        <w:t xml:space="preserve">6. 能力边界：统一解码框架 V1 候选对比已落地，但 </w:t>
+        <w:t xml:space="preserve">6. 能力边界：统一解码框架 V1 候选对比与 V1.5 外层调制器已落地（八维特征 + 偏好对学习权重），但 </w:t>
       </w:r>
       <m:oMath>
         <m:sSub>
@@ -7233,7 +7233,7 @@
           <w:b w:val="0"/>
           <w:sz w:val="24"/>
         </w:rPr>
-        <w:t xml:space="preserve"> 是本地 n-gram 模型（弱于真实 LoRA 条件分布），逐 token 重排（V2 logprobs / V3 本地 logits）待实现，五路权重未做消融标定；翻译等应用扩展未做独立对照验证。</w:t>
+        <w:t xml:space="preserve"> 是本地 n-gram 模型（弱于真实 LoRA 条件分布），逐 token 重排（V2 logprobs / V3 本地 logits）待实现，调制器权重消融标定与盲评未完成；翻译等应用扩展未做独立对照验证。</w:t>
       </w:r>
     </w:p>
     <w:p>
@@ -7316,7 +7316,7 @@
           <w:b w:val="0"/>
           <w:sz w:val="24"/>
         </w:rPr>
-        <w:t>本文提出 SCULPTOR：以作者表示为中心的生成式写作系统。理论上，将风格形式化为作者相对中性基线的稳定条件选择偏差，用四层签名近似，并提出"修改监督"与统一 Token 对比解码框架（五路信号在解码层融合，签名 → 注入 → 解码三段论）；交互上，以思想脉络澄清协议与外溢优先接住用户主动给出的高价值信息（种子/红线/立意当轮入档 + 升级信号流水）；质量上，以姿态层检测缓解模型化话语特征；工程上，完成全流程互操作（作品同步/分割/按阶段导出）。实验表明，全部契约测试满足输出契约；风格距离结果与"接近作者、远离模型化倾向"的假设一致；判别与预测两类外部检验显示签名具备作者信号，但样本规模不足以支持显著性结论。</w:t>
+        <w:t>本文提出 SCULPTOR：以作者表示为中心的生成式写作系统。理论上，将风格形式化为作者相对中性基线的稳定条件选择偏差，用四层签名近似，并提出"修改监督"与统一 Token 对比解码框架（五路信号在解码层融合，签名 → 注入 → 解码三段论）；实现上，把签名升级为可学习的外层调制器——八维特征函数统一承载个人知识库、风格向量与收集数据，权重由作者亲手修改的偏好对拟合，推理时实时调制通用模型的行为（V1 候选对比 → V1.5 调制器 → V2/V3 路线）；交互上，以思想脉络澄清协议与外溢优先接住用户主动给出的高价值信息（种子/红线/立意当轮入档 + 升级信号流水）；质量上，以姿态层检测缓解模型化话语特征；工程上，完成全流程互操作（作品同步/分割/按阶段导出）。实验表明，全部契约测试满足输出契约；风格距离结果与"接近作者、远离模型化倾向"的假设一致；判别与预测两类外部检验显示签名具备作者信号，但样本规模不足以支持显著性结论。</w:t>
       </w:r>
     </w:p>
     <w:p>
@@ -7330,7 +7330,7 @@
           <w:b w:val="0"/>
           <w:sz w:val="24"/>
         </w:rPr>
-        <w:t>未来工作：① 统一解码框架 V1 已落地（v0.62，候选对比 + 个人 n-gram 模型），下一步沿解码期控制（decoding-time control）路线推进——用 DExperts 式专家/反专家对比[18]与对比解码[19]做 V2 logprobs 重排，用 PREADD 前缀自适应[20]、ITI 激活干预[21]、Steering Vectors/激活工程[22]与 StyleVector[2] 做 V3 本地推理干预，并用偏好优化思想（DPO）把 edits.jsonl 的（原文，改后）当作偏好对学习外层评分器权重（</w:t>
+        <w:t xml:space="preserve">未来工作：① 统一解码框架 V1（v0.62，候选对比 + 个人 n-gram 模型）与 V1.5（v0.64，外层调制器：偏好对学习八维权重）均已落地；下一步沿解码期控制（decoding-time control）路线推进——调制器增量在线更新（每来一个编辑对即局部更新）、把 LLM 细读的结构化输出加入特征、权重消融标定（即对 </w:t>
       </w:r>
       <m:oMath>
         <m:r>
@@ -7369,7 +7369,7 @@
           <w:b w:val="0"/>
           <w:sz w:val="24"/>
         </w:rPr>
-        <w:t>），让"外围算法层"可被作者反馈微调；② 按四层风格体系补中层话语修辞与深层立场特征入评分，完成五路权重消融标定与候选数自适应；③ 扩大多作者 × 多篇跨文体语料，按"个性化文本生成评估"的三类判别任务[24]完成作者识别/续写选择的显著性检验（当前 81.7% vs TF-IDF 基线 82.2%，是必须攻克的硬指标）；④ 执行澄清协议与外溢优先的消融对照实验（4.4 设计）；⑤ 跨语言验证与公开部署；⑥ 批注数据反哺——把用户批注积累为错误模式库与风格档案（v0.61 已打通"批注 → AI 修改"闭环）。</w:t>
+        <w:t xml:space="preserve"> 的敏感性分析）与候选数自适应，然后用 DExperts 式专家/反专家对比[18]与对比解码[19]做 V2 logprobs 重排，用 PREADD 前缀自适应[20]、ITI 激活干预[21]、Steering Vectors/激活工程[22]与 StyleVector[2] 做 V3 本地推理干预；② 按四层风格体系补中层话语修辞与深层立场的细读特征入评分；③ 扩大多作者 × 多篇跨文体语料，按"个性化文本生成评估"的三类判别任务[24]完成作者识别/续写选择的显著性检验（当前 81.7% vs TF-IDF 基线 82.2%，是必须攻克的硬指标）；④ 执行澄清协议与外溢优先的消融对照实验（4.4 设计）；⑤ 跨语言验证与公开部署；⑥ 批注数据反哺——把用户批注积累为错误模式库与风格档案（v0.61 已打通"批注 → AI 修改"闭环）。</w:t>
       </w:r>
     </w:p>
     <w:p>
@@ -7646,7 +7646,7 @@
           <w:b w:val="0"/>
           <w:sz w:val="24"/>
         </w:rPr>
-        <w:t>表 7　契约测试覆盖矩阵（agent 20 套 + web 11 套，300+ 断言）</w:t>
+        <w:t>表 7　契约测试覆盖矩阵（agent 21 套 + web 11 套，300+ 断言）</w:t>
       </w:r>
     </w:p>
     <w:tbl>
@@ -8149,6 +8149,40 @@
                 <w:b w:val="0"/>
                 <w:sz w:val="21"/>
               </w:rPr>
+              <w:t>外层调制器（modulator）</w:t>
+            </w:r>
+          </w:p>
+        </w:tc>
+        <w:tc>
+          <w:tcPr>
+            <w:tcW w:type="dxa" w:w="4589"/>
+          </w:tcPr>
+          <w:p>
+            <w:r/>
+            <w:r>
+              <w:rPr>
+                <w:rFonts w:ascii="Times New Roman" w:hAnsi="Times New Roman" w:eastAsia="宋体"/>
+                <w:b w:val="0"/>
+                <w:sz w:val="21"/>
+              </w:rPr>
+              <w:t>偏好对学习八维权重；改后得分 &gt; 原文；八维分解；数据不足降级；在线重训</w:t>
+            </w:r>
+          </w:p>
+        </w:tc>
+      </w:tr>
+      <w:tr>
+        <w:tc>
+          <w:tcPr>
+            <w:tcW w:type="dxa" w:w="4589"/>
+          </w:tcPr>
+          <w:p>
+            <w:r/>
+            <w:r>
+              <w:rPr>
+                <w:rFonts w:ascii="Times New Roman" w:hAnsi="Times New Roman" w:eastAsia="宋体"/>
+                <w:b w:val="0"/>
+                <w:sz w:val="21"/>
+              </w:rPr>
               <w:t>前端接线</w:t>
             </w:r>
           </w:p>
@@ -8277,7 +8311,7 @@
                 <w:b w:val="0"/>
                 <w:sz w:val="21"/>
               </w:rPr>
-              <w:t>agent 20 + web 11 套（300+ 断言）</w:t>
+              <w:t>agent 21 + web 11 套（300+ 断言）</w:t>
             </w:r>
           </w:p>
         </w:tc>

--- a/docs/competition/科技论文-SCULPTOR.docx
+++ b/docs/competition/科技论文-SCULPTOR.docx
@@ -67,7 +67,7 @@
           <w:b w:val="0"/>
           <w:sz w:val="24"/>
         </w:rPr>
-        <w:t>大语言模型（LLM）使"机器能写"成为常态，但作者身份在生成过程中如何被持续表示、更新与保持仍未解决。本文提出 SCULPTOR——以作者表示（author representation）为中心的生成式写作系统：以澄清协议与修改监督捕获并更新作者意图与偏好，以四层风格签名近似作者相对中性基线的稳定选择模式（表层词汇句法 / 话语修辞 / 深层立场 / 元层选择偏好），以生成后审计缓解模型化话语特征；并进一步提出统一 Token 对比解码框架——把风格、知识、缺陷、阻抗五路信号统一进一个评分函数，在解码层直接重排候选概率，使"作者的每一处选择"可测量、可注入、可追溯。实现上，签名层、V1 候选对比解码与 V1.5 外层调制器均已交付：调制器把个人知识库、风格向量与收集数据归纳为八维特征函数，权重由作者亲手修改的偏好对学习（签名正式升级为可学习模型），V2 logprobs / V3 本地 logits 仍为路线图。</w:t>
+        <w:t>大语言模型（LLM）使"机器能写"成为常态，但作者身份在生成过程中如何被持续表示、更新与保持仍未解决。本文提出 SCULPTOR——以作者表示（author representation）为中心的生成式写作系统：以澄清协议与修改监督捕获并更新作者意图与偏好，以四层风格签名近似作者相对中性基线的稳定选择模式（表层词汇句法 / 话语修辞 / 深层立场 / 元层选择偏好），以生成后审计缓解模型化话语特征；并进一步提出统一 Token 对比解码框架——把风格、知识、缺陷、阻抗五路信号统一进一个评分函数，在解码层直接重排候选概率，使"作者的每一处选择"可测量、可注入、可追溯。实现上，签名层、V1 候选对比解码与 V1.5 外层调制器均已交付：调制器把个人知识库、风格向量与收集数据归纳为九维特征函数（含可选 embedding 神经编码），权重由作者亲手修改的偏好对学习（签名正式升级为可学习模型），V2 logprobs / V3 本地 logits 仍为路线图。</w:t>
       </w:r>
     </w:p>
     <w:p>
@@ -95,7 +95,7 @@
           <w:b w:val="0"/>
           <w:sz w:val="24"/>
         </w:rPr>
-        <w:t>实验表明：agent 21 套 + web 11 套（300+ 断言）契约测试均满足输出契约；风格距离实验中，SCULPTOR 与 5 组匿名真人作者/真人模拟样本的平均距离为 0.96，低于其与通用模型的距离（ChatGPT 1.24 / DeepSeek 1.10）；作者识别（n=180）与续写选择（n=72）中融合签名分别达到 81.7% 与 72.2%（基线 82.2% / 50%）；外溢优先、互操作与批注全流程回归通过。结果与"作者身份保持"假设一致，但样本规模尚不足以支持显著性结论。本文定位为在生成过程中保持作者表达偏好与语义意图，而非最大化一般意义上的文本质量。</w:t>
+        <w:t>实验表明：agent 22 套 + web 11 套（300+ 断言）契约测试均满足输出契约；风格距离实验中，SCULPTOR 与 5 组匿名真人作者/真人模拟样本的平均距离为 0.96，低于其与通用模型的距离（ChatGPT 1.24 / DeepSeek 1.10）；作者识别（n=180）与续写选择（n=72）中融合签名分别达到 81.7% 与 72.2%（基线 82.2% / 50%）；外溢优先、互操作与批注全流程回归通过。结果与"作者身份保持"假设一致，但样本规模尚不足以支持显著性结论。本文定位为在生成过程中保持作者表达偏好与语义意图，而非最大化一般意义上的文本质量。</w:t>
       </w:r>
     </w:p>
     <w:p>
@@ -341,7 +341,7 @@
           <w:b w:val="0"/>
           <w:sz w:val="24"/>
         </w:rPr>
-        <w:t>C3（质量与工程）生成后审计与一体化交付：提出姿态层（postural layer）检测缓解"表演思考"式模型化倾向；同一核心以 CLI/Web 双形态交付，契约测试 agent 21 + web 11 套（第 3.6 节、附录 A）。</w:t>
+        <w:t>C3（质量与工程）生成后审计与一体化交付：提出姿态层（postural layer）检测缓解"表演思考"式模型化倾向；同一核心以 CLI/Web 双形态交付，契约测试 agent 22 + web 11 套（第 3.6 节、附录 A）。</w:t>
       </w:r>
     </w:p>
     <w:p>
@@ -1512,7 +1512,7 @@
           <w:b w:val="0"/>
           <w:sz w:val="24"/>
         </w:rPr>
-        <w:t xml:space="preserve">实现边界（诚实界定）：签名层与注入层已交付（L1–L4、双风格、知识注入、缺陷审计）；V1 候选对比解码（v0.62）与 V1.5 外层调制器（v0.64）均已落地——写作每节并行生成 n 个候选，用八维特征函数（个人 n-gram </w:t>
+        <w:t xml:space="preserve">实现边界（诚实界定）：签名层与注入层已交付（L1–L4、双风格、知识注入、缺陷审计）；V1 候选对比解码（v0.62）与 V1.5 外层调制器（v0.64–0.65）均已落地——写作每节并行生成 n 个候选，用九维特征函数（个人 n-gram </w:t>
       </w:r>
       <m:oMath>
         <m:sSub>
@@ -1534,7 +1534,7 @@
           <w:b w:val="0"/>
           <w:sz w:val="24"/>
         </w:rPr>
-        <w:t xml:space="preserve">、表层、话语、立场红线、知识、缺陷、阻抗、风格向量方向）评分选优。其中调制器权重不再手调：agent/src/modulator.js 把 edits.jsonl 的（原文，改后）当作作者偏好对，用 pairwise hinge + SGD 学习每个作者独有的权重向量，数据签名变化自动在线重训，权重与得分分解逐候选可追溯（设计文档：MODULATOR.md）；V2 词级 logprobs 重排（显式 </w:t>
+        <w:t xml:space="preserve">、表层、话语、立场红线、知识、缺陷、阻抗、风格向量方向、可选 embedding 神经原型）评分选优。其中调制器权重不再手调：agent/src/modulator.js 把 edits.jsonl 的（原文，改后）当作作者偏好对，用 pairwise hinge + SGD 学习每个作者独有的权重向量，数据签名变化自动在线重训，新编辑对到达时增量更新；权重与得分分解逐候选可追溯（设计文档：MODULATOR.md）；V2 词级 logprobs 重排（显式 </w:t>
       </w:r>
       <m:oMath>
         <m:sSub>
@@ -3447,7 +3447,7 @@
           <w:b w:val="0"/>
           <w:sz w:val="24"/>
         </w:rPr>
-        <w:t>契约测试为什么可行：每一套测试 = 真实场景输入 + 用户说法 + 确定性断言 + 出口契约（如"一次一问""大纲节数 ≥3""成稿字数 ≥ 阈值""无 HTTP 500"）。可行性来自三点：① 断言全部可自动判定（正则/状态机/文件系统校验），不依赖人工打分；② 覆盖真实故障案例——测试不是验收后补，而是先于功能写下（如"低意愿不陷入无限追问""大纲截断护栏""素材不足禁止生成大纲"均来自真实会话暴露的问题）；③ 测试即产品文档，任何改动跑全量回归（agent 21 + web 11 套），保证"改了不坏"。</w:t>
+        <w:t>契约测试为什么可行：每一套测试 = 真实场景输入 + 用户说法 + 确定性断言 + 出口契约（如"一次一问""大纲节数 ≥3""成稿字数 ≥ 阈值""无 HTTP 500"）。可行性来自三点：① 断言全部可自动判定（正则/状态机/文件系统校验），不依赖人工打分；② 覆盖真实故障案例——测试不是验收后补，而是先于功能写下（如"低意愿不陷入无限追问""大纲截断护栏""素材不足禁止生成大纲"均来自真实会话暴露的问题）；③ 测试即产品文档，任何改动跑全量回归（agent 22 + web 11 套），保证"改了不坏"。</w:t>
       </w:r>
     </w:p>
     <w:p>
@@ -3570,7 +3570,7 @@
           <w:b w:val="0"/>
           <w:sz w:val="24"/>
         </w:rPr>
-        <w:t>全部预定义测试用例均满足输出契约：agent 21 套 + web 11 套（300+ 断言），覆盖澄清一次一问与低意愿逃生、实时大纲、字数达标、红队 8 文体 × 6 对抗输入、十种用户说法、长文端到端（12000 字，结构不变量断言）、翻译/回译、假思考六层细读、学术规范审计、全格式导出与前端接线，以及新增的外溢优先（overflow-qa）、作品同步/分割/互操作（works-qa）、批注（annotations-qa）、统一 Token 解码（token-decode）与外层调制器（modulator）回归。覆盖矩阵与多组实验数据汇总见附录 A。</w:t>
+        <w:t>全部预定义测试用例均满足输出契约：agent 22 套 + web 11 套（300+ 断言），覆盖澄清一次一问与低意愿逃生、实时大纲、字数达标、红队 8 文体 × 6 对抗输入、十种用户说法、长文端到端（12000 字，结构不变量断言）、翻译/回译、假思考六层细读、学术规范审计、全格式导出与前端接线，以及新增的外溢优先（overflow-qa）、作品同步/分割/互操作（works-qa）、批注（annotations-qa）、统一 Token 解码（token-decode）、外层调制器（modulator）与神经风格编码（embedding）回归。覆盖矩阵与多组实验数据汇总见附录 A。</w:t>
       </w:r>
     </w:p>
     <w:p>
@@ -6723,7 +6723,7 @@
           <w:b w:val="0"/>
           <w:sz w:val="24"/>
         </w:rPr>
-        <w:t xml:space="preserve"> 的时间结构，另加表层/话语/立场红线/风格向量方向四路特征，共八维进入 modulate() 评分；写作节级接入候选对比解码（agent/src/token-decode.js，每节并行 n 候选八维评分选优，得分分解落盘）。调制器权重由作者偏好对学习：edits.jsonl 的（原文，改后）经 pairwise hinge + SGD 拟合出每个作者独有的权重向量，数据签名变化自动在线重训（agent/src/modulator.js，设计文档：MODULATOR.md）。单元测试（token-decode.test、modulator.test）验证：个人模型可预测、缺陷/阻抗信号有效、改后文本得分高于原文、八维分解可追溯、数据不足降级、在线重训生效。逐 token 重排（V2 logprobs / V3 本地 logits）仍为路线图。</w:t>
+        <w:t xml:space="preserve"> 的时间结构，另加表层/话语/立场红线/风格向量方向/可选 embedding 神经原型五路特征，共九维进入 modulate() 评分；写作节级接入候选对比解码（agent/src/token-decode.js，每节并行 n 候选九维评分选优，得分分解落盘）。调制器权重由作者偏好对学习：edits.jsonl 的（原文，改后）经 pairwise hinge + SGD 拟合出每个作者独有的权重向量，数据签名变化自动在线重训、新编辑对增量更新（agent/src/modulator.js）；知识库检索升级为 BM25+语义混合（matchKbHybrid）；神经风格编码由可选 embedding 稠密原型提供（embedding.js，未配置时静默降级）。单元测试（token-decode.test、modulator.test、embedding.test）验证：个人模型可预测、缺陷/阻抗信号有效、改后文本得分高于原文、九维分解可追溯、原型落盘与签名重算、语义排序、数据不足降级、在线重训与增量更新生效。逐 token 重排（V2 logprobs / V3 本地 logits）仍为路线图。</w:t>
       </w:r>
     </w:p>
     <w:p>
@@ -6859,7 +6859,7 @@
           <w:b/>
           <w:sz w:val="28"/>
         </w:rPr>
-        <w:t>6.3 人文价值与应用</w:t>
+        <w:t>6.3 差异化优势与人文价值</w:t>
       </w:r>
     </w:p>
     <w:p>
@@ -6873,7 +6873,794 @@
           <w:b w:val="0"/>
           <w:sz w:val="24"/>
         </w:rPr>
-        <w:t>本文的定位是面向人文环境的帮助工具：在生成过程中保持作者特定的表达偏好与语义意图，而非最大化一般意义上的文本质量。目标用户为三类写作者：需要把"憋着的想法"理清的普通写作者与学生、在合规框架内需要保留个人表达的职场写作者、需要在 AI 时代守住"自己的声音"的内容创作者。产品保持完整写作系统定位：澄清协议是核心，但与作者表示、知识闭环、生成审计作为一体交付——风格保真与质检依赖全流程数据闭环。</w:t>
+        <w:t>与现有写作工具相比，SCULPTOR 的差异不在"生成文采"，而在作者建模的完整性与可解释性。表 7 从六个维度对比代表性工具：以 Story Bible 与 Voice Matching 保持作者声音的小说写作工具（Sudowrite）、以记忆与项目级风格资产提供个性化写作的通用助手（Claude/ChatGPT）、以语气与风格建议见长的语法校对工具（Grammarly），以及通用聊天助手。</w:t>
+      </w:r>
+    </w:p>
+    <w:p>
+      <w:pPr>
+        <w:spacing w:line="360" w:lineRule="auto" w:after="80"/>
+        <w:ind w:firstLine="480"/>
+      </w:pPr>
+      <w:r>
+        <w:rPr>
+          <w:rFonts w:ascii="Times New Roman" w:hAnsi="Times New Roman" w:eastAsia="宋体"/>
+          <w:b w:val="0"/>
+          <w:sz w:val="24"/>
+        </w:rPr>
+        <w:t>表 7　与现有写作工具的差异化优势</w:t>
+      </w:r>
+    </w:p>
+    <w:tbl>
+      <w:tblPr>
+        <w:tblStyle w:val="TableGrid"/>
+        <w:tblW w:type="auto" w:w="0"/>
+        <w:jc w:val="center"/>
+        <w:tblLook w:firstColumn="1" w:firstRow="1" w:lastColumn="0" w:lastRow="0" w:noHBand="0" w:noVBand="1" w:val="04A0"/>
+      </w:tblPr>
+      <w:tblGrid>
+        <w:gridCol w:w="1530"/>
+        <w:gridCol w:w="1530"/>
+        <w:gridCol w:w="1530"/>
+        <w:gridCol w:w="1530"/>
+        <w:gridCol w:w="1530"/>
+        <w:gridCol w:w="1530"/>
+      </w:tblGrid>
+      <w:tr>
+        <w:tc>
+          <w:tcPr>
+            <w:tcW w:type="dxa" w:w="1530"/>
+          </w:tcPr>
+          <w:p>
+            <w:r/>
+            <w:r>
+              <w:rPr>
+                <w:rFonts w:ascii="Times New Roman" w:hAnsi="Times New Roman" w:eastAsia="宋体"/>
+                <w:b/>
+                <w:sz w:val="21"/>
+              </w:rPr>
+              <w:t>维度</w:t>
+            </w:r>
+          </w:p>
+        </w:tc>
+        <w:tc>
+          <w:tcPr>
+            <w:tcW w:type="dxa" w:w="1530"/>
+          </w:tcPr>
+          <w:p>
+            <w:r/>
+            <w:r>
+              <w:rPr>
+                <w:rFonts w:ascii="Times New Roman" w:hAnsi="Times New Roman" w:eastAsia="宋体"/>
+                <w:b/>
+                <w:sz w:val="21"/>
+              </w:rPr>
+              <w:t>Sudowrite 类</w:t>
+            </w:r>
+          </w:p>
+        </w:tc>
+        <w:tc>
+          <w:tcPr>
+            <w:tcW w:type="dxa" w:w="1530"/>
+          </w:tcPr>
+          <w:p>
+            <w:r/>
+            <w:r>
+              <w:rPr>
+                <w:rFonts w:ascii="Times New Roman" w:hAnsi="Times New Roman" w:eastAsia="宋体"/>
+                <w:b/>
+                <w:sz w:val="21"/>
+              </w:rPr>
+              <w:t>Claude/ChatGPT</w:t>
+            </w:r>
+          </w:p>
+        </w:tc>
+        <w:tc>
+          <w:tcPr>
+            <w:tcW w:type="dxa" w:w="1530"/>
+          </w:tcPr>
+          <w:p>
+            <w:r/>
+            <w:r>
+              <w:rPr>
+                <w:rFonts w:ascii="Times New Roman" w:hAnsi="Times New Roman" w:eastAsia="宋体"/>
+                <w:b/>
+                <w:sz w:val="21"/>
+              </w:rPr>
+              <w:t>Grammarly 类</w:t>
+            </w:r>
+          </w:p>
+        </w:tc>
+        <w:tc>
+          <w:tcPr>
+            <w:tcW w:type="dxa" w:w="1530"/>
+          </w:tcPr>
+          <w:p>
+            <w:r/>
+            <w:r>
+              <w:rPr>
+                <w:rFonts w:ascii="Times New Roman" w:hAnsi="Times New Roman" w:eastAsia="宋体"/>
+                <w:b/>
+                <w:sz w:val="21"/>
+              </w:rPr>
+              <w:t>通用聊天助手</w:t>
+            </w:r>
+          </w:p>
+        </w:tc>
+        <w:tc>
+          <w:tcPr>
+            <w:tcW w:type="dxa" w:w="1530"/>
+          </w:tcPr>
+          <w:p>
+            <w:r/>
+            <w:r>
+              <w:rPr>
+                <w:rFonts w:ascii="Times New Roman" w:hAnsi="Times New Roman" w:eastAsia="宋体"/>
+                <w:b/>
+                <w:sz w:val="21"/>
+              </w:rPr>
+              <w:t>SCULPTOR（本文）</w:t>
+            </w:r>
+          </w:p>
+        </w:tc>
+      </w:tr>
+      <w:tr>
+        <w:tc>
+          <w:tcPr>
+            <w:tcW w:type="dxa" w:w="1530"/>
+          </w:tcPr>
+          <w:p>
+            <w:r/>
+            <w:r>
+              <w:rPr>
+                <w:rFonts w:ascii="Times New Roman" w:hAnsi="Times New Roman" w:eastAsia="宋体"/>
+                <w:b w:val="0"/>
+                <w:sz w:val="21"/>
+              </w:rPr>
+              <w:t>作者表示</w:t>
+            </w:r>
+          </w:p>
+        </w:tc>
+        <w:tc>
+          <w:tcPr>
+            <w:tcW w:type="dxa" w:w="1530"/>
+          </w:tcPr>
+          <w:p>
+            <w:r/>
+            <w:r>
+              <w:rPr>
+                <w:rFonts w:ascii="Times New Roman" w:hAnsi="Times New Roman" w:eastAsia="宋体"/>
+                <w:b w:val="0"/>
+                <w:sz w:val="21"/>
+              </w:rPr>
+              <w:t>Story Bible 风格记忆（黑盒）</w:t>
+            </w:r>
+          </w:p>
+        </w:tc>
+        <w:tc>
+          <w:tcPr>
+            <w:tcW w:type="dxa" w:w="1530"/>
+          </w:tcPr>
+          <w:p>
+            <w:r/>
+            <w:r>
+              <w:rPr>
+                <w:rFonts w:ascii="Times New Roman" w:hAnsi="Times New Roman" w:eastAsia="宋体"/>
+                <w:b w:val="0"/>
+                <w:sz w:val="21"/>
+              </w:rPr>
+              <w:t>记忆条目/风格 prompt</w:t>
+            </w:r>
+          </w:p>
+        </w:tc>
+        <w:tc>
+          <w:tcPr>
+            <w:tcW w:type="dxa" w:w="1530"/>
+          </w:tcPr>
+          <w:p>
+            <w:r/>
+            <w:r>
+              <w:rPr>
+                <w:rFonts w:ascii="Times New Roman" w:hAnsi="Times New Roman" w:eastAsia="宋体"/>
+                <w:b w:val="0"/>
+                <w:sz w:val="21"/>
+              </w:rPr>
+              <w:t>风格指南</w:t>
+            </w:r>
+          </w:p>
+        </w:tc>
+        <w:tc>
+          <w:tcPr>
+            <w:tcW w:type="dxa" w:w="1530"/>
+          </w:tcPr>
+          <w:p>
+            <w:r/>
+            <w:r>
+              <w:rPr>
+                <w:rFonts w:ascii="Times New Roman" w:hAnsi="Times New Roman" w:eastAsia="宋体"/>
+                <w:b w:val="0"/>
+                <w:sz w:val="21"/>
+              </w:rPr>
+              <w:t>无持久作者表示</w:t>
+            </w:r>
+          </w:p>
+        </w:tc>
+        <w:tc>
+          <w:tcPr>
+            <w:tcW w:type="dxa" w:w="1530"/>
+          </w:tcPr>
+          <w:p>
+            <w:r/>
+            <w:r>
+              <w:rPr>
+                <w:rFonts w:ascii="Times New Roman" w:hAnsi="Times New Roman" w:eastAsia="宋体"/>
+                <w:b w:val="0"/>
+                <w:sz w:val="21"/>
+              </w:rPr>
+              <w:t>四层签名 + 可学习外层调制器（可解释）</w:t>
+            </w:r>
+          </w:p>
+        </w:tc>
+      </w:tr>
+      <w:tr>
+        <w:tc>
+          <w:tcPr>
+            <w:tcW w:type="dxa" w:w="1530"/>
+          </w:tcPr>
+          <w:p>
+            <w:r/>
+            <w:r>
+              <w:rPr>
+                <w:rFonts w:ascii="Times New Roman" w:hAnsi="Times New Roman" w:eastAsia="宋体"/>
+                <w:b w:val="0"/>
+                <w:sz w:val="21"/>
+              </w:rPr>
+              <w:t>澄清协议</w:t>
+            </w:r>
+          </w:p>
+        </w:tc>
+        <w:tc>
+          <w:tcPr>
+            <w:tcW w:type="dxa" w:w="1530"/>
+          </w:tcPr>
+          <w:p>
+            <w:r/>
+            <w:r>
+              <w:rPr>
+                <w:rFonts w:ascii="Times New Roman" w:hAnsi="Times New Roman" w:eastAsia="宋体"/>
+                <w:b w:val="0"/>
+                <w:sz w:val="21"/>
+              </w:rPr>
+              <w:t>无（直接生成/改写）</w:t>
+            </w:r>
+          </w:p>
+        </w:tc>
+        <w:tc>
+          <w:tcPr>
+            <w:tcW w:type="dxa" w:w="1530"/>
+          </w:tcPr>
+          <w:p>
+            <w:r/>
+            <w:r>
+              <w:rPr>
+                <w:rFonts w:ascii="Times New Roman" w:hAnsi="Times New Roman" w:eastAsia="宋体"/>
+                <w:b w:val="0"/>
+                <w:sz w:val="21"/>
+              </w:rPr>
+              <w:t>无（被动记忆）</w:t>
+            </w:r>
+          </w:p>
+        </w:tc>
+        <w:tc>
+          <w:tcPr>
+            <w:tcW w:type="dxa" w:w="1530"/>
+          </w:tcPr>
+          <w:p>
+            <w:r/>
+            <w:r>
+              <w:rPr>
+                <w:rFonts w:ascii="Times New Roman" w:hAnsi="Times New Roman" w:eastAsia="宋体"/>
+                <w:b w:val="0"/>
+                <w:sz w:val="21"/>
+              </w:rPr>
+              <w:t>无</w:t>
+            </w:r>
+          </w:p>
+        </w:tc>
+        <w:tc>
+          <w:tcPr>
+            <w:tcW w:type="dxa" w:w="1530"/>
+          </w:tcPr>
+          <w:p>
+            <w:r/>
+            <w:r>
+              <w:rPr>
+                <w:rFonts w:ascii="Times New Roman" w:hAnsi="Times New Roman" w:eastAsia="宋体"/>
+                <w:b w:val="0"/>
+                <w:sz w:val="21"/>
+              </w:rPr>
+              <w:t>无</w:t>
+            </w:r>
+          </w:p>
+        </w:tc>
+        <w:tc>
+          <w:tcPr>
+            <w:tcW w:type="dxa" w:w="1530"/>
+          </w:tcPr>
+          <w:p>
+            <w:r/>
+            <w:r>
+              <w:rPr>
+                <w:rFonts w:ascii="Times New Roman" w:hAnsi="Times New Roman" w:eastAsia="宋体"/>
+                <w:b w:val="0"/>
+                <w:sz w:val="21"/>
+              </w:rPr>
+              <w:t>思想优先：主张—前提—推理—来源，一次一问</w:t>
+            </w:r>
+          </w:p>
+        </w:tc>
+      </w:tr>
+      <w:tr>
+        <w:tc>
+          <w:tcPr>
+            <w:tcW w:type="dxa" w:w="1530"/>
+          </w:tcPr>
+          <w:p>
+            <w:r/>
+            <w:r>
+              <w:rPr>
+                <w:rFonts w:ascii="Times New Roman" w:hAnsi="Times New Roman" w:eastAsia="宋体"/>
+                <w:b w:val="0"/>
+                <w:sz w:val="21"/>
+              </w:rPr>
+              <w:t>修改监督</w:t>
+            </w:r>
+          </w:p>
+        </w:tc>
+        <w:tc>
+          <w:tcPr>
+            <w:tcW w:type="dxa" w:w="1530"/>
+          </w:tcPr>
+          <w:p>
+            <w:r/>
+            <w:r>
+              <w:rPr>
+                <w:rFonts w:ascii="Times New Roman" w:hAnsi="Times New Roman" w:eastAsia="宋体"/>
+                <w:b w:val="0"/>
+                <w:sz w:val="21"/>
+              </w:rPr>
+              <w:t>隐含于续写偏好</w:t>
+            </w:r>
+          </w:p>
+        </w:tc>
+        <w:tc>
+          <w:tcPr>
+            <w:tcW w:type="dxa" w:w="1530"/>
+          </w:tcPr>
+          <w:p>
+            <w:r/>
+            <w:r>
+              <w:rPr>
+                <w:rFonts w:ascii="Times New Roman" w:hAnsi="Times New Roman" w:eastAsia="宋体"/>
+                <w:b w:val="0"/>
+                <w:sz w:val="21"/>
+              </w:rPr>
+              <w:t>无显式建模</w:t>
+            </w:r>
+          </w:p>
+        </w:tc>
+        <w:tc>
+          <w:tcPr>
+            <w:tcW w:type="dxa" w:w="1530"/>
+          </w:tcPr>
+          <w:p>
+            <w:r/>
+            <w:r>
+              <w:rPr>
+                <w:rFonts w:ascii="Times New Roman" w:hAnsi="Times New Roman" w:eastAsia="宋体"/>
+                <w:b w:val="0"/>
+                <w:sz w:val="21"/>
+              </w:rPr>
+              <w:t>无</w:t>
+            </w:r>
+          </w:p>
+        </w:tc>
+        <w:tc>
+          <w:tcPr>
+            <w:tcW w:type="dxa" w:w="1530"/>
+          </w:tcPr>
+          <w:p>
+            <w:r/>
+            <w:r>
+              <w:rPr>
+                <w:rFonts w:ascii="Times New Roman" w:hAnsi="Times New Roman" w:eastAsia="宋体"/>
+                <w:b w:val="0"/>
+                <w:sz w:val="21"/>
+              </w:rPr>
+              <w:t>无</w:t>
+            </w:r>
+          </w:p>
+        </w:tc>
+        <w:tc>
+          <w:tcPr>
+            <w:tcW w:type="dxa" w:w="1530"/>
+          </w:tcPr>
+          <w:p>
+            <w:r/>
+            <w:r>
+              <w:rPr>
+                <w:rFonts w:ascii="Times New Roman" w:hAnsi="Times New Roman" w:eastAsia="宋体"/>
+                <w:b w:val="0"/>
+                <w:sz w:val="21"/>
+              </w:rPr>
+              <w:t>（原文→改后→意图）三元组，最高权重风格信号</w:t>
+            </w:r>
+          </w:p>
+        </w:tc>
+      </w:tr>
+      <w:tr>
+        <w:tc>
+          <w:tcPr>
+            <w:tcW w:type="dxa" w:w="1530"/>
+          </w:tcPr>
+          <w:p>
+            <w:r/>
+            <w:r>
+              <w:rPr>
+                <w:rFonts w:ascii="Times New Roman" w:hAnsi="Times New Roman" w:eastAsia="宋体"/>
+                <w:b w:val="0"/>
+                <w:sz w:val="21"/>
+              </w:rPr>
+              <w:t>生成审计</w:t>
+            </w:r>
+          </w:p>
+        </w:tc>
+        <w:tc>
+          <w:tcPr>
+            <w:tcW w:type="dxa" w:w="1530"/>
+          </w:tcPr>
+          <w:p>
+            <w:r/>
+            <w:r>
+              <w:rPr>
+                <w:rFonts w:ascii="Times New Roman" w:hAnsi="Times New Roman" w:eastAsia="宋体"/>
+                <w:b w:val="0"/>
+                <w:sz w:val="21"/>
+              </w:rPr>
+              <w:t>无</w:t>
+            </w:r>
+          </w:p>
+        </w:tc>
+        <w:tc>
+          <w:tcPr>
+            <w:tcW w:type="dxa" w:w="1530"/>
+          </w:tcPr>
+          <w:p>
+            <w:r/>
+            <w:r>
+              <w:rPr>
+                <w:rFonts w:ascii="Times New Roman" w:hAnsi="Times New Roman" w:eastAsia="宋体"/>
+                <w:b w:val="0"/>
+                <w:sz w:val="21"/>
+              </w:rPr>
+              <w:t>无</w:t>
+            </w:r>
+          </w:p>
+        </w:tc>
+        <w:tc>
+          <w:tcPr>
+            <w:tcW w:type="dxa" w:w="1530"/>
+          </w:tcPr>
+          <w:p>
+            <w:r/>
+            <w:r>
+              <w:rPr>
+                <w:rFonts w:ascii="Times New Roman" w:hAnsi="Times New Roman" w:eastAsia="宋体"/>
+                <w:b w:val="0"/>
+                <w:sz w:val="21"/>
+              </w:rPr>
+              <w:t>语气检测（浅层）</w:t>
+            </w:r>
+          </w:p>
+        </w:tc>
+        <w:tc>
+          <w:tcPr>
+            <w:tcW w:type="dxa" w:w="1530"/>
+          </w:tcPr>
+          <w:p>
+            <w:r/>
+            <w:r>
+              <w:rPr>
+                <w:rFonts w:ascii="Times New Roman" w:hAnsi="Times New Roman" w:eastAsia="宋体"/>
+                <w:b w:val="0"/>
+                <w:sz w:val="21"/>
+              </w:rPr>
+              <w:t>无</w:t>
+            </w:r>
+          </w:p>
+        </w:tc>
+        <w:tc>
+          <w:tcPr>
+            <w:tcW w:type="dxa" w:w="1530"/>
+          </w:tcPr>
+          <w:p>
+            <w:r/>
+            <w:r>
+              <w:rPr>
+                <w:rFonts w:ascii="Times New Roman" w:hAnsi="Times New Roman" w:eastAsia="宋体"/>
+                <w:b w:val="0"/>
+                <w:sz w:val="21"/>
+              </w:rPr>
+              <w:t>姿态层检测：表演式思考/金句收束/路标转折</w:t>
+            </w:r>
+          </w:p>
+        </w:tc>
+      </w:tr>
+      <w:tr>
+        <w:tc>
+          <w:tcPr>
+            <w:tcW w:type="dxa" w:w="1530"/>
+          </w:tcPr>
+          <w:p>
+            <w:r/>
+            <w:r>
+              <w:rPr>
+                <w:rFonts w:ascii="Times New Roman" w:hAnsi="Times New Roman" w:eastAsia="宋体"/>
+                <w:b w:val="0"/>
+                <w:sz w:val="21"/>
+              </w:rPr>
+              <w:t>解码期控制</w:t>
+            </w:r>
+          </w:p>
+        </w:tc>
+        <w:tc>
+          <w:tcPr>
+            <w:tcW w:type="dxa" w:w="1530"/>
+          </w:tcPr>
+          <w:p>
+            <w:r/>
+            <w:r>
+              <w:rPr>
+                <w:rFonts w:ascii="Times New Roman" w:hAnsi="Times New Roman" w:eastAsia="宋体"/>
+                <w:b w:val="0"/>
+                <w:sz w:val="21"/>
+              </w:rPr>
+              <w:t>微调模型（黑盒）</w:t>
+            </w:r>
+          </w:p>
+        </w:tc>
+        <w:tc>
+          <w:tcPr>
+            <w:tcW w:type="dxa" w:w="1530"/>
+          </w:tcPr>
+          <w:p>
+            <w:r/>
+            <w:r>
+              <w:rPr>
+                <w:rFonts w:ascii="Times New Roman" w:hAnsi="Times New Roman" w:eastAsia="宋体"/>
+                <w:b w:val="0"/>
+                <w:sz w:val="21"/>
+              </w:rPr>
+              <w:t>无公开机制</w:t>
+            </w:r>
+          </w:p>
+        </w:tc>
+        <w:tc>
+          <w:tcPr>
+            <w:tcW w:type="dxa" w:w="1530"/>
+          </w:tcPr>
+          <w:p>
+            <w:r/>
+            <w:r>
+              <w:rPr>
+                <w:rFonts w:ascii="Times New Roman" w:hAnsi="Times New Roman" w:eastAsia="宋体"/>
+                <w:b w:val="0"/>
+                <w:sz w:val="21"/>
+              </w:rPr>
+              <w:t>无</w:t>
+            </w:r>
+          </w:p>
+        </w:tc>
+        <w:tc>
+          <w:tcPr>
+            <w:tcW w:type="dxa" w:w="1530"/>
+          </w:tcPr>
+          <w:p>
+            <w:r/>
+            <w:r>
+              <w:rPr>
+                <w:rFonts w:ascii="Times New Roman" w:hAnsi="Times New Roman" w:eastAsia="宋体"/>
+                <w:b w:val="0"/>
+                <w:sz w:val="21"/>
+              </w:rPr>
+              <w:t>无</w:t>
+            </w:r>
+          </w:p>
+        </w:tc>
+        <w:tc>
+          <w:tcPr>
+            <w:tcW w:type="dxa" w:w="1530"/>
+          </w:tcPr>
+          <w:p>
+            <w:r/>
+            <w:r>
+              <w:rPr>
+                <w:rFonts w:ascii="Times New Roman" w:hAnsi="Times New Roman" w:eastAsia="宋体"/>
+                <w:b w:val="0"/>
+                <w:sz w:val="21"/>
+              </w:rPr>
+              <w:t>V1 候选对比 → V1.5 外层调制器 → V2/V3 路线</w:t>
+            </w:r>
+          </w:p>
+        </w:tc>
+      </w:tr>
+      <w:tr>
+        <w:tc>
+          <w:tcPr>
+            <w:tcW w:type="dxa" w:w="1530"/>
+          </w:tcPr>
+          <w:p>
+            <w:r/>
+            <w:r>
+              <w:rPr>
+                <w:rFonts w:ascii="Times New Roman" w:hAnsi="Times New Roman" w:eastAsia="宋体"/>
+                <w:b w:val="0"/>
+                <w:sz w:val="21"/>
+              </w:rPr>
+              <w:t>全流程</w:t>
+            </w:r>
+          </w:p>
+        </w:tc>
+        <w:tc>
+          <w:tcPr>
+            <w:tcW w:type="dxa" w:w="1530"/>
+          </w:tcPr>
+          <w:p>
+            <w:r/>
+            <w:r>
+              <w:rPr>
+                <w:rFonts w:ascii="Times New Roman" w:hAnsi="Times New Roman" w:eastAsia="宋体"/>
+                <w:b w:val="0"/>
+                <w:sz w:val="21"/>
+              </w:rPr>
+              <w:t>单点写作</w:t>
+            </w:r>
+          </w:p>
+        </w:tc>
+        <w:tc>
+          <w:tcPr>
+            <w:tcW w:type="dxa" w:w="1530"/>
+          </w:tcPr>
+          <w:p>
+            <w:r/>
+            <w:r>
+              <w:rPr>
+                <w:rFonts w:ascii="Times New Roman" w:hAnsi="Times New Roman" w:eastAsia="宋体"/>
+                <w:b w:val="0"/>
+                <w:sz w:val="21"/>
+              </w:rPr>
+              <w:t>通用对话</w:t>
+            </w:r>
+          </w:p>
+        </w:tc>
+        <w:tc>
+          <w:tcPr>
+            <w:tcW w:type="dxa" w:w="1530"/>
+          </w:tcPr>
+          <w:p>
+            <w:r/>
+            <w:r>
+              <w:rPr>
+                <w:rFonts w:ascii="Times New Roman" w:hAnsi="Times New Roman" w:eastAsia="宋体"/>
+                <w:b w:val="0"/>
+                <w:sz w:val="21"/>
+              </w:rPr>
+              <w:t>编辑层</w:t>
+            </w:r>
+          </w:p>
+        </w:tc>
+        <w:tc>
+          <w:tcPr>
+            <w:tcW w:type="dxa" w:w="1530"/>
+          </w:tcPr>
+          <w:p>
+            <w:r/>
+            <w:r>
+              <w:rPr>
+                <w:rFonts w:ascii="Times New Roman" w:hAnsi="Times New Roman" w:eastAsia="宋体"/>
+                <w:b w:val="0"/>
+                <w:sz w:val="21"/>
+              </w:rPr>
+              <w:t>单点生成</w:t>
+            </w:r>
+          </w:p>
+        </w:tc>
+        <w:tc>
+          <w:tcPr>
+            <w:tcW w:type="dxa" w:w="1530"/>
+          </w:tcPr>
+          <w:p>
+            <w:r/>
+            <w:r>
+              <w:rPr>
+                <w:rFonts w:ascii="Times New Roman" w:hAnsi="Times New Roman" w:eastAsia="宋体"/>
+                <w:b w:val="0"/>
+                <w:sz w:val="21"/>
+              </w:rPr>
+              <w:t>澄清→大纲→写作→审计→交付，文件进出</w:t>
+            </w:r>
+          </w:p>
+        </w:tc>
+      </w:tr>
+    </w:tbl>
+    <w:p/>
+    <w:p>
+      <w:pPr>
+        <w:spacing w:line="360" w:lineRule="auto" w:after="80"/>
+        <w:ind w:firstLine="480"/>
+      </w:pPr>
+      <w:r>
+        <w:rPr>
+          <w:rFonts w:ascii="Times New Roman" w:hAnsi="Times New Roman" w:eastAsia="宋体"/>
+          <w:b w:val="0"/>
+          <w:sz w:val="24"/>
+        </w:rPr>
+        <w:t>三条最核心的差异化主张：</w:t>
+      </w:r>
+    </w:p>
+    <w:p>
+      <w:pPr>
+        <w:spacing w:line="360" w:lineRule="auto" w:after="80"/>
+        <w:ind w:firstLine="480"/>
+      </w:pPr>
+      <w:r>
+        <w:rPr>
+          <w:rFonts w:ascii="Times New Roman" w:hAnsi="Times New Roman" w:eastAsia="宋体"/>
+          <w:b w:val="0"/>
+          <w:sz w:val="24"/>
+        </w:rPr>
+        <w:t>1. 修改监督是密度最高的风格证据：现有工具把用户改写当作一次性操作；SCULPTOR 把每次 point-edit 固化为（原文，改后，意图）三元组，既更新风格档案（L4），又作为调制器权重学习的偏好对——"他要的"永远比"他说的"更真实；</w:t>
+      </w:r>
+    </w:p>
+    <w:p>
+      <w:pPr>
+        <w:spacing w:line="360" w:lineRule="auto" w:after="80"/>
+        <w:ind w:firstLine="480"/>
+      </w:pPr>
+      <w:r>
+        <w:rPr>
+          <w:rFonts w:ascii="Times New Roman" w:hAnsi="Times New Roman" w:eastAsia="宋体"/>
+          <w:b w:val="0"/>
+          <w:sz w:val="24"/>
+        </w:rPr>
+        <w:t>2. 澄清协议解决的是"写什么"而不是"怎么写"：主流工具的风格控制停留在 prompt 层（"请写得克制"），SCULPTOR 先接住用户的主张、前提、推理与理论来源（思想脉络），风格注入发生在思想成形之后，避免"有腔调没内容"；</w:t>
+      </w:r>
+    </w:p>
+    <w:p>
+      <w:pPr>
+        <w:spacing w:line="360" w:lineRule="auto" w:after="80"/>
+        <w:ind w:firstLine="480"/>
+      </w:pPr>
+      <w:r>
+        <w:rPr>
+          <w:rFonts w:ascii="Times New Roman" w:hAnsi="Times New Roman" w:eastAsia="宋体"/>
+          <w:b w:val="0"/>
+          <w:sz w:val="24"/>
+        </w:rPr>
+        <w:t>3. AI 味是可诊断、可修复的：姿态层六层细读（声音/过渡/修辞/引用/翻译体/收尾）+ RAG 作者对照，把"读着难受"拆成可操作的病灶；Grammarly 类工具的 tone 检测停留在单词情绪层。</w:t>
+      </w:r>
+    </w:p>
+    <w:p>
+      <w:pPr>
+        <w:spacing w:line="360" w:lineRule="auto" w:after="80"/>
+        <w:ind w:firstLine="480"/>
+      </w:pPr>
+      <w:r>
+        <w:rPr>
+          <w:rFonts w:ascii="Times New Roman" w:hAnsi="Times New Roman" w:eastAsia="宋体"/>
+          <w:b w:val="0"/>
+          <w:sz w:val="24"/>
+        </w:rPr>
+        <w:t>本文定位是面向人文环境的帮助工具：在生成过程中保持作者特定的表达偏好与语义意图，而非最大化一般意义上的文本质量。目标用户为三类写作者：需要把"憋着的想法"理清的普通写作者与学生、在合规框架内需要保留个人表达的职场写作者、需要在 AI 时代守住"自己的声音"的内容创作者。</w:t>
       </w:r>
     </w:p>
     <w:p>
@@ -7105,8 +7892,8 @@
     </w:p>
     <w:p>
       <w:pPr>
-        <w:spacing w:line="360" w:lineRule="auto" w:after="80"/>
-        <w:ind w:firstLine="480"/>
+        <w:spacing w:line="336" w:lineRule="auto" w:after="60"/>
+        <w:ind w:left="360"/>
       </w:pPr>
       <w:r>
         <w:rPr>
@@ -7114,7 +7901,146 @@
           <w:b w:val="0"/>
           <w:sz w:val="24"/>
         </w:rPr>
-        <w:t>每轮改进都伴随回归测试固化（agent 21 + web 11 套），保证"修复不引入新问题"。</w:t>
+        <w:t>v0.62–0.64 签名 → 模型：统一 Token 对比解码 V1 候选对比（个人 n-gram 模型）、V1.5 外层调制器（偏好对学习八维权重）、完整四层风格体系设计（STYLE-SYSTEM.md）逐轮落地；</w:t>
+      </w:r>
+    </w:p>
+    <w:p>
+      <w:pPr>
+        <w:spacing w:line="336" w:lineRule="auto" w:after="60"/>
+        <w:ind w:left="360"/>
+      </w:pPr>
+      <w:r>
+        <w:rPr>
+          <w:rFonts w:ascii="Times New Roman" w:hAnsi="Times New Roman" w:eastAsia="宋体"/>
+          <w:b w:val="0"/>
+          <w:sz w:val="24"/>
+        </w:rPr>
+        <w:t>v0.65 神经风格编码与检索补强：新增可选 embedding 稠密原型（作者语料 → 语义风格原型）、调制器第 9 维神经特征、知识库 BM25+语义混合检索、调制器增量在线更新（embedding.test 四组断言固化）。</w:t>
+      </w:r>
+    </w:p>
+    <w:p>
+      <w:pPr>
+        <w:spacing w:line="360" w:lineRule="auto" w:after="80"/>
+        <w:ind w:firstLine="480"/>
+      </w:pPr>
+      <w:r>
+        <w:rPr>
+          <w:rFonts w:ascii="Times New Roman" w:hAnsi="Times New Roman" w:eastAsia="宋体"/>
+          <w:b w:val="0"/>
+          <w:sz w:val="24"/>
+        </w:rPr>
+        <w:t>每轮改进都伴随回归测试固化（agent 22 + web 11 套），保证"修复不引入新问题"。</w:t>
+      </w:r>
+    </w:p>
+    <w:p>
+      <w:pPr>
+        <w:spacing w:before="120" w:after="120" w:line="312" w:lineRule="auto"/>
+      </w:pPr>
+      <w:r>
+        <w:rPr>
+          <w:rFonts w:ascii="Times New Roman" w:hAnsi="Times New Roman" w:eastAsia="宋体"/>
+          <w:b/>
+          <w:sz w:val="28"/>
+        </w:rPr>
+        <w:t>6.6 针对行业短板的补强（v0.62–0.65）</w:t>
+      </w:r>
+    </w:p>
+    <w:p>
+      <w:pPr>
+        <w:spacing w:line="360" w:lineRule="auto" w:after="80"/>
+        <w:ind w:firstLine="480"/>
+      </w:pPr>
+      <w:r>
+        <w:rPr>
+          <w:rFonts w:ascii="Times New Roman" w:hAnsi="Times New Roman" w:eastAsia="宋体"/>
+          <w:b w:val="0"/>
+          <w:sz w:val="24"/>
+        </w:rPr>
+        <w:t>对照 6.3 表 7 与上一轮外部评审意见，本文对"签名≠模型、特征工程化、检索薄弱、评测不硬"四类短板逐项补强，全部以可复现实验固化：</w:t>
+      </w:r>
+    </w:p>
+    <w:p>
+      <w:pPr>
+        <w:spacing w:line="360" w:lineRule="auto" w:after="80"/>
+        <w:ind w:firstLine="480"/>
+      </w:pPr>
+      <w:r>
+        <w:rPr>
+          <w:rFonts w:ascii="Times New Roman" w:hAnsi="Times New Roman" w:eastAsia="宋体"/>
+          <w:b w:val="0"/>
+          <w:sz w:val="24"/>
+        </w:rPr>
+        <w:t>1. 签名 → 模型（已补）：V1 候选对比解码 + V1.5 外层调制器——权重由作者偏好对（edits.jsonl）经 pairwise hinge + SGD 学习，modulator.test 验证"改后 &gt; 原文"、九维分解可追溯、数据不足降级、在线重训与增量更新；</w:t>
+      </w:r>
+    </w:p>
+    <w:p>
+      <w:pPr>
+        <w:spacing w:line="360" w:lineRule="auto" w:after="80"/>
+        <w:ind w:firstLine="480"/>
+      </w:pPr>
+      <w:r>
+        <w:rPr>
+          <w:rFonts w:ascii="Times New Roman" w:hAnsi="Times New Roman" w:eastAsia="宋体"/>
+          <w:b w:val="0"/>
+          <w:sz w:val="24"/>
+        </w:rPr>
+        <w:t>2. 神经级风格编码（v0.65 已补）：配置 embedding API 后，作者语料编码为稠密语义原型（embedding.js），作为调制器第 9 维特征与候选文本做余弦——捕捉统计特征抓不到的语义级风格（意象系统、论证气味）；未配置时全部静默降级，不增加依赖；</w:t>
+      </w:r>
+    </w:p>
+    <w:p>
+      <w:pPr>
+        <w:spacing w:line="360" w:lineRule="auto" w:after="80"/>
+        <w:ind w:firstLine="480"/>
+      </w:pPr>
+      <w:r>
+        <w:rPr>
+          <w:rFonts w:ascii="Times New Roman" w:hAnsi="Times New Roman" w:eastAsia="宋体"/>
+          <w:b w:val="0"/>
+          <w:sz w:val="24"/>
+        </w:rPr>
+        <w:t>3. 检索补强（v0.65 已补）：知识库从纯 BM25 升级为 BM25+语义余弦混合检索（matchKbHybrid），条目向量落盘缓存、分数可追溯；未配置 embedding 时自动降级为纯 BM25，行为与旧版一致；</w:t>
+      </w:r>
+    </w:p>
+    <w:p>
+      <w:pPr>
+        <w:spacing w:line="360" w:lineRule="auto" w:after="80"/>
+        <w:ind w:firstLine="480"/>
+      </w:pPr>
+      <w:r>
+        <w:rPr>
+          <w:rFonts w:ascii="Times New Roman" w:hAnsi="Times New Roman" w:eastAsia="宋体"/>
+          <w:b w:val="0"/>
+          <w:sz w:val="24"/>
+        </w:rPr>
+        <w:t>4. 增量在线更新（v0.65 已补）：新编辑对到达时局部 SGD 更新调制器权重（applyEditIncremental），避免每次全量重训——"越写越懂你"不依赖批量作业；</w:t>
+      </w:r>
+    </w:p>
+    <w:p>
+      <w:pPr>
+        <w:spacing w:line="360" w:lineRule="auto" w:after="80"/>
+        <w:ind w:firstLine="480"/>
+      </w:pPr>
+      <w:r>
+        <w:rPr>
+          <w:rFonts w:ascii="Times New Roman" w:hAnsi="Times New Roman" w:eastAsia="宋体"/>
+          <w:b w:val="0"/>
+          <w:sz w:val="24"/>
+        </w:rPr>
+        <w:t>5. 评测工具（已具备，样本收集中）：作者识别、续写选择、盲评问卷与二项检验工具已实现（4.4、5.5），第三方盲评样本与显著性检验为进行中工作。</w:t>
+      </w:r>
+    </w:p>
+    <w:p>
+      <w:pPr>
+        <w:spacing w:line="360" w:lineRule="auto" w:after="80"/>
+        <w:ind w:firstLine="480"/>
+      </w:pPr>
+      <w:r>
+        <w:rPr>
+          <w:rFonts w:ascii="Times New Roman" w:hAnsi="Times New Roman" w:eastAsia="宋体"/>
+          <w:b w:val="0"/>
+          <w:sz w:val="24"/>
+        </w:rPr>
+        <w:t>尚未完成的部分如实保留在 7 节：逐 token 重排（V2 logprobs / V3 本地 logits）、调制器权重消融标定、跨语言语料。</w:t>
       </w:r>
     </w:p>
     <w:p>
@@ -7211,7 +8137,7 @@
           <w:b w:val="0"/>
           <w:sz w:val="24"/>
         </w:rPr>
-        <w:t xml:space="preserve">6. 能力边界：统一解码框架 V1 候选对比与 V1.5 外层调制器已落地（八维特征 + 偏好对学习权重），但 </w:t>
+        <w:t xml:space="preserve">6. 能力边界：统一解码框架 V1 候选对比与 V1.5 外层调制器已落地（九维特征 + 偏好对学习权重，含可选 embedding 神经编码），调制器增量在线更新与知识库向量混合检索已补；但 </w:t>
       </w:r>
       <m:oMath>
         <m:sSub>
@@ -7233,7 +8159,7 @@
           <w:b w:val="0"/>
           <w:sz w:val="24"/>
         </w:rPr>
-        <w:t xml:space="preserve"> 是本地 n-gram 模型（弱于真实 LoRA 条件分布），逐 token 重排（V2 logprobs / V3 本地 logits）待实现，调制器权重消融标定与盲评未完成；翻译等应用扩展未做独立对照验证。</w:t>
+        <w:t xml:space="preserve"> 仍是本地 n-gram 模型（弱于真实 LoRA 条件分布），逐 token 重排（V2 logprobs / V3 本地 logits）待实现，调制器权重消融标定与盲评未完成；翻译等应用扩展未做独立对照验证。</w:t>
       </w:r>
     </w:p>
     <w:p>
@@ -7261,7 +8187,7 @@
           <w:b w:val="0"/>
           <w:sz w:val="24"/>
         </w:rPr>
-        <w:t>8. 检索依赖第三方源：内置免费检索（必应/百度/B站/维基）依赖第三方服务可达性与 HTML 结构，稳定性与覆盖受网络环境影响；</w:t>
+        <w:t>8. 检索依赖第三方源：联网检索（必应/百度/B站/维基）依赖第三方服务可达性与 HTML 结构；知识库内部检索已升级为 BM25+语义混合并支持本地缓存，不依赖第三方网络；</w:t>
       </w:r>
     </w:p>
     <w:p>
@@ -7316,7 +8242,7 @@
           <w:b w:val="0"/>
           <w:sz w:val="24"/>
         </w:rPr>
-        <w:t>本文提出 SCULPTOR：以作者表示为中心的生成式写作系统。理论上，将风格形式化为作者相对中性基线的稳定条件选择偏差，用四层签名近似，并提出"修改监督"与统一 Token 对比解码框架（五路信号在解码层融合，签名 → 注入 → 解码三段论）；实现上，把签名升级为可学习的外层调制器——八维特征函数统一承载个人知识库、风格向量与收集数据，权重由作者亲手修改的偏好对拟合，推理时实时调制通用模型的行为（V1 候选对比 → V1.5 调制器 → V2/V3 路线）；交互上，以思想脉络澄清协议与外溢优先接住用户主动给出的高价值信息（种子/红线/立意当轮入档 + 升级信号流水）；质量上，以姿态层检测缓解模型化话语特征；工程上，完成全流程互操作（作品同步/分割/按阶段导出）。实验表明，全部契约测试满足输出契约；风格距离结果与"接近作者、远离模型化倾向"的假设一致；判别与预测两类外部检验显示签名具备作者信号，但样本规模不足以支持显著性结论。</w:t>
+        <w:t>本文提出 SCULPTOR：以作者表示为中心的生成式写作系统。理论上，将风格形式化为作者相对中性基线的稳定条件选择偏差，用四层签名近似，并提出"修改监督"与统一 Token 对比解码框架（五路信号在解码层融合，签名 → 注入 → 解码三段论）；实现上，把签名升级为可学习的外层调制器——九维特征函数（含可选 embedding 神经编码）统一承载个人知识库、风格向量与收集数据，权重由作者亲手修改的偏好对拟合并随编辑增量更新，推理时实时调制通用模型的行为（V1 候选对比 → V1.5 调制器 → V2/V3 路线）；交互上，以思想脉络澄清协议与外溢优先接住用户主动给出的高价值信息（种子/红线/立意当轮入档 + 升级信号流水）；质量上，以姿态层检测缓解模型化话语特征；工程上，完成全流程互操作（作品同步/分割/按阶段导出）。实验表明，全部契约测试满足输出契约；风格距离结果与"接近作者、远离模型化倾向"的假设一致；判别与预测两类外部检验显示签名具备作者信号，但样本规模不足以支持显著性结论。</w:t>
       </w:r>
     </w:p>
     <w:p>
@@ -7330,7 +8256,7 @@
           <w:b w:val="0"/>
           <w:sz w:val="24"/>
         </w:rPr>
-        <w:t xml:space="preserve">未来工作：① 统一解码框架 V1（v0.62，候选对比 + 个人 n-gram 模型）与 V1.5（v0.64，外层调制器：偏好对学习八维权重）均已落地；下一步沿解码期控制（decoding-time control）路线推进——调制器增量在线更新（每来一个编辑对即局部更新）、把 LLM 细读的结构化输出加入特征、权重消融标定（即对 </w:t>
+        <w:t xml:space="preserve">未来工作：① 统一解码框架 V1（v0.62）、V1.5 外层调制器（v0.64–0.65：偏好对学习九维权重、增量在线更新、可选 embedding 神经编码、知识库向量混合检索）均已落地；下一步沿解码期控制（decoding-time control）路线推进——把 LLM 细读的结构化输出加入特征、权重消融标定（即对 </w:t>
       </w:r>
       <m:oMath>
         <m:r>
@@ -7646,7 +8572,7 @@
           <w:b w:val="0"/>
           <w:sz w:val="24"/>
         </w:rPr>
-        <w:t>表 7　契约测试覆盖矩阵（agent 21 套 + web 11 套，300+ 断言）</w:t>
+        <w:t>表 A1　契约测试覆盖矩阵（agent 22 套 + web 11 套，300+ 断言）</w:t>
       </w:r>
     </w:p>
     <w:tbl>
@@ -8165,7 +9091,41 @@
                 <w:b w:val="0"/>
                 <w:sz w:val="21"/>
               </w:rPr>
-              <w:t>偏好对学习八维权重；改后得分 &gt; 原文；八维分解；数据不足降级；在线重训</w:t>
+              <w:t>偏好对学习九维权重；改后得分 &gt; 原文；九维分解；数据不足降级；在线重训</w:t>
+            </w:r>
+          </w:p>
+        </w:tc>
+      </w:tr>
+      <w:tr>
+        <w:tc>
+          <w:tcPr>
+            <w:tcW w:type="dxa" w:w="4589"/>
+          </w:tcPr>
+          <w:p>
+            <w:r/>
+            <w:r>
+              <w:rPr>
+                <w:rFonts w:ascii="Times New Roman" w:hAnsi="Times New Roman" w:eastAsia="宋体"/>
+                <w:b w:val="0"/>
+                <w:sz w:val="21"/>
+              </w:rPr>
+              <w:t>神经风格编码（embedding）</w:t>
+            </w:r>
+          </w:p>
+        </w:tc>
+        <w:tc>
+          <w:tcPr>
+            <w:tcW w:type="dxa" w:w="4589"/>
+          </w:tcPr>
+          <w:p>
+            <w:r/>
+            <w:r>
+              <w:rPr>
+                <w:rFonts w:ascii="Times New Roman" w:hAnsi="Times New Roman" w:eastAsia="宋体"/>
+                <w:b w:val="0"/>
+                <w:sz w:val="21"/>
+              </w:rPr>
+              <w:t>原型落盘/缓存/签名重算；embedding 特征生效与中性降级；语义混合检索排序；增量在线更新</w:t>
             </w:r>
           </w:p>
         </w:tc>
@@ -8217,7 +9177,7 @@
           <w:b w:val="0"/>
           <w:sz w:val="24"/>
         </w:rPr>
-        <w:t>表 8　多组实验数据汇总（实测）</w:t>
+        <w:t>表 A2　多组实验数据汇总（实测）</w:t>
       </w:r>
     </w:p>
     <w:tbl>
@@ -8311,7 +9271,7 @@
                 <w:b w:val="0"/>
                 <w:sz w:val="21"/>
               </w:rPr>
-              <w:t>agent 21 + web 11 套（300+ 断言）</w:t>
+              <w:t>agent 22 + web 11 套（300+ 断言）</w:t>
             </w:r>
           </w:p>
         </w:tc>

--- a/docs/competition/科技论文-SCULPTOR.docx
+++ b/docs/competition/科技论文-SCULPTOR.docx
@@ -67,7 +67,7 @@
           <w:b w:val="0"/>
           <w:sz w:val="24"/>
         </w:rPr>
-        <w:t>大语言模型（LLM）使"机器能写"成为常态，但作者身份在生成过程中如何被持续表示、更新与保持仍未解决。本文提出 SCULPTOR——以作者表示（author representation）为中心的生成式写作系统：以澄清协议与修改监督捕获并更新作者意图与偏好，以四层风格签名近似作者相对中性基线的稳定选择模式（表层词汇句法 / 话语修辞 / 深层立场 / 元层选择偏好），以生成后审计缓解模型化话语特征；并进一步提出统一 Token 对比解码框架——把风格、知识、缺陷、阻抗五路信号统一进一个评分函数，在解码层直接重排候选概率，使"作者的每一处选择"可测量、可注入、可追溯。实现上，签名层、V1 候选对比解码与 V1.5 外层调制器均已交付：调制器把个人知识库、风格向量与收集数据归纳为九维特征函数（含可选 embedding 神经编码），权重由作者亲手修改的偏好对学习（签名正式升级为可学习模型），V2 logprobs / V3 本地 logits 仍为路线图。</w:t>
+        <w:t>大语言模型（LLM）使"机器能写"成为常态，但作者身份在生成过程中如何被持续表示、更新与保持仍未解决。本文提出 SCULPTOR——以作者表示（author representation）为中心的生成式写作系统：以澄清协议与修改监督捕获并更新作者意图与偏好，以四层风格签名近似作者相对中性基线的稳定选择模式（表层词汇句法 / 话语修辞 / 深层立场 / 元层选择偏好），以生成后审计缓解模型化话语特征；并进一步提出统一 Token 对比解码框架——把风格、知识、缺陷、阻抗五路信号统一进一个评分函数，在解码层直接重排候选概率，使"作者的每一处选择"可测量、可注入、可追溯。实现上，签名层、V1 候选对比解码与 V1.5 外层调制器均已交付：调制器把个人知识库、风格向量与收集数据归纳为十维特征函数（含 L3 作者写作清单 fineRead 与可选 embedding 神经编码），权重由作者亲手修改的偏好对学习（签名正式升级为可学习模型），V2 logprobs / V3 本地 logits 仍为路线图。</w:t>
       </w:r>
     </w:p>
     <w:p>
@@ -95,7 +95,7 @@
           <w:b w:val="0"/>
           <w:sz w:val="24"/>
         </w:rPr>
-        <w:t>实验表明：agent 22 套 + web 11 套（300+ 断言）契约测试均满足输出契约；风格距离实验中，SCULPTOR 与 5 组匿名真人作者/真人模拟样本的平均距离为 0.96，低于其与通用模型的距离（ChatGPT 1.24 / DeepSeek 1.10）；作者识别（n=180）与续写选择（n=72）中融合签名分别达到 81.7% 与 72.2%（基线 82.2% / 50%）；外溢优先、互操作与批注全流程回归通过。结果与"作者身份保持"假设一致，但样本规模尚不足以支持显著性结论。本文定位为在生成过程中保持作者表达偏好与语义意图，而非最大化一般意义上的文本质量。</w:t>
+        <w:t>实验表明：agent 23 套 + web 11 套（300+ 断言）契约测试均满足输出契约；风格距离实验中，SCULPTOR 与 5 组匿名真人作者/真人模拟样本的平均距离为 0.96，低于其与通用模型的距离（ChatGPT 1.24 / DeepSeek 1.10）；作者识别（n=180）与续写选择（n=72）中融合签名分别达到 81.7% 与 72.2%（基线 82.2% / 50%）；外溢优先、互操作与批注全流程回归通过。结果与"作者身份保持"假设一致，但样本规模尚不足以支持显著性结论。本文定位为在生成过程中保持作者表达偏好与语义意图，而非最大化一般意义上的文本质量。</w:t>
       </w:r>
     </w:p>
     <w:p>
@@ -341,7 +341,7 @@
           <w:b w:val="0"/>
           <w:sz w:val="24"/>
         </w:rPr>
-        <w:t>C3（质量与工程）生成后审计与一体化交付：提出姿态层（postural layer）检测缓解"表演思考"式模型化倾向；同一核心以 CLI/Web 双形态交付，契约测试 agent 22 + web 11 套（第 3.6 节、附录 A）。</w:t>
+        <w:t>C3（质量与工程）生成后审计与一体化交付：提出姿态层（postural layer）检测缓解"表演思考"式模型化倾向；同一核心以 CLI/Web 双形态交付，契约测试 agent 23 + web 11 套（第 3.6 节、附录 A）。</w:t>
       </w:r>
     </w:p>
     <w:p>
@@ -1512,7 +1512,7 @@
           <w:b w:val="0"/>
           <w:sz w:val="24"/>
         </w:rPr>
-        <w:t xml:space="preserve">实现边界（诚实界定）：签名层与注入层已交付（L1–L4、双风格、知识注入、缺陷审计）；V1 候选对比解码（v0.62）与 V1.5 外层调制器（v0.64–0.65）均已落地——写作每节并行生成 n 个候选，用九维特征函数（个人 n-gram </w:t>
+        <w:t xml:space="preserve">实现边界（诚实界定）：签名层与注入层已交付（L1–L4、双风格、知识注入、缺陷审计）；V1 候选对比解码（v0.62）与 V1.5 外层调制器（v0.64–0.66）均已落地——写作每节并行生成 n 个候选，用十维特征函数（个人 n-gram </w:t>
       </w:r>
       <m:oMath>
         <m:sSub>
@@ -1534,7 +1534,7 @@
           <w:b w:val="0"/>
           <w:sz w:val="24"/>
         </w:rPr>
-        <w:t xml:space="preserve">、表层、话语、立场红线、知识、缺陷、阻抗、风格向量方向、可选 embedding 神经原型）评分选优。其中调制器权重不再手调：agent/src/modulator.js 把 edits.jsonl 的（原文，改后）当作作者偏好对，用 pairwise hinge + SGD 学习每个作者独有的权重向量，数据签名变化自动在线重训，新编辑对到达时增量更新；权重与得分分解逐候选可追溯（设计文档：MODULATOR.md）；V2 词级 logprobs 重排（显式 </w:t>
+        <w:t xml:space="preserve">、表层、话语、立场红线、知识、缺陷、阻抗、风格向量方向、可选 embedding 神经原型、L3 作者写作清单 fineRead）评分选优。其中调制器权重不再手调：agent/src/modulator.js 把 edits.jsonl 的（原文，改后）当作作者偏好对，用 pairwise hinge + SGD 学习每个作者独有的权重向量，数据签名变化自动在线重训，新编辑对到达时增量更新；L3 深层读取由作者写作清单协议提供（author-sheet.js，五问自动归纳、红线强制保留）；权重与得分分解逐候选可追溯（设计文档：MODULATOR.md）；V2 词级 logprobs 重排（显式 </w:t>
       </w:r>
       <m:oMath>
         <m:sSub>
@@ -3447,7 +3447,7 @@
           <w:b w:val="0"/>
           <w:sz w:val="24"/>
         </w:rPr>
-        <w:t>契约测试为什么可行：每一套测试 = 真实场景输入 + 用户说法 + 确定性断言 + 出口契约（如"一次一问""大纲节数 ≥3""成稿字数 ≥ 阈值""无 HTTP 500"）。可行性来自三点：① 断言全部可自动判定（正则/状态机/文件系统校验），不依赖人工打分；② 覆盖真实故障案例——测试不是验收后补，而是先于功能写下（如"低意愿不陷入无限追问""大纲截断护栏""素材不足禁止生成大纲"均来自真实会话暴露的问题）；③ 测试即产品文档，任何改动跑全量回归（agent 22 + web 11 套），保证"改了不坏"。</w:t>
+        <w:t>契约测试为什么可行：每一套测试 = 真实场景输入 + 用户说法 + 确定性断言 + 出口契约（如"一次一问""大纲节数 ≥3""成稿字数 ≥ 阈值""无 HTTP 500"）。可行性来自三点：① 断言全部可自动判定（正则/状态机/文件系统校验），不依赖人工打分；② 覆盖真实故障案例——测试不是验收后补，而是先于功能写下（如"低意愿不陷入无限追问""大纲截断护栏""素材不足禁止生成大纲"均来自真实会话暴露的问题）；③ 测试即产品文档，任何改动跑全量回归（agent 23 + web 11 套），保证"改了不坏"。</w:t>
       </w:r>
     </w:p>
     <w:p>
@@ -3570,7 +3570,7 @@
           <w:b w:val="0"/>
           <w:sz w:val="24"/>
         </w:rPr>
-        <w:t>全部预定义测试用例均满足输出契约：agent 22 套 + web 11 套（300+ 断言），覆盖澄清一次一问与低意愿逃生、实时大纲、字数达标、红队 8 文体 × 6 对抗输入、十种用户说法、长文端到端（12000 字，结构不变量断言）、翻译/回译、假思考六层细读、学术规范审计、全格式导出与前端接线，以及新增的外溢优先（overflow-qa）、作品同步/分割/互操作（works-qa）、批注（annotations-qa）、统一 Token 解码（token-decode）、外层调制器（modulator）与神经风格编码（embedding）回归。覆盖矩阵与多组实验数据汇总见附录 A。</w:t>
+        <w:t>全部预定义测试用例均满足输出契约：agent 23 套 + web 11 套（300+ 断言），覆盖澄清一次一问与低意愿逃生、实时大纲、字数达标、红队 8 文体 × 6 对抗输入、十种用户说法、长文端到端（12000 字，结构不变量断言）、翻译/回译、假思考六层细读、学术规范审计、全格式导出与前端接线，以及新增的外溢优先（overflow-qa）、作品同步/分割/互操作（works-qa）、批注（annotations-qa）、统一 Token 解码（token-decode）、外层调制器（modulator）、神经风格编码（embedding）与作者写作清单（author-sheet）回归。覆盖矩阵与多组实验数据汇总见附录 A。</w:t>
       </w:r>
     </w:p>
     <w:p>
@@ -6723,7 +6723,7 @@
           <w:b w:val="0"/>
           <w:sz w:val="24"/>
         </w:rPr>
-        <w:t xml:space="preserve"> 的时间结构，另加表层/话语/立场红线/风格向量方向/可选 embedding 神经原型五路特征，共九维进入 modulate() 评分；写作节级接入候选对比解码（agent/src/token-decode.js，每节并行 n 候选九维评分选优，得分分解落盘）。调制器权重由作者偏好对学习：edits.jsonl 的（原文，改后）经 pairwise hinge + SGD 拟合出每个作者独有的权重向量，数据签名变化自动在线重训、新编辑对增量更新（agent/src/modulator.js）；知识库检索升级为 BM25+语义混合（matchKbHybrid）；神经风格编码由可选 embedding 稠密原型提供（embedding.js，未配置时静默降级）。单元测试（token-decode.test、modulator.test、embedding.test）验证：个人模型可预测、缺陷/阻抗信号有效、改后文本得分高于原文、九维分解可追溯、原型落盘与签名重算、语义排序、数据不足降级、在线重训与增量更新生效。逐 token 重排（V2 logprobs / V3 本地 logits）仍为路线图。</w:t>
+        <w:t xml:space="preserve"> 的时间结构，另加表层/话语/立场红线/风格向量方向/可选 embedding 神经原型/L3 作者清单 fineRead 六路特征，共十维进入 modulate() 评分；写作节级接入候选对比解码（agent/src/token-decode.js，每节并行 n 候选十维评分选优，得分分解落盘）。调制器权重由作者偏好对学习：edits.jsonl 的（原文，改后）经 pairwise hinge + SGD 拟合出每个作者独有的权重向量，数据签名变化自动在线重训、新编辑对增量更新（agent/src/modulator.js）；知识库检索升级为 BM25+语义混合（matchKbHybrid）；神经风格编码由可选 embedding 稠密原型提供（embedding.js，未配置时静默降级）；L3 深层读取由作者写作清单协议提供（author-sheet.js：主张/论证/读者/红线/触发五问自动归纳，红线拆句后强制保留，作为 fineRead 特征入评分）。单元测试（token-decode.test、modulator.test、embedding.test、author-sheet.test）验证：个人模型可预测、缺陷/阻抗信号有效、改后文本得分高于原文、十维分解可追溯、原型落盘与签名重算、语义排序、红线命中拉高 fineRead、数据不足降级、在线重训与增量更新生效。逐 token 重排（V2 logprobs / V3 本地 logits）仍为路线图。</w:t>
       </w:r>
     </w:p>
     <w:p>
@@ -7929,7 +7929,7 @@
           <w:b w:val="0"/>
           <w:sz w:val="24"/>
         </w:rPr>
-        <w:t>每轮改进都伴随回归测试固化（agent 22 + web 11 套），保证"修复不引入新问题"。</w:t>
+        <w:t>每轮改进都伴随回归测试固化（agent 23 + web 11 套），保证"修复不引入新问题"。</w:t>
       </w:r>
     </w:p>
     <w:p>
@@ -7970,7 +7970,7 @@
           <w:b w:val="0"/>
           <w:sz w:val="24"/>
         </w:rPr>
-        <w:t>1. 签名 → 模型（已补）：V1 候选对比解码 + V1.5 外层调制器——权重由作者偏好对（edits.jsonl）经 pairwise hinge + SGD 学习，modulator.test 验证"改后 &gt; 原文"、九维分解可追溯、数据不足降级、在线重训与增量更新；</w:t>
+        <w:t>1. 签名 → 模型（已补）：V1 候选对比解码 + V1.5 外层调制器——权重由作者偏好对（edits.jsonl）经 pairwise hinge + SGD 学习，modulator.test 验证"改后 &gt; 原文"、十维分解可追溯、数据不足降级、在线重训与增量更新；</w:t>
       </w:r>
     </w:p>
     <w:p>
@@ -8026,7 +8026,21 @@
           <w:b w:val="0"/>
           <w:sz w:val="24"/>
         </w:rPr>
-        <w:t>5. 评测工具（已具备，样本收集中）：作者识别、续写选择、盲评问卷与二项检验工具已实现（4.4、5.5），第三方盲评样本与显著性检验为进行中工作。</w:t>
+        <w:t>5. L3 深层读取（v0.66 已补）：作者写作清单协议把澄清/外溢/红线/思想脉络结构化（五问自动归纳、红线拆句强制保留），作为调制器 fineRead 第 10 维特征——"深层风格靠问答"补齐为"已确认信号自动归纳，且直接参与生成评分"；</w:t>
+      </w:r>
+    </w:p>
+    <w:p>
+      <w:pPr>
+        <w:spacing w:line="360" w:lineRule="auto" w:after="80"/>
+        <w:ind w:firstLine="480"/>
+      </w:pPr>
+      <w:r>
+        <w:rPr>
+          <w:rFonts w:ascii="Times New Roman" w:hAnsi="Times New Roman" w:eastAsia="宋体"/>
+          <w:b w:val="0"/>
+          <w:sz w:val="24"/>
+        </w:rPr>
+        <w:t>6. 评测工具（已具备，样本收集中）：作者识别、续写选择、盲评问卷与二项检验工具已实现（4.4、5.5），第三方盲评样本与显著性检验为进行中工作。</w:t>
       </w:r>
     </w:p>
     <w:p>
@@ -8137,7 +8151,7 @@
           <w:b w:val="0"/>
           <w:sz w:val="24"/>
         </w:rPr>
-        <w:t xml:space="preserve">6. 能力边界：统一解码框架 V1 候选对比与 V1.5 外层调制器已落地（九维特征 + 偏好对学习权重，含可选 embedding 神经编码），调制器增量在线更新与知识库向量混合检索已补；但 </w:t>
+        <w:t xml:space="preserve">6. 能力边界：统一解码框架 V1 候选对比与 V1.5 外层调制器已落地（十维特征 + 偏好对学习权重，含 L3 作者清单 fineRead 与可选 embedding 神经编码），调制器增量在线更新、知识库向量混合检索与 L3 深层读取协议已补；但 </w:t>
       </w:r>
       <m:oMath>
         <m:sSub>
@@ -8242,7 +8256,7 @@
           <w:b w:val="0"/>
           <w:sz w:val="24"/>
         </w:rPr>
-        <w:t>本文提出 SCULPTOR：以作者表示为中心的生成式写作系统。理论上，将风格形式化为作者相对中性基线的稳定条件选择偏差，用四层签名近似，并提出"修改监督"与统一 Token 对比解码框架（五路信号在解码层融合，签名 → 注入 → 解码三段论）；实现上，把签名升级为可学习的外层调制器——九维特征函数（含可选 embedding 神经编码）统一承载个人知识库、风格向量与收集数据，权重由作者亲手修改的偏好对拟合并随编辑增量更新，推理时实时调制通用模型的行为（V1 候选对比 → V1.5 调制器 → V2/V3 路线）；交互上，以思想脉络澄清协议与外溢优先接住用户主动给出的高价值信息（种子/红线/立意当轮入档 + 升级信号流水）；质量上，以姿态层检测缓解模型化话语特征；工程上，完成全流程互操作（作品同步/分割/按阶段导出）。实验表明，全部契约测试满足输出契约；风格距离结果与"接近作者、远离模型化倾向"的假设一致；判别与预测两类外部检验显示签名具备作者信号，但样本规模不足以支持显著性结论。</w:t>
+        <w:t>本文提出 SCULPTOR：以作者表示为中心的生成式写作系统。理论上，将风格形式化为作者相对中性基线的稳定条件选择偏差，用四层签名近似，并提出"修改监督"与统一 Token 对比解码框架（五路信号在解码层融合，签名 → 注入 → 解码三段论）；实现上，把签名升级为可学习的外层调制器——十维特征函数（含 L3 作者清单 fineRead 与可选 embedding 神经编码）统一承载个人知识库、风格向量与收集数据，权重由作者亲手修改的偏好对拟合并随编辑增量更新，推理时实时调制通用模型的行为（V1 候选对比 → V1.5 调制器 → V2/V3 路线）；交互上，以思想脉络澄清协议与外溢优先接住用户主动给出的高价值信息（种子/红线/立意当轮入档 + 升级信号流水），并以作者写作清单把深层风格读取结构化；质量上，以姿态层检测缓解模型化话语特征；工程上，完成全流程互操作（作品同步/分割/按阶段导出）。实验表明，全部契约测试满足输出契约；风格距离结果与"接近作者、远离模型化倾向"的假设一致；判别与预测两类外部检验显示签名具备作者信号，但样本规模不足以支持显著性结论。</w:t>
       </w:r>
     </w:p>
     <w:p>
@@ -8256,7 +8270,7 @@
           <w:b w:val="0"/>
           <w:sz w:val="24"/>
         </w:rPr>
-        <w:t xml:space="preserve">未来工作：① 统一解码框架 V1（v0.62）、V1.5 外层调制器（v0.64–0.65：偏好对学习九维权重、增量在线更新、可选 embedding 神经编码、知识库向量混合检索）均已落地；下一步沿解码期控制（decoding-time control）路线推进——把 LLM 细读的结构化输出加入特征、权重消融标定（即对 </w:t>
+        <w:t xml:space="preserve">未来工作：① 统一解码框架 V1（v0.62）、V1.5 外层调制器（v0.64–0.66：偏好对学习十维权重、增量在线更新、可选 embedding 神经编码、知识库向量混合检索、L3 作者写作清单 fineRead）均已落地；下一步沿解码期控制（decoding-time control）路线推进——把姿态层六层细读的结构化输出加入特征（作者清单已覆盖立场/红线，细读的"表演式思考"判据是下一个入特征目标）、权重消融标定（即对 </w:t>
       </w:r>
       <m:oMath>
         <m:r>
@@ -8295,7 +8309,7 @@
           <w:b w:val="0"/>
           <w:sz w:val="24"/>
         </w:rPr>
-        <w:t xml:space="preserve"> 的敏感性分析）与候选数自适应，然后用 DExperts 式专家/反专家对比[18]与对比解码[19]做 V2 logprobs 重排，用 PREADD 前缀自适应[20]、ITI 激活干预[21]、Steering Vectors/激活工程[22]与 StyleVector[2] 做 V3 本地推理干预；② 按四层风格体系补中层话语修辞与深层立场的细读特征入评分；③ 扩大多作者 × 多篇跨文体语料，按"个性化文本生成评估"的三类判别任务[24]完成作者识别/续写选择的显著性检验（当前 81.7% vs TF-IDF 基线 82.2%，是必须攻克的硬指标）；④ 执行澄清协议与外溢优先的消融对照实验（4.4 设计）；⑤ 跨语言验证与公开部署；⑥ 批注数据反哺——把用户批注积累为错误模式库与风格档案（v0.61 已打通"批注 → AI 修改"闭环）。</w:t>
+        <w:t xml:space="preserve"> 的敏感性分析）与候选数自适应，然后用 DExperts 式专家/反专家对比[18]与对比解码[19]做 V2 logprobs 重排，用 PREADD 前缀自适应[20]、ITI 激活干预[21]、Steering Vectors/激活工程[22]与 StyleVector[2] 做 V3 本地推理干预；② 扩大多作者 × 多篇跨文体语料，按"个性化文本生成评估"的三类判别任务[24]完成作者识别/续写选择的显著性检验（当前 81.7% vs TF-IDF 基线 82.2%，是必须攻克的硬指标）；③ 执行澄清协议与外溢优先的消融对照实验（4.4 设计）；④ 跨语言验证与公开部署；⑤ 批注数据反哺——把用户批注积累为错误模式库与风格档案（v0.61 已打通"批注 → AI 修改"闭环）。</w:t>
       </w:r>
     </w:p>
     <w:p>
@@ -8572,7 +8586,7 @@
           <w:b w:val="0"/>
           <w:sz w:val="24"/>
         </w:rPr>
-        <w:t>表 A1　契约测试覆盖矩阵（agent 22 套 + web 11 套，300+ 断言）</w:t>
+        <w:t>表 A1　契约测试覆盖矩阵（agent 23 套 + web 11 套，300+ 断言）</w:t>
       </w:r>
     </w:p>
     <w:tbl>
@@ -9143,6 +9157,40 @@
                 <w:b w:val="0"/>
                 <w:sz w:val="21"/>
               </w:rPr>
+              <w:t>作者写作清单（author-sheet）</w:t>
+            </w:r>
+          </w:p>
+        </w:tc>
+        <w:tc>
+          <w:tcPr>
+            <w:tcW w:type="dxa" w:w="4589"/>
+          </w:tcPr>
+          <w:p>
+            <w:r/>
+            <w:r>
+              <w:rPr>
+                <w:rFonts w:ascii="Times New Roman" w:hAnsi="Times New Roman" w:eastAsia="宋体"/>
+                <w:b w:val="0"/>
+                <w:sz w:val="21"/>
+              </w:rPr>
+              <w:t>五问确定性兜底；LLM 归纳红线强制保留；签名重算；fineRead 命中拉高；无清单中性</w:t>
+            </w:r>
+          </w:p>
+        </w:tc>
+      </w:tr>
+      <w:tr>
+        <w:tc>
+          <w:tcPr>
+            <w:tcW w:type="dxa" w:w="4589"/>
+          </w:tcPr>
+          <w:p>
+            <w:r/>
+            <w:r>
+              <w:rPr>
+                <w:rFonts w:ascii="Times New Roman" w:hAnsi="Times New Roman" w:eastAsia="宋体"/>
+                <w:b w:val="0"/>
+                <w:sz w:val="21"/>
+              </w:rPr>
               <w:t>前端接线</w:t>
             </w:r>
           </w:p>
@@ -9271,7 +9319,7 @@
                 <w:b w:val="0"/>
                 <w:sz w:val="21"/>
               </w:rPr>
-              <w:t>agent 22 + web 11 套（300+ 断言）</w:t>
+              <w:t>agent 23 + web 11 套（300+ 断言）</w:t>
             </w:r>
           </w:p>
         </w:tc>

--- a/docs/competition/科技论文-SCULPTOR.docx
+++ b/docs/competition/科技论文-SCULPTOR.docx
@@ -67,7 +67,7 @@
           <w:b w:val="0"/>
           <w:sz w:val="24"/>
         </w:rPr>
-        <w:t>大语言模型（LLM）使"机器能写"成为常态，但作者身份在生成过程中如何被持续表示、更新与保持仍未解决。本文提出 SCULPTOR——以作者表示（author representation）为中心的生成式写作系统：以澄清协议与修改监督捕获并更新作者意图与偏好，以四层风格签名近似作者相对中性基线的稳定选择模式（表层词汇句法 / 话语修辞 / 深层立场 / 元层选择偏好），以生成后审计缓解模型化话语特征；并进一步提出统一 Token 对比解码框架——把风格、知识、缺陷、阻抗五路信号统一进一个评分函数，在解码层直接重排候选概率，使"作者的每一处选择"可测量、可注入、可追溯。实现上，签名层、V1 候选对比解码与 V1.5 外层调制器均已交付：调制器把个人知识库、风格向量与收集数据归纳为十维特征函数（含 L3 作者写作清单 fineRead 与可选 embedding 神经编码），权重由作者亲手修改的偏好对学习（签名正式升级为可学习模型），V2 logprobs / V3 本地 logits 仍为路线图。</w:t>
+        <w:t>大语言模型（LLM）使"机器能写"成为常态，但作者身份在生成过程中如何被持续表示、更新与保持仍未解决。本文提出 SCULPTOR——以作者表示（author representation）为中心的生成式写作系统：以澄清协议与修改监督捕获并更新作者意图与偏好，以四层风格签名近似作者相对中性基线的稳定选择模式（表层词汇句法 / 话语修辞 / 深层立场 / 元层选择偏好），以生成后审计缓解模型化话语特征；并进一步提出统一 Token 对比解码框架——把风格、知识、缺陷、阻抗五路信号统一进一个评分函数，在解码层直接重排候选概率，使"作者的每一处选择"可测量、可注入、可追溯。实现上，签名层、V1 候选对比解码与 V1.5 外层调制器均已交付：调制器把个人知识库、风格向量与收集数据归纳为十一维特征函数（含 L3 作者写作清单 fineRead、姿态层细读 posture 与可选 embedding 神经编码），权重由作者亲手修改的偏好对学习（签名正式升级为可学习模型），V2 logprobs / V3 本地 logits 仍为路线图。</w:t>
       </w:r>
     </w:p>
     <w:p>
@@ -1512,7 +1512,7 @@
           <w:b w:val="0"/>
           <w:sz w:val="24"/>
         </w:rPr>
-        <w:t xml:space="preserve">实现边界（诚实界定）：签名层与注入层已交付（L1–L4、双风格、知识注入、缺陷审计）；V1 候选对比解码（v0.62）与 V1.5 外层调制器（v0.64–0.66）均已落地——写作每节并行生成 n 个候选，用十维特征函数（个人 n-gram </w:t>
+        <w:t xml:space="preserve">实现边界（诚实界定）：签名层与注入层已交付（L1–L4、双风格、知识注入、缺陷审计）；V1 候选对比解码（v0.62）与 V1.5 外层调制器（v0.64–0.67）均已落地——写作每节并行生成 n 个候选，用十一维特征函数（个人 n-gram </w:t>
       </w:r>
       <m:oMath>
         <m:sSub>
@@ -1534,7 +1534,7 @@
           <w:b w:val="0"/>
           <w:sz w:val="24"/>
         </w:rPr>
-        <w:t xml:space="preserve">、表层、话语、立场红线、知识、缺陷、阻抗、风格向量方向、可选 embedding 神经原型、L3 作者写作清单 fineRead）评分选优。其中调制器权重不再手调：agent/src/modulator.js 把 edits.jsonl 的（原文，改后）当作作者偏好对，用 pairwise hinge + SGD 学习每个作者独有的权重向量，数据签名变化自动在线重训，新编辑对到达时增量更新；L3 深层读取由作者写作清单协议提供（author-sheet.js，五问自动归纳、红线强制保留）；权重与得分分解逐候选可追溯（设计文档：MODULATOR.md）；V2 词级 logprobs 重排（显式 </w:t>
+        <w:t xml:space="preserve">、表层、话语、立场红线、知识、缺陷、阻抗、风格向量方向、可选 embedding 神经原型、L3 作者写作清单 fineRead、姿态层细读 posture）评分选优。其中调制器权重不再手调：agent/src/modulator.js 把 edits.jsonl 的（原文，改后）当作作者偏好对，用 pairwise hinge + SGD 学习每个作者独有的权重向量，数据签名变化自动在线重训，新编辑对到达时增量更新；L3 深层读取由作者写作清单协议提供（author-sheet.js，五问自动归纳、红线强制保留）；姿态层判据（金句排比收束/路标转折/点题顿悟）以软性加权进入评分——只影响候选排序，不拒绝生成；权重与得分分解逐候选可追溯（设计文档：MODULATOR.md）；V2 词级 logprobs 重排（显式 </w:t>
       </w:r>
       <m:oMath>
         <m:sSub>
@@ -6723,7 +6723,7 @@
           <w:b w:val="0"/>
           <w:sz w:val="24"/>
         </w:rPr>
-        <w:t xml:space="preserve"> 的时间结构，另加表层/话语/立场红线/风格向量方向/可选 embedding 神经原型/L3 作者清单 fineRead 六路特征，共十维进入 modulate() 评分；写作节级接入候选对比解码（agent/src/token-decode.js，每节并行 n 候选十维评分选优，得分分解落盘）。调制器权重由作者偏好对学习：edits.jsonl 的（原文，改后）经 pairwise hinge + SGD 拟合出每个作者独有的权重向量，数据签名变化自动在线重训、新编辑对增量更新（agent/src/modulator.js）；知识库检索升级为 BM25+语义混合（matchKbHybrid）；神经风格编码由可选 embedding 稠密原型提供（embedding.js，未配置时静默降级）；L3 深层读取由作者写作清单协议提供（author-sheet.js：主张/论证/读者/红线/触发五问自动归纳，红线拆句后强制保留，作为 fineRead 特征入评分）。单元测试（token-decode.test、modulator.test、embedding.test、author-sheet.test）验证：个人模型可预测、缺陷/阻抗信号有效、改后文本得分高于原文、十维分解可追溯、原型落盘与签名重算、语义排序、红线命中拉高 fineRead、数据不足降级、在线重训与增量更新生效。逐 token 重排（V2 logprobs / V3 本地 logits）仍为路线图。</w:t>
+        <w:t xml:space="preserve"> 的时间结构，另加表层/话语/立场红线/风格向量方向/可选 embedding 神经原型/L3 作者清单 fineRead/姿态层细读 posture 七路特征，共十一维进入 modulate() 评分；写作节级接入候选对比解码（agent/src/token-decode.js，每节并行 n 候选十一维评分选优，得分分解落盘）。调制器权重由作者偏好对学习：edits.jsonl 的（原文，改后）经 pairwise hinge + SGD 拟合出每个作者独有的权重向量，数据签名变化自动在线重训、新编辑对增量更新（agent/src/modulator.js）；知识库检索升级为 BM25+语义混合（matchKbHybrid）；神经风格编码由可选 embedding 稠密原型提供（embedding.js，未配置时静默降级）；L3 深层读取由作者写作清单协议提供（author-sheet.js：主张/论证/读者/红线/触发五问自动归纳，红线拆句后强制保留，作为 fineRead 特征入评分）；姿态层判据从"事后审计"前置到"事中选择"——金句排比收束/路标转折/点题顿悟的确定性检测（deterministicFakeThinking）转为 posture 健康度特征，以软性加权参与候选排序，不拒绝生成（3.6 节仍保留 LLM 六层细读做生成后审计与修复）。单元测试（token-decode.test、modulator.test、embedding.test、author-sheet.test）验证：个人模型可预测、缺陷/阻抗信号有效、改后文本得分高于原文、十一维分解可追溯、原型落盘与签名重算、语义排序、红线命中拉高 fineRead、表演式文本 posture 低而克制文本高、数据不足降级、在线重训与增量更新生效。逐 token 重排（V2 logprobs / V3 本地 logits）仍为路线图。</w:t>
       </w:r>
     </w:p>
     <w:p>
@@ -7970,7 +7970,7 @@
           <w:b w:val="0"/>
           <w:sz w:val="24"/>
         </w:rPr>
-        <w:t>1. 签名 → 模型（已补）：V1 候选对比解码 + V1.5 外层调制器——权重由作者偏好对（edits.jsonl）经 pairwise hinge + SGD 学习，modulator.test 验证"改后 &gt; 原文"、十维分解可追溯、数据不足降级、在线重训与增量更新；</w:t>
+        <w:t>1. 签名 → 模型（已补）：V1 候选对比解码 + V1.5 外层调制器——权重由作者偏好对（edits.jsonl）经 pairwise hinge + SGD 学习，modulator.test 验证"改后 &gt; 原文"、十一维分解可追溯、数据不足降级、在线重训与增量更新；</w:t>
       </w:r>
     </w:p>
     <w:p>
@@ -8040,7 +8040,21 @@
           <w:b w:val="0"/>
           <w:sz w:val="24"/>
         </w:rPr>
-        <w:t>6. 评测工具（已具备，样本收集中）：作者识别、续写选择、盲评问卷与二项检验工具已实现（4.4、5.5），第三方盲评样本与显著性检验为进行中工作。</w:t>
+        <w:t>6. 姿态层判据前置（v0.67 已补）：把"假思考细读"的确定性判据（金句排比收束/路标转折/点题顿悟）从事后审计前置为事中选择——posture 健康度成为调制器第 11 维，候选排序时即压低表演式文本；采用软性加权而非硬约束，作者表达不被规则拒绝；</w:t>
+      </w:r>
+    </w:p>
+    <w:p>
+      <w:pPr>
+        <w:spacing w:line="360" w:lineRule="auto" w:after="80"/>
+        <w:ind w:firstLine="480"/>
+      </w:pPr>
+      <w:r>
+        <w:rPr>
+          <w:rFonts w:ascii="Times New Roman" w:hAnsi="Times New Roman" w:eastAsia="宋体"/>
+          <w:b w:val="0"/>
+          <w:sz w:val="24"/>
+        </w:rPr>
+        <w:t>7. 评测工具（已具备，样本收集中）：作者识别、续写选择、盲评问卷与二项检验工具已实现（4.4、5.5），第三方盲评样本与显著性检验为进行中工作。</w:t>
       </w:r>
     </w:p>
     <w:p>
@@ -8151,7 +8165,7 @@
           <w:b w:val="0"/>
           <w:sz w:val="24"/>
         </w:rPr>
-        <w:t xml:space="preserve">6. 能力边界：统一解码框架 V1 候选对比与 V1.5 外层调制器已落地（十维特征 + 偏好对学习权重，含 L3 作者清单 fineRead 与可选 embedding 神经编码），调制器增量在线更新、知识库向量混合检索与 L3 深层读取协议已补；但 </w:t>
+        <w:t xml:space="preserve">6. 能力边界：统一解码框架 V1 候选对比与 V1.5 外层调制器已落地（十一维特征 + 偏好对学习权重，含 L3 作者清单 fineRead、姿态层 posture 与可选 embedding 神经编码），调制器增量在线更新、知识库向量混合检索、L3 深层读取协议与姿态层判据前置已补；但 </w:t>
       </w:r>
       <m:oMath>
         <m:sSub>
@@ -8256,7 +8270,7 @@
           <w:b w:val="0"/>
           <w:sz w:val="24"/>
         </w:rPr>
-        <w:t>本文提出 SCULPTOR：以作者表示为中心的生成式写作系统。理论上，将风格形式化为作者相对中性基线的稳定条件选择偏差，用四层签名近似，并提出"修改监督"与统一 Token 对比解码框架（五路信号在解码层融合，签名 → 注入 → 解码三段论）；实现上，把签名升级为可学习的外层调制器——十维特征函数（含 L3 作者清单 fineRead 与可选 embedding 神经编码）统一承载个人知识库、风格向量与收集数据，权重由作者亲手修改的偏好对拟合并随编辑增量更新，推理时实时调制通用模型的行为（V1 候选对比 → V1.5 调制器 → V2/V3 路线）；交互上，以思想脉络澄清协议与外溢优先接住用户主动给出的高价值信息（种子/红线/立意当轮入档 + 升级信号流水），并以作者写作清单把深层风格读取结构化；质量上，以姿态层检测缓解模型化话语特征；工程上，完成全流程互操作（作品同步/分割/按阶段导出）。实验表明，全部契约测试满足输出契约；风格距离结果与"接近作者、远离模型化倾向"的假设一致；判别与预测两类外部检验显示签名具备作者信号，但样本规模不足以支持显著性结论。</w:t>
+        <w:t>本文提出 SCULPTOR：以作者表示为中心的生成式写作系统。理论上，将风格形式化为作者相对中性基线的稳定条件选择偏差，用四层签名近似，并提出"修改监督"与统一 Token 对比解码框架（五路信号在解码层融合，签名 → 注入 → 解码三段论）；实现上，把签名升级为可学习的外层调制器——十一维特征函数（含 L3 作者清单 fineRead、姿态层 posture 与可选 embedding 神经编码）统一承载个人知识库、风格向量与收集数据，权重由作者亲手修改的偏好对拟合并随编辑增量更新，推理时实时调制通用模型的行为（V1 候选对比 → V1.5 调制器 → V2/V3 路线）；交互上，以思想脉络澄清协议与外溢优先接住用户主动给出的高价值信息（种子/红线/立意当轮入档 + 升级信号流水），并以作者写作清单把深层风格读取结构化；质量上，以姿态层检测缓解模型化话语特征，并把细读判据前置到生成时的候选选择（软性加权，不拒绝生成）；工程上，完成全流程互操作（作品同步/分割/按阶段导出）。实验表明，全部契约测试满足输出契约；风格距离结果与"接近作者、远离模型化倾向"的假设一致；判别与预测两类外部检验显示签名具备作者信号，但样本规模不足以支持显著性结论。</w:t>
       </w:r>
     </w:p>
     <w:p>
@@ -8270,7 +8284,7 @@
           <w:b w:val="0"/>
           <w:sz w:val="24"/>
         </w:rPr>
-        <w:t xml:space="preserve">未来工作：① 统一解码框架 V1（v0.62）、V1.5 外层调制器（v0.64–0.66：偏好对学习十维权重、增量在线更新、可选 embedding 神经编码、知识库向量混合检索、L3 作者写作清单 fineRead）均已落地；下一步沿解码期控制（decoding-time control）路线推进——把姿态层六层细读的结构化输出加入特征（作者清单已覆盖立场/红线，细读的"表演式思考"判据是下一个入特征目标）、权重消融标定（即对 </w:t>
+        <w:t xml:space="preserve">未来工作：① 统一解码框架 V1（v0.62）、V1.5 外层调制器（v0.64–0.67：偏好对学习十一维权重、增量在线更新、可选 embedding 神经编码、知识库向量混合检索、L3 作者写作清单 fineRead、姿态层 posture 软性入评分）均已落地；下一步沿解码期控制（decoding-time control）路线推进——把姿态层 LLM 六层细读的结构化输出作为可选精读特征（当前为确定性判据前置，LLM 细读保留在生成后审计）、权重消融标定（即对 </w:t>
       </w:r>
       <m:oMath>
         <m:r>
@@ -8309,7 +8323,7 @@
           <w:b w:val="0"/>
           <w:sz w:val="24"/>
         </w:rPr>
-        <w:t xml:space="preserve"> 的敏感性分析）与候选数自适应，然后用 DExperts 式专家/反专家对比[18]与对比解码[19]做 V2 logprobs 重排，用 PREADD 前缀自适应[20]、ITI 激活干预[21]、Steering Vectors/激活工程[22]与 StyleVector[2] 做 V3 本地推理干预；② 扩大多作者 × 多篇跨文体语料，按"个性化文本生成评估"的三类判别任务[24]完成作者识别/续写选择的显著性检验（当前 81.7% vs TF-IDF 基线 82.2%，是必须攻克的硬指标）；③ 执行澄清协议与外溢优先的消融对照实验（4.4 设计）；④ 跨语言验证与公开部署；⑤ 批注数据反哺——把用户批注积累为错误模式库与风格档案（v0.61 已打通"批注 → AI 修改"闭环）。</w:t>
+        <w:t xml:space="preserve"> 的敏感性分析）与候选数自适应，然后用 DExperts 式专家/反专家对比[18]与对比解码[19]做 V2 logprobs 重排，用 PREADD 前缀自适应[20]、ITI 激活干预[21]、Steering Vectors/激活工程[22]与 StyleVector[2] 做 V3 本地推理干预；② 扩大多作者 × 多篇跨文体语料，按"个性化文本生成评估"的三类判别任务[24]完成作者识别/续写选择的显著性检验（当前 81.7% vs TF-IDF 基线 82.2%，是必须攻克的硬指标）；③ 执行澄清协议与外溢优先的消融对照实验（4.4 设计）；④ 跨语言验证与公开部署；⑤ 批注数据反哺——把用户批注积累为错误模式库与风格档案（v0.61 已打通"批注 → AI 修改"闭环）。本文坚持软性引导、作者保留否决权：所有特征（含红线与姿态层判据）只参与加权排序与审计报告，不引入拒绝生成式的硬约束。</w:t>
       </w:r>
     </w:p>
     <w:p>
@@ -9174,6 +9188,40 @@
                 <w:sz w:val="21"/>
               </w:rPr>
               <w:t>五问确定性兜底；LLM 归纳红线强制保留；签名重算；fineRead 命中拉高；无清单中性</w:t>
+            </w:r>
+          </w:p>
+        </w:tc>
+      </w:tr>
+      <w:tr>
+        <w:tc>
+          <w:tcPr>
+            <w:tcW w:type="dxa" w:w="4589"/>
+          </w:tcPr>
+          <w:p>
+            <w:r/>
+            <w:r>
+              <w:rPr>
+                <w:rFonts w:ascii="Times New Roman" w:hAnsi="Times New Roman" w:eastAsia="宋体"/>
+                <w:b w:val="0"/>
+                <w:sz w:val="21"/>
+              </w:rPr>
+              <w:t>姿态层细读（posture）</w:t>
+            </w:r>
+          </w:p>
+        </w:tc>
+        <w:tc>
+          <w:tcPr>
+            <w:tcW w:type="dxa" w:w="4589"/>
+          </w:tcPr>
+          <w:p>
+            <w:r/>
+            <w:r>
+              <w:rPr>
+                <w:rFonts w:ascii="Times New Roman" w:hAnsi="Times New Roman" w:eastAsia="宋体"/>
+                <w:b w:val="0"/>
+                <w:sz w:val="21"/>
+              </w:rPr>
+              <w:t>表演式文本健康度低、克制文本高；软性加权不拒绝生成；得分分解可追溯</w:t>
             </w:r>
           </w:p>
         </w:tc>

--- a/docs/competition/科技论文-SCULPTOR.docx
+++ b/docs/competition/科技论文-SCULPTOR.docx
@@ -67,7 +67,7 @@
           <w:b w:val="0"/>
           <w:sz w:val="24"/>
         </w:rPr>
-        <w:t>大语言模型（LLM）使"机器能写"成为常态，但作者身份在生成过程中如何被持续表示、更新与保持仍未解决。本文提出 SCULPTOR——以作者表示（author representation）为中心的生成式写作系统：以澄清协议与修改监督捕获并更新作者意图与偏好，以四层风格签名近似作者相对中性基线的稳定选择模式（表层词汇句法 / 话语修辞 / 深层立场 / 元层选择偏好），以生成后审计缓解模型化话语特征；并进一步提出统一 Token 对比解码框架——把风格、知识、缺陷、阻抗五路信号统一进一个评分函数，在解码层直接重排候选概率，使"作者的每一处选择"可测量、可注入、可追溯。实现上，签名层、V1 候选对比解码与 V1.5 外层调制器均已交付：调制器把个人知识库、风格向量与收集数据归纳为十一维特征函数（含 L3 作者写作清单 fineRead、姿态层细读 posture 与可选 embedding 神经编码），权重由作者亲手修改的偏好对学习（签名正式升级为可学习模型），V2 logprobs / V3 本地 logits 仍为路线图。</w:t>
+        <w:t>大语言模型（LLM）让"机器能写"成为常态，但也让"谁在写"变得模糊。本文提出 SCULPTOR——一个从作者每一次亲手修改中学习个性化风格的创作伙伴。核心机制是改迹调制（revision-trace modulation）：把作者对 AI 草稿的每次修改视为最诚实的标注，将风格、知识、缺陷、阻抗统一进一个可解释的候选评分函数，在候选之间挑选更像作者的写法，并说明"为什么选它"；以澄清协议接住作者的思想脉络与外溢信息，以姿态层细读诊断并修复"AI 味"。实现上，调制器把个人知识库、风格向量与收集数据归纳为十二维特征（含个人回避库、L3 作者清单、姿态层细读与可选 embedding 神经编码），权重由作者亲手修改的偏好对学成，随新修改增量更新；实验显示几十次修改即可学到稳定的作者方向（得分边距与权重稳定性随编辑对数量单调改善，n≈15–20 进入平台）。V2 logprobs / V3 本地 logits 仍为路线图。</w:t>
       </w:r>
     </w:p>
     <w:p>
@@ -95,7 +95,7 @@
           <w:b w:val="0"/>
           <w:sz w:val="24"/>
         </w:rPr>
-        <w:t>实验表明：agent 23 套 + web 11 套（300+ 断言）契约测试均满足输出契约；风格距离实验中，SCULPTOR 与 5 组匿名真人作者/真人模拟样本的平均距离为 0.96，低于其与通用模型的距离（ChatGPT 1.24 / DeepSeek 1.10）；作者识别（n=180）与续写选择（n=72）中融合签名分别达到 81.7% 与 72.2%（基线 82.2% / 50%）；外溢优先、互操作与批注全流程回归通过。结果与"作者身份保持"假设一致，但样本规模尚不足以支持显著性结论。本文定位为在生成过程中保持作者表达偏好与语义意图，而非最大化一般意义上的文本质量。</w:t>
+        <w:t>实验表明：agent 24 套 + web 11 套（300+ 断言）契约测试均满足输出契约；风格距离实验中，SCULPTOR 与 5 组匿名真人作者/真人模拟样本的平均距离为 0.96，低于其与通用模型的距离（ChatGPT 1.24 / DeepSeek 1.10）；作者识别（n=180）与续写选择（n=72）中融合签名分别达到 81.7% 与 72.2%（基线 82.2% / 50%）；外溢优先、互操作与批注全流程回归通过。结果与"作者身份保持"假设一致，但样本规模尚不足以支持显著性结论。本文定位为在生成过程中保持作者表达偏好与语义意图，而非最大化一般意义上的文本质量。</w:t>
       </w:r>
     </w:p>
     <w:p>
@@ -313,7 +313,7 @@
           <w:b w:val="0"/>
           <w:sz w:val="24"/>
         </w:rPr>
-        <w:t>C1（方法）作者表示与修改监督：将风格形式化为作者相对中性基线的稳定条件选择偏差，用四层互补签名近似（连续向量、动态维度、不可预测性、显式修改记录）；提出"修改监督"——以作者亲手修改为最高权重信号持续更新表示（第 3.2 节；外部检验见 5.5）。</w:t>
+        <w:t>C1（方法）改迹调制：从修改中学习：把作者对 AI 草稿的每次修改（原文→改后→意图）当作隐式偏好标注，将风格、知识、缺陷、阻抗统一为可解释的候选评分函数，权重由偏好对学成并随修改增量更新；实验给出样本复杂度观察——几十次修改即可学到稳定的作者方向（第 3.1 节、5.7 节）。</w:t>
       </w:r>
     </w:p>
     <w:p>
@@ -341,7 +341,7 @@
           <w:b w:val="0"/>
           <w:sz w:val="24"/>
         </w:rPr>
-        <w:t>C3（质量与工程）生成后审计与一体化交付：提出姿态层（postural layer）检测缓解"表演思考"式模型化倾向；同一核心以 CLI/Web 双形态交付，契约测试 agent 23 + web 11 套（第 3.6 节、附录 A）。</w:t>
+        <w:t>C3（质量与工程）姿态层诊断与一体化交付：提出姿态层（postural layer）检测缓解"表演思考"式模型化倾向，把细读判据前置到候选选择（软性加权，不拒绝生成）；同一核心以 CLI/Web 双形态交付，契约测试 agent 24 + web 11 套（第 3.6 节、附录 A）。</w:t>
       </w:r>
     </w:p>
     <w:p>
@@ -355,7 +355,7 @@
           <w:b w:val="0"/>
           <w:sz w:val="24"/>
         </w:rPr>
-        <w:t>C4（理论）统一 Token 对比解码框架与外层调制器：将风格、知识、缺陷、阻抗统一为解码层评分函数 S(w|c,t)，给出 V1 候选对比 → V1.5 外层调制器（偏好对学习权重）→ V2 logprobs → V3 本地 logits 的实现路线；签名/注入层与 V1.5 调制器已交付（第 3.1 节、第 6.4 节）。</w:t>
+        <w:t>C4（理论）四层签名与作者表示：将风格形式化为作者相对中性基线的稳定条件选择偏差，用四层互补签名近似（连续向量、动态维度、不可预测性、显式修改记录）；提出"修改监督"——以作者亲手修改为最高权重信号持续更新表示（第 3.2 节；外部检验见 5.5）。</w:t>
       </w:r>
     </w:p>
     <w:p>
@@ -1214,7 +1214,7 @@
           <w:b/>
           <w:sz w:val="28"/>
         </w:rPr>
-        <w:t>3.1.1 统一 Token 对比解码框架（C4）</w:t>
+        <w:t>3.1.1 改迹调制：把作者的修改变成候选评分（C1）</w:t>
       </w:r>
     </w:p>
     <w:p>
@@ -1228,7 +1228,7 @@
           <w:b w:val="0"/>
           <w:sz w:val="24"/>
         </w:rPr>
-        <w:t>签名回答"作者是谁"，注入层把签名写进提示词；进一步的问题是在解码层直接重排候选概率。本文提出统一评分函数，把风格、知识、缺陷、阻抗五路信号在同一个 token 评分空间中融合：</w:t>
+        <w:t>签名回答"作者是谁"，注入层把签名写进提示词；进一步的问题是在候选之间直接重排。本文提出统一评分函数，把风格、知识、缺陷、阻抗五路信号在同一个候选评分空间中融合：</w:t>
       </w:r>
     </w:p>
     <w:p>
@@ -1512,7 +1512,7 @@
           <w:b w:val="0"/>
           <w:sz w:val="24"/>
         </w:rPr>
-        <w:t xml:space="preserve">实现边界（诚实界定）：签名层与注入层已交付（L1–L4、双风格、知识注入、缺陷审计）；V1 候选对比解码（v0.62）与 V1.5 外层调制器（v0.64–0.67）均已落地——写作每节并行生成 n 个候选，用十一维特征函数（个人 n-gram </w:t>
+        <w:t xml:space="preserve">实现边界（诚实界定）：签名层与注入层已交付（L1–L4、双风格、知识注入、缺陷审计）；V1 候选对比（v0.62）与 V1.5 外层调制器（v0.64–0.67）均已落地——写作每节并行生成 n 个候选，用十一维特征函数（个人 n-gram </w:t>
       </w:r>
       <m:oMath>
         <m:sSub>
@@ -1571,6 +1571,127 @@
           <w:sz w:val="24"/>
         </w:rPr>
         <w:t>符号与术语约定（表 2）：本文统一使用以下符号与术语，首次出现处均给出定义，避免概念漂移。</w:t>
+      </w:r>
+    </w:p>
+    <w:p>
+      <w:pPr>
+        <w:spacing w:before="120" w:after="120" w:line="312" w:lineRule="auto"/>
+      </w:pPr>
+      <w:r>
+        <w:rPr>
+          <w:rFonts w:ascii="Times New Roman" w:hAnsi="Times New Roman" w:eastAsia="宋体"/>
+          <w:b/>
+          <w:sz w:val="28"/>
+        </w:rPr>
+        <w:t>3.1.2 样本复杂度：多少次修改够用</w:t>
+      </w:r>
+    </w:p>
+    <w:p>
+      <w:pPr>
+        <w:spacing w:line="360" w:lineRule="auto" w:after="80"/>
+        <w:ind w:firstLine="480"/>
+      </w:pPr>
+      <w:r>
+        <w:rPr>
+          <w:rFonts w:ascii="Times New Roman" w:hAnsi="Times New Roman" w:eastAsia="宋体"/>
+          <w:b w:val="0"/>
+          <w:sz w:val="24"/>
+        </w:rPr>
+        <w:t>改迹调制把每次修改当作一个"带上下文窗口的局部偏好对"（修改点前后各取一段原文），权重由 pairwise hinge + SGD 学成。这里要回答一个实际问题：多少修改就能学到稳定的作者方向？ 我们在 30 对"同一语境下的细微风格选择"编辑对（抽象→具体、陈述→动作/感官）上做留出评估（训练 n=5/10/15/20/25/30，其余留出）：</w:t>
+      </w:r>
+    </w:p>
+    <w:p>
+      <w:pPr>
+        <w:spacing w:line="336" w:lineRule="auto" w:after="60"/>
+        <w:ind w:left="360"/>
+      </w:pPr>
+      <w:r>
+        <w:rPr>
+          <w:rFonts w:ascii="Times New Roman" w:hAnsi="Times New Roman" w:eastAsia="宋体"/>
+          <w:b w:val="0"/>
+          <w:sz w:val="24"/>
+        </w:rPr>
+        <w:t>排序正确率在极小样本即饱和（编辑对的差异足以让排序正确），因此以留出得分边距与权重稳定性作为学习信号；</w:t>
+      </w:r>
+    </w:p>
+    <w:p>
+      <w:pPr>
+        <w:spacing w:line="336" w:lineRule="auto" w:after="60"/>
+        <w:ind w:left="360"/>
+      </w:pPr>
+      <w:r>
+        <w:rPr>
+          <w:rFonts w:ascii="Times New Roman" w:hAnsi="Times New Roman" w:eastAsia="宋体"/>
+          <w:b w:val="0"/>
+          <w:sz w:val="24"/>
+        </w:rPr>
+        <w:t>留出得分边距从 n=5 的 0.286 单调升至 n=25 的 0.498；权重相对 n=30 的余弦相似度从 0.968 升至 0.999（图 8）；</w:t>
+      </w:r>
+    </w:p>
+    <w:p>
+      <w:pPr>
+        <w:spacing w:line="336" w:lineRule="auto" w:after="60"/>
+        <w:ind w:left="360"/>
+      </w:pPr>
+      <w:r>
+        <w:rPr>
+          <w:rFonts w:ascii="Times New Roman" w:hAnsi="Times New Roman" w:eastAsia="宋体"/>
+          <w:b w:val="0"/>
+          <w:sz w:val="24"/>
+        </w:rPr>
+        <w:t>观察：n≈15–20 后两项指标进入平台——几十次亲手修改即可学到稳定的作者方向，这是"修改即标注"在小语料场景可行的直接证据。</w:t>
+      </w:r>
+    </w:p>
+    <w:p>
+      <w:pPr>
+        <w:jc w:val="center"/>
+      </w:pPr>
+      <w:r>
+        <w:drawing>
+          <wp:inline xmlns:a="http://schemas.openxmlformats.org/drawingml/2006/main" xmlns:pic="http://schemas.openxmlformats.org/drawingml/2006/picture">
+            <wp:extent cx="5220000" cy="3132000"/>
+            <wp:docPr id="1" name="Picture 1"/>
+            <wp:cNvGraphicFramePr>
+              <a:graphicFrameLocks noChangeAspect="1"/>
+            </wp:cNvGraphicFramePr>
+            <a:graphic>
+              <a:graphicData uri="http://schemas.openxmlformats.org/drawingml/2006/picture">
+                <pic:pic>
+                  <pic:nvPicPr>
+                    <pic:cNvPr id="0" name="learning-curve.png"/>
+                    <pic:cNvPicPr/>
+                  </pic:nvPicPr>
+                  <pic:blipFill>
+                    <a:blip r:embed="rId9"/>
+                    <a:stretch>
+                      <a:fillRect/>
+                    </a:stretch>
+                  </pic:blipFill>
+                  <pic:spPr>
+                    <a:xfrm>
+                      <a:off x="0" y="0"/>
+                      <a:ext cx="5220000" cy="3132000"/>
+                    </a:xfrm>
+                    <a:prstGeom prst="rect"/>
+                  </pic:spPr>
+                </pic:pic>
+              </a:graphicData>
+            </a:graphic>
+          </wp:inline>
+        </w:drawing>
+      </w:r>
+    </w:p>
+    <w:p>
+      <w:pPr>
+        <w:jc w:val="center"/>
+      </w:pPr>
+      <w:r>
+        <w:rPr>
+          <w:rFonts w:ascii="Times New Roman" w:hAnsi="Times New Roman" w:eastAsia="宋体"/>
+          <w:b/>
+          <w:sz w:val="21"/>
+        </w:rPr>
+        <w:t>图8 学习曲线：编辑对数量 vs 留出得分边距与权重稳定性（scripts/experiments/ 可复现）</w:t>
       </w:r>
     </w:p>
     <w:p>
@@ -2469,7 +2590,7 @@
         <w:drawing>
           <wp:inline xmlns:a="http://schemas.openxmlformats.org/drawingml/2006/main" xmlns:pic="http://schemas.openxmlformats.org/drawingml/2006/picture">
             <wp:extent cx="5220000" cy="3306000"/>
-            <wp:docPr id="1" name="Picture 1"/>
+            <wp:docPr id="2" name="Picture 2"/>
             <wp:cNvGraphicFramePr>
               <a:graphicFrameLocks noChangeAspect="1"/>
             </wp:cNvGraphicFramePr>
@@ -2481,7 +2602,7 @@
                     <pic:cNvPicPr/>
                   </pic:nvPicPr>
                   <pic:blipFill>
-                    <a:blip r:embed="rId9"/>
+                    <a:blip r:embed="rId10"/>
                     <a:stretch>
                       <a:fillRect/>
                     </a:stretch>
@@ -2767,7 +2888,7 @@
         <w:drawing>
           <wp:inline xmlns:a="http://schemas.openxmlformats.org/drawingml/2006/main" xmlns:pic="http://schemas.openxmlformats.org/drawingml/2006/picture">
             <wp:extent cx="5220000" cy="3201600"/>
-            <wp:docPr id="2" name="Picture 2"/>
+            <wp:docPr id="3" name="Picture 3"/>
             <wp:cNvGraphicFramePr>
               <a:graphicFrameLocks noChangeAspect="1"/>
             </wp:cNvGraphicFramePr>
@@ -2779,7 +2900,7 @@
                     <pic:cNvPicPr/>
                   </pic:nvPicPr>
                   <pic:blipFill>
-                    <a:blip r:embed="rId10"/>
+                    <a:blip r:embed="rId11"/>
                     <a:stretch>
                       <a:fillRect/>
                     </a:stretch>
@@ -2874,7 +2995,7 @@
         <w:drawing>
           <wp:inline xmlns:a="http://schemas.openxmlformats.org/drawingml/2006/main" xmlns:pic="http://schemas.openxmlformats.org/drawingml/2006/picture">
             <wp:extent cx="5220000" cy="1948800"/>
-            <wp:docPr id="3" name="Picture 3"/>
+            <wp:docPr id="4" name="Picture 4"/>
             <wp:cNvGraphicFramePr>
               <a:graphicFrameLocks noChangeAspect="1"/>
             </wp:cNvGraphicFramePr>
@@ -2886,7 +3007,7 @@
                     <pic:cNvPicPr/>
                   </pic:nvPicPr>
                   <pic:blipFill>
-                    <a:blip r:embed="rId11"/>
+                    <a:blip r:embed="rId12"/>
                     <a:stretch>
                       <a:fillRect/>
                     </a:stretch>
@@ -3447,7 +3568,7 @@
           <w:b w:val="0"/>
           <w:sz w:val="24"/>
         </w:rPr>
-        <w:t>契约测试为什么可行：每一套测试 = 真实场景输入 + 用户说法 + 确定性断言 + 出口契约（如"一次一问""大纲节数 ≥3""成稿字数 ≥ 阈值""无 HTTP 500"）。可行性来自三点：① 断言全部可自动判定（正则/状态机/文件系统校验），不依赖人工打分；② 覆盖真实故障案例——测试不是验收后补，而是先于功能写下（如"低意愿不陷入无限追问""大纲截断护栏""素材不足禁止生成大纲"均来自真实会话暴露的问题）；③ 测试即产品文档，任何改动跑全量回归（agent 23 + web 11 套），保证"改了不坏"。</w:t>
+        <w:t>契约测试为什么可行：每一套测试 = 真实场景输入 + 用户说法 + 确定性断言 + 出口契约（如"一次一问""大纲节数 ≥3""成稿字数 ≥ 阈值""无 HTTP 500"）。可行性来自三点：① 断言全部可自动判定（正则/状态机/文件系统校验），不依赖人工打分；② 覆盖真实故障案例——测试不是验收后补，而是先于功能写下（如"低意愿不陷入无限追问""大纲截断护栏""素材不足禁止生成大纲"均来自真实会话暴露的问题）；③ 测试即产品文档，任何改动跑全量回归（agent 24 + web 11 套），保证"改了不坏"。</w:t>
       </w:r>
     </w:p>
     <w:p>
@@ -3570,7 +3691,7 @@
           <w:b w:val="0"/>
           <w:sz w:val="24"/>
         </w:rPr>
-        <w:t>全部预定义测试用例均满足输出契约：agent 23 套 + web 11 套（300+ 断言），覆盖澄清一次一问与低意愿逃生、实时大纲、字数达标、红队 8 文体 × 6 对抗输入、十种用户说法、长文端到端（12000 字，结构不变量断言）、翻译/回译、假思考六层细读、学术规范审计、全格式导出与前端接线，以及新增的外溢优先（overflow-qa）、作品同步/分割/互操作（works-qa）、批注（annotations-qa）、统一 Token 解码（token-decode）、外层调制器（modulator）、神经风格编码（embedding）与作者写作清单（author-sheet）回归。覆盖矩阵与多组实验数据汇总见附录 A。</w:t>
+        <w:t>全部预定义测试用例均满足输出契约：agent 24 套 + web 11 套（300+ 断言），覆盖澄清一次一问与低意愿逃生、实时大纲、字数达标、红队 8 文体 × 6 对抗输入、十种用户说法、长文端到端（12000 字，结构不变量断言）、翻译/回译、假思考六层细读、学术规范审计、全格式导出与前端接线，以及新增的外溢优先（overflow-qa）、作品同步/分割/互操作（works-qa）、批注（annotations-qa）、改迹调制（token-decode）、外层调制器（modulator）、神经风格编码（embedding）、作者写作清单（author-sheet）与盲评统计（stats）回归。覆盖矩阵与多组实验数据汇总见附录 A。</w:t>
       </w:r>
     </w:p>
     <w:p>
@@ -5304,7 +5425,7 @@
         <w:drawing>
           <wp:inline xmlns:a="http://schemas.openxmlformats.org/drawingml/2006/main" xmlns:pic="http://schemas.openxmlformats.org/drawingml/2006/picture">
             <wp:extent cx="5220000" cy="4007898"/>
-            <wp:docPr id="4" name="Picture 4"/>
+            <wp:docPr id="5" name="Picture 5"/>
             <wp:cNvGraphicFramePr>
               <a:graphicFrameLocks noChangeAspect="1"/>
             </wp:cNvGraphicFramePr>
@@ -5316,7 +5437,7 @@
                     <pic:cNvPicPr/>
                   </pic:nvPicPr>
                   <pic:blipFill>
-                    <a:blip r:embed="rId12"/>
+                    <a:blip r:embed="rId13"/>
                     <a:stretch>
                       <a:fillRect/>
                     </a:stretch>
@@ -5356,7 +5477,7 @@
         <w:drawing>
           <wp:inline xmlns:a="http://schemas.openxmlformats.org/drawingml/2006/main" xmlns:pic="http://schemas.openxmlformats.org/drawingml/2006/picture">
             <wp:extent cx="5220000" cy="4291017"/>
-            <wp:docPr id="5" name="Picture 5"/>
+            <wp:docPr id="6" name="Picture 6"/>
             <wp:cNvGraphicFramePr>
               <a:graphicFrameLocks noChangeAspect="1"/>
             </wp:cNvGraphicFramePr>
@@ -5368,7 +5489,7 @@
                     <pic:cNvPicPr/>
                   </pic:nvPicPr>
                   <pic:blipFill>
-                    <a:blip r:embed="rId13"/>
+                    <a:blip r:embed="rId14"/>
                     <a:stretch>
                       <a:fillRect/>
                     </a:stretch>
@@ -5408,7 +5529,7 @@
         <w:drawing>
           <wp:inline xmlns:a="http://schemas.openxmlformats.org/drawingml/2006/main" xmlns:pic="http://schemas.openxmlformats.org/drawingml/2006/picture">
             <wp:extent cx="5220000" cy="3480000"/>
-            <wp:docPr id="6" name="Picture 6"/>
+            <wp:docPr id="7" name="Picture 7"/>
             <wp:cNvGraphicFramePr>
               <a:graphicFrameLocks noChangeAspect="1"/>
             </wp:cNvGraphicFramePr>
@@ -5420,7 +5541,7 @@
                     <pic:cNvPicPr/>
                   </pic:nvPicPr>
                   <pic:blipFill>
-                    <a:blip r:embed="rId14"/>
+                    <a:blip r:embed="rId15"/>
                     <a:stretch>
                       <a:fillRect/>
                     </a:stretch>
@@ -6062,7 +6183,7 @@
         <w:drawing>
           <wp:inline xmlns:a="http://schemas.openxmlformats.org/drawingml/2006/main" xmlns:pic="http://schemas.openxmlformats.org/drawingml/2006/picture">
             <wp:extent cx="5220000" cy="3538983"/>
-            <wp:docPr id="7" name="Picture 7"/>
+            <wp:docPr id="8" name="Picture 8"/>
             <wp:cNvGraphicFramePr>
               <a:graphicFrameLocks noChangeAspect="1"/>
             </wp:cNvGraphicFramePr>
@@ -6074,7 +6195,7 @@
                     <pic:cNvPicPr/>
                   </pic:nvPicPr>
                   <pic:blipFill>
-                    <a:blip r:embed="rId15"/>
+                    <a:blip r:embed="rId16"/>
                     <a:stretch>
                       <a:fillRect/>
                     </a:stretch>
@@ -6621,7 +6742,7 @@
           <w:b/>
           <w:sz w:val="28"/>
         </w:rPr>
-        <w:t>5.7 统一 Token 对比框架：现状与可复现性</w:t>
+        <w:t>5.7 改迹调制：现状与可复现性</w:t>
       </w:r>
     </w:p>
     <w:p>
@@ -6635,7 +6756,7 @@
           <w:b w:val="0"/>
           <w:sz w:val="24"/>
         </w:rPr>
-        <w:t xml:space="preserve">签名层（L1–L4）、注入层（双风格、知识、缺陷审计）、V1 候选对比解码与 V1.5 外层调制器均已交付：本地字符级个人模型（n-gram，作者语料训练）提供 </w:t>
+        <w:t xml:space="preserve">签名层（L1–L4）、注入层（双风格、知识、缺陷审计）、V1 候选对比与 V1.5 外层调制器均已交付：本地字符级个人模型（n-gram，作者语料训练）提供 </w:t>
       </w:r>
       <m:oMath>
         <m:sSub>
@@ -6723,7 +6844,7 @@
           <w:b w:val="0"/>
           <w:sz w:val="24"/>
         </w:rPr>
-        <w:t xml:space="preserve"> 的时间结构，另加表层/话语/立场红线/风格向量方向/可选 embedding 神经原型/L3 作者清单 fineRead/姿态层细读 posture 七路特征，共十一维进入 modulate() 评分；写作节级接入候选对比解码（agent/src/token-decode.js，每节并行 n 候选十一维评分选优，得分分解落盘）。调制器权重由作者偏好对学习：edits.jsonl 的（原文，改后）经 pairwise hinge + SGD 拟合出每个作者独有的权重向量，数据签名变化自动在线重训、新编辑对增量更新（agent/src/modulator.js）；知识库检索升级为 BM25+语义混合（matchKbHybrid）；神经风格编码由可选 embedding 稠密原型提供（embedding.js，未配置时静默降级）；L3 深层读取由作者写作清单协议提供（author-sheet.js：主张/论证/读者/红线/触发五问自动归纳，红线拆句后强制保留，作为 fineRead 特征入评分）；姿态层判据从"事后审计"前置到"事中选择"——金句排比收束/路标转折/点题顿悟的确定性检测（deterministicFakeThinking）转为 posture 健康度特征，以软性加权参与候选排序，不拒绝生成（3.6 节仍保留 LLM 六层细读做生成后审计与修复）。单元测试（token-decode.test、modulator.test、embedding.test、author-sheet.test）验证：个人模型可预测、缺陷/阻抗信号有效、改后文本得分高于原文、十一维分解可追溯、原型落盘与签名重算、语义排序、红线命中拉高 fineRead、表演式文本 posture 低而克制文本高、数据不足降级、在线重训与增量更新生效。逐 token 重排（V2 logprobs / V3 本地 logits）仍为路线图。</w:t>
+        <w:t xml:space="preserve"> 的时间结构，另加表层/话语/立场红线/风格向量方向/可选 embedding 神经原型/L3 作者清单 fineRead/姿态层细读 posture/个人回避库八路特征，共十二维进入 modulate() 评分；写作节级接入候选对比（agent/src/token-decode.js，每节并行 n 候选十二维评分选优，得分分解落盘）。调制器权重由作者偏好对学习：edits.jsonl 的（原文，改后）经 pairwise hinge + SGD 拟合出每个作者独有的权重向量，数据签名变化自动在线重训、新编辑对增量更新（agent/src/modulator.js）；知识库检索升级为 BM25+语义混合（matchKbHybrid）；神经风格编码由可选 embedding 稠密原型提供（embedding.js，未配置时静默降级）；L3 深层读取由作者写作清单协议提供（author-sheet.js：主张/论证/读者/红线/触发五问自动归纳，红线拆句后强制保留，作为 fineRead 特征入评分）；个人回避库聚合"作者亲手删掉的词"（avoidance.js，负空间第一阶段，命中即压低）；姿态层判据从"事后审计"前置到"事中选择"——金句排比收束/路标转折/点题顿悟的确定性检测（deterministicFakeThinking）转为 posture 健康度特征，以软性加权参与候选排序，不拒绝生成（3.6 节仍保留 LLM 六层细读做生成后审计与修复）。单元测试（token-decode.test、modulator.test、embedding.test、author-sheet.test、stats.test）验证：个人模型可预测、缺陷/阻抗信号有效、改后文本得分高于原文、十二维分解可追溯、回避词命中压低、原型落盘与签名重算、语义排序、红线命中拉高 fineRead、表演式文本 posture 低而克制文本高、精确二项检验、数据不足降级、在线重训与增量更新生效。逐 token 重排（V2 logprobs / V3 本地 logits）仍为路线图。</w:t>
       </w:r>
     </w:p>
     <w:p>
@@ -7673,7 +7794,7 @@
           <w:b/>
           <w:sz w:val="28"/>
         </w:rPr>
-        <w:t>6.4 统一解码框架的意义与边界（C4）</w:t>
+        <w:t>6.4 改迹调制的意义与边界（C1）</w:t>
       </w:r>
     </w:p>
     <w:p>
@@ -7687,7 +7808,7 @@
           <w:b w:val="0"/>
           <w:sz w:val="24"/>
         </w:rPr>
-        <w:t>提示工程"告诉模型怎么选"、LoRA"改模型整体倾向"、RAG"把知识写进上文"——三者都让修改发生在模型之外，风格的执行落在模型黑箱里。统一 Token 对比框架把五路信号放进同一个 token 评分空间：基础分布推、个人分布偏、知识撑、缺陷压、阻抗调，每一处选择都可回答"为什么选它"。这从方法层面回应了评审对"签名 ≠ 模型"的质疑：签名提供可观测信号，解码层把信号转化为生成时的概率偏置，中间链路（评分器）全部可解释、可消融。</w:t>
+        <w:t>提示工程"告诉模型怎么选"、LoRA"改模型整体倾向"、RAG"把知识写进上文"——三者都让修改发生在模型之外，风格的执行落在模型黑箱里。改迹调制把五路信号放进同一个候选评分空间：基础分布推、个人分布偏、知识撑、缺陷压、阻抗调，每一处选择都可回答"为什么选它"。这从方法层面回应了评审对"签名 ≠ 模型"的质疑：签名提供可观测信号，评分层把信号转化为候选排序的偏置，中间链路（评分器）全部可解释、可消融。</w:t>
       </w:r>
     </w:p>
     <w:p>
@@ -7901,7 +8022,7 @@
           <w:b w:val="0"/>
           <w:sz w:val="24"/>
         </w:rPr>
-        <w:t>v0.62–0.64 签名 → 模型：统一 Token 对比解码 V1 候选对比（个人 n-gram 模型）、V1.5 外层调制器（偏好对学习八维权重）、完整四层风格体系设计（STYLE-SYSTEM.md）逐轮落地；</w:t>
+        <w:t>v0.62–0.64 签名 → 模型：改迹调制 V1 候选对比（个人 n-gram 模型）、V1.5 外层调制器（偏好对学习权重）、完整四层风格体系设计（STYLE-SYSTEM.md）逐轮落地；</w:t>
       </w:r>
     </w:p>
     <w:p>
@@ -7920,8 +8041,8 @@
     </w:p>
     <w:p>
       <w:pPr>
-        <w:spacing w:line="360" w:lineRule="auto" w:after="80"/>
-        <w:ind w:firstLine="480"/>
+        <w:spacing w:line="336" w:lineRule="auto" w:after="60"/>
+        <w:ind w:left="360"/>
       </w:pPr>
       <w:r>
         <w:rPr>
@@ -7929,7 +8050,21 @@
           <w:b w:val="0"/>
           <w:sz w:val="24"/>
         </w:rPr>
-        <w:t>每轮改进都伴随回归测试固化（agent 23 + web 11 套），保证"修复不引入新问题"。</w:t>
+        <w:t>v0.68 改迹调制做实：个人回避库（负空间第一阶段）、带上下文窗口的编辑对训练、可解释层（贡献分解 + 人话理由）、样本复杂度学习曲线实验、盲评统计工具（精确二项/置信区间/效应量）。</w:t>
+      </w:r>
+    </w:p>
+    <w:p>
+      <w:pPr>
+        <w:spacing w:line="360" w:lineRule="auto" w:after="80"/>
+        <w:ind w:firstLine="480"/>
+      </w:pPr>
+      <w:r>
+        <w:rPr>
+          <w:rFonts w:ascii="Times New Roman" w:hAnsi="Times New Roman" w:eastAsia="宋体"/>
+          <w:b w:val="0"/>
+          <w:sz w:val="24"/>
+        </w:rPr>
+        <w:t>每轮改进都伴随回归测试固化（agent 24 + web 11 套），保证"修复不引入新问题"。</w:t>
       </w:r>
     </w:p>
     <w:p>
@@ -7970,7 +8105,7 @@
           <w:b w:val="0"/>
           <w:sz w:val="24"/>
         </w:rPr>
-        <w:t>1. 签名 → 模型（已补）：V1 候选对比解码 + V1.5 外层调制器——权重由作者偏好对（edits.jsonl）经 pairwise hinge + SGD 学习，modulator.test 验证"改后 &gt; 原文"、十一维分解可追溯、数据不足降级、在线重训与增量更新；</w:t>
+        <w:t>1. 签名 → 模型（已补）：V1 候选对比 + V1.5 外层调制器——权重由作者偏好对（edits.jsonl）经 pairwise hinge + SGD 学习，modulator.test 验证"改后 &gt; 原文"、十一维分解可追溯、数据不足降级、在线重训与增量更新；</w:t>
       </w:r>
     </w:p>
     <w:p>
@@ -8054,7 +8189,21 @@
           <w:b w:val="0"/>
           <w:sz w:val="24"/>
         </w:rPr>
-        <w:t>7. 评测工具（已具备，样本收集中）：作者识别、续写选择、盲评问卷与二项检验工具已实现（4.4、5.5），第三方盲评样本与显著性检验为进行中工作。</w:t>
+        <w:t>7. 改迹学习闭环（v0.68 已补）：个人回避库把"作者删掉的词"聚合为负空间特征（第 12 维）；编辑对带原文上下文训练；得分分解可翻译成人话（"为什么选它"）；样本复杂度实验给出"几十次修改即可学到稳定方向"的证据（3.1.2、图 8）；</w:t>
+      </w:r>
+    </w:p>
+    <w:p>
+      <w:pPr>
+        <w:spacing w:line="360" w:lineRule="auto" w:after="80"/>
+        <w:ind w:firstLine="480"/>
+      </w:pPr>
+      <w:r>
+        <w:rPr>
+          <w:rFonts w:ascii="Times New Roman" w:hAnsi="Times New Roman" w:eastAsia="宋体"/>
+          <w:b w:val="0"/>
+          <w:sz w:val="24"/>
+        </w:rPr>
+        <w:t>8. 评测工具（已具备，样本收集中）：作者识别、续写选择、盲评问卷与完整统计工具（精确二项/95%CI/效应量，sculptor experiment blind-stats）已实现（4.4、5.5），第三方盲评样本与显著性检验为进行中工作。</w:t>
       </w:r>
     </w:p>
     <w:p>
@@ -8165,7 +8314,7 @@
           <w:b w:val="0"/>
           <w:sz w:val="24"/>
         </w:rPr>
-        <w:t xml:space="preserve">6. 能力边界：统一解码框架 V1 候选对比与 V1.5 外层调制器已落地（十一维特征 + 偏好对学习权重，含 L3 作者清单 fineRead、姿态层 posture 与可选 embedding 神经编码），调制器增量在线更新、知识库向量混合检索、L3 深层读取协议与姿态层判据前置已补；但 </w:t>
+        <w:t xml:space="preserve">6. 能力边界：改迹调制 V1 候选对比与 V1.5 外层调制器已落地（十二维特征 + 偏好对学习权重，含个人回避库、L3 作者清单 fineRead、姿态层 posture 与可选 embedding 神经编码），调制器增量在线更新、知识库向量混合检索、L3 深层读取协议、姿态层判据前置与改迹学习闭环已补；但 </w:t>
       </w:r>
       <m:oMath>
         <m:sSub>
@@ -8270,7 +8419,7 @@
           <w:b w:val="0"/>
           <w:sz w:val="24"/>
         </w:rPr>
-        <w:t>本文提出 SCULPTOR：以作者表示为中心的生成式写作系统。理论上，将风格形式化为作者相对中性基线的稳定条件选择偏差，用四层签名近似，并提出"修改监督"与统一 Token 对比解码框架（五路信号在解码层融合，签名 → 注入 → 解码三段论）；实现上，把签名升级为可学习的外层调制器——十一维特征函数（含 L3 作者清单 fineRead、姿态层 posture 与可选 embedding 神经编码）统一承载个人知识库、风格向量与收集数据，权重由作者亲手修改的偏好对拟合并随编辑增量更新，推理时实时调制通用模型的行为（V1 候选对比 → V1.5 调制器 → V2/V3 路线）；交互上，以思想脉络澄清协议与外溢优先接住用户主动给出的高价值信息（种子/红线/立意当轮入档 + 升级信号流水），并以作者写作清单把深层风格读取结构化；质量上，以姿态层检测缓解模型化话语特征，并把细读判据前置到生成时的候选选择（软性加权，不拒绝生成）；工程上，完成全流程互操作（作品同步/分割/按阶段导出）。实验表明，全部契约测试满足输出契约；风格距离结果与"接近作者、远离模型化倾向"的假设一致；判别与预测两类外部检验显示签名具备作者信号，但样本规模不足以支持显著性结论。</w:t>
+        <w:t>本文提出 SCULPTOR：以作者表示为中心的生成式写作系统。理论上，将风格形式化为作者相对中性基线的稳定条件选择偏差，用四层签名近似，并提出"修改监督"与改迹调制（五路信号在候选评分中融合，签名 → 注入 → 候选调制三段论）；实现上，把签名升级为可学习的外层调制器——十二维特征函数（含个人回避库、L3 作者清单 fineRead、姿态层 posture 与可选 embedding 神经编码）统一承载个人知识库、风格向量与收集数据，权重由作者亲手修改的偏好对拟合并随编辑增量更新，推理时实时调制通用模型的行为（V1 候选对比 → V1.5 调制器 → V2/V3 路线）；交互上，以思想脉络澄清协议与外溢优先接住用户主动给出的高价值信息（种子/红线/立意当轮入档 + 升级信号流水），并以作者写作清单把深层风格读取结构化；质量上，以姿态层检测缓解模型化话语特征，并把细读判据前置到生成时的候选选择（软性加权，不拒绝生成）；工程上，完成全流程互操作（作品同步/分割/按阶段导出）。实验表明，全部契约测试满足输出契约；学习曲线显示几十次修改即可学到稳定的作者方向；风格距离结果与"接近作者、远离模型化倾向"的假设一致；判别与预测两类外部检验显示签名具备作者信号，但样本规模不足以支持显著性结论。</w:t>
       </w:r>
     </w:p>
     <w:p>
@@ -8284,7 +8433,7 @@
           <w:b w:val="0"/>
           <w:sz w:val="24"/>
         </w:rPr>
-        <w:t xml:space="preserve">未来工作：① 统一解码框架 V1（v0.62）、V1.5 外层调制器（v0.64–0.67：偏好对学习十一维权重、增量在线更新、可选 embedding 神经编码、知识库向量混合检索、L3 作者写作清单 fineRead、姿态层 posture 软性入评分）均已落地；下一步沿解码期控制（decoding-time control）路线推进——把姿态层 LLM 六层细读的结构化输出作为可选精读特征（当前为确定性判据前置，LLM 细读保留在生成后审计）、权重消融标定（即对 </w:t>
+        <w:t xml:space="preserve">未来工作：① 改迹调制 V1（v0.62）、V1.5 外层调制器（v0.64–0.68：偏好对学习十二维权重、增量在线更新、个人回避库、上下文窗口编辑对、可解释层、可选 embedding 神经编码、知识库向量混合检索、L3 作者写作清单 fineRead、姿态层 posture 软性入评分）均已落地；下一步沿解码期控制（decoding-time control）路线推进——把姿态层 LLM 六层细读的结构化输出作为可选精读特征（当前为确定性判据前置，LLM 细读保留在生成后审计）、权重消融标定（即对 </w:t>
       </w:r>
       <m:oMath>
         <m:r>
@@ -8337,7 +8486,7 @@
           <w:b w:val="0"/>
           <w:sz w:val="24"/>
         </w:rPr>
-        <w:t>理论可能的使用地方（应用展望）：统一 Token 对比框架的本质是"把一个人的稳定选择模式在解码层可度量、可注入、可追溯"，因此凡是存在"个人化选择模式"的场景都可以迁移：</w:t>
+        <w:t>理论可能的使用地方（应用展望）：改迹调制的本质是"把一个人的稳定选择模式在解码层可度量、可注入、可追溯"，因此凡是存在"个人化选择模式"的场景都可以迁移：</w:t>
       </w:r>
     </w:p>
     <w:p>
@@ -8351,7 +8500,7 @@
           <w:b w:val="0"/>
           <w:sz w:val="24"/>
         </w:rPr>
-        <w:t xml:space="preserve">翻译（正在尝试）：已落地的"原意优先翻译 + 回译校验"（3.7 节）是第一层；下一步把统一解码框架用于翻译——译文在信息保真（式 4）前提下，用 </w:t>
+        <w:t xml:space="preserve">翻译（正在尝试）：已落地的"原意优先翻译 + 回译校验"（3.7 节）是第一层；下一步把改迹调制用于翻译——译文在信息保真（式 4）前提下，用 </w:t>
       </w:r>
       <m:oMath>
         <m:sSub>
@@ -8600,7 +8749,7 @@
           <w:b w:val="0"/>
           <w:sz w:val="24"/>
         </w:rPr>
-        <w:t>表 A1　契约测试覆盖矩阵（agent 23 套 + web 11 套，300+ 断言）</w:t>
+        <w:t>表 A1　契约测试覆盖矩阵（agent 24 套 + web 11 套，300+ 断言）</w:t>
       </w:r>
     </w:p>
     <w:tbl>
@@ -9069,7 +9218,7 @@
                 <w:b w:val="0"/>
                 <w:sz w:val="21"/>
               </w:rPr>
-              <w:t>统一 Token 解码（token-decode）</w:t>
+              <w:t>改迹调制（token-decode）</w:t>
             </w:r>
           </w:p>
         </w:tc>
@@ -9239,6 +9388,40 @@
                 <w:b w:val="0"/>
                 <w:sz w:val="21"/>
               </w:rPr>
+              <w:t>盲评统计（stats）</w:t>
+            </w:r>
+          </w:p>
+        </w:tc>
+        <w:tc>
+          <w:tcPr>
+            <w:tcW w:type="dxa" w:w="4589"/>
+          </w:tcPr>
+          <w:p>
+            <w:r/>
+            <w:r>
+              <w:rPr>
+                <w:rFonts w:ascii="Times New Roman" w:hAnsi="Times New Roman" w:eastAsia="宋体"/>
+                <w:b w:val="0"/>
+                <w:sz w:val="21"/>
+              </w:rPr>
+              <w:t>精确二项/95%CI/效应量；none 排除；CSV 解析</w:t>
+            </w:r>
+          </w:p>
+        </w:tc>
+      </w:tr>
+      <w:tr>
+        <w:tc>
+          <w:tcPr>
+            <w:tcW w:type="dxa" w:w="4589"/>
+          </w:tcPr>
+          <w:p>
+            <w:r/>
+            <w:r>
+              <w:rPr>
+                <w:rFonts w:ascii="Times New Roman" w:hAnsi="Times New Roman" w:eastAsia="宋体"/>
+                <w:b w:val="0"/>
+                <w:sz w:val="21"/>
+              </w:rPr>
               <w:t>前端接线</w:t>
             </w:r>
           </w:p>
@@ -9367,7 +9550,7 @@
                 <w:b w:val="0"/>
                 <w:sz w:val="21"/>
               </w:rPr>
-              <w:t>agent 23 + web 11 套（300+ 断言）</w:t>
+              <w:t>agent 24 + web 11 套（300+ 断言）</w:t>
             </w:r>
           </w:p>
         </w:tc>

--- a/docs/competition/科技论文-SCULPTOR.docx
+++ b/docs/competition/科技论文-SCULPTOR.docx
@@ -67,7 +67,7 @@
           <w:b w:val="0"/>
           <w:sz w:val="24"/>
         </w:rPr>
-        <w:t>大语言模型（LLM）让"机器能写"成为常态，但也让"谁在写"变得模糊。本文提出 SCULPTOR——一个从作者每一次亲手修改中学习个性化风格的创作伙伴。核心机制是改迹调制（revision-trace modulation）：把作者对 AI 草稿的每次修改视为最诚实的标注，将风格、知识、缺陷、阻抗统一进一个可解释的候选评分函数，在候选之间挑选更像作者的写法，并说明"为什么选它"；以澄清协议接住作者的思想脉络与外溢信息，以姿态层细读诊断并修复"AI 味"。实现上，调制器把个人知识库、风格向量与收集数据归纳为十二维特征（含个人回避库、L3 作者清单、姿态层细读与可选 embedding 神经编码），权重由作者亲手修改的偏好对学成，随新修改增量更新；实验显示几十次修改即可学到稳定的作者方向（得分边距与权重稳定性随编辑对数量单调改善，n≈15–20 进入平台）。V2 logprobs / V3 本地 logits 仍为路线图。</w:t>
+        <w:t>大语言模型（LLM）让"机器能写"成为常态，但也让"谁在写"变得模糊。本文提出 SCULPTOR——一个从作者每一次亲手修改中学习个性化风格的创作伙伴。核心机制是改迹调制（revision-trace modulation）：把作者对 AI 草稿的每次修改视为最诚实的标注，将风格、知识、缺陷、阻抗统一进一个可解释的候选评分函数，在候选之间挑选更像作者的写法，并说明"为什么选它"；以澄清协议接住作者的思想脉络与外溢信息，以姿态层细读诊断并修复"AI 味"。实现上，个人模型以词级文体计量（功能词+标点节奏）刻画“怎么写”，调制器把个人知识库、风格向量与收集数据归纳为十三维特征（含词级文体计量、个人回避库、改迹贴合、L3 作者清单、姿态层细读与可选 embedding 神经编码），权重由作者亲手修改的偏好对学成，随新修改增量更新；并在候选选优后复现作者的改法（拟改层）——删掉作者会删的连接词并断句、再把抽象句按作者习惯改具体，从“打分排序”升级为“选优+拟改”。实验显示几十次修改即可学到稳定的作者方向（得分边距随编辑对数量单调改善、权重稳定性随之收敛，n≈15–20 进入平台）。V2 logprobs / V3 本地 logits 仍为路线图。</w:t>
       </w:r>
     </w:p>
     <w:p>
@@ -95,7 +95,7 @@
           <w:b w:val="0"/>
           <w:sz w:val="24"/>
         </w:rPr>
-        <w:t>实验表明：agent 24 套 + web 11 套（300+ 断言）契约测试均满足输出契约；风格距离实验中，SCULPTOR 与 5 组匿名真人作者/真人模拟样本的平均距离为 0.96，低于其与通用模型的距离（ChatGPT 1.24 / DeepSeek 1.10）；作者识别（n=180）与续写选择（n=72）中融合签名分别达到 81.7% 与 72.2%（基线 82.2% / 50%）；外溢优先、互操作与批注全流程回归通过。结果与"作者身份保持"假设一致，但样本规模尚不足以支持显著性结论。本文定位为在生成过程中保持作者表达偏好与语义意图，而非最大化一般意义上的文本质量。</w:t>
+        <w:t>实验表明：agent 28 套 + web 11 套（400+ 断言）契约测试均满足输出契约；风格距离实验中，SCULPTOR 与 5 组匿名真人作者/真人模拟样本的平均距离为 0.96，低于其与通用模型的距离（ChatGPT 1.24 / DeepSeek 1.10）；作者识别（n=180）与续写选择（n=72）中融合签名分别达到 81.7% 与 72.2%（基线 82.2% / 50%）；词级文体计量把个人模型的作者识别从 46.3% 提升到 76.4%，调制器消融显示学习权重（90%）高于默认权重（70%）；外溢优先、互操作与批注全流程回归通过。结果与"作者身份保持"假设一致，但样本规模尚不足以支持显著性结论。本文定位为在生成过程中保持作者表达偏好与语义意图，而非最大化一般意义上的文本质量。</w:t>
       </w:r>
     </w:p>
     <w:p>
@@ -313,7 +313,7 @@
           <w:b w:val="0"/>
           <w:sz w:val="24"/>
         </w:rPr>
-        <w:t>C1（方法）改迹调制：从修改中学习：把作者对 AI 草稿的每次修改（原文→改后→意图）当作隐式偏好标注，将风格、知识、缺陷、阻抗统一为可解释的候选评分函数，权重由偏好对学成并随修改增量更新；实验给出样本复杂度观察——几十次修改即可学到稳定的作者方向（第 3.1 节、5.7 节）。</w:t>
+        <w:t>C1（方法）改迹调制：从修改中学习：把作者对 AI 草稿的每次修改（原文→改后→意图）当作隐式偏好标注，将风格、知识、缺陷、阻抗统一为可解释的候选评分函数，权重由偏好对学成并随修改增量更新；个人模型以词级文体计量（功能词+标点节奏）刻画“怎么写”，并把编辑对组织为正空间（新增词）与负空间（删除词），在候选选优后复现作者的改法（拟改层：删连接词断句 + 具体化拟改），从“打分排序”升级为“选优+拟改”；实验给出样本复杂度观察与消融证据（学习权重高于默认权重，几十次修改即可学到稳定的作者方向）（第 3.1 节、5.7 节）。</w:t>
       </w:r>
     </w:p>
     <w:p>
@@ -1512,7 +1512,7 @@
           <w:b w:val="0"/>
           <w:sz w:val="24"/>
         </w:rPr>
-        <w:t xml:space="preserve">实现边界（诚实界定）：签名层与注入层已交付（L1–L4、双风格、知识注入、缺陷审计）；V1 候选对比（v0.62）与 V1.5 外层调制器（v0.64–0.67）均已落地——写作每节并行生成 n 个候选，用十一维特征函数（个人 n-gram </w:t>
+        <w:t xml:space="preserve">实现边界（诚实界定）：签名层与注入层已交付（L1–L4、双风格、知识注入、缺陷审计）；V1 候选对比（v0.62）与 V1.5 外层调制器（v0.64–0.67）均已落地——写作每节并行生成 n 个候选，用十三维特征函数（词级文体计量 </w:t>
       </w:r>
       <m:oMath>
         <m:sSub>
@@ -1534,7 +1534,7 @@
           <w:b w:val="0"/>
           <w:sz w:val="24"/>
         </w:rPr>
-        <w:t xml:space="preserve">、表层、话语、立场红线、知识、缺陷、阻抗、风格向量方向、可选 embedding 神经原型、L3 作者写作清单 fineRead、姿态层细读 posture）评分选优。其中调制器权重不再手调：agent/src/modulator.js 把 edits.jsonl 的（原文，改后）当作作者偏好对，用 pairwise hinge + SGD 学习每个作者独有的权重向量，数据签名变化自动在线重训，新编辑对到达时增量更新；L3 深层读取由作者写作清单协议提供（author-sheet.js，五问自动归纳、红线强制保留）；姿态层判据（金句排比收束/路标转折/点题顿悟）以软性加权进入评分——只影响候选排序，不拒绝生成；权重与得分分解逐候选可追溯（设计文档：MODULATOR.md）；V2 词级 logprobs 重排（显式 </w:t>
+        <w:t xml:space="preserve">、表层、话语、立场红线、知识、缺陷、阻抗、风格向量方向、可选 embedding 神经原型、L3 作者写作清单 fineRead、姿态层细读 posture、个人回避库 avoidance、改迹贴合 transform）评分选优。其中调制器权重不再手调：agent/src/modulator.js 把 edits.jsonl 的（原文，改后）当作作者偏好对，用 pairwise hinge + SGD 学习每个作者独有的权重向量，数据签名变化自动在线重训，新编辑对到达时增量更新；L3 深层读取由作者写作清单协议提供（author-sheet.js，五问自动归纳、红线强制保留）；姿态层判据（金句排比收束/路标转折/点题顿悟）以软性加权进入评分——只影响候选排序，不拒绝生成；权重与得分分解逐候选可追溯（设计文档：MODULATOR.md）；V2 词级 logprobs 重排（显式 </w:t>
       </w:r>
       <m:oMath>
         <m:sSub>
@@ -1625,7 +1625,7 @@
           <w:b w:val="0"/>
           <w:sz w:val="24"/>
         </w:rPr>
-        <w:t>留出得分边距从 n=5 的 0.286 单调升至 n=25 的 0.498；权重相对 n=30 的余弦相似度从 0.968 升至 0.999（图 8）；</w:t>
+        <w:t>留出得分边距从 n=5 的 0.175 单调升至 n=30 的 0.791；权重相对 n=30 的余弦相似度从 0.915 升至 1.000（图 8）；</w:t>
       </w:r>
     </w:p>
     <w:p>
@@ -1639,7 +1639,7 @@
           <w:b w:val="0"/>
           <w:sz w:val="24"/>
         </w:rPr>
-        <w:t>观察：n≈15–20 后两项指标进入平台——几十次亲手修改即可学到稳定的作者方向，这是"修改即标注"在小语料场景可行的直接证据。</w:t>
+        <w:t>观察：n≈15–20 后留出边距增速放缓、进入平台——几十次亲手修改即可学到稳定的作者方向，这是"修改即标注"在小语料场景可行的直接证据。</w:t>
       </w:r>
     </w:p>
     <w:p>
@@ -2794,7 +2794,7 @@
           <w:b w:val="0"/>
           <w:sz w:val="24"/>
         </w:rPr>
-        <w:t>表层·词汇句法层：用词偏好、句长节奏、词汇丰富度（Burrows Delta[14] 的高频词指纹思想），对应现有 L1 连续向量、feats8 与个人 n-gram 模型；小语料（数千字）即可估计，但跨主题泛化弱，易被主题污染；</w:t>
+        <w:t>表层·词汇句法层：用词偏好、句长节奏、词汇丰富度（Burrows Delta[14] 的高频词指纹思想），对应现有 L1 连续向量、feats8 与词级文体计量模型；小语料（数千字）即可估计，但跨主题泛化弱，易被主题污染；</w:t>
       </w:r>
     </w:p>
     <w:p>
@@ -6756,7 +6756,7 @@
           <w:b w:val="0"/>
           <w:sz w:val="24"/>
         </w:rPr>
-        <w:t xml:space="preserve">签名层（L1–L4）、注入层（双风格、知识、缺陷审计）、V1 候选对比与 V1.5 外层调制器均已交付：本地字符级个人模型（n-gram，作者语料训练）提供 </w:t>
+        <w:t xml:space="preserve">签名层（L1–L4）、注入层（双风格、知识、缺陷审计）、V1 候选对比与 V1.5 外层调制器均已交付：本地词级文体计量个人模型（功能词+标点节奏，作者语料训练）提供 </w:t>
       </w:r>
       <m:oMath>
         <m:sSub>
@@ -6844,7 +6844,21 @@
           <w:b w:val="0"/>
           <w:sz w:val="24"/>
         </w:rPr>
-        <w:t xml:space="preserve"> 的时间结构，另加表层/话语/立场红线/风格向量方向/可选 embedding 神经原型/L3 作者清单 fineRead/姿态层细读 posture/个人回避库八路特征，共十二维进入 modulate() 评分；写作节级接入候选对比（agent/src/token-decode.js，每节并行 n 候选十二维评分选优，得分分解落盘）。调制器权重由作者偏好对学习：edits.jsonl 的（原文，改后）经 pairwise hinge + SGD 拟合出每个作者独有的权重向量，数据签名变化自动在线重训、新编辑对增量更新（agent/src/modulator.js）；知识库检索升级为 BM25+语义混合（matchKbHybrid）；神经风格编码由可选 embedding 稠密原型提供（embedding.js，未配置时静默降级）；L3 深层读取由作者写作清单协议提供（author-sheet.js：主张/论证/读者/红线/触发五问自动归纳，红线拆句后强制保留，作为 fineRead 特征入评分）；个人回避库聚合"作者亲手删掉的词"（avoidance.js，负空间第一阶段，命中即压低）；姿态层判据从"事后审计"前置到"事中选择"——金句排比收束/路标转折/点题顿悟的确定性检测（deterministicFakeThinking）转为 posture 健康度特征，以软性加权参与候选排序，不拒绝生成（3.6 节仍保留 LLM 六层细读做生成后审计与修复）。单元测试（token-decode.test、modulator.test、embedding.test、author-sheet.test、stats.test）验证：个人模型可预测、缺陷/阻抗信号有效、改后文本得分高于原文、十二维分解可追溯、回避词命中压低、原型落盘与签名重算、语义排序、红线命中拉高 fineRead、表演式文本 posture 低而克制文本高、精确二项检验、数据不足降级、在线重训与增量更新生效。逐 token 重排（V2 logprobs / V3 本地 logits）仍为路线图。</w:t>
+        <w:t xml:space="preserve"> 的时间结构，另加表层/话语/立场红线/风格向量方向/可选 embedding 神经原型/L3 作者清单 fineRead/姿态层细读 posture/个人回避库/改迹贴合九路特征，共十三维进入 modulate() 评分；写作节级接入候选对比（agent/src/token-decode.js，每节并行 n 候选十三维评分选优，得分分解落盘）。调制器权重由作者偏好对学习：edits.jsonl 的（原文，改后）经 pairwise hinge + SGD 拟合出每个作者独有的权重向量，数据签名变化自动在线重训、新编辑对增量更新（agent/src/modulator.js）；知识库检索升级为 BM25+语义混合（matchKbHybrid）；神经风格编码由可选 embedding 稠密原型提供（embedding.js，未配置时静默降级）；L3 深层读取由作者写作清单协议提供（author-sheet.js：主张/论证/读者/红线/触发五问自动归纳，红线拆句后强制保留，作为 fineRead 特征入评分）；个人回避库聚合"作者亲手删掉的词"（avoidance.js，负空间第一阶段，命中即压低）；姿态层判据从"事后审计"前置到"事中选择"——金句排比收束/路标转折/点题顿悟的确定性检测（deterministicFakeThinking）转为 posture 健康度特征，以软性加权参与候选排序，不拒绝生成（3.6 节仍保留 LLM 六层细读做生成后审计与修复）。单元测试（token-decode.test、modulator.test、embedding.test、author-sheet.test、stats.test）验证：个人模型可预测、缺陷/阻抗信号有效、改后文本得分高于原文、十三维分解可追溯、回避词命中压低、原型落盘与签名重算、语义排序、红线命中拉高 fineRead、表演式文本 posture 低而克制文本高、精确二项检验、数据不足降级、在线重训与增量更新生效。逐 token 重排（V2 logprobs / V3 本地 logits）仍为路线图。</w:t>
+      </w:r>
+    </w:p>
+    <w:p>
+      <w:pPr>
+        <w:spacing w:line="360" w:lineRule="auto" w:after="80"/>
+        <w:ind w:firstLine="480"/>
+      </w:pPr>
+      <w:r>
+        <w:rPr>
+          <w:rFonts w:ascii="Times New Roman" w:hAnsi="Times New Roman" w:eastAsia="宋体"/>
+          <w:b w:val="0"/>
+          <w:sz w:val="24"/>
+        </w:rPr>
+        <w:t>词级文体计量与消融（v1.0 新增）：把个人模型从字符 n-gram 升级为词级文体计量（功能词+标点节奏），作者识别从 46.3% 提升到 76.4%（见 AUTHOR-ID-v2.md）；调制器逐维消融显示学习权重（90%）高于默认权重（70%）、personal 贡献最大，surface/impedance 去噪后无负贡献（见 MODULATOR-ABLATION.md）。但仍低于字符二元组 TF-IDF 基线（90.3%）——该合成语料中作者与主题强耦合，内容级特征占优；这一硬指标与第三方盲评列入未来工作。</w:t>
       </w:r>
     </w:p>
     <w:p>
@@ -6953,7 +6967,7 @@
           <w:b w:val="0"/>
           <w:sz w:val="24"/>
         </w:rPr>
-        <w:t>3. profile 与 model 之辨：本文以"签名/表示"界定四层表征，并已迈出从签名到模型的两步——V1 本地字符级 n-gram 个人模型可对候选文本打分（预测作者更可能怎么写，token-decode 测试验证）；V1.5 外层调制器进一步把作者偏好对（edits.jsonl）学成每个用户独有的权重模型（modulator.test 验证"改后 &gt; 原文"与在线重训）。真·生成式作者模型（LoRA 条件分布、逐 token 分布输出）仍属未来工作，全文如实界定，避免名实不符。</w:t>
+        <w:t>3. profile 与 model 之辨：本文以"签名/表示"界定四层表征，并已迈出从签名到模型的两步——V1 本地词级文体计量个人模型可对候选文本打分（预测作者更可能怎么写，token-decode 测试验证）；V1.5 外层调制器进一步把作者偏好对（edits.jsonl）学成每个用户独有的权重模型（modulator.test 验证"改后 &gt; 原文"与在线重训）。真·生成式作者模型（LoRA 条件分布、逐 token 分布输出）仍属未来工作，全文如实界定，避免名实不符。</w:t>
       </w:r>
     </w:p>
     <w:p>
@@ -7844,7 +7858,7 @@
           <w:b w:val="0"/>
           <w:sz w:val="24"/>
         </w:rPr>
-        <w:t xml:space="preserve"> 仍是 n-gram 代理模型，真实条件分布依赖轻量 LoRA（V3）；③ 调制器权重已由作者偏好对学习（即对 </w:t>
+        <w:t xml:space="preserve"> 仍是词级文体计量代理模型，真实条件分布依赖轻量 LoRA（V3）；③ 调制器权重已由作者偏好对学习（即对 </w:t>
       </w:r>
       <m:oMath>
         <m:r>
@@ -7883,7 +7897,7 @@
           <w:b w:val="0"/>
           <w:sz w:val="24"/>
         </w:rPr>
-        <w:t xml:space="preserve"> 的自动标定），但消融标定（默认权重 vs 学习权重 vs 逐模块关闭）与第三方盲评尚未完成，候选数自适应列为后续工作。本文不宣称"逐 token 风格解码已实现"，只交付已实现的签名/注入层、可学习调制器与可复现的评分器设计。</w:t>
+        <w:t xml:space="preserve"> 的自动标定），但消融标定已完成（逐维消融显示 personal 贡献最大、surface/impedance 去噪后无负贡献，见 MODULATOR-ABLATION.md），第三方盲评尚未完成，候选数自适应列为后续工作。本文不宣称"逐 token 风格解码已实现"，只交付已实现的签名/注入层、可学习调制器与可复现的评分器设计。</w:t>
       </w:r>
     </w:p>
     <w:p>
@@ -8022,7 +8036,7 @@
           <w:b w:val="0"/>
           <w:sz w:val="24"/>
         </w:rPr>
-        <w:t>v0.62–0.64 签名 → 模型：改迹调制 V1 候选对比（个人 n-gram 模型）、V1.5 外层调制器（偏好对学习权重）、完整四层风格体系设计（STYLE-SYSTEM.md）逐轮落地；</w:t>
+        <w:t>v0.62–0.64 签名 → 模型：改迹调制 V1 候选对比（词级文体计量模型）、V1.5 外层调制器（偏好对学习权重）、完整四层风格体系设计（STYLE-SYSTEM.md）逐轮落地；</w:t>
       </w:r>
     </w:p>
     <w:p>
@@ -8105,7 +8119,7 @@
           <w:b w:val="0"/>
           <w:sz w:val="24"/>
         </w:rPr>
-        <w:t>1. 签名 → 模型（已补）：V1 候选对比 + V1.5 外层调制器——权重由作者偏好对（edits.jsonl）经 pairwise hinge + SGD 学习，modulator.test 验证"改后 &gt; 原文"、十一维分解可追溯、数据不足降级、在线重训与增量更新；</w:t>
+        <w:t>1. 签名 → 模型（已补）：V1 候选对比 + V1.5 外层调制器——权重由作者偏好对（edits.jsonl）经 pairwise hinge + SGD 学习，modulator.test 验证"改后 &gt; 原文"、十三维分解可追溯、数据不足降级、在线重训与增量更新；</w:t>
       </w:r>
     </w:p>
     <w:p>
@@ -8217,7 +8231,7 @@
           <w:b w:val="0"/>
           <w:sz w:val="24"/>
         </w:rPr>
-        <w:t>尚未完成的部分如实保留在 7 节：逐 token 重排（V2 logprobs / V3 本地 logits）、调制器权重消融标定、跨语言语料。</w:t>
+        <w:t>尚未完成的部分如实保留在 7 节：逐 token 重排（V2 logprobs / V3 本地 logits）、跨语言语料。</w:t>
       </w:r>
     </w:p>
     <w:p>
@@ -8314,7 +8328,7 @@
           <w:b w:val="0"/>
           <w:sz w:val="24"/>
         </w:rPr>
-        <w:t xml:space="preserve">6. 能力边界：改迹调制 V1 候选对比与 V1.5 外层调制器已落地（十二维特征 + 偏好对学习权重，含个人回避库、L3 作者清单 fineRead、姿态层 posture 与可选 embedding 神经编码），调制器增量在线更新、知识库向量混合检索、L3 深层读取协议、姿态层判据前置与改迹学习闭环已补；但 </w:t>
+        <w:t xml:space="preserve">6. 能力边界：改迹调制 V1 候选对比与 V1.5 外层调制器已落地（十三维特征 + 偏好对学习权重，含个人回避库、L3 作者清单 fineRead、姿态层 posture 与可选 embedding 神经编码），调制器增量在线更新、知识库向量混合检索、L3 深层读取协议、姿态层判据前置与改迹学习闭环已补；但 </w:t>
       </w:r>
       <m:oMath>
         <m:sSub>
@@ -8336,7 +8350,7 @@
           <w:b w:val="0"/>
           <w:sz w:val="24"/>
         </w:rPr>
-        <w:t xml:space="preserve"> 仍是本地 n-gram 模型（弱于真实 LoRA 条件分布），逐 token 重排（V2 logprobs / V3 本地 logits）待实现，调制器权重消融标定与盲评未完成；翻译等应用扩展未做独立对照验证。</w:t>
+        <w:t xml:space="preserve"> 仍是本地 n-gram 模型（弱于真实 LoRA 条件分布），逐 token 重排（V2 logprobs / V3 本地 logits）待实现，盲评未完成；翻译等应用扩展未做独立对照验证。</w:t>
       </w:r>
     </w:p>
     <w:p>
@@ -8419,7 +8433,7 @@
           <w:b w:val="0"/>
           <w:sz w:val="24"/>
         </w:rPr>
-        <w:t>本文提出 SCULPTOR：以作者表示为中心的生成式写作系统。理论上，将风格形式化为作者相对中性基线的稳定条件选择偏差，用四层签名近似，并提出"修改监督"与改迹调制（五路信号在候选评分中融合，签名 → 注入 → 候选调制三段论）；实现上，把签名升级为可学习的外层调制器——十二维特征函数（含个人回避库、L3 作者清单 fineRead、姿态层 posture 与可选 embedding 神经编码）统一承载个人知识库、风格向量与收集数据，权重由作者亲手修改的偏好对拟合并随编辑增量更新，推理时实时调制通用模型的行为（V1 候选对比 → V1.5 调制器 → V2/V3 路线）；交互上，以思想脉络澄清协议与外溢优先接住用户主动给出的高价值信息（种子/红线/立意当轮入档 + 升级信号流水），并以作者写作清单把深层风格读取结构化；质量上，以姿态层检测缓解模型化话语特征，并把细读判据前置到生成时的候选选择（软性加权，不拒绝生成）；工程上，完成全流程互操作（作品同步/分割/按阶段导出）。实验表明，全部契约测试满足输出契约；学习曲线显示几十次修改即可学到稳定的作者方向；风格距离结果与"接近作者、远离模型化倾向"的假设一致；判别与预测两类外部检验显示签名具备作者信号，但样本规模不足以支持显著性结论。</w:t>
+        <w:t>本文提出 SCULPTOR：以作者表示为中心的生成式写作系统。理论上，将风格形式化为作者相对中性基线的稳定条件选择偏差，用四层签名近似，并提出"修改监督"与改迹调制（五路信号在候选评分中融合，签名 → 注入 → 候选调制三段论）；实现上，把签名升级为可学习的外层调制器——十三维特征函数（含个人回避库、L3 作者清单 fineRead、姿态层 posture 与可选 embedding 神经编码）统一承载个人知识库、风格向量与收集数据，权重由作者亲手修改的偏好对拟合并随编辑增量更新，推理时实时调制通用模型的行为（V1 候选对比 → V1.5 调制器 → V2/V3 路线）；交互上，以思想脉络澄清协议与外溢优先接住用户主动给出的高价值信息（种子/红线/立意当轮入档 + 升级信号流水），并以作者写作清单把深层风格读取结构化；质量上，以姿态层检测缓解模型化话语特征，并把细读判据前置到生成时的候选选择（软性加权，不拒绝生成）；工程上，完成全流程互操作（作品同步/分割/按阶段导出）。实验表明，全部契约测试满足输出契约；学习曲线显示几十次修改即可学到稳定的作者方向；风格距离结果与"接近作者、远离模型化倾向"的假设一致；判别与预测两类外部检验显示签名具备作者信号，但样本规模不足以支持显著性结论。</w:t>
       </w:r>
     </w:p>
     <w:p>
@@ -8433,7 +8447,7 @@
           <w:b w:val="0"/>
           <w:sz w:val="24"/>
         </w:rPr>
-        <w:t xml:space="preserve">未来工作：① 改迹调制 V1（v0.62）、V1.5 外层调制器（v0.64–0.68：偏好对学习十二维权重、增量在线更新、个人回避库、上下文窗口编辑对、可解释层、可选 embedding 神经编码、知识库向量混合检索、L3 作者写作清单 fineRead、姿态层 posture 软性入评分）均已落地；下一步沿解码期控制（decoding-time control）路线推进——把姿态层 LLM 六层细读的结构化输出作为可选精读特征（当前为确定性判据前置，LLM 细读保留在生成后审计）、权重消融标定（即对 </w:t>
+        <w:t xml:space="preserve">未来工作：① 改迹调制 V1（v0.62）、V1.5 外层调制器（v0.64–0.68：偏好对学习十三维权重、增量在线更新、个人回避库、上下文窗口编辑对、可解释层、可选 embedding 神经编码、知识库向量混合检索、L3 作者写作清单 fineRead、姿态层 posture 软性入评分）均已落地；下一步沿解码期控制（decoding-time control）路线推进——把姿态层 LLM 六层细读的结构化输出作为可选精读特征（当前为确定性判据前置，LLM 细读保留在生成后审计）、权重消融标定（即对 </w:t>
       </w:r>
       <m:oMath>
         <m:r>

--- a/docs/competition/科技论文-SCULPTOR.docx
+++ b/docs/competition/科技论文-SCULPTOR.docx
@@ -8350,7 +8350,7 @@
           <w:b w:val="0"/>
           <w:sz w:val="24"/>
         </w:rPr>
-        <w:t xml:space="preserve"> 仍是本地 n-gram 模型（弱于真实 LoRA 条件分布），逐 token 重排（V2 logprobs / V3 本地 logits）待实现，盲评未完成；翻译等应用扩展未做独立对照验证。</w:t>
+        <w:t xml:space="preserve"> 仍是词级文体计量代理模型（弱于真实 LoRA 条件分布），逐 token 重排（V2 logprobs / V3 本地 logits）待实现，盲评未完成；翻译等应用扩展未做独立对照验证。</w:t>
       </w:r>
     </w:p>
     <w:p>
@@ -8486,7 +8486,7 @@
           <w:b w:val="0"/>
           <w:sz w:val="24"/>
         </w:rPr>
-        <w:t xml:space="preserve"> 的敏感性分析）与候选数自适应，然后用 DExperts 式专家/反专家对比[18]与对比解码[19]做 V2 logprobs 重排，用 PREADD 前缀自适应[20]、ITI 激活干预[21]、Steering Vectors/激活工程[22]与 StyleVector[2] 做 V3 本地推理干预；② 扩大多作者 × 多篇跨文体语料，按"个性化文本生成评估"的三类判别任务[24]完成作者识别/续写选择的显著性检验（当前 81.7% vs TF-IDF 基线 82.2%，是必须攻克的硬指标）；③ 执行澄清协议与外溢优先的消融对照实验（4.4 设计）；④ 跨语言验证与公开部署；⑤ 批注数据反哺——把用户批注积累为错误模式库与风格档案（v0.61 已打通"批注 → AI 修改"闭环）。本文坚持软性引导、作者保留否决权：所有特征（含红线与姿态层判据）只参与加权排序与审计报告，不引入拒绝生成式的硬约束。</w:t>
+        <w:t xml:space="preserve"> 的敏感性分析）与候选数自适应，然后用 DExperts 式专家/反专家对比[18]与对比解码[19]做 V2 logprobs 重排，用 PREADD 前缀自适应[20]、ITI 激活干预[21]、Steering Vectors/激活工程[22]与 StyleVector[2] 做 V3 本地推理干预；② 扩大多作者 × 多篇跨文体语料，按"个性化文本生成评估"的三类判别任务[24]完成作者识别/续写选择的显著性检验（当前词级文体计量 76.4% 仍低于字符二元组 TF-IDF 基线 90.3%，是必须攻克的硬指标）；③ 执行澄清协议与外溢优先的消融对照实验（4.4 设计）；④ 跨语言验证与公开部署；⑤ 批注数据反哺——把用户批注积累为错误模式库与风格档案（v0.61 已打通"批注 → AI 修改"闭环）。本文坚持软性引导、作者保留否决权：所有特征（含红线与姿态层判据）只参与加权排序与审计报告，不引入拒绝生成式的硬约束。</w:t>
       </w:r>
     </w:p>
     <w:p>

--- a/docs/competition/科技论文-SCULPTOR.docx
+++ b/docs/competition/科技论文-SCULPTOR.docx
@@ -1691,7 +1691,7 @@
           <w:b/>
           <w:sz w:val="21"/>
         </w:rPr>
-        <w:t>图8 学习曲线：编辑对数量 vs 留出得分边距与权重稳定性（scripts/experiments/ 可复现）</w:t>
+        <w:t>图1 学习曲线：编辑对数量 vs 留出得分边距与权重稳定性（scripts/experiments/ 可复现）</w:t>
       </w:r>
     </w:p>
     <w:p>
@@ -2631,7 +2631,7 @@
           <w:b/>
           <w:sz w:val="21"/>
         </w:rPr>
-        <w:t>图1 系统总览：数据流（实线）、控制流（点线）与学习/更新流（虚线）</w:t>
+        <w:t>图2 系统总览：数据流（实线）、控制流（点线）与学习/更新流（虚线）</w:t>
       </w:r>
     </w:p>
     <w:p>
@@ -2929,7 +2929,7 @@
           <w:b/>
           <w:sz w:val="21"/>
         </w:rPr>
-        <w:t>图2 RAG 供给闭环：触发 → 排队 → 检索 → 回灌 → 缺口节重写 → 重审计</w:t>
+        <w:t>图3 RAG 供给闭环：触发 → 排队 → 检索 → 回灌 → 缺口节重写 → 重审计</w:t>
       </w:r>
     </w:p>
     <w:p>
@@ -3036,7 +3036,7 @@
           <w:b/>
           <w:sz w:val="21"/>
         </w:rPr>
-        <w:t>图3 澄清协议：响应推理链（主张→前提→概括→确认→入库→追问）</w:t>
+        <w:t>图4 澄清协议：响应推理链（主张→前提→概括→确认→入库→追问）</w:t>
       </w:r>
     </w:p>
     <w:p>
@@ -5466,7 +5466,7 @@
           <w:b/>
           <w:sz w:val="21"/>
         </w:rPr>
-        <w:t>图4 8 维风格特征热力网格</w:t>
+        <w:t>图5 8 维风格特征热力网格</w:t>
       </w:r>
     </w:p>
     <w:p>
@@ -5476,7 +5476,7 @@
       <w:r>
         <w:drawing>
           <wp:inline xmlns:a="http://schemas.openxmlformats.org/drawingml/2006/main" xmlns:pic="http://schemas.openxmlformats.org/drawingml/2006/picture">
-            <wp:extent cx="5220000" cy="4291017"/>
+            <wp:extent cx="5220000" cy="3435709"/>
             <wp:docPr id="6" name="Picture 6"/>
             <wp:cNvGraphicFramePr>
               <a:graphicFrameLocks noChangeAspect="1"/>
@@ -5485,7 +5485,7 @@
               <a:graphicData uri="http://schemas.openxmlformats.org/drawingml/2006/picture">
                 <pic:pic>
                   <pic:nvPicPr>
-                    <pic:cNvPr id="0" name="style-vectors-distance.png"/>
+                    <pic:cNvPr id="0" name="style-distance-bars.png"/>
                     <pic:cNvPicPr/>
                   </pic:nvPicPr>
                   <pic:blipFill>
@@ -5497,7 +5497,7 @@
                   <pic:spPr>
                     <a:xfrm>
                       <a:off x="0" y="0"/>
-                      <a:ext cx="5220000" cy="4291017"/>
+                      <a:ext cx="5220000" cy="3435709"/>
                     </a:xfrm>
                     <a:prstGeom prst="rect"/>
                   </pic:spPr>
@@ -5518,7 +5518,7 @@
           <w:b/>
           <w:sz w:val="21"/>
         </w:rPr>
-        <w:t>图5 风格距离矩阵热力图</w:t>
+        <w:t>图6 SCULPTOR 与各对象/模型的风格距离（条形图，绿色=真人作者、红色=通用模型）</w:t>
       </w:r>
     </w:p>
     <w:p>
@@ -5570,7 +5570,7 @@
           <w:b/>
           <w:sz w:val="21"/>
         </w:rPr>
-        <w:t>图6 风格建模空间：9 类文本的二维 MDS 投影（Stress-1 = 0.313）</w:t>
+        <w:t>图7 风格建模空间：9 类文本的二维 MDS 投影（Stress-1 = 0.313）</w:t>
       </w:r>
     </w:p>
     <w:p>
@@ -6182,7 +6182,7 @@
       <w:r>
         <w:drawing>
           <wp:inline xmlns:a="http://schemas.openxmlformats.org/drawingml/2006/main" xmlns:pic="http://schemas.openxmlformats.org/drawingml/2006/picture">
-            <wp:extent cx="5220000" cy="3538983"/>
+            <wp:extent cx="5220000" cy="1784291"/>
             <wp:docPr id="8" name="Picture 8"/>
             <wp:cNvGraphicFramePr>
               <a:graphicFrameLocks noChangeAspect="1"/>
@@ -6191,7 +6191,7 @@
               <a:graphicData uri="http://schemas.openxmlformats.org/drawingml/2006/picture">
                 <pic:pic>
                   <pic:nvPicPr>
-                    <pic:cNvPr id="0" name="style-vectors-ability.png"/>
+                    <pic:cNvPr id="0" name="ablation-bars.png"/>
                     <pic:cNvPicPr/>
                   </pic:nvPicPr>
                   <pic:blipFill>
@@ -6203,7 +6203,7 @@
                   <pic:spPr>
                     <a:xfrm>
                       <a:off x="0" y="0"/>
-                      <a:ext cx="5220000" cy="3538983"/>
+                      <a:ext cx="5220000" cy="1784291"/>
                     </a:xfrm>
                     <a:prstGeom prst="rect"/>
                   </pic:spPr>
@@ -6224,7 +6224,7 @@
           <w:b/>
           <w:sz w:val="21"/>
         </w:rPr>
-        <w:t>图7 写作能力综合评分对比</w:t>
+        <w:t>图8 调制器消融：学习权重 vs 默认权重</w:t>
       </w:r>
     </w:p>
     <w:p>
@@ -6647,6 +6647,58 @@
           <w:sz w:val="24"/>
         </w:rPr>
         <w:t>两实验的完整报告与混淆矩阵见 AUTHOR-ID.md、AUTHOR-PREDICT.md。</w:t>
+      </w:r>
+    </w:p>
+    <w:p>
+      <w:pPr>
+        <w:jc w:val="center"/>
+      </w:pPr>
+      <w:r>
+        <w:drawing>
+          <wp:inline xmlns:a="http://schemas.openxmlformats.org/drawingml/2006/main" xmlns:pic="http://schemas.openxmlformats.org/drawingml/2006/picture">
+            <wp:extent cx="5220000" cy="2334764"/>
+            <wp:docPr id="9" name="Picture 9"/>
+            <wp:cNvGraphicFramePr>
+              <a:graphicFrameLocks noChangeAspect="1"/>
+            </wp:cNvGraphicFramePr>
+            <a:graphic>
+              <a:graphicData uri="http://schemas.openxmlformats.org/drawingml/2006/picture">
+                <pic:pic>
+                  <pic:nvPicPr>
+                    <pic:cNvPr id="0" name="author-id-bars.png"/>
+                    <pic:cNvPicPr/>
+                  </pic:nvPicPr>
+                  <pic:blipFill>
+                    <a:blip r:embed="rId17"/>
+                    <a:stretch>
+                      <a:fillRect/>
+                    </a:stretch>
+                  </pic:blipFill>
+                  <pic:spPr>
+                    <a:xfrm>
+                      <a:off x="0" y="0"/>
+                      <a:ext cx="5220000" cy="2334764"/>
+                    </a:xfrm>
+                    <a:prstGeom prst="rect"/>
+                  </pic:spPr>
+                </pic:pic>
+              </a:graphicData>
+            </a:graphic>
+          </wp:inline>
+        </w:drawing>
+      </w:r>
+    </w:p>
+    <w:p>
+      <w:pPr>
+        <w:jc w:val="center"/>
+      </w:pPr>
+      <w:r>
+        <w:rPr>
+          <w:rFonts w:ascii="Times New Roman" w:hAnsi="Times New Roman" w:eastAsia="宋体"/>
+          <w:b/>
+          <w:sz w:val="21"/>
+        </w:rPr>
+        <w:t>图9 作者识别准确率对比（条形图）</w:t>
       </w:r>
     </w:p>
     <w:p>

--- a/docs/competition/科技论文-SCULPTOR.docx
+++ b/docs/competition/科技论文-SCULPTOR.docx
@@ -95,7 +95,7 @@
           <w:b w:val="0"/>
           <w:sz w:val="24"/>
         </w:rPr>
-        <w:t>实验表明：agent 28 套 + web 11 套（400+ 断言）契约测试均满足输出契约；风格距离实验中，SCULPTOR 与 5 组匿名真人作者/真人模拟样本的平均距离为 0.96，低于其与通用模型的距离（ChatGPT 1.24 / DeepSeek 1.10）；作者识别（n=180）与续写选择（n=72）中融合签名分别达到 81.7% 与 72.2%（基线 82.2% / 50%）；词级文体计量把个人模型的作者识别从 46.3% 提升到 76.4%，调制器消融显示学习权重（90%）高于默认权重（70%）；外溢优先、互操作与批注全流程回归通过。结果与"作者身份保持"假设一致，但样本规模尚不足以支持显著性结论。本文定位为在生成过程中保持作者表达偏好与语义意图，而非最大化一般意义上的文本质量。</w:t>
+        <w:t>实验表明：agent 28 套 + web 11 套（400+ 断言）契约测试均满足输出契约；风格距离实验中，SCULPTOR 与 5 组匿名真人作者/真人模拟样本的平均距离为 0.96，低于其与通用模型的距离（ChatGPT 1.24 / DeepSeek 1.10）；作者识别与续写选择实验中，词级文体计量把个人模型从字符 n-gram 的 46.3% 提升到 76.4%（字符二元组 TF-IDF 基线 90.3%），调制器消融显示学习权重（90%）高于默认权重（70%）；早期 L1 字符二元组融合签名在作者识别/续写选择分别达 81.7% / 72.2%（见附录）；外溢优先、互操作与批注全流程回归通过。结果与"作者身份保持"假设一致，但样本规模尚不足以支持显著性结论。本文定位为在生成过程中保持作者表达偏好与语义意图，而非最大化一般意义上的文本质量。</w:t>
       </w:r>
     </w:p>
     <w:p>
@@ -6383,7 +6383,7 @@
                 <w:b w:val="0"/>
                 <w:sz w:val="21"/>
               </w:rPr>
-              <w:t>82.2%</w:t>
+              <w:t>90.3%</w:t>
             </w:r>
           </w:p>
         </w:tc>
@@ -6401,7 +6401,7 @@
                 <w:b w:val="0"/>
                 <w:sz w:val="21"/>
               </w:rPr>
-              <w:t>本系统·8 维风格特征</w:t>
+              <w:t>本系统·字符 n-gram（旧）</w:t>
             </w:r>
           </w:p>
         </w:tc>
@@ -6417,7 +6417,7 @@
                 <w:b w:val="0"/>
                 <w:sz w:val="21"/>
               </w:rPr>
-              <w:t>32.2%</w:t>
+              <w:t>46.3%</w:t>
             </w:r>
           </w:p>
         </w:tc>
@@ -6435,7 +6435,7 @@
                 <w:b w:val="0"/>
                 <w:sz w:val="21"/>
               </w:rPr>
-              <w:t>本系统·L1 二元组 + 8 维融合</w:t>
+              <w:t>本系统·词级文体计量</w:t>
             </w:r>
           </w:p>
         </w:tc>
@@ -6451,7 +6451,7 @@
                 <w:b w:val="0"/>
                 <w:sz w:val="21"/>
               </w:rPr>
-              <w:t>81.7%</w:t>
+              <w:t>76.4%</w:t>
             </w:r>
           </w:p>
         </w:tc>

--- a/docs/competition/科技论文-SCULPTOR.docx
+++ b/docs/competition/科技论文-SCULPTOR.docx
@@ -6915,6 +6915,89 @@
     </w:p>
     <w:p>
       <w:pPr>
+        <w:spacing w:before="120" w:after="120" w:line="312" w:lineRule="auto"/>
+      </w:pPr>
+      <w:r>
+        <w:rPr>
+          <w:rFonts w:ascii="Times New Roman" w:hAnsi="Times New Roman" w:eastAsia="宋体"/>
+          <w:b/>
+          <w:sz w:val="28"/>
+        </w:rPr>
+        <w:t>5.8 风格迁移与文体覆盖的红队测试（v1.0）</w:t>
+      </w:r>
+    </w:p>
+    <w:p>
+      <w:pPr>
+        <w:spacing w:line="360" w:lineRule="auto" w:after="80"/>
+        <w:ind w:firstLine="480"/>
+      </w:pPr>
+      <w:r>
+        <w:rPr>
+          <w:rFonts w:ascii="Times New Roman" w:hAnsi="Times New Roman" w:eastAsia="宋体"/>
+          <w:b w:val="0"/>
+          <w:sz w:val="24"/>
+        </w:rPr>
+        <w:t>为补充判别类指标之外的可复现证据，以"LLM 模拟人类审阅者、完全盲评"的方式做了四组红队测试（脚本见 scripts/experiments/redteam-*.mjs；评委与生成同用 DeepSeek，存在自评偏置，需独立模型复评）。</w:t>
+      </w:r>
+    </w:p>
+    <w:p>
+      <w:pPr>
+        <w:spacing w:line="336" w:lineRule="auto" w:after="60"/>
+        <w:ind w:left="360"/>
+      </w:pPr>
+      <w:r>
+        <w:rPr>
+          <w:rFonts w:ascii="Times New Roman" w:hAnsi="Times New Roman" w:eastAsia="宋体"/>
+          <w:b w:val="0"/>
+          <w:sz w:val="24"/>
+        </w:rPr>
+        <w:t>10 风格 × 10 文体矩阵：由 Sculptor 引擎（候选对比 + 13 维调制）逐项写作，盲评平均风格 5.00/5、文体 4.70/5；悼词/短篇小说两项文体分略低，暴露了硬编码文体骨架覆盖不全的问题，已将其软化为"参考软引导"（见 3.8）。</w:t>
+      </w:r>
+    </w:p>
+    <w:p>
+      <w:pPr>
+        <w:spacing w:line="336" w:lineRule="auto" w:after="60"/>
+        <w:ind w:left="360"/>
+      </w:pPr>
+      <w:r>
+        <w:rPr>
+          <w:rFonts w:ascii="Times New Roman" w:hAnsi="Times New Roman" w:eastAsia="宋体"/>
+          <w:b w:val="0"/>
+          <w:sz w:val="24"/>
+        </w:rPr>
+        <w:t>名家风格导入：把鲁迅/沈从文/张爱玲/老舍的真实摘录作为 style-samples，经 buildStyleShot 解析后写全新题材，盲评平均 4.25/5——风格能跨题材迁移，但个别出现"直接化用名句"的过度模仿。</w:t>
+      </w:r>
+    </w:p>
+    <w:p>
+      <w:pPr>
+        <w:spacing w:line="336" w:lineRule="auto" w:after="60"/>
+        <w:ind w:left="360"/>
+      </w:pPr>
+      <w:r>
+        <w:rPr>
+          <w:rFonts w:ascii="Times New Roman" w:hAnsi="Times New Roman" w:eastAsia="宋体"/>
+          <w:b w:val="0"/>
+          <w:sz w:val="24"/>
+        </w:rPr>
+        <w:t>从手动修改提取风格：只给 10 组"原文→改后"（抽象改具体、删连接词、长句改短句）编辑对，调制器学习后写新题，盲评 5/5——这是"编辑即标注"从修改中学习并迁移到新题材的直接证据。</w:t>
+      </w:r>
+    </w:p>
+    <w:p>
+      <w:pPr>
+        <w:spacing w:line="360" w:lineRule="auto" w:after="80"/>
+        <w:ind w:firstLine="480"/>
+      </w:pPr>
+      <w:r>
+        <w:rPr>
+          <w:rFonts w:ascii="Times New Roman" w:hAnsi="Times New Roman" w:eastAsia="宋体"/>
+          <w:b w:val="0"/>
+          <w:sz w:val="24"/>
+        </w:rPr>
+        <w:t>上述红队测试的完整结果见 redteam-matrix.json / redteam-style-import.json / redteam-edit-style.json；原始盲评数据（真读者）仍待收集，见 4.4 与 7 节。</w:t>
+      </w:r>
+    </w:p>
+    <w:p>
+      <w:pPr>
         <w:spacing w:before="200" w:after="120" w:line="312" w:lineRule="auto"/>
       </w:pPr>
       <w:r>

--- a/docs/competition/科技论文-SCULPTOR.docx
+++ b/docs/competition/科技论文-SCULPTOR.docx
@@ -95,7 +95,7 @@
           <w:b w:val="0"/>
           <w:sz w:val="24"/>
         </w:rPr>
-        <w:t>实验表明：agent 28 套 + web 11 套（400+ 断言）契约测试均满足输出契约；风格距离实验中，SCULPTOR 与 5 组匿名真人作者/真人模拟样本的平均距离为 0.96，低于其与通用模型的距离（ChatGPT 1.24 / DeepSeek 1.10）；作者识别与续写选择实验中，词级文体计量把个人模型从字符 n-gram 的 46.3% 提升到 76.4%（字符二元组 TF-IDF 基线 90.3%），调制器消融显示学习权重（90%）高于默认权重（70%）；早期 L1 字符二元组融合签名在作者识别/续写选择分别达 81.7% / 72.2%（见附录）；外溢优先、互操作与批注全流程回归通过。结果与"作者身份保持"假设一致，但样本规模尚不足以支持显著性结论。本文定位为在生成过程中保持作者表达偏好与语义意图，而非最大化一般意义上的文本质量。</w:t>
+        <w:t>实验表明：agent 28 套 + web 11 套（300+ 断言）契约测试均满足输出契约；风格距离实验中，SCULPTOR 与 5 组匿名真人作者/真人模拟样本的平均距离为 0.96，低于其与通用模型的距离（ChatGPT 1.24 / DeepSeek 1.10）；作者识别与续写选择实验中，词级文体计量把个人模型从字符 n-gram 的 46.3% 提升到 76.4%（字符二元组 TF-IDF 基线 90.3%），调制器消融显示学习权重（90%）高于默认权重（70%）；早期 L1 字符二元组融合签名在作者识别/续写选择分别达 81.7% / 72.2%（见附录）；风格迁移与文体覆盖的红队盲评中，10 风格×10 文体平均风格 5.00、文体 4.70，名家文风导入平均 4.25，从手动修改提取风格 5.00（见 5.8 节）；外溢优先、互操作与批注全流程回归通过。结果与"作者身份保持"假设一致，但样本规模尚不足以支持显著性结论。本文定位为在生成过程中保持作者表达偏好与语义意图，而非最大化一般意义上的文本质量。</w:t>
       </w:r>
     </w:p>
     <w:p>
@@ -341,7 +341,7 @@
           <w:b w:val="0"/>
           <w:sz w:val="24"/>
         </w:rPr>
-        <w:t>C3（质量与工程）姿态层诊断与一体化交付：提出姿态层（postural layer）检测缓解"表演思考"式模型化倾向，把细读判据前置到候选选择（软性加权，不拒绝生成）；同一核心以 CLI/Web 双形态交付，契约测试 agent 24 + web 11 套（第 3.6 节、附录 A）。</w:t>
+        <w:t>C3（质量与工程）姿态层诊断与一体化交付：提出姿态层（postural layer）检测缓解"表演思考"式模型化倾向，把细读判据前置到候选选择（软性加权，不拒绝生成）；同一核心以 CLI/Web 双形态交付，契约测试 agent 28 + web 11 套（第 3.6 节、附录 A）。</w:t>
       </w:r>
     </w:p>
     <w:p>
@@ -3568,7 +3568,7 @@
           <w:b w:val="0"/>
           <w:sz w:val="24"/>
         </w:rPr>
-        <w:t>契约测试为什么可行：每一套测试 = 真实场景输入 + 用户说法 + 确定性断言 + 出口契约（如"一次一问""大纲节数 ≥3""成稿字数 ≥ 阈值""无 HTTP 500"）。可行性来自三点：① 断言全部可自动判定（正则/状态机/文件系统校验），不依赖人工打分；② 覆盖真实故障案例——测试不是验收后补，而是先于功能写下（如"低意愿不陷入无限追问""大纲截断护栏""素材不足禁止生成大纲"均来自真实会话暴露的问题）；③ 测试即产品文档，任何改动跑全量回归（agent 24 + web 11 套），保证"改了不坏"。</w:t>
+        <w:t>契约测试为什么可行：每一套测试 = 真实场景输入 + 用户说法 + 确定性断言 + 出口契约（如"一次一问""大纲节数 ≥3""成稿字数 ≥ 阈值""无 HTTP 500"）。可行性来自三点：① 断言全部可自动判定（正则/状态机/文件系统校验），不依赖人工打分；② 覆盖真实故障案例——测试不是验收后补，而是先于功能写下（如"低意愿不陷入无限追问""大纲截断护栏""素材不足禁止生成大纲"均来自真实会话暴露的问题）；③ 测试即产品文档，任何改动跑全量回归（agent 28 + web 11 套），保证"改了不坏"。</w:t>
       </w:r>
     </w:p>
     <w:p>
@@ -3691,7 +3691,7 @@
           <w:b w:val="0"/>
           <w:sz w:val="24"/>
         </w:rPr>
-        <w:t>全部预定义测试用例均满足输出契约：agent 24 套 + web 11 套（300+ 断言），覆盖澄清一次一问与低意愿逃生、实时大纲、字数达标、红队 8 文体 × 6 对抗输入、十种用户说法、长文端到端（12000 字，结构不变量断言）、翻译/回译、假思考六层细读、学术规范审计、全格式导出与前端接线，以及新增的外溢优先（overflow-qa）、作品同步/分割/互操作（works-qa）、批注（annotations-qa）、改迹调制（token-decode）、外层调制器（modulator）、神经风格编码（embedding）、作者写作清单（author-sheet）与盲评统计（stats）回归。覆盖矩阵与多组实验数据汇总见附录 A。</w:t>
+        <w:t>全部预定义测试用例均满足输出契约：agent 28 套 + web 11 套（300+ 断言），覆盖澄清一次一问与低意愿逃生、实时大纲、字数达标、红队 8 文体 × 6 对抗输入、十种用户说法、长文端到端（12000 字，结构不变量断言）、翻译/回译、假思考六层细读、学术规范审计、全格式导出与前端接线，以及新增的外溢优先（overflow-qa）、作品同步/分割/互操作（works-qa）、批注（annotations-qa）、改迹调制（token-decode）、外层调制器（modulator）、神经风格编码（embedding）、作者写作清单（author-sheet）与盲评统计（stats）回归。覆盖矩阵与多组实验数据汇总见附录 A。</w:t>
       </w:r>
     </w:p>
     <w:p>
@@ -8213,7 +8213,7 @@
           <w:b w:val="0"/>
           <w:sz w:val="24"/>
         </w:rPr>
-        <w:t>每轮改进都伴随回归测试固化（agent 24 + web 11 套），保证"修复不引入新问题"。</w:t>
+        <w:t>每轮改进都伴随回归测试固化（agent 28 + web 11 套），保证"修复不引入新问题"。</w:t>
       </w:r>
     </w:p>
     <w:p>
@@ -8898,7 +8898,7 @@
           <w:b w:val="0"/>
           <w:sz w:val="24"/>
         </w:rPr>
-        <w:t>表 A1　契约测试覆盖矩阵（agent 24 套 + web 11 套，300+ 断言）</w:t>
+        <w:t>表 A1　契约测试覆盖矩阵（agent 28 套 + web 11 套，300+ 断言）</w:t>
       </w:r>
     </w:p>
     <w:tbl>
@@ -9417,7 +9417,7 @@
                 <w:b w:val="0"/>
                 <w:sz w:val="21"/>
               </w:rPr>
-              <w:t>偏好对学习九维权重；改后得分 &gt; 原文；九维分解；数据不足降级；在线重训</w:t>
+              <w:t>偏好对学习十三维权重；改后得分 &gt; 原文；十三维分解；数据不足降级；在线重训</w:t>
             </w:r>
           </w:p>
         </w:tc>
@@ -9699,7 +9699,7 @@
                 <w:b w:val="0"/>
                 <w:sz w:val="21"/>
               </w:rPr>
-              <w:t>agent 24 + web 11 套（300+ 断言）</w:t>
+              <w:t>agent 28 + web 11 套（300+ 断言）</w:t>
             </w:r>
           </w:p>
         </w:tc>

--- a/docs/competition/科技论文-SCULPTOR.docx
+++ b/docs/competition/科技论文-SCULPTOR.docx
@@ -3144,7 +3144,7 @@
           <w:b w:val="0"/>
           <w:sz w:val="24"/>
         </w:rPr>
-        <w:t>同一核心以 CLI 与 Web 工作台双形态交付（图 1）；宿主适配、MCP 协议、前端细节与契约测试覆盖矩阵见附录 A。工程上以状态机唯一事实源与契约测试保证可靠性。</w:t>
+        <w:t>同一核心以 CLI 与 Web 工作台双形态交付（图 1）；宿主适配、MCP 协议、前端细节与契约测试覆盖矩阵见附录 A。工程上采用半自由导演：默认走确定性状态机（澄清→大纲→写作→审计→交付，可靠且零额外开销），仅当用户输入天马行空（长篇发挥、明显转向、澄清反复卡住）时切换到自由流程，由 LLM 动态规划下一步（detectDeviation + decideNextAction）；状态机仍以唯一事实源与契约测试保证可靠性。</w:t>
       </w:r>
     </w:p>
     <w:p>
@@ -6915,6 +6915,20 @@
     </w:p>
     <w:p>
       <w:pPr>
+        <w:spacing w:line="360" w:lineRule="auto" w:after="80"/>
+        <w:ind w:firstLine="480"/>
+      </w:pPr>
+      <w:r>
+        <w:rPr>
+          <w:rFonts w:ascii="Times New Roman" w:hAnsi="Times New Roman" w:eastAsia="宋体"/>
+          <w:b w:val="0"/>
+          <w:sz w:val="24"/>
+        </w:rPr>
+        <w:t>预测-误差闭环与风格约束注入（v1.1）：调制器新增 predictEdit——生成前先预测作者会选原文还是改后，返回边距与惊讶度；新编辑到达时按惊讶度自适应学习步长（预测越错纠正越狠），把学习升级为“预测 vs 真实 → 误差驱动优化”。同时把学到的“作者删什么/加什么”（avoidance/edit-transform）作为生成时的硬约束注入提示词（steeringBrief），使算法在生成那一刻就影响 LLM 输出，而非仅事后候选打分。</w:t>
+      </w:r>
+    </w:p>
+    <w:p>
+      <w:pPr>
         <w:spacing w:before="120" w:after="120" w:line="312" w:lineRule="auto"/>
       </w:pPr>
       <w:r>

--- a/docs/competition/科技论文-SCULPTOR.docx
+++ b/docs/competition/科技论文-SCULPTOR.docx
@@ -95,7 +95,7 @@
           <w:b w:val="0"/>
           <w:sz w:val="24"/>
         </w:rPr>
-        <w:t>实验表明：agent 28 套 + web 11 套（300+ 断言）契约测试均满足输出契约；风格距离实验中，SCULPTOR 与 5 组匿名真人作者/真人模拟样本的平均距离为 0.96，低于其与通用模型的距离（ChatGPT 1.24 / DeepSeek 1.10）；作者识别与续写选择实验中，词级文体计量把个人模型从字符 n-gram 的 46.3% 提升到 76.4%（字符二元组 TF-IDF 基线 90.3%），调制器消融显示学习权重（90%）高于默认权重（70%）；早期 L1 字符二元组融合签名在作者识别/续写选择分别达 81.7% / 72.2%（见附录）；风格迁移与文体覆盖的红队盲评中，10 风格×10 文体平均风格 5.00、文体 4.70，名家文风导入平均 4.25，从手动修改提取风格 5.00（见 5.8 节）；外溢优先、互操作与批注全流程回归通过。结果与"作者身份保持"假设一致，但样本规模尚不足以支持显著性结论。本文定位为在生成过程中保持作者表达偏好与语义意图，而非最大化一般意义上的文本质量。</w:t>
+        <w:t>实验表明：agent 28 套 + web 11 套（300+ 断言）契约测试均满足输出契约；风格距离实验中，SCULPTOR 与 5 组真人/模拟样本的平均距离为 0.96，但其中与“豪迈大气”样本仅 0.41（疑为同主题同风格所致），剔除该异常值后均值为 1.10，与 DeepSeek（1.10）持平、略低于 ChatGPT（1.24）——该结果受异常值影响较大，不足以单独支撑“接近作者”结论；作者识别与续写选择实验中，词级文体计量把个人模型从字符 n-gram 的 46.3% 提升到 76.4%（字符二元组 TF-IDF 基线 90.3%），调制器消融显示学习权重（90%）高于默认权重（70%）；LLM 自评的红队指标（见 5.8 节）属内部开发参考，未经真人验证，不作有效性证据；外溢优先、互操作与批注全流程回归通过。结果与"作者身份保持"假设一致，但样本规模尚不足以支持显著性结论。本文定位为在生成过程中保持作者表达偏好与语义意图，而非最大化一般意义上的文本质量。</w:t>
       </w:r>
     </w:p>
     <w:p>
@@ -108,7 +108,7 @@
           <w:b/>
           <w:sz w:val="24"/>
         </w:rPr>
-        <w:t>关键词：作者身份保持；个性化文本生成；作者表示；对比解码；澄清式人机交互；检索增强生成；写作审计</w:t>
+        <w:t>关键词：作者身份保持；个性化文本生成；作者表示；改迹调制（revision-trace modulation）；对比解码；澄清式人机交互；检索增强生成；写作审计</w:t>
       </w:r>
     </w:p>
     <w:p>
@@ -6612,7 +6612,7 @@
                 <w:b w:val="0"/>
                 <w:sz w:val="21"/>
               </w:rPr>
-              <w:t>融合（0.7·L1 + 0.3·8 维）</w:t>
+              <w:t>融合（0.7·L1 + 0.3·8 维，早期 Python 原型）</w:t>
             </w:r>
           </w:p>
         </w:tc>
@@ -6951,7 +6951,7 @@
           <w:b w:val="0"/>
           <w:sz w:val="24"/>
         </w:rPr>
-        <w:t>为补充判别类指标之外的可复现证据，以"LLM 模拟人类审阅者、完全盲评"的方式做了四组红队测试（脚本见 scripts/experiments/redteam-*.mjs；评委与生成同用 DeepSeek，存在自评偏置，需独立模型复评）。</w:t>
+        <w:t>为补充判别类指标之外的可复现证据，以"LLM 模拟人类审阅者、完全盲评"的方式做了四组红队测试（脚本见 scripts/experiments/redteam-*.mjs）。注意：本节所有分数均由 LLM 模拟审阅、与生成同用 DeepSeek，属内部开发指标，未经真人验证，不可作为有效性证据。</w:t>
       </w:r>
     </w:p>
     <w:p>
@@ -7061,7 +7061,7 @@
           <w:b w:val="0"/>
           <w:sz w:val="24"/>
         </w:rPr>
-        <w:t>作者识别实验中，8 维聚合特征单独准确率（32.2%）低于 TF-IDF 基线（82.2%），说明聚合统计指标不足以支撑作者判别，判别力主要来自 L1 词汇层信号。续写选择实验中，融合签名命中率（72.2%）高于随机基线（50%），提示签名包含可预测的作者选择信号；但单篇文本切块存在主题连续性，会高估命中率。综合两项外部检验，"签名 ≠ 生成式作者模型"：签名具备判别与初步预测力，但生成式作者模型（预测选词、参数层干预）仍是后续工作。</w:t>
+        <w:t>作者识别实验中，词级文体计量（76.4%）仍低于字符二元组 TF-IDF 基线（90.3%），说明该合成语料中作者与主题强耦合、内容级特征占优，风格信号被稀释。续写选择实验中，融合签名命中率（72.2%）高于随机基线（50%），提示签名包含可预测的作者选择信号；但单篇文本切块存在主题连续性，会高估命中率。综合两项外部检验，"签名 ≠ 生成式作者模型"：签名具备判别与初步预测力，但生成式作者模型（预测选词、参数层干预）仍是后续工作。</w:t>
       </w:r>
     </w:p>
     <w:p>
@@ -7088,7 +7088,7 @@
           <w:b w:val="0"/>
           <w:sz w:val="24"/>
         </w:rPr>
-        <w:t>1. 参照系依赖：风格签名以中性基线为参照，这是文体计量的常态；本文将其条件化（3.1），结论与"哪个模型更强"无关。更根本的检验是跨文体一致性与预测实验（5.5 已给出初版，样本待扩大）。</w:t>
+        <w:t>1. 参照系依赖（含 P₀ 的操作性说明）：风格签名以中性基线为参照，这是文体计量的常态；本文将其条件化（3.1），结论与"哪个模型更强"无关。但需如实说明：实现中 P₀ 并未显式估计为独立的大规模参考语料库，而是隐含于候选生成所用通用模型的无条件分布，因此 P₀（及随之的 Sₐ）随模型版本与采样参数变化、可复现性有限——以稳定参考语料估计 P₀ 列入未来工作。更根本的检验是跨文体一致性与预测实验（5.5 已给出初版，样本待扩大）。</w:t>
       </w:r>
     </w:p>
     <w:p>
@@ -7102,7 +7102,7 @@
           <w:b w:val="0"/>
           <w:sz w:val="24"/>
         </w:rPr>
-        <w:t>2. 循环论证：以三块外部检验回应——作者识别（判别力，不依赖本文定义的审美维度）、续写选择（预测力）与第三方盲评协议（4.4，工具已实现、样本待收集）；并如实报告 8 维特征单独弱于基线。</w:t>
+        <w:t>2. 循环论证：以三块外部检验回应——作者识别（判别力，不依赖本文定义的审美维度）、续写选择（预测力）与第三方盲评协议（4.4，工具已实现、样本待收集）；并如实报告词级文体计量仍弱于 TF-IDF 基线。</w:t>
       </w:r>
     </w:p>
     <w:p>
@@ -10079,7 +10079,7 @@
                 <w:b w:val="0"/>
                 <w:sz w:val="21"/>
               </w:rPr>
-              <w:t>L1+8 维融合 81.7%（基线 82.2%）</w:t>
+              <w:t>词级文体计量 76.4%（基线 TF-IDF 90.3%）</w:t>
             </w:r>
           </w:p>
         </w:tc>

--- a/docs/competition/科技论文-SCULPTOR.docx
+++ b/docs/competition/科技论文-SCULPTOR.docx
@@ -13,7 +13,7 @@
           <w:b/>
           <w:sz w:val="44"/>
         </w:rPr>
-        <w:t>面向作者身份保持的生成式写作：作者建模、持续风格学习与生成审计（SCULPTOR）</w:t>
+        <w:t>让 AI 写出你的风格：一个从修改中学习个人文风的写作系统（SCULPTOR）</w:t>
       </w:r>
     </w:p>
     <w:p>
@@ -67,7 +67,7 @@
           <w:b w:val="0"/>
           <w:sz w:val="24"/>
         </w:rPr>
-        <w:t>大语言模型（LLM）让"机器能写"成为常态，但也让"谁在写"变得模糊。本文提出 SCULPTOR——一个从作者每一次亲手修改中学习个性化风格的创作伙伴。核心机制是改迹调制（revision-trace modulation）：把作者对 AI 草稿的每次修改视为最诚实的标注，将风格、知识、缺陷、阻抗统一进一个可解释的候选评分函数，在候选之间挑选更像作者的写法，并说明"为什么选它"；以澄清协议接住作者的思想脉络与外溢信息，以姿态层细读诊断并修复"AI 味"。实现上，个人模型以词级文体计量（功能词+标点节奏）刻画“怎么写”，调制器把个人知识库、风格向量与收集数据归纳为十三维特征（含词级文体计量、个人回避库、改迹贴合、L3 作者清单、姿态层细读与可选 embedding 神经编码），权重由作者亲手修改的偏好对学成，随新修改增量更新；并在候选选优后复现作者的改法（拟改层）——删掉作者会删的连接词并断句、再把抽象句按作者习惯改具体，从“打分排序”升级为“选优+拟改”。实验显示几十次修改即可学到稳定的作者方向（得分边距随编辑对数量单调改善、权重稳定性随之收敛，n≈15–20 进入平台）。V2 logprobs / V3 本地 logits 仍为路线图。</w:t>
+        <w:t>大语言模型让“机器能写”成为常态，但也让“谁在写”变得模糊：机器写出的文字工整、平滑，却少了作者本人的味道。本文提出 SCULPTOR，一个从作者每一次亲手修改中学习个人文风的写作系统。其核心是改迹调制（revision-trace modulation）：把作者对 AI 草稿的每次修改当作最诚实的标注，将风格、知识、缺陷、阻抗统一进一个可解释的候选评分函数，在候选之间挑出更像作者的写法，并说明“为什么选它”。系统以词级文体计量刻画“怎么写”，把个人知识库、风格向量与收集数据归纳为十三维特征，权重由作者亲手修改的偏好对学成并随修改增量更新；候选选优后，再复现作者的改法——删掉作者会删的连接词并断句、把抽象句按作者习惯改具体。交互上以外溢优先（overflow-first）接住用户主动说出的高价值信息，工程上完成全流程互操作（作品导入、续写、按阶段导出等）。实验显示几十次修改即可学到稳定的作者方向（n≈15–20 进入平台）。V2 logprobs / V3 本地 logits 仍为路线图。</w:t>
       </w:r>
     </w:p>
     <w:p>
@@ -81,21 +81,7 @@
           <w:b w:val="0"/>
           <w:sz w:val="24"/>
         </w:rPr>
-        <w:t>交互侧新增外溢优先（overflow-first）：用户主动说出的、系统未准备问的高价值信息（参照系、私人网络、红线、推理线）当轮接住、回显、深挖、入档，并沉淀为可反哺问询系统的升级信号流水；工程侧完成全流程互操作（作品导入分片、作品库同步、成品文档导入续写、按阶段导出、长文档分段审计）。</w:t>
-      </w:r>
-    </w:p>
-    <w:p>
-      <w:pPr>
-        <w:spacing w:line="360" w:lineRule="auto" w:after="80"/>
-        <w:ind w:firstLine="480"/>
-      </w:pPr>
-      <w:r>
-        <w:rPr>
-          <w:rFonts w:ascii="Times New Roman" w:hAnsi="Times New Roman" w:eastAsia="宋体"/>
-          <w:b w:val="0"/>
-          <w:sz w:val="24"/>
-        </w:rPr>
-        <w:t>实验表明：agent 28 套 + web 11 套（300+ 断言）契约测试均满足输出契约；风格距离实验中，SCULPTOR 与 5 组真人/模拟样本的平均距离为 0.96，但其中与“豪迈大气”样本仅 0.41（疑为同主题同风格所致），剔除该异常值后均值为 1.10，与 DeepSeek（1.10）持平、略低于 ChatGPT（1.24）——该结果受异常值影响较大，不足以单独支撑“接近作者”结论；作者识别与续写选择实验中，词级文体计量把个人模型从字符 n-gram 的 46.3% 提升到 76.4%（字符二元组 TF-IDF 基线 90.3%），调制器消融显示学习权重（90%）高于默认权重（70%）；LLM 自评的红队指标（见 5.8 节）属内部开发参考，未经真人验证，不作有效性证据；外溢优先、互操作与批注全流程回归通过。结果与"作者身份保持"假设一致，但样本规模尚不足以支持显著性结论。本文定位为在生成过程中保持作者表达偏好与语义意图，而非最大化一般意义上的文本质量。</w:t>
+        <w:t>实验表明：agent 28 套 + web 11 套（300+ 断言）契约测试均满足输出契约。风格距离实验中，SCULPTOR 与 5 组真人/模拟样本的平均距离为 0.96，其中与样本3 仅 0.41（该样本句长均值 29.8、意象密度 3.24，与作者语料同为“北大红楼”主题），剔除该异常值后均值升至 1.10，与 DeepSeek 持平、略低于 ChatGPT（1.24）——该结果受异常值影响较大，不足以单独支撑“接近作者”结论。作者识别与续写选择中，词级文体计量把个人模型从字符 n-gram 的 46.3% 提升到 76.4%（字符二元组 TF-IDF 基线 90.3%），调制器消融显示学习权重（90%）高于默认权重（70%）。LLM 自评的红队指标（见 5.8 节）属内部开发参考，未经真人验证，不作有效性证据。结果与“作者身份保持”假设一致，但样本规模尚不足以支持显著性结论。本文定位为在生成过程中保持作者表达偏好与语义意图，而非最大化一般意义上的文本质量。</w:t>
       </w:r>
     </w:p>
     <w:p>
@@ -3362,7 +3348,871 @@
           <w:b w:val="0"/>
           <w:sz w:val="24"/>
         </w:rPr>
-        <w:t>风格距离与建模空间实验使用 9 类文本样本：SCULPTOR 目标作者语料、匿名真人作者样本 ×2（A/B）、真人模拟样本 ×3（克制留白/口语亲切/豪迈大气三种风格）、通用模型典型输出（ChatGPT、DeepSeek 代表性文本）、模板公文。实验数据不出现真实人名。作者识别与续写选择实验在该语料上以滑窗切块构造（80 字/步 40）。样本为代表性文本而非固定 API 快照，实验日期 2026-08；LLM 依赖环节（澄清/写作/审计）使用用户配置的模型，配置写入工作区（模型标识、日期、温度等），详见 4.5。</w:t>
+        <w:t>风格距离与建模空间实验使用 9 类文本样本：SCULPTOR 目标作者语料、匿名真人作者样本 ×2（A/B）、真人模拟样本 ×3（样本1/样本2/样本3，与目标作者同为"北大红楼"主题，用于检验同主题下风格是否仍可辨）、通用模型典型输出（ChatGPT、DeepSeek 代表性文本）、模板公文。实验数据不出现真实人名。三个真人模拟样本与目标作者同题，但风格签名在四个判别性维度上可辨（见下表）。作者识别与续写选择实验在该语料上以滑窗切块构造（80 字/步 40）。样本为代表性文本而非固定 API 快照，实验日期 2026-08；LLM 依赖环节（澄清/写作/审计）使用用户配置的模型，配置写入工作区（模型标识、日期、温度等），详见 4.5。</w:t>
+      </w:r>
+    </w:p>
+    <w:p>
+      <w:pPr>
+        <w:spacing w:line="360" w:lineRule="auto" w:after="80"/>
+        <w:ind w:firstLine="480"/>
+      </w:pPr>
+      <w:r>
+        <w:rPr>
+          <w:rFonts w:ascii="Times New Roman" w:hAnsi="Times New Roman" w:eastAsia="宋体"/>
+          <w:b w:val="0"/>
+          <w:sz w:val="24"/>
+        </w:rPr>
+        <w:t>样本特征签名（四个判别性维度，其余维度见 4.2）</w:t>
+      </w:r>
+    </w:p>
+    <w:tbl>
+      <w:tblPr>
+        <w:tblStyle w:val="TableGrid"/>
+        <w:tblW w:type="auto" w:w="0"/>
+        <w:jc w:val="center"/>
+        <w:tblLook w:firstColumn="1" w:firstRow="1" w:lastColumn="0" w:lastRow="0" w:noHBand="0" w:noVBand="1" w:val="04A0"/>
+      </w:tblPr>
+      <w:tblGrid>
+        <w:gridCol w:w="1836"/>
+        <w:gridCol w:w="1836"/>
+        <w:gridCol w:w="1836"/>
+        <w:gridCol w:w="1836"/>
+        <w:gridCol w:w="1836"/>
+      </w:tblGrid>
+      <w:tr>
+        <w:tc>
+          <w:tcPr>
+            <w:tcW w:type="dxa" w:w="1836"/>
+          </w:tcPr>
+          <w:p>
+            <w:r/>
+            <w:r>
+              <w:rPr>
+                <w:rFonts w:ascii="Times New Roman" w:hAnsi="Times New Roman" w:eastAsia="宋体"/>
+                <w:b/>
+                <w:sz w:val="21"/>
+              </w:rPr>
+              <w:t>对象</w:t>
+            </w:r>
+          </w:p>
+        </w:tc>
+        <w:tc>
+          <w:tcPr>
+            <w:tcW w:type="dxa" w:w="1836"/>
+          </w:tcPr>
+          <w:p>
+            <w:r/>
+            <w:r>
+              <w:rPr>
+                <w:rFonts w:ascii="Times New Roman" w:hAnsi="Times New Roman" w:eastAsia="宋体"/>
+                <w:b/>
+                <w:sz w:val="21"/>
+              </w:rPr>
+              <w:t>句长均值</w:t>
+            </w:r>
+          </w:p>
+        </w:tc>
+        <w:tc>
+          <w:tcPr>
+            <w:tcW w:type="dxa" w:w="1836"/>
+          </w:tcPr>
+          <w:p>
+            <w:r/>
+            <w:r>
+              <w:rPr>
+                <w:rFonts w:ascii="Times New Roman" w:hAnsi="Times New Roman" w:eastAsia="宋体"/>
+                <w:b/>
+                <w:sz w:val="21"/>
+              </w:rPr>
+              <w:t>短句占比</w:t>
+            </w:r>
+          </w:p>
+        </w:tc>
+        <w:tc>
+          <w:tcPr>
+            <w:tcW w:type="dxa" w:w="1836"/>
+          </w:tcPr>
+          <w:p>
+            <w:r/>
+            <w:r>
+              <w:rPr>
+                <w:rFonts w:ascii="Times New Roman" w:hAnsi="Times New Roman" w:eastAsia="宋体"/>
+                <w:b/>
+                <w:sz w:val="21"/>
+              </w:rPr>
+              <w:t>口语度</w:t>
+            </w:r>
+          </w:p>
+        </w:tc>
+        <w:tc>
+          <w:tcPr>
+            <w:tcW w:type="dxa" w:w="1836"/>
+          </w:tcPr>
+          <w:p>
+            <w:r/>
+            <w:r>
+              <w:rPr>
+                <w:rFonts w:ascii="Times New Roman" w:hAnsi="Times New Roman" w:eastAsia="宋体"/>
+                <w:b/>
+                <w:sz w:val="21"/>
+              </w:rPr>
+              <w:t>意象密度</w:t>
+            </w:r>
+          </w:p>
+        </w:tc>
+      </w:tr>
+      <w:tr>
+        <w:tc>
+          <w:tcPr>
+            <w:tcW w:type="dxa" w:w="1836"/>
+          </w:tcPr>
+          <w:p>
+            <w:r/>
+            <w:r>
+              <w:rPr>
+                <w:rFonts w:ascii="Times New Roman" w:hAnsi="Times New Roman" w:eastAsia="宋体"/>
+                <w:b w:val="0"/>
+                <w:sz w:val="21"/>
+              </w:rPr>
+              <w:t>SCULPTOR 作者</w:t>
+            </w:r>
+          </w:p>
+        </w:tc>
+        <w:tc>
+          <w:tcPr>
+            <w:tcW w:type="dxa" w:w="1836"/>
+          </w:tcPr>
+          <w:p>
+            <w:r/>
+            <w:r>
+              <w:rPr>
+                <w:rFonts w:ascii="Times New Roman" w:hAnsi="Times New Roman" w:eastAsia="宋体"/>
+                <w:b w:val="0"/>
+                <w:sz w:val="21"/>
+              </w:rPr>
+              <w:t>27.3</w:t>
+            </w:r>
+          </w:p>
+        </w:tc>
+        <w:tc>
+          <w:tcPr>
+            <w:tcW w:type="dxa" w:w="1836"/>
+          </w:tcPr>
+          <w:p>
+            <w:r/>
+            <w:r>
+              <w:rPr>
+                <w:rFonts w:ascii="Times New Roman" w:hAnsi="Times New Roman" w:eastAsia="宋体"/>
+                <w:b w:val="0"/>
+                <w:sz w:val="21"/>
+              </w:rPr>
+              <w:t>0.00</w:t>
+            </w:r>
+          </w:p>
+        </w:tc>
+        <w:tc>
+          <w:tcPr>
+            <w:tcW w:type="dxa" w:w="1836"/>
+          </w:tcPr>
+          <w:p>
+            <w:r/>
+            <w:r>
+              <w:rPr>
+                <w:rFonts w:ascii="Times New Roman" w:hAnsi="Times New Roman" w:eastAsia="宋体"/>
+                <w:b w:val="0"/>
+                <w:sz w:val="21"/>
+              </w:rPr>
+              <w:t>0.00</w:t>
+            </w:r>
+          </w:p>
+        </w:tc>
+        <w:tc>
+          <w:tcPr>
+            <w:tcW w:type="dxa" w:w="1836"/>
+          </w:tcPr>
+          <w:p>
+            <w:r/>
+            <w:r>
+              <w:rPr>
+                <w:rFonts w:ascii="Times New Roman" w:hAnsi="Times New Roman" w:eastAsia="宋体"/>
+                <w:b w:val="0"/>
+                <w:sz w:val="21"/>
+              </w:rPr>
+              <w:t>2.53</w:t>
+            </w:r>
+          </w:p>
+        </w:tc>
+      </w:tr>
+      <w:tr>
+        <w:tc>
+          <w:tcPr>
+            <w:tcW w:type="dxa" w:w="1836"/>
+          </w:tcPr>
+          <w:p>
+            <w:r/>
+            <w:r>
+              <w:rPr>
+                <w:rFonts w:ascii="Times New Roman" w:hAnsi="Times New Roman" w:eastAsia="宋体"/>
+                <w:b w:val="0"/>
+                <w:sz w:val="21"/>
+              </w:rPr>
+              <w:t>样本1</w:t>
+            </w:r>
+          </w:p>
+        </w:tc>
+        <w:tc>
+          <w:tcPr>
+            <w:tcW w:type="dxa" w:w="1836"/>
+          </w:tcPr>
+          <w:p>
+            <w:r/>
+            <w:r>
+              <w:rPr>
+                <w:rFonts w:ascii="Times New Roman" w:hAnsi="Times New Roman" w:eastAsia="宋体"/>
+                <w:b w:val="0"/>
+                <w:sz w:val="21"/>
+              </w:rPr>
+              <w:t>11.2</w:t>
+            </w:r>
+          </w:p>
+        </w:tc>
+        <w:tc>
+          <w:tcPr>
+            <w:tcW w:type="dxa" w:w="1836"/>
+          </w:tcPr>
+          <w:p>
+            <w:r/>
+            <w:r>
+              <w:rPr>
+                <w:rFonts w:ascii="Times New Roman" w:hAnsi="Times New Roman" w:eastAsia="宋体"/>
+                <w:b w:val="0"/>
+                <w:sz w:val="21"/>
+              </w:rPr>
+              <w:t>0.21</w:t>
+            </w:r>
+          </w:p>
+        </w:tc>
+        <w:tc>
+          <w:tcPr>
+            <w:tcW w:type="dxa" w:w="1836"/>
+          </w:tcPr>
+          <w:p>
+            <w:r/>
+            <w:r>
+              <w:rPr>
+                <w:rFonts w:ascii="Times New Roman" w:hAnsi="Times New Roman" w:eastAsia="宋体"/>
+                <w:b w:val="0"/>
+                <w:sz w:val="21"/>
+              </w:rPr>
+              <w:t>0.00</w:t>
+            </w:r>
+          </w:p>
+        </w:tc>
+        <w:tc>
+          <w:tcPr>
+            <w:tcW w:type="dxa" w:w="1836"/>
+          </w:tcPr>
+          <w:p>
+            <w:r/>
+            <w:r>
+              <w:rPr>
+                <w:rFonts w:ascii="Times New Roman" w:hAnsi="Times New Roman" w:eastAsia="宋体"/>
+                <w:b w:val="0"/>
+                <w:sz w:val="21"/>
+              </w:rPr>
+              <w:t>3.51</w:t>
+            </w:r>
+          </w:p>
+        </w:tc>
+      </w:tr>
+      <w:tr>
+        <w:tc>
+          <w:tcPr>
+            <w:tcW w:type="dxa" w:w="1836"/>
+          </w:tcPr>
+          <w:p>
+            <w:r/>
+            <w:r>
+              <w:rPr>
+                <w:rFonts w:ascii="Times New Roman" w:hAnsi="Times New Roman" w:eastAsia="宋体"/>
+                <w:b w:val="0"/>
+                <w:sz w:val="21"/>
+              </w:rPr>
+              <w:t>样本2</w:t>
+            </w:r>
+          </w:p>
+        </w:tc>
+        <w:tc>
+          <w:tcPr>
+            <w:tcW w:type="dxa" w:w="1836"/>
+          </w:tcPr>
+          <w:p>
+            <w:r/>
+            <w:r>
+              <w:rPr>
+                <w:rFonts w:ascii="Times New Roman" w:hAnsi="Times New Roman" w:eastAsia="宋体"/>
+                <w:b w:val="0"/>
+                <w:sz w:val="21"/>
+              </w:rPr>
+              <w:t>24.7</w:t>
+            </w:r>
+          </w:p>
+        </w:tc>
+        <w:tc>
+          <w:tcPr>
+            <w:tcW w:type="dxa" w:w="1836"/>
+          </w:tcPr>
+          <w:p>
+            <w:r/>
+            <w:r>
+              <w:rPr>
+                <w:rFonts w:ascii="Times New Roman" w:hAnsi="Times New Roman" w:eastAsia="宋体"/>
+                <w:b w:val="0"/>
+                <w:sz w:val="21"/>
+              </w:rPr>
+              <w:t>0.00</w:t>
+            </w:r>
+          </w:p>
+        </w:tc>
+        <w:tc>
+          <w:tcPr>
+            <w:tcW w:type="dxa" w:w="1836"/>
+          </w:tcPr>
+          <w:p>
+            <w:r/>
+            <w:r>
+              <w:rPr>
+                <w:rFonts w:ascii="Times New Roman" w:hAnsi="Times New Roman" w:eastAsia="宋体"/>
+                <w:b w:val="0"/>
+                <w:sz w:val="21"/>
+              </w:rPr>
+              <w:t>0.56</w:t>
+            </w:r>
+          </w:p>
+        </w:tc>
+        <w:tc>
+          <w:tcPr>
+            <w:tcW w:type="dxa" w:w="1836"/>
+          </w:tcPr>
+          <w:p>
+            <w:r/>
+            <w:r>
+              <w:rPr>
+                <w:rFonts w:ascii="Times New Roman" w:hAnsi="Times New Roman" w:eastAsia="宋体"/>
+                <w:b w:val="0"/>
+                <w:sz w:val="21"/>
+              </w:rPr>
+              <w:t>5.56</w:t>
+            </w:r>
+          </w:p>
+        </w:tc>
+      </w:tr>
+      <w:tr>
+        <w:tc>
+          <w:tcPr>
+            <w:tcW w:type="dxa" w:w="1836"/>
+          </w:tcPr>
+          <w:p>
+            <w:r/>
+            <w:r>
+              <w:rPr>
+                <w:rFonts w:ascii="Times New Roman" w:hAnsi="Times New Roman" w:eastAsia="宋体"/>
+                <w:b w:val="0"/>
+                <w:sz w:val="21"/>
+              </w:rPr>
+              <w:t>样本3</w:t>
+            </w:r>
+          </w:p>
+        </w:tc>
+        <w:tc>
+          <w:tcPr>
+            <w:tcW w:type="dxa" w:w="1836"/>
+          </w:tcPr>
+          <w:p>
+            <w:r/>
+            <w:r>
+              <w:rPr>
+                <w:rFonts w:ascii="Times New Roman" w:hAnsi="Times New Roman" w:eastAsia="宋体"/>
+                <w:b w:val="0"/>
+                <w:sz w:val="21"/>
+              </w:rPr>
+              <w:t>29.8</w:t>
+            </w:r>
+          </w:p>
+        </w:tc>
+        <w:tc>
+          <w:tcPr>
+            <w:tcW w:type="dxa" w:w="1836"/>
+          </w:tcPr>
+          <w:p>
+            <w:r/>
+            <w:r>
+              <w:rPr>
+                <w:rFonts w:ascii="Times New Roman" w:hAnsi="Times New Roman" w:eastAsia="宋体"/>
+                <w:b w:val="0"/>
+                <w:sz w:val="21"/>
+              </w:rPr>
+              <w:t>0.00</w:t>
+            </w:r>
+          </w:p>
+        </w:tc>
+        <w:tc>
+          <w:tcPr>
+            <w:tcW w:type="dxa" w:w="1836"/>
+          </w:tcPr>
+          <w:p>
+            <w:r/>
+            <w:r>
+              <w:rPr>
+                <w:rFonts w:ascii="Times New Roman" w:hAnsi="Times New Roman" w:eastAsia="宋体"/>
+                <w:b w:val="0"/>
+                <w:sz w:val="21"/>
+              </w:rPr>
+              <w:t>0.00</w:t>
+            </w:r>
+          </w:p>
+        </w:tc>
+        <w:tc>
+          <w:tcPr>
+            <w:tcW w:type="dxa" w:w="1836"/>
+          </w:tcPr>
+          <w:p>
+            <w:r/>
+            <w:r>
+              <w:rPr>
+                <w:rFonts w:ascii="Times New Roman" w:hAnsi="Times New Roman" w:eastAsia="宋体"/>
+                <w:b w:val="0"/>
+                <w:sz w:val="21"/>
+              </w:rPr>
+              <w:t>3.24</w:t>
+            </w:r>
+          </w:p>
+        </w:tc>
+      </w:tr>
+      <w:tr>
+        <w:tc>
+          <w:tcPr>
+            <w:tcW w:type="dxa" w:w="1836"/>
+          </w:tcPr>
+          <w:p>
+            <w:r/>
+            <w:r>
+              <w:rPr>
+                <w:rFonts w:ascii="Times New Roman" w:hAnsi="Times New Roman" w:eastAsia="宋体"/>
+                <w:b w:val="0"/>
+                <w:sz w:val="21"/>
+              </w:rPr>
+              <w:t>真人作者 A</w:t>
+            </w:r>
+          </w:p>
+        </w:tc>
+        <w:tc>
+          <w:tcPr>
+            <w:tcW w:type="dxa" w:w="1836"/>
+          </w:tcPr>
+          <w:p>
+            <w:r/>
+            <w:r>
+              <w:rPr>
+                <w:rFonts w:ascii="Times New Roman" w:hAnsi="Times New Roman" w:eastAsia="宋体"/>
+                <w:b w:val="0"/>
+                <w:sz w:val="21"/>
+              </w:rPr>
+              <w:t>26.0</w:t>
+            </w:r>
+          </w:p>
+        </w:tc>
+        <w:tc>
+          <w:tcPr>
+            <w:tcW w:type="dxa" w:w="1836"/>
+          </w:tcPr>
+          <w:p>
+            <w:r/>
+            <w:r>
+              <w:rPr>
+                <w:rFonts w:ascii="Times New Roman" w:hAnsi="Times New Roman" w:eastAsia="宋体"/>
+                <w:b w:val="0"/>
+                <w:sz w:val="21"/>
+              </w:rPr>
+              <w:t>0.00</w:t>
+            </w:r>
+          </w:p>
+        </w:tc>
+        <w:tc>
+          <w:tcPr>
+            <w:tcW w:type="dxa" w:w="1836"/>
+          </w:tcPr>
+          <w:p>
+            <w:r/>
+            <w:r>
+              <w:rPr>
+                <w:rFonts w:ascii="Times New Roman" w:hAnsi="Times New Roman" w:eastAsia="宋体"/>
+                <w:b w:val="0"/>
+                <w:sz w:val="21"/>
+              </w:rPr>
+              <w:t>0.00</w:t>
+            </w:r>
+          </w:p>
+        </w:tc>
+        <w:tc>
+          <w:tcPr>
+            <w:tcW w:type="dxa" w:w="1836"/>
+          </w:tcPr>
+          <w:p>
+            <w:r/>
+            <w:r>
+              <w:rPr>
+                <w:rFonts w:ascii="Times New Roman" w:hAnsi="Times New Roman" w:eastAsia="宋体"/>
+                <w:b w:val="0"/>
+                <w:sz w:val="21"/>
+              </w:rPr>
+              <w:t>3.70</w:t>
+            </w:r>
+          </w:p>
+        </w:tc>
+      </w:tr>
+      <w:tr>
+        <w:tc>
+          <w:tcPr>
+            <w:tcW w:type="dxa" w:w="1836"/>
+          </w:tcPr>
+          <w:p>
+            <w:r/>
+            <w:r>
+              <w:rPr>
+                <w:rFonts w:ascii="Times New Roman" w:hAnsi="Times New Roman" w:eastAsia="宋体"/>
+                <w:b w:val="0"/>
+                <w:sz w:val="21"/>
+              </w:rPr>
+              <w:t>真人作者 B</w:t>
+            </w:r>
+          </w:p>
+        </w:tc>
+        <w:tc>
+          <w:tcPr>
+            <w:tcW w:type="dxa" w:w="1836"/>
+          </w:tcPr>
+          <w:p>
+            <w:r/>
+            <w:r>
+              <w:rPr>
+                <w:rFonts w:ascii="Times New Roman" w:hAnsi="Times New Roman" w:eastAsia="宋体"/>
+                <w:b w:val="0"/>
+                <w:sz w:val="21"/>
+              </w:rPr>
+              <w:t>26.7</w:t>
+            </w:r>
+          </w:p>
+        </w:tc>
+        <w:tc>
+          <w:tcPr>
+            <w:tcW w:type="dxa" w:w="1836"/>
+          </w:tcPr>
+          <w:p>
+            <w:r/>
+            <w:r>
+              <w:rPr>
+                <w:rFonts w:ascii="Times New Roman" w:hAnsi="Times New Roman" w:eastAsia="宋体"/>
+                <w:b w:val="0"/>
+                <w:sz w:val="21"/>
+              </w:rPr>
+              <w:t>0.00</w:t>
+            </w:r>
+          </w:p>
+        </w:tc>
+        <w:tc>
+          <w:tcPr>
+            <w:tcW w:type="dxa" w:w="1836"/>
+          </w:tcPr>
+          <w:p>
+            <w:r/>
+            <w:r>
+              <w:rPr>
+                <w:rFonts w:ascii="Times New Roman" w:hAnsi="Times New Roman" w:eastAsia="宋体"/>
+                <w:b w:val="0"/>
+                <w:sz w:val="21"/>
+              </w:rPr>
+              <w:t>0.60</w:t>
+            </w:r>
+          </w:p>
+        </w:tc>
+        <w:tc>
+          <w:tcPr>
+            <w:tcW w:type="dxa" w:w="1836"/>
+          </w:tcPr>
+          <w:p>
+            <w:r/>
+            <w:r>
+              <w:rPr>
+                <w:rFonts w:ascii="Times New Roman" w:hAnsi="Times New Roman" w:eastAsia="宋体"/>
+                <w:b w:val="0"/>
+                <w:sz w:val="21"/>
+              </w:rPr>
+              <w:t>0.60</w:t>
+            </w:r>
+          </w:p>
+        </w:tc>
+      </w:tr>
+      <w:tr>
+        <w:tc>
+          <w:tcPr>
+            <w:tcW w:type="dxa" w:w="1836"/>
+          </w:tcPr>
+          <w:p>
+            <w:r/>
+            <w:r>
+              <w:rPr>
+                <w:rFonts w:ascii="Times New Roman" w:hAnsi="Times New Roman" w:eastAsia="宋体"/>
+                <w:b w:val="0"/>
+                <w:sz w:val="21"/>
+              </w:rPr>
+              <w:t>ChatGPT 通用基线</w:t>
+            </w:r>
+          </w:p>
+        </w:tc>
+        <w:tc>
+          <w:tcPr>
+            <w:tcW w:type="dxa" w:w="1836"/>
+          </w:tcPr>
+          <w:p>
+            <w:r/>
+            <w:r>
+              <w:rPr>
+                <w:rFonts w:ascii="Times New Roman" w:hAnsi="Times New Roman" w:eastAsia="宋体"/>
+                <w:b w:val="0"/>
+                <w:sz w:val="21"/>
+              </w:rPr>
+              <w:t>35.6</w:t>
+            </w:r>
+          </w:p>
+        </w:tc>
+        <w:tc>
+          <w:tcPr>
+            <w:tcW w:type="dxa" w:w="1836"/>
+          </w:tcPr>
+          <w:p>
+            <w:r/>
+            <w:r>
+              <w:rPr>
+                <w:rFonts w:ascii="Times New Roman" w:hAnsi="Times New Roman" w:eastAsia="宋体"/>
+                <w:b w:val="0"/>
+                <w:sz w:val="21"/>
+              </w:rPr>
+              <w:t>0.00</w:t>
+            </w:r>
+          </w:p>
+        </w:tc>
+        <w:tc>
+          <w:tcPr>
+            <w:tcW w:type="dxa" w:w="1836"/>
+          </w:tcPr>
+          <w:p>
+            <w:r/>
+            <w:r>
+              <w:rPr>
+                <w:rFonts w:ascii="Times New Roman" w:hAnsi="Times New Roman" w:eastAsia="宋体"/>
+                <w:b w:val="0"/>
+                <w:sz w:val="21"/>
+              </w:rPr>
+              <w:t>0.00</w:t>
+            </w:r>
+          </w:p>
+        </w:tc>
+        <w:tc>
+          <w:tcPr>
+            <w:tcW w:type="dxa" w:w="1836"/>
+          </w:tcPr>
+          <w:p>
+            <w:r/>
+            <w:r>
+              <w:rPr>
+                <w:rFonts w:ascii="Times New Roman" w:hAnsi="Times New Roman" w:eastAsia="宋体"/>
+                <w:b w:val="0"/>
+                <w:sz w:val="21"/>
+              </w:rPr>
+              <w:t>0.55</w:t>
+            </w:r>
+          </w:p>
+        </w:tc>
+      </w:tr>
+      <w:tr>
+        <w:tc>
+          <w:tcPr>
+            <w:tcW w:type="dxa" w:w="1836"/>
+          </w:tcPr>
+          <w:p>
+            <w:r/>
+            <w:r>
+              <w:rPr>
+                <w:rFonts w:ascii="Times New Roman" w:hAnsi="Times New Roman" w:eastAsia="宋体"/>
+                <w:b w:val="0"/>
+                <w:sz w:val="21"/>
+              </w:rPr>
+              <w:t>DeepSeek 通用基线</w:t>
+            </w:r>
+          </w:p>
+        </w:tc>
+        <w:tc>
+          <w:tcPr>
+            <w:tcW w:type="dxa" w:w="1836"/>
+          </w:tcPr>
+          <w:p>
+            <w:r/>
+            <w:r>
+              <w:rPr>
+                <w:rFonts w:ascii="Times New Roman" w:hAnsi="Times New Roman" w:eastAsia="宋体"/>
+                <w:b w:val="0"/>
+                <w:sz w:val="21"/>
+              </w:rPr>
+              <w:t>45.5</w:t>
+            </w:r>
+          </w:p>
+        </w:tc>
+        <w:tc>
+          <w:tcPr>
+            <w:tcW w:type="dxa" w:w="1836"/>
+          </w:tcPr>
+          <w:p>
+            <w:r/>
+            <w:r>
+              <w:rPr>
+                <w:rFonts w:ascii="Times New Roman" w:hAnsi="Times New Roman" w:eastAsia="宋体"/>
+                <w:b w:val="0"/>
+                <w:sz w:val="21"/>
+              </w:rPr>
+              <w:t>0.00</w:t>
+            </w:r>
+          </w:p>
+        </w:tc>
+        <w:tc>
+          <w:tcPr>
+            <w:tcW w:type="dxa" w:w="1836"/>
+          </w:tcPr>
+          <w:p>
+            <w:r/>
+            <w:r>
+              <w:rPr>
+                <w:rFonts w:ascii="Times New Roman" w:hAnsi="Times New Roman" w:eastAsia="宋体"/>
+                <w:b w:val="0"/>
+                <w:sz w:val="21"/>
+              </w:rPr>
+              <w:t>0.00</w:t>
+            </w:r>
+          </w:p>
+        </w:tc>
+        <w:tc>
+          <w:tcPr>
+            <w:tcW w:type="dxa" w:w="1836"/>
+          </w:tcPr>
+          <w:p>
+            <w:r/>
+            <w:r>
+              <w:rPr>
+                <w:rFonts w:ascii="Times New Roman" w:hAnsi="Times New Roman" w:eastAsia="宋体"/>
+                <w:b w:val="0"/>
+                <w:sz w:val="21"/>
+              </w:rPr>
+              <w:t>1.08</w:t>
+            </w:r>
+          </w:p>
+        </w:tc>
+      </w:tr>
+      <w:tr>
+        <w:tc>
+          <w:tcPr>
+            <w:tcW w:type="dxa" w:w="1836"/>
+          </w:tcPr>
+          <w:p>
+            <w:r/>
+            <w:r>
+              <w:rPr>
+                <w:rFonts w:ascii="Times New Roman" w:hAnsi="Times New Roman" w:eastAsia="宋体"/>
+                <w:b w:val="0"/>
+                <w:sz w:val="21"/>
+              </w:rPr>
+              <w:t>模板公文基线</w:t>
+            </w:r>
+          </w:p>
+        </w:tc>
+        <w:tc>
+          <w:tcPr>
+            <w:tcW w:type="dxa" w:w="1836"/>
+          </w:tcPr>
+          <w:p>
+            <w:r/>
+            <w:r>
+              <w:rPr>
+                <w:rFonts w:ascii="Times New Roman" w:hAnsi="Times New Roman" w:eastAsia="宋体"/>
+                <w:b w:val="0"/>
+                <w:sz w:val="21"/>
+              </w:rPr>
+              <w:t>43.3</w:t>
+            </w:r>
+          </w:p>
+        </w:tc>
+        <w:tc>
+          <w:tcPr>
+            <w:tcW w:type="dxa" w:w="1836"/>
+          </w:tcPr>
+          <w:p>
+            <w:r/>
+            <w:r>
+              <w:rPr>
+                <w:rFonts w:ascii="Times New Roman" w:hAnsi="Times New Roman" w:eastAsia="宋体"/>
+                <w:b w:val="0"/>
+                <w:sz w:val="21"/>
+              </w:rPr>
+              <w:t>0.33</w:t>
+            </w:r>
+          </w:p>
+        </w:tc>
+        <w:tc>
+          <w:tcPr>
+            <w:tcW w:type="dxa" w:w="1836"/>
+          </w:tcPr>
+          <w:p>
+            <w:r/>
+            <w:r>
+              <w:rPr>
+                <w:rFonts w:ascii="Times New Roman" w:hAnsi="Times New Roman" w:eastAsia="宋体"/>
+                <w:b w:val="0"/>
+                <w:sz w:val="21"/>
+              </w:rPr>
+              <w:t>0.00</w:t>
+            </w:r>
+          </w:p>
+        </w:tc>
+        <w:tc>
+          <w:tcPr>
+            <w:tcW w:type="dxa" w:w="1836"/>
+          </w:tcPr>
+          <w:p>
+            <w:r/>
+            <w:r>
+              <w:rPr>
+                <w:rFonts w:ascii="Times New Roman" w:hAnsi="Times New Roman" w:eastAsia="宋体"/>
+                <w:b w:val="0"/>
+                <w:sz w:val="21"/>
+              </w:rPr>
+              <w:t>0.00</w:t>
+            </w:r>
+          </w:p>
+        </w:tc>
+      </w:tr>
+    </w:tbl>
+    <w:p/>
+    <w:p>
+      <w:pPr>
+        <w:spacing w:line="360" w:lineRule="auto" w:after="80"/>
+        <w:ind w:firstLine="480"/>
+      </w:pPr>
+      <w:r>
+        <w:rPr>
+          <w:rFonts w:ascii="Times New Roman" w:hAnsi="Times New Roman" w:eastAsia="宋体"/>
+          <w:b w:val="0"/>
+          <w:sz w:val="24"/>
+        </w:rPr>
+        <w:t>由表可见，样本3 与目标作者在句长（29.8 vs 27.3）与意象密度（3.24 vs 2.53）上最接近，这正是后文 0.41 距离异常值的来源（见 6.1）；样本1 以短句为主（短句占比 0.21、句长 11.2），样本2 以口语与密集意象为特征（口语度 0.56、意象密度 5.56）。</w:t>
       </w:r>
     </w:p>
     <w:p>
@@ -3651,7 +4501,7 @@
           <w:b w:val="0"/>
           <w:sz w:val="24"/>
         </w:rPr>
-        <w:t>确定性实验脚本（scripts/style-vectors.py、author-id.py、author-predict.py、style-mds.py）固定特征函数与随机种子，可离线复现。LLM 依赖环节记录模型标识、日期与配置（写入工作区 config）；因通用模型为动态产品，不使用"ChatGPT/DeepSeek"指代固定快照，样本明确标注为代表性文本。</w:t>
+        <w:t>确定性实验脚本（scripts/style-vectors.py、experiments/author-id-v2.mjs、author-predict.py、style-mds.py）固定特征函数与随机种子，可离线复现。LLM 依赖环节记录模型标识、日期与配置（写入工作区 config）；因通用模型为动态产品，不使用"ChatGPT/DeepSeek"指代固定快照，样本明确标注为代表性文本。</w:t>
       </w:r>
     </w:p>
     <w:p>
@@ -3872,7 +4722,7 @@
                 <w:b/>
                 <w:sz w:val="21"/>
               </w:rPr>
-              <w:t>真人模拟·克制留白</w:t>
+              <w:t>样本1</w:t>
             </w:r>
           </w:p>
         </w:tc>
@@ -3888,7 +4738,7 @@
                 <w:b/>
                 <w:sz w:val="21"/>
               </w:rPr>
-              <w:t>真人模拟·口语亲切</w:t>
+              <w:t>样本2</w:t>
             </w:r>
           </w:p>
         </w:tc>
@@ -3904,7 +4754,7 @@
                 <w:b/>
                 <w:sz w:val="21"/>
               </w:rPr>
-              <w:t>真人模拟·豪迈大气</w:t>
+              <w:t>样本3</w:t>
             </w:r>
           </w:p>
         </w:tc>
@@ -4456,7 +5306,7 @@
                 <w:b w:val="0"/>
                 <w:sz w:val="21"/>
               </w:rPr>
-              <w:t>真人模拟·克制留白</w:t>
+              <w:t>样本1</w:t>
             </w:r>
           </w:p>
         </w:tc>
@@ -4618,7 +5468,7 @@
                 <w:b w:val="0"/>
                 <w:sz w:val="21"/>
               </w:rPr>
-              <w:t>真人模拟·口语亲切</w:t>
+              <w:t>样本2</w:t>
             </w:r>
           </w:p>
         </w:tc>
@@ -4780,7 +5630,7 @@
                 <w:b w:val="0"/>
                 <w:sz w:val="21"/>
               </w:rPr>
-              <w:t>真人模拟·豪迈大气</w:t>
+              <w:t>样本3</w:t>
             </w:r>
           </w:p>
         </w:tc>
@@ -6265,7 +7115,7 @@
           <w:b w:val="0"/>
           <w:sz w:val="24"/>
         </w:rPr>
-        <w:t>同一题目、同一流程，仅切换风格方向（克制留白 / 口语亲切 / 豪迈大气），成稿统计特征不同：句长标准差 3.7 / 8.3 / 5.0，字数 742 / 874 / 984，TTR 0.44 / 0.53 / 0.52（n=3，单次运行，未做显著性检验）。</w:t>
+        <w:t>同一题目、同一流程，仅切换风格方向（样本1 / 样本2 / 样本3，签名见 4.1 节特征签名表），成稿统计特征不同：句长标准差 3.7 / 8.3 / 5.0，字数 742 / 874 / 984，TTR 0.44 / 0.53 / 0.52（n=3，单次运行，未做显著性检验）。</w:t>
       </w:r>
     </w:p>
     <w:p>
@@ -6646,7 +7496,7 @@
           <w:b w:val="0"/>
           <w:sz w:val="24"/>
         </w:rPr>
-        <w:t>两实验的完整报告与混淆矩阵见 AUTHOR-ID.md、AUTHOR-PREDICT.md。</w:t>
+        <w:t>两实验的完整报告与混淆矩阵见 AUTHOR-ID-v2.md、AUTHOR-PREDICT.md。</w:t>
       </w:r>
     </w:p>
     <w:p>
@@ -6656,7 +7506,7 @@
       <w:r>
         <w:drawing>
           <wp:inline xmlns:a="http://schemas.openxmlformats.org/drawingml/2006/main" xmlns:pic="http://schemas.openxmlformats.org/drawingml/2006/picture">
-            <wp:extent cx="5220000" cy="2334764"/>
+            <wp:extent cx="5220000" cy="2059527"/>
             <wp:docPr id="9" name="Picture 9"/>
             <wp:cNvGraphicFramePr>
               <a:graphicFrameLocks noChangeAspect="1"/>
@@ -6677,7 +7527,7 @@
                   <pic:spPr>
                     <a:xfrm>
                       <a:off x="0" y="0"/>
-                      <a:ext cx="5220000" cy="2334764"/>
+                      <a:ext cx="5220000" cy="2059527"/>
                     </a:xfrm>
                     <a:prstGeom prst="rect"/>
                   </pic:spPr>
@@ -6951,7 +7801,7 @@
           <w:b w:val="0"/>
           <w:sz w:val="24"/>
         </w:rPr>
-        <w:t>为补充判别类指标之外的可复现证据，以"LLM 模拟人类审阅者、完全盲评"的方式做了四组红队测试（脚本见 scripts/experiments/redteam-*.mjs）。注意：本节所有分数均由 LLM 模拟审阅、与生成同用 DeepSeek，属内部开发指标，未经真人验证，不可作为有效性证据。</w:t>
+        <w:t>为补充判别类指标之外的可复现证据，以"LLM 模拟人类审阅者、完全盲评"的方式做了五组红队测试（脚本见 scripts/experiments/redteam-*.mjs、redteam-same-topic-style.py）。注意：本节所有分数均由 LLM 模拟审阅、与生成同用 DeepSeek，属内部开发指标，未经真人验证，不可作为有效性证据。</w:t>
       </w:r>
     </w:p>
     <w:p>
@@ -6998,8 +7848,8 @@
     </w:p>
     <w:p>
       <w:pPr>
-        <w:spacing w:line="360" w:lineRule="auto" w:after="80"/>
-        <w:ind w:firstLine="480"/>
+        <w:spacing w:line="336" w:lineRule="auto" w:after="60"/>
+        <w:ind w:left="360"/>
       </w:pPr>
       <w:r>
         <w:rPr>
@@ -7007,7 +7857,21 @@
           <w:b w:val="0"/>
           <w:sz w:val="24"/>
         </w:rPr>
-        <w:t>上述红队测试的完整结果见 redteam-matrix.json / redteam-style-import.json / redteam-edit-style.json；原始盲评数据（真读者）仍待收集，见 4.4 与 7 节。</w:t>
+        <w:t>同主题风格判别（剥离内容信号）：四篇同为"北大红楼"主题的文本（目标作者 / 样本1 / 样本2 / 样本3）两两配对（C(4,2)=6 对），由 LLM 盲评者仅凭笔法判断"两段是否出自同一作者"（随机基线 50%），6/6 全部正确判为不同作者，且盲评者给出的量化理由（句长均值、短句占比、口语度、意象密度）与 4.1 节特征签名表一致——说明主题完全相同时，作者笔法仍可分辨，回应了"内容信号主导"的质疑。附带的朴素对照显示：仅用提示词"模仿这段文字的笔法"写同主题新文，盲评者判为"不同作者"（生成文句长约 12 字 vs 原文约 27 字），说明单靠提示词模仿不足以保持句长节奏，反衬改迹调制的必要性。</w:t>
+      </w:r>
+    </w:p>
+    <w:p>
+      <w:pPr>
+        <w:spacing w:line="360" w:lineRule="auto" w:after="80"/>
+        <w:ind w:firstLine="480"/>
+      </w:pPr>
+      <w:r>
+        <w:rPr>
+          <w:rFonts w:ascii="Times New Roman" w:hAnsi="Times New Roman" w:eastAsia="宋体"/>
+          <w:b w:val="0"/>
+          <w:sz w:val="24"/>
+        </w:rPr>
+        <w:t>上述红队测试的完整结果见 redteam-matrix.json / redteam-style-import.json / redteam-edit-style.json / redteam-same-topic-style.json；原始盲评数据（真读者）仍待收集，见 4.4 与 7 节。</w:t>
       </w:r>
     </w:p>
     <w:p>
@@ -7047,7 +7911,7 @@
           <w:b w:val="0"/>
           <w:sz w:val="24"/>
         </w:rPr>
-        <w:t>在 8 维归一化特征空间中，SCULPTOR 与 5 组匿名真人作者/模拟样本的平均距离（0.96）小于其与通用模型的距离（ChatGPT 1.24 / DeepSeek 1.10）；两个通用模型彼此距离 0.47，小于 5 组真人样本彼此平均距离 1.26。该结果与"作者表示使生成文本在预先定义的特征空间中接近作者、远离模型化倾向"的假设一致；但特征由本文定义，存在部分循环性，不能据此单独得出"作者身份保持"结论。</w:t>
+        <w:t>风格以 8 维可解释特征刻画（句长均值、句长波动、短句占比、口语度、意象密度、情绪浓度、词汇丰富度、语言新鲜度，见 4.2）。在归一化后的 8 维空间中，SCULPTOR 与 5 组真人/模拟样本的平均距离为 0.96，但其中与样本3（句长均值 29.8、意象密度 3.24）的距离仅 0.41——该样本与 SCULPTOR 作者语料同为"北大红楼"主题、且句长与意象特征相近（SCULPTOR 作者句长均值 27.3、意象密度 2.53），0.41 属同主题同风格所致；剔除该样本后均值升至 1.10，与 DeepSeek（1.10）持平、略低于 ChatGPT（1.24）。因此，风格距离结果受同主题样本影响较大，不足以单独支撑"接近作者"结论；且特征由本文定义、存在部分循环性，更可靠的检验是作者识别与续写选择（5.5），以及剥离内容信号后的同主题风格判别盲评（5.8，6/6 正确，随机基线 50%）。</w:t>
       </w:r>
     </w:p>
     <w:p>
@@ -7088,7 +7952,7 @@
           <w:b w:val="0"/>
           <w:sz w:val="24"/>
         </w:rPr>
-        <w:t>1. 参照系依赖（含 P₀ 的操作性说明）：风格签名以中性基线为参照，这是文体计量的常态；本文将其条件化（3.1），结论与"哪个模型更强"无关。但需如实说明：实现中 P₀ 并未显式估计为独立的大规模参考语料库，而是隐含于候选生成所用通用模型的无条件分布，因此 P₀（及随之的 Sₐ）随模型版本与采样参数变化、可复现性有限——以稳定参考语料估计 P₀ 列入未来工作。更根本的检验是跨文体一致性与预测实验（5.5 已给出初版，样本待扩大）。</w:t>
+        <w:t>1. 参照系依赖（含 P₀ 的操作性说明）：风格签名以中性基线为参照，这是文体计量的常态；本文将其条件化（3.1），结论与"哪个模型更强"无关。P₀ 通过隔离化提示词估计：用一段不含任何风格注入的中性提示（baselineText，system 仅“你是一名写作者”）让通用模型生成“无个人偏好”的文本，作为 P₀ 的采样；该估计随模型版本与采样参数变化、且非独立参考语料库，可复现性有限——以稳定参考语料估计 P₀ 列入未来工作。更根本的检验是跨文体一致性与预测实验（5.5 已给出初版，样本待扩大）。</w:t>
       </w:r>
     </w:p>
     <w:p>
@@ -10438,7 +11302,7 @@
           <w:b w:val="0"/>
           <w:sz w:val="24"/>
         </w:rPr>
-        <w:t>scripts/author-id.py：作者识别实验（AUTHOR-ID.md）；</w:t>
+        <w:t>scripts/experiments/author-id-v2.mjs：作者识别实验（AUTHOR-ID-v2.md）；</w:t>
       </w:r>
     </w:p>
     <w:p>

--- a/docs/competition/科技论文-SCULPTOR.docx
+++ b/docs/competition/科技论文-SCULPTOR.docx
@@ -81,7 +81,7 @@
           <w:b w:val="0"/>
           <w:sz w:val="24"/>
         </w:rPr>
-        <w:t>实验表明：agent 28 套 + web 11 套（300+ 断言）契约测试均满足输出契约。风格距离实验中，SCULPTOR 与 5 组真人/模拟样本的平均距离为 0.96，其中与样本3 仅 0.41（该样本句长均值 29.8、意象密度 3.24，与作者语料同为“北大红楼”主题），剔除该异常值后均值升至 1.10，与 DeepSeek 持平、略低于 ChatGPT（1.24）——该结果受异常值影响较大，不足以单独支撑“接近作者”结论。作者识别与续写选择中，词级文体计量把个人模型从字符 n-gram 的 46.3% 提升到 76.4%（字符二元组 TF-IDF 基线 90.3%），调制器消融显示学习权重（90%）高于默认权重（70%）。LLM 自评的红队指标（见 5.8 节）属内部开发参考，未经真人验证，不作有效性证据。结果与“作者身份保持”假设一致，但样本规模尚不足以支持显著性结论。本文定位为在生成过程中保持作者表达偏好与语义意图，而非最大化一般意义上的文本质量。</w:t>
+        <w:t>实验表明：agent 28 套 + web 11 套（300+ 断言）契约测试均满足输出契约。风格距离实验中，SCULPTOR 与 5 组真人/模拟样本的平均距离为 0.96，其中与样本3 仅 0.41（该样本句长均值 29.8、意象密度 3.24，与作者语料同为“北大红楼”主题），剔除该异常值后均值升至 1.10，与 DeepSeek 持平、略低于 ChatGPT（1.24）——该结果受异常值影响较大，不足以单独支撑“接近作者”结论。作者识别与续写选择中，词级文体计量把个人模型从字符 n-gram 的 46.3% 提升到 76.4%（字符二元组 TF-IDF 基线 90.3%）。学习曲线显示留出得分边距随编辑对数量从 0.247 升至 0.719、权重稳定性从 0.856 升至 1.000——几十次修改即可学到稳定的作者方向；调制器逐维消融显示 personal（词级文体计量）是唯一有边际贡献的特征，排序正确率在两类权重下均饱和（5.7）。LLM 自评的红队指标（见 5.8 节）属内部开发参考，未经真人验证，不作有效性证据。结果与“作者身份保持”假设一致，但样本规模尚不足以支持显著性结论。本文定位为在生成过程中保持作者表达偏好与语义意图，而非最大化一般意义上的文本质量。</w:t>
       </w:r>
     </w:p>
     <w:p>
@@ -299,7 +299,7 @@
           <w:b w:val="0"/>
           <w:sz w:val="24"/>
         </w:rPr>
-        <w:t>C1（方法）改迹调制：从修改中学习：把作者对 AI 草稿的每次修改（原文→改后→意图）当作隐式偏好标注，将风格、知识、缺陷、阻抗统一为可解释的候选评分函数，权重由偏好对学成并随修改增量更新；个人模型以词级文体计量（功能词+标点节奏）刻画“怎么写”，并把编辑对组织为正空间（新增词）与负空间（删除词），在候选选优后复现作者的改法（拟改层：删连接词断句 + 具体化拟改），从“打分排序”升级为“选优+拟改”；实验给出样本复杂度观察与消融证据（学习权重高于默认权重，几十次修改即可学到稳定的作者方向）（第 3.1 节、5.7 节）。</w:t>
+        <w:t>C1（方法）改迹调制：从修改中学习：把作者对 AI 草稿的每次修改（原文→改后→意图）当作隐式偏好标注，将风格、知识、缺陷、阻抗统一为可解释的候选评分函数，权重由偏好对学成并随修改增量更新；个人模型以词级文体计量（功能词+标点节奏）刻画“怎么写”，并把编辑对组织为正空间（新增词）与负空间（删除词），在候选选优后复现作者的改法（拟改层：删连接词断句 + 具体化拟改），从“打分排序”升级为“选优+拟改”；实验给出样本复杂度观察（留出得分边距随编辑对数量上升，几十次修改即可学到稳定的作者方向）与逐维消融证据（personal 是唯一有边际贡献的特征）（第 3.1 节、5.7 节）。</w:t>
       </w:r>
     </w:p>
     <w:p>
@@ -1611,7 +1611,7 @@
           <w:b w:val="0"/>
           <w:sz w:val="24"/>
         </w:rPr>
-        <w:t>留出得分边距从 n=5 的 0.175 单调升至 n=30 的 0.791；权重相对 n=30 的余弦相似度从 0.915 升至 1.000（图 8）；</w:t>
+        <w:t>留出得分边距从 n=5 的 0.247 升至 n=25 的 0.743（n=30 回落至 0.719）；权重相对 n=30 的余弦相似度从 0.856 升至 1.000（图 1）；</w:t>
       </w:r>
     </w:p>
     <w:p>
@@ -1625,7 +1625,7 @@
           <w:b w:val="0"/>
           <w:sz w:val="24"/>
         </w:rPr>
-        <w:t>观察：n≈15–20 后留出边距增速放缓、进入平台——几十次亲手修改即可学到稳定的作者方向，这是"修改即标注"在小语料场景可行的直接证据。</w:t>
+        <w:t>观察：n≈15–20 后留出边距与权重稳定性增速放缓、进入平台——几十次亲手修改即可学到稳定的作者方向，这是"修改即标注"在小语料场景可行的直接证据。边距在 n=25 后略有回落，说明该 30 对合成编辑对的信号已接近用尽。</w:t>
       </w:r>
     </w:p>
     <w:p>
@@ -1635,7 +1635,7 @@
       <w:r>
         <w:drawing>
           <wp:inline xmlns:a="http://schemas.openxmlformats.org/drawingml/2006/main" xmlns:pic="http://schemas.openxmlformats.org/drawingml/2006/picture">
-            <wp:extent cx="5220000" cy="3132000"/>
+            <wp:extent cx="5220000" cy="3123752"/>
             <wp:docPr id="1" name="Picture 1"/>
             <wp:cNvGraphicFramePr>
               <a:graphicFrameLocks noChangeAspect="1"/>
@@ -1656,7 +1656,7 @@
                   <pic:spPr>
                     <a:xfrm>
                       <a:off x="0" y="0"/>
-                      <a:ext cx="5220000" cy="3132000"/>
+                      <a:ext cx="5220000" cy="3123752"/>
                     </a:xfrm>
                     <a:prstGeom prst="rect"/>
                   </pic:spPr>
@@ -2575,7 +2575,7 @@
       <w:r>
         <w:drawing>
           <wp:inline xmlns:a="http://schemas.openxmlformats.org/drawingml/2006/main" xmlns:pic="http://schemas.openxmlformats.org/drawingml/2006/picture">
-            <wp:extent cx="5220000" cy="3306000"/>
+            <wp:extent cx="5220000" cy="3529857"/>
             <wp:docPr id="2" name="Picture 2"/>
             <wp:cNvGraphicFramePr>
               <a:graphicFrameLocks noChangeAspect="1"/>
@@ -2596,7 +2596,7 @@
                   <pic:spPr>
                     <a:xfrm>
                       <a:off x="0" y="0"/>
-                      <a:ext cx="5220000" cy="3306000"/>
+                      <a:ext cx="5220000" cy="3529857"/>
                     </a:xfrm>
                     <a:prstGeom prst="rect"/>
                   </pic:spPr>
@@ -2863,7 +2863,7 @@
           <w:b w:val="0"/>
           <w:sz w:val="24"/>
         </w:rPr>
-        <w:t>个人知识库（Personal Knowledge Base, PKB）以归纳式确认采集构建：用户提出理论/构想时，系统先做一步归纳，再介绍相近书籍并说明其核心与可用之处，用户确认后入库；采集不硬编码、不反复追问。写作时，RAG 以供给闭环工作（图 2）：文体或意图触发 → 去重排队 → 宿主代检或直连检索 → 回灌（缓存 + 素材）→ 缺口节重写（≤2 轮）→ 重新审计；写作上下文按主题从 PKB、写作资产与检索回灌三源合一、轮换注入。</w:t>
+        <w:t>个人知识库（Personal Knowledge Base, PKB）以归纳式确认采集构建：用户提出理论/构想时，系统先做一步归纳，再介绍相近书籍并说明其核心与可用之处，用户确认后入库；采集不硬编码、不反复追问。写作时，RAG 以供给闭环工作（图 3）：文体或意图触发 → 去重排队 → 宿主代检或直连检索 → 回灌（缓存 + 素材）→ 缺口节重写（≤2 轮）→ 重新审计；写作上下文按主题从 PKB、写作资产与检索回灌三源合一、轮换注入。</w:t>
       </w:r>
     </w:p>
     <w:p>
@@ -2873,7 +2873,7 @@
       <w:r>
         <w:drawing>
           <wp:inline xmlns:a="http://schemas.openxmlformats.org/drawingml/2006/main" xmlns:pic="http://schemas.openxmlformats.org/drawingml/2006/picture">
-            <wp:extent cx="5220000" cy="3201600"/>
+            <wp:extent cx="5220000" cy="3447642"/>
             <wp:docPr id="3" name="Picture 3"/>
             <wp:cNvGraphicFramePr>
               <a:graphicFrameLocks noChangeAspect="1"/>
@@ -2894,7 +2894,7 @@
                   <pic:spPr>
                     <a:xfrm>
                       <a:off x="0" y="0"/>
-                      <a:ext cx="5220000" cy="3201600"/>
+                      <a:ext cx="5220000" cy="3447642"/>
                     </a:xfrm>
                     <a:prstGeom prst="rect"/>
                   </pic:spPr>
@@ -2980,7 +2980,7 @@
       <w:r>
         <w:drawing>
           <wp:inline xmlns:a="http://schemas.openxmlformats.org/drawingml/2006/main" xmlns:pic="http://schemas.openxmlformats.org/drawingml/2006/picture">
-            <wp:extent cx="5220000" cy="1948800"/>
+            <wp:extent cx="5220000" cy="2339136"/>
             <wp:docPr id="4" name="Picture 4"/>
             <wp:cNvGraphicFramePr>
               <a:graphicFrameLocks noChangeAspect="1"/>
@@ -3001,7 +3001,7 @@
                   <pic:spPr>
                     <a:xfrm>
                       <a:off x="0" y="0"/>
-                      <a:ext cx="5220000" cy="1948800"/>
+                      <a:ext cx="5220000" cy="2339136"/>
                     </a:xfrm>
                     <a:prstGeom prst="rect"/>
                   </pic:spPr>
@@ -3130,7 +3130,7 @@
           <w:b w:val="0"/>
           <w:sz w:val="24"/>
         </w:rPr>
-        <w:t>同一核心以 CLI 与 Web 工作台双形态交付（图 1）；宿主适配、MCP 协议、前端细节与契约测试覆盖矩阵见附录 A。工程上采用半自由导演：默认走确定性状态机（澄清→大纲→写作→审计→交付，可靠且零额外开销），仅当用户输入天马行空（长篇发挥、明显转向、澄清反复卡住）时切换到自由流程，由 LLM 动态规划下一步（detectDeviation + decideNextAction）；状态机仍以唯一事实源与契约测试保证可靠性。</w:t>
+        <w:t>同一核心以 CLI 与 Web 工作台双形态交付（图 2）；宿主适配、MCP 协议、前端细节与契约测试覆盖矩阵见附录 A。工程上采用半自由导演：默认走确定性状态机（澄清→大纲→写作→审计→交付，可靠且零额外开销），仅当用户输入天马行空（长篇发挥、明显转向、澄清反复卡住）时切换到自由流程，由 LLM 动态规划下一步（detectDeviation + decideNextAction）；状态机仍以唯一事实源与契约测试保证可靠性。</w:t>
       </w:r>
     </w:p>
     <w:p>
@@ -4239,7 +4239,7 @@
           <w:b w:val="0"/>
           <w:sz w:val="24"/>
         </w:rPr>
-        <w:t>风格距离基于 8 维可解释风格特征（式 5），各维度操作定义如下：句长均值 = 按句号/问号/叹号切分后的平均句长（字符数）；句长波动 = 句长标准差；短句占比 = 句长不超过 8 字的句子比例；口语度 = 口语词表（"其实/就是/反正/我觉得/说白了"等）每百字命中率；意象密度 = 意象词表（"像/仿佛/月光/风/石阶"等）每百字命中率；情绪浓度 = 情绪词表（"泪/痛/悲/沉默/空"等）每百字命中率；词汇丰富度 = 字符二元组 TTR；语言新鲜度（不可预测性）= 低连接词密度与低重复率的合成值。全部词表与算法见 scripts/style-vectors.py。</w:t>
+        <w:t>风格距离基于 8 维可解释风格特征（式 5），各维度操作定义如下：句长均值 = 按句号/问号/叹号切分后的平均句长（字符数）；句长波动 = 句长标准差；短句占比 = 句长不超过 8 字的句子比例；口语度 = 口语词表（"其实/就是/反正/我觉得/说白了"等）每百字命中率；意象密度 = 意象词表（"像/仿佛/月光/风/石阶"等）每百字命中率；情绪浓度 = 情绪词表（"泪/痛/悲/沉默/空"等）每百字命中率；词汇丰富度 = 字符二元组 TTR；语言新鲜度（不可预测性）= 低连接词密度与低重复率的合成值。全部词表与算法见 scripts/gen-paper-charts.py。</w:t>
       </w:r>
     </w:p>
     <w:p>
@@ -4501,7 +4501,7 @@
           <w:b w:val="0"/>
           <w:sz w:val="24"/>
         </w:rPr>
-        <w:t>确定性实验脚本（scripts/style-vectors.py、experiments/author-id-v2.mjs、author-predict.py、style-mds.py）固定特征函数与随机种子，可离线复现。LLM 依赖环节记录模型标识、日期与配置（写入工作区 config）；因通用模型为动态产品，不使用"ChatGPT/DeepSeek"指代固定快照，样本明确标注为代表性文本。</w:t>
+        <w:t>确定性实验脚本（scripts/gen-paper-charts.py、experiments/author-id-v2.mjs、experiments/rsa-learning-curve.mjs、experiments/modulator-ablation.mjs、author-predict.py）固定特征函数与随机种子，可离线复现。LLM 依赖环节记录模型标识、日期与配置（写入工作区 config）；因通用模型为动态产品，不使用"ChatGPT/DeepSeek"指代固定快照，样本明确标注为代表性文本。</w:t>
       </w:r>
     </w:p>
     <w:p>
@@ -4609,7 +4609,7 @@
           <w:b w:val="0"/>
           <w:sz w:val="24"/>
         </w:rPr>
-        <w:t>按式 5–7，9 类文本的风格特征热力网格与归一化欧氏距离矩阵见图 4、图 5 与表 3；距离矩阵的二维经典 MDS 投影见图 6（Kruskal Stress-1 = 0.313）；写作能力综合评分（式 10）见表 4 与图 7。</w:t>
+        <w:t>按式 5–7，9 类文本的风格特征热力网格与归一化欧氏距离矩阵见图 5、图 6 与表 3；距离矩阵的二维经典 MDS 投影见图 7（Kruskal Stress-1 = 0.313）。</w:t>
       </w:r>
     </w:p>
     <w:p>
@@ -6274,7 +6274,7 @@
       <w:r>
         <w:drawing>
           <wp:inline xmlns:a="http://schemas.openxmlformats.org/drawingml/2006/main" xmlns:pic="http://schemas.openxmlformats.org/drawingml/2006/picture">
-            <wp:extent cx="5220000" cy="4007898"/>
+            <wp:extent cx="5220000" cy="3221157"/>
             <wp:docPr id="5" name="Picture 5"/>
             <wp:cNvGraphicFramePr>
               <a:graphicFrameLocks noChangeAspect="1"/>
@@ -6295,7 +6295,7 @@
                   <pic:spPr>
                     <a:xfrm>
                       <a:off x="0" y="0"/>
-                      <a:ext cx="5220000" cy="4007898"/>
+                      <a:ext cx="5220000" cy="3221157"/>
                     </a:xfrm>
                     <a:prstGeom prst="rect"/>
                   </pic:spPr>
@@ -6326,7 +6326,7 @@
       <w:r>
         <w:drawing>
           <wp:inline xmlns:a="http://schemas.openxmlformats.org/drawingml/2006/main" xmlns:pic="http://schemas.openxmlformats.org/drawingml/2006/picture">
-            <wp:extent cx="5220000" cy="3435709"/>
+            <wp:extent cx="5220000" cy="3459809"/>
             <wp:docPr id="6" name="Picture 6"/>
             <wp:cNvGraphicFramePr>
               <a:graphicFrameLocks noChangeAspect="1"/>
@@ -6347,7 +6347,7 @@
                   <pic:spPr>
                     <a:xfrm>
                       <a:off x="0" y="0"/>
-                      <a:ext cx="5220000" cy="3435709"/>
+                      <a:ext cx="5220000" cy="3459809"/>
                     </a:xfrm>
                     <a:prstGeom prst="rect"/>
                   </pic:spPr>
@@ -6378,7 +6378,7 @@
       <w:r>
         <w:drawing>
           <wp:inline xmlns:a="http://schemas.openxmlformats.org/drawingml/2006/main" xmlns:pic="http://schemas.openxmlformats.org/drawingml/2006/picture">
-            <wp:extent cx="5220000" cy="3480000"/>
+            <wp:extent cx="5220000" cy="3789436"/>
             <wp:docPr id="7" name="Picture 7"/>
             <wp:cNvGraphicFramePr>
               <a:graphicFrameLocks noChangeAspect="1"/>
@@ -6399,7 +6399,7 @@
                   <pic:spPr>
                     <a:xfrm>
                       <a:off x="0" y="0"/>
-                      <a:ext cx="5220000" cy="3480000"/>
+                      <a:ext cx="5220000" cy="3789436"/>
                     </a:xfrm>
                     <a:prstGeom prst="rect"/>
                   </pic:spPr>
@@ -6425,674 +6425,6 @@
     </w:p>
     <w:p>
       <w:pPr>
-        <w:spacing w:line="360" w:lineRule="auto" w:after="80"/>
-        <w:ind w:firstLine="480"/>
-      </w:pPr>
-      <w:r>
-        <w:rPr>
-          <w:rFonts w:ascii="Times New Roman" w:hAnsi="Times New Roman" w:eastAsia="宋体"/>
-          <w:b w:val="0"/>
-          <w:sz w:val="24"/>
-        </w:rPr>
-        <w:t>表 4　写作能力综合评分（C，满分 100；代表性子维度评分）</w:t>
-      </w:r>
-    </w:p>
-    <w:tbl>
-      <w:tblPr>
-        <w:tblStyle w:val="TableGrid"/>
-        <w:tblW w:type="auto" w:w="0"/>
-        <w:jc w:val="center"/>
-        <w:tblLook w:firstColumn="1" w:firstRow="1" w:lastColumn="0" w:lastRow="0" w:noHBand="0" w:noVBand="1" w:val="04A0"/>
-      </w:tblPr>
-      <w:tblGrid>
-        <w:gridCol w:w="1311"/>
-        <w:gridCol w:w="1311"/>
-        <w:gridCol w:w="1311"/>
-        <w:gridCol w:w="1311"/>
-        <w:gridCol w:w="1311"/>
-        <w:gridCol w:w="1311"/>
-        <w:gridCol w:w="1311"/>
-      </w:tblGrid>
-      <w:tr>
-        <w:tc>
-          <w:tcPr>
-            <w:tcW w:type="dxa" w:w="1311"/>
-          </w:tcPr>
-          <w:p>
-            <w:r/>
-            <w:r>
-              <w:rPr>
-                <w:rFonts w:ascii="Times New Roman" w:hAnsi="Times New Roman" w:eastAsia="宋体"/>
-                <w:b/>
-                <w:sz w:val="21"/>
-              </w:rPr>
-              <w:t>对象</w:t>
-            </w:r>
-          </w:p>
-        </w:tc>
-        <w:tc>
-          <w:tcPr>
-            <w:tcW w:type="dxa" w:w="1311"/>
-          </w:tcPr>
-          <w:p>
-            <w:r/>
-            <w:r>
-              <w:rPr>
-                <w:rFonts w:ascii="Times New Roman" w:hAnsi="Times New Roman" w:eastAsia="宋体"/>
-                <w:b/>
-                <w:sz w:val="21"/>
-              </w:rPr>
-              <w:t>离AI腔</w:t>
-            </w:r>
-          </w:p>
-        </w:tc>
-        <w:tc>
-          <w:tcPr>
-            <w:tcW w:type="dxa" w:w="1311"/>
-          </w:tcPr>
-          <w:p>
-            <w:r/>
-            <w:r>
-              <w:rPr>
-                <w:rFonts w:ascii="Times New Roman" w:hAnsi="Times New Roman" w:eastAsia="宋体"/>
-                <w:b/>
-                <w:sz w:val="21"/>
-              </w:rPr>
-              <w:t>人类化</w:t>
-            </w:r>
-          </w:p>
-        </w:tc>
-        <w:tc>
-          <w:tcPr>
-            <w:tcW w:type="dxa" w:w="1311"/>
-          </w:tcPr>
-          <w:p>
-            <w:r/>
-            <w:r>
-              <w:rPr>
-                <w:rFonts w:ascii="Times New Roman" w:hAnsi="Times New Roman" w:eastAsia="宋体"/>
-                <w:b/>
-                <w:sz w:val="21"/>
-              </w:rPr>
-              <w:t>反AI味</w:t>
-            </w:r>
-          </w:p>
-        </w:tc>
-        <w:tc>
-          <w:tcPr>
-            <w:tcW w:type="dxa" w:w="1311"/>
-          </w:tcPr>
-          <w:p>
-            <w:r/>
-            <w:r>
-              <w:rPr>
-                <w:rFonts w:ascii="Times New Roman" w:hAnsi="Times New Roman" w:eastAsia="宋体"/>
-                <w:b/>
-                <w:sz w:val="21"/>
-              </w:rPr>
-              <w:t>全流程</w:t>
-            </w:r>
-          </w:p>
-        </w:tc>
-        <w:tc>
-          <w:tcPr>
-            <w:tcW w:type="dxa" w:w="1311"/>
-          </w:tcPr>
-          <w:p>
-            <w:r/>
-            <w:r>
-              <w:rPr>
-                <w:rFonts w:ascii="Times New Roman" w:hAnsi="Times New Roman" w:eastAsia="宋体"/>
-                <w:b/>
-                <w:sz w:val="21"/>
-              </w:rPr>
-              <w:t>多文体</w:t>
-            </w:r>
-          </w:p>
-        </w:tc>
-        <w:tc>
-          <w:tcPr>
-            <w:tcW w:type="dxa" w:w="1311"/>
-          </w:tcPr>
-          <w:p>
-            <w:r/>
-            <w:r>
-              <w:rPr>
-                <w:rFonts w:ascii="Times New Roman" w:hAnsi="Times New Roman" w:eastAsia="宋体"/>
-                <w:b/>
-                <w:sz w:val="21"/>
-              </w:rPr>
-              <w:t>综合 C</w:t>
-            </w:r>
-          </w:p>
-        </w:tc>
-      </w:tr>
-      <w:tr>
-        <w:tc>
-          <w:tcPr>
-            <w:tcW w:type="dxa" w:w="1311"/>
-          </w:tcPr>
-          <w:p>
-            <w:r/>
-            <w:r>
-              <w:rPr>
-                <w:rFonts w:ascii="Times New Roman" w:hAnsi="Times New Roman" w:eastAsia="宋体"/>
-                <w:b w:val="0"/>
-                <w:sz w:val="21"/>
-              </w:rPr>
-              <w:t>SCULPTOR 作者</w:t>
-            </w:r>
-          </w:p>
-        </w:tc>
-        <w:tc>
-          <w:tcPr>
-            <w:tcW w:type="dxa" w:w="1311"/>
-          </w:tcPr>
-          <w:p>
-            <w:r/>
-            <w:r>
-              <w:rPr>
-                <w:rFonts w:ascii="Times New Roman" w:hAnsi="Times New Roman" w:eastAsia="宋体"/>
-                <w:b w:val="0"/>
-                <w:sz w:val="21"/>
-              </w:rPr>
-              <w:t>54</w:t>
-            </w:r>
-          </w:p>
-        </w:tc>
-        <w:tc>
-          <w:tcPr>
-            <w:tcW w:type="dxa" w:w="1311"/>
-          </w:tcPr>
-          <w:p>
-            <w:r/>
-            <w:r>
-              <w:rPr>
-                <w:rFonts w:ascii="Times New Roman" w:hAnsi="Times New Roman" w:eastAsia="宋体"/>
-                <w:b w:val="0"/>
-                <w:sz w:val="21"/>
-              </w:rPr>
-              <w:t>92</w:t>
-            </w:r>
-          </w:p>
-        </w:tc>
-        <w:tc>
-          <w:tcPr>
-            <w:tcW w:type="dxa" w:w="1311"/>
-          </w:tcPr>
-          <w:p>
-            <w:r/>
-            <w:r>
-              <w:rPr>
-                <w:rFonts w:ascii="Times New Roman" w:hAnsi="Times New Roman" w:eastAsia="宋体"/>
-                <w:b w:val="0"/>
-                <w:sz w:val="21"/>
-              </w:rPr>
-              <w:t>96</w:t>
-            </w:r>
-          </w:p>
-        </w:tc>
-        <w:tc>
-          <w:tcPr>
-            <w:tcW w:type="dxa" w:w="1311"/>
-          </w:tcPr>
-          <w:p>
-            <w:r/>
-            <w:r>
-              <w:rPr>
-                <w:rFonts w:ascii="Times New Roman" w:hAnsi="Times New Roman" w:eastAsia="宋体"/>
-                <w:b w:val="0"/>
-                <w:sz w:val="21"/>
-              </w:rPr>
-              <w:t>96</w:t>
-            </w:r>
-          </w:p>
-        </w:tc>
-        <w:tc>
-          <w:tcPr>
-            <w:tcW w:type="dxa" w:w="1311"/>
-          </w:tcPr>
-          <w:p>
-            <w:r/>
-            <w:r>
-              <w:rPr>
-                <w:rFonts w:ascii="Times New Roman" w:hAnsi="Times New Roman" w:eastAsia="宋体"/>
-                <w:b w:val="0"/>
-                <w:sz w:val="21"/>
-              </w:rPr>
-              <w:t>90</w:t>
-            </w:r>
-          </w:p>
-        </w:tc>
-        <w:tc>
-          <w:tcPr>
-            <w:tcW w:type="dxa" w:w="1311"/>
-          </w:tcPr>
-          <w:p>
-            <w:r/>
-            <w:r>
-              <w:rPr>
-                <w:rFonts w:ascii="Times New Roman" w:hAnsi="Times New Roman" w:eastAsia="宋体"/>
-                <w:b w:val="0"/>
-                <w:sz w:val="21"/>
-              </w:rPr>
-              <w:t>83.9</w:t>
-            </w:r>
-          </w:p>
-        </w:tc>
-      </w:tr>
-      <w:tr>
-        <w:tc>
-          <w:tcPr>
-            <w:tcW w:type="dxa" w:w="1311"/>
-          </w:tcPr>
-          <w:p>
-            <w:r/>
-            <w:r>
-              <w:rPr>
-                <w:rFonts w:ascii="Times New Roman" w:hAnsi="Times New Roman" w:eastAsia="宋体"/>
-                <w:b w:val="0"/>
-                <w:sz w:val="21"/>
-              </w:rPr>
-              <w:t>ChatGPT 通用基线</w:t>
-            </w:r>
-          </w:p>
-        </w:tc>
-        <w:tc>
-          <w:tcPr>
-            <w:tcW w:type="dxa" w:w="1311"/>
-          </w:tcPr>
-          <w:p>
-            <w:r/>
-            <w:r>
-              <w:rPr>
-                <w:rFonts w:ascii="Times New Roman" w:hAnsi="Times New Roman" w:eastAsia="宋体"/>
-                <w:b w:val="0"/>
-                <w:sz w:val="21"/>
-              </w:rPr>
-              <w:t>11</w:t>
-            </w:r>
-          </w:p>
-        </w:tc>
-        <w:tc>
-          <w:tcPr>
-            <w:tcW w:type="dxa" w:w="1311"/>
-          </w:tcPr>
-          <w:p>
-            <w:r/>
-            <w:r>
-              <w:rPr>
-                <w:rFonts w:ascii="Times New Roman" w:hAnsi="Times New Roman" w:eastAsia="宋体"/>
-                <w:b w:val="0"/>
-                <w:sz w:val="21"/>
-              </w:rPr>
-              <w:t>55</w:t>
-            </w:r>
-          </w:p>
-        </w:tc>
-        <w:tc>
-          <w:tcPr>
-            <w:tcW w:type="dxa" w:w="1311"/>
-          </w:tcPr>
-          <w:p>
-            <w:r/>
-            <w:r>
-              <w:rPr>
-                <w:rFonts w:ascii="Times New Roman" w:hAnsi="Times New Roman" w:eastAsia="宋体"/>
-                <w:b w:val="0"/>
-                <w:sz w:val="21"/>
-              </w:rPr>
-              <w:t>30</w:t>
-            </w:r>
-          </w:p>
-        </w:tc>
-        <w:tc>
-          <w:tcPr>
-            <w:tcW w:type="dxa" w:w="1311"/>
-          </w:tcPr>
-          <w:p>
-            <w:r/>
-            <w:r>
-              <w:rPr>
-                <w:rFonts w:ascii="Times New Roman" w:hAnsi="Times New Roman" w:eastAsia="宋体"/>
-                <w:b w:val="0"/>
-                <w:sz w:val="21"/>
-              </w:rPr>
-              <w:t>20</w:t>
-            </w:r>
-          </w:p>
-        </w:tc>
-        <w:tc>
-          <w:tcPr>
-            <w:tcW w:type="dxa" w:w="1311"/>
-          </w:tcPr>
-          <w:p>
-            <w:r/>
-            <w:r>
-              <w:rPr>
-                <w:rFonts w:ascii="Times New Roman" w:hAnsi="Times New Roman" w:eastAsia="宋体"/>
-                <w:b w:val="0"/>
-                <w:sz w:val="21"/>
-              </w:rPr>
-              <w:t>92</w:t>
-            </w:r>
-          </w:p>
-        </w:tc>
-        <w:tc>
-          <w:tcPr>
-            <w:tcW w:type="dxa" w:w="1311"/>
-          </w:tcPr>
-          <w:p>
-            <w:r/>
-            <w:r>
-              <w:rPr>
-                <w:rFonts w:ascii="Times New Roman" w:hAnsi="Times New Roman" w:eastAsia="宋体"/>
-                <w:b w:val="0"/>
-                <w:sz w:val="21"/>
-              </w:rPr>
-              <w:t>37.6</w:t>
-            </w:r>
-          </w:p>
-        </w:tc>
-      </w:tr>
-      <w:tr>
-        <w:tc>
-          <w:tcPr>
-            <w:tcW w:type="dxa" w:w="1311"/>
-          </w:tcPr>
-          <w:p>
-            <w:r/>
-            <w:r>
-              <w:rPr>
-                <w:rFonts w:ascii="Times New Roman" w:hAnsi="Times New Roman" w:eastAsia="宋体"/>
-                <w:b w:val="0"/>
-                <w:sz w:val="21"/>
-              </w:rPr>
-              <w:t>DeepSeek 通用基线</w:t>
-            </w:r>
-          </w:p>
-        </w:tc>
-        <w:tc>
-          <w:tcPr>
-            <w:tcW w:type="dxa" w:w="1311"/>
-          </w:tcPr>
-          <w:p>
-            <w:r/>
-            <w:r>
-              <w:rPr>
-                <w:rFonts w:ascii="Times New Roman" w:hAnsi="Times New Roman" w:eastAsia="宋体"/>
-                <w:b w:val="0"/>
-                <w:sz w:val="21"/>
-              </w:rPr>
-              <w:t>11</w:t>
-            </w:r>
-          </w:p>
-        </w:tc>
-        <w:tc>
-          <w:tcPr>
-            <w:tcW w:type="dxa" w:w="1311"/>
-          </w:tcPr>
-          <w:p>
-            <w:r/>
-            <w:r>
-              <w:rPr>
-                <w:rFonts w:ascii="Times New Roman" w:hAnsi="Times New Roman" w:eastAsia="宋体"/>
-                <w:b w:val="0"/>
-                <w:sz w:val="21"/>
-              </w:rPr>
-              <w:t>55</w:t>
-            </w:r>
-          </w:p>
-        </w:tc>
-        <w:tc>
-          <w:tcPr>
-            <w:tcW w:type="dxa" w:w="1311"/>
-          </w:tcPr>
-          <w:p>
-            <w:r/>
-            <w:r>
-              <w:rPr>
-                <w:rFonts w:ascii="Times New Roman" w:hAnsi="Times New Roman" w:eastAsia="宋体"/>
-                <w:b w:val="0"/>
-                <w:sz w:val="21"/>
-              </w:rPr>
-              <w:t>30</w:t>
-            </w:r>
-          </w:p>
-        </w:tc>
-        <w:tc>
-          <w:tcPr>
-            <w:tcW w:type="dxa" w:w="1311"/>
-          </w:tcPr>
-          <w:p>
-            <w:r/>
-            <w:r>
-              <w:rPr>
-                <w:rFonts w:ascii="Times New Roman" w:hAnsi="Times New Roman" w:eastAsia="宋体"/>
-                <w:b w:val="0"/>
-                <w:sz w:val="21"/>
-              </w:rPr>
-              <w:t>20</w:t>
-            </w:r>
-          </w:p>
-        </w:tc>
-        <w:tc>
-          <w:tcPr>
-            <w:tcW w:type="dxa" w:w="1311"/>
-          </w:tcPr>
-          <w:p>
-            <w:r/>
-            <w:r>
-              <w:rPr>
-                <w:rFonts w:ascii="Times New Roman" w:hAnsi="Times New Roman" w:eastAsia="宋体"/>
-                <w:b w:val="0"/>
-                <w:sz w:val="21"/>
-              </w:rPr>
-              <w:t>92</w:t>
-            </w:r>
-          </w:p>
-        </w:tc>
-        <w:tc>
-          <w:tcPr>
-            <w:tcW w:type="dxa" w:w="1311"/>
-          </w:tcPr>
-          <w:p>
-            <w:r/>
-            <w:r>
-              <w:rPr>
-                <w:rFonts w:ascii="Times New Roman" w:hAnsi="Times New Roman" w:eastAsia="宋体"/>
-                <w:b w:val="0"/>
-                <w:sz w:val="21"/>
-              </w:rPr>
-              <w:t>37.6</w:t>
-            </w:r>
-          </w:p>
-        </w:tc>
-      </w:tr>
-      <w:tr>
-        <w:tc>
-          <w:tcPr>
-            <w:tcW w:type="dxa" w:w="1311"/>
-          </w:tcPr>
-          <w:p>
-            <w:r/>
-            <w:r>
-              <w:rPr>
-                <w:rFonts w:ascii="Times New Roman" w:hAnsi="Times New Roman" w:eastAsia="宋体"/>
-                <w:b w:val="0"/>
-                <w:sz w:val="21"/>
-              </w:rPr>
-              <w:t>模板公文基线</w:t>
-            </w:r>
-          </w:p>
-        </w:tc>
-        <w:tc>
-          <w:tcPr>
-            <w:tcW w:type="dxa" w:w="1311"/>
-          </w:tcPr>
-          <w:p>
-            <w:r/>
-            <w:r>
-              <w:rPr>
-                <w:rFonts w:ascii="Times New Roman" w:hAnsi="Times New Roman" w:eastAsia="宋体"/>
-                <w:b w:val="0"/>
-                <w:sz w:val="21"/>
-              </w:rPr>
-              <w:t>60</w:t>
-            </w:r>
-          </w:p>
-        </w:tc>
-        <w:tc>
-          <w:tcPr>
-            <w:tcW w:type="dxa" w:w="1311"/>
-          </w:tcPr>
-          <w:p>
-            <w:r/>
-            <w:r>
-              <w:rPr>
-                <w:rFonts w:ascii="Times New Roman" w:hAnsi="Times New Roman" w:eastAsia="宋体"/>
-                <w:b w:val="0"/>
-                <w:sz w:val="21"/>
-              </w:rPr>
-              <w:t>38</w:t>
-            </w:r>
-          </w:p>
-        </w:tc>
-        <w:tc>
-          <w:tcPr>
-            <w:tcW w:type="dxa" w:w="1311"/>
-          </w:tcPr>
-          <w:p>
-            <w:r/>
-            <w:r>
-              <w:rPr>
-                <w:rFonts w:ascii="Times New Roman" w:hAnsi="Times New Roman" w:eastAsia="宋体"/>
-                <w:b w:val="0"/>
-                <w:sz w:val="21"/>
-              </w:rPr>
-              <w:t>25</w:t>
-            </w:r>
-          </w:p>
-        </w:tc>
-        <w:tc>
-          <w:tcPr>
-            <w:tcW w:type="dxa" w:w="1311"/>
-          </w:tcPr>
-          <w:p>
-            <w:r/>
-            <w:r>
-              <w:rPr>
-                <w:rFonts w:ascii="Times New Roman" w:hAnsi="Times New Roman" w:eastAsia="宋体"/>
-                <w:b w:val="0"/>
-                <w:sz w:val="21"/>
-              </w:rPr>
-              <w:t>12</w:t>
-            </w:r>
-          </w:p>
-        </w:tc>
-        <w:tc>
-          <w:tcPr>
-            <w:tcW w:type="dxa" w:w="1311"/>
-          </w:tcPr>
-          <w:p>
-            <w:r/>
-            <w:r>
-              <w:rPr>
-                <w:rFonts w:ascii="Times New Roman" w:hAnsi="Times New Roman" w:eastAsia="宋体"/>
-                <w:b w:val="0"/>
-                <w:sz w:val="21"/>
-              </w:rPr>
-              <w:t>22</w:t>
-            </w:r>
-          </w:p>
-        </w:tc>
-        <w:tc>
-          <w:tcPr>
-            <w:tcW w:type="dxa" w:w="1311"/>
-          </w:tcPr>
-          <w:p>
-            <w:r/>
-            <w:r>
-              <w:rPr>
-                <w:rFonts w:ascii="Times New Roman" w:hAnsi="Times New Roman" w:eastAsia="宋体"/>
-                <w:b w:val="0"/>
-                <w:sz w:val="21"/>
-              </w:rPr>
-              <w:t>33.2</w:t>
-            </w:r>
-          </w:p>
-        </w:tc>
-      </w:tr>
-    </w:tbl>
-    <w:p/>
-    <w:p>
-      <w:pPr>
-        <w:jc w:val="center"/>
-      </w:pPr>
-      <w:r>
-        <w:drawing>
-          <wp:inline xmlns:a="http://schemas.openxmlformats.org/drawingml/2006/main" xmlns:pic="http://schemas.openxmlformats.org/drawingml/2006/picture">
-            <wp:extent cx="5220000" cy="1784291"/>
-            <wp:docPr id="8" name="Picture 8"/>
-            <wp:cNvGraphicFramePr>
-              <a:graphicFrameLocks noChangeAspect="1"/>
-            </wp:cNvGraphicFramePr>
-            <a:graphic>
-              <a:graphicData uri="http://schemas.openxmlformats.org/drawingml/2006/picture">
-                <pic:pic>
-                  <pic:nvPicPr>
-                    <pic:cNvPr id="0" name="ablation-bars.png"/>
-                    <pic:cNvPicPr/>
-                  </pic:nvPicPr>
-                  <pic:blipFill>
-                    <a:blip r:embed="rId16"/>
-                    <a:stretch>
-                      <a:fillRect/>
-                    </a:stretch>
-                  </pic:blipFill>
-                  <pic:spPr>
-                    <a:xfrm>
-                      <a:off x="0" y="0"/>
-                      <a:ext cx="5220000" cy="1784291"/>
-                    </a:xfrm>
-                    <a:prstGeom prst="rect"/>
-                  </pic:spPr>
-                </pic:pic>
-              </a:graphicData>
-            </a:graphic>
-          </wp:inline>
-        </w:drawing>
-      </w:r>
-    </w:p>
-    <w:p>
-      <w:pPr>
-        <w:jc w:val="center"/>
-      </w:pPr>
-      <w:r>
-        <w:rPr>
-          <w:rFonts w:ascii="Times New Roman" w:hAnsi="Times New Roman" w:eastAsia="宋体"/>
-          <w:b/>
-          <w:sz w:val="21"/>
-        </w:rPr>
-        <w:t>图8 调制器消融：学习权重 vs 默认权重</w:t>
-      </w:r>
-    </w:p>
-    <w:p>
-      <w:pPr>
-        <w:spacing w:line="360" w:lineRule="auto" w:after="80"/>
-        <w:ind w:firstLine="480"/>
-      </w:pPr>
-      <w:r>
-        <w:rPr>
-          <w:rFonts w:ascii="Times New Roman" w:hAnsi="Times New Roman" w:eastAsia="宋体"/>
-          <w:b w:val="0"/>
-          <w:sz w:val="24"/>
-        </w:rPr>
-        <w:t>注：表 4 中 SCULPTOR 的"人类化/模型化倾向抑制/全流程"来自契约测试与真实任务记录；通用模型与模板的对应维度为代表性基线估计（无公开全链路证据），本表为维度化展示而非显著性结论。</w:t>
-      </w:r>
-    </w:p>
-    <w:p>
-      <w:pPr>
         <w:spacing w:before="120" w:after="120" w:line="312" w:lineRule="auto"/>
       </w:pPr>
       <w:r>
@@ -7142,7 +6474,7 @@
           <w:b w:val="0"/>
           <w:sz w:val="24"/>
         </w:rPr>
-        <w:t>作者识别（判别任务，n=180 测试块）：60/40 随机划分 × 12 轮、最近质心分类、训练集上估计 IDF 与 z 参数（无特征泄漏），准确率见表 5。</w:t>
+        <w:t>作者识别（判别任务，n=180 测试块）：60/40 随机划分 × 12 轮、最近质心分类、训练集上估计 IDF 与 z 参数（无特征泄漏），准确率见表 4。</w:t>
       </w:r>
     </w:p>
     <w:p>
@@ -7156,7 +6488,7 @@
           <w:b w:val="0"/>
           <w:sz w:val="24"/>
         </w:rPr>
-        <w:t>表 5　作者识别准确率（块级归属）</w:t>
+        <w:t>表 4　作者识别准确率（块级归属）</w:t>
       </w:r>
     </w:p>
     <w:tbl>
@@ -7319,7 +6651,7 @@
           <w:b w:val="0"/>
           <w:sz w:val="24"/>
         </w:rPr>
-        <w:t>续写选择（预测任务，n=72 二选一）：给定作者前 60% 文本，从"该作者真实后缀"与"其他作者后缀"中选择正确续写（随机基线 50%），命中率见表 6。</w:t>
+        <w:t>续写选择（预测任务，n=72 二选一）：给定作者前 60% 文本，从"该作者真实后缀"与"其他作者后缀"中选择正确续写（随机基线 50%），命中率见表 5。</w:t>
       </w:r>
     </w:p>
     <w:p>
@@ -7333,7 +6665,7 @@
           <w:b w:val="0"/>
           <w:sz w:val="24"/>
         </w:rPr>
-        <w:t>表 6　作者续写选择命中率（n=72）</w:t>
+        <w:t>表 5　作者续写选择命中率（n=72）</w:t>
       </w:r>
     </w:p>
     <w:tbl>
@@ -7506,8 +6838,8 @@
       <w:r>
         <w:drawing>
           <wp:inline xmlns:a="http://schemas.openxmlformats.org/drawingml/2006/main" xmlns:pic="http://schemas.openxmlformats.org/drawingml/2006/picture">
-            <wp:extent cx="5220000" cy="2059527"/>
-            <wp:docPr id="9" name="Picture 9"/>
+            <wp:extent cx="5220000" cy="2247454"/>
+            <wp:docPr id="8" name="Picture 8"/>
             <wp:cNvGraphicFramePr>
               <a:graphicFrameLocks noChangeAspect="1"/>
             </wp:cNvGraphicFramePr>
@@ -7519,7 +6851,7 @@
                     <pic:cNvPicPr/>
                   </pic:nvPicPr>
                   <pic:blipFill>
-                    <a:blip r:embed="rId17"/>
+                    <a:blip r:embed="rId16"/>
                     <a:stretch>
                       <a:fillRect/>
                     </a:stretch>
@@ -7527,7 +6859,7 @@
                   <pic:spPr>
                     <a:xfrm>
                       <a:off x="0" y="0"/>
-                      <a:ext cx="5220000" cy="2059527"/>
+                      <a:ext cx="5220000" cy="2247454"/>
                     </a:xfrm>
                     <a:prstGeom prst="rect"/>
                   </pic:spPr>
@@ -7548,7 +6880,7 @@
           <w:b/>
           <w:sz w:val="21"/>
         </w:rPr>
-        <w:t>图9 作者识别准确率对比（条形图）</w:t>
+        <w:t>图8 作者识别准确率对比（条形图）</w:t>
       </w:r>
     </w:p>
     <w:p>
@@ -7760,7 +7092,59 @@
           <w:b w:val="0"/>
           <w:sz w:val="24"/>
         </w:rPr>
-        <w:t>词级文体计量与消融（v1.0 新增）：把个人模型从字符 n-gram 升级为词级文体计量（功能词+标点节奏），作者识别从 46.3% 提升到 76.4%（见 AUTHOR-ID-v2.md）；调制器逐维消融显示学习权重（90%）高于默认权重（70%）、personal 贡献最大，surface/impedance 去噪后无负贡献（见 MODULATOR-ABLATION.md）。但仍低于字符二元组 TF-IDF 基线（90.3%）——该合成语料中作者与主题强耦合，内容级特征占优；这一硬指标与第三方盲评列入未来工作。</w:t>
+        <w:t>词级文体计量与消融（v1.0 新增）：把个人模型从字符 n-gram 升级为词级文体计量（功能词+标点节奏），作者识别从 46.3% 提升到 76.4%（见 AUTHOR-ID-v2.md）。调制器逐维消融显示：在该"原文 vs 改后"排序任务上，学习权重与默认权重的留出正确率均饱和到 100%——编辑对差异过大，正确率这个指标无法区分二者；逐维关闭则显示 personal（词级文体计量个人模型）是唯一有实质边际贡献的特征，关闭后正确率降至 90%，其余十二维在留出集上无边际影响（见 MODULATOR-ABLATION.md，图 9）。因此"学习有真实增益"的可靠证据来自 3.1.2 的留出得分边距随编辑对数量上升，而非消融正确率。此外，词级文体计量仍低于字符二元组 TF-IDF 基线（90.3%）——该合成语料中作者与主题强耦合、内容级特征占优；这一硬指标与第三方盲评列入未来工作。</w:t>
+      </w:r>
+    </w:p>
+    <w:p>
+      <w:pPr>
+        <w:jc w:val="center"/>
+      </w:pPr>
+      <w:r>
+        <w:drawing>
+          <wp:inline xmlns:a="http://schemas.openxmlformats.org/drawingml/2006/main" xmlns:pic="http://schemas.openxmlformats.org/drawingml/2006/picture">
+            <wp:extent cx="5220000" cy="2589476"/>
+            <wp:docPr id="9" name="Picture 9"/>
+            <wp:cNvGraphicFramePr>
+              <a:graphicFrameLocks noChangeAspect="1"/>
+            </wp:cNvGraphicFramePr>
+            <a:graphic>
+              <a:graphicData uri="http://schemas.openxmlformats.org/drawingml/2006/picture">
+                <pic:pic>
+                  <pic:nvPicPr>
+                    <pic:cNvPr id="0" name="ablation-bars.png"/>
+                    <pic:cNvPicPr/>
+                  </pic:nvPicPr>
+                  <pic:blipFill>
+                    <a:blip r:embed="rId17"/>
+                    <a:stretch>
+                      <a:fillRect/>
+                    </a:stretch>
+                  </pic:blipFill>
+                  <pic:spPr>
+                    <a:xfrm>
+                      <a:off x="0" y="0"/>
+                      <a:ext cx="5220000" cy="2589476"/>
+                    </a:xfrm>
+                    <a:prstGeom prst="rect"/>
+                  </pic:spPr>
+                </pic:pic>
+              </a:graphicData>
+            </a:graphic>
+          </wp:inline>
+        </w:drawing>
+      </w:r>
+    </w:p>
+    <w:p>
+      <w:pPr>
+        <w:jc w:val="center"/>
+      </w:pPr>
+      <w:r>
+        <w:rPr>
+          <w:rFonts w:ascii="Times New Roman" w:hAnsi="Times New Roman" w:eastAsia="宋体"/>
+          <w:b/>
+          <w:sz w:val="21"/>
+        </w:rPr>
+        <w:t>图9 调制器逐维消融：留出排序正确率（学习=默认均饱和；关闭 personal 掉至 90%）</w:t>
       </w:r>
     </w:p>
     <w:p>
@@ -8021,7 +7405,7 @@
           <w:b w:val="0"/>
           <w:sz w:val="24"/>
         </w:rPr>
-        <w:t>与现有写作工具相比，SCULPTOR 的差异不在"生成文采"，而在作者建模的完整性与可解释性。表 7 从六个维度对比代表性工具：以 Story Bible 与 Voice Matching 保持作者声音的小说写作工具（Sudowrite）、以记忆与项目级风格资产提供个性化写作的通用助手（Claude/ChatGPT）、以语气与风格建议见长的语法校对工具（Grammarly），以及通用聊天助手。</w:t>
+        <w:t>与现有写作工具相比，SCULPTOR 的差异不在"生成文采"，而在作者建模的完整性与可解释性。表 6 从六个维度对比代表性工具：以 Story Bible 与 Voice Matching 保持作者声音的小说写作工具（Sudowrite）、以记忆与项目级风格资产提供个性化写作的通用助手（Claude/ChatGPT）、以语气与风格建议见长的语法校对工具（Grammarly），以及通用聊天助手。</w:t>
       </w:r>
     </w:p>
     <w:p>
@@ -8035,7 +7419,7 @@
           <w:b w:val="0"/>
           <w:sz w:val="24"/>
         </w:rPr>
-        <w:t>表 7　与现有写作工具的差异化优势</w:t>
+        <w:t>表 6　与现有写作工具的差异化优势</w:t>
       </w:r>
     </w:p>
     <w:tbl>
@@ -8910,7 +8294,7 @@
           <w:b w:val="0"/>
           <w:sz w:val="24"/>
         </w:rPr>
-        <w:t xml:space="preserve"> 的自动标定），但消融标定已完成（逐维消融显示 personal 贡献最大、surface/impedance 去噪后无负贡献，见 MODULATOR-ABLATION.md），第三方盲评尚未完成，候选数自适应列为后续工作。本文不宣称"逐 token 风格解码已实现"，只交付已实现的签名/注入层、可学习调制器与可复现的评分器设计。</w:t>
+        <w:t xml:space="preserve"> 的自动标定），但逐维消融显示排序正确率在两类权重下均饱和、personal 是唯一有边际贡献的特征（见 MODULATOR-ABLATION.md、图 9），第三方盲评尚未完成，候选数自适应列为后续工作。本文不宣称"逐 token 风格解码已实现"，只交付已实现的签名/注入层、可学习调制器与可复现的评分器设计。</w:t>
       </w:r>
     </w:p>
     <w:p>
@@ -8923,7 +8307,7 @@
           <w:b/>
           <w:sz w:val="28"/>
         </w:rPr>
-        <w:t>6.5 过程中的改进（迭代记录）</w:t>
+        <w:t>6.5 过程中的改进与短板补强（简记）</w:t>
       </w:r>
     </w:p>
     <w:p>
@@ -8937,13 +8321,13 @@
           <w:b w:val="0"/>
           <w:sz w:val="24"/>
         </w:rPr>
-        <w:t>系统的每一项能力都不是一次性设计，而是真实使用暴露问题后的迭代产物。按时间线记录主要改进（每项均"发现 → 修复 → 测试固化"）：</w:t>
+        <w:t>系统的每项能力都不是一次性设计，而是在真实使用里发现问题、修好、再用测试固定下来。早期打底的是四层风格签名、思想脉络澄清与姿态层审计，以及一批契约测试。随后的几轮修改各有明确落点：澄清协议从模板化提问改为一次一问、按回答的信息价值分级，并补上"用户主动说出、系统没准备问"的外溢优先；知识库从正则抓取改为由模型判断哪些书、视频、观点值得入库；工程上逐步补齐会话隔离、联网检索、全流程互操作（作品导入分片、按阶段导出、长文档分段审计）和批注闭环。</w:t>
       </w:r>
     </w:p>
     <w:p>
       <w:pPr>
-        <w:spacing w:line="336" w:lineRule="auto" w:after="60"/>
-        <w:ind w:left="360"/>
+        <w:spacing w:line="360" w:lineRule="auto" w:after="80"/>
+        <w:ind w:firstLine="480"/>
       </w:pPr>
       <w:r>
         <w:rPr>
@@ -8951,300 +8335,7 @@
           <w:b w:val="0"/>
           <w:sz w:val="24"/>
         </w:rPr>
-        <w:t>v0.51–0.55 基线：四层风格签名、思想脉络澄清、姿态层审计成型；建立 agent 17 + web 7 套契约测试；</w:t>
-      </w:r>
-    </w:p>
-    <w:p>
-      <w:pPr>
-        <w:spacing w:line="336" w:lineRule="auto" w:after="60"/>
-        <w:ind w:left="360"/>
-      </w:pPr>
-      <w:r>
-        <w:rPr>
-          <w:rFonts w:ascii="Times New Roman" w:hAnsi="Times New Roman" w:eastAsia="宋体"/>
-          <w:b w:val="0"/>
-          <w:sz w:val="24"/>
-        </w:rPr>
-        <w:t>v0.56 大纲与上下文核验：发现"大纲不一定能正常读取、已有对话上下文要如实分析"——补齐 mock 思想脉络分支，新增 context-qa（实时大纲/完成度/素材/分级/推理链断言）；</w:t>
-      </w:r>
-    </w:p>
-    <w:p>
-      <w:pPr>
-        <w:spacing w:line="336" w:lineRule="auto" w:after="60"/>
-        <w:ind w:left="360"/>
-      </w:pPr>
-      <w:r>
-        <w:rPr>
-          <w:rFonts w:ascii="Times New Roman" w:hAnsi="Times New Roman" w:eastAsia="宋体"/>
-          <w:b w:val="0"/>
-          <w:sz w:val="24"/>
-        </w:rPr>
-        <w:t>v0.57 澄清去模板化：发现"写一篇新闻"被漏判文体、追问 JSON 被 max_tokens 截断后整段换成模板傻问、回答中含"够了"被低意愿正则误吞、用户反问被无视——逐根因修复（文体别名补词、max_tokens 2500 + 宽容解析、整句精确低意愿判定、反问接住），并实现实时大纲逐轮生长与可视化；</w:t>
-      </w:r>
-    </w:p>
-    <w:p>
-      <w:pPr>
-        <w:spacing w:line="336" w:lineRule="auto" w:after="60"/>
-        <w:ind w:left="360"/>
-      </w:pPr>
-      <w:r>
-        <w:rPr>
-          <w:rFonts w:ascii="Times New Roman" w:hAnsi="Times New Roman" w:eastAsia="宋体"/>
-          <w:b w:val="0"/>
-          <w:sz w:val="24"/>
-        </w:rPr>
-        <w:t>v0.58 会话与知识：会话隔离 + 进度可见；联网检索开箱即用（内置免费检索）；知识库由正则抓取升级为 AI 主导筛选（书/视频/新闻/观点入库、短句确认升级已查验）；移除登录；</w:t>
-      </w:r>
-    </w:p>
-    <w:p>
-      <w:pPr>
-        <w:spacing w:line="336" w:lineRule="auto" w:after="60"/>
-        <w:ind w:left="360"/>
-      </w:pPr>
-      <w:r>
-        <w:rPr>
-          <w:rFonts w:ascii="Times New Roman" w:hAnsi="Times New Roman" w:eastAsia="宋体"/>
-          <w:b w:val="0"/>
-          <w:sz w:val="24"/>
-        </w:rPr>
-        <w:t>v0.59 外溢优先：把"用户主动说出系统没准备问的信息"从普通素材升级为种子/红线/立意当轮入档，并沉淀 overflow-log 自进化信号流水；</w:t>
-      </w:r>
-    </w:p>
-    <w:p>
-      <w:pPr>
-        <w:spacing w:line="336" w:lineRule="auto" w:after="60"/>
-        <w:ind w:left="360"/>
-      </w:pPr>
-      <w:r>
-        <w:rPr>
-          <w:rFonts w:ascii="Times New Roman" w:hAnsi="Times New Roman" w:eastAsia="宋体"/>
-          <w:b w:val="0"/>
-          <w:sz w:val="24"/>
-        </w:rPr>
-        <w:t>v0.60 全流程互操作：作品导入分片、作品库同步、成品文档导入续写、按阶段导出、长文档分段审计（works-qa）；</w:t>
-      </w:r>
-    </w:p>
-    <w:p>
-      <w:pPr>
-        <w:spacing w:line="336" w:lineRule="auto" w:after="60"/>
-        <w:ind w:left="360"/>
-      </w:pPr>
-      <w:r>
-        <w:rPr>
-          <w:rFonts w:ascii="Times New Roman" w:hAnsi="Times New Roman" w:eastAsia="宋体"/>
-          <w:b w:val="0"/>
-          <w:sz w:val="24"/>
-        </w:rPr>
-        <w:t>v0.61 批注闭环：把"选段批注 → 收集 → 一键 AI 修改"搬进 Web（annotations-qa），批注数据未来反哺风格档案与错误模式库。</w:t>
-      </w:r>
-    </w:p>
-    <w:p>
-      <w:pPr>
-        <w:spacing w:line="336" w:lineRule="auto" w:after="60"/>
-        <w:ind w:left="360"/>
-      </w:pPr>
-      <w:r>
-        <w:rPr>
-          <w:rFonts w:ascii="Times New Roman" w:hAnsi="Times New Roman" w:eastAsia="宋体"/>
-          <w:b w:val="0"/>
-          <w:sz w:val="24"/>
-        </w:rPr>
-        <w:t>v0.62–0.64 签名 → 模型：改迹调制 V1 候选对比（词级文体计量模型）、V1.5 外层调制器（偏好对学习权重）、完整四层风格体系设计（STYLE-SYSTEM.md）逐轮落地；</w:t>
-      </w:r>
-    </w:p>
-    <w:p>
-      <w:pPr>
-        <w:spacing w:line="336" w:lineRule="auto" w:after="60"/>
-        <w:ind w:left="360"/>
-      </w:pPr>
-      <w:r>
-        <w:rPr>
-          <w:rFonts w:ascii="Times New Roman" w:hAnsi="Times New Roman" w:eastAsia="宋体"/>
-          <w:b w:val="0"/>
-          <w:sz w:val="24"/>
-        </w:rPr>
-        <w:t>v0.65 神经风格编码与检索补强：新增可选 embedding 稠密原型（作者语料 → 语义风格原型）、调制器第 9 维神经特征、知识库 BM25+语义混合检索、调制器增量在线更新（embedding.test 四组断言固化）。</w:t>
-      </w:r>
-    </w:p>
-    <w:p>
-      <w:pPr>
-        <w:spacing w:line="336" w:lineRule="auto" w:after="60"/>
-        <w:ind w:left="360"/>
-      </w:pPr>
-      <w:r>
-        <w:rPr>
-          <w:rFonts w:ascii="Times New Roman" w:hAnsi="Times New Roman" w:eastAsia="宋体"/>
-          <w:b w:val="0"/>
-          <w:sz w:val="24"/>
-        </w:rPr>
-        <w:t>v0.68 改迹调制做实：个人回避库（负空间第一阶段）、带上下文窗口的编辑对训练、可解释层（贡献分解 + 人话理由）、样本复杂度学习曲线实验、盲评统计工具（精确二项/置信区间/效应量）。</w:t>
-      </w:r>
-    </w:p>
-    <w:p>
-      <w:pPr>
-        <w:spacing w:line="360" w:lineRule="auto" w:after="80"/>
-        <w:ind w:firstLine="480"/>
-      </w:pPr>
-      <w:r>
-        <w:rPr>
-          <w:rFonts w:ascii="Times New Roman" w:hAnsi="Times New Roman" w:eastAsia="宋体"/>
-          <w:b w:val="0"/>
-          <w:sz w:val="24"/>
-        </w:rPr>
-        <w:t>每轮改进都伴随回归测试固化（agent 28 + web 11 套），保证"修复不引入新问题"。</w:t>
-      </w:r>
-    </w:p>
-    <w:p>
-      <w:pPr>
-        <w:spacing w:before="120" w:after="120" w:line="312" w:lineRule="auto"/>
-      </w:pPr>
-      <w:r>
-        <w:rPr>
-          <w:rFonts w:ascii="Times New Roman" w:hAnsi="Times New Roman" w:eastAsia="宋体"/>
-          <w:b/>
-          <w:sz w:val="28"/>
-        </w:rPr>
-        <w:t>6.6 针对行业短板的补强（v0.62–0.65）</w:t>
-      </w:r>
-    </w:p>
-    <w:p>
-      <w:pPr>
-        <w:spacing w:line="360" w:lineRule="auto" w:after="80"/>
-        <w:ind w:firstLine="480"/>
-      </w:pPr>
-      <w:r>
-        <w:rPr>
-          <w:rFonts w:ascii="Times New Roman" w:hAnsi="Times New Roman" w:eastAsia="宋体"/>
-          <w:b w:val="0"/>
-          <w:sz w:val="24"/>
-        </w:rPr>
-        <w:t>对照 6.3 表 7 与上一轮外部评审意见，本文对"签名≠模型、特征工程化、检索薄弱、评测不硬"四类短板逐项补强，全部以可复现实验固化：</w:t>
-      </w:r>
-    </w:p>
-    <w:p>
-      <w:pPr>
-        <w:spacing w:line="360" w:lineRule="auto" w:after="80"/>
-        <w:ind w:firstLine="480"/>
-      </w:pPr>
-      <w:r>
-        <w:rPr>
-          <w:rFonts w:ascii="Times New Roman" w:hAnsi="Times New Roman" w:eastAsia="宋体"/>
-          <w:b w:val="0"/>
-          <w:sz w:val="24"/>
-        </w:rPr>
-        <w:t>1. 签名 → 模型（已补）：V1 候选对比 + V1.5 外层调制器——权重由作者偏好对（edits.jsonl）经 pairwise hinge + SGD 学习，modulator.test 验证"改后 &gt; 原文"、十三维分解可追溯、数据不足降级、在线重训与增量更新；</w:t>
-      </w:r>
-    </w:p>
-    <w:p>
-      <w:pPr>
-        <w:spacing w:line="360" w:lineRule="auto" w:after="80"/>
-        <w:ind w:firstLine="480"/>
-      </w:pPr>
-      <w:r>
-        <w:rPr>
-          <w:rFonts w:ascii="Times New Roman" w:hAnsi="Times New Roman" w:eastAsia="宋体"/>
-          <w:b w:val="0"/>
-          <w:sz w:val="24"/>
-        </w:rPr>
-        <w:t>2. 神经级风格编码（v0.65 已补）：配置 embedding API 后，作者语料编码为稠密语义原型（embedding.js），作为调制器第 9 维特征与候选文本做余弦——捕捉统计特征抓不到的语义级风格（意象系统、论证气味）；未配置时全部静默降级，不增加依赖；</w:t>
-      </w:r>
-    </w:p>
-    <w:p>
-      <w:pPr>
-        <w:spacing w:line="360" w:lineRule="auto" w:after="80"/>
-        <w:ind w:firstLine="480"/>
-      </w:pPr>
-      <w:r>
-        <w:rPr>
-          <w:rFonts w:ascii="Times New Roman" w:hAnsi="Times New Roman" w:eastAsia="宋体"/>
-          <w:b w:val="0"/>
-          <w:sz w:val="24"/>
-        </w:rPr>
-        <w:t>3. 检索补强（v0.65 已补）：知识库从纯 BM25 升级为 BM25+语义余弦混合检索（matchKbHybrid），条目向量落盘缓存、分数可追溯；未配置 embedding 时自动降级为纯 BM25，行为与旧版一致；</w:t>
-      </w:r>
-    </w:p>
-    <w:p>
-      <w:pPr>
-        <w:spacing w:line="360" w:lineRule="auto" w:after="80"/>
-        <w:ind w:firstLine="480"/>
-      </w:pPr>
-      <w:r>
-        <w:rPr>
-          <w:rFonts w:ascii="Times New Roman" w:hAnsi="Times New Roman" w:eastAsia="宋体"/>
-          <w:b w:val="0"/>
-          <w:sz w:val="24"/>
-        </w:rPr>
-        <w:t>4. 增量在线更新（v0.65 已补）：新编辑对到达时局部 SGD 更新调制器权重（applyEditIncremental），避免每次全量重训——"越写越懂你"不依赖批量作业；</w:t>
-      </w:r>
-    </w:p>
-    <w:p>
-      <w:pPr>
-        <w:spacing w:line="360" w:lineRule="auto" w:after="80"/>
-        <w:ind w:firstLine="480"/>
-      </w:pPr>
-      <w:r>
-        <w:rPr>
-          <w:rFonts w:ascii="Times New Roman" w:hAnsi="Times New Roman" w:eastAsia="宋体"/>
-          <w:b w:val="0"/>
-          <w:sz w:val="24"/>
-        </w:rPr>
-        <w:t>5. L3 深层读取（v0.66 已补）：作者写作清单协议把澄清/外溢/红线/思想脉络结构化（五问自动归纳、红线拆句强制保留），作为调制器 fineRead 第 10 维特征——"深层风格靠问答"补齐为"已确认信号自动归纳，且直接参与生成评分"；</w:t>
-      </w:r>
-    </w:p>
-    <w:p>
-      <w:pPr>
-        <w:spacing w:line="360" w:lineRule="auto" w:after="80"/>
-        <w:ind w:firstLine="480"/>
-      </w:pPr>
-      <w:r>
-        <w:rPr>
-          <w:rFonts w:ascii="Times New Roman" w:hAnsi="Times New Roman" w:eastAsia="宋体"/>
-          <w:b w:val="0"/>
-          <w:sz w:val="24"/>
-        </w:rPr>
-        <w:t>6. 姿态层判据前置（v0.67 已补）：把"假思考细读"的确定性判据（金句排比收束/路标转折/点题顿悟）从事后审计前置为事中选择——posture 健康度成为调制器第 11 维，候选排序时即压低表演式文本；采用软性加权而非硬约束，作者表达不被规则拒绝；</w:t>
-      </w:r>
-    </w:p>
-    <w:p>
-      <w:pPr>
-        <w:spacing w:line="360" w:lineRule="auto" w:after="80"/>
-        <w:ind w:firstLine="480"/>
-      </w:pPr>
-      <w:r>
-        <w:rPr>
-          <w:rFonts w:ascii="Times New Roman" w:hAnsi="Times New Roman" w:eastAsia="宋体"/>
-          <w:b w:val="0"/>
-          <w:sz w:val="24"/>
-        </w:rPr>
-        <w:t>7. 改迹学习闭环（v0.68 已补）：个人回避库把"作者删掉的词"聚合为负空间特征（第 12 维）；编辑对带原文上下文训练；得分分解可翻译成人话（"为什么选它"）；样本复杂度实验给出"几十次修改即可学到稳定方向"的证据（3.1.2、图 8）；</w:t>
-      </w:r>
-    </w:p>
-    <w:p>
-      <w:pPr>
-        <w:spacing w:line="360" w:lineRule="auto" w:after="80"/>
-        <w:ind w:firstLine="480"/>
-      </w:pPr>
-      <w:r>
-        <w:rPr>
-          <w:rFonts w:ascii="Times New Roman" w:hAnsi="Times New Roman" w:eastAsia="宋体"/>
-          <w:b w:val="0"/>
-          <w:sz w:val="24"/>
-        </w:rPr>
-        <w:t>8. 评测工具（已具备，样本收集中）：作者识别、续写选择、盲评问卷与完整统计工具（精确二项/95%CI/效应量，sculptor experiment blind-stats）已实现（4.4、5.5），第三方盲评样本与显著性检验为进行中工作。</w:t>
-      </w:r>
-    </w:p>
-    <w:p>
-      <w:pPr>
-        <w:spacing w:line="360" w:lineRule="auto" w:after="80"/>
-        <w:ind w:firstLine="480"/>
-      </w:pPr>
-      <w:r>
-        <w:rPr>
-          <w:rFonts w:ascii="Times New Roman" w:hAnsi="Times New Roman" w:eastAsia="宋体"/>
-          <w:b w:val="0"/>
-          <w:sz w:val="24"/>
-        </w:rPr>
-        <w:t>尚未完成的部分如实保留在 7 节：逐 token 重排（V2 logprobs / V3 本地 logits）、跨语言语料。</w:t>
+        <w:t>针对"签名不等于模型、特征工程化、检索薄弱、评测不硬"这几处短板，本文做了对应的补强：把签名升级为可学习的外层调制器（V1 候选对比、V1.5 偏好对学权重），加入可选的 embedding 神经风格编码与 BM25+语义混合检索，让新编辑对以增量方式在线更新权重；深层风格通过作者写作清单协议结构化，姿态层判据从事后审计前置到候选选择，个人回避库把作者删掉的词聚成负空间特征——这十三维最终统一进候选评分，样本复杂度实验（图 1）与逐维消融（图 9）给出可复现的检验。评测侧的作者识别、续写选择与盲评统计工具已经就位，真人盲评样本仍在收集中。尚未完成的部分（逐 token 重排、跨语言语料）如实列在第 7 节。</w:t>
       </w:r>
     </w:p>
     <w:p>
@@ -11274,7 +10365,7 @@
           <w:b w:val="0"/>
           <w:sz w:val="24"/>
         </w:rPr>
-        <w:t>scripts/style-vectors.py：风格三图（热力网格/距离矩阵/能力对比）与距离公式；</w:t>
+        <w:t>scripts/gen-paper-charts.py：论文全部数据图（学习曲线 / 风格距离 / 热力网格 / MDS / 作者识别 / 消融）；</w:t>
       </w:r>
     </w:p>
     <w:p>
@@ -11288,7 +10379,21 @@
           <w:b w:val="0"/>
           <w:sz w:val="24"/>
         </w:rPr>
-        <w:t>scripts/style-mds.py：MDS 投影与 Stress-1；</w:t>
+        <w:t>scripts/experiments/rsa-learning-curve.mjs：学习曲线实验（learning-curve.json）；</w:t>
+      </w:r>
+    </w:p>
+    <w:p>
+      <w:pPr>
+        <w:spacing w:line="336" w:lineRule="auto" w:after="60"/>
+        <w:ind w:left="360"/>
+      </w:pPr>
+      <w:r>
+        <w:rPr>
+          <w:rFonts w:ascii="Times New Roman" w:hAnsi="Times New Roman" w:eastAsia="宋体"/>
+          <w:b w:val="0"/>
+          <w:sz w:val="24"/>
+        </w:rPr>
+        <w:t>scripts/experiments/modulator-ablation.mjs：调制器逐维消融（MODULATOR-ABLATION.md）；</w:t>
       </w:r>
     </w:p>
     <w:p>
@@ -13015,124 +12120,6 @@
         </m:r>
       </m:oMath>
     </m:oMathPara>
-    <m:oMathPara>
-      <m:oMathParaPr>
-        <m:jc m:val="center"/>
-      </m:oMathParaPr>
-      <m:oMath>
-        <m:r>
-          <m:t xml:space="preserve">C</m:t>
-        </m:r>
-        <m:r>
-          <m:t xml:space="preserve"> = </m:t>
-        </m:r>
-        <m:r>
-          <m:t xml:space="preserve">0.25</m:t>
-        </m:r>
-        <m:r>
-          <m:t xml:space="preserve"> </m:t>
-        </m:r>
-        <m:sSub>
-          <m:e>
-            <m:r>
-              <m:t xml:space="preserve">s</m:t>
-            </m:r>
-          </m:e>
-          <m:sub>
-            <m:r>
-              <m:t xml:space="preserve">1</m:t>
-            </m:r>
-          </m:sub>
-        </m:sSub>
-        <m:r>
-          <m:t xml:space="preserve"> + </m:t>
-        </m:r>
-        <m:r>
-          <m:t xml:space="preserve">0.20</m:t>
-        </m:r>
-        <m:r>
-          <m:t xml:space="preserve"> </m:t>
-        </m:r>
-        <m:sSub>
-          <m:e>
-            <m:r>
-              <m:t xml:space="preserve">s</m:t>
-            </m:r>
-          </m:e>
-          <m:sub>
-            <m:r>
-              <m:t xml:space="preserve">2</m:t>
-            </m:r>
-          </m:sub>
-        </m:sSub>
-        <m:r>
-          <m:t xml:space="preserve"> + </m:t>
-        </m:r>
-        <m:r>
-          <m:t xml:space="preserve">0.20</m:t>
-        </m:r>
-        <m:r>
-          <m:t xml:space="preserve"> </m:t>
-        </m:r>
-        <m:sSub>
-          <m:e>
-            <m:r>
-              <m:t xml:space="preserve">s</m:t>
-            </m:r>
-          </m:e>
-          <m:sub>
-            <m:r>
-              <m:t xml:space="preserve">3</m:t>
-            </m:r>
-          </m:sub>
-        </m:sSub>
-        <m:r>
-          <m:t xml:space="preserve"> + </m:t>
-        </m:r>
-        <m:r>
-          <m:t xml:space="preserve">0.20</m:t>
-        </m:r>
-        <m:r>
-          <m:t xml:space="preserve"> </m:t>
-        </m:r>
-        <m:sSub>
-          <m:e>
-            <m:r>
-              <m:t xml:space="preserve">s</m:t>
-            </m:r>
-          </m:e>
-          <m:sub>
-            <m:r>
-              <m:t xml:space="preserve">4</m:t>
-            </m:r>
-          </m:sub>
-        </m:sSub>
-        <m:r>
-          <m:t xml:space="preserve"> + </m:t>
-        </m:r>
-        <m:r>
-          <m:t xml:space="preserve">0.15</m:t>
-        </m:r>
-        <m:r>
-          <m:t xml:space="preserve"> </m:t>
-        </m:r>
-        <m:sSub>
-          <m:e>
-            <m:r>
-              <m:t xml:space="preserve">s</m:t>
-            </m:r>
-          </m:e>
-          <m:sub>
-            <m:r>
-              <m:t xml:space="preserve">5</m:t>
-            </m:r>
-          </m:sub>
-        </m:sSub>
-        <m:r>
-          <m:t xml:space="preserve">　(10)</m:t>
-        </m:r>
-      </m:oMath>
-    </m:oMathPara>
   </w:body>
 </w:document>
 </file>

--- a/docs/competition/科技论文-SCULPTOR.docx
+++ b/docs/competition/科技论文-SCULPTOR.docx
@@ -4582,7 +4582,7 @@
           <w:b w:val="0"/>
           <w:sz w:val="24"/>
         </w:rPr>
-        <w:t>成稿人类化指标四量纲：句长标准差 14.4、段落变异系数 0.45、句首去重率 81%、二元 TTR 0.78。</w:t>
+        <w:t>人类化指标以 humanMetrics() 复测（单次生成、未走候选调制与审计修订，脚本 scripts/experiments/human-metrics-probe.mjs 可复现）：句长标准差 6.7、段落变异系数 0.75、句首去重率 44%、二元 TTR 0.46，同时检出 7 处重复比喻、终审未通过。这组数字说明：未经姿态层与反 AI 审计修订的原始 LLM 输出，其句首去重率与词汇丰富度偏低、重复比喻偏多——这正是 Sculptor 审计修订环节要解决的问题；经修订后终审黑名单 0、硬失败 0。</w:t>
       </w:r>
     </w:p>
     <w:p>
@@ -6447,7 +6447,7 @@
           <w:b w:val="0"/>
           <w:sz w:val="24"/>
         </w:rPr>
-        <w:t>同一题目、同一流程，仅切换风格方向（样本1 / 样本2 / 样本3，签名见 4.1 节特征签名表），成稿统计特征不同：句长标准差 3.7 / 8.3 / 5.0，字数 742 / 874 / 984，TTR 0.44 / 0.53 / 0.52（n=3，单次运行，未做显著性检验）。</w:t>
+        <w:t>同一题目、同一流程，仅切换风格方向（样本1 / 样本2 / 样本3，签名见 4.1 节特征签名表），成稿统计特征不同（单次生成复测，scripts/experiments/human-metrics-probe.mjs）：句长标准差 3.8 / 15.9 / 4.9，字数 275 / 236 / 261，TTR 1.00 / 0.97 / 0.96（n=3，单次运行，未做显著性检验；样本2 口语化使句长波动明显高于另两者）。</w:t>
       </w:r>
     </w:p>
     <w:p>
@@ -7199,7 +7199,7 @@
           <w:b w:val="0"/>
           <w:sz w:val="24"/>
         </w:rPr>
-        <w:t>10 风格 × 10 文体矩阵：由 Sculptor 引擎（候选对比 + 13 维调制）逐项写作，盲评平均风格 5.00/5、文体 4.70/5；悼词/短篇小说两项文体分略低，暴露了硬编码文体骨架覆盖不全的问题，已将其软化为"参考软引导"（见 3.8）。</w:t>
+        <w:t>10 组风格-文体配对（10 种风格各配一种文体，共 10 篇）：由 Sculptor 引擎（候选对比 + 13 维调制）逐项写作，盲评平均风格 5.00/5、文体 4.70/5；悼词（3/5）、短篇小说（4/5）两项文体分略低，暴露了硬编码文体骨架覆盖不全的问题，已将其软化为"参考软引导"（见 3.8）。</w:t>
       </w:r>
     </w:p>
     <w:p>
@@ -9868,7 +9868,7 @@
                 <w:b w:val="0"/>
                 <w:sz w:val="21"/>
               </w:rPr>
-              <w:t>真实成稿</w:t>
+              <w:t>单次生成复测</w:t>
             </w:r>
           </w:p>
         </w:tc>
@@ -9884,7 +9884,7 @@
                 <w:b w:val="0"/>
                 <w:sz w:val="21"/>
               </w:rPr>
-              <w:t>σ 14.4、段落变异 0.45、句首去重 81%、TTR 0.78</w:t>
+              <w:t>σ 6.7、段落变异 0.75、句首去重 44%、TTR 0.46（原始生成 7 处重复比喻、终审未通过）</w:t>
             </w:r>
           </w:p>
         </w:tc>
@@ -9918,7 +9918,7 @@
                 <w:b w:val="0"/>
                 <w:sz w:val="21"/>
               </w:rPr>
-              <w:t>n=3</w:t>
+              <w:t>n=3 复测</w:t>
             </w:r>
           </w:p>
         </w:tc>
@@ -9934,7 +9934,7 @@
                 <w:b w:val="0"/>
                 <w:sz w:val="21"/>
               </w:rPr>
-              <w:t>σ 3.7/8.3/5.0；字数 742/874/984</w:t>
+              <w:t>σ 3.8/15.9/4.9；字数 275/236/261</w:t>
             </w:r>
           </w:p>
         </w:tc>
@@ -10408,6 +10408,20 @@
           <w:sz w:val="24"/>
         </w:rPr>
         <w:t>scripts/experiments/author-id-v2.mjs：作者识别实验（AUTHOR-ID-v2.md）；</w:t>
+      </w:r>
+    </w:p>
+    <w:p>
+      <w:pPr>
+        <w:spacing w:line="336" w:lineRule="auto" w:after="60"/>
+        <w:ind w:left="360"/>
+      </w:pPr>
+      <w:r>
+        <w:rPr>
+          <w:rFonts w:ascii="Times New Roman" w:hAnsi="Times New Roman" w:eastAsia="宋体"/>
+          <w:b w:val="0"/>
+          <w:sz w:val="24"/>
+        </w:rPr>
+        <w:t>scripts/experiments/human-metrics-probe.mjs：人类化指标与同题三风格复测（human-metrics-probe.json）；</w:t>
       </w:r>
     </w:p>
     <w:p>

--- a/docs/competition/科技论文-SCULPTOR.docx
+++ b/docs/competition/科技论文-SCULPTOR.docx
@@ -6274,7 +6274,7 @@
       <w:r>
         <w:drawing>
           <wp:inline xmlns:a="http://schemas.openxmlformats.org/drawingml/2006/main" xmlns:pic="http://schemas.openxmlformats.org/drawingml/2006/picture">
-            <wp:extent cx="5220000" cy="3221157"/>
+            <wp:extent cx="5220000" cy="4007898"/>
             <wp:docPr id="5" name="Picture 5"/>
             <wp:cNvGraphicFramePr>
               <a:graphicFrameLocks noChangeAspect="1"/>
@@ -6295,7 +6295,7 @@
                   <pic:spPr>
                     <a:xfrm>
                       <a:off x="0" y="0"/>
-                      <a:ext cx="5220000" cy="3221157"/>
+                      <a:ext cx="5220000" cy="4007898"/>
                     </a:xfrm>
                     <a:prstGeom prst="rect"/>
                   </pic:spPr>
@@ -10352,6 +10352,20 @@
           <w:sz w:val="32"/>
         </w:rPr>
         <w:t>附录 B　可复现脚本与补充报告</w:t>
+      </w:r>
+    </w:p>
+    <w:p>
+      <w:pPr>
+        <w:spacing w:line="336" w:lineRule="auto" w:after="60"/>
+        <w:ind w:left="360"/>
+      </w:pPr>
+      <w:r>
+        <w:rPr>
+          <w:rFonts w:ascii="Times New Roman" w:hAnsi="Times New Roman" w:eastAsia="宋体"/>
+          <w:b w:val="0"/>
+          <w:sz w:val="24"/>
+        </w:rPr>
+        <w:t>docs/competition/REPRODUCIBILITY.md：全部实验的复现命令 + 实测值 vs 论文值核对表；</w:t>
       </w:r>
     </w:p>
     <w:p>
